--- a/CIS1703 Coursework 2 Report.docx
+++ b/CIS1703 Coursework 2 Report.docx
@@ -217,16 +217,7 @@
           <w:sz w:val="40"/>
           <w:szCs w:val="40"/>
         </w:rPr>
-        <w:t xml:space="preserve">Programming </w:t>
-      </w:r>
-      <w:r>
-        <w:rPr>
-          <w:rFonts w:ascii="Georgia" w:hAnsi="Georgia"/>
-          <w:b/>
-          <w:sz w:val="40"/>
-          <w:szCs w:val="40"/>
-        </w:rPr>
-        <w:t>2</w:t>
+        <w:t>Programming 2</w:t>
       </w:r>
     </w:p>
     <w:p>
@@ -480,40 +471,39 @@
           <w:bCs w:val="0"/>
           <w:color w:val="000000" w:themeColor="text1"/>
         </w:rPr>
-        <w:t>Team</w:t>
-      </w:r>
-      <w:r>
+        <w:t xml:space="preserve">Team: </w:t>
+      </w:r>
+    </w:p>
+    <w:p>
+      <w:pPr>
+        <w:spacing w:after="160" w:line="278" w:lineRule="auto"/>
         <w:rPr>
           <w:rFonts w:ascii="Georgia" w:hAnsi="Georgia"/>
           <w:b/>
           <w:bCs w:val="0"/>
           <w:color w:val="000000" w:themeColor="text1"/>
         </w:rPr>
-        <w:t xml:space="preserve">: </w:t>
-      </w:r>
-    </w:p>
-    <w:p>
-      <w:pPr>
-        <w:spacing w:after="160" w:line="278" w:lineRule="auto"/>
+      </w:pPr>
+      <w:r>
         <w:rPr>
           <w:rFonts w:ascii="Georgia" w:hAnsi="Georgia"/>
           <w:b/>
           <w:bCs w:val="0"/>
           <w:color w:val="000000" w:themeColor="text1"/>
         </w:rPr>
-      </w:pPr>
-      <w:r>
-        <w:rPr>
-          <w:rFonts w:ascii="Georgia" w:hAnsi="Georgia"/>
-          <w:b/>
-          <w:bCs w:val="0"/>
-          <w:color w:val="000000" w:themeColor="text1"/>
-        </w:rPr>
         <w:br w:type="page"/>
       </w:r>
     </w:p>
     <w:sdt>
       <w:sdtPr>
+        <w:rPr>
+          <w:rFonts w:ascii="Arial" w:eastAsia="Times New Roman" w:hAnsi="Arial" w:cs="Tahoma"/>
+          <w:bCs/>
+          <w:color w:val="auto"/>
+          <w:sz w:val="24"/>
+          <w:szCs w:val="20"/>
+          <w:lang w:eastAsia="en-US"/>
+        </w:rPr>
         <w:id w:val="1499456010"/>
         <w:docPartObj>
           <w:docPartGallery w:val="Table of Contents"/>
@@ -522,13 +512,7 @@
       </w:sdtPr>
       <w:sdtEndPr>
         <w:rPr>
-          <w:rFonts w:ascii="Arial" w:eastAsia="Times New Roman" w:hAnsi="Arial" w:cs="Tahoma"/>
           <w:b/>
-          <w:bCs/>
-          <w:color w:val="auto"/>
-          <w:sz w:val="24"/>
-          <w:szCs w:val="20"/>
-          <w:lang w:eastAsia="en-US"/>
         </w:rPr>
       </w:sdtEndPr>
       <w:sdtContent>
@@ -547,7 +531,13 @@
               <w:tab w:val="right" w:leader="dot" w:pos="9016"/>
             </w:tabs>
             <w:rPr>
+              <w:rFonts w:asciiTheme="minorHAnsi" w:eastAsiaTheme="minorEastAsia" w:hAnsiTheme="minorHAnsi" w:cstheme="minorBidi"/>
+              <w:bCs w:val="0"/>
               <w:noProof/>
+              <w:kern w:val="2"/>
+              <w:szCs w:val="24"/>
+              <w:lang w:eastAsia="en-GB"/>
+              <w14:ligatures w14:val="standardContextual"/>
             </w:rPr>
           </w:pPr>
           <w:r>
@@ -559,7 +549,7 @@
           <w:r>
             <w:fldChar w:fldCharType="separate"/>
           </w:r>
-          <w:hyperlink w:anchor="_Toc224905606" w:history="1">
+          <w:hyperlink w:anchor="_Toc224919235" w:history="1">
             <w:r>
               <w:rPr>
                 <w:rStyle w:val="Hyperlink"/>
@@ -587,7 +577,7 @@
                 <w:noProof/>
                 <w:webHidden/>
               </w:rPr>
-              <w:instrText xml:space="preserve"> PAGEREF _Toc224905606 \h </w:instrText>
+              <w:instrText xml:space="preserve"> PAGEREF _Toc224919235 \h </w:instrText>
             </w:r>
             <w:r>
               <w:rPr>
@@ -608,6 +598,592 @@
                 <w:webHidden/>
               </w:rPr>
               <w:t>3</w:t>
+            </w:r>
+            <w:r>
+              <w:rPr>
+                <w:noProof/>
+                <w:webHidden/>
+              </w:rPr>
+              <w:fldChar w:fldCharType="end"/>
+            </w:r>
+          </w:hyperlink>
+        </w:p>
+        <w:p>
+          <w:pPr>
+            <w:pStyle w:val="TOC2"/>
+            <w:tabs>
+              <w:tab w:val="right" w:leader="dot" w:pos="9016"/>
+            </w:tabs>
+            <w:rPr>
+              <w:noProof/>
+            </w:rPr>
+          </w:pPr>
+          <w:hyperlink w:anchor="_Toc224919236" w:history="1">
+            <w:r>
+              <w:rPr>
+                <w:rStyle w:val="Hyperlink"/>
+                <w:noProof/>
+              </w:rPr>
+              <w:t>Common Technical Requirements</w:t>
+            </w:r>
+            <w:r>
+              <w:rPr>
+                <w:noProof/>
+                <w:webHidden/>
+              </w:rPr>
+              <w:tab/>
+            </w:r>
+            <w:r>
+              <w:rPr>
+                <w:noProof/>
+                <w:webHidden/>
+              </w:rPr>
+              <w:fldChar w:fldCharType="begin"/>
+            </w:r>
+            <w:r>
+              <w:rPr>
+                <w:noProof/>
+                <w:webHidden/>
+              </w:rPr>
+              <w:instrText xml:space="preserve"> PAGEREF _Toc224919236 \h </w:instrText>
+            </w:r>
+            <w:r>
+              <w:rPr>
+                <w:noProof/>
+                <w:webHidden/>
+              </w:rPr>
+            </w:r>
+            <w:r>
+              <w:rPr>
+                <w:noProof/>
+                <w:webHidden/>
+              </w:rPr>
+              <w:fldChar w:fldCharType="separate"/>
+            </w:r>
+            <w:r>
+              <w:rPr>
+                <w:noProof/>
+                <w:webHidden/>
+              </w:rPr>
+              <w:t>4</w:t>
+            </w:r>
+            <w:r>
+              <w:rPr>
+                <w:noProof/>
+                <w:webHidden/>
+              </w:rPr>
+              <w:fldChar w:fldCharType="end"/>
+            </w:r>
+          </w:hyperlink>
+        </w:p>
+        <w:p>
+          <w:pPr>
+            <w:pStyle w:val="TOC1"/>
+            <w:tabs>
+              <w:tab w:val="right" w:leader="dot" w:pos="9016"/>
+            </w:tabs>
+            <w:rPr>
+              <w:rFonts w:asciiTheme="minorHAnsi" w:eastAsiaTheme="minorEastAsia" w:hAnsiTheme="minorHAnsi" w:cstheme="minorBidi"/>
+              <w:bCs w:val="0"/>
+              <w:noProof/>
+              <w:kern w:val="2"/>
+              <w:szCs w:val="24"/>
+              <w:lang w:eastAsia="en-GB"/>
+              <w14:ligatures w14:val="standardContextual"/>
+            </w:rPr>
+          </w:pPr>
+          <w:hyperlink w:anchor="_Toc224919237" w:history="1">
+            <w:r>
+              <w:rPr>
+                <w:rStyle w:val="Hyperlink"/>
+                <w:noProof/>
+              </w:rPr>
+              <w:t>Architectural design</w:t>
+            </w:r>
+            <w:r>
+              <w:rPr>
+                <w:noProof/>
+                <w:webHidden/>
+              </w:rPr>
+              <w:tab/>
+            </w:r>
+            <w:r>
+              <w:rPr>
+                <w:noProof/>
+                <w:webHidden/>
+              </w:rPr>
+              <w:fldChar w:fldCharType="begin"/>
+            </w:r>
+            <w:r>
+              <w:rPr>
+                <w:noProof/>
+                <w:webHidden/>
+              </w:rPr>
+              <w:instrText xml:space="preserve"> PAGEREF _Toc224919237 \h </w:instrText>
+            </w:r>
+            <w:r>
+              <w:rPr>
+                <w:noProof/>
+                <w:webHidden/>
+              </w:rPr>
+            </w:r>
+            <w:r>
+              <w:rPr>
+                <w:noProof/>
+                <w:webHidden/>
+              </w:rPr>
+              <w:fldChar w:fldCharType="separate"/>
+            </w:r>
+            <w:r>
+              <w:rPr>
+                <w:noProof/>
+                <w:webHidden/>
+              </w:rPr>
+              <w:t>5</w:t>
+            </w:r>
+            <w:r>
+              <w:rPr>
+                <w:noProof/>
+                <w:webHidden/>
+              </w:rPr>
+              <w:fldChar w:fldCharType="end"/>
+            </w:r>
+          </w:hyperlink>
+        </w:p>
+        <w:p>
+          <w:pPr>
+            <w:pStyle w:val="TOC1"/>
+            <w:tabs>
+              <w:tab w:val="right" w:leader="dot" w:pos="9016"/>
+            </w:tabs>
+            <w:rPr>
+              <w:rFonts w:asciiTheme="minorHAnsi" w:eastAsiaTheme="minorEastAsia" w:hAnsiTheme="minorHAnsi" w:cstheme="minorBidi"/>
+              <w:bCs w:val="0"/>
+              <w:noProof/>
+              <w:kern w:val="2"/>
+              <w:szCs w:val="24"/>
+              <w:lang w:eastAsia="en-GB"/>
+              <w14:ligatures w14:val="standardContextual"/>
+            </w:rPr>
+          </w:pPr>
+          <w:hyperlink w:anchor="_Toc224919238" w:history="1">
+            <w:r>
+              <w:rPr>
+                <w:rStyle w:val="Hyperlink"/>
+                <w:noProof/>
+              </w:rPr>
+              <w:t>Implementation Summary</w:t>
+            </w:r>
+            <w:r>
+              <w:rPr>
+                <w:noProof/>
+                <w:webHidden/>
+              </w:rPr>
+              <w:tab/>
+            </w:r>
+            <w:r>
+              <w:rPr>
+                <w:noProof/>
+                <w:webHidden/>
+              </w:rPr>
+              <w:fldChar w:fldCharType="begin"/>
+            </w:r>
+            <w:r>
+              <w:rPr>
+                <w:noProof/>
+                <w:webHidden/>
+              </w:rPr>
+              <w:instrText xml:space="preserve"> PAGEREF _Toc224919238 \h </w:instrText>
+            </w:r>
+            <w:r>
+              <w:rPr>
+                <w:noProof/>
+                <w:webHidden/>
+              </w:rPr>
+            </w:r>
+            <w:r>
+              <w:rPr>
+                <w:noProof/>
+                <w:webHidden/>
+              </w:rPr>
+              <w:fldChar w:fldCharType="separate"/>
+            </w:r>
+            <w:r>
+              <w:rPr>
+                <w:noProof/>
+                <w:webHidden/>
+              </w:rPr>
+              <w:t>6</w:t>
+            </w:r>
+            <w:r>
+              <w:rPr>
+                <w:noProof/>
+                <w:webHidden/>
+              </w:rPr>
+              <w:fldChar w:fldCharType="end"/>
+            </w:r>
+          </w:hyperlink>
+        </w:p>
+        <w:p>
+          <w:pPr>
+            <w:pStyle w:val="TOC1"/>
+            <w:tabs>
+              <w:tab w:val="right" w:leader="dot" w:pos="9016"/>
+            </w:tabs>
+            <w:rPr>
+              <w:rFonts w:asciiTheme="minorHAnsi" w:eastAsiaTheme="minorEastAsia" w:hAnsiTheme="minorHAnsi" w:cstheme="minorBidi"/>
+              <w:bCs w:val="0"/>
+              <w:noProof/>
+              <w:kern w:val="2"/>
+              <w:szCs w:val="24"/>
+              <w:lang w:eastAsia="en-GB"/>
+              <w14:ligatures w14:val="standardContextual"/>
+            </w:rPr>
+          </w:pPr>
+          <w:hyperlink w:anchor="_Toc224919239" w:history="1">
+            <w:r>
+              <w:rPr>
+                <w:rStyle w:val="Hyperlink"/>
+                <w:noProof/>
+              </w:rPr>
+              <w:t>User-centric design implementation</w:t>
+            </w:r>
+            <w:r>
+              <w:rPr>
+                <w:noProof/>
+                <w:webHidden/>
+              </w:rPr>
+              <w:tab/>
+            </w:r>
+            <w:r>
+              <w:rPr>
+                <w:noProof/>
+                <w:webHidden/>
+              </w:rPr>
+              <w:fldChar w:fldCharType="begin"/>
+            </w:r>
+            <w:r>
+              <w:rPr>
+                <w:noProof/>
+                <w:webHidden/>
+              </w:rPr>
+              <w:instrText xml:space="preserve"> PAGEREF _Toc224919239 \h </w:instrText>
+            </w:r>
+            <w:r>
+              <w:rPr>
+                <w:noProof/>
+                <w:webHidden/>
+              </w:rPr>
+            </w:r>
+            <w:r>
+              <w:rPr>
+                <w:noProof/>
+                <w:webHidden/>
+              </w:rPr>
+              <w:fldChar w:fldCharType="separate"/>
+            </w:r>
+            <w:r>
+              <w:rPr>
+                <w:noProof/>
+                <w:webHidden/>
+              </w:rPr>
+              <w:t>7</w:t>
+            </w:r>
+            <w:r>
+              <w:rPr>
+                <w:noProof/>
+                <w:webHidden/>
+              </w:rPr>
+              <w:fldChar w:fldCharType="end"/>
+            </w:r>
+          </w:hyperlink>
+        </w:p>
+        <w:p>
+          <w:pPr>
+            <w:pStyle w:val="TOC1"/>
+            <w:tabs>
+              <w:tab w:val="right" w:leader="dot" w:pos="9016"/>
+            </w:tabs>
+            <w:rPr>
+              <w:rFonts w:asciiTheme="minorHAnsi" w:eastAsiaTheme="minorEastAsia" w:hAnsiTheme="minorHAnsi" w:cstheme="minorBidi"/>
+              <w:bCs w:val="0"/>
+              <w:noProof/>
+              <w:kern w:val="2"/>
+              <w:szCs w:val="24"/>
+              <w:lang w:eastAsia="en-GB"/>
+              <w14:ligatures w14:val="standardContextual"/>
+            </w:rPr>
+          </w:pPr>
+          <w:hyperlink w:anchor="_Toc224919240" w:history="1">
+            <w:r>
+              <w:rPr>
+                <w:rStyle w:val="Hyperlink"/>
+                <w:noProof/>
+              </w:rPr>
+              <w:t>Testing</w:t>
+            </w:r>
+            <w:r>
+              <w:rPr>
+                <w:noProof/>
+                <w:webHidden/>
+              </w:rPr>
+              <w:tab/>
+            </w:r>
+            <w:r>
+              <w:rPr>
+                <w:noProof/>
+                <w:webHidden/>
+              </w:rPr>
+              <w:fldChar w:fldCharType="begin"/>
+            </w:r>
+            <w:r>
+              <w:rPr>
+                <w:noProof/>
+                <w:webHidden/>
+              </w:rPr>
+              <w:instrText xml:space="preserve"> PAGEREF _Toc224919240 \h </w:instrText>
+            </w:r>
+            <w:r>
+              <w:rPr>
+                <w:noProof/>
+                <w:webHidden/>
+              </w:rPr>
+            </w:r>
+            <w:r>
+              <w:rPr>
+                <w:noProof/>
+                <w:webHidden/>
+              </w:rPr>
+              <w:fldChar w:fldCharType="separate"/>
+            </w:r>
+            <w:r>
+              <w:rPr>
+                <w:noProof/>
+                <w:webHidden/>
+              </w:rPr>
+              <w:t>8</w:t>
+            </w:r>
+            <w:r>
+              <w:rPr>
+                <w:noProof/>
+                <w:webHidden/>
+              </w:rPr>
+              <w:fldChar w:fldCharType="end"/>
+            </w:r>
+          </w:hyperlink>
+        </w:p>
+        <w:p>
+          <w:pPr>
+            <w:pStyle w:val="TOC1"/>
+            <w:tabs>
+              <w:tab w:val="right" w:leader="dot" w:pos="9016"/>
+            </w:tabs>
+            <w:rPr>
+              <w:rFonts w:asciiTheme="minorHAnsi" w:eastAsiaTheme="minorEastAsia" w:hAnsiTheme="minorHAnsi" w:cstheme="minorBidi"/>
+              <w:bCs w:val="0"/>
+              <w:noProof/>
+              <w:kern w:val="2"/>
+              <w:szCs w:val="24"/>
+              <w:lang w:eastAsia="en-GB"/>
+              <w14:ligatures w14:val="standardContextual"/>
+            </w:rPr>
+          </w:pPr>
+          <w:hyperlink w:anchor="_Toc224919241" w:history="1">
+            <w:r>
+              <w:rPr>
+                <w:rStyle w:val="Hyperlink"/>
+                <w:noProof/>
+              </w:rPr>
+              <w:t>Breakdown of contributions</w:t>
+            </w:r>
+            <w:r>
+              <w:rPr>
+                <w:noProof/>
+                <w:webHidden/>
+              </w:rPr>
+              <w:tab/>
+            </w:r>
+            <w:r>
+              <w:rPr>
+                <w:noProof/>
+                <w:webHidden/>
+              </w:rPr>
+              <w:fldChar w:fldCharType="begin"/>
+            </w:r>
+            <w:r>
+              <w:rPr>
+                <w:noProof/>
+                <w:webHidden/>
+              </w:rPr>
+              <w:instrText xml:space="preserve"> PAGEREF _Toc224919241 \h </w:instrText>
+            </w:r>
+            <w:r>
+              <w:rPr>
+                <w:noProof/>
+                <w:webHidden/>
+              </w:rPr>
+            </w:r>
+            <w:r>
+              <w:rPr>
+                <w:noProof/>
+                <w:webHidden/>
+              </w:rPr>
+              <w:fldChar w:fldCharType="separate"/>
+            </w:r>
+            <w:r>
+              <w:rPr>
+                <w:noProof/>
+                <w:webHidden/>
+              </w:rPr>
+              <w:t>9</w:t>
+            </w:r>
+            <w:r>
+              <w:rPr>
+                <w:noProof/>
+                <w:webHidden/>
+              </w:rPr>
+              <w:fldChar w:fldCharType="end"/>
+            </w:r>
+          </w:hyperlink>
+        </w:p>
+        <w:p>
+          <w:pPr>
+            <w:pStyle w:val="TOC1"/>
+            <w:tabs>
+              <w:tab w:val="right" w:leader="dot" w:pos="9016"/>
+            </w:tabs>
+            <w:rPr>
+              <w:rFonts w:asciiTheme="minorHAnsi" w:eastAsiaTheme="minorEastAsia" w:hAnsiTheme="minorHAnsi" w:cstheme="minorBidi"/>
+              <w:bCs w:val="0"/>
+              <w:noProof/>
+              <w:kern w:val="2"/>
+              <w:szCs w:val="24"/>
+              <w:lang w:eastAsia="en-GB"/>
+              <w14:ligatures w14:val="standardContextual"/>
+            </w:rPr>
+          </w:pPr>
+          <w:hyperlink w:anchor="_Toc224919242" w:history="1">
+            <w:r>
+              <w:rPr>
+                <w:rStyle w:val="Hyperlink"/>
+                <w:noProof/>
+              </w:rPr>
+              <w:t>Reflection</w:t>
+            </w:r>
+            <w:r>
+              <w:rPr>
+                <w:noProof/>
+                <w:webHidden/>
+              </w:rPr>
+              <w:tab/>
+            </w:r>
+            <w:r>
+              <w:rPr>
+                <w:noProof/>
+                <w:webHidden/>
+              </w:rPr>
+              <w:fldChar w:fldCharType="begin"/>
+            </w:r>
+            <w:r>
+              <w:rPr>
+                <w:noProof/>
+                <w:webHidden/>
+              </w:rPr>
+              <w:instrText xml:space="preserve"> PAGEREF _Toc224919242 \h </w:instrText>
+            </w:r>
+            <w:r>
+              <w:rPr>
+                <w:noProof/>
+                <w:webHidden/>
+              </w:rPr>
+            </w:r>
+            <w:r>
+              <w:rPr>
+                <w:noProof/>
+                <w:webHidden/>
+              </w:rPr>
+              <w:fldChar w:fldCharType="separate"/>
+            </w:r>
+            <w:r>
+              <w:rPr>
+                <w:noProof/>
+                <w:webHidden/>
+              </w:rPr>
+              <w:t>10</w:t>
+            </w:r>
+            <w:r>
+              <w:rPr>
+                <w:noProof/>
+                <w:webHidden/>
+              </w:rPr>
+              <w:fldChar w:fldCharType="end"/>
+            </w:r>
+          </w:hyperlink>
+        </w:p>
+        <w:p>
+          <w:pPr>
+            <w:pStyle w:val="TOC1"/>
+            <w:tabs>
+              <w:tab w:val="right" w:leader="dot" w:pos="9016"/>
+            </w:tabs>
+            <w:rPr>
+              <w:rFonts w:asciiTheme="minorHAnsi" w:eastAsiaTheme="minorEastAsia" w:hAnsiTheme="minorHAnsi" w:cstheme="minorBidi"/>
+              <w:bCs w:val="0"/>
+              <w:noProof/>
+              <w:kern w:val="2"/>
+              <w:szCs w:val="24"/>
+              <w:lang w:eastAsia="en-GB"/>
+              <w14:ligatures w14:val="standardContextual"/>
+            </w:rPr>
+          </w:pPr>
+          <w:hyperlink w:anchor="_Toc224919243" w:history="1">
+            <w:r>
+              <w:rPr>
+                <w:rStyle w:val="Hyperlink"/>
+                <w:noProof/>
+              </w:rPr>
+              <w:t>Conclusion</w:t>
+            </w:r>
+            <w:r>
+              <w:rPr>
+                <w:noProof/>
+                <w:webHidden/>
+              </w:rPr>
+              <w:tab/>
+            </w:r>
+            <w:r>
+              <w:rPr>
+                <w:noProof/>
+                <w:webHidden/>
+              </w:rPr>
+              <w:fldChar w:fldCharType="begin"/>
+            </w:r>
+            <w:r>
+              <w:rPr>
+                <w:noProof/>
+                <w:webHidden/>
+              </w:rPr>
+              <w:instrText xml:space="preserve"> PAGEREF _Toc224919243 \h </w:instrText>
+            </w:r>
+            <w:r>
+              <w:rPr>
+                <w:noProof/>
+                <w:webHidden/>
+              </w:rPr>
+            </w:r>
+            <w:r>
+              <w:rPr>
+                <w:noProof/>
+                <w:webHidden/>
+              </w:rPr>
+              <w:fldChar w:fldCharType="separate"/>
+            </w:r>
+            <w:r>
+              <w:rPr>
+                <w:noProof/>
+                <w:webHidden/>
+              </w:rPr>
+              <w:t>11</w:t>
             </w:r>
             <w:r>
               <w:rPr>
@@ -643,7 +1219,7 @@
         <w:br w:type="page"/>
       </w:r>
       <w:bookmarkStart w:id="1" w:name="_Toc218016065"/>
-      <w:bookmarkStart w:id="2" w:name="_Toc224905606"/>
+      <w:bookmarkStart w:id="2" w:name="_Toc224919235"/>
       <w:r>
         <w:rPr>
           <w:rFonts w:cs="Arial"/>
@@ -657,16 +1233,7 @@
     <w:p/>
     <w:p>
       <w:r>
-        <w:t>This is the document and report of our Coursework 2 for the programming</w:t>
-      </w:r>
-      <w:r>
-        <w:t xml:space="preserve"> 2</w:t>
-      </w:r>
-      <w:r>
-        <w:t xml:space="preserve"> course, the group project brief that has been selected is the </w:t>
-      </w:r>
-      <w:r>
-        <w:t>“smart stock” intelligent inventory management system</w:t>
+        <w:t>This is the document and report of our Coursework 2 for the programming 2 course, the group project brief that has been selected is the “smart stock” intelligent inventory management system</w:t>
       </w:r>
       <w:r>
         <w:t xml:space="preserve">, the theme is specific to one </w:t>
@@ -912,10 +1479,12 @@
       <w:pPr>
         <w:pStyle w:val="Heading2"/>
       </w:pPr>
+      <w:bookmarkStart w:id="3" w:name="_Toc224919236"/>
       <w:r>
         <w:lastRenderedPageBreak/>
         <w:t>Common Technical Requirements</w:t>
       </w:r>
+      <w:bookmarkEnd w:id="3"/>
     </w:p>
     <w:p>
       <w:pPr>
@@ -994,13 +1563,7 @@
         <w:spacing w:after="160" w:line="278" w:lineRule="auto"/>
       </w:pPr>
       <w:r>
-        <w:t>You must use Polymorphism (e.g., a common .</w:t>
-      </w:r>
-      <w:r>
-        <w:t>display_details</w:t>
-      </w:r>
-      <w:r>
-        <w:t>() method that behaves</w:t>
+        <w:t>You must use Polymorphism (e.g., a common .display_details() method that behaves</w:t>
       </w:r>
       <w:r>
         <w:t xml:space="preserve"> </w:t>
@@ -1082,13 +1645,7 @@
         <w:t>T</w:t>
       </w:r>
       <w:r>
-        <w:t>he application cannot just be a database entry form. It must perform calculations or</w:t>
-      </w:r>
-      <w:r>
-        <w:t xml:space="preserve"> </w:t>
-      </w:r>
-      <w:r>
-        <w:t>logic (e.g., calculating depreciation, predicting stock run-out dates, or detecting</w:t>
+        <w:t>he application cannot just be a database entry form. It must perform calculations or logic (e.g., calculating depreciation, predicting stock run-out dates, or detecting</w:t>
       </w:r>
       <w:r>
         <w:t xml:space="preserve"> </w:t>
@@ -1193,10 +1750,12 @@
       <w:pPr>
         <w:pStyle w:val="Heading1"/>
       </w:pPr>
+      <w:bookmarkStart w:id="4" w:name="_Toc224919237"/>
       <w:r>
         <w:lastRenderedPageBreak/>
         <w:t>Architectural design</w:t>
       </w:r>
+      <w:bookmarkEnd w:id="4"/>
     </w:p>
     <w:p>
       <w:pPr>
@@ -1237,8 +1796,217 @@
       <w:r>
         <w:rPr>
           <w:rFonts w:ascii="Georgia" w:hAnsi="Georgia"/>
-          <w:color w:val="000000" w:themeColor="text1"/>
-        </w:rPr>
+          <w:noProof/>
+          <w:color w:val="000000" w:themeColor="text1"/>
+        </w:rPr>
+        <w:drawing>
+          <wp:inline distT="0" distB="0" distL="0" distR="0" wp14:anchorId="7CEF909C" wp14:editId="53EF4B0C">
+            <wp:extent cx="4190337" cy="4419678"/>
+            <wp:effectExtent l="0" t="0" r="1270" b="0"/>
+            <wp:docPr id="1128670832" name="Picture 1"/>
+            <wp:cNvGraphicFramePr>
+              <a:graphicFrameLocks xmlns:a="http://schemas.openxmlformats.org/drawingml/2006/main" noChangeAspect="1"/>
+            </wp:cNvGraphicFramePr>
+            <a:graphic xmlns:a="http://schemas.openxmlformats.org/drawingml/2006/main">
+              <a:graphicData uri="http://schemas.openxmlformats.org/drawingml/2006/picture">
+                <pic:pic xmlns:pic="http://schemas.openxmlformats.org/drawingml/2006/picture">
+                  <pic:nvPicPr>
+                    <pic:cNvPr id="1128670832" name=""/>
+                    <pic:cNvPicPr/>
+                  </pic:nvPicPr>
+                  <pic:blipFill>
+                    <a:blip r:embed="rId6"/>
+                    <a:stretch>
+                      <a:fillRect/>
+                    </a:stretch>
+                  </pic:blipFill>
+                  <pic:spPr>
+                    <a:xfrm>
+                      <a:off x="0" y="0"/>
+                      <a:ext cx="4204115" cy="4434210"/>
+                    </a:xfrm>
+                    <a:prstGeom prst="rect">
+                      <a:avLst/>
+                    </a:prstGeom>
+                  </pic:spPr>
+                </pic:pic>
+              </a:graphicData>
+            </a:graphic>
+          </wp:inline>
+        </w:drawing>
+      </w:r>
+    </w:p>
+    <w:p>
+      <w:pPr>
+        <w:spacing w:after="160" w:line="278" w:lineRule="auto"/>
+        <w:rPr>
+          <w:rFonts w:ascii="Georgia" w:hAnsi="Georgia"/>
+          <w:color w:val="000000" w:themeColor="text1"/>
+        </w:rPr>
+      </w:pPr>
+      <w:r>
+        <w:rPr>
+          <w:rFonts w:ascii="Georgia" w:hAnsi="Georgia"/>
+          <w:color w:val="000000" w:themeColor="text1"/>
+        </w:rPr>
+        <w:t>This is the first design for the UML, while there are</w:t>
+      </w:r>
+      <w:r>
+        <w:rPr>
+          <w:rFonts w:ascii="Georgia" w:hAnsi="Georgia"/>
+          <w:color w:val="000000" w:themeColor="text1"/>
+        </w:rPr>
+        <w:t xml:space="preserve"> some</w:t>
+      </w:r>
+      <w:r>
+        <w:rPr>
+          <w:rFonts w:ascii="Georgia" w:hAnsi="Georgia"/>
+          <w:color w:val="000000" w:themeColor="text1"/>
+        </w:rPr>
+        <w:t xml:space="preserve"> clear things that need to be added to the design, this allows us to get a basis on what the brief is expecting at a minimum, as it contains the </w:t>
+      </w:r>
+      <w:r>
+        <w:rPr>
+          <w:rFonts w:ascii="Georgia" w:hAnsi="Georgia"/>
+          <w:color w:val="000000" w:themeColor="text1"/>
+        </w:rPr>
+        <w:t xml:space="preserve">domain entities that the brief required, that being the Product ID class and then the ElectronicProduct and PerishableProduct subclass that inherits </w:t>
+      </w:r>
+      <w:r>
+        <w:rPr>
+          <w:rFonts w:ascii="Georgia" w:hAnsi="Georgia"/>
+          <w:color w:val="000000" w:themeColor="text1"/>
+        </w:rPr>
+        <w:t>from the Product ID class.</w:t>
+      </w:r>
+      <w:r>
+        <w:rPr>
+          <w:rFonts w:ascii="Georgia" w:hAnsi="Georgia"/>
+          <w:color w:val="000000" w:themeColor="text1"/>
+        </w:rPr>
+        <w:t xml:space="preserve"> I</w:t>
+      </w:r>
+      <w:r>
+        <w:rPr>
+          <w:rFonts w:ascii="Georgia" w:hAnsi="Georgia"/>
+          <w:color w:val="000000" w:themeColor="text1"/>
+        </w:rPr>
+        <w:t>t</w:t>
+      </w:r>
+      <w:r>
+        <w:rPr>
+          <w:rFonts w:ascii="Georgia" w:hAnsi="Georgia"/>
+          <w:color w:val="000000" w:themeColor="text1"/>
+        </w:rPr>
+        <w:t xml:space="preserve"> also provide</w:t>
+      </w:r>
+      <w:r>
+        <w:rPr>
+          <w:rFonts w:ascii="Georgia" w:hAnsi="Georgia"/>
+          <w:color w:val="000000" w:themeColor="text1"/>
+        </w:rPr>
+        <w:t>s</w:t>
+      </w:r>
+      <w:r>
+        <w:rPr>
+          <w:rFonts w:ascii="Georgia" w:hAnsi="Georgia"/>
+          <w:color w:val="000000" w:themeColor="text1"/>
+        </w:rPr>
+        <w:t xml:space="preserve"> the other areas that was stated to be needed in the program by the brief, this allows us to </w:t>
+      </w:r>
+      <w:r>
+        <w:rPr>
+          <w:rFonts w:ascii="Georgia" w:hAnsi="Georgia"/>
+          <w:color w:val="000000" w:themeColor="text1"/>
+        </w:rPr>
+        <w:t>get an understanding of how the program as a whole will work</w:t>
+      </w:r>
+      <w:r>
+        <w:rPr>
+          <w:rFonts w:ascii="Georgia" w:hAnsi="Georgia"/>
+          <w:color w:val="000000" w:themeColor="text1"/>
+        </w:rPr>
+        <w:t xml:space="preserve">, such as having the dashboard (GUI/CLI) being connected to a smart stock menu that </w:t>
+      </w:r>
+      <w:r>
+        <w:rPr>
+          <w:rFonts w:ascii="Georgia" w:hAnsi="Georgia"/>
+          <w:color w:val="000000" w:themeColor="text1"/>
+        </w:rPr>
+        <w:t xml:space="preserve">has strong ownership over the stock management area, which connects all the parts into the </w:t>
+      </w:r>
+      <w:r>
+        <w:rPr>
+          <w:rFonts w:ascii="Georgia" w:hAnsi="Georgia"/>
+          <w:color w:val="000000" w:themeColor="text1"/>
+        </w:rPr>
+        <w:t>menu</w:t>
+      </w:r>
+      <w:r>
+        <w:rPr>
+          <w:rFonts w:ascii="Georgia" w:hAnsi="Georgia"/>
+          <w:color w:val="000000" w:themeColor="text1"/>
+        </w:rPr>
+        <w:t xml:space="preserve">. </w:t>
+      </w:r>
+    </w:p>
+    <w:p>
+      <w:pPr>
+        <w:spacing w:after="160" w:line="278" w:lineRule="auto"/>
+        <w:rPr>
+          <w:rFonts w:ascii="Georgia" w:hAnsi="Georgia"/>
+          <w:color w:val="000000" w:themeColor="text1"/>
+        </w:rPr>
+      </w:pPr>
+      <w:r>
+        <w:rPr>
+          <w:rFonts w:ascii="Georgia" w:hAnsi="Georgia"/>
+          <w:color w:val="000000" w:themeColor="text1"/>
+        </w:rPr>
+        <w:t xml:space="preserve">This is likely not the final design as this was </w:t>
+      </w:r>
+      <w:r>
+        <w:rPr>
+          <w:rFonts w:ascii="Georgia" w:hAnsi="Georgia"/>
+          <w:color w:val="000000" w:themeColor="text1"/>
+        </w:rPr>
+        <w:t>designed solely by one person (Daniel Caveney), with no input so gathering feedback from the rest of the group is important.</w:t>
+      </w:r>
+    </w:p>
+    <w:p>
+      <w:pPr>
+        <w:spacing w:after="160" w:line="278" w:lineRule="auto"/>
+        <w:rPr>
+          <w:rFonts w:ascii="Georgia" w:hAnsi="Georgia"/>
+          <w:i/>
+          <w:iCs/>
+          <w:color w:val="000000" w:themeColor="text1"/>
+        </w:rPr>
+      </w:pPr>
+      <w:r>
+        <w:rPr>
+          <w:rFonts w:ascii="Georgia" w:hAnsi="Georgia"/>
+          <w:i/>
+          <w:iCs/>
+          <w:color w:val="000000" w:themeColor="text1"/>
+        </w:rPr>
+        <w:t>Written by Daniel Caveney</w:t>
+      </w:r>
+    </w:p>
+    <w:p>
+      <w:pPr>
+        <w:spacing w:after="160" w:line="278" w:lineRule="auto"/>
+        <w:rPr>
+          <w:rFonts w:ascii="Georgia" w:hAnsi="Georgia"/>
+          <w:color w:val="000000" w:themeColor="text1"/>
+        </w:rPr>
+      </w:pPr>
+      <w:r>
+        <w:rPr>
+          <w:rFonts w:ascii="Georgia" w:hAnsi="Georgia"/>
+          <w:color w:val="000000" w:themeColor="text1"/>
+        </w:rPr>
+        <w:lastRenderedPageBreak/>
         <w:br w:type="page"/>
       </w:r>
     </w:p>
@@ -1246,10 +2014,12 @@
       <w:pPr>
         <w:pStyle w:val="Heading1"/>
       </w:pPr>
+      <w:bookmarkStart w:id="5" w:name="_Toc224919238"/>
       <w:r>
         <w:lastRenderedPageBreak/>
         <w:t>Implementation Summary</w:t>
       </w:r>
+      <w:bookmarkEnd w:id="5"/>
     </w:p>
     <w:p>
       <w:pPr>
@@ -1280,10 +2050,12 @@
       <w:pPr>
         <w:pStyle w:val="Heading1"/>
       </w:pPr>
+      <w:bookmarkStart w:id="6" w:name="_Toc224919239"/>
       <w:r>
         <w:lastRenderedPageBreak/>
         <w:t>User-centric design implementation</w:t>
       </w:r>
+      <w:bookmarkEnd w:id="6"/>
       <w:r>
         <w:br/>
       </w:r>
@@ -1308,10 +2080,12 @@
       <w:pPr>
         <w:pStyle w:val="Heading1"/>
       </w:pPr>
+      <w:bookmarkStart w:id="7" w:name="_Toc224919240"/>
       <w:r>
         <w:lastRenderedPageBreak/>
         <w:t>Testing</w:t>
       </w:r>
+      <w:bookmarkEnd w:id="7"/>
     </w:p>
     <w:p>
       <w:pPr>
@@ -1322,6 +2096,777 @@
         </w:rPr>
       </w:pPr>
     </w:p>
+    <w:tbl>
+      <w:tblPr>
+        <w:tblStyle w:val="TableGrid"/>
+        <w:tblW w:w="12218" w:type="dxa"/>
+        <w:tblInd w:w="-1605" w:type="dxa"/>
+        <w:tblLook w:val="04A0" w:firstRow="1" w:lastRow="0" w:firstColumn="1" w:lastColumn="0" w:noHBand="0" w:noVBand="1"/>
+      </w:tblPr>
+      <w:tblGrid>
+        <w:gridCol w:w="2402"/>
+        <w:gridCol w:w="2300"/>
+        <w:gridCol w:w="1576"/>
+        <w:gridCol w:w="2977"/>
+        <w:gridCol w:w="2963"/>
+      </w:tblGrid>
+      <w:tr>
+        <w:tc>
+          <w:tcPr>
+            <w:tcW w:w="2402" w:type="dxa"/>
+            <w:shd w:val="clear" w:color="auto" w:fill="E8E8E8" w:themeFill="background2"/>
+          </w:tcPr>
+          <w:p>
+            <w:pPr>
+              <w:jc w:val="center"/>
+            </w:pPr>
+            <w:r>
+              <w:t>Test number</w:t>
+            </w:r>
+          </w:p>
+        </w:tc>
+        <w:tc>
+          <w:tcPr>
+            <w:tcW w:w="2300" w:type="dxa"/>
+            <w:shd w:val="clear" w:color="auto" w:fill="E8E8E8" w:themeFill="background2"/>
+          </w:tcPr>
+          <w:p>
+            <w:pPr>
+              <w:jc w:val="center"/>
+            </w:pPr>
+            <w:r>
+              <w:t>Test For</w:t>
+            </w:r>
+          </w:p>
+        </w:tc>
+        <w:tc>
+          <w:tcPr>
+            <w:tcW w:w="1576" w:type="dxa"/>
+            <w:shd w:val="clear" w:color="auto" w:fill="E8E8E8" w:themeFill="background2"/>
+          </w:tcPr>
+          <w:p>
+            <w:pPr>
+              <w:jc w:val="center"/>
+            </w:pPr>
+            <w:r>
+              <w:t>Type of test</w:t>
+            </w:r>
+          </w:p>
+        </w:tc>
+        <w:tc>
+          <w:tcPr>
+            <w:tcW w:w="2977" w:type="dxa"/>
+            <w:shd w:val="clear" w:color="auto" w:fill="E8E8E8" w:themeFill="background2"/>
+          </w:tcPr>
+          <w:p>
+            <w:pPr>
+              <w:jc w:val="center"/>
+            </w:pPr>
+            <w:r>
+              <w:t>Expected result</w:t>
+            </w:r>
+          </w:p>
+        </w:tc>
+        <w:tc>
+          <w:tcPr>
+            <w:tcW w:w="2963" w:type="dxa"/>
+            <w:shd w:val="clear" w:color="auto" w:fill="E8E8E8" w:themeFill="background2"/>
+          </w:tcPr>
+          <w:p>
+            <w:pPr>
+              <w:jc w:val="center"/>
+            </w:pPr>
+            <w:r>
+              <w:t>Actual result</w:t>
+            </w:r>
+          </w:p>
+        </w:tc>
+      </w:tr>
+      <w:tr>
+        <w:tc>
+          <w:tcPr>
+            <w:tcW w:w="2402" w:type="dxa"/>
+            <w:shd w:val="clear" w:color="auto" w:fill="E8E8E8" w:themeFill="background2"/>
+          </w:tcPr>
+          <w:p>
+            <w:pPr>
+              <w:jc w:val="center"/>
+            </w:pPr>
+            <w:r>
+              <w:t>1</w:t>
+            </w:r>
+          </w:p>
+        </w:tc>
+        <w:tc>
+          <w:tcPr>
+            <w:tcW w:w="2300" w:type="dxa"/>
+            <w:shd w:val="clear" w:color="auto" w:fill="E8E8E8" w:themeFill="background2"/>
+          </w:tcPr>
+          <w:p>
+            <w:pPr>
+              <w:jc w:val="center"/>
+            </w:pPr>
+          </w:p>
+        </w:tc>
+        <w:tc>
+          <w:tcPr>
+            <w:tcW w:w="1576" w:type="dxa"/>
+            <w:shd w:val="clear" w:color="auto" w:fill="E8E8E8" w:themeFill="background2"/>
+          </w:tcPr>
+          <w:p>
+            <w:pPr>
+              <w:jc w:val="center"/>
+            </w:pPr>
+            <w:r>
+              <w:t>Normal</w:t>
+            </w:r>
+          </w:p>
+        </w:tc>
+        <w:tc>
+          <w:tcPr>
+            <w:tcW w:w="2977" w:type="dxa"/>
+            <w:shd w:val="clear" w:color="auto" w:fill="E8E8E8" w:themeFill="background2"/>
+          </w:tcPr>
+          <w:p>
+            <w:pPr>
+              <w:rPr>
+                <w:sz w:val="22"/>
+                <w:szCs w:val="22"/>
+              </w:rPr>
+            </w:pPr>
+          </w:p>
+        </w:tc>
+        <w:tc>
+          <w:tcPr>
+            <w:tcW w:w="2963" w:type="dxa"/>
+            <w:shd w:val="clear" w:color="auto" w:fill="E8E8E8" w:themeFill="background2"/>
+          </w:tcPr>
+          <w:p>
+            <w:pPr>
+              <w:rPr>
+                <w:sz w:val="22"/>
+                <w:szCs w:val="22"/>
+              </w:rPr>
+            </w:pPr>
+          </w:p>
+        </w:tc>
+      </w:tr>
+      <w:tr>
+        <w:tc>
+          <w:tcPr>
+            <w:tcW w:w="2402" w:type="dxa"/>
+            <w:shd w:val="clear" w:color="auto" w:fill="E8E8E8" w:themeFill="background2"/>
+          </w:tcPr>
+          <w:p>
+            <w:pPr>
+              <w:jc w:val="center"/>
+            </w:pPr>
+            <w:r>
+              <w:t>2</w:t>
+            </w:r>
+          </w:p>
+        </w:tc>
+        <w:tc>
+          <w:tcPr>
+            <w:tcW w:w="2300" w:type="dxa"/>
+            <w:shd w:val="clear" w:color="auto" w:fill="E8E8E8" w:themeFill="background2"/>
+          </w:tcPr>
+          <w:p>
+            <w:pPr>
+              <w:jc w:val="center"/>
+            </w:pPr>
+          </w:p>
+        </w:tc>
+        <w:tc>
+          <w:tcPr>
+            <w:tcW w:w="1576" w:type="dxa"/>
+            <w:shd w:val="clear" w:color="auto" w:fill="E8E8E8" w:themeFill="background2"/>
+          </w:tcPr>
+          <w:p>
+            <w:pPr>
+              <w:jc w:val="center"/>
+            </w:pPr>
+            <w:r>
+              <w:t>Normal</w:t>
+            </w:r>
+          </w:p>
+        </w:tc>
+        <w:tc>
+          <w:tcPr>
+            <w:tcW w:w="2977" w:type="dxa"/>
+            <w:shd w:val="clear" w:color="auto" w:fill="E8E8E8" w:themeFill="background2"/>
+          </w:tcPr>
+          <w:p>
+            <w:pPr>
+              <w:rPr>
+                <w:sz w:val="22"/>
+                <w:szCs w:val="22"/>
+              </w:rPr>
+            </w:pPr>
+          </w:p>
+        </w:tc>
+        <w:tc>
+          <w:tcPr>
+            <w:tcW w:w="2963" w:type="dxa"/>
+            <w:shd w:val="clear" w:color="auto" w:fill="E8E8E8" w:themeFill="background2"/>
+          </w:tcPr>
+          <w:p>
+            <w:pPr>
+              <w:rPr>
+                <w:sz w:val="22"/>
+                <w:szCs w:val="22"/>
+              </w:rPr>
+            </w:pPr>
+          </w:p>
+        </w:tc>
+      </w:tr>
+      <w:tr>
+        <w:tc>
+          <w:tcPr>
+            <w:tcW w:w="2402" w:type="dxa"/>
+            <w:shd w:val="clear" w:color="auto" w:fill="E8E8E8" w:themeFill="background2"/>
+          </w:tcPr>
+          <w:p>
+            <w:pPr>
+              <w:jc w:val="center"/>
+            </w:pPr>
+            <w:r>
+              <w:t>3</w:t>
+            </w:r>
+          </w:p>
+        </w:tc>
+        <w:tc>
+          <w:tcPr>
+            <w:tcW w:w="2300" w:type="dxa"/>
+            <w:shd w:val="clear" w:color="auto" w:fill="E8E8E8" w:themeFill="background2"/>
+          </w:tcPr>
+          <w:p>
+            <w:pPr>
+              <w:jc w:val="center"/>
+            </w:pPr>
+          </w:p>
+        </w:tc>
+        <w:tc>
+          <w:tcPr>
+            <w:tcW w:w="1576" w:type="dxa"/>
+            <w:shd w:val="clear" w:color="auto" w:fill="E8E8E8" w:themeFill="background2"/>
+          </w:tcPr>
+          <w:p>
+            <w:pPr>
+              <w:jc w:val="center"/>
+            </w:pPr>
+            <w:r>
+              <w:t>Normal</w:t>
+            </w:r>
+          </w:p>
+        </w:tc>
+        <w:tc>
+          <w:tcPr>
+            <w:tcW w:w="2977" w:type="dxa"/>
+            <w:shd w:val="clear" w:color="auto" w:fill="E8E8E8" w:themeFill="background2"/>
+          </w:tcPr>
+          <w:p>
+            <w:pPr>
+              <w:rPr>
+                <w:sz w:val="22"/>
+                <w:szCs w:val="22"/>
+              </w:rPr>
+            </w:pPr>
+          </w:p>
+        </w:tc>
+        <w:tc>
+          <w:tcPr>
+            <w:tcW w:w="2963" w:type="dxa"/>
+            <w:shd w:val="clear" w:color="auto" w:fill="E8E8E8" w:themeFill="background2"/>
+          </w:tcPr>
+          <w:p>
+            <w:pPr>
+              <w:rPr>
+                <w:sz w:val="22"/>
+                <w:szCs w:val="22"/>
+              </w:rPr>
+            </w:pPr>
+          </w:p>
+        </w:tc>
+      </w:tr>
+      <w:tr>
+        <w:tc>
+          <w:tcPr>
+            <w:tcW w:w="2402" w:type="dxa"/>
+            <w:shd w:val="clear" w:color="auto" w:fill="E8E8E8" w:themeFill="background2"/>
+          </w:tcPr>
+          <w:p>
+            <w:pPr>
+              <w:jc w:val="center"/>
+            </w:pPr>
+            <w:r>
+              <w:t>3</w:t>
+            </w:r>
+          </w:p>
+        </w:tc>
+        <w:tc>
+          <w:tcPr>
+            <w:tcW w:w="2300" w:type="dxa"/>
+            <w:shd w:val="clear" w:color="auto" w:fill="E8E8E8" w:themeFill="background2"/>
+          </w:tcPr>
+          <w:p>
+            <w:pPr>
+              <w:jc w:val="center"/>
+            </w:pPr>
+          </w:p>
+        </w:tc>
+        <w:tc>
+          <w:tcPr>
+            <w:tcW w:w="1576" w:type="dxa"/>
+            <w:shd w:val="clear" w:color="auto" w:fill="E8E8E8" w:themeFill="background2"/>
+          </w:tcPr>
+          <w:p>
+            <w:pPr>
+              <w:jc w:val="center"/>
+            </w:pPr>
+            <w:r>
+              <w:t>Erroneous</w:t>
+            </w:r>
+          </w:p>
+        </w:tc>
+        <w:tc>
+          <w:tcPr>
+            <w:tcW w:w="2977" w:type="dxa"/>
+            <w:shd w:val="clear" w:color="auto" w:fill="E8E8E8" w:themeFill="background2"/>
+          </w:tcPr>
+          <w:p>
+            <w:pPr>
+              <w:rPr>
+                <w:sz w:val="22"/>
+                <w:szCs w:val="22"/>
+              </w:rPr>
+            </w:pPr>
+          </w:p>
+        </w:tc>
+        <w:tc>
+          <w:tcPr>
+            <w:tcW w:w="2963" w:type="dxa"/>
+            <w:shd w:val="clear" w:color="auto" w:fill="E8E8E8" w:themeFill="background2"/>
+          </w:tcPr>
+          <w:p>
+            <w:pPr>
+              <w:rPr>
+                <w:sz w:val="22"/>
+                <w:szCs w:val="22"/>
+              </w:rPr>
+            </w:pPr>
+          </w:p>
+        </w:tc>
+      </w:tr>
+      <w:tr>
+        <w:tc>
+          <w:tcPr>
+            <w:tcW w:w="2402" w:type="dxa"/>
+            <w:shd w:val="clear" w:color="auto" w:fill="E8E8E8" w:themeFill="background2"/>
+          </w:tcPr>
+          <w:p>
+            <w:pPr>
+              <w:jc w:val="center"/>
+            </w:pPr>
+            <w:r>
+              <w:t>4</w:t>
+            </w:r>
+          </w:p>
+        </w:tc>
+        <w:tc>
+          <w:tcPr>
+            <w:tcW w:w="2300" w:type="dxa"/>
+            <w:shd w:val="clear" w:color="auto" w:fill="E8E8E8" w:themeFill="background2"/>
+          </w:tcPr>
+          <w:p>
+            <w:pPr>
+              <w:jc w:val="center"/>
+            </w:pPr>
+          </w:p>
+        </w:tc>
+        <w:tc>
+          <w:tcPr>
+            <w:tcW w:w="1576" w:type="dxa"/>
+            <w:shd w:val="clear" w:color="auto" w:fill="E8E8E8" w:themeFill="background2"/>
+          </w:tcPr>
+          <w:p>
+            <w:pPr>
+              <w:jc w:val="center"/>
+            </w:pPr>
+            <w:r>
+              <w:t>Erroneous</w:t>
+            </w:r>
+          </w:p>
+        </w:tc>
+        <w:tc>
+          <w:tcPr>
+            <w:tcW w:w="2977" w:type="dxa"/>
+            <w:shd w:val="clear" w:color="auto" w:fill="E8E8E8" w:themeFill="background2"/>
+          </w:tcPr>
+          <w:p>
+            <w:pPr>
+              <w:rPr>
+                <w:sz w:val="22"/>
+                <w:szCs w:val="22"/>
+              </w:rPr>
+            </w:pPr>
+          </w:p>
+        </w:tc>
+        <w:tc>
+          <w:tcPr>
+            <w:tcW w:w="2963" w:type="dxa"/>
+            <w:shd w:val="clear" w:color="auto" w:fill="E8E8E8" w:themeFill="background2"/>
+          </w:tcPr>
+          <w:p>
+            <w:pPr>
+              <w:rPr>
+                <w:sz w:val="22"/>
+                <w:szCs w:val="22"/>
+              </w:rPr>
+            </w:pPr>
+          </w:p>
+        </w:tc>
+      </w:tr>
+      <w:tr>
+        <w:tc>
+          <w:tcPr>
+            <w:tcW w:w="2402" w:type="dxa"/>
+            <w:shd w:val="clear" w:color="auto" w:fill="E8E8E8" w:themeFill="background2"/>
+          </w:tcPr>
+          <w:p>
+            <w:pPr>
+              <w:jc w:val="center"/>
+            </w:pPr>
+            <w:r>
+              <w:t>5</w:t>
+            </w:r>
+          </w:p>
+        </w:tc>
+        <w:tc>
+          <w:tcPr>
+            <w:tcW w:w="2300" w:type="dxa"/>
+            <w:shd w:val="clear" w:color="auto" w:fill="E8E8E8" w:themeFill="background2"/>
+          </w:tcPr>
+          <w:p>
+            <w:pPr>
+              <w:jc w:val="center"/>
+            </w:pPr>
+          </w:p>
+        </w:tc>
+        <w:tc>
+          <w:tcPr>
+            <w:tcW w:w="1576" w:type="dxa"/>
+            <w:shd w:val="clear" w:color="auto" w:fill="E8E8E8" w:themeFill="background2"/>
+          </w:tcPr>
+          <w:p>
+            <w:pPr>
+              <w:jc w:val="center"/>
+            </w:pPr>
+            <w:r>
+              <w:t>Erroneous</w:t>
+            </w:r>
+          </w:p>
+        </w:tc>
+        <w:tc>
+          <w:tcPr>
+            <w:tcW w:w="2977" w:type="dxa"/>
+            <w:shd w:val="clear" w:color="auto" w:fill="E8E8E8" w:themeFill="background2"/>
+          </w:tcPr>
+          <w:p>
+            <w:pPr>
+              <w:rPr>
+                <w:sz w:val="22"/>
+                <w:szCs w:val="22"/>
+              </w:rPr>
+            </w:pPr>
+          </w:p>
+        </w:tc>
+        <w:tc>
+          <w:tcPr>
+            <w:tcW w:w="2963" w:type="dxa"/>
+            <w:shd w:val="clear" w:color="auto" w:fill="E8E8E8" w:themeFill="background2"/>
+          </w:tcPr>
+          <w:p>
+            <w:pPr>
+              <w:rPr>
+                <w:sz w:val="22"/>
+                <w:szCs w:val="22"/>
+              </w:rPr>
+            </w:pPr>
+          </w:p>
+        </w:tc>
+      </w:tr>
+      <w:tr>
+        <w:tc>
+          <w:tcPr>
+            <w:tcW w:w="2402" w:type="dxa"/>
+            <w:shd w:val="clear" w:color="auto" w:fill="E8E8E8" w:themeFill="background2"/>
+          </w:tcPr>
+          <w:p>
+            <w:pPr>
+              <w:jc w:val="center"/>
+            </w:pPr>
+            <w:r>
+              <w:t>6</w:t>
+            </w:r>
+          </w:p>
+        </w:tc>
+        <w:tc>
+          <w:tcPr>
+            <w:tcW w:w="2300" w:type="dxa"/>
+            <w:shd w:val="clear" w:color="auto" w:fill="E8E8E8" w:themeFill="background2"/>
+          </w:tcPr>
+          <w:p>
+            <w:pPr>
+              <w:jc w:val="center"/>
+            </w:pPr>
+          </w:p>
+        </w:tc>
+        <w:tc>
+          <w:tcPr>
+            <w:tcW w:w="1576" w:type="dxa"/>
+            <w:shd w:val="clear" w:color="auto" w:fill="E8E8E8" w:themeFill="background2"/>
+          </w:tcPr>
+          <w:p>
+            <w:pPr>
+              <w:jc w:val="center"/>
+            </w:pPr>
+            <w:r>
+              <w:t>Extreme</w:t>
+            </w:r>
+          </w:p>
+        </w:tc>
+        <w:tc>
+          <w:tcPr>
+            <w:tcW w:w="2977" w:type="dxa"/>
+            <w:shd w:val="clear" w:color="auto" w:fill="E8E8E8" w:themeFill="background2"/>
+          </w:tcPr>
+          <w:p>
+            <w:pPr>
+              <w:rPr>
+                <w:sz w:val="22"/>
+                <w:szCs w:val="22"/>
+              </w:rPr>
+            </w:pPr>
+          </w:p>
+        </w:tc>
+        <w:tc>
+          <w:tcPr>
+            <w:tcW w:w="2963" w:type="dxa"/>
+            <w:shd w:val="clear" w:color="auto" w:fill="E8E8E8" w:themeFill="background2"/>
+          </w:tcPr>
+          <w:p>
+            <w:pPr>
+              <w:rPr>
+                <w:sz w:val="22"/>
+                <w:szCs w:val="22"/>
+              </w:rPr>
+            </w:pPr>
+          </w:p>
+        </w:tc>
+      </w:tr>
+      <w:tr>
+        <w:tc>
+          <w:tcPr>
+            <w:tcW w:w="2402" w:type="dxa"/>
+            <w:shd w:val="clear" w:color="auto" w:fill="E8E8E8" w:themeFill="background2"/>
+          </w:tcPr>
+          <w:p>
+            <w:pPr>
+              <w:jc w:val="center"/>
+            </w:pPr>
+            <w:r>
+              <w:t>7</w:t>
+            </w:r>
+          </w:p>
+        </w:tc>
+        <w:tc>
+          <w:tcPr>
+            <w:tcW w:w="2300" w:type="dxa"/>
+            <w:shd w:val="clear" w:color="auto" w:fill="E8E8E8" w:themeFill="background2"/>
+          </w:tcPr>
+          <w:p>
+            <w:pPr>
+              <w:jc w:val="center"/>
+            </w:pPr>
+          </w:p>
+        </w:tc>
+        <w:tc>
+          <w:tcPr>
+            <w:tcW w:w="1576" w:type="dxa"/>
+            <w:shd w:val="clear" w:color="auto" w:fill="E8E8E8" w:themeFill="background2"/>
+          </w:tcPr>
+          <w:p>
+            <w:pPr>
+              <w:jc w:val="center"/>
+            </w:pPr>
+            <w:r>
+              <w:t>Extreme</w:t>
+            </w:r>
+          </w:p>
+        </w:tc>
+        <w:tc>
+          <w:tcPr>
+            <w:tcW w:w="2977" w:type="dxa"/>
+            <w:shd w:val="clear" w:color="auto" w:fill="E8E8E8" w:themeFill="background2"/>
+          </w:tcPr>
+          <w:p>
+            <w:pPr>
+              <w:rPr>
+                <w:sz w:val="22"/>
+                <w:szCs w:val="22"/>
+              </w:rPr>
+            </w:pPr>
+          </w:p>
+        </w:tc>
+        <w:tc>
+          <w:tcPr>
+            <w:tcW w:w="2963" w:type="dxa"/>
+            <w:shd w:val="clear" w:color="auto" w:fill="E8E8E8" w:themeFill="background2"/>
+          </w:tcPr>
+          <w:p>
+            <w:pPr>
+              <w:rPr>
+                <w:sz w:val="22"/>
+                <w:szCs w:val="22"/>
+              </w:rPr>
+            </w:pPr>
+          </w:p>
+        </w:tc>
+      </w:tr>
+      <w:tr>
+        <w:tc>
+          <w:tcPr>
+            <w:tcW w:w="2402" w:type="dxa"/>
+            <w:shd w:val="clear" w:color="auto" w:fill="E8E8E8" w:themeFill="background2"/>
+          </w:tcPr>
+          <w:p>
+            <w:pPr>
+              <w:jc w:val="center"/>
+            </w:pPr>
+            <w:r>
+              <w:t>8</w:t>
+            </w:r>
+          </w:p>
+        </w:tc>
+        <w:tc>
+          <w:tcPr>
+            <w:tcW w:w="2300" w:type="dxa"/>
+            <w:shd w:val="clear" w:color="auto" w:fill="E8E8E8" w:themeFill="background2"/>
+          </w:tcPr>
+          <w:p>
+            <w:pPr>
+              <w:jc w:val="center"/>
+            </w:pPr>
+          </w:p>
+        </w:tc>
+        <w:tc>
+          <w:tcPr>
+            <w:tcW w:w="1576" w:type="dxa"/>
+            <w:shd w:val="clear" w:color="auto" w:fill="E8E8E8" w:themeFill="background2"/>
+          </w:tcPr>
+          <w:p>
+            <w:pPr>
+              <w:jc w:val="center"/>
+            </w:pPr>
+          </w:p>
+        </w:tc>
+        <w:tc>
+          <w:tcPr>
+            <w:tcW w:w="2977" w:type="dxa"/>
+            <w:shd w:val="clear" w:color="auto" w:fill="E8E8E8" w:themeFill="background2"/>
+          </w:tcPr>
+          <w:p>
+            <w:pPr>
+              <w:rPr>
+                <w:sz w:val="22"/>
+                <w:szCs w:val="22"/>
+              </w:rPr>
+            </w:pPr>
+          </w:p>
+        </w:tc>
+        <w:tc>
+          <w:tcPr>
+            <w:tcW w:w="2963" w:type="dxa"/>
+            <w:shd w:val="clear" w:color="auto" w:fill="E8E8E8" w:themeFill="background2"/>
+          </w:tcPr>
+          <w:p>
+            <w:pPr>
+              <w:rPr>
+                <w:sz w:val="22"/>
+                <w:szCs w:val="22"/>
+              </w:rPr>
+            </w:pPr>
+          </w:p>
+        </w:tc>
+      </w:tr>
+      <w:tr>
+        <w:tc>
+          <w:tcPr>
+            <w:tcW w:w="2402" w:type="dxa"/>
+            <w:shd w:val="clear" w:color="auto" w:fill="E8E8E8" w:themeFill="background2"/>
+          </w:tcPr>
+          <w:p>
+            <w:pPr>
+              <w:jc w:val="center"/>
+            </w:pPr>
+            <w:r>
+              <w:t>9</w:t>
+            </w:r>
+          </w:p>
+        </w:tc>
+        <w:tc>
+          <w:tcPr>
+            <w:tcW w:w="2300" w:type="dxa"/>
+            <w:shd w:val="clear" w:color="auto" w:fill="E8E8E8" w:themeFill="background2"/>
+          </w:tcPr>
+          <w:p>
+            <w:pPr>
+              <w:jc w:val="center"/>
+            </w:pPr>
+          </w:p>
+        </w:tc>
+        <w:tc>
+          <w:tcPr>
+            <w:tcW w:w="1576" w:type="dxa"/>
+            <w:shd w:val="clear" w:color="auto" w:fill="E8E8E8" w:themeFill="background2"/>
+          </w:tcPr>
+          <w:p>
+            <w:pPr>
+              <w:jc w:val="center"/>
+            </w:pPr>
+          </w:p>
+        </w:tc>
+        <w:tc>
+          <w:tcPr>
+            <w:tcW w:w="2977" w:type="dxa"/>
+            <w:shd w:val="clear" w:color="auto" w:fill="E8E8E8" w:themeFill="background2"/>
+          </w:tcPr>
+          <w:p>
+            <w:pPr>
+              <w:rPr>
+                <w:sz w:val="22"/>
+                <w:szCs w:val="22"/>
+              </w:rPr>
+            </w:pPr>
+          </w:p>
+        </w:tc>
+        <w:tc>
+          <w:tcPr>
+            <w:tcW w:w="2963" w:type="dxa"/>
+            <w:shd w:val="clear" w:color="auto" w:fill="E8E8E8" w:themeFill="background2"/>
+          </w:tcPr>
+          <w:p>
+            <w:pPr>
+              <w:rPr>
+                <w:sz w:val="22"/>
+                <w:szCs w:val="22"/>
+              </w:rPr>
+            </w:pPr>
+          </w:p>
+        </w:tc>
+      </w:tr>
+    </w:tbl>
     <w:p>
       <w:pPr>
         <w:spacing w:after="160" w:line="278" w:lineRule="auto"/>
@@ -1342,10 +2887,12 @@
       <w:pPr>
         <w:pStyle w:val="Heading1"/>
       </w:pPr>
+      <w:bookmarkStart w:id="8" w:name="_Toc224919241"/>
       <w:r>
         <w:lastRenderedPageBreak/>
         <w:t>Breakdown of contributions</w:t>
       </w:r>
+      <w:bookmarkEnd w:id="8"/>
     </w:p>
     <w:p>
       <w:pPr>
@@ -1376,10 +2923,12 @@
       <w:pPr>
         <w:pStyle w:val="Heading1"/>
       </w:pPr>
+      <w:bookmarkStart w:id="9" w:name="_Toc224919242"/>
       <w:r>
         <w:lastRenderedPageBreak/>
         <w:t>Reflection</w:t>
       </w:r>
+      <w:bookmarkEnd w:id="9"/>
     </w:p>
     <w:p>
       <w:pPr>
@@ -1419,10 +2968,12 @@
       <w:pPr>
         <w:pStyle w:val="Heading1"/>
       </w:pPr>
+      <w:bookmarkStart w:id="10" w:name="_Toc224919243"/>
       <w:r>
         <w:lastRenderedPageBreak/>
         <w:t>Conclusion</w:t>
       </w:r>
+      <w:bookmarkEnd w:id="10"/>
     </w:p>
     <w:sectPr>
       <w:pgSz w:w="11906" w:h="16838"/>
@@ -2508,6 +4059,7 @@
   <w:style w:type="character" w:default="1" w:styleId="DefaultParagraphFont">
     <w:name w:val="Default Paragraph Font"/>
     <w:uiPriority w:val="1"/>
+    <w:semiHidden/>
     <w:unhideWhenUsed/>
   </w:style>
   <w:style w:type="table" w:default="1" w:styleId="TableNormal">
@@ -2863,6 +4415,46 @@
       <w:u w:val="single"/>
     </w:rPr>
   </w:style>
+  <w:style w:type="paragraph" w:styleId="TOC2">
+    <w:name w:val="toc 2"/>
+    <w:basedOn w:val="Normal"/>
+    <w:next w:val="Normal"/>
+    <w:autoRedefine/>
+    <w:uiPriority w:val="39"/>
+    <w:unhideWhenUsed/>
+    <w:rsid w:val="00CE4BF7"/>
+    <w:pPr>
+      <w:spacing w:after="100"/>
+      <w:ind w:left="240"/>
+    </w:pPr>
+  </w:style>
+  <w:style w:type="table" w:styleId="TableGrid">
+    <w:name w:val="Table Grid"/>
+    <w:basedOn w:val="TableNormal"/>
+    <w:uiPriority w:val="39"/>
+    <w:rsid w:val="004D1E13"/>
+    <w:pPr>
+      <w:spacing w:after="0" w:line="240" w:lineRule="auto"/>
+    </w:pPr>
+    <w:rPr>
+      <w:rFonts w:ascii="Times New Roman" w:eastAsia="Times New Roman" w:hAnsi="Times New Roman" w:cs="Times New Roman"/>
+      <w:kern w:val="0"/>
+      <w:sz w:val="20"/>
+      <w:szCs w:val="20"/>
+      <w:lang w:eastAsia="en-GB"/>
+      <w14:ligatures w14:val="none"/>
+    </w:rPr>
+    <w:tblPr>
+      <w:tblBorders>
+        <w:top w:val="single" w:sz="4" w:space="0" w:color="auto"/>
+        <w:left w:val="single" w:sz="4" w:space="0" w:color="auto"/>
+        <w:bottom w:val="single" w:sz="4" w:space="0" w:color="auto"/>
+        <w:right w:val="single" w:sz="4" w:space="0" w:color="auto"/>
+        <w:insideH w:val="single" w:sz="4" w:space="0" w:color="auto"/>
+        <w:insideV w:val="single" w:sz="4" w:space="0" w:color="auto"/>
+      </w:tblBorders>
+    </w:tblPr>
+  </w:style>
 </w:styles>
 </file>
 

--- a/CIS1703 Coursework 2 Report.docx
+++ b/CIS1703 Coursework 2 Report.docx
@@ -2007,6 +2007,228 @@
           <w:color w:val="000000" w:themeColor="text1"/>
         </w:rPr>
         <w:lastRenderedPageBreak/>
+        <w:t>Wireframe for lo2</w:t>
+      </w:r>
+    </w:p>
+    <w:p>
+      <w:pPr>
+        <w:spacing w:after="160" w:line="278" w:lineRule="auto"/>
+        <w:rPr>
+          <w:rFonts w:ascii="Georgia" w:hAnsi="Georgia"/>
+          <w:color w:val="000000" w:themeColor="text1"/>
+        </w:rPr>
+      </w:pPr>
+      <w:r>
+        <w:rPr>
+          <w:rFonts w:ascii="Georgia" w:hAnsi="Georgia"/>
+          <w:color w:val="000000" w:themeColor="text1"/>
+        </w:rPr>
+        <w:drawing>
+          <wp:inline distT="0" distB="0" distL="0" distR="0" wp14:anchorId="39B73F89" wp14:editId="257FCDEA">
+            <wp:extent cx="3204376" cy="4272620"/>
+            <wp:effectExtent l="0" t="635" r="0" b="0"/>
+            <wp:docPr id="1158907114" name="Picture 2"/>
+            <wp:cNvGraphicFramePr>
+              <a:graphicFrameLocks xmlns:a="http://schemas.openxmlformats.org/drawingml/2006/main" noChangeAspect="1"/>
+            </wp:cNvGraphicFramePr>
+            <a:graphic xmlns:a="http://schemas.openxmlformats.org/drawingml/2006/main">
+              <a:graphicData uri="http://schemas.openxmlformats.org/drawingml/2006/picture">
+                <pic:pic xmlns:pic="http://schemas.openxmlformats.org/drawingml/2006/picture">
+                  <pic:nvPicPr>
+                    <pic:cNvPr id="0" name="Picture 6"/>
+                    <pic:cNvPicPr>
+                      <a:picLocks noChangeAspect="1" noChangeArrowheads="1"/>
+                    </pic:cNvPicPr>
+                  </pic:nvPicPr>
+                  <pic:blipFill>
+                    <a:blip r:embed="rId7" cstate="print">
+                      <a:extLst>
+                        <a:ext uri="{28A0092B-C50C-407E-A947-70E740481C1C}">
+                          <a14:useLocalDpi xmlns:a14="http://schemas.microsoft.com/office/drawing/2010/main" val="0"/>
+                        </a:ext>
+                      </a:extLst>
+                    </a:blip>
+                    <a:srcRect/>
+                    <a:stretch>
+                      <a:fillRect/>
+                    </a:stretch>
+                  </pic:blipFill>
+                  <pic:spPr bwMode="auto">
+                    <a:xfrm rot="16200000">
+                      <a:off x="0" y="0"/>
+                      <a:ext cx="3208097" cy="4277581"/>
+                    </a:xfrm>
+                    <a:prstGeom prst="rect">
+                      <a:avLst/>
+                    </a:prstGeom>
+                    <a:noFill/>
+                    <a:ln>
+                      <a:noFill/>
+                    </a:ln>
+                  </pic:spPr>
+                </pic:pic>
+              </a:graphicData>
+            </a:graphic>
+          </wp:inline>
+        </w:drawing>
+      </w:r>
+    </w:p>
+    <w:p>
+      <w:pPr>
+        <w:spacing w:after="160" w:line="278" w:lineRule="auto"/>
+        <w:rPr>
+          <w:rFonts w:ascii="Georgia" w:hAnsi="Georgia"/>
+          <w:color w:val="000000" w:themeColor="text1"/>
+        </w:rPr>
+      </w:pPr>
+      <w:r>
+        <w:rPr>
+          <w:rFonts w:ascii="Georgia" w:hAnsi="Georgia"/>
+          <w:color w:val="000000" w:themeColor="text1"/>
+        </w:rPr>
+        <w:t>This is the wireframe</w:t>
+      </w:r>
+      <w:r>
+        <w:rPr>
+          <w:rFonts w:ascii="Georgia" w:hAnsi="Georgia"/>
+          <w:color w:val="000000" w:themeColor="text1"/>
+        </w:rPr>
+        <w:t xml:space="preserve"> that is designed for the </w:t>
+      </w:r>
+      <w:r>
+        <w:rPr>
+          <w:rFonts w:ascii="Georgia" w:hAnsi="Georgia"/>
+          <w:color w:val="000000" w:themeColor="text1"/>
+        </w:rPr>
+        <w:t xml:space="preserve">Smart stock, with there being a clear title present, then on the left a large </w:t>
+      </w:r>
+      <w:r>
+        <w:rPr>
+          <w:rFonts w:ascii="Georgia" w:hAnsi="Georgia"/>
+          <w:color w:val="000000" w:themeColor="text1"/>
+        </w:rPr>
+        <w:t>and long</w:t>
+      </w:r>
+      <w:r>
+        <w:rPr>
+          <w:rFonts w:ascii="Georgia" w:hAnsi="Georgia"/>
+          <w:color w:val="000000" w:themeColor="text1"/>
+        </w:rPr>
+        <w:t xml:space="preserve"> dashboard for the </w:t>
+      </w:r>
+      <w:r>
+        <w:rPr>
+          <w:rFonts w:ascii="Georgia" w:hAnsi="Georgia"/>
+          <w:color w:val="000000" w:themeColor="text1"/>
+        </w:rPr>
+        <w:t xml:space="preserve">viewing of all the stock present inside, on the </w:t>
+      </w:r>
+      <w:r>
+        <w:rPr>
+          <w:rFonts w:ascii="Georgia" w:hAnsi="Georgia"/>
+          <w:color w:val="000000" w:themeColor="text1"/>
+        </w:rPr>
+        <w:t xml:space="preserve">right side there is all the buttons and the entry label so the user can input what they need (and must correctly input </w:t>
+      </w:r>
+      <w:r>
+        <w:rPr>
+          <w:rFonts w:ascii="Georgia" w:hAnsi="Georgia"/>
+          <w:color w:val="000000" w:themeColor="text1"/>
+        </w:rPr>
+        <w:t>something for the button to work to adhere to defensive coding</w:t>
+      </w:r>
+      <w:r>
+        <w:rPr>
+          <w:rFonts w:ascii="Georgia" w:hAnsi="Georgia"/>
+          <w:color w:val="000000" w:themeColor="text1"/>
+        </w:rPr>
+        <w:t>)</w:t>
+      </w:r>
+      <w:r>
+        <w:rPr>
+          <w:rFonts w:ascii="Georgia" w:hAnsi="Georgia"/>
+          <w:color w:val="000000" w:themeColor="text1"/>
+        </w:rPr>
+        <w:t xml:space="preserve"> and depending on the button, such as “add” or “remove”, the specified command will occur</w:t>
+      </w:r>
+      <w:r>
+        <w:rPr>
+          <w:rFonts w:ascii="Georgia" w:hAnsi="Georgia"/>
+          <w:color w:val="000000" w:themeColor="text1"/>
+        </w:rPr>
+        <w:t xml:space="preserve"> with text at the very bottom stating what happened for the user and any errors that might have happened if the user made a mistake.</w:t>
+      </w:r>
+      <w:r>
+        <w:rPr>
+          <w:rFonts w:ascii="Georgia" w:hAnsi="Georgia"/>
+          <w:color w:val="000000" w:themeColor="text1"/>
+        </w:rPr>
+        <w:t xml:space="preserve"> </w:t>
+      </w:r>
+    </w:p>
+    <w:p>
+      <w:pPr>
+        <w:spacing w:after="160" w:line="278" w:lineRule="auto"/>
+        <w:rPr>
+          <w:rFonts w:ascii="Georgia" w:hAnsi="Georgia"/>
+          <w:color w:val="000000" w:themeColor="text1"/>
+        </w:rPr>
+      </w:pPr>
+      <w:r>
+        <w:rPr>
+          <w:rFonts w:ascii="Georgia" w:hAnsi="Georgia"/>
+          <w:color w:val="000000" w:themeColor="text1"/>
+        </w:rPr>
+        <w:t xml:space="preserve">This doesn’t have to be followed one to one, however it should be kept in mind when making the </w:t>
+      </w:r>
+      <w:r>
+        <w:rPr>
+          <w:rFonts w:ascii="Georgia" w:hAnsi="Georgia"/>
+          <w:color w:val="000000" w:themeColor="text1"/>
+        </w:rPr>
+        <w:t>finalised program, so I made this so everyone on the team can have an idea of what the program should look like for the user.</w:t>
+      </w:r>
+    </w:p>
+    <w:p>
+      <w:pPr>
+        <w:spacing w:after="160" w:line="278" w:lineRule="auto"/>
+        <w:rPr>
+          <w:rFonts w:ascii="Georgia" w:hAnsi="Georgia"/>
+          <w:i/>
+          <w:iCs/>
+          <w:color w:val="000000" w:themeColor="text1"/>
+        </w:rPr>
+      </w:pPr>
+      <w:r>
+        <w:rPr>
+          <w:rFonts w:ascii="Georgia" w:hAnsi="Georgia"/>
+          <w:i/>
+          <w:iCs/>
+          <w:color w:val="000000" w:themeColor="text1"/>
+        </w:rPr>
+        <w:t>Written by Dan Caveney</w:t>
+      </w:r>
+    </w:p>
+    <w:p>
+      <w:pPr>
+        <w:spacing w:after="160" w:line="278" w:lineRule="auto"/>
+        <w:rPr>
+          <w:rFonts w:ascii="Georgia" w:hAnsi="Georgia"/>
+          <w:color w:val="000000" w:themeColor="text1"/>
+        </w:rPr>
+      </w:pPr>
+      <w:r>
+        <w:rPr>
+          <w:rFonts w:ascii="Georgia" w:hAnsi="Georgia"/>
+          <w:color w:val="000000" w:themeColor="text1"/>
+        </w:rPr>
+        <w:t xml:space="preserve"> </w:t>
+      </w:r>
+      <w:r>
+        <w:rPr>
+          <w:rFonts w:ascii="Georgia" w:hAnsi="Georgia"/>
+          <w:color w:val="000000" w:themeColor="text1"/>
+        </w:rPr>
         <w:br w:type="page"/>
       </w:r>
     </w:p>
@@ -4059,7 +4281,6 @@
   <w:style w:type="character" w:default="1" w:styleId="DefaultParagraphFont">
     <w:name w:val="Default Paragraph Font"/>
     <w:uiPriority w:val="1"/>
-    <w:semiHidden/>
     <w:unhideWhenUsed/>
   </w:style>
   <w:style w:type="table" w:default="1" w:styleId="TableNormal">

--- a/CIS1703 Coursework 2 Report.docx
+++ b/CIS1703 Coursework 2 Report.docx
@@ -549,7 +549,7 @@
           <w:r>
             <w:fldChar w:fldCharType="separate"/>
           </w:r>
-          <w:hyperlink w:anchor="_Toc224919235" w:history="1">
+          <w:hyperlink w:anchor="_Toc226662650" w:history="1">
             <w:r>
               <w:rPr>
                 <w:rStyle w:val="Hyperlink"/>
@@ -577,7 +577,7 @@
                 <w:noProof/>
                 <w:webHidden/>
               </w:rPr>
-              <w:instrText xml:space="preserve"> PAGEREF _Toc224919235 \h </w:instrText>
+              <w:instrText xml:space="preserve"> PAGEREF _Toc226662650 \h </w:instrText>
             </w:r>
             <w:r>
               <w:rPr>
@@ -615,10 +615,16 @@
               <w:tab w:val="right" w:leader="dot" w:pos="9016"/>
             </w:tabs>
             <w:rPr>
+              <w:rFonts w:asciiTheme="minorHAnsi" w:eastAsiaTheme="minorEastAsia" w:hAnsiTheme="minorHAnsi" w:cstheme="minorBidi"/>
+              <w:bCs w:val="0"/>
               <w:noProof/>
+              <w:kern w:val="2"/>
+              <w:szCs w:val="24"/>
+              <w:lang w:eastAsia="en-GB"/>
+              <w14:ligatures w14:val="standardContextual"/>
             </w:rPr>
           </w:pPr>
-          <w:hyperlink w:anchor="_Toc224919236" w:history="1">
+          <w:hyperlink w:anchor="_Toc226662651" w:history="1">
             <w:r>
               <w:rPr>
                 <w:rStyle w:val="Hyperlink"/>
@@ -645,7 +651,7 @@
                 <w:noProof/>
                 <w:webHidden/>
               </w:rPr>
-              <w:instrText xml:space="preserve"> PAGEREF _Toc224919236 \h </w:instrText>
+              <w:instrText xml:space="preserve"> PAGEREF _Toc226662651 \h </w:instrText>
             </w:r>
             <w:r>
               <w:rPr>
@@ -692,7 +698,7 @@
               <w14:ligatures w14:val="standardContextual"/>
             </w:rPr>
           </w:pPr>
-          <w:hyperlink w:anchor="_Toc224919237" w:history="1">
+          <w:hyperlink w:anchor="_Toc226662652" w:history="1">
             <w:r>
               <w:rPr>
                 <w:rStyle w:val="Hyperlink"/>
@@ -719,7 +725,7 @@
                 <w:noProof/>
                 <w:webHidden/>
               </w:rPr>
-              <w:instrText xml:space="preserve"> PAGEREF _Toc224919237 \h </w:instrText>
+              <w:instrText xml:space="preserve"> PAGEREF _Toc226662652 \h </w:instrText>
             </w:r>
             <w:r>
               <w:rPr>
@@ -766,7 +772,7 @@
               <w14:ligatures w14:val="standardContextual"/>
             </w:rPr>
           </w:pPr>
-          <w:hyperlink w:anchor="_Toc224919238" w:history="1">
+          <w:hyperlink w:anchor="_Toc226662653" w:history="1">
             <w:r>
               <w:rPr>
                 <w:rStyle w:val="Hyperlink"/>
@@ -793,7 +799,7 @@
                 <w:noProof/>
                 <w:webHidden/>
               </w:rPr>
-              <w:instrText xml:space="preserve"> PAGEREF _Toc224919238 \h </w:instrText>
+              <w:instrText xml:space="preserve"> PAGEREF _Toc226662653 \h </w:instrText>
             </w:r>
             <w:r>
               <w:rPr>
@@ -813,7 +819,156 @@
                 <w:noProof/>
                 <w:webHidden/>
               </w:rPr>
-              <w:t>6</w:t>
+              <w:t>7</w:t>
+            </w:r>
+            <w:r>
+              <w:rPr>
+                <w:noProof/>
+                <w:webHidden/>
+              </w:rPr>
+              <w:fldChar w:fldCharType="end"/>
+            </w:r>
+          </w:hyperlink>
+        </w:p>
+        <w:p>
+          <w:pPr>
+            <w:pStyle w:val="TOC2"/>
+            <w:tabs>
+              <w:tab w:val="right" w:leader="dot" w:pos="9016"/>
+            </w:tabs>
+            <w:rPr>
+              <w:rFonts w:asciiTheme="minorHAnsi" w:eastAsiaTheme="minorEastAsia" w:hAnsiTheme="minorHAnsi" w:cstheme="minorBidi"/>
+              <w:bCs w:val="0"/>
+              <w:noProof/>
+              <w:kern w:val="2"/>
+              <w:szCs w:val="24"/>
+              <w:lang w:eastAsia="en-GB"/>
+              <w14:ligatures w14:val="standardContextual"/>
+            </w:rPr>
+          </w:pPr>
+          <w:hyperlink w:anchor="_Toc226662654" w:history="1">
+            <w:r>
+              <w:rPr>
+                <w:rStyle w:val="Hyperlink"/>
+                <w:noProof/>
+                <w:shd w:val="clear" w:color="auto" w:fill="FFFFFF"/>
+              </w:rPr>
+              <w:t>Task 1: Adding new items to the SmartStock</w:t>
+            </w:r>
+            <w:r>
+              <w:rPr>
+                <w:noProof/>
+                <w:webHidden/>
+              </w:rPr>
+              <w:tab/>
+            </w:r>
+            <w:r>
+              <w:rPr>
+                <w:noProof/>
+                <w:webHidden/>
+              </w:rPr>
+              <w:fldChar w:fldCharType="begin"/>
+            </w:r>
+            <w:r>
+              <w:rPr>
+                <w:noProof/>
+                <w:webHidden/>
+              </w:rPr>
+              <w:instrText xml:space="preserve"> PAGEREF _Toc226662654 \h </w:instrText>
+            </w:r>
+            <w:r>
+              <w:rPr>
+                <w:noProof/>
+                <w:webHidden/>
+              </w:rPr>
+            </w:r>
+            <w:r>
+              <w:rPr>
+                <w:noProof/>
+                <w:webHidden/>
+              </w:rPr>
+              <w:fldChar w:fldCharType="separate"/>
+            </w:r>
+            <w:r>
+              <w:rPr>
+                <w:noProof/>
+                <w:webHidden/>
+              </w:rPr>
+              <w:t>7</w:t>
+            </w:r>
+            <w:r>
+              <w:rPr>
+                <w:noProof/>
+                <w:webHidden/>
+              </w:rPr>
+              <w:fldChar w:fldCharType="end"/>
+            </w:r>
+          </w:hyperlink>
+        </w:p>
+        <w:p>
+          <w:pPr>
+            <w:pStyle w:val="TOC2"/>
+            <w:tabs>
+              <w:tab w:val="right" w:leader="dot" w:pos="9016"/>
+            </w:tabs>
+            <w:rPr>
+              <w:rFonts w:asciiTheme="minorHAnsi" w:eastAsiaTheme="minorEastAsia" w:hAnsiTheme="minorHAnsi" w:cstheme="minorBidi"/>
+              <w:bCs w:val="0"/>
+              <w:noProof/>
+              <w:kern w:val="2"/>
+              <w:szCs w:val="24"/>
+              <w:lang w:eastAsia="en-GB"/>
+              <w14:ligatures w14:val="standardContextual"/>
+            </w:rPr>
+          </w:pPr>
+          <w:hyperlink w:anchor="_Toc226662655" w:history="1">
+            <w:r>
+              <w:rPr>
+                <w:rStyle w:val="Hyperlink"/>
+                <w:noProof/>
+              </w:rPr>
+              <w:t>Task 3: Removing items to the SmartStock</w:t>
+            </w:r>
+            <w:r>
+              <w:rPr>
+                <w:noProof/>
+                <w:webHidden/>
+              </w:rPr>
+              <w:tab/>
+            </w:r>
+            <w:r>
+              <w:rPr>
+                <w:noProof/>
+                <w:webHidden/>
+              </w:rPr>
+              <w:fldChar w:fldCharType="begin"/>
+            </w:r>
+            <w:r>
+              <w:rPr>
+                <w:noProof/>
+                <w:webHidden/>
+              </w:rPr>
+              <w:instrText xml:space="preserve"> PAGEREF _Toc226662655 \h </w:instrText>
+            </w:r>
+            <w:r>
+              <w:rPr>
+                <w:noProof/>
+                <w:webHidden/>
+              </w:rPr>
+            </w:r>
+            <w:r>
+              <w:rPr>
+                <w:noProof/>
+                <w:webHidden/>
+              </w:rPr>
+              <w:fldChar w:fldCharType="separate"/>
+            </w:r>
+            <w:r>
+              <w:rPr>
+                <w:noProof/>
+                <w:webHidden/>
+              </w:rPr>
+              <w:t>7</w:t>
             </w:r>
             <w:r>
               <w:rPr>
@@ -840,7 +995,7 @@
               <w14:ligatures w14:val="standardContextual"/>
             </w:rPr>
           </w:pPr>
-          <w:hyperlink w:anchor="_Toc224919239" w:history="1">
+          <w:hyperlink w:anchor="_Toc226662656" w:history="1">
             <w:r>
               <w:rPr>
                 <w:rStyle w:val="Hyperlink"/>
@@ -867,7 +1022,7 @@
                 <w:noProof/>
                 <w:webHidden/>
               </w:rPr>
-              <w:instrText xml:space="preserve"> PAGEREF _Toc224919239 \h </w:instrText>
+              <w:instrText xml:space="preserve"> PAGEREF _Toc226662656 \h </w:instrText>
             </w:r>
             <w:r>
               <w:rPr>
@@ -887,7 +1042,156 @@
                 <w:noProof/>
                 <w:webHidden/>
               </w:rPr>
-              <w:t>7</w:t>
+              <w:t>8</w:t>
+            </w:r>
+            <w:r>
+              <w:rPr>
+                <w:noProof/>
+                <w:webHidden/>
+              </w:rPr>
+              <w:fldChar w:fldCharType="end"/>
+            </w:r>
+          </w:hyperlink>
+        </w:p>
+        <w:p>
+          <w:pPr>
+            <w:pStyle w:val="TOC2"/>
+            <w:tabs>
+              <w:tab w:val="right" w:leader="dot" w:pos="9016"/>
+            </w:tabs>
+            <w:rPr>
+              <w:rFonts w:asciiTheme="minorHAnsi" w:eastAsiaTheme="minorEastAsia" w:hAnsiTheme="minorHAnsi" w:cstheme="minorBidi"/>
+              <w:bCs w:val="0"/>
+              <w:noProof/>
+              <w:kern w:val="2"/>
+              <w:szCs w:val="24"/>
+              <w:lang w:eastAsia="en-GB"/>
+              <w14:ligatures w14:val="standardContextual"/>
+            </w:rPr>
+          </w:pPr>
+          <w:hyperlink w:anchor="_Toc226662657" w:history="1">
+            <w:r>
+              <w:rPr>
+                <w:rStyle w:val="Hyperlink"/>
+                <w:noProof/>
+                <w:shd w:val="clear" w:color="auto" w:fill="FFFFFF"/>
+              </w:rPr>
+              <w:t>Task 1: Adding new items to the SmartStock</w:t>
+            </w:r>
+            <w:r>
+              <w:rPr>
+                <w:noProof/>
+                <w:webHidden/>
+              </w:rPr>
+              <w:tab/>
+            </w:r>
+            <w:r>
+              <w:rPr>
+                <w:noProof/>
+                <w:webHidden/>
+              </w:rPr>
+              <w:fldChar w:fldCharType="begin"/>
+            </w:r>
+            <w:r>
+              <w:rPr>
+                <w:noProof/>
+                <w:webHidden/>
+              </w:rPr>
+              <w:instrText xml:space="preserve"> PAGEREF _Toc226662657 \h </w:instrText>
+            </w:r>
+            <w:r>
+              <w:rPr>
+                <w:noProof/>
+                <w:webHidden/>
+              </w:rPr>
+            </w:r>
+            <w:r>
+              <w:rPr>
+                <w:noProof/>
+                <w:webHidden/>
+              </w:rPr>
+              <w:fldChar w:fldCharType="separate"/>
+            </w:r>
+            <w:r>
+              <w:rPr>
+                <w:noProof/>
+                <w:webHidden/>
+              </w:rPr>
+              <w:t>8</w:t>
+            </w:r>
+            <w:r>
+              <w:rPr>
+                <w:noProof/>
+                <w:webHidden/>
+              </w:rPr>
+              <w:fldChar w:fldCharType="end"/>
+            </w:r>
+          </w:hyperlink>
+        </w:p>
+        <w:p>
+          <w:pPr>
+            <w:pStyle w:val="TOC2"/>
+            <w:tabs>
+              <w:tab w:val="right" w:leader="dot" w:pos="9016"/>
+            </w:tabs>
+            <w:rPr>
+              <w:rFonts w:asciiTheme="minorHAnsi" w:eastAsiaTheme="minorEastAsia" w:hAnsiTheme="minorHAnsi" w:cstheme="minorBidi"/>
+              <w:bCs w:val="0"/>
+              <w:noProof/>
+              <w:kern w:val="2"/>
+              <w:szCs w:val="24"/>
+              <w:lang w:eastAsia="en-GB"/>
+              <w14:ligatures w14:val="standardContextual"/>
+            </w:rPr>
+          </w:pPr>
+          <w:hyperlink w:anchor="_Toc226662658" w:history="1">
+            <w:r>
+              <w:rPr>
+                <w:rStyle w:val="Hyperlink"/>
+                <w:noProof/>
+              </w:rPr>
+              <w:t>Task 3: Removing items to the SmartStock</w:t>
+            </w:r>
+            <w:r>
+              <w:rPr>
+                <w:noProof/>
+                <w:webHidden/>
+              </w:rPr>
+              <w:tab/>
+            </w:r>
+            <w:r>
+              <w:rPr>
+                <w:noProof/>
+                <w:webHidden/>
+              </w:rPr>
+              <w:fldChar w:fldCharType="begin"/>
+            </w:r>
+            <w:r>
+              <w:rPr>
+                <w:noProof/>
+                <w:webHidden/>
+              </w:rPr>
+              <w:instrText xml:space="preserve"> PAGEREF _Toc226662658 \h </w:instrText>
+            </w:r>
+            <w:r>
+              <w:rPr>
+                <w:noProof/>
+                <w:webHidden/>
+              </w:rPr>
+            </w:r>
+            <w:r>
+              <w:rPr>
+                <w:noProof/>
+                <w:webHidden/>
+              </w:rPr>
+              <w:fldChar w:fldCharType="separate"/>
+            </w:r>
+            <w:r>
+              <w:rPr>
+                <w:noProof/>
+                <w:webHidden/>
+              </w:rPr>
+              <w:t>8</w:t>
             </w:r>
             <w:r>
               <w:rPr>
@@ -914,7 +1218,7 @@
               <w14:ligatures w14:val="standardContextual"/>
             </w:rPr>
           </w:pPr>
-          <w:hyperlink w:anchor="_Toc224919240" w:history="1">
+          <w:hyperlink w:anchor="_Toc226662659" w:history="1">
             <w:r>
               <w:rPr>
                 <w:rStyle w:val="Hyperlink"/>
@@ -941,7 +1245,7 @@
                 <w:noProof/>
                 <w:webHidden/>
               </w:rPr>
-              <w:instrText xml:space="preserve"> PAGEREF _Toc224919240 \h </w:instrText>
+              <w:instrText xml:space="preserve"> PAGEREF _Toc226662659 \h </w:instrText>
             </w:r>
             <w:r>
               <w:rPr>
@@ -961,7 +1265,7 @@
                 <w:noProof/>
                 <w:webHidden/>
               </w:rPr>
-              <w:t>8</w:t>
+              <w:t>9</w:t>
             </w:r>
             <w:r>
               <w:rPr>
@@ -988,7 +1292,7 @@
               <w14:ligatures w14:val="standardContextual"/>
             </w:rPr>
           </w:pPr>
-          <w:hyperlink w:anchor="_Toc224919241" w:history="1">
+          <w:hyperlink w:anchor="_Toc226662660" w:history="1">
             <w:r>
               <w:rPr>
                 <w:rStyle w:val="Hyperlink"/>
@@ -1015,7 +1319,7 @@
                 <w:noProof/>
                 <w:webHidden/>
               </w:rPr>
-              <w:instrText xml:space="preserve"> PAGEREF _Toc224919241 \h </w:instrText>
+              <w:instrText xml:space="preserve"> PAGEREF _Toc226662660 \h </w:instrText>
             </w:r>
             <w:r>
               <w:rPr>
@@ -1035,7 +1339,7 @@
                 <w:noProof/>
                 <w:webHidden/>
               </w:rPr>
-              <w:t>9</w:t>
+              <w:t>10</w:t>
             </w:r>
             <w:r>
               <w:rPr>
@@ -1062,7 +1366,7 @@
               <w14:ligatures w14:val="standardContextual"/>
             </w:rPr>
           </w:pPr>
-          <w:hyperlink w:anchor="_Toc224919242" w:history="1">
+          <w:hyperlink w:anchor="_Toc226662661" w:history="1">
             <w:r>
               <w:rPr>
                 <w:rStyle w:val="Hyperlink"/>
@@ -1089,7 +1393,7 @@
                 <w:noProof/>
                 <w:webHidden/>
               </w:rPr>
-              <w:instrText xml:space="preserve"> PAGEREF _Toc224919242 \h </w:instrText>
+              <w:instrText xml:space="preserve"> PAGEREF _Toc226662661 \h </w:instrText>
             </w:r>
             <w:r>
               <w:rPr>
@@ -1109,7 +1413,7 @@
                 <w:noProof/>
                 <w:webHidden/>
               </w:rPr>
-              <w:t>10</w:t>
+              <w:t>11</w:t>
             </w:r>
             <w:r>
               <w:rPr>
@@ -1136,7 +1440,7 @@
               <w14:ligatures w14:val="standardContextual"/>
             </w:rPr>
           </w:pPr>
-          <w:hyperlink w:anchor="_Toc224919243" w:history="1">
+          <w:hyperlink w:anchor="_Toc226662662" w:history="1">
             <w:r>
               <w:rPr>
                 <w:rStyle w:val="Hyperlink"/>
@@ -1163,7 +1467,7 @@
                 <w:noProof/>
                 <w:webHidden/>
               </w:rPr>
-              <w:instrText xml:space="preserve"> PAGEREF _Toc224919243 \h </w:instrText>
+              <w:instrText xml:space="preserve"> PAGEREF _Toc226662662 \h </w:instrText>
             </w:r>
             <w:r>
               <w:rPr>
@@ -1183,7 +1487,7 @@
                 <w:noProof/>
                 <w:webHidden/>
               </w:rPr>
-              <w:t>11</w:t>
+              <w:t>12</w:t>
             </w:r>
             <w:r>
               <w:rPr>
@@ -1219,7 +1523,7 @@
         <w:br w:type="page"/>
       </w:r>
       <w:bookmarkStart w:id="1" w:name="_Toc218016065"/>
-      <w:bookmarkStart w:id="2" w:name="_Toc224919235"/>
+      <w:bookmarkStart w:id="2" w:name="_Toc226662650"/>
       <w:r>
         <w:rPr>
           <w:rFonts w:cs="Arial"/>
@@ -1479,7 +1783,7 @@
       <w:pPr>
         <w:pStyle w:val="Heading2"/>
       </w:pPr>
-      <w:bookmarkStart w:id="3" w:name="_Toc224919236"/>
+      <w:bookmarkStart w:id="3" w:name="_Toc226662651"/>
       <w:r>
         <w:lastRenderedPageBreak/>
         <w:t>Common Technical Requirements</w:t>
@@ -1750,7 +2054,7 @@
       <w:pPr>
         <w:pStyle w:val="Heading1"/>
       </w:pPr>
-      <w:bookmarkStart w:id="4" w:name="_Toc224919237"/>
+      <w:bookmarkStart w:id="4" w:name="_Toc226662652"/>
       <w:r>
         <w:lastRenderedPageBreak/>
         <w:t>Architectural design</w:t>
@@ -1761,33 +2065,28 @@
       <w:pPr>
         <w:spacing w:after="160" w:line="278" w:lineRule="auto"/>
       </w:pPr>
+      <w:r>
+        <w:t xml:space="preserve">This area is to focus upon the UML </w:t>
+      </w:r>
+      <w:r>
+        <w:t>design;</w:t>
+      </w:r>
+      <w:r>
+        <w:t xml:space="preserve"> this is </w:t>
+      </w:r>
+      <w:r>
+        <w:t>to be made before the implementation of code and the dashboard GUI/CLI</w:t>
+      </w:r>
+      <w:r>
+        <w:t xml:space="preserve">. This will include the process of the UML design and the final design that will be used as a base for the </w:t>
+      </w:r>
+      <w:r>
+        <w:t>actual code.</w:t>
+      </w:r>
     </w:p>
     <w:p>
       <w:pPr>
         <w:spacing w:after="160" w:line="278" w:lineRule="auto"/>
-      </w:pPr>
-      <w:r>
-        <w:t xml:space="preserve">This area is to focus upon the UML </w:t>
-      </w:r>
-      <w:r>
-        <w:t>design;</w:t>
-      </w:r>
-      <w:r>
-        <w:t xml:space="preserve"> this is </w:t>
-      </w:r>
-      <w:r>
-        <w:t>to be made before the implementation of code and the dashboard GUI/CLI</w:t>
-      </w:r>
-      <w:r>
-        <w:t xml:space="preserve">. This will include the process of the UML design and the final design that will be used as a base for the </w:t>
-      </w:r>
-      <w:r>
-        <w:t>actual code.</w:t>
-      </w:r>
-    </w:p>
-    <w:p>
-      <w:pPr>
-        <w:spacing w:after="160" w:line="278" w:lineRule="auto"/>
         <w:rPr>
           <w:rFonts w:ascii="Georgia" w:hAnsi="Georgia"/>
           <w:color w:val="000000" w:themeColor="text1"/>
@@ -1800,10 +2099,10 @@
           <w:color w:val="000000" w:themeColor="text1"/>
         </w:rPr>
         <w:drawing>
-          <wp:inline distT="0" distB="0" distL="0" distR="0" wp14:anchorId="7CEF909C" wp14:editId="53EF4B0C">
-            <wp:extent cx="4190337" cy="4419678"/>
-            <wp:effectExtent l="0" t="0" r="1270" b="0"/>
-            <wp:docPr id="1128670832" name="Picture 1"/>
+          <wp:inline distT="0" distB="0" distL="0" distR="0" wp14:anchorId="7E2815AE" wp14:editId="71B97EFE">
+            <wp:extent cx="5136543" cy="5810906"/>
+            <wp:effectExtent l="0" t="0" r="6985" b="0"/>
+            <wp:docPr id="1515056151" name="Picture 1"/>
             <wp:cNvGraphicFramePr>
               <a:graphicFrameLocks xmlns:a="http://schemas.openxmlformats.org/drawingml/2006/main" noChangeAspect="1"/>
             </wp:cNvGraphicFramePr>
@@ -1811,7 +2110,7 @@
               <a:graphicData uri="http://schemas.openxmlformats.org/drawingml/2006/picture">
                 <pic:pic xmlns:pic="http://schemas.openxmlformats.org/drawingml/2006/picture">
                   <pic:nvPicPr>
-                    <pic:cNvPr id="1128670832" name=""/>
+                    <pic:cNvPr id="1515056151" name=""/>
                     <pic:cNvPicPr/>
                   </pic:nvPicPr>
                   <pic:blipFill>
@@ -1823,7 +2122,7 @@
                   <pic:spPr>
                     <a:xfrm>
                       <a:off x="0" y="0"/>
-                      <a:ext cx="4204115" cy="4434210"/>
+                      <a:ext cx="5152576" cy="5829044"/>
                     </a:xfrm>
                     <a:prstGeom prst="rect">
                       <a:avLst/>
@@ -1963,14 +2262,36 @@
           <w:rFonts w:ascii="Georgia" w:hAnsi="Georgia"/>
           <w:color w:val="000000" w:themeColor="text1"/>
         </w:rPr>
-        <w:t xml:space="preserve">This is likely not the final design as this was </w:t>
-      </w:r>
-      <w:r>
-        <w:rPr>
-          <w:rFonts w:ascii="Georgia" w:hAnsi="Georgia"/>
-          <w:color w:val="000000" w:themeColor="text1"/>
-        </w:rPr>
-        <w:t>designed solely by one person (Daniel Caveney), with no input so gathering feedback from the rest of the group is important.</w:t>
+        <w:lastRenderedPageBreak/>
+        <w:t xml:space="preserve">This is likely the final design as this was </w:t>
+      </w:r>
+      <w:r>
+        <w:rPr>
+          <w:rFonts w:ascii="Georgia" w:hAnsi="Georgia"/>
+          <w:color w:val="000000" w:themeColor="text1"/>
+        </w:rPr>
+        <w:t xml:space="preserve">designed </w:t>
+      </w:r>
+      <w:r>
+        <w:rPr>
+          <w:rFonts w:ascii="Georgia" w:hAnsi="Georgia"/>
+          <w:color w:val="000000" w:themeColor="text1"/>
+        </w:rPr>
+        <w:t>and updated to accommodate for the changes to the program</w:t>
+      </w:r>
+      <w:r>
+        <w:rPr>
+          <w:rFonts w:ascii="Georgia" w:hAnsi="Georgia"/>
+          <w:color w:val="000000" w:themeColor="text1"/>
+        </w:rPr>
+        <w:t xml:space="preserve"> that the group believes was fitting, </w:t>
+      </w:r>
+      <w:r>
+        <w:rPr>
+          <w:rFonts w:ascii="Georgia" w:hAnsi="Georgia"/>
+          <w:color w:val="000000" w:themeColor="text1"/>
+        </w:rPr>
+        <w:t>however still this doesn’t mean that the program will need to follow this one to one, it is just extremely useful to have.</w:t>
       </w:r>
     </w:p>
     <w:p>
@@ -2006,7 +2327,6 @@
           <w:rFonts w:ascii="Georgia" w:hAnsi="Georgia"/>
           <w:color w:val="000000" w:themeColor="text1"/>
         </w:rPr>
-        <w:lastRenderedPageBreak/>
         <w:t>Wireframe for lo2</w:t>
       </w:r>
     </w:p>
@@ -2021,6 +2341,7 @@
       <w:r>
         <w:rPr>
           <w:rFonts w:ascii="Georgia" w:hAnsi="Georgia"/>
+          <w:noProof/>
           <w:color w:val="000000" w:themeColor="text1"/>
         </w:rPr>
         <w:drawing>
@@ -2236,15 +2557,162 @@
       <w:pPr>
         <w:pStyle w:val="Heading1"/>
       </w:pPr>
-      <w:bookmarkStart w:id="5" w:name="_Toc224919238"/>
+      <w:bookmarkStart w:id="5" w:name="_Toc226662653"/>
       <w:r>
         <w:lastRenderedPageBreak/>
-        <w:t>Implementation Summary</w:t>
+        <w:t xml:space="preserve">Coding </w:t>
+      </w:r>
+      <w:r>
+        <w:t>Implementation</w:t>
+      </w:r>
+      <w:r>
+        <w:t xml:space="preserve"> </w:t>
+      </w:r>
+      <w:r>
+        <w:t>Summary</w:t>
       </w:r>
       <w:bookmarkEnd w:id="5"/>
     </w:p>
     <w:p>
       <w:pPr>
+        <w:rPr>
+          <w:i/>
+          <w:iCs/>
+          <w:color w:val="EE0000"/>
+          <w:szCs w:val="24"/>
+        </w:rPr>
+      </w:pPr>
+      <w:r>
+        <w:rPr>
+          <w:i/>
+          <w:iCs/>
+          <w:color w:val="EE0000"/>
+          <w:szCs w:val="24"/>
+        </w:rPr>
+        <w:t>*</w:t>
+      </w:r>
+      <w:r>
+        <w:rPr>
+          <w:rFonts w:cs="Arial"/>
+          <w:i/>
+          <w:iCs/>
+          <w:color w:val="EE0000"/>
+          <w:szCs w:val="24"/>
+          <w:shd w:val="clear" w:color="auto" w:fill="FFFFFF"/>
+        </w:rPr>
+        <w:t>Discuss key implementation details</w:t>
+      </w:r>
+      <w:r>
+        <w:rPr>
+          <w:rFonts w:cs="Arial"/>
+          <w:i/>
+          <w:iCs/>
+          <w:color w:val="EE0000"/>
+          <w:szCs w:val="24"/>
+          <w:shd w:val="clear" w:color="auto" w:fill="FFFFFF"/>
+        </w:rPr>
+        <w:t>,</w:t>
+      </w:r>
+      <w:r>
+        <w:rPr>
+          <w:rFonts w:cs="Arial"/>
+          <w:i/>
+          <w:iCs/>
+          <w:color w:val="EE0000"/>
+          <w:szCs w:val="24"/>
+          <w:shd w:val="clear" w:color="auto" w:fill="FFFFFF"/>
+        </w:rPr>
+        <w:t xml:space="preserve"> technical</w:t>
+      </w:r>
+      <w:r>
+        <w:rPr>
+          <w:rFonts w:ascii="Open Sans" w:hAnsi="Open Sans" w:cs="Open Sans"/>
+          <w:i/>
+          <w:iCs/>
+          <w:color w:val="EE0000"/>
+          <w:szCs w:val="24"/>
+        </w:rPr>
+        <w:t xml:space="preserve"> </w:t>
+      </w:r>
+      <w:r>
+        <w:rPr>
+          <w:rFonts w:cs="Arial"/>
+          <w:i/>
+          <w:iCs/>
+          <w:color w:val="EE0000"/>
+          <w:szCs w:val="24"/>
+          <w:shd w:val="clear" w:color="auto" w:fill="FFFFFF"/>
+        </w:rPr>
+        <w:t>decisions</w:t>
+      </w:r>
+      <w:r>
+        <w:rPr>
+          <w:rFonts w:cs="Arial"/>
+          <w:i/>
+          <w:iCs/>
+          <w:color w:val="EE0000"/>
+          <w:szCs w:val="24"/>
+          <w:shd w:val="clear" w:color="auto" w:fill="FFFFFF"/>
+        </w:rPr>
+        <w:t>, and p</w:t>
+      </w:r>
+      <w:r>
+        <w:rPr>
+          <w:rFonts w:cs="Arial"/>
+          <w:i/>
+          <w:iCs/>
+          <w:color w:val="EE0000"/>
+          <w:szCs w:val="24"/>
+          <w:shd w:val="clear" w:color="auto" w:fill="FFFFFF"/>
+        </w:rPr>
+        <w:t>ossible</w:t>
+      </w:r>
+      <w:r>
+        <w:rPr>
+          <w:rFonts w:cs="Arial"/>
+          <w:i/>
+          <w:iCs/>
+          <w:color w:val="EE0000"/>
+          <w:szCs w:val="24"/>
+          <w:shd w:val="clear" w:color="auto" w:fill="FFFFFF"/>
+        </w:rPr>
+        <w:t xml:space="preserve"> GUI design decisions</w:t>
+      </w:r>
+      <w:r>
+        <w:rPr>
+          <w:rFonts w:cs="Arial"/>
+          <w:i/>
+          <w:iCs/>
+          <w:color w:val="EE0000"/>
+          <w:szCs w:val="24"/>
+          <w:shd w:val="clear" w:color="auto" w:fill="FFFFFF"/>
+        </w:rPr>
+        <w:t>. Highlight any significant challenges you overcame. Do not just</w:t>
+      </w:r>
+      <w:r>
+        <w:rPr>
+          <w:rFonts w:ascii="Open Sans" w:hAnsi="Open Sans" w:cs="Open Sans"/>
+          <w:i/>
+          <w:iCs/>
+          <w:color w:val="EE0000"/>
+          <w:szCs w:val="24"/>
+        </w:rPr>
+        <w:t xml:space="preserve"> </w:t>
+      </w:r>
+      <w:r>
+        <w:rPr>
+          <w:rFonts w:cs="Arial"/>
+          <w:i/>
+          <w:iCs/>
+          <w:color w:val="EE0000"/>
+          <w:szCs w:val="24"/>
+          <w:shd w:val="clear" w:color="auto" w:fill="FFFFFF"/>
+        </w:rPr>
+        <w:t>paste code here. *</w:t>
+      </w:r>
+    </w:p>
+    <w:p>
+      <w:pPr>
         <w:spacing w:after="160" w:line="278" w:lineRule="auto"/>
         <w:rPr>
           <w:rFonts w:ascii="Georgia" w:hAnsi="Georgia"/>
@@ -2254,6 +2722,44 @@
     </w:p>
     <w:p>
       <w:pPr>
+        <w:pStyle w:val="Heading2"/>
+        <w:rPr>
+          <w:color w:val="EE0000"/>
+          <w:szCs w:val="24"/>
+          <w:shd w:val="clear" w:color="auto" w:fill="FFFFFF"/>
+        </w:rPr>
+      </w:pPr>
+      <w:bookmarkStart w:id="6" w:name="_Toc218016078"/>
+      <w:bookmarkStart w:id="7" w:name="_Toc226662654"/>
+      <w:r>
+        <w:rPr>
+          <w:shd w:val="clear" w:color="auto" w:fill="FFFFFF"/>
+        </w:rPr>
+        <w:t>Task</w:t>
+      </w:r>
+      <w:r>
+        <w:rPr>
+          <w:shd w:val="clear" w:color="auto" w:fill="FFFFFF"/>
+        </w:rPr>
+        <w:t xml:space="preserve"> 1</w:t>
+      </w:r>
+      <w:r>
+        <w:rPr>
+          <w:shd w:val="clear" w:color="auto" w:fill="FFFFFF"/>
+        </w:rPr>
+        <w:t xml:space="preserve">: Adding new items to the </w:t>
+      </w:r>
+      <w:bookmarkEnd w:id="6"/>
+      <w:r>
+        <w:rPr>
+          <w:shd w:val="clear" w:color="auto" w:fill="FFFFFF"/>
+        </w:rPr>
+        <w:t>SmartStock</w:t>
+      </w:r>
+      <w:bookmarkEnd w:id="7"/>
+    </w:p>
+    <w:p>
+      <w:pPr>
         <w:spacing w:after="160" w:line="278" w:lineRule="auto"/>
         <w:rPr>
           <w:rFonts w:ascii="Georgia" w:hAnsi="Georgia"/>
@@ -2265,21 +2771,727 @@
           <w:rFonts w:ascii="Georgia" w:hAnsi="Georgia"/>
           <w:color w:val="000000" w:themeColor="text1"/>
         </w:rPr>
+        <w:t xml:space="preserve">This was the first feature to be implemented properly into the program, the reason as to why is because the rest of the program will hinge on this being successful and </w:t>
+      </w:r>
+      <w:r>
+        <w:rPr>
+          <w:rFonts w:ascii="Georgia" w:hAnsi="Georgia"/>
+          <w:color w:val="000000" w:themeColor="text1"/>
+        </w:rPr>
+        <w:t xml:space="preserve">has the defensive coding necessary to not </w:t>
+      </w:r>
+      <w:r>
+        <w:rPr>
+          <w:rFonts w:ascii="Georgia" w:hAnsi="Georgia"/>
+          <w:color w:val="000000" w:themeColor="text1"/>
+        </w:rPr>
+        <w:t xml:space="preserve">cause fatal crashing, which would therefore fail the brief and not give the users the experience that they </w:t>
+      </w:r>
+      <w:r>
+        <w:rPr>
+          <w:rFonts w:ascii="Georgia" w:hAnsi="Georgia"/>
+          <w:color w:val="000000" w:themeColor="text1"/>
+        </w:rPr>
+        <w:t xml:space="preserve">want and deserve. The initial decision was to give the user a box inside of the program to input all the necessary information for the new stock, however that didn’t as efficient as the decision I went with. The decision was for the add button to open up a new window that contains all the boxes </w:t>
+      </w:r>
+      <w:r>
+        <w:rPr>
+          <w:rFonts w:ascii="Georgia" w:hAnsi="Georgia"/>
+          <w:color w:val="000000" w:themeColor="text1"/>
+        </w:rPr>
+        <w:t xml:space="preserve">with </w:t>
+      </w:r>
+      <w:r>
+        <w:rPr>
+          <w:rFonts w:ascii="Georgia" w:hAnsi="Georgia"/>
+          <w:color w:val="000000" w:themeColor="text1"/>
+        </w:rPr>
+        <w:t xml:space="preserve">the information that </w:t>
+      </w:r>
+      <w:r>
+        <w:rPr>
+          <w:rFonts w:ascii="Georgia" w:hAnsi="Georgia"/>
+          <w:color w:val="000000" w:themeColor="text1"/>
+        </w:rPr>
+        <w:t xml:space="preserve">is needed to be gathered by the user, that being ID, Name, </w:t>
+      </w:r>
+      <w:r>
+        <w:rPr>
+          <w:rFonts w:ascii="Georgia" w:hAnsi="Georgia"/>
+          <w:color w:val="000000" w:themeColor="text1"/>
+        </w:rPr>
+        <w:t xml:space="preserve">Price and Quantity, and with testing to prove that it works, which it does, this task is completed and can now to </w:t>
+      </w:r>
+      <w:r>
+        <w:rPr>
+          <w:rFonts w:ascii="Georgia" w:hAnsi="Georgia"/>
+          <w:color w:val="000000" w:themeColor="text1"/>
+        </w:rPr>
+        <w:t>use</w:t>
+      </w:r>
+      <w:r>
+        <w:rPr>
+          <w:rFonts w:ascii="Georgia" w:hAnsi="Georgia"/>
+          <w:color w:val="000000" w:themeColor="text1"/>
+        </w:rPr>
+        <w:t xml:space="preserve"> as the stepping stone over to the rest of the tasks.</w:t>
+      </w:r>
+    </w:p>
+    <w:p>
+      <w:pPr>
+        <w:spacing w:after="160" w:line="278" w:lineRule="auto"/>
+        <w:rPr>
+          <w:rFonts w:ascii="Georgia" w:hAnsi="Georgia"/>
+          <w:color w:val="000000" w:themeColor="text1"/>
+        </w:rPr>
+      </w:pPr>
+      <w:r>
+        <w:rPr>
+          <w:rFonts w:ascii="Georgia" w:hAnsi="Georgia"/>
+          <w:color w:val="000000" w:themeColor="text1"/>
+        </w:rPr>
+        <w:t xml:space="preserve">Additionally, there was some defence coding required to ensure that if a user makes a mistake the program will respond appropriately with an error message and return the program back to a point of stability, </w:t>
+      </w:r>
+      <w:r>
+        <w:rPr>
+          <w:rFonts w:ascii="Georgia" w:hAnsi="Georgia"/>
+          <w:color w:val="000000" w:themeColor="text1"/>
+        </w:rPr>
+        <w:t xml:space="preserve">ensuring that the user can still </w:t>
+      </w:r>
+      <w:r>
+        <w:rPr>
+          <w:rFonts w:ascii="Georgia" w:hAnsi="Georgia"/>
+          <w:color w:val="000000" w:themeColor="text1"/>
+        </w:rPr>
+        <w:t xml:space="preserve">perform the “add stock” feature without the program crashing abruptly due to a mistake or unintentional </w:t>
+      </w:r>
+      <w:r>
+        <w:rPr>
+          <w:rFonts w:ascii="Georgia" w:hAnsi="Georgia"/>
+          <w:color w:val="000000" w:themeColor="text1"/>
+        </w:rPr>
+        <w:t>invalid code</w:t>
+      </w:r>
+      <w:r>
+        <w:rPr>
+          <w:rFonts w:ascii="Georgia" w:hAnsi="Georgia"/>
+          <w:color w:val="000000" w:themeColor="text1"/>
+        </w:rPr>
+        <w:t xml:space="preserve">, with this the code is more professional than it was without it. It was decided to use </w:t>
+      </w:r>
+      <w:r>
+        <w:rPr>
+          <w:rFonts w:ascii="Georgia" w:hAnsi="Georgia"/>
+          <w:color w:val="000000" w:themeColor="text1"/>
+        </w:rPr>
+        <w:t xml:space="preserve">‘If not OR’s’ to allow the code to check whether all boxes have been given </w:t>
+      </w:r>
+      <w:r>
+        <w:rPr>
+          <w:rFonts w:ascii="Georgia" w:hAnsi="Georgia"/>
+          <w:color w:val="000000" w:themeColor="text1"/>
+        </w:rPr>
+        <w:t xml:space="preserve">data and if a Label is empty then an error message appears telling the user that all fields must have an input, and a secondary </w:t>
+      </w:r>
+      <w:r>
+        <w:rPr>
+          <w:rFonts w:ascii="Georgia" w:hAnsi="Georgia"/>
+          <w:color w:val="000000" w:themeColor="text1"/>
+        </w:rPr>
+        <w:t xml:space="preserve">piece of defence coding was using a try and except to have it so the </w:t>
+      </w:r>
+      <w:r>
+        <w:rPr>
+          <w:rFonts w:ascii="Georgia" w:hAnsi="Georgia"/>
+          <w:color w:val="000000" w:themeColor="text1"/>
+        </w:rPr>
+        <w:t>price variable is a float and then if the user inputs a non-float or integer, then the program will produce an error message, this error message is placed in order after the first one to ensure that errors make more sense.</w:t>
+      </w:r>
+    </w:p>
+    <w:p>
+      <w:pPr>
+        <w:spacing w:after="160" w:line="278" w:lineRule="auto"/>
+        <w:rPr>
+          <w:rFonts w:ascii="Georgia" w:hAnsi="Georgia"/>
+          <w:i/>
+          <w:iCs/>
+          <w:color w:val="000000" w:themeColor="text1"/>
+        </w:rPr>
+      </w:pPr>
+      <w:r>
+        <w:rPr>
+          <w:rFonts w:ascii="Georgia" w:hAnsi="Georgia"/>
+          <w:i/>
+          <w:iCs/>
+          <w:color w:val="000000" w:themeColor="text1"/>
+        </w:rPr>
+        <w:t>Written by Daniel Caveney</w:t>
+      </w:r>
+    </w:p>
+    <w:p>
+      <w:pPr>
+        <w:pStyle w:val="Heading2"/>
+      </w:pPr>
+      <w:r>
+        <w:t>Task 2: Editing items to the SmartStock</w:t>
+      </w:r>
+    </w:p>
+    <w:p>
+      <w:pPr>
+        <w:spacing w:after="160" w:line="278" w:lineRule="auto"/>
+        <w:rPr>
+          <w:rFonts w:ascii="Georgia" w:hAnsi="Georgia"/>
+          <w:color w:val="000000" w:themeColor="text1"/>
+        </w:rPr>
+      </w:pPr>
+      <w:r>
+        <w:rPr>
+          <w:rFonts w:ascii="Georgia" w:hAnsi="Georgia"/>
+          <w:color w:val="000000" w:themeColor="text1"/>
+        </w:rPr>
+        <w:t xml:space="preserve">This was the third and final part of </w:t>
+      </w:r>
+      <w:r>
+        <w:rPr>
+          <w:rFonts w:ascii="Georgia" w:hAnsi="Georgia"/>
+          <w:color w:val="000000" w:themeColor="text1"/>
+        </w:rPr>
+        <w:t xml:space="preserve">this feature involving </w:t>
+      </w:r>
+      <w:r>
+        <w:rPr>
+          <w:rFonts w:ascii="Georgia" w:hAnsi="Georgia"/>
+          <w:color w:val="000000" w:themeColor="text1"/>
+        </w:rPr>
+        <w:t xml:space="preserve">adding stock, editing the stock is an important but also useful feature to have in case a mistake was </w:t>
+      </w:r>
+      <w:r>
+        <w:rPr>
+          <w:rFonts w:ascii="Georgia" w:hAnsi="Georgia"/>
+          <w:color w:val="000000" w:themeColor="text1"/>
+        </w:rPr>
+        <w:t>made,</w:t>
+      </w:r>
+      <w:r>
+        <w:rPr>
+          <w:rFonts w:ascii="Georgia" w:hAnsi="Georgia"/>
+          <w:color w:val="000000" w:themeColor="text1"/>
+        </w:rPr>
+        <w:t xml:space="preserve"> or</w:t>
+      </w:r>
+      <w:r>
+        <w:rPr>
+          <w:rFonts w:ascii="Georgia" w:hAnsi="Georgia"/>
+          <w:color w:val="000000" w:themeColor="text1"/>
+        </w:rPr>
+        <w:t xml:space="preserve"> something happened to the stock to warrant a change, such as editing the quantity or price of the item. </w:t>
+      </w:r>
+      <w:r>
+        <w:rPr>
+          <w:rFonts w:ascii="Georgia" w:hAnsi="Georgia"/>
+          <w:color w:val="000000" w:themeColor="text1"/>
+        </w:rPr>
+        <w:t xml:space="preserve">Like the removing stock feature, curselection() was used again </w:t>
+      </w:r>
+      <w:r>
+        <w:rPr>
+          <w:rFonts w:ascii="Georgia" w:hAnsi="Georgia"/>
+          <w:color w:val="000000" w:themeColor="text1"/>
+        </w:rPr>
+        <w:t xml:space="preserve">so the user can specifically pick amongst the </w:t>
+      </w:r>
+      <w:r>
+        <w:rPr>
+          <w:rFonts w:ascii="Georgia" w:hAnsi="Georgia"/>
+          <w:color w:val="000000" w:themeColor="text1"/>
+        </w:rPr>
+        <w:t xml:space="preserve">items in the inventory list to edit and if they don’t have </w:t>
+      </w:r>
+      <w:r>
+        <w:rPr>
+          <w:rFonts w:ascii="Georgia" w:hAnsi="Georgia"/>
+          <w:color w:val="000000" w:themeColor="text1"/>
+        </w:rPr>
+        <w:t>an</w:t>
+      </w:r>
+      <w:r>
+        <w:rPr>
+          <w:rFonts w:ascii="Georgia" w:hAnsi="Georgia"/>
+          <w:color w:val="000000" w:themeColor="text1"/>
+        </w:rPr>
+        <w:t xml:space="preserve"> item selected then an error message will display stating </w:t>
+      </w:r>
+      <w:r>
+        <w:rPr>
+          <w:rFonts w:ascii="Georgia" w:hAnsi="Georgia"/>
+          <w:color w:val="000000" w:themeColor="text1"/>
+        </w:rPr>
+        <w:t xml:space="preserve">“Please select a stock to </w:t>
+      </w:r>
+      <w:r>
+        <w:rPr>
+          <w:rFonts w:ascii="Georgia" w:hAnsi="Georgia"/>
+          <w:color w:val="000000" w:themeColor="text1"/>
+        </w:rPr>
+        <w:t>edit</w:t>
+      </w:r>
+      <w:r>
+        <w:rPr>
+          <w:rFonts w:ascii="Georgia" w:hAnsi="Georgia"/>
+          <w:color w:val="000000" w:themeColor="text1"/>
+        </w:rPr>
+        <w:t>”</w:t>
+      </w:r>
+      <w:r>
+        <w:rPr>
+          <w:rFonts w:ascii="Georgia" w:hAnsi="Georgia"/>
+          <w:color w:val="000000" w:themeColor="text1"/>
+        </w:rPr>
+        <w:t>. Once the user selects an item</w:t>
+      </w:r>
+      <w:r>
+        <w:rPr>
+          <w:rFonts w:ascii="Georgia" w:hAnsi="Georgia"/>
+          <w:color w:val="000000" w:themeColor="text1"/>
+        </w:rPr>
+        <w:t xml:space="preserve">, a window open like the add stock feature </w:t>
+      </w:r>
+      <w:r>
+        <w:rPr>
+          <w:rFonts w:ascii="Georgia" w:hAnsi="Georgia"/>
+          <w:color w:val="000000" w:themeColor="text1"/>
+        </w:rPr>
+        <w:t xml:space="preserve">that </w:t>
+      </w:r>
+      <w:r>
+        <w:rPr>
+          <w:rFonts w:ascii="Georgia" w:hAnsi="Georgia"/>
+          <w:color w:val="000000" w:themeColor="text1"/>
+        </w:rPr>
+        <w:t xml:space="preserve">allows the user to change the value of the variables </w:t>
+      </w:r>
+      <w:r>
+        <w:rPr>
+          <w:rFonts w:ascii="Georgia" w:hAnsi="Georgia"/>
+          <w:color w:val="000000" w:themeColor="text1"/>
+        </w:rPr>
+        <w:t>of the item, which helps update the inventory to keep the information up to date and relevant</w:t>
+      </w:r>
+      <w:r>
+        <w:rPr>
+          <w:rFonts w:ascii="Georgia" w:hAnsi="Georgia"/>
+          <w:color w:val="000000" w:themeColor="text1"/>
+        </w:rPr>
+        <w:t xml:space="preserve"> </w:t>
+      </w:r>
+      <w:r>
+        <w:rPr>
+          <w:rFonts w:ascii="Georgia" w:hAnsi="Georgia"/>
+          <w:color w:val="000000" w:themeColor="text1"/>
+        </w:rPr>
+        <w:lastRenderedPageBreak/>
+        <w:t xml:space="preserve">and even change any potential mistakes that was made during the </w:t>
+      </w:r>
+      <w:r>
+        <w:rPr>
+          <w:rFonts w:ascii="Georgia" w:hAnsi="Georgia"/>
+          <w:color w:val="000000" w:themeColor="text1"/>
+        </w:rPr>
+        <w:t xml:space="preserve">adding </w:t>
+      </w:r>
+      <w:r>
+        <w:rPr>
+          <w:rFonts w:ascii="Georgia" w:hAnsi="Georgia"/>
+          <w:color w:val="000000" w:themeColor="text1"/>
+        </w:rPr>
+        <w:t>feature rather than being forced to remove the item and add in all the information again.</w:t>
+      </w:r>
+      <w:r>
+        <w:rPr>
+          <w:rFonts w:ascii="Georgia" w:hAnsi="Georgia"/>
+          <w:color w:val="000000" w:themeColor="text1"/>
+        </w:rPr>
+        <w:t xml:space="preserve"> With it having a similar process to the add stock, this provides consistency </w:t>
+      </w:r>
+      <w:r>
+        <w:rPr>
+          <w:rFonts w:ascii="Georgia" w:hAnsi="Georgia"/>
+          <w:color w:val="000000" w:themeColor="text1"/>
+        </w:rPr>
+        <w:t>throughout the program, which is very important for a professional program.</w:t>
+      </w:r>
+    </w:p>
+    <w:p>
+      <w:pPr>
+        <w:spacing w:after="160" w:line="278" w:lineRule="auto"/>
+        <w:rPr>
+          <w:rFonts w:ascii="Georgia" w:hAnsi="Georgia"/>
+          <w:i/>
+          <w:iCs/>
+          <w:color w:val="000000" w:themeColor="text1"/>
+        </w:rPr>
+      </w:pPr>
+      <w:r>
+        <w:rPr>
+          <w:rFonts w:ascii="Georgia" w:hAnsi="Georgia"/>
+          <w:i/>
+          <w:iCs/>
+          <w:color w:val="000000" w:themeColor="text1"/>
+        </w:rPr>
+        <w:t>Written by Daniel Caveney</w:t>
+      </w:r>
+    </w:p>
+    <w:p>
+      <w:pPr>
+        <w:pStyle w:val="Heading2"/>
+      </w:pPr>
+      <w:bookmarkStart w:id="8" w:name="_Toc226662655"/>
+      <w:r>
+        <w:t>Task 3: Removing items to the SmartStock</w:t>
+      </w:r>
+      <w:bookmarkEnd w:id="8"/>
+      <w:r>
+        <w:t xml:space="preserve"> </w:t>
+      </w:r>
+    </w:p>
+    <w:p>
+      <w:pPr>
+        <w:spacing w:after="160" w:line="278" w:lineRule="auto"/>
+        <w:rPr>
+          <w:rFonts w:ascii="Georgia" w:hAnsi="Georgia"/>
+          <w:color w:val="000000" w:themeColor="text1"/>
+        </w:rPr>
+      </w:pPr>
+      <w:r>
+        <w:rPr>
+          <w:rFonts w:ascii="Georgia" w:hAnsi="Georgia"/>
+          <w:color w:val="000000" w:themeColor="text1"/>
+        </w:rPr>
+        <w:t xml:space="preserve">After making the ‘add stock’ feature, the next course was ensuring that the user could remove said item from the SmartStock if they felt it was necessary, </w:t>
+      </w:r>
+      <w:r>
+        <w:rPr>
+          <w:rFonts w:ascii="Georgia" w:hAnsi="Georgia"/>
+          <w:color w:val="000000" w:themeColor="text1"/>
+        </w:rPr>
+        <w:t xml:space="preserve">making this before the edit feature made more sense </w:t>
+      </w:r>
+      <w:r>
+        <w:rPr>
+          <w:rFonts w:ascii="Georgia" w:hAnsi="Georgia"/>
+          <w:color w:val="000000" w:themeColor="text1"/>
+        </w:rPr>
+        <w:t>at the time and it provided with the option of removing items from the SmartStock during testing</w:t>
+      </w:r>
+      <w:r>
+        <w:rPr>
+          <w:rFonts w:ascii="Georgia" w:hAnsi="Georgia"/>
+          <w:color w:val="000000" w:themeColor="text1"/>
+        </w:rPr>
+        <w:t xml:space="preserve"> being a useful feature</w:t>
+      </w:r>
+      <w:r>
+        <w:rPr>
+          <w:rFonts w:ascii="Georgia" w:hAnsi="Georgia"/>
+          <w:color w:val="000000" w:themeColor="text1"/>
+        </w:rPr>
+        <w:t>. It required having a curselection</w:t>
+      </w:r>
+      <w:r>
+        <w:rPr>
+          <w:rFonts w:ascii="Georgia" w:hAnsi="Georgia"/>
+          <w:color w:val="000000" w:themeColor="text1"/>
+        </w:rPr>
+        <w:t xml:space="preserve">() on the inventory list so that it only work on items that have been selected, </w:t>
+      </w:r>
+      <w:r>
+        <w:rPr>
+          <w:rFonts w:ascii="Georgia" w:hAnsi="Georgia"/>
+          <w:color w:val="000000" w:themeColor="text1"/>
+        </w:rPr>
+        <w:t xml:space="preserve">this was further </w:t>
+      </w:r>
+      <w:r>
+        <w:rPr>
+          <w:rFonts w:ascii="Georgia" w:hAnsi="Georgia"/>
+          <w:color w:val="000000" w:themeColor="text1"/>
+        </w:rPr>
+        <w:t>valued</w:t>
+      </w:r>
+      <w:r>
+        <w:rPr>
+          <w:rFonts w:ascii="Georgia" w:hAnsi="Georgia"/>
+          <w:color w:val="000000" w:themeColor="text1"/>
+        </w:rPr>
+        <w:t xml:space="preserve"> through the implementation of a “if not selected”</w:t>
+      </w:r>
+      <w:r>
+        <w:rPr>
+          <w:rFonts w:ascii="Georgia" w:hAnsi="Georgia"/>
+          <w:color w:val="000000" w:themeColor="text1"/>
+        </w:rPr>
+        <w:t xml:space="preserve">, where if an item wasn’t selected a warning message would show saying “a stock wasn’t selected to be removed”, it then returns back to </w:t>
+      </w:r>
+      <w:r>
+        <w:rPr>
+          <w:rFonts w:ascii="Georgia" w:hAnsi="Georgia"/>
+          <w:color w:val="000000" w:themeColor="text1"/>
+        </w:rPr>
+        <w:t>the start and no errors took place</w:t>
+      </w:r>
+      <w:r>
+        <w:rPr>
+          <w:rFonts w:ascii="Georgia" w:hAnsi="Georgia"/>
+          <w:color w:val="000000" w:themeColor="text1"/>
+        </w:rPr>
+        <w:t xml:space="preserve">. When </w:t>
+      </w:r>
+      <w:r>
+        <w:rPr>
+          <w:rFonts w:ascii="Georgia" w:hAnsi="Georgia"/>
+          <w:color w:val="000000" w:themeColor="text1"/>
+        </w:rPr>
+        <w:t xml:space="preserve">an item is </w:t>
+      </w:r>
+      <w:r>
+        <w:rPr>
+          <w:rFonts w:ascii="Georgia" w:hAnsi="Georgia"/>
+          <w:color w:val="000000" w:themeColor="text1"/>
+        </w:rPr>
+        <w:t>selected,</w:t>
+      </w:r>
+      <w:r>
+        <w:rPr>
+          <w:rFonts w:ascii="Georgia" w:hAnsi="Georgia"/>
+          <w:color w:val="000000" w:themeColor="text1"/>
+        </w:rPr>
+        <w:t xml:space="preserve"> it will then proceed to ask the user a question </w:t>
+      </w:r>
+      <w:r>
+        <w:rPr>
+          <w:rFonts w:ascii="Georgia" w:hAnsi="Georgia"/>
+          <w:color w:val="000000" w:themeColor="text1"/>
+        </w:rPr>
+        <w:t>of “Remove Stock?” and then if told “yes” it will delete it and if told “no” the program will keep the stock.</w:t>
+      </w:r>
+      <w:r>
+        <w:rPr>
+          <w:rFonts w:ascii="Georgia" w:hAnsi="Georgia"/>
+          <w:color w:val="000000" w:themeColor="text1"/>
+        </w:rPr>
+        <w:t xml:space="preserve"> With this small but important feature the user can keep the SmartStock clutter free and </w:t>
+      </w:r>
+      <w:r>
+        <w:rPr>
+          <w:rFonts w:ascii="Georgia" w:hAnsi="Georgia"/>
+          <w:color w:val="000000" w:themeColor="text1"/>
+        </w:rPr>
+        <w:t xml:space="preserve">able to remove unnecessary </w:t>
+      </w:r>
+      <w:r>
+        <w:rPr>
+          <w:rFonts w:ascii="Georgia" w:hAnsi="Georgia"/>
+          <w:color w:val="000000" w:themeColor="text1"/>
+        </w:rPr>
+        <w:t>items.</w:t>
+      </w:r>
+    </w:p>
+    <w:p>
+      <w:pPr>
+        <w:spacing w:after="160" w:line="278" w:lineRule="auto"/>
+        <w:rPr>
+          <w:rFonts w:ascii="Georgia" w:hAnsi="Georgia"/>
+          <w:i/>
+          <w:iCs/>
+          <w:color w:val="000000" w:themeColor="text1"/>
+        </w:rPr>
+      </w:pPr>
+      <w:r>
+        <w:rPr>
+          <w:rFonts w:ascii="Georgia" w:hAnsi="Georgia"/>
+          <w:i/>
+          <w:iCs/>
+          <w:color w:val="000000" w:themeColor="text1"/>
+        </w:rPr>
+        <w:t>Written by Daniel Caveney</w:t>
+      </w:r>
+    </w:p>
+    <w:p>
+      <w:pPr>
+        <w:spacing w:after="160" w:line="278" w:lineRule="auto"/>
+        <w:rPr>
+          <w:rFonts w:ascii="Georgia" w:hAnsi="Georgia"/>
+          <w:color w:val="000000" w:themeColor="text1"/>
+        </w:rPr>
+      </w:pPr>
+    </w:p>
+    <w:p>
+      <w:pPr>
+        <w:spacing w:after="160" w:line="278" w:lineRule="auto"/>
+        <w:rPr>
+          <w:rFonts w:ascii="Georgia" w:hAnsi="Georgia"/>
+          <w:color w:val="000000" w:themeColor="text1"/>
+        </w:rPr>
+      </w:pPr>
+      <w:r>
+        <w:rPr>
+          <w:rFonts w:ascii="Georgia" w:hAnsi="Georgia"/>
+          <w:color w:val="000000" w:themeColor="text1"/>
+        </w:rPr>
         <w:br w:type="page"/>
       </w:r>
     </w:p>
     <w:p>
       <w:pPr>
         <w:pStyle w:val="Heading1"/>
-      </w:pPr>
-      <w:bookmarkStart w:id="6" w:name="_Toc224919239"/>
+        <w:rPr>
+          <w:rFonts w:ascii="Georgia" w:hAnsi="Georgia"/>
+          <w:color w:val="000000" w:themeColor="text1"/>
+        </w:rPr>
+      </w:pPr>
       <w:r>
         <w:lastRenderedPageBreak/>
-        <w:t>User-centric design implementation</w:t>
-      </w:r>
-      <w:bookmarkEnd w:id="6"/>
-      <w:r>
-        <w:br/>
+        <w:t>User-centric design</w:t>
+      </w:r>
+      <w:r>
+        <w:t xml:space="preserve"> </w:t>
+      </w:r>
+      <w:r>
+        <w:t>I</w:t>
+      </w:r>
+      <w:r>
+        <w:t>mple</w:t>
+      </w:r>
+      <w:r>
+        <w:t>mentation Summary</w:t>
+      </w:r>
+    </w:p>
+    <w:p>
+      <w:pPr>
+        <w:rPr>
+          <w:i/>
+          <w:iCs/>
+          <w:color w:val="EE0000"/>
+          <w:szCs w:val="24"/>
+        </w:rPr>
+      </w:pPr>
+      <w:r>
+        <w:rPr>
+          <w:i/>
+          <w:iCs/>
+          <w:color w:val="EE0000"/>
+          <w:szCs w:val="24"/>
+        </w:rPr>
+        <w:t>*</w:t>
+      </w:r>
+      <w:r>
+        <w:rPr>
+          <w:rFonts w:cs="Arial"/>
+          <w:i/>
+          <w:iCs/>
+          <w:color w:val="EE0000"/>
+          <w:szCs w:val="24"/>
+          <w:shd w:val="clear" w:color="auto" w:fill="FFFFFF"/>
+        </w:rPr>
+        <w:t>Discuss key implementation details</w:t>
+      </w:r>
+      <w:r>
+        <w:rPr>
+          <w:rFonts w:cs="Arial"/>
+          <w:i/>
+          <w:iCs/>
+          <w:color w:val="EE0000"/>
+          <w:szCs w:val="24"/>
+          <w:shd w:val="clear" w:color="auto" w:fill="FFFFFF"/>
+        </w:rPr>
+        <w:t>,</w:t>
+      </w:r>
+      <w:r>
+        <w:rPr>
+          <w:rFonts w:cs="Arial"/>
+          <w:i/>
+          <w:iCs/>
+          <w:color w:val="EE0000"/>
+          <w:szCs w:val="24"/>
+          <w:shd w:val="clear" w:color="auto" w:fill="FFFFFF"/>
+        </w:rPr>
+        <w:t xml:space="preserve"> technical</w:t>
+      </w:r>
+      <w:r>
+        <w:rPr>
+          <w:rFonts w:ascii="Open Sans" w:hAnsi="Open Sans" w:cs="Open Sans"/>
+          <w:i/>
+          <w:iCs/>
+          <w:color w:val="EE0000"/>
+          <w:szCs w:val="24"/>
+        </w:rPr>
+        <w:t xml:space="preserve"> </w:t>
+      </w:r>
+      <w:r>
+        <w:rPr>
+          <w:rFonts w:cs="Arial"/>
+          <w:i/>
+          <w:iCs/>
+          <w:color w:val="EE0000"/>
+          <w:szCs w:val="24"/>
+          <w:shd w:val="clear" w:color="auto" w:fill="FFFFFF"/>
+        </w:rPr>
+        <w:t>decisions</w:t>
+      </w:r>
+      <w:r>
+        <w:rPr>
+          <w:rFonts w:cs="Arial"/>
+          <w:i/>
+          <w:iCs/>
+          <w:color w:val="EE0000"/>
+          <w:szCs w:val="24"/>
+          <w:shd w:val="clear" w:color="auto" w:fill="FFFFFF"/>
+        </w:rPr>
+        <w:t xml:space="preserve"> for the </w:t>
+      </w:r>
+      <w:r>
+        <w:rPr>
+          <w:rFonts w:cs="Arial"/>
+          <w:i/>
+          <w:iCs/>
+          <w:color w:val="EE0000"/>
+          <w:szCs w:val="24"/>
+          <w:shd w:val="clear" w:color="auto" w:fill="FFFFFF"/>
+        </w:rPr>
+        <w:t>GUI design decisions</w:t>
+      </w:r>
+      <w:r>
+        <w:rPr>
+          <w:rFonts w:cs="Arial"/>
+          <w:i/>
+          <w:iCs/>
+          <w:color w:val="EE0000"/>
+          <w:szCs w:val="24"/>
+          <w:shd w:val="clear" w:color="auto" w:fill="FFFFFF"/>
+        </w:rPr>
+        <w:t>. Highlight any significant challenges you overcame. Do not just</w:t>
+      </w:r>
+      <w:r>
+        <w:rPr>
+          <w:rFonts w:ascii="Open Sans" w:hAnsi="Open Sans" w:cs="Open Sans"/>
+          <w:i/>
+          <w:iCs/>
+          <w:color w:val="EE0000"/>
+          <w:szCs w:val="24"/>
+        </w:rPr>
+        <w:t xml:space="preserve"> </w:t>
+      </w:r>
+      <w:r>
+        <w:rPr>
+          <w:rFonts w:cs="Arial"/>
+          <w:i/>
+          <w:iCs/>
+          <w:color w:val="EE0000"/>
+          <w:szCs w:val="24"/>
+          <w:shd w:val="clear" w:color="auto" w:fill="FFFFFF"/>
+        </w:rPr>
+        <w:t>paste code here. *</w:t>
       </w:r>
     </w:p>
     <w:p>
@@ -2290,6 +3502,15 @@
           <w:color w:val="000000" w:themeColor="text1"/>
         </w:rPr>
       </w:pPr>
+    </w:p>
+    <w:p>
+      <w:pPr>
+        <w:spacing w:after="160" w:line="278" w:lineRule="auto"/>
+        <w:rPr>
+          <w:rFonts w:ascii="Georgia" w:hAnsi="Georgia"/>
+          <w:color w:val="000000" w:themeColor="text1"/>
+        </w:rPr>
+      </w:pPr>
       <w:r>
         <w:rPr>
           <w:rFonts w:ascii="Georgia" w:hAnsi="Georgia"/>
@@ -2302,21 +3523,49 @@
       <w:pPr>
         <w:pStyle w:val="Heading1"/>
       </w:pPr>
-      <w:bookmarkStart w:id="7" w:name="_Toc224919240"/>
+      <w:bookmarkStart w:id="9" w:name="_Toc226662659"/>
       <w:r>
         <w:lastRenderedPageBreak/>
         <w:t>Testing</w:t>
       </w:r>
-      <w:bookmarkEnd w:id="7"/>
-    </w:p>
-    <w:p>
-      <w:pPr>
-        <w:spacing w:after="160" w:line="278" w:lineRule="auto"/>
-        <w:rPr>
-          <w:rFonts w:ascii="Georgia" w:hAnsi="Georgia"/>
-          <w:color w:val="000000" w:themeColor="text1"/>
-        </w:rPr>
-      </w:pPr>
+      <w:bookmarkEnd w:id="9"/>
+      <w:r>
+        <w:t>/ QA Tests</w:t>
+      </w:r>
+    </w:p>
+    <w:p>
+      <w:pPr>
+        <w:pStyle w:val="Heading2"/>
+        <w:rPr>
+          <w:color w:val="EE0000"/>
+          <w:szCs w:val="24"/>
+          <w:shd w:val="clear" w:color="auto" w:fill="FFFFFF"/>
+        </w:rPr>
+      </w:pPr>
+      <w:r>
+        <w:rPr>
+          <w:shd w:val="clear" w:color="auto" w:fill="FFFFFF"/>
+        </w:rPr>
+        <w:t>Task</w:t>
+      </w:r>
+      <w:r>
+        <w:rPr>
+          <w:shd w:val="clear" w:color="auto" w:fill="FFFFFF"/>
+        </w:rPr>
+        <w:t xml:space="preserve"> 1</w:t>
+      </w:r>
+      <w:r>
+        <w:rPr>
+          <w:shd w:val="clear" w:color="auto" w:fill="FFFFFF"/>
+        </w:rPr>
+        <w:t xml:space="preserve">: Adding new items to the </w:t>
+      </w:r>
+      <w:r>
+        <w:rPr>
+          <w:shd w:val="clear" w:color="auto" w:fill="FFFFFF"/>
+        </w:rPr>
+        <w:t>SmartStock</w:t>
+      </w:r>
     </w:p>
     <w:tbl>
       <w:tblPr>
@@ -2428,6 +3677,9 @@
             <w:pPr>
               <w:jc w:val="center"/>
             </w:pPr>
+            <w:r>
+              <w:t>Add Stock</w:t>
+            </w:r>
           </w:p>
         </w:tc>
         <w:tc>
@@ -2447,6 +3699,27 @@
         <w:tc>
           <w:tcPr>
             <w:tcW w:w="2977" w:type="dxa"/>
+            <w:shd w:val="clear" w:color="auto" w:fill="E8E8E8" w:themeFill="background2"/>
+          </w:tcPr>
+          <w:p>
+            <w:pPr>
+              <w:rPr>
+                <w:sz w:val="18"/>
+                <w:szCs w:val="18"/>
+              </w:rPr>
+            </w:pPr>
+            <w:r>
+              <w:rPr>
+                <w:sz w:val="18"/>
+                <w:szCs w:val="18"/>
+              </w:rPr>
+              <w:t>When inputting all the data correctly, no errors will occur</w:t>
+            </w:r>
+          </w:p>
+        </w:tc>
+        <w:tc>
+          <w:tcPr>
+            <w:tcW w:w="2963" w:type="dxa"/>
             <w:shd w:val="clear" w:color="auto" w:fill="E8E8E8" w:themeFill="background2"/>
           </w:tcPr>
           <w:p>
@@ -2456,20 +3729,20 @@
                 <w:szCs w:val="22"/>
               </w:rPr>
             </w:pPr>
-          </w:p>
-        </w:tc>
-        <w:tc>
-          <w:tcPr>
-            <w:tcW w:w="2963" w:type="dxa"/>
-            <w:shd w:val="clear" w:color="auto" w:fill="E8E8E8" w:themeFill="background2"/>
-          </w:tcPr>
-          <w:p>
-            <w:pPr>
+            <w:r>
               <w:rPr>
                 <w:sz w:val="22"/>
                 <w:szCs w:val="22"/>
               </w:rPr>
-            </w:pPr>
+              <w:t>The expected result occurred</w:t>
+            </w:r>
+            <w:r>
+              <w:rPr>
+                <w:sz w:val="22"/>
+                <w:szCs w:val="22"/>
+              </w:rPr>
+              <w:t xml:space="preserve"> (PASS)</w:t>
+            </w:r>
           </w:p>
         </w:tc>
       </w:tr>
@@ -2497,6 +3770,9 @@
             <w:pPr>
               <w:jc w:val="center"/>
             </w:pPr>
+            <w:r>
+              <w:t>Add Stock</w:t>
+            </w:r>
           </w:p>
         </w:tc>
         <w:tc>
@@ -2516,6 +3792,27 @@
         <w:tc>
           <w:tcPr>
             <w:tcW w:w="2977" w:type="dxa"/>
+            <w:shd w:val="clear" w:color="auto" w:fill="E8E8E8" w:themeFill="background2"/>
+          </w:tcPr>
+          <w:p>
+            <w:pPr>
+              <w:rPr>
+                <w:sz w:val="18"/>
+                <w:szCs w:val="18"/>
+              </w:rPr>
+            </w:pPr>
+            <w:r>
+              <w:rPr>
+                <w:sz w:val="18"/>
+                <w:szCs w:val="18"/>
+              </w:rPr>
+              <w:t>When inputting a new item into the inventory, no errors occur</w:t>
+            </w:r>
+          </w:p>
+        </w:tc>
+        <w:tc>
+          <w:tcPr>
+            <w:tcW w:w="2963" w:type="dxa"/>
             <w:shd w:val="clear" w:color="auto" w:fill="E8E8E8" w:themeFill="background2"/>
           </w:tcPr>
           <w:p>
@@ -2525,20 +3822,20 @@
                 <w:szCs w:val="22"/>
               </w:rPr>
             </w:pPr>
-          </w:p>
-        </w:tc>
-        <w:tc>
-          <w:tcPr>
-            <w:tcW w:w="2963" w:type="dxa"/>
-            <w:shd w:val="clear" w:color="auto" w:fill="E8E8E8" w:themeFill="background2"/>
-          </w:tcPr>
-          <w:p>
-            <w:pPr>
+            <w:r>
               <w:rPr>
                 <w:sz w:val="22"/>
                 <w:szCs w:val="22"/>
               </w:rPr>
-            </w:pPr>
+              <w:t>The expected result occurred</w:t>
+            </w:r>
+            <w:r>
+              <w:rPr>
+                <w:sz w:val="22"/>
+                <w:szCs w:val="22"/>
+              </w:rPr>
+              <w:t xml:space="preserve"> (PASS)</w:t>
+            </w:r>
           </w:p>
         </w:tc>
       </w:tr>
@@ -2566,6 +3863,9 @@
             <w:pPr>
               <w:jc w:val="center"/>
             </w:pPr>
+            <w:r>
+              <w:t>Add Stock</w:t>
+            </w:r>
           </w:p>
         </w:tc>
         <w:tc>
@@ -2585,6 +3885,41 @@
         <w:tc>
           <w:tcPr>
             <w:tcW w:w="2977" w:type="dxa"/>
+            <w:shd w:val="clear" w:color="auto" w:fill="E8E8E8" w:themeFill="background2"/>
+          </w:tcPr>
+          <w:p>
+            <w:pPr>
+              <w:rPr>
+                <w:sz w:val="18"/>
+                <w:szCs w:val="18"/>
+              </w:rPr>
+            </w:pPr>
+            <w:r>
+              <w:rPr>
+                <w:sz w:val="18"/>
+                <w:szCs w:val="18"/>
+              </w:rPr>
+              <w:t>When inputting a new item, inputting an integer works</w:t>
+            </w:r>
+            <w:r>
+              <w:rPr>
+                <w:sz w:val="18"/>
+                <w:szCs w:val="18"/>
+              </w:rPr>
+              <w:t xml:space="preserve"> even though the price variable is a float</w:t>
+            </w:r>
+            <w:r>
+              <w:rPr>
+                <w:sz w:val="18"/>
+                <w:szCs w:val="18"/>
+              </w:rPr>
+              <w:t>.</w:t>
+            </w:r>
+          </w:p>
+        </w:tc>
+        <w:tc>
+          <w:tcPr>
+            <w:tcW w:w="2963" w:type="dxa"/>
             <w:shd w:val="clear" w:color="auto" w:fill="E8E8E8" w:themeFill="background2"/>
           </w:tcPr>
           <w:p>
@@ -2594,20 +3929,20 @@
                 <w:szCs w:val="22"/>
               </w:rPr>
             </w:pPr>
-          </w:p>
-        </w:tc>
-        <w:tc>
-          <w:tcPr>
-            <w:tcW w:w="2963" w:type="dxa"/>
-            <w:shd w:val="clear" w:color="auto" w:fill="E8E8E8" w:themeFill="background2"/>
-          </w:tcPr>
-          <w:p>
-            <w:pPr>
+            <w:r>
               <w:rPr>
                 <w:sz w:val="22"/>
                 <w:szCs w:val="22"/>
               </w:rPr>
-            </w:pPr>
+              <w:t>The expected result occurred</w:t>
+            </w:r>
+            <w:r>
+              <w:rPr>
+                <w:sz w:val="22"/>
+                <w:szCs w:val="22"/>
+              </w:rPr>
+              <w:t xml:space="preserve"> (PASS)</w:t>
+            </w:r>
           </w:p>
         </w:tc>
       </w:tr>
@@ -2622,7 +3957,7 @@
               <w:jc w:val="center"/>
             </w:pPr>
             <w:r>
-              <w:t>3</w:t>
+              <w:t>4</w:t>
             </w:r>
           </w:p>
         </w:tc>
@@ -2635,6 +3970,9 @@
             <w:pPr>
               <w:jc w:val="center"/>
             </w:pPr>
+            <w:r>
+              <w:t>Add Stock</w:t>
+            </w:r>
           </w:p>
         </w:tc>
         <w:tc>
@@ -2647,13 +3985,41 @@
               <w:jc w:val="center"/>
             </w:pPr>
             <w:r>
-              <w:t>Erroneous</w:t>
+              <w:t>Normal</w:t>
             </w:r>
           </w:p>
         </w:tc>
         <w:tc>
           <w:tcPr>
             <w:tcW w:w="2977" w:type="dxa"/>
+            <w:shd w:val="clear" w:color="auto" w:fill="E8E8E8" w:themeFill="background2"/>
+          </w:tcPr>
+          <w:p>
+            <w:pPr>
+              <w:rPr>
+                <w:sz w:val="18"/>
+                <w:szCs w:val="18"/>
+              </w:rPr>
+            </w:pPr>
+            <w:r>
+              <w:rPr>
+                <w:sz w:val="18"/>
+                <w:szCs w:val="18"/>
+              </w:rPr>
+              <w:t>Clicking the “main” start button will cause the program to run fully and as intended</w:t>
+            </w:r>
+            <w:r>
+              <w:rPr>
+                <w:sz w:val="18"/>
+                <w:szCs w:val="18"/>
+              </w:rPr>
+              <w:t>, allowing us to click on the add stock button with no issues</w:t>
+            </w:r>
+          </w:p>
+        </w:tc>
+        <w:tc>
+          <w:tcPr>
+            <w:tcW w:w="2963" w:type="dxa"/>
             <w:shd w:val="clear" w:color="auto" w:fill="E8E8E8" w:themeFill="background2"/>
           </w:tcPr>
           <w:p>
@@ -2663,20 +4029,20 @@
                 <w:szCs w:val="22"/>
               </w:rPr>
             </w:pPr>
-          </w:p>
-        </w:tc>
-        <w:tc>
-          <w:tcPr>
-            <w:tcW w:w="2963" w:type="dxa"/>
-            <w:shd w:val="clear" w:color="auto" w:fill="E8E8E8" w:themeFill="background2"/>
-          </w:tcPr>
-          <w:p>
-            <w:pPr>
+            <w:r>
               <w:rPr>
                 <w:sz w:val="22"/>
                 <w:szCs w:val="22"/>
               </w:rPr>
-            </w:pPr>
+              <w:t>The expected result occurred</w:t>
+            </w:r>
+            <w:r>
+              <w:rPr>
+                <w:sz w:val="22"/>
+                <w:szCs w:val="22"/>
+              </w:rPr>
+              <w:t xml:space="preserve"> (PASS)</w:t>
+            </w:r>
           </w:p>
         </w:tc>
       </w:tr>
@@ -2691,7 +4057,7 @@
               <w:jc w:val="center"/>
             </w:pPr>
             <w:r>
-              <w:t>4</w:t>
+              <w:t>5</w:t>
             </w:r>
           </w:p>
         </w:tc>
@@ -2704,6 +4070,9 @@
             <w:pPr>
               <w:jc w:val="center"/>
             </w:pPr>
+            <w:r>
+              <w:t>Add Stock</w:t>
+            </w:r>
           </w:p>
         </w:tc>
         <w:tc>
@@ -2723,6 +4092,34 @@
         <w:tc>
           <w:tcPr>
             <w:tcW w:w="2977" w:type="dxa"/>
+            <w:shd w:val="clear" w:color="auto" w:fill="E8E8E8" w:themeFill="background2"/>
+          </w:tcPr>
+          <w:p>
+            <w:pPr>
+              <w:rPr>
+                <w:sz w:val="18"/>
+                <w:szCs w:val="18"/>
+              </w:rPr>
+            </w:pPr>
+            <w:r>
+              <w:rPr>
+                <w:sz w:val="18"/>
+                <w:szCs w:val="18"/>
+              </w:rPr>
+              <w:t>When clicking the “save product” button</w:t>
+            </w:r>
+            <w:r>
+              <w:rPr>
+                <w:sz w:val="18"/>
+                <w:szCs w:val="18"/>
+              </w:rPr>
+              <w:t xml:space="preserve"> without inputting anything, an error message pops up</w:t>
+            </w:r>
+          </w:p>
+        </w:tc>
+        <w:tc>
+          <w:tcPr>
+            <w:tcW w:w="2963" w:type="dxa"/>
             <w:shd w:val="clear" w:color="auto" w:fill="E8E8E8" w:themeFill="background2"/>
           </w:tcPr>
           <w:p>
@@ -2732,20 +4129,20 @@
                 <w:szCs w:val="22"/>
               </w:rPr>
             </w:pPr>
-          </w:p>
-        </w:tc>
-        <w:tc>
-          <w:tcPr>
-            <w:tcW w:w="2963" w:type="dxa"/>
-            <w:shd w:val="clear" w:color="auto" w:fill="E8E8E8" w:themeFill="background2"/>
-          </w:tcPr>
-          <w:p>
-            <w:pPr>
+            <w:r>
               <w:rPr>
                 <w:sz w:val="22"/>
                 <w:szCs w:val="22"/>
               </w:rPr>
-            </w:pPr>
+              <w:t>The expected result occurred</w:t>
+            </w:r>
+            <w:r>
+              <w:rPr>
+                <w:sz w:val="22"/>
+                <w:szCs w:val="22"/>
+              </w:rPr>
+              <w:t xml:space="preserve"> (PASS)</w:t>
+            </w:r>
           </w:p>
         </w:tc>
       </w:tr>
@@ -2760,7 +4157,7 @@
               <w:jc w:val="center"/>
             </w:pPr>
             <w:r>
-              <w:t>5</w:t>
+              <w:t>6</w:t>
             </w:r>
           </w:p>
         </w:tc>
@@ -2773,6 +4170,9 @@
             <w:pPr>
               <w:jc w:val="center"/>
             </w:pPr>
+            <w:r>
+              <w:t>Add Stock</w:t>
+            </w:r>
           </w:p>
         </w:tc>
         <w:tc>
@@ -2792,6 +4192,34 @@
         <w:tc>
           <w:tcPr>
             <w:tcW w:w="2977" w:type="dxa"/>
+            <w:shd w:val="clear" w:color="auto" w:fill="E8E8E8" w:themeFill="background2"/>
+          </w:tcPr>
+          <w:p>
+            <w:pPr>
+              <w:rPr>
+                <w:sz w:val="18"/>
+                <w:szCs w:val="18"/>
+              </w:rPr>
+            </w:pPr>
+            <w:r>
+              <w:rPr>
+                <w:sz w:val="18"/>
+                <w:szCs w:val="18"/>
+              </w:rPr>
+              <w:t>When clicking the “save product” button with</w:t>
+            </w:r>
+            <w:r>
+              <w:rPr>
+                <w:sz w:val="18"/>
+                <w:szCs w:val="18"/>
+              </w:rPr>
+              <w:t xml:space="preserve"> one item missing an error message pops up</w:t>
+            </w:r>
+          </w:p>
+        </w:tc>
+        <w:tc>
+          <w:tcPr>
+            <w:tcW w:w="2963" w:type="dxa"/>
             <w:shd w:val="clear" w:color="auto" w:fill="E8E8E8" w:themeFill="background2"/>
           </w:tcPr>
           <w:p>
@@ -2801,20 +4229,20 @@
                 <w:szCs w:val="22"/>
               </w:rPr>
             </w:pPr>
-          </w:p>
-        </w:tc>
-        <w:tc>
-          <w:tcPr>
-            <w:tcW w:w="2963" w:type="dxa"/>
-            <w:shd w:val="clear" w:color="auto" w:fill="E8E8E8" w:themeFill="background2"/>
-          </w:tcPr>
-          <w:p>
-            <w:pPr>
+            <w:r>
               <w:rPr>
                 <w:sz w:val="22"/>
                 <w:szCs w:val="22"/>
               </w:rPr>
-            </w:pPr>
+              <w:t>The expected result occurred</w:t>
+            </w:r>
+            <w:r>
+              <w:rPr>
+                <w:sz w:val="22"/>
+                <w:szCs w:val="22"/>
+              </w:rPr>
+              <w:t xml:space="preserve"> (PASS)</w:t>
+            </w:r>
           </w:p>
         </w:tc>
       </w:tr>
@@ -2829,7 +4257,7 @@
               <w:jc w:val="center"/>
             </w:pPr>
             <w:r>
-              <w:t>6</w:t>
+              <w:t>7</w:t>
             </w:r>
           </w:p>
         </w:tc>
@@ -2842,6 +4270,9 @@
             <w:pPr>
               <w:jc w:val="center"/>
             </w:pPr>
+            <w:r>
+              <w:t>Add Stock</w:t>
+            </w:r>
           </w:p>
         </w:tc>
         <w:tc>
@@ -2854,7 +4285,7 @@
               <w:jc w:val="center"/>
             </w:pPr>
             <w:r>
-              <w:t>Extreme</w:t>
+              <w:t>Erroneous</w:t>
             </w:r>
           </w:p>
         </w:tc>
@@ -2866,24 +4297,82 @@
           <w:p>
             <w:pPr>
               <w:rPr>
+                <w:sz w:val="18"/>
+                <w:szCs w:val="18"/>
+              </w:rPr>
+            </w:pPr>
+            <w:r>
+              <w:rPr>
+                <w:sz w:val="18"/>
+                <w:szCs w:val="18"/>
+              </w:rPr>
+              <w:t xml:space="preserve">When clicking the “save product” button with </w:t>
+            </w:r>
+            <w:r>
+              <w:rPr>
+                <w:sz w:val="18"/>
+                <w:szCs w:val="18"/>
+              </w:rPr>
+              <w:t>price not being the correct data type,</w:t>
+            </w:r>
+            <w:r>
+              <w:rPr>
+                <w:sz w:val="18"/>
+                <w:szCs w:val="18"/>
+              </w:rPr>
+              <w:t xml:space="preserve"> a</w:t>
+            </w:r>
+            <w:r>
+              <w:rPr>
+                <w:sz w:val="18"/>
+                <w:szCs w:val="18"/>
+              </w:rPr>
+              <w:t xml:space="preserve"> specific</w:t>
+            </w:r>
+            <w:r>
+              <w:rPr>
+                <w:sz w:val="18"/>
+                <w:szCs w:val="18"/>
+              </w:rPr>
+              <w:t xml:space="preserve"> error message pops up</w:t>
+            </w:r>
+            <w:r>
+              <w:rPr>
+                <w:sz w:val="18"/>
+                <w:szCs w:val="18"/>
+              </w:rPr>
+              <w:t xml:space="preserve"> saying so</w:t>
+            </w:r>
+          </w:p>
+        </w:tc>
+        <w:tc>
+          <w:tcPr>
+            <w:tcW w:w="2963" w:type="dxa"/>
+            <w:shd w:val="clear" w:color="auto" w:fill="E8E8E8" w:themeFill="background2"/>
+          </w:tcPr>
+          <w:p>
+            <w:pPr>
+              <w:rPr>
+                <w:b/>
+                <w:bCs w:val="0"/>
                 <w:sz w:val="22"/>
                 <w:szCs w:val="22"/>
               </w:rPr>
             </w:pPr>
-          </w:p>
-        </w:tc>
-        <w:tc>
-          <w:tcPr>
-            <w:tcW w:w="2963" w:type="dxa"/>
-            <w:shd w:val="clear" w:color="auto" w:fill="E8E8E8" w:themeFill="background2"/>
-          </w:tcPr>
-          <w:p>
-            <w:pPr>
+            <w:r>
               <w:rPr>
                 <w:sz w:val="22"/>
                 <w:szCs w:val="22"/>
               </w:rPr>
-            </w:pPr>
+              <w:t>The expected result occurred</w:t>
+            </w:r>
+            <w:r>
+              <w:rPr>
+                <w:sz w:val="22"/>
+                <w:szCs w:val="22"/>
+              </w:rPr>
+              <w:t xml:space="preserve"> (PASS)</w:t>
+            </w:r>
           </w:p>
         </w:tc>
       </w:tr>
@@ -2898,7 +4387,7 @@
               <w:jc w:val="center"/>
             </w:pPr>
             <w:r>
-              <w:t>7</w:t>
+              <w:t>8</w:t>
             </w:r>
           </w:p>
         </w:tc>
@@ -2911,6 +4400,9 @@
             <w:pPr>
               <w:jc w:val="center"/>
             </w:pPr>
+            <w:r>
+              <w:t>Add Stock</w:t>
+            </w:r>
           </w:p>
         </w:tc>
         <w:tc>
@@ -2930,6 +4422,48 @@
         <w:tc>
           <w:tcPr>
             <w:tcW w:w="2977" w:type="dxa"/>
+            <w:shd w:val="clear" w:color="auto" w:fill="E8E8E8" w:themeFill="background2"/>
+          </w:tcPr>
+          <w:p>
+            <w:pPr>
+              <w:rPr>
+                <w:sz w:val="18"/>
+                <w:szCs w:val="18"/>
+              </w:rPr>
+            </w:pPr>
+            <w:r>
+              <w:rPr>
+                <w:sz w:val="18"/>
+                <w:szCs w:val="18"/>
+              </w:rPr>
+              <w:t xml:space="preserve">When inputting a new item, </w:t>
+            </w:r>
+            <w:r>
+              <w:rPr>
+                <w:sz w:val="18"/>
+                <w:szCs w:val="18"/>
+              </w:rPr>
+              <w:t>inputting “£4”</w:t>
+            </w:r>
+            <w:r>
+              <w:rPr>
+                <w:sz w:val="18"/>
+                <w:szCs w:val="18"/>
+              </w:rPr>
+              <w:t xml:space="preserve">, this shouldn’t work because </w:t>
+            </w:r>
+            <w:r>
+              <w:rPr>
+                <w:sz w:val="18"/>
+                <w:szCs w:val="18"/>
+              </w:rPr>
+              <w:t>it isn’t a float or int</w:t>
+            </w:r>
+          </w:p>
+        </w:tc>
+        <w:tc>
+          <w:tcPr>
+            <w:tcW w:w="2963" w:type="dxa"/>
             <w:shd w:val="clear" w:color="auto" w:fill="E8E8E8" w:themeFill="background2"/>
           </w:tcPr>
           <w:p>
@@ -2939,20 +4473,20 @@
                 <w:szCs w:val="22"/>
               </w:rPr>
             </w:pPr>
-          </w:p>
-        </w:tc>
-        <w:tc>
-          <w:tcPr>
-            <w:tcW w:w="2963" w:type="dxa"/>
-            <w:shd w:val="clear" w:color="auto" w:fill="E8E8E8" w:themeFill="background2"/>
-          </w:tcPr>
-          <w:p>
-            <w:pPr>
+            <w:r>
               <w:rPr>
                 <w:sz w:val="22"/>
                 <w:szCs w:val="22"/>
               </w:rPr>
-            </w:pPr>
+              <w:t>The expected result occurred</w:t>
+            </w:r>
+            <w:r>
+              <w:rPr>
+                <w:sz w:val="22"/>
+                <w:szCs w:val="22"/>
+              </w:rPr>
+              <w:t xml:space="preserve"> (PASS)</w:t>
+            </w:r>
           </w:p>
         </w:tc>
       </w:tr>
@@ -2967,7 +4501,7 @@
               <w:jc w:val="center"/>
             </w:pPr>
             <w:r>
-              <w:t>8</w:t>
+              <w:t>9</w:t>
             </w:r>
           </w:p>
         </w:tc>
@@ -2980,6 +4514,9 @@
             <w:pPr>
               <w:jc w:val="center"/>
             </w:pPr>
+            <w:r>
+              <w:t>Add Stock</w:t>
+            </w:r>
           </w:p>
         </w:tc>
         <w:tc>
@@ -2991,11 +4528,105 @@
             <w:pPr>
               <w:jc w:val="center"/>
             </w:pPr>
+            <w:r>
+              <w:t>Extreme</w:t>
+            </w:r>
           </w:p>
         </w:tc>
         <w:tc>
           <w:tcPr>
             <w:tcW w:w="2977" w:type="dxa"/>
+            <w:shd w:val="clear" w:color="auto" w:fill="E8E8E8" w:themeFill="background2"/>
+          </w:tcPr>
+          <w:p>
+            <w:pPr>
+              <w:rPr>
+                <w:sz w:val="18"/>
+                <w:szCs w:val="18"/>
+              </w:rPr>
+            </w:pPr>
+            <w:r>
+              <w:rPr>
+                <w:sz w:val="18"/>
+                <w:szCs w:val="18"/>
+              </w:rPr>
+              <w:t>When inputting a new item, inputting “</w:t>
+            </w:r>
+            <w:r>
+              <w:rPr>
+                <w:sz w:val="18"/>
+                <w:szCs w:val="18"/>
+              </w:rPr>
+              <w:t>0</w:t>
+            </w:r>
+            <w:r>
+              <w:rPr>
+                <w:sz w:val="18"/>
+                <w:szCs w:val="18"/>
+              </w:rPr>
+              <w:t>”</w:t>
+            </w:r>
+            <w:r>
+              <w:rPr>
+                <w:sz w:val="18"/>
+                <w:szCs w:val="18"/>
+              </w:rPr>
+              <w:t xml:space="preserve"> should</w:t>
+            </w:r>
+            <w:r>
+              <w:rPr>
+                <w:sz w:val="18"/>
+                <w:szCs w:val="18"/>
+              </w:rPr>
+              <w:t xml:space="preserve"> work because it is</w:t>
+            </w:r>
+            <w:r>
+              <w:rPr>
+                <w:sz w:val="18"/>
+                <w:szCs w:val="18"/>
+              </w:rPr>
+              <w:t xml:space="preserve"> formatted</w:t>
+            </w:r>
+            <w:r>
+              <w:rPr>
+                <w:sz w:val="18"/>
+                <w:szCs w:val="18"/>
+              </w:rPr>
+              <w:t xml:space="preserve"> a</w:t>
+            </w:r>
+            <w:r>
+              <w:rPr>
+                <w:sz w:val="18"/>
+                <w:szCs w:val="18"/>
+              </w:rPr>
+              <w:t>s</w:t>
+            </w:r>
+            <w:r>
+              <w:rPr>
+                <w:sz w:val="18"/>
+                <w:szCs w:val="18"/>
+              </w:rPr>
+              <w:t xml:space="preserve"> </w:t>
+            </w:r>
+            <w:r>
+              <w:rPr>
+                <w:sz w:val="18"/>
+                <w:szCs w:val="18"/>
+              </w:rPr>
+              <w:t>an</w:t>
+            </w:r>
+            <w:r>
+              <w:rPr>
+                <w:sz w:val="18"/>
+                <w:szCs w:val="18"/>
+              </w:rPr>
+              <w:t xml:space="preserve"> int</w:t>
+            </w:r>
+          </w:p>
+        </w:tc>
+        <w:tc>
+          <w:tcPr>
+            <w:tcW w:w="2963" w:type="dxa"/>
             <w:shd w:val="clear" w:color="auto" w:fill="E8E8E8" w:themeFill="background2"/>
           </w:tcPr>
           <w:p>
@@ -3005,20 +4636,131 @@
                 <w:szCs w:val="22"/>
               </w:rPr>
             </w:pPr>
-          </w:p>
-        </w:tc>
-        <w:tc>
-          <w:tcPr>
-            <w:tcW w:w="2963" w:type="dxa"/>
-            <w:shd w:val="clear" w:color="auto" w:fill="E8E8E8" w:themeFill="background2"/>
-          </w:tcPr>
-          <w:p>
-            <w:pPr>
+            <w:r>
               <w:rPr>
                 <w:sz w:val="22"/>
                 <w:szCs w:val="22"/>
               </w:rPr>
-            </w:pPr>
+              <w:t>The expected result occurred</w:t>
+            </w:r>
+            <w:r>
+              <w:rPr>
+                <w:sz w:val="22"/>
+                <w:szCs w:val="22"/>
+              </w:rPr>
+              <w:t xml:space="preserve"> (PASS)</w:t>
+            </w:r>
+          </w:p>
+        </w:tc>
+      </w:tr>
+    </w:tbl>
+    <w:p>
+      <w:pPr>
+        <w:spacing w:after="160" w:line="278" w:lineRule="auto"/>
+        <w:rPr>
+          <w:rFonts w:ascii="Georgia" w:hAnsi="Georgia"/>
+          <w:color w:val="000000" w:themeColor="text1"/>
+        </w:rPr>
+      </w:pPr>
+      <w:r>
+        <w:rPr>
+          <w:rFonts w:ascii="Georgia" w:hAnsi="Georgia"/>
+          <w:color w:val="000000" w:themeColor="text1"/>
+        </w:rPr>
+        <w:t>Tested by Daniel Caveney</w:t>
+      </w:r>
+    </w:p>
+    <w:p>
+      <w:pPr>
+        <w:pStyle w:val="Heading2"/>
+      </w:pPr>
+      <w:r>
+        <w:t>Task 2: Editing items to the SmartStock</w:t>
+      </w:r>
+    </w:p>
+    <w:tbl>
+      <w:tblPr>
+        <w:tblStyle w:val="TableGrid"/>
+        <w:tblW w:w="12218" w:type="dxa"/>
+        <w:tblInd w:w="-1605" w:type="dxa"/>
+        <w:tblLook w:val="04A0" w:firstRow="1" w:lastRow="0" w:firstColumn="1" w:lastColumn="0" w:noHBand="0" w:noVBand="1"/>
+      </w:tblPr>
+      <w:tblGrid>
+        <w:gridCol w:w="2402"/>
+        <w:gridCol w:w="2300"/>
+        <w:gridCol w:w="1576"/>
+        <w:gridCol w:w="2977"/>
+        <w:gridCol w:w="2963"/>
+      </w:tblGrid>
+      <w:tr>
+        <w:tc>
+          <w:tcPr>
+            <w:tcW w:w="2402" w:type="dxa"/>
+            <w:shd w:val="clear" w:color="auto" w:fill="E8E8E8" w:themeFill="background2"/>
+          </w:tcPr>
+          <w:p>
+            <w:pPr>
+              <w:jc w:val="center"/>
+            </w:pPr>
+            <w:r>
+              <w:t>Test number</w:t>
+            </w:r>
+          </w:p>
+        </w:tc>
+        <w:tc>
+          <w:tcPr>
+            <w:tcW w:w="2300" w:type="dxa"/>
+            <w:shd w:val="clear" w:color="auto" w:fill="E8E8E8" w:themeFill="background2"/>
+          </w:tcPr>
+          <w:p>
+            <w:pPr>
+              <w:jc w:val="center"/>
+            </w:pPr>
+            <w:r>
+              <w:t>Test For</w:t>
+            </w:r>
+          </w:p>
+        </w:tc>
+        <w:tc>
+          <w:tcPr>
+            <w:tcW w:w="1576" w:type="dxa"/>
+            <w:shd w:val="clear" w:color="auto" w:fill="E8E8E8" w:themeFill="background2"/>
+          </w:tcPr>
+          <w:p>
+            <w:pPr>
+              <w:jc w:val="center"/>
+            </w:pPr>
+            <w:r>
+              <w:t>Type of test</w:t>
+            </w:r>
+          </w:p>
+        </w:tc>
+        <w:tc>
+          <w:tcPr>
+            <w:tcW w:w="2977" w:type="dxa"/>
+            <w:shd w:val="clear" w:color="auto" w:fill="E8E8E8" w:themeFill="background2"/>
+          </w:tcPr>
+          <w:p>
+            <w:pPr>
+              <w:jc w:val="center"/>
+            </w:pPr>
+            <w:r>
+              <w:t>Expected result</w:t>
+            </w:r>
+          </w:p>
+        </w:tc>
+        <w:tc>
+          <w:tcPr>
+            <w:tcW w:w="2963" w:type="dxa"/>
+            <w:shd w:val="clear" w:color="auto" w:fill="E8E8E8" w:themeFill="background2"/>
+          </w:tcPr>
+          <w:p>
+            <w:pPr>
+              <w:jc w:val="center"/>
+            </w:pPr>
+            <w:r>
+              <w:t>Actual result</w:t>
+            </w:r>
           </w:p>
         </w:tc>
       </w:tr>
@@ -3033,7 +4775,7 @@
               <w:jc w:val="center"/>
             </w:pPr>
             <w:r>
-              <w:t>9</w:t>
+              <w:t>1</w:t>
             </w:r>
           </w:p>
         </w:tc>
@@ -3046,6 +4788,12 @@
             <w:pPr>
               <w:jc w:val="center"/>
             </w:pPr>
+            <w:r>
+              <w:t>Edit</w:t>
+            </w:r>
+            <w:r>
+              <w:t xml:space="preserve"> Stock</w:t>
+            </w:r>
           </w:p>
         </w:tc>
         <w:tc>
@@ -3057,11 +4805,63 @@
             <w:pPr>
               <w:jc w:val="center"/>
             </w:pPr>
+            <w:r>
+              <w:t>Normal</w:t>
+            </w:r>
           </w:p>
         </w:tc>
         <w:tc>
           <w:tcPr>
             <w:tcW w:w="2977" w:type="dxa"/>
+            <w:shd w:val="clear" w:color="auto" w:fill="E8E8E8" w:themeFill="background2"/>
+          </w:tcPr>
+          <w:p>
+            <w:pPr>
+              <w:rPr>
+                <w:sz w:val="18"/>
+                <w:szCs w:val="18"/>
+              </w:rPr>
+            </w:pPr>
+            <w:r>
+              <w:rPr>
+                <w:sz w:val="18"/>
+                <w:szCs w:val="18"/>
+              </w:rPr>
+              <w:t xml:space="preserve">When </w:t>
+            </w:r>
+            <w:r>
+              <w:rPr>
+                <w:sz w:val="18"/>
+                <w:szCs w:val="18"/>
+              </w:rPr>
+              <w:t>editing</w:t>
+            </w:r>
+            <w:r>
+              <w:rPr>
+                <w:sz w:val="18"/>
+                <w:szCs w:val="18"/>
+              </w:rPr>
+              <w:t xml:space="preserve"> </w:t>
+            </w:r>
+            <w:r>
+              <w:rPr>
+                <w:sz w:val="18"/>
+                <w:szCs w:val="18"/>
+              </w:rPr>
+              <w:t>one piece of</w:t>
+            </w:r>
+            <w:r>
+              <w:rPr>
+                <w:sz w:val="18"/>
+                <w:szCs w:val="18"/>
+              </w:rPr>
+              <w:t xml:space="preserve"> data correctly, no errors will occur</w:t>
+            </w:r>
+          </w:p>
+        </w:tc>
+        <w:tc>
+          <w:tcPr>
+            <w:tcW w:w="2963" w:type="dxa"/>
             <w:shd w:val="clear" w:color="auto" w:fill="E8E8E8" w:themeFill="background2"/>
           </w:tcPr>
           <w:p>
@@ -3071,20 +4871,578 @@
                 <w:szCs w:val="22"/>
               </w:rPr>
             </w:pPr>
-          </w:p>
-        </w:tc>
-        <w:tc>
-          <w:tcPr>
-            <w:tcW w:w="2963" w:type="dxa"/>
-            <w:shd w:val="clear" w:color="auto" w:fill="E8E8E8" w:themeFill="background2"/>
-          </w:tcPr>
-          <w:p>
-            <w:pPr>
+            <w:r>
               <w:rPr>
                 <w:sz w:val="22"/>
                 <w:szCs w:val="22"/>
               </w:rPr>
-            </w:pPr>
+              <w:t>The expected result occurred</w:t>
+            </w:r>
+            <w:r>
+              <w:rPr>
+                <w:sz w:val="22"/>
+                <w:szCs w:val="22"/>
+              </w:rPr>
+              <w:t xml:space="preserve"> (PASS)</w:t>
+            </w:r>
+          </w:p>
+        </w:tc>
+      </w:tr>
+      <w:tr>
+        <w:tc>
+          <w:tcPr>
+            <w:tcW w:w="2402" w:type="dxa"/>
+            <w:shd w:val="clear" w:color="auto" w:fill="E8E8E8" w:themeFill="background2"/>
+          </w:tcPr>
+          <w:p>
+            <w:pPr>
+              <w:jc w:val="center"/>
+            </w:pPr>
+            <w:r>
+              <w:t>2</w:t>
+            </w:r>
+          </w:p>
+        </w:tc>
+        <w:tc>
+          <w:tcPr>
+            <w:tcW w:w="2300" w:type="dxa"/>
+            <w:shd w:val="clear" w:color="auto" w:fill="E8E8E8" w:themeFill="background2"/>
+          </w:tcPr>
+          <w:p>
+            <w:pPr>
+              <w:jc w:val="center"/>
+            </w:pPr>
+            <w:r>
+              <w:t>Edit Stock</w:t>
+            </w:r>
+          </w:p>
+        </w:tc>
+        <w:tc>
+          <w:tcPr>
+            <w:tcW w:w="1576" w:type="dxa"/>
+            <w:shd w:val="clear" w:color="auto" w:fill="E8E8E8" w:themeFill="background2"/>
+          </w:tcPr>
+          <w:p>
+            <w:pPr>
+              <w:jc w:val="center"/>
+            </w:pPr>
+            <w:r>
+              <w:t>Normal</w:t>
+            </w:r>
+          </w:p>
+        </w:tc>
+        <w:tc>
+          <w:tcPr>
+            <w:tcW w:w="2977" w:type="dxa"/>
+            <w:shd w:val="clear" w:color="auto" w:fill="E8E8E8" w:themeFill="background2"/>
+          </w:tcPr>
+          <w:p>
+            <w:pPr>
+              <w:rPr>
+                <w:sz w:val="18"/>
+                <w:szCs w:val="18"/>
+              </w:rPr>
+            </w:pPr>
+            <w:r>
+              <w:rPr>
+                <w:sz w:val="18"/>
+                <w:szCs w:val="18"/>
+              </w:rPr>
+              <w:t xml:space="preserve">When </w:t>
+            </w:r>
+            <w:r>
+              <w:rPr>
+                <w:sz w:val="18"/>
+                <w:szCs w:val="18"/>
+              </w:rPr>
+              <w:t>editing</w:t>
+            </w:r>
+            <w:r>
+              <w:rPr>
+                <w:sz w:val="18"/>
+                <w:szCs w:val="18"/>
+              </w:rPr>
+              <w:t xml:space="preserve"> a</w:t>
+            </w:r>
+            <w:r>
+              <w:rPr>
+                <w:sz w:val="18"/>
+                <w:szCs w:val="18"/>
+              </w:rPr>
+              <w:t>ll parts of the item correctly, no error</w:t>
+            </w:r>
+            <w:r>
+              <w:rPr>
+                <w:sz w:val="18"/>
+                <w:szCs w:val="18"/>
+              </w:rPr>
+              <w:t>s will occur</w:t>
+            </w:r>
+          </w:p>
+        </w:tc>
+        <w:tc>
+          <w:tcPr>
+            <w:tcW w:w="2963" w:type="dxa"/>
+            <w:shd w:val="clear" w:color="auto" w:fill="E8E8E8" w:themeFill="background2"/>
+          </w:tcPr>
+          <w:p>
+            <w:pPr>
+              <w:rPr>
+                <w:sz w:val="22"/>
+                <w:szCs w:val="22"/>
+              </w:rPr>
+            </w:pPr>
+            <w:r>
+              <w:rPr>
+                <w:sz w:val="22"/>
+                <w:szCs w:val="22"/>
+              </w:rPr>
+              <w:t>The expected result occurred</w:t>
+            </w:r>
+            <w:r>
+              <w:rPr>
+                <w:sz w:val="22"/>
+                <w:szCs w:val="22"/>
+              </w:rPr>
+              <w:t xml:space="preserve"> (PASS)</w:t>
+            </w:r>
+          </w:p>
+        </w:tc>
+      </w:tr>
+      <w:tr>
+        <w:tc>
+          <w:tcPr>
+            <w:tcW w:w="2402" w:type="dxa"/>
+            <w:shd w:val="clear" w:color="auto" w:fill="E8E8E8" w:themeFill="background2"/>
+          </w:tcPr>
+          <w:p>
+            <w:pPr>
+              <w:jc w:val="center"/>
+            </w:pPr>
+            <w:r>
+              <w:t>3</w:t>
+            </w:r>
+          </w:p>
+        </w:tc>
+        <w:tc>
+          <w:tcPr>
+            <w:tcW w:w="2300" w:type="dxa"/>
+            <w:shd w:val="clear" w:color="auto" w:fill="E8E8E8" w:themeFill="background2"/>
+          </w:tcPr>
+          <w:p>
+            <w:pPr>
+              <w:jc w:val="center"/>
+            </w:pPr>
+            <w:r>
+              <w:t>Edit Stock</w:t>
+            </w:r>
+          </w:p>
+        </w:tc>
+        <w:tc>
+          <w:tcPr>
+            <w:tcW w:w="1576" w:type="dxa"/>
+            <w:shd w:val="clear" w:color="auto" w:fill="E8E8E8" w:themeFill="background2"/>
+          </w:tcPr>
+          <w:p>
+            <w:pPr>
+              <w:jc w:val="center"/>
+            </w:pPr>
+            <w:r>
+              <w:t>Normal</w:t>
+            </w:r>
+          </w:p>
+        </w:tc>
+        <w:tc>
+          <w:tcPr>
+            <w:tcW w:w="2977" w:type="dxa"/>
+            <w:shd w:val="clear" w:color="auto" w:fill="E8E8E8" w:themeFill="background2"/>
+          </w:tcPr>
+          <w:p>
+            <w:pPr>
+              <w:rPr>
+                <w:sz w:val="18"/>
+                <w:szCs w:val="18"/>
+              </w:rPr>
+            </w:pPr>
+            <w:r>
+              <w:rPr>
+                <w:sz w:val="18"/>
+                <w:szCs w:val="18"/>
+              </w:rPr>
+              <w:t xml:space="preserve">When </w:t>
+            </w:r>
+            <w:r>
+              <w:rPr>
+                <w:sz w:val="18"/>
+                <w:szCs w:val="18"/>
+              </w:rPr>
+              <w:t>the user presses an item and presses the edit stock button, everything works as intended</w:t>
+            </w:r>
+          </w:p>
+        </w:tc>
+        <w:tc>
+          <w:tcPr>
+            <w:tcW w:w="2963" w:type="dxa"/>
+            <w:shd w:val="clear" w:color="auto" w:fill="E8E8E8" w:themeFill="background2"/>
+          </w:tcPr>
+          <w:p>
+            <w:pPr>
+              <w:rPr>
+                <w:sz w:val="22"/>
+                <w:szCs w:val="22"/>
+              </w:rPr>
+            </w:pPr>
+            <w:r>
+              <w:rPr>
+                <w:sz w:val="22"/>
+                <w:szCs w:val="22"/>
+              </w:rPr>
+              <w:t>The expected result occurred</w:t>
+            </w:r>
+            <w:r>
+              <w:rPr>
+                <w:sz w:val="22"/>
+                <w:szCs w:val="22"/>
+              </w:rPr>
+              <w:t xml:space="preserve"> (PASS)</w:t>
+            </w:r>
+          </w:p>
+        </w:tc>
+      </w:tr>
+      <w:tr>
+        <w:tc>
+          <w:tcPr>
+            <w:tcW w:w="2402" w:type="dxa"/>
+            <w:shd w:val="clear" w:color="auto" w:fill="E8E8E8" w:themeFill="background2"/>
+          </w:tcPr>
+          <w:p>
+            <w:pPr>
+              <w:jc w:val="center"/>
+            </w:pPr>
+            <w:r>
+              <w:t>4</w:t>
+            </w:r>
+          </w:p>
+        </w:tc>
+        <w:tc>
+          <w:tcPr>
+            <w:tcW w:w="2300" w:type="dxa"/>
+            <w:shd w:val="clear" w:color="auto" w:fill="E8E8E8" w:themeFill="background2"/>
+          </w:tcPr>
+          <w:p>
+            <w:pPr>
+              <w:jc w:val="center"/>
+            </w:pPr>
+            <w:r>
+              <w:t>Edit Stock</w:t>
+            </w:r>
+          </w:p>
+        </w:tc>
+        <w:tc>
+          <w:tcPr>
+            <w:tcW w:w="1576" w:type="dxa"/>
+            <w:shd w:val="clear" w:color="auto" w:fill="E8E8E8" w:themeFill="background2"/>
+          </w:tcPr>
+          <w:p>
+            <w:pPr>
+              <w:jc w:val="center"/>
+            </w:pPr>
+            <w:r>
+              <w:t>Erroneous</w:t>
+            </w:r>
+          </w:p>
+        </w:tc>
+        <w:tc>
+          <w:tcPr>
+            <w:tcW w:w="2977" w:type="dxa"/>
+            <w:shd w:val="clear" w:color="auto" w:fill="E8E8E8" w:themeFill="background2"/>
+          </w:tcPr>
+          <w:p>
+            <w:pPr>
+              <w:rPr>
+                <w:sz w:val="18"/>
+                <w:szCs w:val="18"/>
+              </w:rPr>
+            </w:pPr>
+            <w:r>
+              <w:rPr>
+                <w:sz w:val="18"/>
+                <w:szCs w:val="18"/>
+              </w:rPr>
+              <w:t>If an item hasn’t been selected to edit</w:t>
+            </w:r>
+            <w:r>
+              <w:rPr>
+                <w:sz w:val="18"/>
+                <w:szCs w:val="18"/>
+              </w:rPr>
+              <w:t xml:space="preserve"> and the user presses the edit button, then an error message appears stating nothing has been selected</w:t>
+            </w:r>
+          </w:p>
+        </w:tc>
+        <w:tc>
+          <w:tcPr>
+            <w:tcW w:w="2963" w:type="dxa"/>
+            <w:shd w:val="clear" w:color="auto" w:fill="E8E8E8" w:themeFill="background2"/>
+          </w:tcPr>
+          <w:p>
+            <w:pPr>
+              <w:rPr>
+                <w:sz w:val="22"/>
+                <w:szCs w:val="22"/>
+              </w:rPr>
+            </w:pPr>
+            <w:r>
+              <w:rPr>
+                <w:sz w:val="22"/>
+                <w:szCs w:val="22"/>
+              </w:rPr>
+              <w:t>The expected result occurred</w:t>
+            </w:r>
+            <w:r>
+              <w:rPr>
+                <w:sz w:val="22"/>
+                <w:szCs w:val="22"/>
+              </w:rPr>
+              <w:t xml:space="preserve"> (PASS)</w:t>
+            </w:r>
+          </w:p>
+        </w:tc>
+      </w:tr>
+      <w:tr>
+        <w:tc>
+          <w:tcPr>
+            <w:tcW w:w="2402" w:type="dxa"/>
+            <w:shd w:val="clear" w:color="auto" w:fill="E8E8E8" w:themeFill="background2"/>
+          </w:tcPr>
+          <w:p>
+            <w:pPr>
+              <w:jc w:val="center"/>
+            </w:pPr>
+            <w:r>
+              <w:t>5</w:t>
+            </w:r>
+          </w:p>
+        </w:tc>
+        <w:tc>
+          <w:tcPr>
+            <w:tcW w:w="2300" w:type="dxa"/>
+            <w:shd w:val="clear" w:color="auto" w:fill="E8E8E8" w:themeFill="background2"/>
+          </w:tcPr>
+          <w:p>
+            <w:pPr>
+              <w:jc w:val="center"/>
+            </w:pPr>
+            <w:r>
+              <w:t>Edit Stock</w:t>
+            </w:r>
+          </w:p>
+        </w:tc>
+        <w:tc>
+          <w:tcPr>
+            <w:tcW w:w="1576" w:type="dxa"/>
+            <w:shd w:val="clear" w:color="auto" w:fill="E8E8E8" w:themeFill="background2"/>
+          </w:tcPr>
+          <w:p>
+            <w:pPr>
+              <w:jc w:val="center"/>
+            </w:pPr>
+            <w:r>
+              <w:t>Erroneous</w:t>
+            </w:r>
+          </w:p>
+        </w:tc>
+        <w:tc>
+          <w:tcPr>
+            <w:tcW w:w="2977" w:type="dxa"/>
+            <w:shd w:val="clear" w:color="auto" w:fill="E8E8E8" w:themeFill="background2"/>
+          </w:tcPr>
+          <w:p>
+            <w:pPr>
+              <w:rPr>
+                <w:sz w:val="18"/>
+                <w:szCs w:val="18"/>
+              </w:rPr>
+            </w:pPr>
+            <w:r>
+              <w:rPr>
+                <w:sz w:val="18"/>
+                <w:szCs w:val="18"/>
+              </w:rPr>
+              <w:t xml:space="preserve">If all the data from the item is removed and the user presses save, the </w:t>
+            </w:r>
+            <w:r>
+              <w:rPr>
+                <w:sz w:val="18"/>
+                <w:szCs w:val="18"/>
+              </w:rPr>
+              <w:t>program shouldn’t accept this</w:t>
+            </w:r>
+          </w:p>
+        </w:tc>
+        <w:tc>
+          <w:tcPr>
+            <w:tcW w:w="2963" w:type="dxa"/>
+            <w:shd w:val="clear" w:color="auto" w:fill="E8E8E8" w:themeFill="background2"/>
+          </w:tcPr>
+          <w:p>
+            <w:pPr>
+              <w:rPr>
+                <w:sz w:val="22"/>
+                <w:szCs w:val="22"/>
+              </w:rPr>
+            </w:pPr>
+            <w:r>
+              <w:rPr>
+                <w:sz w:val="22"/>
+                <w:szCs w:val="22"/>
+              </w:rPr>
+              <w:t xml:space="preserve">The program accepted </w:t>
+            </w:r>
+            <w:r>
+              <w:rPr>
+                <w:sz w:val="22"/>
+                <w:szCs w:val="22"/>
+              </w:rPr>
+              <w:t>it;</w:t>
+            </w:r>
+            <w:r>
+              <w:rPr>
+                <w:sz w:val="22"/>
+                <w:szCs w:val="22"/>
+              </w:rPr>
+              <w:t xml:space="preserve"> this means there should be some additional code (fail)</w:t>
+            </w:r>
+          </w:p>
+        </w:tc>
+      </w:tr>
+      <w:tr>
+        <w:tc>
+          <w:tcPr>
+            <w:tcW w:w="2402" w:type="dxa"/>
+            <w:shd w:val="clear" w:color="auto" w:fill="E8E8E8" w:themeFill="background2"/>
+          </w:tcPr>
+          <w:p>
+            <w:pPr>
+              <w:jc w:val="center"/>
+            </w:pPr>
+            <w:r>
+              <w:t>6</w:t>
+            </w:r>
+          </w:p>
+        </w:tc>
+        <w:tc>
+          <w:tcPr>
+            <w:tcW w:w="2300" w:type="dxa"/>
+            <w:shd w:val="clear" w:color="auto" w:fill="E8E8E8" w:themeFill="background2"/>
+          </w:tcPr>
+          <w:p>
+            <w:pPr>
+              <w:jc w:val="center"/>
+            </w:pPr>
+            <w:r>
+              <w:t>Edit Stock</w:t>
+            </w:r>
+          </w:p>
+        </w:tc>
+        <w:tc>
+          <w:tcPr>
+            <w:tcW w:w="1576" w:type="dxa"/>
+            <w:shd w:val="clear" w:color="auto" w:fill="E8E8E8" w:themeFill="background2"/>
+          </w:tcPr>
+          <w:p>
+            <w:pPr>
+              <w:jc w:val="center"/>
+            </w:pPr>
+            <w:r>
+              <w:t>Extreme</w:t>
+            </w:r>
+          </w:p>
+        </w:tc>
+        <w:tc>
+          <w:tcPr>
+            <w:tcW w:w="2977" w:type="dxa"/>
+            <w:shd w:val="clear" w:color="auto" w:fill="E8E8E8" w:themeFill="background2"/>
+          </w:tcPr>
+          <w:p>
+            <w:pPr>
+              <w:rPr>
+                <w:sz w:val="18"/>
+                <w:szCs w:val="18"/>
+              </w:rPr>
+            </w:pPr>
+            <w:r>
+              <w:rPr>
+                <w:sz w:val="18"/>
+                <w:szCs w:val="18"/>
+              </w:rPr>
+              <w:t xml:space="preserve">Changing the data </w:t>
+            </w:r>
+            <w:r>
+              <w:rPr>
+                <w:sz w:val="18"/>
+                <w:szCs w:val="18"/>
+              </w:rPr>
+              <w:t xml:space="preserve">in ways it </w:t>
+            </w:r>
+            <w:r>
+              <w:rPr>
+                <w:sz w:val="18"/>
+                <w:szCs w:val="18"/>
+              </w:rPr>
+              <w:t>shouldn’t, will be</w:t>
+            </w:r>
+            <w:r>
+              <w:rPr>
+                <w:sz w:val="18"/>
+                <w:szCs w:val="18"/>
+              </w:rPr>
+              <w:t xml:space="preserve"> accepted but can also be edited right after. (this was done to give the edit button a lot of </w:t>
+            </w:r>
+            <w:r>
+              <w:rPr>
+                <w:sz w:val="18"/>
+                <w:szCs w:val="18"/>
+              </w:rPr>
+              <w:t>versatility</w:t>
+            </w:r>
+            <w:r>
+              <w:rPr>
+                <w:sz w:val="18"/>
+                <w:szCs w:val="18"/>
+              </w:rPr>
+              <w:t>)</w:t>
+            </w:r>
+          </w:p>
+        </w:tc>
+        <w:tc>
+          <w:tcPr>
+            <w:tcW w:w="2963" w:type="dxa"/>
+            <w:shd w:val="clear" w:color="auto" w:fill="E8E8E8" w:themeFill="background2"/>
+          </w:tcPr>
+          <w:p>
+            <w:pPr>
+              <w:rPr>
+                <w:b/>
+                <w:bCs w:val="0"/>
+                <w:sz w:val="22"/>
+                <w:szCs w:val="22"/>
+              </w:rPr>
+            </w:pPr>
+            <w:r>
+              <w:rPr>
+                <w:sz w:val="22"/>
+                <w:szCs w:val="22"/>
+              </w:rPr>
+              <w:t>The expected result occurred</w:t>
+            </w:r>
+            <w:r>
+              <w:rPr>
+                <w:sz w:val="22"/>
+                <w:szCs w:val="22"/>
+              </w:rPr>
+              <w:t xml:space="preserve"> (PASS)</w:t>
+            </w:r>
           </w:p>
         </w:tc>
       </w:tr>
@@ -3102,6 +5460,550 @@
           <w:rFonts w:ascii="Georgia" w:hAnsi="Georgia"/>
           <w:color w:val="000000" w:themeColor="text1"/>
         </w:rPr>
+        <w:t>Tested by Daniel Caveney</w:t>
+      </w:r>
+    </w:p>
+    <w:p>
+      <w:pPr>
+        <w:spacing w:after="160" w:line="278" w:lineRule="auto"/>
+        <w:rPr>
+          <w:rFonts w:ascii="Georgia" w:hAnsi="Georgia"/>
+          <w:color w:val="000000" w:themeColor="text1"/>
+        </w:rPr>
+      </w:pPr>
+    </w:p>
+    <w:p>
+      <w:pPr>
+        <w:pStyle w:val="Heading2"/>
+      </w:pPr>
+      <w:r>
+        <w:t xml:space="preserve">Task 3: Removing items to the SmartStock </w:t>
+      </w:r>
+    </w:p>
+    <w:tbl>
+      <w:tblPr>
+        <w:tblStyle w:val="TableGrid"/>
+        <w:tblW w:w="12218" w:type="dxa"/>
+        <w:tblInd w:w="-1605" w:type="dxa"/>
+        <w:tblLook w:val="04A0" w:firstRow="1" w:lastRow="0" w:firstColumn="1" w:lastColumn="0" w:noHBand="0" w:noVBand="1"/>
+      </w:tblPr>
+      <w:tblGrid>
+        <w:gridCol w:w="2402"/>
+        <w:gridCol w:w="2300"/>
+        <w:gridCol w:w="1576"/>
+        <w:gridCol w:w="2977"/>
+        <w:gridCol w:w="2963"/>
+      </w:tblGrid>
+      <w:tr>
+        <w:tc>
+          <w:tcPr>
+            <w:tcW w:w="2402" w:type="dxa"/>
+            <w:shd w:val="clear" w:color="auto" w:fill="E8E8E8" w:themeFill="background2"/>
+          </w:tcPr>
+          <w:p>
+            <w:pPr>
+              <w:jc w:val="center"/>
+            </w:pPr>
+            <w:r>
+              <w:t>Test number</w:t>
+            </w:r>
+          </w:p>
+        </w:tc>
+        <w:tc>
+          <w:tcPr>
+            <w:tcW w:w="2300" w:type="dxa"/>
+            <w:shd w:val="clear" w:color="auto" w:fill="E8E8E8" w:themeFill="background2"/>
+          </w:tcPr>
+          <w:p>
+            <w:pPr>
+              <w:jc w:val="center"/>
+            </w:pPr>
+            <w:r>
+              <w:t>Test For</w:t>
+            </w:r>
+          </w:p>
+        </w:tc>
+        <w:tc>
+          <w:tcPr>
+            <w:tcW w:w="1576" w:type="dxa"/>
+            <w:shd w:val="clear" w:color="auto" w:fill="E8E8E8" w:themeFill="background2"/>
+          </w:tcPr>
+          <w:p>
+            <w:pPr>
+              <w:jc w:val="center"/>
+            </w:pPr>
+            <w:r>
+              <w:t>Type of test</w:t>
+            </w:r>
+          </w:p>
+        </w:tc>
+        <w:tc>
+          <w:tcPr>
+            <w:tcW w:w="2977" w:type="dxa"/>
+            <w:shd w:val="clear" w:color="auto" w:fill="E8E8E8" w:themeFill="background2"/>
+          </w:tcPr>
+          <w:p>
+            <w:pPr>
+              <w:jc w:val="center"/>
+            </w:pPr>
+            <w:r>
+              <w:t>Expected result</w:t>
+            </w:r>
+          </w:p>
+        </w:tc>
+        <w:tc>
+          <w:tcPr>
+            <w:tcW w:w="2963" w:type="dxa"/>
+            <w:shd w:val="clear" w:color="auto" w:fill="E8E8E8" w:themeFill="background2"/>
+          </w:tcPr>
+          <w:p>
+            <w:pPr>
+              <w:jc w:val="center"/>
+            </w:pPr>
+            <w:r>
+              <w:t>Actual result</w:t>
+            </w:r>
+          </w:p>
+        </w:tc>
+      </w:tr>
+      <w:tr>
+        <w:tc>
+          <w:tcPr>
+            <w:tcW w:w="2402" w:type="dxa"/>
+            <w:shd w:val="clear" w:color="auto" w:fill="E8E8E8" w:themeFill="background2"/>
+          </w:tcPr>
+          <w:p>
+            <w:pPr>
+              <w:jc w:val="center"/>
+            </w:pPr>
+            <w:r>
+              <w:t>1</w:t>
+            </w:r>
+          </w:p>
+        </w:tc>
+        <w:tc>
+          <w:tcPr>
+            <w:tcW w:w="2300" w:type="dxa"/>
+            <w:shd w:val="clear" w:color="auto" w:fill="E8E8E8" w:themeFill="background2"/>
+          </w:tcPr>
+          <w:p>
+            <w:pPr>
+              <w:jc w:val="center"/>
+            </w:pPr>
+            <w:r>
+              <w:t>Remove</w:t>
+            </w:r>
+            <w:r>
+              <w:t xml:space="preserve"> Stock</w:t>
+            </w:r>
+          </w:p>
+        </w:tc>
+        <w:tc>
+          <w:tcPr>
+            <w:tcW w:w="1576" w:type="dxa"/>
+            <w:shd w:val="clear" w:color="auto" w:fill="E8E8E8" w:themeFill="background2"/>
+          </w:tcPr>
+          <w:p>
+            <w:pPr>
+              <w:jc w:val="center"/>
+            </w:pPr>
+            <w:r>
+              <w:t>Normal</w:t>
+            </w:r>
+          </w:p>
+        </w:tc>
+        <w:tc>
+          <w:tcPr>
+            <w:tcW w:w="2977" w:type="dxa"/>
+            <w:shd w:val="clear" w:color="auto" w:fill="E8E8E8" w:themeFill="background2"/>
+          </w:tcPr>
+          <w:p>
+            <w:pPr>
+              <w:rPr>
+                <w:sz w:val="18"/>
+                <w:szCs w:val="18"/>
+              </w:rPr>
+            </w:pPr>
+            <w:r>
+              <w:rPr>
+                <w:sz w:val="18"/>
+                <w:szCs w:val="18"/>
+              </w:rPr>
+              <w:t>When the user selects an item and clicks the remove stock button, it gives the user a second window to choose yes or no</w:t>
+            </w:r>
+          </w:p>
+        </w:tc>
+        <w:tc>
+          <w:tcPr>
+            <w:tcW w:w="2963" w:type="dxa"/>
+            <w:shd w:val="clear" w:color="auto" w:fill="E8E8E8" w:themeFill="background2"/>
+          </w:tcPr>
+          <w:p>
+            <w:pPr>
+              <w:rPr>
+                <w:sz w:val="22"/>
+                <w:szCs w:val="22"/>
+              </w:rPr>
+            </w:pPr>
+            <w:r>
+              <w:rPr>
+                <w:sz w:val="22"/>
+                <w:szCs w:val="22"/>
+              </w:rPr>
+              <w:t>The expected result occurred</w:t>
+            </w:r>
+            <w:r>
+              <w:rPr>
+                <w:sz w:val="22"/>
+                <w:szCs w:val="22"/>
+              </w:rPr>
+              <w:t xml:space="preserve"> (PASS)</w:t>
+            </w:r>
+          </w:p>
+        </w:tc>
+      </w:tr>
+      <w:tr>
+        <w:tc>
+          <w:tcPr>
+            <w:tcW w:w="2402" w:type="dxa"/>
+            <w:shd w:val="clear" w:color="auto" w:fill="E8E8E8" w:themeFill="background2"/>
+          </w:tcPr>
+          <w:p>
+            <w:pPr>
+              <w:jc w:val="center"/>
+            </w:pPr>
+            <w:r>
+              <w:t>2</w:t>
+            </w:r>
+          </w:p>
+        </w:tc>
+        <w:tc>
+          <w:tcPr>
+            <w:tcW w:w="2300" w:type="dxa"/>
+            <w:shd w:val="clear" w:color="auto" w:fill="E8E8E8" w:themeFill="background2"/>
+          </w:tcPr>
+          <w:p>
+            <w:pPr>
+              <w:jc w:val="center"/>
+            </w:pPr>
+            <w:r>
+              <w:t>Remove Stock</w:t>
+            </w:r>
+          </w:p>
+        </w:tc>
+        <w:tc>
+          <w:tcPr>
+            <w:tcW w:w="1576" w:type="dxa"/>
+            <w:shd w:val="clear" w:color="auto" w:fill="E8E8E8" w:themeFill="background2"/>
+          </w:tcPr>
+          <w:p>
+            <w:pPr>
+              <w:jc w:val="center"/>
+            </w:pPr>
+            <w:r>
+              <w:t>Normal</w:t>
+            </w:r>
+          </w:p>
+        </w:tc>
+        <w:tc>
+          <w:tcPr>
+            <w:tcW w:w="2977" w:type="dxa"/>
+            <w:shd w:val="clear" w:color="auto" w:fill="E8E8E8" w:themeFill="background2"/>
+          </w:tcPr>
+          <w:p>
+            <w:pPr>
+              <w:rPr>
+                <w:sz w:val="18"/>
+                <w:szCs w:val="18"/>
+              </w:rPr>
+            </w:pPr>
+            <w:r>
+              <w:rPr>
+                <w:sz w:val="18"/>
+                <w:szCs w:val="18"/>
+              </w:rPr>
+              <w:t>If the user selects</w:t>
+            </w:r>
+            <w:r>
+              <w:rPr>
+                <w:sz w:val="18"/>
+                <w:szCs w:val="18"/>
+              </w:rPr>
+              <w:t xml:space="preserve"> </w:t>
+            </w:r>
+            <w:r>
+              <w:rPr>
+                <w:sz w:val="18"/>
+                <w:szCs w:val="18"/>
+              </w:rPr>
+              <w:t>“yes” in the second window, then the stock is promptly removed</w:t>
+            </w:r>
+          </w:p>
+        </w:tc>
+        <w:tc>
+          <w:tcPr>
+            <w:tcW w:w="2963" w:type="dxa"/>
+            <w:shd w:val="clear" w:color="auto" w:fill="E8E8E8" w:themeFill="background2"/>
+          </w:tcPr>
+          <w:p>
+            <w:pPr>
+              <w:rPr>
+                <w:sz w:val="22"/>
+                <w:szCs w:val="22"/>
+              </w:rPr>
+            </w:pPr>
+            <w:r>
+              <w:rPr>
+                <w:sz w:val="22"/>
+                <w:szCs w:val="22"/>
+              </w:rPr>
+              <w:t>The expected result occurred</w:t>
+            </w:r>
+            <w:r>
+              <w:rPr>
+                <w:sz w:val="22"/>
+                <w:szCs w:val="22"/>
+              </w:rPr>
+              <w:t xml:space="preserve"> (PASS)</w:t>
+            </w:r>
+          </w:p>
+        </w:tc>
+      </w:tr>
+      <w:tr>
+        <w:tc>
+          <w:tcPr>
+            <w:tcW w:w="2402" w:type="dxa"/>
+            <w:shd w:val="clear" w:color="auto" w:fill="E8E8E8" w:themeFill="background2"/>
+          </w:tcPr>
+          <w:p>
+            <w:pPr>
+              <w:jc w:val="center"/>
+            </w:pPr>
+            <w:r>
+              <w:t>3</w:t>
+            </w:r>
+          </w:p>
+        </w:tc>
+        <w:tc>
+          <w:tcPr>
+            <w:tcW w:w="2300" w:type="dxa"/>
+            <w:shd w:val="clear" w:color="auto" w:fill="E8E8E8" w:themeFill="background2"/>
+          </w:tcPr>
+          <w:p>
+            <w:pPr>
+              <w:jc w:val="center"/>
+            </w:pPr>
+            <w:r>
+              <w:t>Remove Stock</w:t>
+            </w:r>
+          </w:p>
+        </w:tc>
+        <w:tc>
+          <w:tcPr>
+            <w:tcW w:w="1576" w:type="dxa"/>
+            <w:shd w:val="clear" w:color="auto" w:fill="E8E8E8" w:themeFill="background2"/>
+          </w:tcPr>
+          <w:p>
+            <w:pPr>
+              <w:jc w:val="center"/>
+            </w:pPr>
+            <w:r>
+              <w:t>Normal</w:t>
+            </w:r>
+          </w:p>
+        </w:tc>
+        <w:tc>
+          <w:tcPr>
+            <w:tcW w:w="2977" w:type="dxa"/>
+            <w:shd w:val="clear" w:color="auto" w:fill="E8E8E8" w:themeFill="background2"/>
+          </w:tcPr>
+          <w:p>
+            <w:pPr>
+              <w:rPr>
+                <w:sz w:val="18"/>
+                <w:szCs w:val="18"/>
+              </w:rPr>
+            </w:pPr>
+            <w:r>
+              <w:rPr>
+                <w:sz w:val="18"/>
+                <w:szCs w:val="18"/>
+              </w:rPr>
+              <w:t>If the user selects “No” in the second window, then the stock remains and isn’t removed</w:t>
+            </w:r>
+          </w:p>
+        </w:tc>
+        <w:tc>
+          <w:tcPr>
+            <w:tcW w:w="2963" w:type="dxa"/>
+            <w:shd w:val="clear" w:color="auto" w:fill="E8E8E8" w:themeFill="background2"/>
+          </w:tcPr>
+          <w:p>
+            <w:pPr>
+              <w:rPr>
+                <w:sz w:val="22"/>
+                <w:szCs w:val="22"/>
+              </w:rPr>
+            </w:pPr>
+            <w:r>
+              <w:rPr>
+                <w:sz w:val="22"/>
+                <w:szCs w:val="22"/>
+              </w:rPr>
+              <w:t>The expected result occurred</w:t>
+            </w:r>
+            <w:r>
+              <w:rPr>
+                <w:sz w:val="22"/>
+                <w:szCs w:val="22"/>
+              </w:rPr>
+              <w:t xml:space="preserve"> (PASS)</w:t>
+            </w:r>
+          </w:p>
+        </w:tc>
+      </w:tr>
+      <w:tr>
+        <w:tc>
+          <w:tcPr>
+            <w:tcW w:w="2402" w:type="dxa"/>
+            <w:shd w:val="clear" w:color="auto" w:fill="E8E8E8" w:themeFill="background2"/>
+          </w:tcPr>
+          <w:p>
+            <w:pPr>
+              <w:jc w:val="center"/>
+            </w:pPr>
+            <w:r>
+              <w:t>4</w:t>
+            </w:r>
+          </w:p>
+        </w:tc>
+        <w:tc>
+          <w:tcPr>
+            <w:tcW w:w="2300" w:type="dxa"/>
+            <w:shd w:val="clear" w:color="auto" w:fill="E8E8E8" w:themeFill="background2"/>
+          </w:tcPr>
+          <w:p>
+            <w:pPr>
+              <w:jc w:val="center"/>
+            </w:pPr>
+            <w:r>
+              <w:t>Remove Stock</w:t>
+            </w:r>
+          </w:p>
+        </w:tc>
+        <w:tc>
+          <w:tcPr>
+            <w:tcW w:w="1576" w:type="dxa"/>
+            <w:shd w:val="clear" w:color="auto" w:fill="E8E8E8" w:themeFill="background2"/>
+          </w:tcPr>
+          <w:p>
+            <w:pPr>
+              <w:jc w:val="center"/>
+            </w:pPr>
+            <w:r>
+              <w:t>Erroneous</w:t>
+            </w:r>
+          </w:p>
+        </w:tc>
+        <w:tc>
+          <w:tcPr>
+            <w:tcW w:w="2977" w:type="dxa"/>
+            <w:shd w:val="clear" w:color="auto" w:fill="E8E8E8" w:themeFill="background2"/>
+          </w:tcPr>
+          <w:p>
+            <w:pPr>
+              <w:rPr>
+                <w:sz w:val="18"/>
+                <w:szCs w:val="18"/>
+              </w:rPr>
+            </w:pPr>
+            <w:r>
+              <w:rPr>
+                <w:sz w:val="18"/>
+                <w:szCs w:val="18"/>
+              </w:rPr>
+              <w:t xml:space="preserve">If an item hasn’t been selected to </w:t>
+            </w:r>
+            <w:r>
+              <w:rPr>
+                <w:sz w:val="18"/>
+                <w:szCs w:val="18"/>
+              </w:rPr>
+              <w:t>remove</w:t>
+            </w:r>
+            <w:r>
+              <w:rPr>
+                <w:sz w:val="18"/>
+                <w:szCs w:val="18"/>
+              </w:rPr>
+              <w:t xml:space="preserve"> and the user presses the </w:t>
+            </w:r>
+            <w:r>
+              <w:rPr>
+                <w:sz w:val="18"/>
+                <w:szCs w:val="18"/>
+              </w:rPr>
+              <w:t>remove</w:t>
+            </w:r>
+            <w:r>
+              <w:rPr>
+                <w:sz w:val="18"/>
+                <w:szCs w:val="18"/>
+              </w:rPr>
+              <w:t xml:space="preserve"> button, then an error message appears stating nothing has been selected</w:t>
+            </w:r>
+          </w:p>
+        </w:tc>
+        <w:tc>
+          <w:tcPr>
+            <w:tcW w:w="2963" w:type="dxa"/>
+            <w:shd w:val="clear" w:color="auto" w:fill="E8E8E8" w:themeFill="background2"/>
+          </w:tcPr>
+          <w:p>
+            <w:pPr>
+              <w:rPr>
+                <w:sz w:val="22"/>
+                <w:szCs w:val="22"/>
+              </w:rPr>
+            </w:pPr>
+            <w:r>
+              <w:rPr>
+                <w:sz w:val="22"/>
+                <w:szCs w:val="22"/>
+              </w:rPr>
+              <w:t>The expected result occurred</w:t>
+            </w:r>
+            <w:r>
+              <w:rPr>
+                <w:sz w:val="22"/>
+                <w:szCs w:val="22"/>
+              </w:rPr>
+              <w:t xml:space="preserve"> (PASS)</w:t>
+            </w:r>
+          </w:p>
+        </w:tc>
+      </w:tr>
+    </w:tbl>
+    <w:p>
+      <w:pPr>
+        <w:spacing w:after="160" w:line="278" w:lineRule="auto"/>
+        <w:rPr>
+          <w:rFonts w:ascii="Georgia" w:hAnsi="Georgia"/>
+          <w:color w:val="000000" w:themeColor="text1"/>
+        </w:rPr>
+      </w:pPr>
+      <w:r>
+        <w:rPr>
+          <w:rFonts w:ascii="Georgia" w:hAnsi="Georgia"/>
+          <w:color w:val="000000" w:themeColor="text1"/>
+        </w:rPr>
+        <w:t>Tested by Daniel Caveney</w:t>
+      </w:r>
+      <w:r>
+        <w:rPr>
+          <w:rFonts w:ascii="Georgia" w:hAnsi="Georgia"/>
+          <w:color w:val="000000" w:themeColor="text1"/>
+        </w:rPr>
         <w:br w:type="page"/>
       </w:r>
     </w:p>
@@ -3109,13 +6011,385 @@
       <w:pPr>
         <w:pStyle w:val="Heading1"/>
       </w:pPr>
-      <w:bookmarkStart w:id="8" w:name="_Toc224919241"/>
+      <w:bookmarkStart w:id="10" w:name="_Toc226662660"/>
       <w:r>
         <w:lastRenderedPageBreak/>
         <w:t>Breakdown of contributions</w:t>
       </w:r>
-      <w:bookmarkEnd w:id="8"/>
-    </w:p>
+      <w:bookmarkEnd w:id="10"/>
+    </w:p>
+    <w:tbl>
+      <w:tblPr>
+        <w:tblStyle w:val="TableGrid"/>
+        <w:tblW w:w="10060" w:type="dxa"/>
+        <w:tblLook w:val="04A0" w:firstRow="1" w:lastRow="0" w:firstColumn="1" w:lastColumn="0" w:noHBand="0" w:noVBand="1"/>
+      </w:tblPr>
+      <w:tblGrid>
+        <w:gridCol w:w="1980"/>
+        <w:gridCol w:w="2693"/>
+        <w:gridCol w:w="5387"/>
+      </w:tblGrid>
+      <w:tr>
+        <w:tc>
+          <w:tcPr>
+            <w:tcW w:w="1980" w:type="dxa"/>
+          </w:tcPr>
+          <w:p>
+            <w:pPr>
+              <w:rPr>
+                <w:szCs w:val="24"/>
+              </w:rPr>
+            </w:pPr>
+            <w:r>
+              <w:rPr>
+                <w:szCs w:val="24"/>
+              </w:rPr>
+              <w:t>Project Sections</w:t>
+            </w:r>
+          </w:p>
+        </w:tc>
+        <w:tc>
+          <w:tcPr>
+            <w:tcW w:w="2693" w:type="dxa"/>
+          </w:tcPr>
+          <w:p>
+            <w:pPr>
+              <w:rPr>
+                <w:szCs w:val="24"/>
+              </w:rPr>
+            </w:pPr>
+            <w:r>
+              <w:rPr>
+                <w:szCs w:val="24"/>
+              </w:rPr>
+              <w:t>Contributors</w:t>
+            </w:r>
+          </w:p>
+        </w:tc>
+        <w:tc>
+          <w:tcPr>
+            <w:tcW w:w="5387" w:type="dxa"/>
+          </w:tcPr>
+          <w:p>
+            <w:pPr>
+              <w:rPr>
+                <w:szCs w:val="24"/>
+              </w:rPr>
+            </w:pPr>
+            <w:r>
+              <w:rPr>
+                <w:szCs w:val="24"/>
+              </w:rPr>
+              <w:t>Specific contributions</w:t>
+            </w:r>
+          </w:p>
+        </w:tc>
+      </w:tr>
+      <w:tr>
+        <w:tc>
+          <w:tcPr>
+            <w:tcW w:w="1980" w:type="dxa"/>
+          </w:tcPr>
+          <w:p>
+            <w:pPr>
+              <w:rPr>
+                <w:szCs w:val="24"/>
+              </w:rPr>
+            </w:pPr>
+          </w:p>
+        </w:tc>
+        <w:tc>
+          <w:tcPr>
+            <w:tcW w:w="2693" w:type="dxa"/>
+          </w:tcPr>
+          <w:p>
+            <w:pPr>
+              <w:rPr>
+                <w:szCs w:val="24"/>
+              </w:rPr>
+            </w:pPr>
+          </w:p>
+        </w:tc>
+        <w:tc>
+          <w:tcPr>
+            <w:tcW w:w="5387" w:type="dxa"/>
+          </w:tcPr>
+          <w:p>
+            <w:pPr>
+              <w:rPr>
+                <w:szCs w:val="24"/>
+              </w:rPr>
+            </w:pPr>
+          </w:p>
+        </w:tc>
+      </w:tr>
+      <w:tr>
+        <w:tc>
+          <w:tcPr>
+            <w:tcW w:w="1980" w:type="dxa"/>
+          </w:tcPr>
+          <w:p>
+            <w:pPr>
+              <w:rPr>
+                <w:szCs w:val="24"/>
+              </w:rPr>
+            </w:pPr>
+          </w:p>
+        </w:tc>
+        <w:tc>
+          <w:tcPr>
+            <w:tcW w:w="2693" w:type="dxa"/>
+          </w:tcPr>
+          <w:p>
+            <w:pPr>
+              <w:rPr>
+                <w:szCs w:val="24"/>
+              </w:rPr>
+            </w:pPr>
+          </w:p>
+        </w:tc>
+        <w:tc>
+          <w:tcPr>
+            <w:tcW w:w="5387" w:type="dxa"/>
+          </w:tcPr>
+          <w:p>
+            <w:pPr>
+              <w:rPr>
+                <w:szCs w:val="24"/>
+              </w:rPr>
+            </w:pPr>
+          </w:p>
+        </w:tc>
+      </w:tr>
+      <w:tr>
+        <w:tc>
+          <w:tcPr>
+            <w:tcW w:w="1980" w:type="dxa"/>
+          </w:tcPr>
+          <w:p>
+            <w:pPr>
+              <w:rPr>
+                <w:szCs w:val="24"/>
+              </w:rPr>
+            </w:pPr>
+          </w:p>
+        </w:tc>
+        <w:tc>
+          <w:tcPr>
+            <w:tcW w:w="2693" w:type="dxa"/>
+          </w:tcPr>
+          <w:p>
+            <w:pPr>
+              <w:rPr>
+                <w:szCs w:val="24"/>
+              </w:rPr>
+            </w:pPr>
+          </w:p>
+        </w:tc>
+        <w:tc>
+          <w:tcPr>
+            <w:tcW w:w="5387" w:type="dxa"/>
+          </w:tcPr>
+          <w:p>
+            <w:pPr>
+              <w:rPr>
+                <w:szCs w:val="24"/>
+              </w:rPr>
+            </w:pPr>
+          </w:p>
+        </w:tc>
+      </w:tr>
+      <w:tr>
+        <w:tc>
+          <w:tcPr>
+            <w:tcW w:w="1980" w:type="dxa"/>
+          </w:tcPr>
+          <w:p>
+            <w:pPr>
+              <w:rPr>
+                <w:szCs w:val="24"/>
+              </w:rPr>
+            </w:pPr>
+          </w:p>
+        </w:tc>
+        <w:tc>
+          <w:tcPr>
+            <w:tcW w:w="2693" w:type="dxa"/>
+          </w:tcPr>
+          <w:p>
+            <w:pPr>
+              <w:rPr>
+                <w:szCs w:val="24"/>
+              </w:rPr>
+            </w:pPr>
+          </w:p>
+        </w:tc>
+        <w:tc>
+          <w:tcPr>
+            <w:tcW w:w="5387" w:type="dxa"/>
+          </w:tcPr>
+          <w:p>
+            <w:pPr>
+              <w:rPr>
+                <w:szCs w:val="24"/>
+              </w:rPr>
+            </w:pPr>
+          </w:p>
+        </w:tc>
+      </w:tr>
+      <w:tr>
+        <w:tc>
+          <w:tcPr>
+            <w:tcW w:w="1980" w:type="dxa"/>
+          </w:tcPr>
+          <w:p>
+            <w:pPr>
+              <w:rPr>
+                <w:szCs w:val="24"/>
+              </w:rPr>
+            </w:pPr>
+          </w:p>
+        </w:tc>
+        <w:tc>
+          <w:tcPr>
+            <w:tcW w:w="2693" w:type="dxa"/>
+          </w:tcPr>
+          <w:p>
+            <w:pPr>
+              <w:rPr>
+                <w:szCs w:val="24"/>
+              </w:rPr>
+            </w:pPr>
+          </w:p>
+        </w:tc>
+        <w:tc>
+          <w:tcPr>
+            <w:tcW w:w="5387" w:type="dxa"/>
+          </w:tcPr>
+          <w:p>
+            <w:pPr>
+              <w:rPr>
+                <w:szCs w:val="24"/>
+              </w:rPr>
+            </w:pPr>
+          </w:p>
+        </w:tc>
+      </w:tr>
+      <w:tr>
+        <w:tc>
+          <w:tcPr>
+            <w:tcW w:w="1980" w:type="dxa"/>
+          </w:tcPr>
+          <w:p>
+            <w:pPr>
+              <w:rPr>
+                <w:szCs w:val="24"/>
+              </w:rPr>
+            </w:pPr>
+          </w:p>
+        </w:tc>
+        <w:tc>
+          <w:tcPr>
+            <w:tcW w:w="2693" w:type="dxa"/>
+          </w:tcPr>
+          <w:p>
+            <w:pPr>
+              <w:rPr>
+                <w:szCs w:val="24"/>
+              </w:rPr>
+            </w:pPr>
+          </w:p>
+        </w:tc>
+        <w:tc>
+          <w:tcPr>
+            <w:tcW w:w="5387" w:type="dxa"/>
+          </w:tcPr>
+          <w:p>
+            <w:pPr>
+              <w:rPr>
+                <w:szCs w:val="24"/>
+              </w:rPr>
+            </w:pPr>
+          </w:p>
+        </w:tc>
+      </w:tr>
+      <w:tr>
+        <w:tc>
+          <w:tcPr>
+            <w:tcW w:w="1980" w:type="dxa"/>
+          </w:tcPr>
+          <w:p>
+            <w:pPr>
+              <w:rPr>
+                <w:szCs w:val="24"/>
+              </w:rPr>
+            </w:pPr>
+          </w:p>
+        </w:tc>
+        <w:tc>
+          <w:tcPr>
+            <w:tcW w:w="2693" w:type="dxa"/>
+          </w:tcPr>
+          <w:p>
+            <w:pPr>
+              <w:rPr>
+                <w:szCs w:val="24"/>
+              </w:rPr>
+            </w:pPr>
+          </w:p>
+        </w:tc>
+        <w:tc>
+          <w:tcPr>
+            <w:tcW w:w="5387" w:type="dxa"/>
+          </w:tcPr>
+          <w:p>
+            <w:pPr>
+              <w:rPr>
+                <w:szCs w:val="24"/>
+              </w:rPr>
+            </w:pPr>
+          </w:p>
+        </w:tc>
+      </w:tr>
+      <w:tr>
+        <w:tc>
+          <w:tcPr>
+            <w:tcW w:w="1980" w:type="dxa"/>
+          </w:tcPr>
+          <w:p>
+            <w:pPr>
+              <w:rPr>
+                <w:szCs w:val="24"/>
+              </w:rPr>
+            </w:pPr>
+          </w:p>
+        </w:tc>
+        <w:tc>
+          <w:tcPr>
+            <w:tcW w:w="2693" w:type="dxa"/>
+          </w:tcPr>
+          <w:p>
+            <w:pPr>
+              <w:rPr>
+                <w:szCs w:val="24"/>
+              </w:rPr>
+            </w:pPr>
+          </w:p>
+        </w:tc>
+        <w:tc>
+          <w:tcPr>
+            <w:tcW w:w="5387" w:type="dxa"/>
+          </w:tcPr>
+          <w:p>
+            <w:pPr>
+              <w:rPr>
+                <w:szCs w:val="24"/>
+              </w:rPr>
+            </w:pPr>
+          </w:p>
+        </w:tc>
+      </w:tr>
+    </w:tbl>
     <w:p>
       <w:pPr>
         <w:spacing w:after="160" w:line="278" w:lineRule="auto"/>
@@ -3145,12 +6419,12 @@
       <w:pPr>
         <w:pStyle w:val="Heading1"/>
       </w:pPr>
-      <w:bookmarkStart w:id="9" w:name="_Toc224919242"/>
+      <w:bookmarkStart w:id="11" w:name="_Toc226662661"/>
       <w:r>
         <w:lastRenderedPageBreak/>
         <w:t>Reflection</w:t>
       </w:r>
-      <w:bookmarkEnd w:id="9"/>
+      <w:bookmarkEnd w:id="11"/>
     </w:p>
     <w:p>
       <w:pPr>
@@ -3190,12 +6464,12 @@
       <w:pPr>
         <w:pStyle w:val="Heading1"/>
       </w:pPr>
-      <w:bookmarkStart w:id="10" w:name="_Toc224919243"/>
+      <w:bookmarkStart w:id="12" w:name="_Toc226662662"/>
       <w:r>
         <w:lastRenderedPageBreak/>
         <w:t>Conclusion</w:t>
       </w:r>
-      <w:bookmarkEnd w:id="10"/>
+      <w:bookmarkEnd w:id="12"/>
     </w:p>
     <w:sectPr>
       <w:pgSz w:w="11906" w:h="16838"/>
@@ -4281,6 +7555,7 @@
   <w:style w:type="character" w:default="1" w:styleId="DefaultParagraphFont">
     <w:name w:val="Default Paragraph Font"/>
     <w:uiPriority w:val="1"/>
+    <w:semiHidden/>
     <w:unhideWhenUsed/>
   </w:style>
   <w:style w:type="table" w:default="1" w:styleId="TableNormal">

--- a/CIS1703 Coursework 2 Report.docx
+++ b/CIS1703 Coursework 2 Report.docx
@@ -427,13 +427,23 @@
       <w:pPr>
         <w:jc w:val="center"/>
         <w:rPr>
+          <w:rFonts w:cs="Arial"/>
+          <w:bCs w:val="0"/>
+          <w:color w:val="1F2937"/>
+          <w:sz w:val="20"/>
+          <w:lang w:eastAsia="en-GB"/>
+        </w:rPr>
+      </w:pPr>
+      <w:r>
+        <w:rPr>
           <w:rFonts w:ascii="Georgia" w:hAnsi="Georgia"/>
           <w:b/>
           <w:bCs w:val="0"/>
           <w:color w:val="000000" w:themeColor="text1"/>
           <w:szCs w:val="24"/>
         </w:rPr>
-      </w:pPr>
+        <w:t xml:space="preserve">Benjamin McManus (26611830), Daniel Caveney (26488426), </w:t>
+      </w:r>
       <w:r>
         <w:rPr>
           <w:rFonts w:ascii="Georgia" w:hAnsi="Georgia"/>
@@ -442,7 +452,27 @@
           <w:color w:val="000000" w:themeColor="text1"/>
           <w:szCs w:val="24"/>
         </w:rPr>
-        <w:t xml:space="preserve">Benjamin McManus (26611830), Daniel Caveney (26488426), </w:t>
+        <w:t>Lewis Jones (</w:t>
+      </w:r>
+      <w:r>
+        <w:rPr>
+          <w:rFonts w:ascii="Georgia" w:hAnsi="Georgia"/>
+          <w:b/>
+          <w:bCs w:val="0"/>
+          <w:color w:val="000000" w:themeColor="text1"/>
+          <w:szCs w:val="24"/>
+        </w:rPr>
+        <w:t>25353179</w:t>
+      </w:r>
+      <w:r>
+        <w:rPr>
+          <w:rFonts w:ascii="Georgia" w:hAnsi="Georgia"/>
+          <w:b/>
+          <w:bCs w:val="0"/>
+          <w:color w:val="000000" w:themeColor="text1"/>
+          <w:szCs w:val="24"/>
+        </w:rPr>
+        <w:t>)</w:t>
       </w:r>
     </w:p>
     <w:p>
@@ -2560,10 +2590,7 @@
       <w:bookmarkStart w:id="5" w:name="_Toc226662653"/>
       <w:r>
         <w:lastRenderedPageBreak/>
-        <w:t xml:space="preserve">Coding </w:t>
-      </w:r>
-      <w:r>
-        <w:t>Implementation</w:t>
+        <w:t>Coding Implementation</w:t>
       </w:r>
       <w:r>
         <w:t xml:space="preserve"> </w:t>
@@ -3352,10 +3379,7 @@
       </w:pPr>
       <w:r>
         <w:lastRenderedPageBreak/>
-        <w:t>User-centric design</w:t>
-      </w:r>
-      <w:r>
-        <w:t xml:space="preserve"> </w:t>
+        <w:t xml:space="preserve">User-centric design </w:t>
       </w:r>
       <w:r>
         <w:t>I</w:t>
@@ -3448,18 +3472,7 @@
           <w:szCs w:val="24"/>
           <w:shd w:val="clear" w:color="auto" w:fill="FFFFFF"/>
         </w:rPr>
-        <w:t xml:space="preserve"> for the </w:t>
-      </w:r>
-      <w:r>
-        <w:rPr>
-          <w:rFonts w:cs="Arial"/>
-          <w:i/>
-          <w:iCs/>
-          <w:color w:val="EE0000"/>
-          <w:szCs w:val="24"/>
-          <w:shd w:val="clear" w:color="auto" w:fill="FFFFFF"/>
-        </w:rPr>
-        <w:t>GUI design decisions</w:t>
+        <w:t xml:space="preserve"> for the GUI design decisions</w:t>
       </w:r>
       <w:r>
         <w:rPr>
@@ -4306,42 +4319,7 @@
                 <w:sz w:val="18"/>
                 <w:szCs w:val="18"/>
               </w:rPr>
-              <w:t xml:space="preserve">When clicking the “save product” button with </w:t>
-            </w:r>
-            <w:r>
-              <w:rPr>
-                <w:sz w:val="18"/>
-                <w:szCs w:val="18"/>
-              </w:rPr>
-              <w:t>price not being the correct data type,</w:t>
-            </w:r>
-            <w:r>
-              <w:rPr>
-                <w:sz w:val="18"/>
-                <w:szCs w:val="18"/>
-              </w:rPr>
-              <w:t xml:space="preserve"> a</w:t>
-            </w:r>
-            <w:r>
-              <w:rPr>
-                <w:sz w:val="18"/>
-                <w:szCs w:val="18"/>
-              </w:rPr>
-              <w:t xml:space="preserve"> specific</w:t>
-            </w:r>
-            <w:r>
-              <w:rPr>
-                <w:sz w:val="18"/>
-                <w:szCs w:val="18"/>
-              </w:rPr>
-              <w:t xml:space="preserve"> error message pops up</w:t>
-            </w:r>
-            <w:r>
-              <w:rPr>
-                <w:sz w:val="18"/>
-                <w:szCs w:val="18"/>
-              </w:rPr>
-              <w:t xml:space="preserve"> saying so</w:t>
+              <w:t>When clicking the “save product” button with price not being the correct data type, a specific error message pops up saying so</w:t>
             </w:r>
           </w:p>
         </w:tc>
@@ -5355,6 +5333,159 @@
               <w:jc w:val="center"/>
             </w:pPr>
             <w:r>
+              <w:t>Erroneous (</w:t>
+            </w:r>
+            <w:r>
+              <w:t>Second test</w:t>
+            </w:r>
+            <w:r>
+              <w:t>)</w:t>
+            </w:r>
+          </w:p>
+        </w:tc>
+        <w:tc>
+          <w:tcPr>
+            <w:tcW w:w="2977" w:type="dxa"/>
+            <w:shd w:val="clear" w:color="auto" w:fill="E8E8E8" w:themeFill="background2"/>
+          </w:tcPr>
+          <w:p>
+            <w:pPr>
+              <w:rPr>
+                <w:sz w:val="18"/>
+                <w:szCs w:val="18"/>
+              </w:rPr>
+            </w:pPr>
+            <w:r>
+              <w:rPr>
+                <w:sz w:val="18"/>
+                <w:szCs w:val="18"/>
+              </w:rPr>
+              <w:t>If all the data from the item is removed and the user presses save, the program shouldn’t accept this</w:t>
+            </w:r>
+            <w:r>
+              <w:rPr>
+                <w:sz w:val="18"/>
+                <w:szCs w:val="18"/>
+              </w:rPr>
+              <w:t>.</w:t>
+            </w:r>
+          </w:p>
+          <w:p>
+            <w:pPr>
+              <w:rPr>
+                <w:sz w:val="18"/>
+                <w:szCs w:val="18"/>
+              </w:rPr>
+            </w:pPr>
+          </w:p>
+          <w:p>
+            <w:pPr>
+              <w:rPr>
+                <w:sz w:val="18"/>
+                <w:szCs w:val="18"/>
+              </w:rPr>
+            </w:pPr>
+          </w:p>
+          <w:p>
+            <w:pPr>
+              <w:rPr>
+                <w:sz w:val="18"/>
+                <w:szCs w:val="18"/>
+              </w:rPr>
+            </w:pPr>
+          </w:p>
+        </w:tc>
+        <w:tc>
+          <w:tcPr>
+            <w:tcW w:w="2963" w:type="dxa"/>
+            <w:shd w:val="clear" w:color="auto" w:fill="E8E8E8" w:themeFill="background2"/>
+          </w:tcPr>
+          <w:p>
+            <w:pPr>
+              <w:rPr>
+                <w:sz w:val="22"/>
+                <w:szCs w:val="22"/>
+              </w:rPr>
+            </w:pPr>
+            <w:r>
+              <w:rPr>
+                <w:sz w:val="22"/>
+                <w:szCs w:val="22"/>
+              </w:rPr>
+              <w:t>The expected result occurred</w:t>
+            </w:r>
+            <w:r>
+              <w:rPr>
+                <w:sz w:val="22"/>
+                <w:szCs w:val="22"/>
+              </w:rPr>
+              <w:t xml:space="preserve"> (PASS). The fail </w:t>
+            </w:r>
+          </w:p>
+          <w:p>
+            <w:pPr>
+              <w:rPr>
+                <w:sz w:val="22"/>
+                <w:szCs w:val="22"/>
+              </w:rPr>
+            </w:pPr>
+            <w:r>
+              <w:rPr>
+                <w:sz w:val="22"/>
+                <w:szCs w:val="22"/>
+              </w:rPr>
+              <w:t>is now successful</w:t>
+            </w:r>
+            <w:r>
+              <w:rPr>
+                <w:sz w:val="22"/>
+                <w:szCs w:val="22"/>
+              </w:rPr>
+              <w:t xml:space="preserve"> thanks to the added defence code</w:t>
+            </w:r>
+          </w:p>
+        </w:tc>
+      </w:tr>
+      <w:tr>
+        <w:tc>
+          <w:tcPr>
+            <w:tcW w:w="2402" w:type="dxa"/>
+            <w:shd w:val="clear" w:color="auto" w:fill="E8E8E8" w:themeFill="background2"/>
+          </w:tcPr>
+          <w:p>
+            <w:pPr>
+              <w:jc w:val="center"/>
+            </w:pPr>
+            <w:r>
+              <w:lastRenderedPageBreak/>
+              <w:t>7</w:t>
+            </w:r>
+          </w:p>
+        </w:tc>
+        <w:tc>
+          <w:tcPr>
+            <w:tcW w:w="2300" w:type="dxa"/>
+            <w:shd w:val="clear" w:color="auto" w:fill="E8E8E8" w:themeFill="background2"/>
+          </w:tcPr>
+          <w:p>
+            <w:pPr>
+              <w:jc w:val="center"/>
+            </w:pPr>
+            <w:r>
+              <w:t>Edit Stock</w:t>
+            </w:r>
+          </w:p>
+        </w:tc>
+        <w:tc>
+          <w:tcPr>
+            <w:tcW w:w="1576" w:type="dxa"/>
+            <w:shd w:val="clear" w:color="auto" w:fill="E8E8E8" w:themeFill="background2"/>
+          </w:tcPr>
+          <w:p>
+            <w:pPr>
+              <w:jc w:val="center"/>
+            </w:pPr>
+            <w:r>
               <w:t>Extreme</w:t>
             </w:r>
           </w:p>
@@ -5425,6 +5556,220 @@
               <w:rPr>
                 <w:b/>
                 <w:bCs w:val="0"/>
+                <w:sz w:val="22"/>
+                <w:szCs w:val="22"/>
+              </w:rPr>
+            </w:pPr>
+            <w:r>
+              <w:rPr>
+                <w:sz w:val="22"/>
+                <w:szCs w:val="22"/>
+              </w:rPr>
+              <w:t>The expected result occurred</w:t>
+            </w:r>
+            <w:r>
+              <w:rPr>
+                <w:sz w:val="22"/>
+                <w:szCs w:val="22"/>
+              </w:rPr>
+              <w:t xml:space="preserve"> (PASS)</w:t>
+            </w:r>
+          </w:p>
+        </w:tc>
+      </w:tr>
+      <w:tr>
+        <w:tc>
+          <w:tcPr>
+            <w:tcW w:w="2402" w:type="dxa"/>
+            <w:shd w:val="clear" w:color="auto" w:fill="E8E8E8" w:themeFill="background2"/>
+          </w:tcPr>
+          <w:p>
+            <w:pPr>
+              <w:jc w:val="center"/>
+            </w:pPr>
+            <w:r>
+              <w:t>8</w:t>
+            </w:r>
+          </w:p>
+        </w:tc>
+        <w:tc>
+          <w:tcPr>
+            <w:tcW w:w="2300" w:type="dxa"/>
+            <w:shd w:val="clear" w:color="auto" w:fill="E8E8E8" w:themeFill="background2"/>
+          </w:tcPr>
+          <w:p>
+            <w:pPr>
+              <w:jc w:val="center"/>
+            </w:pPr>
+            <w:r>
+              <w:t>Edit Stock</w:t>
+            </w:r>
+          </w:p>
+        </w:tc>
+        <w:tc>
+          <w:tcPr>
+            <w:tcW w:w="1576" w:type="dxa"/>
+            <w:shd w:val="clear" w:color="auto" w:fill="E8E8E8" w:themeFill="background2"/>
+          </w:tcPr>
+          <w:p>
+            <w:pPr>
+              <w:jc w:val="center"/>
+            </w:pPr>
+            <w:r>
+              <w:t>Erroneous</w:t>
+            </w:r>
+          </w:p>
+        </w:tc>
+        <w:tc>
+          <w:tcPr>
+            <w:tcW w:w="2977" w:type="dxa"/>
+            <w:shd w:val="clear" w:color="auto" w:fill="E8E8E8" w:themeFill="background2"/>
+          </w:tcPr>
+          <w:p>
+            <w:pPr>
+              <w:rPr>
+                <w:sz w:val="18"/>
+                <w:szCs w:val="18"/>
+              </w:rPr>
+            </w:pPr>
+            <w:r>
+              <w:rPr>
+                <w:sz w:val="18"/>
+                <w:szCs w:val="18"/>
+              </w:rPr>
+              <w:t>Changing the data in ways it shouldn’t, won’t be accepted and display an error message</w:t>
+            </w:r>
+          </w:p>
+        </w:tc>
+        <w:tc>
+          <w:tcPr>
+            <w:tcW w:w="2963" w:type="dxa"/>
+            <w:shd w:val="clear" w:color="auto" w:fill="E8E8E8" w:themeFill="background2"/>
+          </w:tcPr>
+          <w:p>
+            <w:pPr>
+              <w:rPr>
+                <w:sz w:val="22"/>
+                <w:szCs w:val="22"/>
+              </w:rPr>
+            </w:pPr>
+            <w:r>
+              <w:rPr>
+                <w:sz w:val="22"/>
+                <w:szCs w:val="22"/>
+              </w:rPr>
+              <w:t>The expected result occurred</w:t>
+            </w:r>
+            <w:r>
+              <w:rPr>
+                <w:sz w:val="22"/>
+                <w:szCs w:val="22"/>
+              </w:rPr>
+              <w:t xml:space="preserve"> (PASS). This was changed to be more appropriate</w:t>
+            </w:r>
+          </w:p>
+        </w:tc>
+      </w:tr>
+      <w:tr>
+        <w:tc>
+          <w:tcPr>
+            <w:tcW w:w="2402" w:type="dxa"/>
+            <w:shd w:val="clear" w:color="auto" w:fill="E8E8E8" w:themeFill="background2"/>
+          </w:tcPr>
+          <w:p>
+            <w:pPr>
+              <w:jc w:val="center"/>
+            </w:pPr>
+            <w:r>
+              <w:t>9</w:t>
+            </w:r>
+          </w:p>
+        </w:tc>
+        <w:tc>
+          <w:tcPr>
+            <w:tcW w:w="2300" w:type="dxa"/>
+            <w:shd w:val="clear" w:color="auto" w:fill="E8E8E8" w:themeFill="background2"/>
+          </w:tcPr>
+          <w:p>
+            <w:pPr>
+              <w:jc w:val="center"/>
+            </w:pPr>
+            <w:r>
+              <w:t>Edit Stock</w:t>
+            </w:r>
+          </w:p>
+        </w:tc>
+        <w:tc>
+          <w:tcPr>
+            <w:tcW w:w="1576" w:type="dxa"/>
+            <w:shd w:val="clear" w:color="auto" w:fill="E8E8E8" w:themeFill="background2"/>
+          </w:tcPr>
+          <w:p>
+            <w:pPr>
+              <w:jc w:val="center"/>
+            </w:pPr>
+            <w:r>
+              <w:t>Extreme</w:t>
+            </w:r>
+          </w:p>
+        </w:tc>
+        <w:tc>
+          <w:tcPr>
+            <w:tcW w:w="2977" w:type="dxa"/>
+            <w:shd w:val="clear" w:color="auto" w:fill="E8E8E8" w:themeFill="background2"/>
+          </w:tcPr>
+          <w:p>
+            <w:pPr>
+              <w:rPr>
+                <w:sz w:val="18"/>
+                <w:szCs w:val="18"/>
+              </w:rPr>
+            </w:pPr>
+            <w:r>
+              <w:rPr>
+                <w:sz w:val="18"/>
+                <w:szCs w:val="18"/>
+              </w:rPr>
+              <w:t>Changing an items quantity by</w:t>
+            </w:r>
+            <w:r>
+              <w:rPr>
+                <w:sz w:val="18"/>
+                <w:szCs w:val="18"/>
+              </w:rPr>
+              <w:t xml:space="preserve"> inputting “</w:t>
+            </w:r>
+            <w:r>
+              <w:rPr>
+                <w:sz w:val="18"/>
+                <w:szCs w:val="18"/>
+              </w:rPr>
+              <w:t>0</w:t>
+            </w:r>
+            <w:r>
+              <w:rPr>
+                <w:sz w:val="18"/>
+                <w:szCs w:val="18"/>
+              </w:rPr>
+              <w:t>”</w:t>
+            </w:r>
+            <w:r>
+              <w:rPr>
+                <w:sz w:val="18"/>
+                <w:szCs w:val="18"/>
+              </w:rPr>
+              <w:t xml:space="preserve"> should work because it is formatted as an int</w:t>
+            </w:r>
+          </w:p>
+        </w:tc>
+        <w:tc>
+          <w:tcPr>
+            <w:tcW w:w="2963" w:type="dxa"/>
+            <w:shd w:val="clear" w:color="auto" w:fill="E8E8E8" w:themeFill="background2"/>
+          </w:tcPr>
+          <w:p>
+            <w:pPr>
+              <w:rPr>
                 <w:sz w:val="22"/>
                 <w:szCs w:val="22"/>
               </w:rPr>
@@ -5591,10 +5936,7 @@
               <w:jc w:val="center"/>
             </w:pPr>
             <w:r>
-              <w:t>Remove</w:t>
-            </w:r>
-            <w:r>
-              <w:t xml:space="preserve"> Stock</w:t>
+              <w:t>Remove Stock</w:t>
             </w:r>
           </w:p>
         </w:tc>
@@ -6021,18 +6363,19 @@
     <w:tbl>
       <w:tblPr>
         <w:tblStyle w:val="TableGrid"/>
-        <w:tblW w:w="10060" w:type="dxa"/>
+        <w:tblW w:w="10916" w:type="dxa"/>
+        <w:tblInd w:w="-856" w:type="dxa"/>
         <w:tblLook w:val="04A0" w:firstRow="1" w:lastRow="0" w:firstColumn="1" w:lastColumn="0" w:noHBand="0" w:noVBand="1"/>
       </w:tblPr>
       <w:tblGrid>
-        <w:gridCol w:w="1980"/>
-        <w:gridCol w:w="2693"/>
-        <w:gridCol w:w="5387"/>
+        <w:gridCol w:w="1985"/>
+        <w:gridCol w:w="1843"/>
+        <w:gridCol w:w="7088"/>
       </w:tblGrid>
       <w:tr>
         <w:tc>
           <w:tcPr>
-            <w:tcW w:w="1980" w:type="dxa"/>
+            <w:tcW w:w="1985" w:type="dxa"/>
           </w:tcPr>
           <w:p>
             <w:pPr>
@@ -6050,7 +6393,7 @@
         </w:tc>
         <w:tc>
           <w:tcPr>
-            <w:tcW w:w="2693" w:type="dxa"/>
+            <w:tcW w:w="1843" w:type="dxa"/>
           </w:tcPr>
           <w:p>
             <w:pPr>
@@ -6068,7 +6411,7 @@
         </w:tc>
         <w:tc>
           <w:tcPr>
-            <w:tcW w:w="5387" w:type="dxa"/>
+            <w:tcW w:w="7088" w:type="dxa"/>
           </w:tcPr>
           <w:p>
             <w:pPr>
@@ -6088,221 +6431,523 @@
       <w:tr>
         <w:tc>
           <w:tcPr>
-            <w:tcW w:w="1980" w:type="dxa"/>
-          </w:tcPr>
-          <w:p>
-            <w:pPr>
-              <w:rPr>
-                <w:szCs w:val="24"/>
-              </w:rPr>
-            </w:pPr>
-          </w:p>
-        </w:tc>
-        <w:tc>
-          <w:tcPr>
-            <w:tcW w:w="2693" w:type="dxa"/>
-          </w:tcPr>
-          <w:p>
-            <w:pPr>
-              <w:rPr>
-                <w:szCs w:val="24"/>
-              </w:rPr>
-            </w:pPr>
-          </w:p>
-        </w:tc>
-        <w:tc>
-          <w:tcPr>
-            <w:tcW w:w="5387" w:type="dxa"/>
-          </w:tcPr>
-          <w:p>
-            <w:pPr>
-              <w:rPr>
-                <w:szCs w:val="24"/>
-              </w:rPr>
-            </w:pPr>
+            <w:tcW w:w="1985" w:type="dxa"/>
+          </w:tcPr>
+          <w:p>
+            <w:pPr>
+              <w:rPr>
+                <w:szCs w:val="24"/>
+              </w:rPr>
+            </w:pPr>
+            <w:r>
+              <w:rPr>
+                <w:szCs w:val="24"/>
+              </w:rPr>
+              <w:t>Introduction</w:t>
+            </w:r>
+          </w:p>
+        </w:tc>
+        <w:tc>
+          <w:tcPr>
+            <w:tcW w:w="1843" w:type="dxa"/>
+          </w:tcPr>
+          <w:p>
+            <w:pPr>
+              <w:rPr>
+                <w:szCs w:val="24"/>
+              </w:rPr>
+            </w:pPr>
+            <w:r>
+              <w:rPr>
+                <w:szCs w:val="24"/>
+              </w:rPr>
+              <w:t>Daniel Caveney</w:t>
+            </w:r>
+          </w:p>
+        </w:tc>
+        <w:tc>
+          <w:tcPr>
+            <w:tcW w:w="7088" w:type="dxa"/>
+          </w:tcPr>
+          <w:p>
+            <w:pPr>
+              <w:rPr>
+                <w:szCs w:val="24"/>
+              </w:rPr>
+            </w:pPr>
+            <w:r>
+              <w:rPr>
+                <w:szCs w:val="24"/>
+              </w:rPr>
+              <w:t xml:space="preserve">Dan wrote the introduction of the report to </w:t>
+            </w:r>
+            <w:r>
+              <w:rPr>
+                <w:szCs w:val="24"/>
+              </w:rPr>
+              <w:t>establish what program was being made and what we needed to do for the scenario</w:t>
+            </w:r>
+            <w:r>
+              <w:rPr>
+                <w:szCs w:val="24"/>
+              </w:rPr>
+              <w:t xml:space="preserve">. This includes discussing the domain </w:t>
+            </w:r>
+            <w:r>
+              <w:rPr>
+                <w:szCs w:val="24"/>
+              </w:rPr>
+              <w:t>entities</w:t>
+            </w:r>
+            <w:r>
+              <w:rPr>
+                <w:szCs w:val="24"/>
+              </w:rPr>
+              <w:t xml:space="preserve"> required, the </w:t>
+            </w:r>
+            <w:r>
+              <w:rPr>
+                <w:szCs w:val="24"/>
+              </w:rPr>
+              <w:t xml:space="preserve">functional requirements and the HCI requirements that all need to be considered to make this program meet the brief. </w:t>
+            </w:r>
+            <w:r>
+              <w:rPr>
+                <w:i/>
+                <w:iCs/>
+                <w:szCs w:val="24"/>
+              </w:rPr>
+              <w:t>Written By Daniel Caveney</w:t>
+            </w:r>
           </w:p>
         </w:tc>
       </w:tr>
       <w:tr>
         <w:tc>
           <w:tcPr>
-            <w:tcW w:w="1980" w:type="dxa"/>
-          </w:tcPr>
-          <w:p>
-            <w:pPr>
-              <w:rPr>
-                <w:szCs w:val="24"/>
-              </w:rPr>
-            </w:pPr>
-          </w:p>
-        </w:tc>
-        <w:tc>
-          <w:tcPr>
-            <w:tcW w:w="2693" w:type="dxa"/>
-          </w:tcPr>
-          <w:p>
-            <w:pPr>
-              <w:rPr>
-                <w:szCs w:val="24"/>
-              </w:rPr>
-            </w:pPr>
-          </w:p>
-        </w:tc>
-        <w:tc>
-          <w:tcPr>
-            <w:tcW w:w="5387" w:type="dxa"/>
-          </w:tcPr>
-          <w:p>
-            <w:pPr>
-              <w:rPr>
-                <w:szCs w:val="24"/>
-              </w:rPr>
-            </w:pPr>
+            <w:tcW w:w="1985" w:type="dxa"/>
+          </w:tcPr>
+          <w:p>
+            <w:pPr>
+              <w:rPr>
+                <w:szCs w:val="24"/>
+              </w:rPr>
+            </w:pPr>
+            <w:r>
+              <w:rPr>
+                <w:szCs w:val="24"/>
+              </w:rPr>
+              <w:t>UML Design</w:t>
+            </w:r>
+          </w:p>
+        </w:tc>
+        <w:tc>
+          <w:tcPr>
+            <w:tcW w:w="1843" w:type="dxa"/>
+          </w:tcPr>
+          <w:p>
+            <w:pPr>
+              <w:rPr>
+                <w:szCs w:val="24"/>
+              </w:rPr>
+            </w:pPr>
+            <w:r>
+              <w:rPr>
+                <w:szCs w:val="24"/>
+              </w:rPr>
+              <w:t>Daniel Caveney</w:t>
+            </w:r>
+          </w:p>
+        </w:tc>
+        <w:tc>
+          <w:tcPr>
+            <w:tcW w:w="7088" w:type="dxa"/>
+          </w:tcPr>
+          <w:p>
+            <w:pPr>
+              <w:rPr>
+                <w:szCs w:val="24"/>
+              </w:rPr>
+            </w:pPr>
+            <w:r>
+              <w:rPr>
+                <w:szCs w:val="24"/>
+              </w:rPr>
+              <w:t xml:space="preserve">Dan Designed the UML design for the code, ensuring that everything that was required was in place, while it wasn’t perfect it helps display an important </w:t>
+            </w:r>
+            <w:r>
+              <w:rPr>
+                <w:szCs w:val="24"/>
+              </w:rPr>
+              <w:t xml:space="preserve">visual look into </w:t>
+            </w:r>
+            <w:r>
+              <w:rPr>
+                <w:szCs w:val="24"/>
+              </w:rPr>
+              <w:t xml:space="preserve">how the program </w:t>
+            </w:r>
+            <w:r>
+              <w:rPr>
+                <w:szCs w:val="24"/>
+              </w:rPr>
+              <w:t>might end up working but it doesn’t have to 100% like the UML design of course as it is just theoretical. Written by Daniel Caveney</w:t>
+            </w:r>
           </w:p>
         </w:tc>
       </w:tr>
       <w:tr>
         <w:tc>
           <w:tcPr>
-            <w:tcW w:w="1980" w:type="dxa"/>
-          </w:tcPr>
-          <w:p>
-            <w:pPr>
-              <w:rPr>
-                <w:szCs w:val="24"/>
-              </w:rPr>
-            </w:pPr>
-          </w:p>
-        </w:tc>
-        <w:tc>
-          <w:tcPr>
-            <w:tcW w:w="2693" w:type="dxa"/>
-          </w:tcPr>
-          <w:p>
-            <w:pPr>
-              <w:rPr>
-                <w:szCs w:val="24"/>
-              </w:rPr>
-            </w:pPr>
-          </w:p>
-        </w:tc>
-        <w:tc>
-          <w:tcPr>
-            <w:tcW w:w="5387" w:type="dxa"/>
-          </w:tcPr>
-          <w:p>
-            <w:pPr>
-              <w:rPr>
-                <w:szCs w:val="24"/>
-              </w:rPr>
-            </w:pPr>
+            <w:tcW w:w="1985" w:type="dxa"/>
+          </w:tcPr>
+          <w:p>
+            <w:pPr>
+              <w:rPr>
+                <w:szCs w:val="24"/>
+              </w:rPr>
+            </w:pPr>
+            <w:r>
+              <w:rPr>
+                <w:szCs w:val="24"/>
+              </w:rPr>
+              <w:t>Wireframe</w:t>
+            </w:r>
+          </w:p>
+        </w:tc>
+        <w:tc>
+          <w:tcPr>
+            <w:tcW w:w="1843" w:type="dxa"/>
+          </w:tcPr>
+          <w:p>
+            <w:pPr>
+              <w:rPr>
+                <w:szCs w:val="24"/>
+              </w:rPr>
+            </w:pPr>
+            <w:r>
+              <w:rPr>
+                <w:szCs w:val="24"/>
+              </w:rPr>
+              <w:t>Daniel Caveney</w:t>
+            </w:r>
+          </w:p>
+        </w:tc>
+        <w:tc>
+          <w:tcPr>
+            <w:tcW w:w="7088" w:type="dxa"/>
+          </w:tcPr>
+          <w:p>
+            <w:pPr>
+              <w:rPr>
+                <w:szCs w:val="24"/>
+              </w:rPr>
+            </w:pPr>
+            <w:r>
+              <w:rPr>
+                <w:szCs w:val="24"/>
+              </w:rPr>
+              <w:t xml:space="preserve">Dan also designed a Wireframe for the UI of the program, giving those working on the UI a template of design, of course just like the UML it doesn’t have to </w:t>
+            </w:r>
+            <w:r>
+              <w:rPr>
+                <w:szCs w:val="24"/>
+              </w:rPr>
+              <w:t>a</w:t>
+            </w:r>
+            <w:r>
+              <w:rPr>
+                <w:szCs w:val="24"/>
+              </w:rPr>
+              <w:t xml:space="preserve"> </w:t>
+            </w:r>
+            <w:r>
+              <w:rPr>
+                <w:szCs w:val="24"/>
+              </w:rPr>
+              <w:t>one-to-one</w:t>
+            </w:r>
+            <w:r>
+              <w:rPr>
+                <w:szCs w:val="24"/>
+              </w:rPr>
+              <w:t xml:space="preserve"> scale, but it’s still there to provide visual aid for those designers.</w:t>
+            </w:r>
+            <w:r>
+              <w:rPr>
+                <w:szCs w:val="24"/>
+              </w:rPr>
+              <w:t xml:space="preserve"> Written by Daniel Caveney</w:t>
+            </w:r>
           </w:p>
         </w:tc>
       </w:tr>
       <w:tr>
         <w:tc>
           <w:tcPr>
-            <w:tcW w:w="1980" w:type="dxa"/>
-          </w:tcPr>
-          <w:p>
-            <w:pPr>
-              <w:rPr>
-                <w:szCs w:val="24"/>
-              </w:rPr>
-            </w:pPr>
-          </w:p>
-        </w:tc>
-        <w:tc>
-          <w:tcPr>
-            <w:tcW w:w="2693" w:type="dxa"/>
-          </w:tcPr>
-          <w:p>
-            <w:pPr>
-              <w:rPr>
-                <w:szCs w:val="24"/>
-              </w:rPr>
-            </w:pPr>
-          </w:p>
-        </w:tc>
-        <w:tc>
-          <w:tcPr>
-            <w:tcW w:w="5387" w:type="dxa"/>
-          </w:tcPr>
-          <w:p>
-            <w:pPr>
-              <w:rPr>
-                <w:szCs w:val="24"/>
-              </w:rPr>
-            </w:pPr>
+            <w:tcW w:w="1985" w:type="dxa"/>
+          </w:tcPr>
+          <w:p>
+            <w:pPr>
+              <w:rPr>
+                <w:szCs w:val="24"/>
+              </w:rPr>
+            </w:pPr>
+            <w:r>
+              <w:rPr>
+                <w:szCs w:val="24"/>
+              </w:rPr>
+              <w:t>Introductory code</w:t>
+            </w:r>
+          </w:p>
+        </w:tc>
+        <w:tc>
+          <w:tcPr>
+            <w:tcW w:w="1843" w:type="dxa"/>
+          </w:tcPr>
+          <w:p>
+            <w:pPr>
+              <w:rPr>
+                <w:szCs w:val="24"/>
+              </w:rPr>
+            </w:pPr>
+            <w:r>
+              <w:rPr>
+                <w:szCs w:val="24"/>
+              </w:rPr>
+              <w:t>Ben McManus</w:t>
+            </w:r>
+          </w:p>
+        </w:tc>
+        <w:tc>
+          <w:tcPr>
+            <w:tcW w:w="7088" w:type="dxa"/>
+          </w:tcPr>
+          <w:p>
+            <w:pPr>
+              <w:rPr>
+                <w:szCs w:val="24"/>
+              </w:rPr>
+            </w:pPr>
+            <w:r>
+              <w:rPr>
+                <w:szCs w:val="24"/>
+              </w:rPr>
+              <w:t xml:space="preserve">Ben made the introductory code that allowed everyone to begin their </w:t>
+            </w:r>
+            <w:r>
+              <w:rPr>
+                <w:szCs w:val="24"/>
+              </w:rPr>
+              <w:t xml:space="preserve">pieces of the program, this included setting up a JSON save file, </w:t>
+            </w:r>
+            <w:r>
+              <w:rPr>
+                <w:szCs w:val="24"/>
+              </w:rPr>
+              <w:t>the imports of Tkinter, the super class Product and the subclasses</w:t>
+            </w:r>
+            <w:r>
+              <w:rPr>
+                <w:szCs w:val="24"/>
+              </w:rPr>
+              <w:t xml:space="preserve"> of Perishable and Electronic Product (so all the variables were there to be worked with) and finally the template of the GUI of the program</w:t>
+            </w:r>
+            <w:r>
+              <w:rPr>
+                <w:szCs w:val="24"/>
+              </w:rPr>
+              <w:t xml:space="preserve">, involving the root and the tk.buttons and tk.listboxs so that </w:t>
+            </w:r>
+            <w:r>
+              <w:rPr>
+                <w:szCs w:val="24"/>
+              </w:rPr>
+              <w:t>the code could be visualised much more effectively.</w:t>
+            </w:r>
+            <w:r>
+              <w:rPr>
+                <w:szCs w:val="24"/>
+              </w:rPr>
+              <w:t xml:space="preserve"> All of this allowed for the rest of the developers to begin making their features for the program. Written by Daniel Caveney</w:t>
+            </w:r>
           </w:p>
         </w:tc>
       </w:tr>
       <w:tr>
         <w:tc>
           <w:tcPr>
-            <w:tcW w:w="1980" w:type="dxa"/>
-          </w:tcPr>
-          <w:p>
-            <w:pPr>
-              <w:rPr>
-                <w:szCs w:val="24"/>
-              </w:rPr>
-            </w:pPr>
-          </w:p>
-        </w:tc>
-        <w:tc>
-          <w:tcPr>
-            <w:tcW w:w="2693" w:type="dxa"/>
-          </w:tcPr>
-          <w:p>
-            <w:pPr>
-              <w:rPr>
-                <w:szCs w:val="24"/>
-              </w:rPr>
-            </w:pPr>
-          </w:p>
-        </w:tc>
-        <w:tc>
-          <w:tcPr>
-            <w:tcW w:w="5387" w:type="dxa"/>
-          </w:tcPr>
-          <w:p>
-            <w:pPr>
-              <w:rPr>
-                <w:szCs w:val="24"/>
-              </w:rPr>
-            </w:pPr>
+            <w:tcW w:w="1985" w:type="dxa"/>
+          </w:tcPr>
+          <w:p>
+            <w:pPr>
+              <w:rPr>
+                <w:szCs w:val="24"/>
+              </w:rPr>
+            </w:pPr>
+            <w:r>
+              <w:rPr>
+                <w:szCs w:val="24"/>
+              </w:rPr>
+              <w:t>Feature 1 (Add, Edit and Remove)</w:t>
+            </w:r>
+          </w:p>
+        </w:tc>
+        <w:tc>
+          <w:tcPr>
+            <w:tcW w:w="1843" w:type="dxa"/>
+          </w:tcPr>
+          <w:p>
+            <w:pPr>
+              <w:rPr>
+                <w:szCs w:val="24"/>
+              </w:rPr>
+            </w:pPr>
+            <w:r>
+              <w:rPr>
+                <w:szCs w:val="24"/>
+              </w:rPr>
+              <w:t>Daniel Caveney</w:t>
+            </w:r>
+          </w:p>
+        </w:tc>
+        <w:tc>
+          <w:tcPr>
+            <w:tcW w:w="7088" w:type="dxa"/>
+          </w:tcPr>
+          <w:p>
+            <w:pPr>
+              <w:rPr>
+                <w:szCs w:val="24"/>
+              </w:rPr>
+            </w:pPr>
+            <w:r>
+              <w:rPr>
+                <w:szCs w:val="24"/>
+              </w:rPr>
+              <w:t xml:space="preserve">Dan made the first feature of the program, which was to </w:t>
+            </w:r>
+            <w:r>
+              <w:rPr>
+                <w:szCs w:val="24"/>
+              </w:rPr>
+              <w:t xml:space="preserve">provide the user with the ability to “add”, “edit”, and “remove” stock from the inventory list, which Dan made all three, starting with the add and making sure that the code has the necessary error handling so it didn’t crash and </w:t>
+            </w:r>
+            <w:r>
+              <w:rPr>
+                <w:szCs w:val="24"/>
+              </w:rPr>
+              <w:t>not allow the user to add data that didn’t match the variables data typ</w:t>
+            </w:r>
+            <w:r>
+              <w:rPr>
+                <w:szCs w:val="24"/>
+              </w:rPr>
+              <w:t>e</w:t>
+            </w:r>
+            <w:r>
+              <w:rPr>
+                <w:szCs w:val="24"/>
+              </w:rPr>
+              <w:t>; next Dan decided to make the remove feature, which was not only much simpler than adding but also made for a good debugging tool during testing</w:t>
+            </w:r>
+            <w:r>
+              <w:rPr>
+                <w:szCs w:val="24"/>
+              </w:rPr>
+              <w:t xml:space="preserve">, no defence code was needed for this one other than ensuring that the user has the stock selected, otherwise clicking the button results in an error; finally was the edit button feature, which followed a similar principle to the add, expect the program gathers the selected </w:t>
+            </w:r>
+            <w:r>
+              <w:rPr>
+                <w:szCs w:val="24"/>
+              </w:rPr>
+              <w:t>item and allows the user to make changes</w:t>
+            </w:r>
+            <w:r>
+              <w:rPr>
+                <w:szCs w:val="24"/>
+              </w:rPr>
+              <w:t xml:space="preserve"> to the items values, </w:t>
+            </w:r>
+            <w:r>
+              <w:rPr>
+                <w:szCs w:val="24"/>
+              </w:rPr>
+              <w:t xml:space="preserve">the same </w:t>
+            </w:r>
+            <w:r>
+              <w:rPr>
+                <w:szCs w:val="24"/>
+              </w:rPr>
+              <w:t xml:space="preserve">error handling </w:t>
+            </w:r>
+            <w:r>
+              <w:rPr>
+                <w:szCs w:val="24"/>
+              </w:rPr>
+              <w:t xml:space="preserve">from the add button </w:t>
+            </w:r>
+            <w:r>
+              <w:rPr>
+                <w:szCs w:val="24"/>
+              </w:rPr>
+              <w:t>is also in place</w:t>
+            </w:r>
+            <w:r>
+              <w:rPr>
+                <w:szCs w:val="24"/>
+              </w:rPr>
+              <w:t xml:space="preserve"> so the user can’t edit the items values into wrong ones. </w:t>
+            </w:r>
+            <w:r>
+              <w:rPr>
+                <w:szCs w:val="24"/>
+              </w:rPr>
+              <w:t>Written by Daniel Caveney</w:t>
+            </w:r>
           </w:p>
         </w:tc>
       </w:tr>
       <w:tr>
         <w:tc>
           <w:tcPr>
-            <w:tcW w:w="1980" w:type="dxa"/>
-          </w:tcPr>
-          <w:p>
-            <w:pPr>
-              <w:rPr>
-                <w:szCs w:val="24"/>
-              </w:rPr>
-            </w:pPr>
-          </w:p>
-        </w:tc>
-        <w:tc>
-          <w:tcPr>
-            <w:tcW w:w="2693" w:type="dxa"/>
-          </w:tcPr>
-          <w:p>
-            <w:pPr>
-              <w:rPr>
-                <w:szCs w:val="24"/>
-              </w:rPr>
-            </w:pPr>
-          </w:p>
-        </w:tc>
-        <w:tc>
-          <w:tcPr>
-            <w:tcW w:w="5387" w:type="dxa"/>
+            <w:tcW w:w="1985" w:type="dxa"/>
+          </w:tcPr>
+          <w:p>
+            <w:pPr>
+              <w:rPr>
+                <w:szCs w:val="24"/>
+              </w:rPr>
+            </w:pPr>
+            <w:r>
+              <w:rPr>
+                <w:szCs w:val="24"/>
+              </w:rPr>
+              <w:t xml:space="preserve">Feature </w:t>
+            </w:r>
+            <w:r>
+              <w:rPr>
+                <w:szCs w:val="24"/>
+              </w:rPr>
+              <w:t>2</w:t>
+            </w:r>
+          </w:p>
+        </w:tc>
+        <w:tc>
+          <w:tcPr>
+            <w:tcW w:w="1843" w:type="dxa"/>
+          </w:tcPr>
+          <w:p>
+            <w:pPr>
+              <w:rPr>
+                <w:szCs w:val="24"/>
+              </w:rPr>
+            </w:pPr>
+          </w:p>
+        </w:tc>
+        <w:tc>
+          <w:tcPr>
+            <w:tcW w:w="7088" w:type="dxa"/>
           </w:tcPr>
           <w:p>
             <w:pPr>
@@ -6316,31 +6961,43 @@
       <w:tr>
         <w:tc>
           <w:tcPr>
-            <w:tcW w:w="1980" w:type="dxa"/>
-          </w:tcPr>
-          <w:p>
-            <w:pPr>
-              <w:rPr>
-                <w:szCs w:val="24"/>
-              </w:rPr>
-            </w:pPr>
-          </w:p>
-        </w:tc>
-        <w:tc>
-          <w:tcPr>
-            <w:tcW w:w="2693" w:type="dxa"/>
-          </w:tcPr>
-          <w:p>
-            <w:pPr>
-              <w:rPr>
-                <w:szCs w:val="24"/>
-              </w:rPr>
-            </w:pPr>
-          </w:p>
-        </w:tc>
-        <w:tc>
-          <w:tcPr>
-            <w:tcW w:w="5387" w:type="dxa"/>
+            <w:tcW w:w="1985" w:type="dxa"/>
+          </w:tcPr>
+          <w:p>
+            <w:pPr>
+              <w:rPr>
+                <w:szCs w:val="24"/>
+              </w:rPr>
+            </w:pPr>
+            <w:r>
+              <w:rPr>
+                <w:szCs w:val="24"/>
+              </w:rPr>
+              <w:t xml:space="preserve">Feature </w:t>
+            </w:r>
+            <w:r>
+              <w:rPr>
+                <w:szCs w:val="24"/>
+              </w:rPr>
+              <w:t>3</w:t>
+            </w:r>
+          </w:p>
+        </w:tc>
+        <w:tc>
+          <w:tcPr>
+            <w:tcW w:w="1843" w:type="dxa"/>
+          </w:tcPr>
+          <w:p>
+            <w:pPr>
+              <w:rPr>
+                <w:szCs w:val="24"/>
+              </w:rPr>
+            </w:pPr>
+          </w:p>
+        </w:tc>
+        <w:tc>
+          <w:tcPr>
+            <w:tcW w:w="7088" w:type="dxa"/>
           </w:tcPr>
           <w:p>
             <w:pPr>
@@ -6354,31 +7011,143 @@
       <w:tr>
         <w:tc>
           <w:tcPr>
-            <w:tcW w:w="1980" w:type="dxa"/>
-          </w:tcPr>
-          <w:p>
-            <w:pPr>
-              <w:rPr>
-                <w:szCs w:val="24"/>
-              </w:rPr>
-            </w:pPr>
-          </w:p>
-        </w:tc>
-        <w:tc>
-          <w:tcPr>
-            <w:tcW w:w="2693" w:type="dxa"/>
-          </w:tcPr>
-          <w:p>
-            <w:pPr>
-              <w:rPr>
-                <w:szCs w:val="24"/>
-              </w:rPr>
-            </w:pPr>
-          </w:p>
-        </w:tc>
-        <w:tc>
-          <w:tcPr>
-            <w:tcW w:w="5387" w:type="dxa"/>
+            <w:tcW w:w="1985" w:type="dxa"/>
+          </w:tcPr>
+          <w:p>
+            <w:pPr>
+              <w:rPr>
+                <w:szCs w:val="24"/>
+              </w:rPr>
+            </w:pPr>
+            <w:r>
+              <w:rPr>
+                <w:szCs w:val="24"/>
+              </w:rPr>
+              <w:t xml:space="preserve">Feature </w:t>
+            </w:r>
+            <w:r>
+              <w:rPr>
+                <w:szCs w:val="24"/>
+              </w:rPr>
+              <w:t>4</w:t>
+            </w:r>
+          </w:p>
+        </w:tc>
+        <w:tc>
+          <w:tcPr>
+            <w:tcW w:w="1843" w:type="dxa"/>
+          </w:tcPr>
+          <w:p>
+            <w:pPr>
+              <w:rPr>
+                <w:szCs w:val="24"/>
+              </w:rPr>
+            </w:pPr>
+          </w:p>
+        </w:tc>
+        <w:tc>
+          <w:tcPr>
+            <w:tcW w:w="7088" w:type="dxa"/>
+          </w:tcPr>
+          <w:p>
+            <w:pPr>
+              <w:rPr>
+                <w:szCs w:val="24"/>
+              </w:rPr>
+            </w:pPr>
+          </w:p>
+        </w:tc>
+      </w:tr>
+      <w:tr>
+        <w:tc>
+          <w:tcPr>
+            <w:tcW w:w="1985" w:type="dxa"/>
+          </w:tcPr>
+          <w:p>
+            <w:pPr>
+              <w:rPr>
+                <w:szCs w:val="24"/>
+              </w:rPr>
+            </w:pPr>
+            <w:r>
+              <w:rPr>
+                <w:szCs w:val="24"/>
+              </w:rPr>
+              <w:t xml:space="preserve">Feature </w:t>
+            </w:r>
+            <w:r>
+              <w:rPr>
+                <w:szCs w:val="24"/>
+              </w:rPr>
+              <w:t>5</w:t>
+            </w:r>
+          </w:p>
+        </w:tc>
+        <w:tc>
+          <w:tcPr>
+            <w:tcW w:w="1843" w:type="dxa"/>
+          </w:tcPr>
+          <w:p>
+            <w:pPr>
+              <w:rPr>
+                <w:szCs w:val="24"/>
+              </w:rPr>
+            </w:pPr>
+          </w:p>
+        </w:tc>
+        <w:tc>
+          <w:tcPr>
+            <w:tcW w:w="7088" w:type="dxa"/>
+          </w:tcPr>
+          <w:p>
+            <w:pPr>
+              <w:rPr>
+                <w:szCs w:val="24"/>
+              </w:rPr>
+            </w:pPr>
+          </w:p>
+        </w:tc>
+      </w:tr>
+      <w:tr>
+        <w:tc>
+          <w:tcPr>
+            <w:tcW w:w="1985" w:type="dxa"/>
+          </w:tcPr>
+          <w:p>
+            <w:pPr>
+              <w:rPr>
+                <w:szCs w:val="24"/>
+              </w:rPr>
+            </w:pPr>
+            <w:r>
+              <w:rPr>
+                <w:szCs w:val="24"/>
+              </w:rPr>
+              <w:t>GUI implementation</w:t>
+            </w:r>
+          </w:p>
+        </w:tc>
+        <w:tc>
+          <w:tcPr>
+            <w:tcW w:w="1843" w:type="dxa"/>
+          </w:tcPr>
+          <w:p>
+            <w:pPr>
+              <w:rPr>
+                <w:szCs w:val="24"/>
+              </w:rPr>
+            </w:pPr>
+            <w:r>
+              <w:rPr>
+                <w:szCs w:val="24"/>
+              </w:rPr>
+              <w:t>Lewis Jones</w:t>
+            </w:r>
+          </w:p>
+        </w:tc>
+        <w:tc>
+          <w:tcPr>
+            <w:tcW w:w="7088" w:type="dxa"/>
           </w:tcPr>
           <w:p>
             <w:pPr>

--- a/CIS1703 Coursework 2 Report.docx
+++ b/CIS1703 Coursework 2 Report.docx
@@ -3110,7 +3110,21 @@
           <w:rFonts w:ascii="Georgia" w:hAnsi="Georgia"/>
           <w:color w:val="000000" w:themeColor="text1"/>
         </w:rPr>
-        <w:t xml:space="preserve"> </w:t>
+        <w:t xml:space="preserve"> and even change any potential mistakes that was made during the </w:t>
+      </w:r>
+      <w:r>
+        <w:rPr>
+          <w:rFonts w:ascii="Georgia" w:hAnsi="Georgia"/>
+          <w:color w:val="000000" w:themeColor="text1"/>
+        </w:rPr>
+        <w:t xml:space="preserve">adding </w:t>
+      </w:r>
+      <w:r>
+        <w:rPr>
+          <w:rFonts w:ascii="Georgia" w:hAnsi="Georgia"/>
+          <w:color w:val="000000" w:themeColor="text1"/>
+        </w:rPr>
+        <w:t xml:space="preserve">feature </w:t>
       </w:r>
       <w:r>
         <w:rPr>
@@ -3118,21 +3132,7 @@
           <w:color w:val="000000" w:themeColor="text1"/>
         </w:rPr>
         <w:lastRenderedPageBreak/>
-        <w:t xml:space="preserve">and even change any potential mistakes that was made during the </w:t>
-      </w:r>
-      <w:r>
-        <w:rPr>
-          <w:rFonts w:ascii="Georgia" w:hAnsi="Georgia"/>
-          <w:color w:val="000000" w:themeColor="text1"/>
-        </w:rPr>
-        <w:t xml:space="preserve">adding </w:t>
-      </w:r>
-      <w:r>
-        <w:rPr>
-          <w:rFonts w:ascii="Georgia" w:hAnsi="Georgia"/>
-          <w:color w:val="000000" w:themeColor="text1"/>
-        </w:rPr>
-        <w:t>feature rather than being forced to remove the item and add in all the information again.</w:t>
+        <w:t>rather than being forced to remove the item and add in all the information again.</w:t>
       </w:r>
       <w:r>
         <w:rPr>
@@ -6341,6 +6341,2260 @@
         </w:rPr>
         <w:t>Tested by Daniel Caveney</w:t>
       </w:r>
+    </w:p>
+    <w:p>
+      <w:pPr>
+        <w:pStyle w:val="Heading2"/>
+      </w:pPr>
+      <w:r>
+        <w:t xml:space="preserve">Task 4: </w:t>
+      </w:r>
+      <w:r>
+        <w:t>Smart Alerts for the SmartStock</w:t>
+      </w:r>
+    </w:p>
+    <w:tbl>
+      <w:tblPr>
+        <w:tblStyle w:val="TableGrid"/>
+        <w:tblW w:w="12218" w:type="dxa"/>
+        <w:tblInd w:w="-1605" w:type="dxa"/>
+        <w:tblLook w:val="04A0" w:firstRow="1" w:lastRow="0" w:firstColumn="1" w:lastColumn="0" w:noHBand="0" w:noVBand="1"/>
+      </w:tblPr>
+      <w:tblGrid>
+        <w:gridCol w:w="2402"/>
+        <w:gridCol w:w="2300"/>
+        <w:gridCol w:w="1576"/>
+        <w:gridCol w:w="2977"/>
+        <w:gridCol w:w="2963"/>
+      </w:tblGrid>
+      <w:tr>
+        <w:tc>
+          <w:tcPr>
+            <w:tcW w:w="2402" w:type="dxa"/>
+            <w:shd w:val="clear" w:color="auto" w:fill="E8E8E8" w:themeFill="background2"/>
+          </w:tcPr>
+          <w:p>
+            <w:pPr>
+              <w:jc w:val="center"/>
+            </w:pPr>
+            <w:r>
+              <w:t>Test number</w:t>
+            </w:r>
+          </w:p>
+        </w:tc>
+        <w:tc>
+          <w:tcPr>
+            <w:tcW w:w="2300" w:type="dxa"/>
+            <w:shd w:val="clear" w:color="auto" w:fill="E8E8E8" w:themeFill="background2"/>
+          </w:tcPr>
+          <w:p>
+            <w:pPr>
+              <w:jc w:val="center"/>
+            </w:pPr>
+            <w:r>
+              <w:t>Test For</w:t>
+            </w:r>
+          </w:p>
+        </w:tc>
+        <w:tc>
+          <w:tcPr>
+            <w:tcW w:w="1576" w:type="dxa"/>
+            <w:shd w:val="clear" w:color="auto" w:fill="E8E8E8" w:themeFill="background2"/>
+          </w:tcPr>
+          <w:p>
+            <w:pPr>
+              <w:jc w:val="center"/>
+            </w:pPr>
+            <w:r>
+              <w:t>Type of test</w:t>
+            </w:r>
+          </w:p>
+        </w:tc>
+        <w:tc>
+          <w:tcPr>
+            <w:tcW w:w="2977" w:type="dxa"/>
+            <w:shd w:val="clear" w:color="auto" w:fill="E8E8E8" w:themeFill="background2"/>
+          </w:tcPr>
+          <w:p>
+            <w:pPr>
+              <w:jc w:val="center"/>
+            </w:pPr>
+            <w:r>
+              <w:t>Expected result</w:t>
+            </w:r>
+          </w:p>
+        </w:tc>
+        <w:tc>
+          <w:tcPr>
+            <w:tcW w:w="2963" w:type="dxa"/>
+            <w:shd w:val="clear" w:color="auto" w:fill="E8E8E8" w:themeFill="background2"/>
+          </w:tcPr>
+          <w:p>
+            <w:pPr>
+              <w:jc w:val="center"/>
+            </w:pPr>
+            <w:r>
+              <w:t>Actual result</w:t>
+            </w:r>
+          </w:p>
+        </w:tc>
+      </w:tr>
+      <w:tr>
+        <w:tc>
+          <w:tcPr>
+            <w:tcW w:w="2402" w:type="dxa"/>
+            <w:shd w:val="clear" w:color="auto" w:fill="E8E8E8" w:themeFill="background2"/>
+          </w:tcPr>
+          <w:p>
+            <w:pPr>
+              <w:jc w:val="center"/>
+            </w:pPr>
+            <w:r>
+              <w:t>1</w:t>
+            </w:r>
+          </w:p>
+        </w:tc>
+        <w:tc>
+          <w:tcPr>
+            <w:tcW w:w="2300" w:type="dxa"/>
+            <w:shd w:val="clear" w:color="auto" w:fill="E8E8E8" w:themeFill="background2"/>
+          </w:tcPr>
+          <w:p>
+            <w:pPr>
+              <w:jc w:val="center"/>
+            </w:pPr>
+            <w:r>
+              <w:t>Smart Alerts</w:t>
+            </w:r>
+          </w:p>
+        </w:tc>
+        <w:tc>
+          <w:tcPr>
+            <w:tcW w:w="1576" w:type="dxa"/>
+            <w:shd w:val="clear" w:color="auto" w:fill="E8E8E8" w:themeFill="background2"/>
+          </w:tcPr>
+          <w:p>
+            <w:pPr>
+              <w:jc w:val="center"/>
+            </w:pPr>
+            <w:r>
+              <w:t>Normal</w:t>
+            </w:r>
+          </w:p>
+        </w:tc>
+        <w:tc>
+          <w:tcPr>
+            <w:tcW w:w="2977" w:type="dxa"/>
+            <w:shd w:val="clear" w:color="auto" w:fill="E8E8E8" w:themeFill="background2"/>
+          </w:tcPr>
+          <w:p>
+            <w:pPr>
+              <w:rPr>
+                <w:sz w:val="18"/>
+                <w:szCs w:val="18"/>
+              </w:rPr>
+            </w:pPr>
+            <w:r>
+              <w:rPr>
+                <w:sz w:val="18"/>
+                <w:szCs w:val="18"/>
+              </w:rPr>
+              <w:t xml:space="preserve">When a stock is added </w:t>
+            </w:r>
+            <w:r>
+              <w:rPr>
+                <w:sz w:val="18"/>
+                <w:szCs w:val="18"/>
+              </w:rPr>
+              <w:t>above the smart alerts threshold no smart alert will be notified.</w:t>
+            </w:r>
+          </w:p>
+        </w:tc>
+        <w:tc>
+          <w:tcPr>
+            <w:tcW w:w="2963" w:type="dxa"/>
+            <w:shd w:val="clear" w:color="auto" w:fill="E8E8E8" w:themeFill="background2"/>
+          </w:tcPr>
+          <w:p>
+            <w:pPr>
+              <w:rPr>
+                <w:sz w:val="22"/>
+                <w:szCs w:val="22"/>
+              </w:rPr>
+            </w:pPr>
+            <w:r>
+              <w:rPr>
+                <w:sz w:val="22"/>
+                <w:szCs w:val="22"/>
+              </w:rPr>
+              <w:t>The expected result occurred</w:t>
+            </w:r>
+            <w:r>
+              <w:rPr>
+                <w:sz w:val="22"/>
+                <w:szCs w:val="22"/>
+              </w:rPr>
+              <w:t xml:space="preserve"> (PASS)</w:t>
+            </w:r>
+          </w:p>
+        </w:tc>
+      </w:tr>
+      <w:tr>
+        <w:tc>
+          <w:tcPr>
+            <w:tcW w:w="2402" w:type="dxa"/>
+            <w:shd w:val="clear" w:color="auto" w:fill="E8E8E8" w:themeFill="background2"/>
+          </w:tcPr>
+          <w:p>
+            <w:pPr>
+              <w:jc w:val="center"/>
+            </w:pPr>
+            <w:r>
+              <w:t>2</w:t>
+            </w:r>
+          </w:p>
+        </w:tc>
+        <w:tc>
+          <w:tcPr>
+            <w:tcW w:w="2300" w:type="dxa"/>
+            <w:shd w:val="clear" w:color="auto" w:fill="E8E8E8" w:themeFill="background2"/>
+          </w:tcPr>
+          <w:p>
+            <w:pPr>
+              <w:jc w:val="center"/>
+            </w:pPr>
+            <w:r>
+              <w:t>Smart Alerts</w:t>
+            </w:r>
+          </w:p>
+        </w:tc>
+        <w:tc>
+          <w:tcPr>
+            <w:tcW w:w="1576" w:type="dxa"/>
+            <w:shd w:val="clear" w:color="auto" w:fill="E8E8E8" w:themeFill="background2"/>
+          </w:tcPr>
+          <w:p>
+            <w:pPr>
+              <w:jc w:val="center"/>
+            </w:pPr>
+            <w:r>
+              <w:t>Normal</w:t>
+            </w:r>
+          </w:p>
+        </w:tc>
+        <w:tc>
+          <w:tcPr>
+            <w:tcW w:w="2977" w:type="dxa"/>
+            <w:shd w:val="clear" w:color="auto" w:fill="E8E8E8" w:themeFill="background2"/>
+          </w:tcPr>
+          <w:p>
+            <w:pPr>
+              <w:rPr>
+                <w:sz w:val="18"/>
+                <w:szCs w:val="18"/>
+              </w:rPr>
+            </w:pPr>
+            <w:r>
+              <w:rPr>
+                <w:sz w:val="18"/>
+                <w:szCs w:val="18"/>
+              </w:rPr>
+              <w:t xml:space="preserve">When a stock is </w:t>
+            </w:r>
+            <w:r>
+              <w:rPr>
+                <w:sz w:val="18"/>
+                <w:szCs w:val="18"/>
+              </w:rPr>
+              <w:t>added below the smart alerts threshold, a smart alert will be notified to the user</w:t>
+            </w:r>
+            <w:r>
+              <w:rPr>
+                <w:sz w:val="18"/>
+                <w:szCs w:val="18"/>
+              </w:rPr>
+              <w:t xml:space="preserve">. </w:t>
+            </w:r>
+            <w:proofErr w:type="gramStart"/>
+            <w:r>
+              <w:rPr>
+                <w:sz w:val="18"/>
+                <w:szCs w:val="18"/>
+              </w:rPr>
+              <w:t>A</w:t>
+            </w:r>
+            <w:proofErr w:type="gramEnd"/>
+            <w:r>
+              <w:rPr>
+                <w:sz w:val="18"/>
+                <w:szCs w:val="18"/>
+              </w:rPr>
+              <w:t xml:space="preserve"> error message will appear displaying what item </w:t>
+            </w:r>
+            <w:r>
+              <w:rPr>
+                <w:sz w:val="18"/>
+                <w:szCs w:val="18"/>
+              </w:rPr>
+              <w:t xml:space="preserve">needs to be </w:t>
+            </w:r>
+            <w:r>
+              <w:rPr>
+                <w:sz w:val="18"/>
+                <w:szCs w:val="18"/>
+              </w:rPr>
+              <w:t>restocked</w:t>
+            </w:r>
+          </w:p>
+        </w:tc>
+        <w:tc>
+          <w:tcPr>
+            <w:tcW w:w="2963" w:type="dxa"/>
+            <w:shd w:val="clear" w:color="auto" w:fill="E8E8E8" w:themeFill="background2"/>
+          </w:tcPr>
+          <w:p>
+            <w:pPr>
+              <w:rPr>
+                <w:sz w:val="22"/>
+                <w:szCs w:val="22"/>
+              </w:rPr>
+            </w:pPr>
+            <w:r>
+              <w:rPr>
+                <w:sz w:val="22"/>
+                <w:szCs w:val="22"/>
+              </w:rPr>
+              <w:t>The expected result occurred</w:t>
+            </w:r>
+            <w:r>
+              <w:rPr>
+                <w:sz w:val="22"/>
+                <w:szCs w:val="22"/>
+              </w:rPr>
+              <w:t xml:space="preserve"> (PASS)</w:t>
+            </w:r>
+          </w:p>
+        </w:tc>
+      </w:tr>
+      <w:tr>
+        <w:tc>
+          <w:tcPr>
+            <w:tcW w:w="2402" w:type="dxa"/>
+            <w:shd w:val="clear" w:color="auto" w:fill="E8E8E8" w:themeFill="background2"/>
+          </w:tcPr>
+          <w:p>
+            <w:pPr>
+              <w:jc w:val="center"/>
+            </w:pPr>
+            <w:r>
+              <w:t>3</w:t>
+            </w:r>
+          </w:p>
+        </w:tc>
+        <w:tc>
+          <w:tcPr>
+            <w:tcW w:w="2300" w:type="dxa"/>
+            <w:shd w:val="clear" w:color="auto" w:fill="E8E8E8" w:themeFill="background2"/>
+          </w:tcPr>
+          <w:p>
+            <w:pPr>
+              <w:jc w:val="center"/>
+            </w:pPr>
+            <w:r>
+              <w:t>Smart Alerts</w:t>
+            </w:r>
+          </w:p>
+        </w:tc>
+        <w:tc>
+          <w:tcPr>
+            <w:tcW w:w="1576" w:type="dxa"/>
+            <w:shd w:val="clear" w:color="auto" w:fill="E8E8E8" w:themeFill="background2"/>
+          </w:tcPr>
+          <w:p>
+            <w:pPr>
+              <w:jc w:val="center"/>
+            </w:pPr>
+            <w:r>
+              <w:t>Normal</w:t>
+            </w:r>
+          </w:p>
+        </w:tc>
+        <w:tc>
+          <w:tcPr>
+            <w:tcW w:w="2977" w:type="dxa"/>
+            <w:shd w:val="clear" w:color="auto" w:fill="E8E8E8" w:themeFill="background2"/>
+          </w:tcPr>
+          <w:p>
+            <w:pPr>
+              <w:rPr>
+                <w:sz w:val="18"/>
+                <w:szCs w:val="18"/>
+              </w:rPr>
+            </w:pPr>
+            <w:r>
+              <w:rPr>
+                <w:sz w:val="18"/>
+                <w:szCs w:val="18"/>
+              </w:rPr>
+              <w:t>When a stock is below the smart alert threshold</w:t>
+            </w:r>
+            <w:r>
+              <w:rPr>
+                <w:sz w:val="18"/>
+                <w:szCs w:val="18"/>
+              </w:rPr>
+              <w:t xml:space="preserve"> and then edited to be above</w:t>
+            </w:r>
+            <w:r>
+              <w:rPr>
+                <w:sz w:val="18"/>
+                <w:szCs w:val="18"/>
+              </w:rPr>
+              <w:t>, the smart alert will fade</w:t>
+            </w:r>
+          </w:p>
+        </w:tc>
+        <w:tc>
+          <w:tcPr>
+            <w:tcW w:w="2963" w:type="dxa"/>
+            <w:shd w:val="clear" w:color="auto" w:fill="E8E8E8" w:themeFill="background2"/>
+          </w:tcPr>
+          <w:p>
+            <w:pPr>
+              <w:rPr>
+                <w:sz w:val="22"/>
+                <w:szCs w:val="22"/>
+              </w:rPr>
+            </w:pPr>
+            <w:r>
+              <w:rPr>
+                <w:sz w:val="22"/>
+                <w:szCs w:val="22"/>
+              </w:rPr>
+              <w:t>The expected result occurred</w:t>
+            </w:r>
+            <w:r>
+              <w:rPr>
+                <w:sz w:val="22"/>
+                <w:szCs w:val="22"/>
+              </w:rPr>
+              <w:t xml:space="preserve"> (PASS)</w:t>
+            </w:r>
+          </w:p>
+        </w:tc>
+      </w:tr>
+      <w:tr>
+        <w:tc>
+          <w:tcPr>
+            <w:tcW w:w="2402" w:type="dxa"/>
+            <w:shd w:val="clear" w:color="auto" w:fill="E8E8E8" w:themeFill="background2"/>
+          </w:tcPr>
+          <w:p>
+            <w:pPr>
+              <w:jc w:val="center"/>
+            </w:pPr>
+            <w:r>
+              <w:t>4</w:t>
+            </w:r>
+          </w:p>
+        </w:tc>
+        <w:tc>
+          <w:tcPr>
+            <w:tcW w:w="2300" w:type="dxa"/>
+            <w:shd w:val="clear" w:color="auto" w:fill="E8E8E8" w:themeFill="background2"/>
+          </w:tcPr>
+          <w:p>
+            <w:pPr>
+              <w:jc w:val="center"/>
+            </w:pPr>
+            <w:r>
+              <w:t>Smart Alerts</w:t>
+            </w:r>
+          </w:p>
+        </w:tc>
+        <w:tc>
+          <w:tcPr>
+            <w:tcW w:w="1576" w:type="dxa"/>
+            <w:shd w:val="clear" w:color="auto" w:fill="E8E8E8" w:themeFill="background2"/>
+          </w:tcPr>
+          <w:p>
+            <w:pPr>
+              <w:jc w:val="center"/>
+            </w:pPr>
+            <w:r>
+              <w:t>Extreme</w:t>
+            </w:r>
+          </w:p>
+        </w:tc>
+        <w:tc>
+          <w:tcPr>
+            <w:tcW w:w="2977" w:type="dxa"/>
+            <w:shd w:val="clear" w:color="auto" w:fill="E8E8E8" w:themeFill="background2"/>
+          </w:tcPr>
+          <w:p>
+            <w:pPr>
+              <w:rPr>
+                <w:sz w:val="18"/>
+                <w:szCs w:val="18"/>
+              </w:rPr>
+            </w:pPr>
+            <w:r>
+              <w:rPr>
+                <w:sz w:val="18"/>
+                <w:szCs w:val="18"/>
+              </w:rPr>
+              <w:t>When a stock’s quantity is added as 5, then there shouldn’t be a smart alert as it has to be less than 5.</w:t>
+            </w:r>
+          </w:p>
+        </w:tc>
+        <w:tc>
+          <w:tcPr>
+            <w:tcW w:w="2963" w:type="dxa"/>
+            <w:shd w:val="clear" w:color="auto" w:fill="E8E8E8" w:themeFill="background2"/>
+          </w:tcPr>
+          <w:p>
+            <w:pPr>
+              <w:rPr>
+                <w:sz w:val="22"/>
+                <w:szCs w:val="22"/>
+              </w:rPr>
+            </w:pPr>
+            <w:r>
+              <w:rPr>
+                <w:sz w:val="22"/>
+                <w:szCs w:val="22"/>
+              </w:rPr>
+              <w:t>The expected result occurred</w:t>
+            </w:r>
+            <w:r>
+              <w:rPr>
+                <w:sz w:val="22"/>
+                <w:szCs w:val="22"/>
+              </w:rPr>
+              <w:t xml:space="preserve"> (PASS)</w:t>
+            </w:r>
+          </w:p>
+        </w:tc>
+      </w:tr>
+    </w:tbl>
+    <w:p>
+      <w:pPr>
+        <w:spacing w:after="160" w:line="278" w:lineRule="auto"/>
+        <w:rPr>
+          <w:rFonts w:ascii="Georgia" w:hAnsi="Georgia"/>
+          <w:color w:val="000000" w:themeColor="text1"/>
+        </w:rPr>
+      </w:pPr>
+      <w:r>
+        <w:rPr>
+          <w:rFonts w:ascii="Georgia" w:hAnsi="Georgia"/>
+          <w:color w:val="000000" w:themeColor="text1"/>
+        </w:rPr>
+        <w:t>Tested by Daniel Caveney</w:t>
+      </w:r>
+    </w:p>
+    <w:p>
+      <w:pPr>
+        <w:spacing w:after="160" w:line="278" w:lineRule="auto"/>
+        <w:rPr>
+          <w:rFonts w:ascii="Georgia" w:hAnsi="Georgia"/>
+          <w:color w:val="000000" w:themeColor="text1"/>
+        </w:rPr>
+      </w:pPr>
+    </w:p>
+    <w:p>
+      <w:pPr>
+        <w:spacing w:after="160" w:line="278" w:lineRule="auto"/>
+        <w:rPr>
+          <w:rFonts w:ascii="Georgia" w:hAnsi="Georgia"/>
+          <w:color w:val="000000" w:themeColor="text1"/>
+        </w:rPr>
+      </w:pPr>
+    </w:p>
+    <w:p>
+      <w:pPr>
+        <w:pStyle w:val="Heading2"/>
+      </w:pPr>
+      <w:r>
+        <w:lastRenderedPageBreak/>
+        <w:t>Task 5: Value Calculations for the SmartStock</w:t>
+      </w:r>
+    </w:p>
+    <w:tbl>
+      <w:tblPr>
+        <w:tblStyle w:val="TableGrid"/>
+        <w:tblW w:w="12218" w:type="dxa"/>
+        <w:tblInd w:w="-1605" w:type="dxa"/>
+        <w:tblLook w:val="04A0" w:firstRow="1" w:lastRow="0" w:firstColumn="1" w:lastColumn="0" w:noHBand="0" w:noVBand="1"/>
+      </w:tblPr>
+      <w:tblGrid>
+        <w:gridCol w:w="2402"/>
+        <w:gridCol w:w="2300"/>
+        <w:gridCol w:w="1576"/>
+        <w:gridCol w:w="2977"/>
+        <w:gridCol w:w="2963"/>
+      </w:tblGrid>
+      <w:tr>
+        <w:tc>
+          <w:tcPr>
+            <w:tcW w:w="2402" w:type="dxa"/>
+            <w:shd w:val="clear" w:color="auto" w:fill="E8E8E8" w:themeFill="background2"/>
+          </w:tcPr>
+          <w:p>
+            <w:pPr>
+              <w:jc w:val="center"/>
+            </w:pPr>
+            <w:r>
+              <w:t>Test number</w:t>
+            </w:r>
+          </w:p>
+        </w:tc>
+        <w:tc>
+          <w:tcPr>
+            <w:tcW w:w="2300" w:type="dxa"/>
+            <w:shd w:val="clear" w:color="auto" w:fill="E8E8E8" w:themeFill="background2"/>
+          </w:tcPr>
+          <w:p>
+            <w:pPr>
+              <w:jc w:val="center"/>
+            </w:pPr>
+            <w:r>
+              <w:t>Test For</w:t>
+            </w:r>
+          </w:p>
+        </w:tc>
+        <w:tc>
+          <w:tcPr>
+            <w:tcW w:w="1576" w:type="dxa"/>
+            <w:shd w:val="clear" w:color="auto" w:fill="E8E8E8" w:themeFill="background2"/>
+          </w:tcPr>
+          <w:p>
+            <w:pPr>
+              <w:jc w:val="center"/>
+            </w:pPr>
+            <w:r>
+              <w:t>Type of test</w:t>
+            </w:r>
+          </w:p>
+        </w:tc>
+        <w:tc>
+          <w:tcPr>
+            <w:tcW w:w="2977" w:type="dxa"/>
+            <w:shd w:val="clear" w:color="auto" w:fill="E8E8E8" w:themeFill="background2"/>
+          </w:tcPr>
+          <w:p>
+            <w:pPr>
+              <w:jc w:val="center"/>
+            </w:pPr>
+            <w:r>
+              <w:t>Expected result</w:t>
+            </w:r>
+          </w:p>
+        </w:tc>
+        <w:tc>
+          <w:tcPr>
+            <w:tcW w:w="2963" w:type="dxa"/>
+            <w:shd w:val="clear" w:color="auto" w:fill="E8E8E8" w:themeFill="background2"/>
+          </w:tcPr>
+          <w:p>
+            <w:pPr>
+              <w:jc w:val="center"/>
+            </w:pPr>
+            <w:r>
+              <w:t>Actual result</w:t>
+            </w:r>
+          </w:p>
+        </w:tc>
+      </w:tr>
+      <w:tr>
+        <w:tc>
+          <w:tcPr>
+            <w:tcW w:w="2402" w:type="dxa"/>
+            <w:shd w:val="clear" w:color="auto" w:fill="E8E8E8" w:themeFill="background2"/>
+          </w:tcPr>
+          <w:p>
+            <w:pPr>
+              <w:jc w:val="center"/>
+            </w:pPr>
+            <w:r>
+              <w:t>1</w:t>
+            </w:r>
+          </w:p>
+        </w:tc>
+        <w:tc>
+          <w:tcPr>
+            <w:tcW w:w="2300" w:type="dxa"/>
+            <w:shd w:val="clear" w:color="auto" w:fill="E8E8E8" w:themeFill="background2"/>
+          </w:tcPr>
+          <w:p>
+            <w:pPr>
+              <w:jc w:val="center"/>
+            </w:pPr>
+            <w:r>
+              <w:t>Value Calculations</w:t>
+            </w:r>
+          </w:p>
+        </w:tc>
+        <w:tc>
+          <w:tcPr>
+            <w:tcW w:w="1576" w:type="dxa"/>
+            <w:shd w:val="clear" w:color="auto" w:fill="E8E8E8" w:themeFill="background2"/>
+          </w:tcPr>
+          <w:p>
+            <w:pPr>
+              <w:jc w:val="center"/>
+            </w:pPr>
+            <w:r>
+              <w:t>Normal</w:t>
+            </w:r>
+          </w:p>
+        </w:tc>
+        <w:tc>
+          <w:tcPr>
+            <w:tcW w:w="2977" w:type="dxa"/>
+            <w:shd w:val="clear" w:color="auto" w:fill="E8E8E8" w:themeFill="background2"/>
+          </w:tcPr>
+          <w:p>
+            <w:pPr>
+              <w:rPr>
+                <w:sz w:val="18"/>
+                <w:szCs w:val="18"/>
+              </w:rPr>
+            </w:pPr>
+            <w:r>
+              <w:rPr>
+                <w:sz w:val="18"/>
+                <w:szCs w:val="18"/>
+              </w:rPr>
+              <w:t>Once an item has been added, clicking on the value calculations it will automatically calculate the total stock value, by doing Price x Quantity. Testing with just one item</w:t>
+            </w:r>
+          </w:p>
+        </w:tc>
+        <w:tc>
+          <w:tcPr>
+            <w:tcW w:w="2963" w:type="dxa"/>
+            <w:shd w:val="clear" w:color="auto" w:fill="E8E8E8" w:themeFill="background2"/>
+          </w:tcPr>
+          <w:p>
+            <w:pPr>
+              <w:rPr>
+                <w:sz w:val="22"/>
+                <w:szCs w:val="22"/>
+              </w:rPr>
+            </w:pPr>
+            <w:r>
+              <w:rPr>
+                <w:sz w:val="22"/>
+                <w:szCs w:val="22"/>
+              </w:rPr>
+              <w:t>The expected result occurred</w:t>
+            </w:r>
+            <w:r>
+              <w:rPr>
+                <w:sz w:val="22"/>
+                <w:szCs w:val="22"/>
+              </w:rPr>
+              <w:t xml:space="preserve"> (PASS)</w:t>
+            </w:r>
+          </w:p>
+        </w:tc>
+      </w:tr>
+      <w:tr>
+        <w:tc>
+          <w:tcPr>
+            <w:tcW w:w="2402" w:type="dxa"/>
+            <w:shd w:val="clear" w:color="auto" w:fill="E8E8E8" w:themeFill="background2"/>
+          </w:tcPr>
+          <w:p>
+            <w:pPr>
+              <w:jc w:val="center"/>
+            </w:pPr>
+            <w:r>
+              <w:t>2</w:t>
+            </w:r>
+          </w:p>
+        </w:tc>
+        <w:tc>
+          <w:tcPr>
+            <w:tcW w:w="2300" w:type="dxa"/>
+            <w:shd w:val="clear" w:color="auto" w:fill="E8E8E8" w:themeFill="background2"/>
+          </w:tcPr>
+          <w:p>
+            <w:pPr>
+              <w:jc w:val="center"/>
+            </w:pPr>
+            <w:r>
+              <w:t>Value Calculations</w:t>
+            </w:r>
+          </w:p>
+        </w:tc>
+        <w:tc>
+          <w:tcPr>
+            <w:tcW w:w="1576" w:type="dxa"/>
+            <w:shd w:val="clear" w:color="auto" w:fill="E8E8E8" w:themeFill="background2"/>
+          </w:tcPr>
+          <w:p>
+            <w:pPr>
+              <w:jc w:val="center"/>
+            </w:pPr>
+            <w:r>
+              <w:t>Normal</w:t>
+            </w:r>
+          </w:p>
+        </w:tc>
+        <w:tc>
+          <w:tcPr>
+            <w:tcW w:w="2977" w:type="dxa"/>
+            <w:shd w:val="clear" w:color="auto" w:fill="E8E8E8" w:themeFill="background2"/>
+          </w:tcPr>
+          <w:p>
+            <w:pPr>
+              <w:rPr>
+                <w:sz w:val="18"/>
+                <w:szCs w:val="18"/>
+              </w:rPr>
+            </w:pPr>
+            <w:r>
+              <w:rPr>
+                <w:sz w:val="18"/>
+                <w:szCs w:val="18"/>
+              </w:rPr>
+              <w:t>Clicking on the value calculations it will automatically calculate the total stock value, by doing Price x Quantity. Testing with just two items</w:t>
+            </w:r>
+          </w:p>
+        </w:tc>
+        <w:tc>
+          <w:tcPr>
+            <w:tcW w:w="2963" w:type="dxa"/>
+            <w:shd w:val="clear" w:color="auto" w:fill="E8E8E8" w:themeFill="background2"/>
+          </w:tcPr>
+          <w:p>
+            <w:pPr>
+              <w:rPr>
+                <w:sz w:val="22"/>
+                <w:szCs w:val="22"/>
+              </w:rPr>
+            </w:pPr>
+            <w:r>
+              <w:rPr>
+                <w:sz w:val="22"/>
+                <w:szCs w:val="22"/>
+              </w:rPr>
+              <w:t>The expected result occurred</w:t>
+            </w:r>
+            <w:r>
+              <w:rPr>
+                <w:sz w:val="22"/>
+                <w:szCs w:val="22"/>
+              </w:rPr>
+              <w:t xml:space="preserve"> (PASS)</w:t>
+            </w:r>
+          </w:p>
+        </w:tc>
+      </w:tr>
+      <w:tr>
+        <w:tc>
+          <w:tcPr>
+            <w:tcW w:w="2402" w:type="dxa"/>
+            <w:shd w:val="clear" w:color="auto" w:fill="E8E8E8" w:themeFill="background2"/>
+          </w:tcPr>
+          <w:p>
+            <w:pPr>
+              <w:jc w:val="center"/>
+            </w:pPr>
+            <w:r>
+              <w:t>3</w:t>
+            </w:r>
+          </w:p>
+        </w:tc>
+        <w:tc>
+          <w:tcPr>
+            <w:tcW w:w="2300" w:type="dxa"/>
+            <w:shd w:val="clear" w:color="auto" w:fill="E8E8E8" w:themeFill="background2"/>
+          </w:tcPr>
+          <w:p>
+            <w:pPr>
+              <w:jc w:val="center"/>
+            </w:pPr>
+            <w:r>
+              <w:t>Value Calculations</w:t>
+            </w:r>
+          </w:p>
+        </w:tc>
+        <w:tc>
+          <w:tcPr>
+            <w:tcW w:w="1576" w:type="dxa"/>
+            <w:shd w:val="clear" w:color="auto" w:fill="E8E8E8" w:themeFill="background2"/>
+          </w:tcPr>
+          <w:p>
+            <w:pPr>
+              <w:jc w:val="center"/>
+            </w:pPr>
+            <w:r>
+              <w:t>Extreme</w:t>
+            </w:r>
+          </w:p>
+        </w:tc>
+        <w:tc>
+          <w:tcPr>
+            <w:tcW w:w="2977" w:type="dxa"/>
+            <w:shd w:val="clear" w:color="auto" w:fill="E8E8E8" w:themeFill="background2"/>
+          </w:tcPr>
+          <w:p>
+            <w:pPr>
+              <w:rPr>
+                <w:sz w:val="18"/>
+                <w:szCs w:val="18"/>
+              </w:rPr>
+            </w:pPr>
+            <w:r>
+              <w:rPr>
+                <w:sz w:val="18"/>
+                <w:szCs w:val="18"/>
+              </w:rPr>
+              <w:t>Clicking on the value calculations it will automatically calculate the total stock value, by doing Price x Quantity. Testing with just three items where one has no stock</w:t>
+            </w:r>
+          </w:p>
+        </w:tc>
+        <w:tc>
+          <w:tcPr>
+            <w:tcW w:w="2963" w:type="dxa"/>
+            <w:shd w:val="clear" w:color="auto" w:fill="E8E8E8" w:themeFill="background2"/>
+          </w:tcPr>
+          <w:p>
+            <w:pPr>
+              <w:rPr>
+                <w:sz w:val="22"/>
+                <w:szCs w:val="22"/>
+              </w:rPr>
+            </w:pPr>
+            <w:r>
+              <w:rPr>
+                <w:sz w:val="22"/>
+                <w:szCs w:val="22"/>
+              </w:rPr>
+              <w:t>The expected result occurred</w:t>
+            </w:r>
+            <w:r>
+              <w:rPr>
+                <w:sz w:val="22"/>
+                <w:szCs w:val="22"/>
+              </w:rPr>
+              <w:t xml:space="preserve"> (PASS)</w:t>
+            </w:r>
+          </w:p>
+        </w:tc>
+      </w:tr>
+      <w:tr>
+        <w:tc>
+          <w:tcPr>
+            <w:tcW w:w="2402" w:type="dxa"/>
+            <w:shd w:val="clear" w:color="auto" w:fill="E8E8E8" w:themeFill="background2"/>
+          </w:tcPr>
+          <w:p>
+            <w:pPr>
+              <w:jc w:val="center"/>
+            </w:pPr>
+            <w:r>
+              <w:t>4</w:t>
+            </w:r>
+          </w:p>
+        </w:tc>
+        <w:tc>
+          <w:tcPr>
+            <w:tcW w:w="2300" w:type="dxa"/>
+            <w:shd w:val="clear" w:color="auto" w:fill="E8E8E8" w:themeFill="background2"/>
+          </w:tcPr>
+          <w:p>
+            <w:pPr>
+              <w:jc w:val="center"/>
+            </w:pPr>
+            <w:r>
+              <w:t>Value Calculations</w:t>
+            </w:r>
+          </w:p>
+        </w:tc>
+        <w:tc>
+          <w:tcPr>
+            <w:tcW w:w="1576" w:type="dxa"/>
+            <w:shd w:val="clear" w:color="auto" w:fill="E8E8E8" w:themeFill="background2"/>
+          </w:tcPr>
+          <w:p>
+            <w:pPr>
+              <w:jc w:val="center"/>
+            </w:pPr>
+            <w:r>
+              <w:t>Erroneous</w:t>
+            </w:r>
+          </w:p>
+        </w:tc>
+        <w:tc>
+          <w:tcPr>
+            <w:tcW w:w="2977" w:type="dxa"/>
+            <w:shd w:val="clear" w:color="auto" w:fill="E8E8E8" w:themeFill="background2"/>
+          </w:tcPr>
+          <w:p>
+            <w:pPr>
+              <w:rPr>
+                <w:sz w:val="18"/>
+                <w:szCs w:val="18"/>
+              </w:rPr>
+            </w:pPr>
+            <w:r>
+              <w:rPr>
+                <w:sz w:val="18"/>
+                <w:szCs w:val="18"/>
+              </w:rPr>
+              <w:t>Clicking on the value calculations when there aren’t any items in the inventory will show a warning message saying “No stock available”</w:t>
+            </w:r>
+          </w:p>
+        </w:tc>
+        <w:tc>
+          <w:tcPr>
+            <w:tcW w:w="2963" w:type="dxa"/>
+            <w:shd w:val="clear" w:color="auto" w:fill="E8E8E8" w:themeFill="background2"/>
+          </w:tcPr>
+          <w:p>
+            <w:pPr>
+              <w:rPr>
+                <w:sz w:val="22"/>
+                <w:szCs w:val="22"/>
+              </w:rPr>
+            </w:pPr>
+            <w:r>
+              <w:rPr>
+                <w:sz w:val="22"/>
+                <w:szCs w:val="22"/>
+              </w:rPr>
+              <w:t>The expected result occurred</w:t>
+            </w:r>
+            <w:r>
+              <w:rPr>
+                <w:sz w:val="22"/>
+                <w:szCs w:val="22"/>
+              </w:rPr>
+              <w:t xml:space="preserve"> (PASS)</w:t>
+            </w:r>
+          </w:p>
+        </w:tc>
+      </w:tr>
+    </w:tbl>
+    <w:p>
+      <w:pPr>
+        <w:spacing w:after="160" w:line="278" w:lineRule="auto"/>
+        <w:rPr>
+          <w:rFonts w:ascii="Georgia" w:hAnsi="Georgia"/>
+          <w:color w:val="000000" w:themeColor="text1"/>
+        </w:rPr>
+      </w:pPr>
+      <w:r>
+        <w:rPr>
+          <w:rFonts w:ascii="Georgia" w:hAnsi="Georgia"/>
+          <w:color w:val="000000" w:themeColor="text1"/>
+        </w:rPr>
+        <w:t>Tested by Daniel Caveney</w:t>
+      </w:r>
+    </w:p>
+    <w:p>
+      <w:pPr>
+        <w:spacing w:after="160" w:line="278" w:lineRule="auto"/>
+        <w:rPr>
+          <w:rFonts w:ascii="Georgia" w:hAnsi="Georgia"/>
+          <w:color w:val="000000" w:themeColor="text1"/>
+        </w:rPr>
+      </w:pPr>
+    </w:p>
+    <w:p>
+      <w:pPr>
+        <w:pStyle w:val="Heading2"/>
+      </w:pPr>
+      <w:r>
+        <w:t xml:space="preserve">Task 6: </w:t>
+      </w:r>
+      <w:r>
+        <w:t>Transaction history for the SmartStock</w:t>
+      </w:r>
+    </w:p>
+    <w:tbl>
+      <w:tblPr>
+        <w:tblStyle w:val="TableGrid"/>
+        <w:tblW w:w="12218" w:type="dxa"/>
+        <w:tblInd w:w="-1605" w:type="dxa"/>
+        <w:tblLook w:val="04A0" w:firstRow="1" w:lastRow="0" w:firstColumn="1" w:lastColumn="0" w:noHBand="0" w:noVBand="1"/>
+      </w:tblPr>
+      <w:tblGrid>
+        <w:gridCol w:w="2402"/>
+        <w:gridCol w:w="2300"/>
+        <w:gridCol w:w="1576"/>
+        <w:gridCol w:w="2977"/>
+        <w:gridCol w:w="2963"/>
+      </w:tblGrid>
+      <w:tr>
+        <w:tc>
+          <w:tcPr>
+            <w:tcW w:w="2402" w:type="dxa"/>
+            <w:shd w:val="clear" w:color="auto" w:fill="E8E8E8" w:themeFill="background2"/>
+          </w:tcPr>
+          <w:p>
+            <w:pPr>
+              <w:jc w:val="center"/>
+            </w:pPr>
+            <w:r>
+              <w:t>Test number</w:t>
+            </w:r>
+          </w:p>
+        </w:tc>
+        <w:tc>
+          <w:tcPr>
+            <w:tcW w:w="2300" w:type="dxa"/>
+            <w:shd w:val="clear" w:color="auto" w:fill="E8E8E8" w:themeFill="background2"/>
+          </w:tcPr>
+          <w:p>
+            <w:pPr>
+              <w:jc w:val="center"/>
+            </w:pPr>
+            <w:r>
+              <w:t>Test For</w:t>
+            </w:r>
+          </w:p>
+        </w:tc>
+        <w:tc>
+          <w:tcPr>
+            <w:tcW w:w="1576" w:type="dxa"/>
+            <w:shd w:val="clear" w:color="auto" w:fill="E8E8E8" w:themeFill="background2"/>
+          </w:tcPr>
+          <w:p>
+            <w:pPr>
+              <w:jc w:val="center"/>
+            </w:pPr>
+            <w:r>
+              <w:t>Type of test</w:t>
+            </w:r>
+          </w:p>
+        </w:tc>
+        <w:tc>
+          <w:tcPr>
+            <w:tcW w:w="2977" w:type="dxa"/>
+            <w:shd w:val="clear" w:color="auto" w:fill="E8E8E8" w:themeFill="background2"/>
+          </w:tcPr>
+          <w:p>
+            <w:pPr>
+              <w:jc w:val="center"/>
+            </w:pPr>
+            <w:r>
+              <w:t>Expected result</w:t>
+            </w:r>
+          </w:p>
+        </w:tc>
+        <w:tc>
+          <w:tcPr>
+            <w:tcW w:w="2963" w:type="dxa"/>
+            <w:shd w:val="clear" w:color="auto" w:fill="E8E8E8" w:themeFill="background2"/>
+          </w:tcPr>
+          <w:p>
+            <w:pPr>
+              <w:jc w:val="center"/>
+            </w:pPr>
+            <w:r>
+              <w:t>Actual result</w:t>
+            </w:r>
+          </w:p>
+        </w:tc>
+      </w:tr>
+      <w:tr>
+        <w:tc>
+          <w:tcPr>
+            <w:tcW w:w="2402" w:type="dxa"/>
+            <w:shd w:val="clear" w:color="auto" w:fill="E8E8E8" w:themeFill="background2"/>
+          </w:tcPr>
+          <w:p>
+            <w:pPr>
+              <w:jc w:val="center"/>
+            </w:pPr>
+            <w:r>
+              <w:t>1</w:t>
+            </w:r>
+          </w:p>
+        </w:tc>
+        <w:tc>
+          <w:tcPr>
+            <w:tcW w:w="2300" w:type="dxa"/>
+            <w:shd w:val="clear" w:color="auto" w:fill="E8E8E8" w:themeFill="background2"/>
+          </w:tcPr>
+          <w:p>
+            <w:pPr>
+              <w:jc w:val="center"/>
+            </w:pPr>
+            <w:r>
+              <w:t>Transaction History</w:t>
+            </w:r>
+          </w:p>
+        </w:tc>
+        <w:tc>
+          <w:tcPr>
+            <w:tcW w:w="1576" w:type="dxa"/>
+            <w:shd w:val="clear" w:color="auto" w:fill="E8E8E8" w:themeFill="background2"/>
+          </w:tcPr>
+          <w:p>
+            <w:pPr>
+              <w:jc w:val="center"/>
+            </w:pPr>
+            <w:r>
+              <w:t>Normal</w:t>
+            </w:r>
+          </w:p>
+        </w:tc>
+        <w:tc>
+          <w:tcPr>
+            <w:tcW w:w="2977" w:type="dxa"/>
+            <w:shd w:val="clear" w:color="auto" w:fill="E8E8E8" w:themeFill="background2"/>
+          </w:tcPr>
+          <w:p>
+            <w:pPr>
+              <w:rPr>
+                <w:sz w:val="18"/>
+                <w:szCs w:val="18"/>
+              </w:rPr>
+            </w:pPr>
+            <w:r>
+              <w:rPr>
+                <w:sz w:val="18"/>
+                <w:szCs w:val="18"/>
+              </w:rPr>
+              <w:t>When the inventory has items inputted into it, a window will open showing all of the adds, edits and removals made by the user.</w:t>
+            </w:r>
+          </w:p>
+        </w:tc>
+        <w:tc>
+          <w:tcPr>
+            <w:tcW w:w="2963" w:type="dxa"/>
+            <w:shd w:val="clear" w:color="auto" w:fill="E8E8E8" w:themeFill="background2"/>
+          </w:tcPr>
+          <w:p>
+            <w:pPr>
+              <w:rPr>
+                <w:sz w:val="22"/>
+                <w:szCs w:val="22"/>
+              </w:rPr>
+            </w:pPr>
+            <w:r>
+              <w:rPr>
+                <w:sz w:val="22"/>
+                <w:szCs w:val="22"/>
+              </w:rPr>
+              <w:t>The expected result occurred</w:t>
+            </w:r>
+            <w:r>
+              <w:rPr>
+                <w:sz w:val="22"/>
+                <w:szCs w:val="22"/>
+              </w:rPr>
+              <w:t xml:space="preserve"> (PASS)</w:t>
+            </w:r>
+          </w:p>
+        </w:tc>
+      </w:tr>
+      <w:tr>
+        <w:tc>
+          <w:tcPr>
+            <w:tcW w:w="2402" w:type="dxa"/>
+            <w:shd w:val="clear" w:color="auto" w:fill="E8E8E8" w:themeFill="background2"/>
+          </w:tcPr>
+          <w:p>
+            <w:pPr>
+              <w:jc w:val="center"/>
+            </w:pPr>
+            <w:r>
+              <w:t>2</w:t>
+            </w:r>
+          </w:p>
+        </w:tc>
+        <w:tc>
+          <w:tcPr>
+            <w:tcW w:w="2300" w:type="dxa"/>
+            <w:shd w:val="clear" w:color="auto" w:fill="E8E8E8" w:themeFill="background2"/>
+          </w:tcPr>
+          <w:p>
+            <w:pPr>
+              <w:jc w:val="center"/>
+            </w:pPr>
+            <w:r>
+              <w:t>Transaction History</w:t>
+            </w:r>
+          </w:p>
+        </w:tc>
+        <w:tc>
+          <w:tcPr>
+            <w:tcW w:w="1576" w:type="dxa"/>
+            <w:shd w:val="clear" w:color="auto" w:fill="E8E8E8" w:themeFill="background2"/>
+          </w:tcPr>
+          <w:p>
+            <w:pPr>
+              <w:jc w:val="center"/>
+            </w:pPr>
+            <w:r>
+              <w:t>Normal</w:t>
+            </w:r>
+          </w:p>
+        </w:tc>
+        <w:tc>
+          <w:tcPr>
+            <w:tcW w:w="2977" w:type="dxa"/>
+            <w:shd w:val="clear" w:color="auto" w:fill="E8E8E8" w:themeFill="background2"/>
+          </w:tcPr>
+          <w:p>
+            <w:pPr>
+              <w:rPr>
+                <w:sz w:val="18"/>
+                <w:szCs w:val="18"/>
+              </w:rPr>
+            </w:pPr>
+            <w:r>
+              <w:rPr>
+                <w:sz w:val="18"/>
+                <w:szCs w:val="18"/>
+              </w:rPr>
+              <w:t xml:space="preserve">When the user edits a </w:t>
+            </w:r>
+            <w:r>
+              <w:rPr>
+                <w:sz w:val="18"/>
+                <w:szCs w:val="18"/>
+              </w:rPr>
+              <w:t>value of a variable, then the open the transaction history</w:t>
+            </w:r>
+            <w:r>
+              <w:rPr>
+                <w:sz w:val="18"/>
+                <w:szCs w:val="18"/>
+              </w:rPr>
+              <w:t>, the change will be there</w:t>
+            </w:r>
+          </w:p>
+        </w:tc>
+        <w:tc>
+          <w:tcPr>
+            <w:tcW w:w="2963" w:type="dxa"/>
+            <w:shd w:val="clear" w:color="auto" w:fill="E8E8E8" w:themeFill="background2"/>
+          </w:tcPr>
+          <w:p>
+            <w:pPr>
+              <w:rPr>
+                <w:sz w:val="22"/>
+                <w:szCs w:val="22"/>
+              </w:rPr>
+            </w:pPr>
+            <w:r>
+              <w:rPr>
+                <w:sz w:val="22"/>
+                <w:szCs w:val="22"/>
+              </w:rPr>
+              <w:t>The expected result occurred</w:t>
+            </w:r>
+            <w:r>
+              <w:rPr>
+                <w:sz w:val="22"/>
+                <w:szCs w:val="22"/>
+              </w:rPr>
+              <w:t xml:space="preserve"> (PASS)</w:t>
+            </w:r>
+          </w:p>
+        </w:tc>
+      </w:tr>
+      <w:tr>
+        <w:tc>
+          <w:tcPr>
+            <w:tcW w:w="2402" w:type="dxa"/>
+            <w:shd w:val="clear" w:color="auto" w:fill="E8E8E8" w:themeFill="background2"/>
+          </w:tcPr>
+          <w:p>
+            <w:pPr>
+              <w:jc w:val="center"/>
+            </w:pPr>
+            <w:r>
+              <w:t>3</w:t>
+            </w:r>
+          </w:p>
+        </w:tc>
+        <w:tc>
+          <w:tcPr>
+            <w:tcW w:w="2300" w:type="dxa"/>
+            <w:shd w:val="clear" w:color="auto" w:fill="E8E8E8" w:themeFill="background2"/>
+          </w:tcPr>
+          <w:p>
+            <w:pPr>
+              <w:jc w:val="center"/>
+            </w:pPr>
+            <w:r>
+              <w:t>Transaction History</w:t>
+            </w:r>
+          </w:p>
+        </w:tc>
+        <w:tc>
+          <w:tcPr>
+            <w:tcW w:w="1576" w:type="dxa"/>
+            <w:shd w:val="clear" w:color="auto" w:fill="E8E8E8" w:themeFill="background2"/>
+          </w:tcPr>
+          <w:p>
+            <w:pPr>
+              <w:jc w:val="center"/>
+            </w:pPr>
+            <w:r>
+              <w:t>Normal</w:t>
+            </w:r>
+          </w:p>
+        </w:tc>
+        <w:tc>
+          <w:tcPr>
+            <w:tcW w:w="2977" w:type="dxa"/>
+            <w:shd w:val="clear" w:color="auto" w:fill="E8E8E8" w:themeFill="background2"/>
+          </w:tcPr>
+          <w:p>
+            <w:pPr>
+              <w:rPr>
+                <w:sz w:val="18"/>
+                <w:szCs w:val="18"/>
+              </w:rPr>
+            </w:pPr>
+            <w:r>
+              <w:rPr>
+                <w:sz w:val="18"/>
+                <w:szCs w:val="18"/>
+              </w:rPr>
+              <w:t>When the program is first ran, clicking on the transaction history will display all the past transaction even when the program has been terminated.</w:t>
+            </w:r>
+          </w:p>
+        </w:tc>
+        <w:tc>
+          <w:tcPr>
+            <w:tcW w:w="2963" w:type="dxa"/>
+            <w:shd w:val="clear" w:color="auto" w:fill="E8E8E8" w:themeFill="background2"/>
+          </w:tcPr>
+          <w:p>
+            <w:pPr>
+              <w:rPr>
+                <w:sz w:val="22"/>
+                <w:szCs w:val="22"/>
+              </w:rPr>
+            </w:pPr>
+            <w:r>
+              <w:rPr>
+                <w:sz w:val="22"/>
+                <w:szCs w:val="22"/>
+              </w:rPr>
+              <w:t>The expected result occurred</w:t>
+            </w:r>
+            <w:r>
+              <w:rPr>
+                <w:sz w:val="22"/>
+                <w:szCs w:val="22"/>
+              </w:rPr>
+              <w:t xml:space="preserve"> (PASS)</w:t>
+            </w:r>
+          </w:p>
+        </w:tc>
+      </w:tr>
+    </w:tbl>
+    <w:p>
+      <w:pPr>
+        <w:spacing w:after="160" w:line="278" w:lineRule="auto"/>
+        <w:rPr>
+          <w:rFonts w:ascii="Georgia" w:hAnsi="Georgia"/>
+          <w:color w:val="000000" w:themeColor="text1"/>
+        </w:rPr>
+      </w:pPr>
+      <w:r>
+        <w:rPr>
+          <w:rFonts w:ascii="Georgia" w:hAnsi="Georgia"/>
+          <w:color w:val="000000" w:themeColor="text1"/>
+        </w:rPr>
+        <w:t>Tested by Daniel Caveney</w:t>
+      </w:r>
+    </w:p>
+    <w:p>
+      <w:pPr>
+        <w:pStyle w:val="Heading2"/>
+      </w:pPr>
+      <w:r>
+        <w:t xml:space="preserve">Task 7: </w:t>
+      </w:r>
+      <w:r>
+        <w:t>Save SmartStock data</w:t>
+      </w:r>
+    </w:p>
+    <w:tbl>
+      <w:tblPr>
+        <w:tblStyle w:val="TableGrid"/>
+        <w:tblW w:w="12218" w:type="dxa"/>
+        <w:tblInd w:w="-1605" w:type="dxa"/>
+        <w:tblLook w:val="04A0" w:firstRow="1" w:lastRow="0" w:firstColumn="1" w:lastColumn="0" w:noHBand="0" w:noVBand="1"/>
+      </w:tblPr>
+      <w:tblGrid>
+        <w:gridCol w:w="2402"/>
+        <w:gridCol w:w="2300"/>
+        <w:gridCol w:w="1576"/>
+        <w:gridCol w:w="2977"/>
+        <w:gridCol w:w="2963"/>
+      </w:tblGrid>
+      <w:tr>
+        <w:tc>
+          <w:tcPr>
+            <w:tcW w:w="2402" w:type="dxa"/>
+            <w:shd w:val="clear" w:color="auto" w:fill="E8E8E8" w:themeFill="background2"/>
+          </w:tcPr>
+          <w:p>
+            <w:pPr>
+              <w:jc w:val="center"/>
+            </w:pPr>
+            <w:r>
+              <w:t>Test number</w:t>
+            </w:r>
+          </w:p>
+        </w:tc>
+        <w:tc>
+          <w:tcPr>
+            <w:tcW w:w="2300" w:type="dxa"/>
+            <w:shd w:val="clear" w:color="auto" w:fill="E8E8E8" w:themeFill="background2"/>
+          </w:tcPr>
+          <w:p>
+            <w:pPr>
+              <w:jc w:val="center"/>
+            </w:pPr>
+            <w:r>
+              <w:t>Test For</w:t>
+            </w:r>
+          </w:p>
+        </w:tc>
+        <w:tc>
+          <w:tcPr>
+            <w:tcW w:w="1576" w:type="dxa"/>
+            <w:shd w:val="clear" w:color="auto" w:fill="E8E8E8" w:themeFill="background2"/>
+          </w:tcPr>
+          <w:p>
+            <w:pPr>
+              <w:jc w:val="center"/>
+            </w:pPr>
+            <w:r>
+              <w:t>Type of test</w:t>
+            </w:r>
+          </w:p>
+        </w:tc>
+        <w:tc>
+          <w:tcPr>
+            <w:tcW w:w="2977" w:type="dxa"/>
+            <w:shd w:val="clear" w:color="auto" w:fill="E8E8E8" w:themeFill="background2"/>
+          </w:tcPr>
+          <w:p>
+            <w:pPr>
+              <w:jc w:val="center"/>
+            </w:pPr>
+            <w:r>
+              <w:t>Expected result</w:t>
+            </w:r>
+          </w:p>
+        </w:tc>
+        <w:tc>
+          <w:tcPr>
+            <w:tcW w:w="2963" w:type="dxa"/>
+            <w:shd w:val="clear" w:color="auto" w:fill="E8E8E8" w:themeFill="background2"/>
+          </w:tcPr>
+          <w:p>
+            <w:pPr>
+              <w:jc w:val="center"/>
+            </w:pPr>
+            <w:r>
+              <w:t>Actual result</w:t>
+            </w:r>
+          </w:p>
+        </w:tc>
+      </w:tr>
+      <w:tr>
+        <w:tc>
+          <w:tcPr>
+            <w:tcW w:w="2402" w:type="dxa"/>
+            <w:shd w:val="clear" w:color="auto" w:fill="E8E8E8" w:themeFill="background2"/>
+          </w:tcPr>
+          <w:p>
+            <w:pPr>
+              <w:jc w:val="center"/>
+            </w:pPr>
+            <w:r>
+              <w:t>1</w:t>
+            </w:r>
+          </w:p>
+        </w:tc>
+        <w:tc>
+          <w:tcPr>
+            <w:tcW w:w="2300" w:type="dxa"/>
+            <w:shd w:val="clear" w:color="auto" w:fill="E8E8E8" w:themeFill="background2"/>
+          </w:tcPr>
+          <w:p>
+            <w:pPr>
+              <w:jc w:val="center"/>
+            </w:pPr>
+            <w:r>
+              <w:t>Save</w:t>
+            </w:r>
+          </w:p>
+        </w:tc>
+        <w:tc>
+          <w:tcPr>
+            <w:tcW w:w="1576" w:type="dxa"/>
+            <w:shd w:val="clear" w:color="auto" w:fill="E8E8E8" w:themeFill="background2"/>
+          </w:tcPr>
+          <w:p>
+            <w:pPr>
+              <w:jc w:val="center"/>
+            </w:pPr>
+            <w:r>
+              <w:t>Normal</w:t>
+            </w:r>
+          </w:p>
+        </w:tc>
+        <w:tc>
+          <w:tcPr>
+            <w:tcW w:w="2977" w:type="dxa"/>
+            <w:shd w:val="clear" w:color="auto" w:fill="E8E8E8" w:themeFill="background2"/>
+          </w:tcPr>
+          <w:p>
+            <w:pPr>
+              <w:rPr>
+                <w:sz w:val="18"/>
+                <w:szCs w:val="18"/>
+              </w:rPr>
+            </w:pPr>
+            <w:r>
+              <w:rPr>
+                <w:sz w:val="18"/>
+                <w:szCs w:val="18"/>
+              </w:rPr>
+              <w:t xml:space="preserve">Clicking the save button where the list is empty will still result in the Status label </w:t>
+            </w:r>
+            <w:r>
+              <w:rPr>
+                <w:sz w:val="18"/>
+                <w:szCs w:val="18"/>
+              </w:rPr>
+              <w:t>saying “Inventory saved to JSON”</w:t>
+            </w:r>
+          </w:p>
+        </w:tc>
+        <w:tc>
+          <w:tcPr>
+            <w:tcW w:w="2963" w:type="dxa"/>
+            <w:shd w:val="clear" w:color="auto" w:fill="E8E8E8" w:themeFill="background2"/>
+          </w:tcPr>
+          <w:p>
+            <w:pPr>
+              <w:rPr>
+                <w:sz w:val="22"/>
+                <w:szCs w:val="22"/>
+              </w:rPr>
+            </w:pPr>
+            <w:r>
+              <w:rPr>
+                <w:sz w:val="22"/>
+                <w:szCs w:val="22"/>
+              </w:rPr>
+              <w:t>The expected result occurred</w:t>
+            </w:r>
+            <w:r>
+              <w:rPr>
+                <w:sz w:val="22"/>
+                <w:szCs w:val="22"/>
+              </w:rPr>
+              <w:t xml:space="preserve"> (PASS)</w:t>
+            </w:r>
+          </w:p>
+        </w:tc>
+      </w:tr>
+      <w:tr>
+        <w:tc>
+          <w:tcPr>
+            <w:tcW w:w="2402" w:type="dxa"/>
+            <w:shd w:val="clear" w:color="auto" w:fill="E8E8E8" w:themeFill="background2"/>
+          </w:tcPr>
+          <w:p>
+            <w:pPr>
+              <w:jc w:val="center"/>
+            </w:pPr>
+            <w:r>
+              <w:t>2</w:t>
+            </w:r>
+          </w:p>
+        </w:tc>
+        <w:tc>
+          <w:tcPr>
+            <w:tcW w:w="2300" w:type="dxa"/>
+            <w:shd w:val="clear" w:color="auto" w:fill="E8E8E8" w:themeFill="background2"/>
+          </w:tcPr>
+          <w:p>
+            <w:pPr>
+              <w:jc w:val="center"/>
+            </w:pPr>
+            <w:r>
+              <w:t>Save</w:t>
+            </w:r>
+          </w:p>
+        </w:tc>
+        <w:tc>
+          <w:tcPr>
+            <w:tcW w:w="1576" w:type="dxa"/>
+            <w:shd w:val="clear" w:color="auto" w:fill="E8E8E8" w:themeFill="background2"/>
+          </w:tcPr>
+          <w:p>
+            <w:pPr>
+              <w:jc w:val="center"/>
+            </w:pPr>
+            <w:r>
+              <w:t>Normal</w:t>
+            </w:r>
+          </w:p>
+        </w:tc>
+        <w:tc>
+          <w:tcPr>
+            <w:tcW w:w="2977" w:type="dxa"/>
+            <w:shd w:val="clear" w:color="auto" w:fill="E8E8E8" w:themeFill="background2"/>
+          </w:tcPr>
+          <w:p>
+            <w:pPr>
+              <w:rPr>
+                <w:sz w:val="18"/>
+                <w:szCs w:val="18"/>
+              </w:rPr>
+            </w:pPr>
+            <w:r>
+              <w:rPr>
+                <w:sz w:val="18"/>
+                <w:szCs w:val="18"/>
+              </w:rPr>
+              <w:t xml:space="preserve">Clicking the save button </w:t>
+            </w:r>
+            <w:r>
+              <w:rPr>
+                <w:sz w:val="18"/>
+                <w:szCs w:val="18"/>
+              </w:rPr>
+              <w:t xml:space="preserve">where the list has </w:t>
+            </w:r>
+            <w:r>
+              <w:rPr>
+                <w:sz w:val="18"/>
+                <w:szCs w:val="18"/>
+              </w:rPr>
+              <w:t>multiple items will result in the status label saying “Inventory saved to JSON”</w:t>
+            </w:r>
+          </w:p>
+        </w:tc>
+        <w:tc>
+          <w:tcPr>
+            <w:tcW w:w="2963" w:type="dxa"/>
+            <w:shd w:val="clear" w:color="auto" w:fill="E8E8E8" w:themeFill="background2"/>
+          </w:tcPr>
+          <w:p>
+            <w:pPr>
+              <w:rPr>
+                <w:sz w:val="22"/>
+                <w:szCs w:val="22"/>
+              </w:rPr>
+            </w:pPr>
+            <w:r>
+              <w:rPr>
+                <w:sz w:val="22"/>
+                <w:szCs w:val="22"/>
+              </w:rPr>
+              <w:t>The expected result occurred</w:t>
+            </w:r>
+            <w:r>
+              <w:rPr>
+                <w:sz w:val="22"/>
+                <w:szCs w:val="22"/>
+              </w:rPr>
+              <w:t xml:space="preserve"> (PASS)</w:t>
+            </w:r>
+          </w:p>
+        </w:tc>
+      </w:tr>
+      <w:tr>
+        <w:tc>
+          <w:tcPr>
+            <w:tcW w:w="2402" w:type="dxa"/>
+            <w:shd w:val="clear" w:color="auto" w:fill="E8E8E8" w:themeFill="background2"/>
+          </w:tcPr>
+          <w:p>
+            <w:pPr>
+              <w:jc w:val="center"/>
+            </w:pPr>
+            <w:r>
+              <w:t>3</w:t>
+            </w:r>
+          </w:p>
+        </w:tc>
+        <w:tc>
+          <w:tcPr>
+            <w:tcW w:w="2300" w:type="dxa"/>
+            <w:shd w:val="clear" w:color="auto" w:fill="E8E8E8" w:themeFill="background2"/>
+          </w:tcPr>
+          <w:p>
+            <w:pPr>
+              <w:jc w:val="center"/>
+            </w:pPr>
+            <w:r>
+              <w:t>Save</w:t>
+            </w:r>
+          </w:p>
+        </w:tc>
+        <w:tc>
+          <w:tcPr>
+            <w:tcW w:w="1576" w:type="dxa"/>
+            <w:shd w:val="clear" w:color="auto" w:fill="E8E8E8" w:themeFill="background2"/>
+          </w:tcPr>
+          <w:p>
+            <w:pPr>
+              <w:jc w:val="center"/>
+            </w:pPr>
+            <w:r>
+              <w:t>Normal</w:t>
+            </w:r>
+          </w:p>
+        </w:tc>
+        <w:tc>
+          <w:tcPr>
+            <w:tcW w:w="2977" w:type="dxa"/>
+            <w:shd w:val="clear" w:color="auto" w:fill="E8E8E8" w:themeFill="background2"/>
+          </w:tcPr>
+          <w:p>
+            <w:pPr>
+              <w:rPr>
+                <w:sz w:val="18"/>
+                <w:szCs w:val="18"/>
+              </w:rPr>
+            </w:pPr>
+            <w:r>
+              <w:rPr>
+                <w:sz w:val="18"/>
+                <w:szCs w:val="18"/>
+              </w:rPr>
+              <w:t>Opening the program after it being previously terminated</w:t>
+            </w:r>
+            <w:r>
+              <w:rPr>
+                <w:sz w:val="18"/>
+                <w:szCs w:val="18"/>
+              </w:rPr>
+              <w:t xml:space="preserve"> </w:t>
+            </w:r>
+            <w:r>
+              <w:rPr>
+                <w:sz w:val="18"/>
+                <w:szCs w:val="18"/>
+              </w:rPr>
+              <w:t>where the inventory list items saved will remain in the list</w:t>
+            </w:r>
+          </w:p>
+        </w:tc>
+        <w:tc>
+          <w:tcPr>
+            <w:tcW w:w="2963" w:type="dxa"/>
+            <w:shd w:val="clear" w:color="auto" w:fill="E8E8E8" w:themeFill="background2"/>
+          </w:tcPr>
+          <w:p>
+            <w:pPr>
+              <w:rPr>
+                <w:sz w:val="22"/>
+                <w:szCs w:val="22"/>
+              </w:rPr>
+            </w:pPr>
+            <w:r>
+              <w:rPr>
+                <w:sz w:val="22"/>
+                <w:szCs w:val="22"/>
+              </w:rPr>
+              <w:t xml:space="preserve">It saves the data into the JSON </w:t>
+            </w:r>
+            <w:r>
+              <w:rPr>
+                <w:sz w:val="22"/>
+                <w:szCs w:val="22"/>
+              </w:rPr>
+              <w:t>file;</w:t>
+            </w:r>
+            <w:r>
+              <w:rPr>
+                <w:sz w:val="22"/>
+                <w:szCs w:val="22"/>
+              </w:rPr>
+              <w:t xml:space="preserve"> </w:t>
+            </w:r>
+            <w:r>
+              <w:rPr>
+                <w:sz w:val="22"/>
+                <w:szCs w:val="22"/>
+              </w:rPr>
+              <w:t>however,</w:t>
+            </w:r>
+            <w:r>
+              <w:rPr>
+                <w:sz w:val="22"/>
+                <w:szCs w:val="22"/>
+              </w:rPr>
+              <w:t xml:space="preserve"> it doesn’t load upon </w:t>
+            </w:r>
+            <w:r>
+              <w:rPr>
+                <w:sz w:val="22"/>
+                <w:szCs w:val="22"/>
+              </w:rPr>
+              <w:t>the program being loaded again after termination (FAIL)</w:t>
+            </w:r>
+          </w:p>
+        </w:tc>
+      </w:tr>
+    </w:tbl>
+    <w:p>
+      <w:pPr>
+        <w:spacing w:after="160" w:line="278" w:lineRule="auto"/>
+        <w:rPr>
+          <w:rFonts w:ascii="Georgia" w:hAnsi="Georgia"/>
+          <w:color w:val="000000" w:themeColor="text1"/>
+        </w:rPr>
+      </w:pPr>
+      <w:r>
+        <w:rPr>
+          <w:rFonts w:ascii="Georgia" w:hAnsi="Georgia"/>
+          <w:color w:val="000000" w:themeColor="text1"/>
+        </w:rPr>
+        <w:t>Tested by Daniel Caveney</w:t>
+      </w:r>
+    </w:p>
+    <w:p>
+      <w:pPr>
+        <w:spacing w:after="160" w:line="278" w:lineRule="auto"/>
+        <w:rPr>
+          <w:rFonts w:ascii="Georgia" w:hAnsi="Georgia"/>
+          <w:color w:val="000000" w:themeColor="text1"/>
+        </w:rPr>
+      </w:pPr>
+    </w:p>
+    <w:p>
+      <w:pPr>
+        <w:pStyle w:val="Heading2"/>
+      </w:pPr>
+      <w:r>
+        <w:t>Task 8: Dashboard View for SmartStock</w:t>
+      </w:r>
+    </w:p>
+    <w:tbl>
+      <w:tblPr>
+        <w:tblStyle w:val="TableGrid"/>
+        <w:tblW w:w="12218" w:type="dxa"/>
+        <w:tblInd w:w="-1605" w:type="dxa"/>
+        <w:tblLook w:val="04A0" w:firstRow="1" w:lastRow="0" w:firstColumn="1" w:lastColumn="0" w:noHBand="0" w:noVBand="1"/>
+      </w:tblPr>
+      <w:tblGrid>
+        <w:gridCol w:w="2402"/>
+        <w:gridCol w:w="2300"/>
+        <w:gridCol w:w="1576"/>
+        <w:gridCol w:w="2977"/>
+        <w:gridCol w:w="2963"/>
+      </w:tblGrid>
+      <w:tr>
+        <w:tc>
+          <w:tcPr>
+            <w:tcW w:w="2402" w:type="dxa"/>
+            <w:shd w:val="clear" w:color="auto" w:fill="E8E8E8" w:themeFill="background2"/>
+          </w:tcPr>
+          <w:p>
+            <w:pPr>
+              <w:jc w:val="center"/>
+            </w:pPr>
+            <w:r>
+              <w:t>Test number</w:t>
+            </w:r>
+          </w:p>
+        </w:tc>
+        <w:tc>
+          <w:tcPr>
+            <w:tcW w:w="2300" w:type="dxa"/>
+            <w:shd w:val="clear" w:color="auto" w:fill="E8E8E8" w:themeFill="background2"/>
+          </w:tcPr>
+          <w:p>
+            <w:pPr>
+              <w:jc w:val="center"/>
+            </w:pPr>
+            <w:r>
+              <w:t>Test For</w:t>
+            </w:r>
+          </w:p>
+        </w:tc>
+        <w:tc>
+          <w:tcPr>
+            <w:tcW w:w="1576" w:type="dxa"/>
+            <w:shd w:val="clear" w:color="auto" w:fill="E8E8E8" w:themeFill="background2"/>
+          </w:tcPr>
+          <w:p>
+            <w:pPr>
+              <w:jc w:val="center"/>
+            </w:pPr>
+            <w:r>
+              <w:t>Type of test</w:t>
+            </w:r>
+          </w:p>
+        </w:tc>
+        <w:tc>
+          <w:tcPr>
+            <w:tcW w:w="2977" w:type="dxa"/>
+            <w:shd w:val="clear" w:color="auto" w:fill="E8E8E8" w:themeFill="background2"/>
+          </w:tcPr>
+          <w:p>
+            <w:pPr>
+              <w:jc w:val="center"/>
+            </w:pPr>
+            <w:r>
+              <w:t>Expected result</w:t>
+            </w:r>
+          </w:p>
+        </w:tc>
+        <w:tc>
+          <w:tcPr>
+            <w:tcW w:w="2963" w:type="dxa"/>
+            <w:shd w:val="clear" w:color="auto" w:fill="E8E8E8" w:themeFill="background2"/>
+          </w:tcPr>
+          <w:p>
+            <w:pPr>
+              <w:jc w:val="center"/>
+            </w:pPr>
+            <w:r>
+              <w:t>Actual result</w:t>
+            </w:r>
+          </w:p>
+        </w:tc>
+      </w:tr>
+      <w:tr>
+        <w:tc>
+          <w:tcPr>
+            <w:tcW w:w="2402" w:type="dxa"/>
+            <w:shd w:val="clear" w:color="auto" w:fill="E8E8E8" w:themeFill="background2"/>
+          </w:tcPr>
+          <w:p>
+            <w:pPr>
+              <w:jc w:val="center"/>
+            </w:pPr>
+            <w:r>
+              <w:t>1</w:t>
+            </w:r>
+          </w:p>
+        </w:tc>
+        <w:tc>
+          <w:tcPr>
+            <w:tcW w:w="2300" w:type="dxa"/>
+            <w:shd w:val="clear" w:color="auto" w:fill="E8E8E8" w:themeFill="background2"/>
+          </w:tcPr>
+          <w:p>
+            <w:pPr>
+              <w:jc w:val="center"/>
+            </w:pPr>
+            <w:r>
+              <w:t>Dashboard view</w:t>
+            </w:r>
+          </w:p>
+        </w:tc>
+        <w:tc>
+          <w:tcPr>
+            <w:tcW w:w="1576" w:type="dxa"/>
+            <w:shd w:val="clear" w:color="auto" w:fill="E8E8E8" w:themeFill="background2"/>
+          </w:tcPr>
+          <w:p>
+            <w:pPr>
+              <w:jc w:val="center"/>
+            </w:pPr>
+            <w:r>
+              <w:t>Normal</w:t>
+            </w:r>
+          </w:p>
+        </w:tc>
+        <w:tc>
+          <w:tcPr>
+            <w:tcW w:w="2977" w:type="dxa"/>
+            <w:shd w:val="clear" w:color="auto" w:fill="E8E8E8" w:themeFill="background2"/>
+          </w:tcPr>
+          <w:p>
+            <w:pPr>
+              <w:rPr>
+                <w:sz w:val="18"/>
+                <w:szCs w:val="18"/>
+              </w:rPr>
+            </w:pPr>
+            <w:r>
+              <w:rPr>
+                <w:sz w:val="18"/>
+                <w:szCs w:val="18"/>
+              </w:rPr>
+              <w:t>When the status label is shown and the dashboard button is pressed</w:t>
+            </w:r>
+            <w:r>
+              <w:rPr>
+                <w:sz w:val="18"/>
+                <w:szCs w:val="18"/>
+              </w:rPr>
+              <w:t>, the dashboard view will be shown</w:t>
+            </w:r>
+          </w:p>
+        </w:tc>
+        <w:tc>
+          <w:tcPr>
+            <w:tcW w:w="2963" w:type="dxa"/>
+            <w:shd w:val="clear" w:color="auto" w:fill="E8E8E8" w:themeFill="background2"/>
+          </w:tcPr>
+          <w:p>
+            <w:pPr>
+              <w:rPr>
+                <w:sz w:val="22"/>
+                <w:szCs w:val="22"/>
+              </w:rPr>
+            </w:pPr>
+            <w:r>
+              <w:rPr>
+                <w:sz w:val="22"/>
+                <w:szCs w:val="22"/>
+              </w:rPr>
+              <w:t>The expected result occurred</w:t>
+            </w:r>
+            <w:r>
+              <w:rPr>
+                <w:sz w:val="22"/>
+                <w:szCs w:val="22"/>
+              </w:rPr>
+              <w:t xml:space="preserve"> (PASS)</w:t>
+            </w:r>
+          </w:p>
+        </w:tc>
+      </w:tr>
+      <w:tr>
+        <w:tc>
+          <w:tcPr>
+            <w:tcW w:w="2402" w:type="dxa"/>
+            <w:shd w:val="clear" w:color="auto" w:fill="E8E8E8" w:themeFill="background2"/>
+          </w:tcPr>
+          <w:p>
+            <w:pPr>
+              <w:jc w:val="center"/>
+            </w:pPr>
+            <w:r>
+              <w:t>2</w:t>
+            </w:r>
+          </w:p>
+        </w:tc>
+        <w:tc>
+          <w:tcPr>
+            <w:tcW w:w="2300" w:type="dxa"/>
+            <w:shd w:val="clear" w:color="auto" w:fill="E8E8E8" w:themeFill="background2"/>
+          </w:tcPr>
+          <w:p>
+            <w:pPr>
+              <w:jc w:val="center"/>
+            </w:pPr>
+            <w:r>
+              <w:t>Dashboard view</w:t>
+            </w:r>
+          </w:p>
+        </w:tc>
+        <w:tc>
+          <w:tcPr>
+            <w:tcW w:w="1576" w:type="dxa"/>
+            <w:shd w:val="clear" w:color="auto" w:fill="E8E8E8" w:themeFill="background2"/>
+          </w:tcPr>
+          <w:p>
+            <w:pPr>
+              <w:jc w:val="center"/>
+            </w:pPr>
+            <w:r>
+              <w:t>Erroneous</w:t>
+            </w:r>
+          </w:p>
+        </w:tc>
+        <w:tc>
+          <w:tcPr>
+            <w:tcW w:w="2977" w:type="dxa"/>
+            <w:shd w:val="clear" w:color="auto" w:fill="E8E8E8" w:themeFill="background2"/>
+          </w:tcPr>
+          <w:p>
+            <w:pPr>
+              <w:rPr>
+                <w:sz w:val="18"/>
+                <w:szCs w:val="18"/>
+              </w:rPr>
+            </w:pPr>
+            <w:r>
+              <w:rPr>
+                <w:sz w:val="18"/>
+                <w:szCs w:val="18"/>
+              </w:rPr>
+              <w:t xml:space="preserve">When the dashboard view is already displayed and the button </w:t>
+            </w:r>
+            <w:r>
+              <w:rPr>
+                <w:sz w:val="18"/>
+                <w:szCs w:val="18"/>
+              </w:rPr>
+              <w:t>is pressed, nothing will happen</w:t>
+            </w:r>
+          </w:p>
+        </w:tc>
+        <w:tc>
+          <w:tcPr>
+            <w:tcW w:w="2963" w:type="dxa"/>
+            <w:shd w:val="clear" w:color="auto" w:fill="E8E8E8" w:themeFill="background2"/>
+          </w:tcPr>
+          <w:p>
+            <w:pPr>
+              <w:rPr>
+                <w:sz w:val="22"/>
+                <w:szCs w:val="22"/>
+              </w:rPr>
+            </w:pPr>
+            <w:r>
+              <w:rPr>
+                <w:sz w:val="22"/>
+                <w:szCs w:val="22"/>
+              </w:rPr>
+              <w:t>The expected result occurred</w:t>
+            </w:r>
+            <w:r>
+              <w:rPr>
+                <w:sz w:val="22"/>
+                <w:szCs w:val="22"/>
+              </w:rPr>
+              <w:t xml:space="preserve"> (PASS)</w:t>
+            </w:r>
+          </w:p>
+        </w:tc>
+      </w:tr>
+    </w:tbl>
+    <w:p>
+      <w:pPr>
+        <w:spacing w:after="160" w:line="278" w:lineRule="auto"/>
+        <w:rPr>
+          <w:rFonts w:ascii="Georgia" w:hAnsi="Georgia"/>
+          <w:color w:val="000000" w:themeColor="text1"/>
+        </w:rPr>
+      </w:pPr>
+      <w:r>
+        <w:rPr>
+          <w:rFonts w:ascii="Georgia" w:hAnsi="Georgia"/>
+          <w:color w:val="000000" w:themeColor="text1"/>
+        </w:rPr>
+        <w:t>Tested by Daniel Caveney</w:t>
+      </w:r>
+    </w:p>
+    <w:p>
+      <w:pPr>
+        <w:spacing w:after="160" w:line="278" w:lineRule="auto"/>
+        <w:rPr>
+          <w:rFonts w:ascii="Georgia" w:hAnsi="Georgia"/>
+          <w:color w:val="000000" w:themeColor="text1"/>
+        </w:rPr>
+      </w:pPr>
       <w:r>
         <w:rPr>
           <w:rFonts w:ascii="Georgia" w:hAnsi="Georgia"/>
@@ -6591,7 +8845,15 @@
               <w:rPr>
                 <w:szCs w:val="24"/>
               </w:rPr>
-              <w:t>might end up working but it doesn’t have to 100% like the UML design of course as it is just theoretical. Written by Daniel Caveney</w:t>
+              <w:t xml:space="preserve">might end up working but it doesn’t have to 100% like the UML design of course as it is just theoretical. </w:t>
+            </w:r>
+            <w:r>
+              <w:rPr>
+                <w:i/>
+                <w:iCs/>
+                <w:szCs w:val="24"/>
+              </w:rPr>
+              <w:t>Written by Daniel Caveney</w:t>
             </w:r>
           </w:p>
         </w:tc>
@@ -6677,7 +8939,15 @@
               <w:rPr>
                 <w:szCs w:val="24"/>
               </w:rPr>
-              <w:t xml:space="preserve"> Written by Daniel Caveney</w:t>
+              <w:t xml:space="preserve"> </w:t>
+            </w:r>
+            <w:r>
+              <w:rPr>
+                <w:i/>
+                <w:iCs/>
+                <w:szCs w:val="24"/>
+              </w:rPr>
+              <w:t>Written by Daniel Caveney</w:t>
             </w:r>
           </w:p>
         </w:tc>
@@ -6769,7 +9039,15 @@
               <w:rPr>
                 <w:szCs w:val="24"/>
               </w:rPr>
-              <w:t xml:space="preserve"> All of this allowed for the rest of the developers to begin making their features for the program. Written by Daniel Caveney</w:t>
+              <w:t xml:space="preserve"> All of this allowed for the rest of the developers to begin making their features for the program. </w:t>
+            </w:r>
+            <w:r>
+              <w:rPr>
+                <w:i/>
+                <w:iCs/>
+                <w:szCs w:val="24"/>
+              </w:rPr>
+              <w:t>Written by Daniel Caveney</w:t>
             </w:r>
           </w:p>
         </w:tc>
@@ -6901,6 +9179,8 @@
             </w:r>
             <w:r>
               <w:rPr>
+                <w:i/>
+                <w:iCs/>
                 <w:szCs w:val="24"/>
               </w:rPr>
               <w:t>Written by Daniel Caveney</w:t>
@@ -7242,7 +9522,7 @@
     </w:p>
     <w:sectPr>
       <w:pgSz w:w="11906" w:h="16838"/>
-      <w:pgMar w:top="1440" w:right="1440" w:bottom="1440" w:left="1440" w:header="708" w:footer="708" w:gutter="0"/>
+      <w:pgMar w:top="1440" w:right="1440" w:bottom="1276" w:left="1440" w:header="708" w:footer="708" w:gutter="0"/>
       <w:cols w:space="708"/>
       <w:docGrid w:linePitch="360"/>
     </w:sectPr>

--- a/CIS1703 Coursework 2 Report.docx
+++ b/CIS1703 Coursework 2 Report.docx
@@ -579,7 +579,7 @@
           <w:r>
             <w:fldChar w:fldCharType="separate"/>
           </w:r>
-          <w:hyperlink w:anchor="_Toc226662650" w:history="1">
+          <w:hyperlink w:anchor="_Toc227855580" w:history="1">
             <w:r>
               <w:rPr>
                 <w:rStyle w:val="Hyperlink"/>
@@ -607,7 +607,7 @@
                 <w:noProof/>
                 <w:webHidden/>
               </w:rPr>
-              <w:instrText xml:space="preserve"> PAGEREF _Toc226662650 \h </w:instrText>
+              <w:instrText xml:space="preserve"> PAGEREF _Toc227855580 \h </w:instrText>
             </w:r>
             <w:r>
               <w:rPr>
@@ -654,7 +654,7 @@
               <w14:ligatures w14:val="standardContextual"/>
             </w:rPr>
           </w:pPr>
-          <w:hyperlink w:anchor="_Toc226662651" w:history="1">
+          <w:hyperlink w:anchor="_Toc227855581" w:history="1">
             <w:r>
               <w:rPr>
                 <w:rStyle w:val="Hyperlink"/>
@@ -681,7 +681,7 @@
                 <w:noProof/>
                 <w:webHidden/>
               </w:rPr>
-              <w:instrText xml:space="preserve"> PAGEREF _Toc226662651 \h </w:instrText>
+              <w:instrText xml:space="preserve"> PAGEREF _Toc227855581 \h </w:instrText>
             </w:r>
             <w:r>
               <w:rPr>
@@ -728,7 +728,7 @@
               <w14:ligatures w14:val="standardContextual"/>
             </w:rPr>
           </w:pPr>
-          <w:hyperlink w:anchor="_Toc226662652" w:history="1">
+          <w:hyperlink w:anchor="_Toc227855582" w:history="1">
             <w:r>
               <w:rPr>
                 <w:rStyle w:val="Hyperlink"/>
@@ -755,7 +755,7 @@
                 <w:noProof/>
                 <w:webHidden/>
               </w:rPr>
-              <w:instrText xml:space="preserve"> PAGEREF _Toc226662652 \h </w:instrText>
+              <w:instrText xml:space="preserve"> PAGEREF _Toc227855582 \h </w:instrText>
             </w:r>
             <w:r>
               <w:rPr>
@@ -802,13 +802,13 @@
               <w14:ligatures w14:val="standardContextual"/>
             </w:rPr>
           </w:pPr>
-          <w:hyperlink w:anchor="_Toc226662653" w:history="1">
+          <w:hyperlink w:anchor="_Toc227855583" w:history="1">
             <w:r>
               <w:rPr>
                 <w:rStyle w:val="Hyperlink"/>
                 <w:noProof/>
               </w:rPr>
-              <w:t>Implementation Summary</w:t>
+              <w:t>Coding Implementation Summary</w:t>
             </w:r>
             <w:r>
               <w:rPr>
@@ -829,7 +829,7 @@
                 <w:noProof/>
                 <w:webHidden/>
               </w:rPr>
-              <w:instrText xml:space="preserve"> PAGEREF _Toc226662653 \h </w:instrText>
+              <w:instrText xml:space="preserve"> PAGEREF _Toc227855583 \h </w:instrText>
             </w:r>
             <w:r>
               <w:rPr>
@@ -876,7 +876,7 @@
               <w14:ligatures w14:val="standardContextual"/>
             </w:rPr>
           </w:pPr>
-          <w:hyperlink w:anchor="_Toc226662654" w:history="1">
+          <w:hyperlink w:anchor="_Toc227855584" w:history="1">
             <w:r>
               <w:rPr>
                 <w:rStyle w:val="Hyperlink"/>
@@ -904,7 +904,7 @@
                 <w:noProof/>
                 <w:webHidden/>
               </w:rPr>
-              <w:instrText xml:space="preserve"> PAGEREF _Toc226662654 \h </w:instrText>
+              <w:instrText xml:space="preserve"> PAGEREF _Toc227855584 \h </w:instrText>
             </w:r>
             <w:r>
               <w:rPr>
@@ -951,12 +951,86 @@
               <w14:ligatures w14:val="standardContextual"/>
             </w:rPr>
           </w:pPr>
-          <w:hyperlink w:anchor="_Toc226662655" w:history="1">
+          <w:hyperlink w:anchor="_Toc227855585" w:history="1">
             <w:r>
               <w:rPr>
                 <w:rStyle w:val="Hyperlink"/>
                 <w:noProof/>
               </w:rPr>
+              <w:t>Task 2: Editing items to the SmartStock</w:t>
+            </w:r>
+            <w:r>
+              <w:rPr>
+                <w:noProof/>
+                <w:webHidden/>
+              </w:rPr>
+              <w:tab/>
+            </w:r>
+            <w:r>
+              <w:rPr>
+                <w:noProof/>
+                <w:webHidden/>
+              </w:rPr>
+              <w:fldChar w:fldCharType="begin"/>
+            </w:r>
+            <w:r>
+              <w:rPr>
+                <w:noProof/>
+                <w:webHidden/>
+              </w:rPr>
+              <w:instrText xml:space="preserve"> PAGEREF _Toc227855585 \h </w:instrText>
+            </w:r>
+            <w:r>
+              <w:rPr>
+                <w:noProof/>
+                <w:webHidden/>
+              </w:rPr>
+            </w:r>
+            <w:r>
+              <w:rPr>
+                <w:noProof/>
+                <w:webHidden/>
+              </w:rPr>
+              <w:fldChar w:fldCharType="separate"/>
+            </w:r>
+            <w:r>
+              <w:rPr>
+                <w:noProof/>
+                <w:webHidden/>
+              </w:rPr>
+              <w:t>7</w:t>
+            </w:r>
+            <w:r>
+              <w:rPr>
+                <w:noProof/>
+                <w:webHidden/>
+              </w:rPr>
+              <w:fldChar w:fldCharType="end"/>
+            </w:r>
+          </w:hyperlink>
+        </w:p>
+        <w:p>
+          <w:pPr>
+            <w:pStyle w:val="TOC2"/>
+            <w:tabs>
+              <w:tab w:val="right" w:leader="dot" w:pos="9016"/>
+            </w:tabs>
+            <w:rPr>
+              <w:rFonts w:asciiTheme="minorHAnsi" w:eastAsiaTheme="minorEastAsia" w:hAnsiTheme="minorHAnsi" w:cstheme="minorBidi"/>
+              <w:bCs w:val="0"/>
+              <w:noProof/>
+              <w:kern w:val="2"/>
+              <w:szCs w:val="24"/>
+              <w:lang w:eastAsia="en-GB"/>
+              <w14:ligatures w14:val="standardContextual"/>
+            </w:rPr>
+          </w:pPr>
+          <w:hyperlink w:anchor="_Toc227855586" w:history="1">
+            <w:r>
+              <w:rPr>
+                <w:rStyle w:val="Hyperlink"/>
+                <w:noProof/>
+              </w:rPr>
               <w:t>Task 3: Removing items to the SmartStock</w:t>
             </w:r>
             <w:r>
@@ -978,7 +1052,7 @@
                 <w:noProof/>
                 <w:webHidden/>
               </w:rPr>
-              <w:instrText xml:space="preserve"> PAGEREF _Toc226662655 \h </w:instrText>
+              <w:instrText xml:space="preserve"> PAGEREF _Toc227855586 \h </w:instrText>
             </w:r>
             <w:r>
               <w:rPr>
@@ -998,7 +1072,7 @@
                 <w:noProof/>
                 <w:webHidden/>
               </w:rPr>
-              <w:t>7</w:t>
+              <w:t>8</w:t>
             </w:r>
             <w:r>
               <w:rPr>
@@ -1025,13 +1099,13 @@
               <w14:ligatures w14:val="standardContextual"/>
             </w:rPr>
           </w:pPr>
-          <w:hyperlink w:anchor="_Toc226662656" w:history="1">
+          <w:hyperlink w:anchor="_Toc227855587" w:history="1">
             <w:r>
               <w:rPr>
                 <w:rStyle w:val="Hyperlink"/>
                 <w:noProof/>
               </w:rPr>
-              <w:t>User-centric design implementation</w:t>
+              <w:t>User-centric design Implementation Summary</w:t>
             </w:r>
             <w:r>
               <w:rPr>
@@ -1052,7 +1126,7 @@
                 <w:noProof/>
                 <w:webHidden/>
               </w:rPr>
-              <w:instrText xml:space="preserve"> PAGEREF _Toc226662656 \h </w:instrText>
+              <w:instrText xml:space="preserve"> PAGEREF _Toc227855587 \h </w:instrText>
             </w:r>
             <w:r>
               <w:rPr>
@@ -1072,7 +1146,81 @@
                 <w:noProof/>
                 <w:webHidden/>
               </w:rPr>
-              <w:t>8</w:t>
+              <w:t>9</w:t>
+            </w:r>
+            <w:r>
+              <w:rPr>
+                <w:noProof/>
+                <w:webHidden/>
+              </w:rPr>
+              <w:fldChar w:fldCharType="end"/>
+            </w:r>
+          </w:hyperlink>
+        </w:p>
+        <w:p>
+          <w:pPr>
+            <w:pStyle w:val="TOC1"/>
+            <w:tabs>
+              <w:tab w:val="right" w:leader="dot" w:pos="9016"/>
+            </w:tabs>
+            <w:rPr>
+              <w:rFonts w:asciiTheme="minorHAnsi" w:eastAsiaTheme="minorEastAsia" w:hAnsiTheme="minorHAnsi" w:cstheme="minorBidi"/>
+              <w:bCs w:val="0"/>
+              <w:noProof/>
+              <w:kern w:val="2"/>
+              <w:szCs w:val="24"/>
+              <w:lang w:eastAsia="en-GB"/>
+              <w14:ligatures w14:val="standardContextual"/>
+            </w:rPr>
+          </w:pPr>
+          <w:hyperlink w:anchor="_Toc227855588" w:history="1">
+            <w:r>
+              <w:rPr>
+                <w:rStyle w:val="Hyperlink"/>
+                <w:noProof/>
+              </w:rPr>
+              <w:t>Testing/ QA Tests</w:t>
+            </w:r>
+            <w:r>
+              <w:rPr>
+                <w:noProof/>
+                <w:webHidden/>
+              </w:rPr>
+              <w:tab/>
+            </w:r>
+            <w:r>
+              <w:rPr>
+                <w:noProof/>
+                <w:webHidden/>
+              </w:rPr>
+              <w:fldChar w:fldCharType="begin"/>
+            </w:r>
+            <w:r>
+              <w:rPr>
+                <w:noProof/>
+                <w:webHidden/>
+              </w:rPr>
+              <w:instrText xml:space="preserve"> PAGEREF _Toc227855588 \h </w:instrText>
+            </w:r>
+            <w:r>
+              <w:rPr>
+                <w:noProof/>
+                <w:webHidden/>
+              </w:rPr>
+            </w:r>
+            <w:r>
+              <w:rPr>
+                <w:noProof/>
+                <w:webHidden/>
+              </w:rPr>
+              <w:fldChar w:fldCharType="separate"/>
+            </w:r>
+            <w:r>
+              <w:rPr>
+                <w:noProof/>
+                <w:webHidden/>
+              </w:rPr>
+              <w:t>10</w:t>
             </w:r>
             <w:r>
               <w:rPr>
@@ -1099,7 +1247,7 @@
               <w14:ligatures w14:val="standardContextual"/>
             </w:rPr>
           </w:pPr>
-          <w:hyperlink w:anchor="_Toc226662657" w:history="1">
+          <w:hyperlink w:anchor="_Toc227855589" w:history="1">
             <w:r>
               <w:rPr>
                 <w:rStyle w:val="Hyperlink"/>
@@ -1127,7 +1275,7 @@
                 <w:noProof/>
                 <w:webHidden/>
               </w:rPr>
-              <w:instrText xml:space="preserve"> PAGEREF _Toc226662657 \h </w:instrText>
+              <w:instrText xml:space="preserve"> PAGEREF _Toc227855589 \h </w:instrText>
             </w:r>
             <w:r>
               <w:rPr>
@@ -1147,7 +1295,7 @@
                 <w:noProof/>
                 <w:webHidden/>
               </w:rPr>
-              <w:t>8</w:t>
+              <w:t>10</w:t>
             </w:r>
             <w:r>
               <w:rPr>
@@ -1174,12 +1322,86 @@
               <w14:ligatures w14:val="standardContextual"/>
             </w:rPr>
           </w:pPr>
-          <w:hyperlink w:anchor="_Toc226662658" w:history="1">
+          <w:hyperlink w:anchor="_Toc227855590" w:history="1">
             <w:r>
               <w:rPr>
                 <w:rStyle w:val="Hyperlink"/>
                 <w:noProof/>
               </w:rPr>
+              <w:t>Task 2: Editing items to the SmartStock</w:t>
+            </w:r>
+            <w:r>
+              <w:rPr>
+                <w:noProof/>
+                <w:webHidden/>
+              </w:rPr>
+              <w:tab/>
+            </w:r>
+            <w:r>
+              <w:rPr>
+                <w:noProof/>
+                <w:webHidden/>
+              </w:rPr>
+              <w:fldChar w:fldCharType="begin"/>
+            </w:r>
+            <w:r>
+              <w:rPr>
+                <w:noProof/>
+                <w:webHidden/>
+              </w:rPr>
+              <w:instrText xml:space="preserve"> PAGEREF _Toc227855590 \h </w:instrText>
+            </w:r>
+            <w:r>
+              <w:rPr>
+                <w:noProof/>
+                <w:webHidden/>
+              </w:rPr>
+            </w:r>
+            <w:r>
+              <w:rPr>
+                <w:noProof/>
+                <w:webHidden/>
+              </w:rPr>
+              <w:fldChar w:fldCharType="separate"/>
+            </w:r>
+            <w:r>
+              <w:rPr>
+                <w:noProof/>
+                <w:webHidden/>
+              </w:rPr>
+              <w:t>10</w:t>
+            </w:r>
+            <w:r>
+              <w:rPr>
+                <w:noProof/>
+                <w:webHidden/>
+              </w:rPr>
+              <w:fldChar w:fldCharType="end"/>
+            </w:r>
+          </w:hyperlink>
+        </w:p>
+        <w:p>
+          <w:pPr>
+            <w:pStyle w:val="TOC2"/>
+            <w:tabs>
+              <w:tab w:val="right" w:leader="dot" w:pos="9016"/>
+            </w:tabs>
+            <w:rPr>
+              <w:rFonts w:asciiTheme="minorHAnsi" w:eastAsiaTheme="minorEastAsia" w:hAnsiTheme="minorHAnsi" w:cstheme="minorBidi"/>
+              <w:bCs w:val="0"/>
+              <w:noProof/>
+              <w:kern w:val="2"/>
+              <w:szCs w:val="24"/>
+              <w:lang w:eastAsia="en-GB"/>
+              <w14:ligatures w14:val="standardContextual"/>
+            </w:rPr>
+          </w:pPr>
+          <w:hyperlink w:anchor="_Toc227855591" w:history="1">
+            <w:r>
+              <w:rPr>
+                <w:rStyle w:val="Hyperlink"/>
+                <w:noProof/>
+              </w:rPr>
               <w:t>Task 3: Removing items to the SmartStock</w:t>
             </w:r>
             <w:r>
@@ -1201,7 +1423,7 @@
                 <w:noProof/>
                 <w:webHidden/>
               </w:rPr>
-              <w:instrText xml:space="preserve"> PAGEREF _Toc226662658 \h </w:instrText>
+              <w:instrText xml:space="preserve"> PAGEREF _Toc227855591 \h </w:instrText>
             </w:r>
             <w:r>
               <w:rPr>
@@ -1221,7 +1443,377 @@
                 <w:noProof/>
                 <w:webHidden/>
               </w:rPr>
-              <w:t>8</w:t>
+              <w:t>11</w:t>
+            </w:r>
+            <w:r>
+              <w:rPr>
+                <w:noProof/>
+                <w:webHidden/>
+              </w:rPr>
+              <w:fldChar w:fldCharType="end"/>
+            </w:r>
+          </w:hyperlink>
+        </w:p>
+        <w:p>
+          <w:pPr>
+            <w:pStyle w:val="TOC2"/>
+            <w:tabs>
+              <w:tab w:val="right" w:leader="dot" w:pos="9016"/>
+            </w:tabs>
+            <w:rPr>
+              <w:rFonts w:asciiTheme="minorHAnsi" w:eastAsiaTheme="minorEastAsia" w:hAnsiTheme="minorHAnsi" w:cstheme="minorBidi"/>
+              <w:bCs w:val="0"/>
+              <w:noProof/>
+              <w:kern w:val="2"/>
+              <w:szCs w:val="24"/>
+              <w:lang w:eastAsia="en-GB"/>
+              <w14:ligatures w14:val="standardContextual"/>
+            </w:rPr>
+          </w:pPr>
+          <w:hyperlink w:anchor="_Toc227855592" w:history="1">
+            <w:r>
+              <w:rPr>
+                <w:rStyle w:val="Hyperlink"/>
+                <w:noProof/>
+              </w:rPr>
+              <w:t>Task 4: Smart Alerts for the SmartStock</w:t>
+            </w:r>
+            <w:r>
+              <w:rPr>
+                <w:noProof/>
+                <w:webHidden/>
+              </w:rPr>
+              <w:tab/>
+            </w:r>
+            <w:r>
+              <w:rPr>
+                <w:noProof/>
+                <w:webHidden/>
+              </w:rPr>
+              <w:fldChar w:fldCharType="begin"/>
+            </w:r>
+            <w:r>
+              <w:rPr>
+                <w:noProof/>
+                <w:webHidden/>
+              </w:rPr>
+              <w:instrText xml:space="preserve"> PAGEREF _Toc227855592 \h </w:instrText>
+            </w:r>
+            <w:r>
+              <w:rPr>
+                <w:noProof/>
+                <w:webHidden/>
+              </w:rPr>
+            </w:r>
+            <w:r>
+              <w:rPr>
+                <w:noProof/>
+                <w:webHidden/>
+              </w:rPr>
+              <w:fldChar w:fldCharType="separate"/>
+            </w:r>
+            <w:r>
+              <w:rPr>
+                <w:noProof/>
+                <w:webHidden/>
+              </w:rPr>
+              <w:t>11</w:t>
+            </w:r>
+            <w:r>
+              <w:rPr>
+                <w:noProof/>
+                <w:webHidden/>
+              </w:rPr>
+              <w:fldChar w:fldCharType="end"/>
+            </w:r>
+          </w:hyperlink>
+        </w:p>
+        <w:p>
+          <w:pPr>
+            <w:pStyle w:val="TOC2"/>
+            <w:tabs>
+              <w:tab w:val="right" w:leader="dot" w:pos="9016"/>
+            </w:tabs>
+            <w:rPr>
+              <w:rFonts w:asciiTheme="minorHAnsi" w:eastAsiaTheme="minorEastAsia" w:hAnsiTheme="minorHAnsi" w:cstheme="minorBidi"/>
+              <w:bCs w:val="0"/>
+              <w:noProof/>
+              <w:kern w:val="2"/>
+              <w:szCs w:val="24"/>
+              <w:lang w:eastAsia="en-GB"/>
+              <w14:ligatures w14:val="standardContextual"/>
+            </w:rPr>
+          </w:pPr>
+          <w:hyperlink w:anchor="_Toc227855593" w:history="1">
+            <w:r>
+              <w:rPr>
+                <w:rStyle w:val="Hyperlink"/>
+                <w:noProof/>
+              </w:rPr>
+              <w:t>Task 5: Value Calculations for the SmartStock</w:t>
+            </w:r>
+            <w:r>
+              <w:rPr>
+                <w:noProof/>
+                <w:webHidden/>
+              </w:rPr>
+              <w:tab/>
+            </w:r>
+            <w:r>
+              <w:rPr>
+                <w:noProof/>
+                <w:webHidden/>
+              </w:rPr>
+              <w:fldChar w:fldCharType="begin"/>
+            </w:r>
+            <w:r>
+              <w:rPr>
+                <w:noProof/>
+                <w:webHidden/>
+              </w:rPr>
+              <w:instrText xml:space="preserve"> PAGEREF _Toc227855593 \h </w:instrText>
+            </w:r>
+            <w:r>
+              <w:rPr>
+                <w:noProof/>
+                <w:webHidden/>
+              </w:rPr>
+            </w:r>
+            <w:r>
+              <w:rPr>
+                <w:noProof/>
+                <w:webHidden/>
+              </w:rPr>
+              <w:fldChar w:fldCharType="separate"/>
+            </w:r>
+            <w:r>
+              <w:rPr>
+                <w:noProof/>
+                <w:webHidden/>
+              </w:rPr>
+              <w:t>12</w:t>
+            </w:r>
+            <w:r>
+              <w:rPr>
+                <w:noProof/>
+                <w:webHidden/>
+              </w:rPr>
+              <w:fldChar w:fldCharType="end"/>
+            </w:r>
+          </w:hyperlink>
+        </w:p>
+        <w:p>
+          <w:pPr>
+            <w:pStyle w:val="TOC2"/>
+            <w:tabs>
+              <w:tab w:val="right" w:leader="dot" w:pos="9016"/>
+            </w:tabs>
+            <w:rPr>
+              <w:rFonts w:asciiTheme="minorHAnsi" w:eastAsiaTheme="minorEastAsia" w:hAnsiTheme="minorHAnsi" w:cstheme="minorBidi"/>
+              <w:bCs w:val="0"/>
+              <w:noProof/>
+              <w:kern w:val="2"/>
+              <w:szCs w:val="24"/>
+              <w:lang w:eastAsia="en-GB"/>
+              <w14:ligatures w14:val="standardContextual"/>
+            </w:rPr>
+          </w:pPr>
+          <w:hyperlink w:anchor="_Toc227855594" w:history="1">
+            <w:r>
+              <w:rPr>
+                <w:rStyle w:val="Hyperlink"/>
+                <w:noProof/>
+              </w:rPr>
+              <w:t>Task 6: Transaction history for the SmartStock</w:t>
+            </w:r>
+            <w:r>
+              <w:rPr>
+                <w:noProof/>
+                <w:webHidden/>
+              </w:rPr>
+              <w:tab/>
+            </w:r>
+            <w:r>
+              <w:rPr>
+                <w:noProof/>
+                <w:webHidden/>
+              </w:rPr>
+              <w:fldChar w:fldCharType="begin"/>
+            </w:r>
+            <w:r>
+              <w:rPr>
+                <w:noProof/>
+                <w:webHidden/>
+              </w:rPr>
+              <w:instrText xml:space="preserve"> PAGEREF _Toc227855594 \h </w:instrText>
+            </w:r>
+            <w:r>
+              <w:rPr>
+                <w:noProof/>
+                <w:webHidden/>
+              </w:rPr>
+            </w:r>
+            <w:r>
+              <w:rPr>
+                <w:noProof/>
+                <w:webHidden/>
+              </w:rPr>
+              <w:fldChar w:fldCharType="separate"/>
+            </w:r>
+            <w:r>
+              <w:rPr>
+                <w:noProof/>
+                <w:webHidden/>
+              </w:rPr>
+              <w:t>12</w:t>
+            </w:r>
+            <w:r>
+              <w:rPr>
+                <w:noProof/>
+                <w:webHidden/>
+              </w:rPr>
+              <w:fldChar w:fldCharType="end"/>
+            </w:r>
+          </w:hyperlink>
+        </w:p>
+        <w:p>
+          <w:pPr>
+            <w:pStyle w:val="TOC2"/>
+            <w:tabs>
+              <w:tab w:val="right" w:leader="dot" w:pos="9016"/>
+            </w:tabs>
+            <w:rPr>
+              <w:rFonts w:asciiTheme="minorHAnsi" w:eastAsiaTheme="minorEastAsia" w:hAnsiTheme="minorHAnsi" w:cstheme="minorBidi"/>
+              <w:bCs w:val="0"/>
+              <w:noProof/>
+              <w:kern w:val="2"/>
+              <w:szCs w:val="24"/>
+              <w:lang w:eastAsia="en-GB"/>
+              <w14:ligatures w14:val="standardContextual"/>
+            </w:rPr>
+          </w:pPr>
+          <w:hyperlink w:anchor="_Toc227855595" w:history="1">
+            <w:r>
+              <w:rPr>
+                <w:rStyle w:val="Hyperlink"/>
+                <w:noProof/>
+              </w:rPr>
+              <w:t>Task 7: Save SmartStock data</w:t>
+            </w:r>
+            <w:r>
+              <w:rPr>
+                <w:noProof/>
+                <w:webHidden/>
+              </w:rPr>
+              <w:tab/>
+            </w:r>
+            <w:r>
+              <w:rPr>
+                <w:noProof/>
+                <w:webHidden/>
+              </w:rPr>
+              <w:fldChar w:fldCharType="begin"/>
+            </w:r>
+            <w:r>
+              <w:rPr>
+                <w:noProof/>
+                <w:webHidden/>
+              </w:rPr>
+              <w:instrText xml:space="preserve"> PAGEREF _Toc227855595 \h </w:instrText>
+            </w:r>
+            <w:r>
+              <w:rPr>
+                <w:noProof/>
+                <w:webHidden/>
+              </w:rPr>
+            </w:r>
+            <w:r>
+              <w:rPr>
+                <w:noProof/>
+                <w:webHidden/>
+              </w:rPr>
+              <w:fldChar w:fldCharType="separate"/>
+            </w:r>
+            <w:r>
+              <w:rPr>
+                <w:noProof/>
+                <w:webHidden/>
+              </w:rPr>
+              <w:t>12</w:t>
+            </w:r>
+            <w:r>
+              <w:rPr>
+                <w:noProof/>
+                <w:webHidden/>
+              </w:rPr>
+              <w:fldChar w:fldCharType="end"/>
+            </w:r>
+          </w:hyperlink>
+        </w:p>
+        <w:p>
+          <w:pPr>
+            <w:pStyle w:val="TOC2"/>
+            <w:tabs>
+              <w:tab w:val="right" w:leader="dot" w:pos="9016"/>
+            </w:tabs>
+            <w:rPr>
+              <w:rFonts w:asciiTheme="minorHAnsi" w:eastAsiaTheme="minorEastAsia" w:hAnsiTheme="minorHAnsi" w:cstheme="minorBidi"/>
+              <w:bCs w:val="0"/>
+              <w:noProof/>
+              <w:kern w:val="2"/>
+              <w:szCs w:val="24"/>
+              <w:lang w:eastAsia="en-GB"/>
+              <w14:ligatures w14:val="standardContextual"/>
+            </w:rPr>
+          </w:pPr>
+          <w:hyperlink w:anchor="_Toc227855596" w:history="1">
+            <w:r>
+              <w:rPr>
+                <w:rStyle w:val="Hyperlink"/>
+                <w:noProof/>
+              </w:rPr>
+              <w:t>Task 8: Dashboard View for SmartStock</w:t>
+            </w:r>
+            <w:r>
+              <w:rPr>
+                <w:noProof/>
+                <w:webHidden/>
+              </w:rPr>
+              <w:tab/>
+            </w:r>
+            <w:r>
+              <w:rPr>
+                <w:noProof/>
+                <w:webHidden/>
+              </w:rPr>
+              <w:fldChar w:fldCharType="begin"/>
+            </w:r>
+            <w:r>
+              <w:rPr>
+                <w:noProof/>
+                <w:webHidden/>
+              </w:rPr>
+              <w:instrText xml:space="preserve"> PAGEREF _Toc227855596 \h </w:instrText>
+            </w:r>
+            <w:r>
+              <w:rPr>
+                <w:noProof/>
+                <w:webHidden/>
+              </w:rPr>
+            </w:r>
+            <w:r>
+              <w:rPr>
+                <w:noProof/>
+                <w:webHidden/>
+              </w:rPr>
+              <w:fldChar w:fldCharType="separate"/>
+            </w:r>
+            <w:r>
+              <w:rPr>
+                <w:noProof/>
+                <w:webHidden/>
+              </w:rPr>
+              <w:t>13</w:t>
             </w:r>
             <w:r>
               <w:rPr>
@@ -1248,13 +1840,13 @@
               <w14:ligatures w14:val="standardContextual"/>
             </w:rPr>
           </w:pPr>
-          <w:hyperlink w:anchor="_Toc226662659" w:history="1">
+          <w:hyperlink w:anchor="_Toc227855597" w:history="1">
             <w:r>
               <w:rPr>
                 <w:rStyle w:val="Hyperlink"/>
                 <w:noProof/>
               </w:rPr>
-              <w:t>Testing</w:t>
+              <w:t>Breakdown of contributions</w:t>
             </w:r>
             <w:r>
               <w:rPr>
@@ -1275,7 +1867,7 @@
                 <w:noProof/>
                 <w:webHidden/>
               </w:rPr>
-              <w:instrText xml:space="preserve"> PAGEREF _Toc226662659 \h </w:instrText>
+              <w:instrText xml:space="preserve"> PAGEREF _Toc227855597 \h </w:instrText>
             </w:r>
             <w:r>
               <w:rPr>
@@ -1295,7 +1887,7 @@
                 <w:noProof/>
                 <w:webHidden/>
               </w:rPr>
-              <w:t>9</w:t>
+              <w:t>14</w:t>
             </w:r>
             <w:r>
               <w:rPr>
@@ -1322,13 +1914,13 @@
               <w14:ligatures w14:val="standardContextual"/>
             </w:rPr>
           </w:pPr>
-          <w:hyperlink w:anchor="_Toc226662660" w:history="1">
+          <w:hyperlink w:anchor="_Toc227855598" w:history="1">
             <w:r>
               <w:rPr>
                 <w:rStyle w:val="Hyperlink"/>
                 <w:noProof/>
               </w:rPr>
-              <w:t>Breakdown of contributions</w:t>
+              <w:t>Reflection</w:t>
             </w:r>
             <w:r>
               <w:rPr>
@@ -1349,7 +1941,7 @@
                 <w:noProof/>
                 <w:webHidden/>
               </w:rPr>
-              <w:instrText xml:space="preserve"> PAGEREF _Toc226662660 \h </w:instrText>
+              <w:instrText xml:space="preserve"> PAGEREF _Toc227855598 \h </w:instrText>
             </w:r>
             <w:r>
               <w:rPr>
@@ -1369,7 +1961,7 @@
                 <w:noProof/>
                 <w:webHidden/>
               </w:rPr>
-              <w:t>10</w:t>
+              <w:t>15</w:t>
             </w:r>
             <w:r>
               <w:rPr>
@@ -1396,13 +1988,13 @@
               <w14:ligatures w14:val="standardContextual"/>
             </w:rPr>
           </w:pPr>
-          <w:hyperlink w:anchor="_Toc226662661" w:history="1">
+          <w:hyperlink w:anchor="_Toc227855599" w:history="1">
             <w:r>
               <w:rPr>
                 <w:rStyle w:val="Hyperlink"/>
                 <w:noProof/>
               </w:rPr>
-              <w:t>Reflection</w:t>
+              <w:t>Conclusion</w:t>
             </w:r>
             <w:r>
               <w:rPr>
@@ -1423,7 +2015,7 @@
                 <w:noProof/>
                 <w:webHidden/>
               </w:rPr>
-              <w:instrText xml:space="preserve"> PAGEREF _Toc226662661 \h </w:instrText>
+              <w:instrText xml:space="preserve"> PAGEREF _Toc227855599 \h </w:instrText>
             </w:r>
             <w:r>
               <w:rPr>
@@ -1443,81 +2035,7 @@
                 <w:noProof/>
                 <w:webHidden/>
               </w:rPr>
-              <w:t>11</w:t>
-            </w:r>
-            <w:r>
-              <w:rPr>
-                <w:noProof/>
-                <w:webHidden/>
-              </w:rPr>
-              <w:fldChar w:fldCharType="end"/>
-            </w:r>
-          </w:hyperlink>
-        </w:p>
-        <w:p>
-          <w:pPr>
-            <w:pStyle w:val="TOC1"/>
-            <w:tabs>
-              <w:tab w:val="right" w:leader="dot" w:pos="9016"/>
-            </w:tabs>
-            <w:rPr>
-              <w:rFonts w:asciiTheme="minorHAnsi" w:eastAsiaTheme="minorEastAsia" w:hAnsiTheme="minorHAnsi" w:cstheme="minorBidi"/>
-              <w:bCs w:val="0"/>
-              <w:noProof/>
-              <w:kern w:val="2"/>
-              <w:szCs w:val="24"/>
-              <w:lang w:eastAsia="en-GB"/>
-              <w14:ligatures w14:val="standardContextual"/>
-            </w:rPr>
-          </w:pPr>
-          <w:hyperlink w:anchor="_Toc226662662" w:history="1">
-            <w:r>
-              <w:rPr>
-                <w:rStyle w:val="Hyperlink"/>
-                <w:noProof/>
-              </w:rPr>
-              <w:t>Conclusion</w:t>
-            </w:r>
-            <w:r>
-              <w:rPr>
-                <w:noProof/>
-                <w:webHidden/>
-              </w:rPr>
-              <w:tab/>
-            </w:r>
-            <w:r>
-              <w:rPr>
-                <w:noProof/>
-                <w:webHidden/>
-              </w:rPr>
-              <w:fldChar w:fldCharType="begin"/>
-            </w:r>
-            <w:r>
-              <w:rPr>
-                <w:noProof/>
-                <w:webHidden/>
-              </w:rPr>
-              <w:instrText xml:space="preserve"> PAGEREF _Toc226662662 \h </w:instrText>
-            </w:r>
-            <w:r>
-              <w:rPr>
-                <w:noProof/>
-                <w:webHidden/>
-              </w:rPr>
-            </w:r>
-            <w:r>
-              <w:rPr>
-                <w:noProof/>
-                <w:webHidden/>
-              </w:rPr>
-              <w:fldChar w:fldCharType="separate"/>
-            </w:r>
-            <w:r>
-              <w:rPr>
-                <w:noProof/>
-                <w:webHidden/>
-              </w:rPr>
-              <w:t>12</w:t>
+              <w:t>16</w:t>
             </w:r>
             <w:r>
               <w:rPr>
@@ -1553,7 +2071,7 @@
         <w:br w:type="page"/>
       </w:r>
       <w:bookmarkStart w:id="1" w:name="_Toc218016065"/>
-      <w:bookmarkStart w:id="2" w:name="_Toc226662650"/>
+      <w:bookmarkStart w:id="2" w:name="_Toc227855580"/>
       <w:r>
         <w:rPr>
           <w:rFonts w:cs="Arial"/>
@@ -1566,220 +2084,465 @@
     </w:p>
     <w:p/>
     <w:p>
-      <w:r>
+      <w:pPr>
+        <w:rPr>
+          <w:rFonts w:ascii="Georgia" w:hAnsi="Georgia"/>
+          <w:color w:val="000000" w:themeColor="text1"/>
+        </w:rPr>
+      </w:pPr>
+      <w:r>
+        <w:rPr>
+          <w:rFonts w:ascii="Georgia" w:hAnsi="Georgia"/>
+          <w:color w:val="000000" w:themeColor="text1"/>
+        </w:rPr>
         <w:t>This is the document and report of our Coursework 2 for the programming 2 course, the group project brief that has been selected is the “smart stock” intelligent inventory management system</w:t>
       </w:r>
       <w:r>
+        <w:rPr>
+          <w:rFonts w:ascii="Georgia" w:hAnsi="Georgia"/>
+          <w:color w:val="000000" w:themeColor="text1"/>
+        </w:rPr>
         <w:t xml:space="preserve">, the theme is specific to one </w:t>
       </w:r>
       <w:r>
+        <w:rPr>
+          <w:rFonts w:ascii="Georgia" w:hAnsi="Georgia"/>
+          <w:color w:val="000000" w:themeColor="text1"/>
+        </w:rPr>
         <w:t>thing,</w:t>
       </w:r>
       <w:r>
+        <w:rPr>
+          <w:rFonts w:ascii="Georgia" w:hAnsi="Georgia"/>
+          <w:color w:val="000000" w:themeColor="text1"/>
+        </w:rPr>
         <w:t xml:space="preserve"> so we get to choose what to base it on.</w:t>
       </w:r>
     </w:p>
-    <w:p/>
     <w:p>
-      <w:r>
-        <w:t xml:space="preserve">The main goal of this project is to create a smart inventory management system that not only </w:t>
-      </w:r>
-      <w:r>
-        <w:t xml:space="preserve">count items; they predict needs and manage </w:t>
-      </w:r>
-      <w:r>
-        <w:t>waste</w:t>
-      </w:r>
-      <w:r>
-        <w:t>;</w:t>
-      </w:r>
-      <w:r>
-        <w:t xml:space="preserve"> we </w:t>
-      </w:r>
-      <w:r>
-        <w:t>are building a system for a high-tech retail hub</w:t>
-      </w:r>
-      <w:r>
-        <w:t xml:space="preserve"> for the client based on the criteria given</w:t>
-      </w:r>
-      <w:r>
+      <w:pPr>
+        <w:rPr>
+          <w:rFonts w:ascii="Georgia" w:hAnsi="Georgia"/>
+          <w:color w:val="000000" w:themeColor="text1"/>
+        </w:rPr>
+      </w:pPr>
+    </w:p>
+    <w:p>
+      <w:pPr>
+        <w:rPr>
+          <w:rFonts w:ascii="Georgia" w:hAnsi="Georgia"/>
+          <w:color w:val="000000" w:themeColor="text1"/>
+        </w:rPr>
+      </w:pPr>
+      <w:r>
+        <w:rPr>
+          <w:rFonts w:ascii="Georgia" w:hAnsi="Georgia"/>
+          <w:color w:val="000000" w:themeColor="text1"/>
+        </w:rPr>
+        <w:t xml:space="preserve">The main goal of this project is to create a smart inventory management system that not only count items; they predict needs and manage </w:t>
+      </w:r>
+      <w:r>
+        <w:rPr>
+          <w:rFonts w:ascii="Georgia" w:hAnsi="Georgia"/>
+          <w:color w:val="000000" w:themeColor="text1"/>
+        </w:rPr>
+        <w:t>waste;</w:t>
+      </w:r>
+      <w:r>
+        <w:rPr>
+          <w:rFonts w:ascii="Georgia" w:hAnsi="Georgia"/>
+          <w:color w:val="000000" w:themeColor="text1"/>
+        </w:rPr>
+        <w:t xml:space="preserve"> we are building a system for a high-tech retail hub for the client based on the criteria given</w:t>
+      </w:r>
+      <w:r>
+        <w:rPr>
+          <w:rFonts w:ascii="Georgia" w:hAnsi="Georgia"/>
+          <w:color w:val="000000" w:themeColor="text1"/>
+        </w:rPr>
         <w:t>. For the 3 components required of the program, that being the Domain Entities, Functional Requirements and the HCI requirements</w:t>
       </w:r>
       <w:r>
+        <w:rPr>
+          <w:rFonts w:ascii="Georgia" w:hAnsi="Georgia"/>
+          <w:color w:val="000000" w:themeColor="text1"/>
+        </w:rPr>
         <w:t>.</w:t>
       </w:r>
     </w:p>
-    <w:p/>
     <w:p>
-      <w:r>
+      <w:pPr>
+        <w:rPr>
+          <w:rFonts w:ascii="Georgia" w:hAnsi="Georgia"/>
+          <w:color w:val="000000" w:themeColor="text1"/>
+        </w:rPr>
+      </w:pPr>
+    </w:p>
+    <w:p>
+      <w:pPr>
+        <w:rPr>
+          <w:rFonts w:ascii="Georgia" w:hAnsi="Georgia"/>
+          <w:color w:val="000000" w:themeColor="text1"/>
+        </w:rPr>
+      </w:pPr>
+      <w:r>
+        <w:rPr>
+          <w:rFonts w:ascii="Georgia" w:hAnsi="Georgia"/>
+          <w:color w:val="000000" w:themeColor="text1"/>
+        </w:rPr>
         <w:t xml:space="preserve">Domain </w:t>
       </w:r>
       <w:r>
+        <w:rPr>
+          <w:rFonts w:ascii="Georgia" w:hAnsi="Georgia"/>
+          <w:color w:val="000000" w:themeColor="text1"/>
+        </w:rPr>
         <w:t>Entities:</w:t>
       </w:r>
       <w:r>
+        <w:rPr>
+          <w:rFonts w:ascii="Georgia" w:hAnsi="Georgia"/>
+          <w:color w:val="000000" w:themeColor="text1"/>
+        </w:rPr>
         <w:t xml:space="preserve"> the requirements involve a base class and two subclasses, with the base class being a product with an (ID, Name, Price, and Quantity)</w:t>
       </w:r>
       <w:r>
+        <w:rPr>
+          <w:rFonts w:ascii="Georgia" w:hAnsi="Georgia"/>
+          <w:color w:val="000000" w:themeColor="text1"/>
+        </w:rPr>
         <w:t>. The sub</w:t>
       </w:r>
       <w:r>
+        <w:rPr>
+          <w:rFonts w:ascii="Georgia" w:hAnsi="Georgia"/>
+          <w:color w:val="000000" w:themeColor="text1"/>
+        </w:rPr>
         <w:t>class 1 is a PerishableProduct with a (Adds: Expiry Date, and Storage Temp)</w:t>
       </w:r>
       <w:r>
+        <w:rPr>
+          <w:rFonts w:ascii="Georgia" w:hAnsi="Georgia"/>
+          <w:color w:val="000000" w:themeColor="text1"/>
+        </w:rPr>
         <w:t xml:space="preserve">, and subclass 2 is an ElectronicProduct with a (Adds: </w:t>
       </w:r>
       <w:r>
+        <w:rPr>
+          <w:rFonts w:ascii="Georgia" w:hAnsi="Georgia"/>
+          <w:color w:val="000000" w:themeColor="text1"/>
+        </w:rPr>
         <w:t>Warranty</w:t>
       </w:r>
       <w:r>
+        <w:rPr>
+          <w:rFonts w:ascii="Georgia" w:hAnsi="Georgia"/>
+          <w:color w:val="000000" w:themeColor="text1"/>
+        </w:rPr>
         <w:t xml:space="preserve"> Period</w:t>
       </w:r>
       <w:r>
+        <w:rPr>
+          <w:rFonts w:ascii="Georgia" w:hAnsi="Georgia"/>
+          <w:color w:val="000000" w:themeColor="text1"/>
+        </w:rPr>
         <w:t>, and Power Usage</w:t>
       </w:r>
       <w:r>
+        <w:rPr>
+          <w:rFonts w:ascii="Georgia" w:hAnsi="Georgia"/>
+          <w:color w:val="000000" w:themeColor="text1"/>
+        </w:rPr>
         <w:t>)</w:t>
       </w:r>
       <w:r>
+        <w:rPr>
+          <w:rFonts w:ascii="Georgia" w:hAnsi="Georgia"/>
+          <w:color w:val="000000" w:themeColor="text1"/>
+        </w:rPr>
         <w:t>.</w:t>
       </w:r>
     </w:p>
-    <w:p/>
     <w:p>
-      <w:r>
+      <w:pPr>
+        <w:rPr>
+          <w:rFonts w:ascii="Georgia" w:hAnsi="Georgia"/>
+          <w:color w:val="000000" w:themeColor="text1"/>
+        </w:rPr>
+      </w:pPr>
+    </w:p>
+    <w:p>
+      <w:pPr>
+        <w:rPr>
+          <w:rFonts w:ascii="Georgia" w:hAnsi="Georgia"/>
+          <w:color w:val="000000" w:themeColor="text1"/>
+        </w:rPr>
+      </w:pPr>
+      <w:r>
+        <w:rPr>
+          <w:rFonts w:ascii="Georgia" w:hAnsi="Georgia"/>
+          <w:color w:val="000000" w:themeColor="text1"/>
+        </w:rPr>
         <w:t>Functional Requirements:</w:t>
       </w:r>
       <w:r>
+        <w:rPr>
+          <w:rFonts w:ascii="Georgia" w:hAnsi="Georgia"/>
+          <w:color w:val="000000" w:themeColor="text1"/>
+        </w:rPr>
         <w:br/>
         <w:t>1. Stock Management: Add, Edit, and Remove items.</w:t>
       </w:r>
       <w:r>
+        <w:rPr>
+          <w:rFonts w:ascii="Georgia" w:hAnsi="Georgia"/>
+          <w:color w:val="000000" w:themeColor="text1"/>
+        </w:rPr>
         <w:br/>
         <w:t>2. Smart Alerts:</w:t>
       </w:r>
       <w:r>
+        <w:rPr>
+          <w:rFonts w:ascii="Georgia" w:hAnsi="Georgia"/>
+          <w:color w:val="000000" w:themeColor="text1"/>
+        </w:rPr>
         <w:t xml:space="preserve"> </w:t>
       </w:r>
       <w:r>
+        <w:rPr>
+          <w:rFonts w:ascii="Georgia" w:hAnsi="Georgia"/>
+          <w:color w:val="000000" w:themeColor="text1"/>
+        </w:rPr>
         <w:t>Low Stock Warning: Automatically flag items that fall below a defined threshold</w:t>
       </w:r>
       <w:r>
+        <w:rPr>
+          <w:rFonts w:ascii="Georgia" w:hAnsi="Georgia"/>
+          <w:color w:val="000000" w:themeColor="text1"/>
+        </w:rPr>
         <w:t xml:space="preserve"> </w:t>
       </w:r>
       <w:r>
+        <w:rPr>
+          <w:rFonts w:ascii="Georgia" w:hAnsi="Georgia"/>
+          <w:color w:val="000000" w:themeColor="text1"/>
+        </w:rPr>
         <w:t>(e.g., &lt; 5 units).</w:t>
       </w:r>
       <w:r>
+        <w:rPr>
+          <w:rFonts w:ascii="Georgia" w:hAnsi="Georgia"/>
+          <w:color w:val="000000" w:themeColor="text1"/>
+        </w:rPr>
         <w:t xml:space="preserve"> </w:t>
       </w:r>
       <w:r>
+        <w:rPr>
+          <w:rFonts w:ascii="Georgia" w:hAnsi="Georgia"/>
+          <w:color w:val="000000" w:themeColor="text1"/>
+        </w:rPr>
         <w:t>Expiry Detection: Upon startup, the system should generate a report of all items</w:t>
       </w:r>
       <w:r>
+        <w:rPr>
+          <w:rFonts w:ascii="Georgia" w:hAnsi="Georgia"/>
+          <w:color w:val="000000" w:themeColor="text1"/>
+        </w:rPr>
         <w:t xml:space="preserve"> </w:t>
       </w:r>
       <w:r>
+        <w:rPr>
+          <w:rFonts w:ascii="Georgia" w:hAnsi="Georgia"/>
+          <w:color w:val="000000" w:themeColor="text1"/>
+        </w:rPr>
         <w:t>expiring within the next 7 days.</w:t>
       </w:r>
       <w:r>
+        <w:rPr>
+          <w:rFonts w:ascii="Georgia" w:hAnsi="Georgia"/>
+          <w:color w:val="000000" w:themeColor="text1"/>
+        </w:rPr>
         <w:br/>
         <w:t>3. Value Calculation: A function to calculate the total financial value of the current stock,</w:t>
       </w:r>
       <w:r>
+        <w:rPr>
+          <w:rFonts w:ascii="Georgia" w:hAnsi="Georgia"/>
+          <w:color w:val="000000" w:themeColor="text1"/>
+        </w:rPr>
         <w:t xml:space="preserve"> </w:t>
       </w:r>
       <w:r>
+        <w:rPr>
+          <w:rFonts w:ascii="Georgia" w:hAnsi="Georgia"/>
+          <w:color w:val="000000" w:themeColor="text1"/>
+        </w:rPr>
         <w:t>applying a depreciation formula to the ElectronicProducts.</w:t>
       </w:r>
       <w:r>
+        <w:rPr>
+          <w:rFonts w:ascii="Georgia" w:hAnsi="Georgia"/>
+          <w:color w:val="000000" w:themeColor="text1"/>
+        </w:rPr>
         <w:br/>
         <w:t>4. Transaction History: Log every time an item is added or removed to a separate log file (audit</w:t>
       </w:r>
       <w:r>
+        <w:rPr>
+          <w:rFonts w:ascii="Georgia" w:hAnsi="Georgia"/>
+          <w:color w:val="000000" w:themeColor="text1"/>
+        </w:rPr>
         <w:t xml:space="preserve"> </w:t>
       </w:r>
       <w:r>
+        <w:rPr>
+          <w:rFonts w:ascii="Georgia" w:hAnsi="Georgia"/>
+          <w:color w:val="000000" w:themeColor="text1"/>
+        </w:rPr>
         <w:t>trail).</w:t>
-      </w:r>
-    </w:p>
-    <w:p/>
-    <w:p>
-      <w:r>
-        <w:t>HCI Requirement: th</w:t>
-      </w:r>
-      <w:r>
-        <w:t>e requirements involve creating a “Dashboard” like interface view for the user, whether this is CLI or GUI, that helps visually summarise the health of the inventory, displaying important information such as</w:t>
-      </w:r>
-      <w:r>
-        <w:t xml:space="preserve"> Total Items, Low Stock Alerts</w:t>
-      </w:r>
-      <w:r>
-        <w:t>, Total Value, all within a single glance.</w:t>
       </w:r>
     </w:p>
     <w:p>
       <w:pPr>
         <w:rPr>
-          <w:caps/>
+          <w:rFonts w:ascii="Georgia" w:hAnsi="Georgia"/>
+          <w:color w:val="000000" w:themeColor="text1"/>
         </w:rPr>
       </w:pPr>
     </w:p>
     <w:p>
-      <w:r>
+      <w:pPr>
+        <w:rPr>
+          <w:rFonts w:ascii="Georgia" w:hAnsi="Georgia"/>
+          <w:color w:val="000000" w:themeColor="text1"/>
+        </w:rPr>
+      </w:pPr>
+      <w:r>
+        <w:rPr>
+          <w:rFonts w:ascii="Georgia" w:hAnsi="Georgia"/>
+          <w:color w:val="000000" w:themeColor="text1"/>
+        </w:rPr>
+        <w:t>HCI Requirement: th</w:t>
+      </w:r>
+      <w:r>
+        <w:rPr>
+          <w:rFonts w:ascii="Georgia" w:hAnsi="Georgia"/>
+          <w:color w:val="000000" w:themeColor="text1"/>
+        </w:rPr>
+        <w:t>e requirements involve creating a “Dashboard” like interface view for the user, whether this is CLI or GUI, that helps visually summarise the health of the inventory, displaying important information such as</w:t>
+      </w:r>
+      <w:r>
+        <w:rPr>
+          <w:rFonts w:ascii="Georgia" w:hAnsi="Georgia"/>
+          <w:color w:val="000000" w:themeColor="text1"/>
+        </w:rPr>
+        <w:t xml:space="preserve"> Total Items, Low Stock Alerts</w:t>
+      </w:r>
+      <w:r>
+        <w:rPr>
+          <w:rFonts w:ascii="Georgia" w:hAnsi="Georgia"/>
+          <w:color w:val="000000" w:themeColor="text1"/>
+        </w:rPr>
+        <w:t>, Total Value, all within a single glance.</w:t>
+      </w:r>
+    </w:p>
+    <w:p>
+      <w:pPr>
+        <w:rPr>
+          <w:rFonts w:ascii="Georgia" w:hAnsi="Georgia"/>
+          <w:color w:val="000000" w:themeColor="text1"/>
+        </w:rPr>
+      </w:pPr>
+    </w:p>
+    <w:p>
+      <w:pPr>
+        <w:rPr>
+          <w:rFonts w:ascii="Georgia" w:hAnsi="Georgia"/>
+          <w:color w:val="000000" w:themeColor="text1"/>
+        </w:rPr>
+      </w:pPr>
+      <w:r>
+        <w:rPr>
+          <w:rFonts w:ascii="Georgia" w:hAnsi="Georgia"/>
+          <w:color w:val="000000" w:themeColor="text1"/>
+        </w:rPr>
         <w:t>Finally, the brief mentions the main marking focus areas, meaning we need to prioritise making the best version out of these areas to gain the most marks.</w:t>
       </w:r>
     </w:p>
-    <w:p/>
     <w:p>
       <w:pPr>
         <w:rPr>
-          <w:caps/>
-        </w:rPr>
-      </w:pPr>
-      <w:r>
+          <w:rFonts w:ascii="Georgia" w:hAnsi="Georgia"/>
+          <w:color w:val="000000" w:themeColor="text1"/>
+        </w:rPr>
+      </w:pPr>
+    </w:p>
+    <w:p>
+      <w:pPr>
+        <w:rPr>
+          <w:rFonts w:ascii="Georgia" w:hAnsi="Georgia"/>
+          <w:color w:val="000000" w:themeColor="text1"/>
+        </w:rPr>
+      </w:pPr>
+      <w:r>
+        <w:rPr>
+          <w:rFonts w:ascii="Georgia" w:hAnsi="Georgia"/>
+          <w:color w:val="000000" w:themeColor="text1"/>
+        </w:rPr>
         <w:t xml:space="preserve">Marking Focus Areas: </w:t>
       </w:r>
       <w:r>
-        <w:t>Object-Oriented Architecture</w:t>
-      </w:r>
-      <w:r>
-        <w:t xml:space="preserve">, </w:t>
-      </w:r>
-      <w:r>
-        <w:t>Robust Data Persistence</w:t>
-      </w:r>
-      <w:r>
-        <w:t xml:space="preserve">, </w:t>
-      </w:r>
-      <w:r>
+        <w:rPr>
+          <w:rFonts w:ascii="Georgia" w:hAnsi="Georgia"/>
+          <w:color w:val="000000" w:themeColor="text1"/>
+        </w:rPr>
+        <w:t xml:space="preserve">Object-Oriented Architecture, Robust Data Persistence, </w:t>
+      </w:r>
+      <w:r>
+        <w:rPr>
+          <w:rFonts w:ascii="Georgia" w:hAnsi="Georgia"/>
+          <w:color w:val="000000" w:themeColor="text1"/>
+        </w:rPr>
         <w:t>Smart Logic &amp; Defensive Coding</w:t>
       </w:r>
       <w:r>
+        <w:rPr>
+          <w:rFonts w:ascii="Georgia" w:hAnsi="Georgia"/>
+          <w:color w:val="000000" w:themeColor="text1"/>
+        </w:rPr>
         <w:t>,</w:t>
       </w:r>
       <w:r>
-        <w:t xml:space="preserve"> and </w:t>
-      </w:r>
-      <w:r>
-        <w:t>HCI &amp; Usability</w:t>
-      </w:r>
-      <w:r>
-        <w:t>.</w:t>
+        <w:rPr>
+          <w:rFonts w:ascii="Georgia" w:hAnsi="Georgia"/>
+          <w:color w:val="000000" w:themeColor="text1"/>
+        </w:rPr>
+        <w:t xml:space="preserve"> and HCI &amp; Usability.</w:t>
       </w:r>
     </w:p>
-    <w:p/>
     <w:p>
       <w:pPr>
         <w:rPr>
+          <w:rFonts w:ascii="Georgia" w:hAnsi="Georgia"/>
+          <w:color w:val="000000" w:themeColor="text1"/>
+        </w:rPr>
+      </w:pPr>
+    </w:p>
+    <w:p>
+      <w:pPr>
+        <w:rPr>
+          <w:rFonts w:ascii="Georgia" w:hAnsi="Georgia"/>
           <w:i/>
           <w:iCs/>
-        </w:rPr>
-      </w:pPr>
-      <w:r>
-        <w:rPr>
+          <w:color w:val="000000" w:themeColor="text1"/>
+        </w:rPr>
+      </w:pPr>
+      <w:r>
+        <w:rPr>
+          <w:rFonts w:ascii="Georgia" w:hAnsi="Georgia"/>
           <w:i/>
           <w:iCs/>
+          <w:color w:val="000000" w:themeColor="text1"/>
         </w:rPr>
         <w:t>Written by Daniel Caveney</w:t>
       </w:r>
@@ -1813,7 +2576,7 @@
       <w:pPr>
         <w:pStyle w:val="Heading2"/>
       </w:pPr>
-      <w:bookmarkStart w:id="3" w:name="_Toc226662651"/>
+      <w:bookmarkStart w:id="3" w:name="_Toc227855581"/>
       <w:r>
         <w:lastRenderedPageBreak/>
         <w:t>Common Technical Requirements</w:t>
@@ -1844,11 +2607,23 @@
     <w:p>
       <w:pPr>
         <w:spacing w:after="160" w:line="278" w:lineRule="auto"/>
-      </w:pPr>
-      <w:r>
+        <w:rPr>
+          <w:rFonts w:ascii="Georgia" w:hAnsi="Georgia"/>
+          <w:color w:val="000000" w:themeColor="text1"/>
+        </w:rPr>
+      </w:pPr>
+      <w:r>
+        <w:rPr>
+          <w:rFonts w:ascii="Georgia" w:hAnsi="Georgia"/>
+          <w:color w:val="000000" w:themeColor="text1"/>
+        </w:rPr>
         <w:t>Every project must implement the following architectural standards:</w:t>
       </w:r>
       <w:r>
+        <w:rPr>
+          <w:rFonts w:ascii="Georgia" w:hAnsi="Georgia"/>
+          <w:color w:val="000000" w:themeColor="text1"/>
+        </w:rPr>
         <w:br/>
         <w:t>1. Object-Oriented Architecture:</w:t>
       </w:r>
@@ -1858,14 +2633,26 @@
         <w:pStyle w:val="ListParagraph"/>
         <w:numPr>
           <w:ilvl w:val="0"/>
-          <w:numId w:val="2"/>
+          <w:numId w:val="6"/>
         </w:numPr>
         <w:spacing w:after="160" w:line="278" w:lineRule="auto"/>
-      </w:pPr>
-      <w:r>
+        <w:rPr>
+          <w:rFonts w:ascii="Georgia" w:hAnsi="Georgia"/>
+          <w:color w:val="000000" w:themeColor="text1"/>
+        </w:rPr>
+      </w:pPr>
+      <w:r>
+        <w:rPr>
+          <w:rFonts w:ascii="Georgia" w:hAnsi="Georgia"/>
+          <w:color w:val="000000" w:themeColor="text1"/>
+        </w:rPr>
         <w:t>You must demonstrate Inheritance (e.g., a base class Item with subclasses</w:t>
       </w:r>
       <w:r>
+        <w:rPr>
+          <w:rFonts w:ascii="Georgia" w:hAnsi="Georgia"/>
+          <w:color w:val="000000" w:themeColor="text1"/>
+        </w:rPr>
         <w:br/>
         <w:t>PerishableItem and DigitalItem).</w:t>
       </w:r>
@@ -1875,14 +2662,26 @@
         <w:pStyle w:val="ListParagraph"/>
         <w:numPr>
           <w:ilvl w:val="0"/>
-          <w:numId w:val="2"/>
+          <w:numId w:val="6"/>
         </w:numPr>
         <w:spacing w:after="160" w:line="278" w:lineRule="auto"/>
-      </w:pPr>
-      <w:r>
+        <w:rPr>
+          <w:rFonts w:ascii="Georgia" w:hAnsi="Georgia"/>
+          <w:color w:val="000000" w:themeColor="text1"/>
+        </w:rPr>
+      </w:pPr>
+      <w:r>
+        <w:rPr>
+          <w:rFonts w:ascii="Georgia" w:hAnsi="Georgia"/>
+          <w:color w:val="000000" w:themeColor="text1"/>
+        </w:rPr>
         <w:t>You must demonstrate Encapsulation (private attributes accessed via</w:t>
       </w:r>
       <w:r>
+        <w:rPr>
+          <w:rFonts w:ascii="Georgia" w:hAnsi="Georgia"/>
+          <w:color w:val="000000" w:themeColor="text1"/>
+        </w:rPr>
         <w:br/>
         <w:t>getters/setters).</w:t>
       </w:r>
@@ -1892,28 +2691,56 @@
         <w:pStyle w:val="ListParagraph"/>
         <w:numPr>
           <w:ilvl w:val="0"/>
-          <w:numId w:val="2"/>
+          <w:numId w:val="6"/>
         </w:numPr>
         <w:spacing w:after="160" w:line="278" w:lineRule="auto"/>
-      </w:pPr>
-      <w:r>
+        <w:rPr>
+          <w:rFonts w:ascii="Georgia" w:hAnsi="Georgia"/>
+          <w:color w:val="000000" w:themeColor="text1"/>
+        </w:rPr>
+      </w:pPr>
+      <w:r>
+        <w:rPr>
+          <w:rFonts w:ascii="Georgia" w:hAnsi="Georgia"/>
+          <w:color w:val="000000" w:themeColor="text1"/>
+        </w:rPr>
         <w:t>You must use Polymorphism (e.g., a common .display_details() method that behaves</w:t>
       </w:r>
       <w:r>
+        <w:rPr>
+          <w:rFonts w:ascii="Georgia" w:hAnsi="Georgia"/>
+          <w:color w:val="000000" w:themeColor="text1"/>
+        </w:rPr>
         <w:t xml:space="preserve"> </w:t>
       </w:r>
       <w:r>
+        <w:rPr>
+          <w:rFonts w:ascii="Georgia" w:hAnsi="Georgia"/>
+          <w:color w:val="000000" w:themeColor="text1"/>
+        </w:rPr>
         <w:t>differently for each subclass).</w:t>
       </w:r>
       <w:r>
+        <w:rPr>
+          <w:rFonts w:ascii="Georgia" w:hAnsi="Georgia"/>
+          <w:color w:val="000000" w:themeColor="text1"/>
+        </w:rPr>
         <w:br/>
       </w:r>
     </w:p>
     <w:p>
       <w:pPr>
         <w:spacing w:after="160" w:line="278" w:lineRule="auto"/>
-      </w:pPr>
-      <w:r>
+        <w:rPr>
+          <w:rFonts w:ascii="Georgia" w:hAnsi="Georgia"/>
+          <w:color w:val="000000" w:themeColor="text1"/>
+        </w:rPr>
+      </w:pPr>
+      <w:r>
+        <w:rPr>
+          <w:rFonts w:ascii="Georgia" w:hAnsi="Georgia"/>
+          <w:color w:val="000000" w:themeColor="text1"/>
+        </w:rPr>
         <w:t>2. Robust Data Persistence :</w:t>
       </w:r>
     </w:p>
@@ -1922,17 +2749,33 @@
         <w:pStyle w:val="ListParagraph"/>
         <w:numPr>
           <w:ilvl w:val="0"/>
-          <w:numId w:val="2"/>
+          <w:numId w:val="5"/>
         </w:numPr>
         <w:spacing w:after="160" w:line="278" w:lineRule="auto"/>
-      </w:pPr>
-      <w:r>
+        <w:rPr>
+          <w:rFonts w:ascii="Georgia" w:hAnsi="Georgia"/>
+          <w:color w:val="000000" w:themeColor="text1"/>
+        </w:rPr>
+      </w:pPr>
+      <w:r>
+        <w:rPr>
+          <w:rFonts w:ascii="Georgia" w:hAnsi="Georgia"/>
+          <w:color w:val="000000" w:themeColor="text1"/>
+        </w:rPr>
         <w:t>The system must save state between runs. Data must be stored in external files</w:t>
       </w:r>
       <w:r>
+        <w:rPr>
+          <w:rFonts w:ascii="Georgia" w:hAnsi="Georgia"/>
+          <w:color w:val="000000" w:themeColor="text1"/>
+        </w:rPr>
         <w:t xml:space="preserve"> </w:t>
       </w:r>
       <w:r>
+        <w:rPr>
+          <w:rFonts w:ascii="Georgia" w:hAnsi="Georgia"/>
+          <w:color w:val="000000" w:themeColor="text1"/>
+        </w:rPr>
         <w:t>(JSON, CSV, or TXT).</w:t>
       </w:r>
     </w:p>
@@ -1941,28 +2784,56 @@
         <w:pStyle w:val="ListParagraph"/>
         <w:numPr>
           <w:ilvl w:val="0"/>
-          <w:numId w:val="2"/>
+          <w:numId w:val="5"/>
         </w:numPr>
         <w:spacing w:after="160" w:line="278" w:lineRule="auto"/>
-      </w:pPr>
-      <w:r>
+        <w:rPr>
+          <w:rFonts w:ascii="Georgia" w:hAnsi="Georgia"/>
+          <w:color w:val="000000" w:themeColor="text1"/>
+        </w:rPr>
+      </w:pPr>
+      <w:r>
+        <w:rPr>
+          <w:rFonts w:ascii="Georgia" w:hAnsi="Georgia"/>
+          <w:color w:val="000000" w:themeColor="text1"/>
+        </w:rPr>
         <w:t>Note: Full SQL databases are not required, but file handling logic must be robust</w:t>
       </w:r>
       <w:r>
+        <w:rPr>
+          <w:rFonts w:ascii="Georgia" w:hAnsi="Georgia"/>
+          <w:color w:val="000000" w:themeColor="text1"/>
+        </w:rPr>
         <w:t xml:space="preserve"> </w:t>
       </w:r>
       <w:r>
+        <w:rPr>
+          <w:rFonts w:ascii="Georgia" w:hAnsi="Georgia"/>
+          <w:color w:val="000000" w:themeColor="text1"/>
+        </w:rPr>
         <w:t>(handling missing files, corruption, etc.).</w:t>
       </w:r>
       <w:r>
+        <w:rPr>
+          <w:rFonts w:ascii="Georgia" w:hAnsi="Georgia"/>
+          <w:color w:val="000000" w:themeColor="text1"/>
+        </w:rPr>
         <w:br/>
       </w:r>
     </w:p>
     <w:p>
       <w:pPr>
         <w:spacing w:after="160" w:line="278" w:lineRule="auto"/>
-      </w:pPr>
-      <w:r>
+        <w:rPr>
+          <w:rFonts w:ascii="Georgia" w:hAnsi="Georgia"/>
+          <w:color w:val="000000" w:themeColor="text1"/>
+        </w:rPr>
+      </w:pPr>
+      <w:r>
+        <w:rPr>
+          <w:rFonts w:ascii="Georgia" w:hAnsi="Georgia"/>
+          <w:color w:val="000000" w:themeColor="text1"/>
+        </w:rPr>
         <w:t>3. Smart Logic &amp; Defensive Coding:</w:t>
       </w:r>
     </w:p>
@@ -1971,20 +2842,40 @@
         <w:pStyle w:val="ListParagraph"/>
         <w:numPr>
           <w:ilvl w:val="0"/>
-          <w:numId w:val="3"/>
+          <w:numId w:val="7"/>
         </w:numPr>
         <w:spacing w:after="160" w:line="278" w:lineRule="auto"/>
-      </w:pPr>
-      <w:r>
+        <w:rPr>
+          <w:rFonts w:ascii="Georgia" w:hAnsi="Georgia"/>
+          <w:color w:val="000000" w:themeColor="text1"/>
+        </w:rPr>
+      </w:pPr>
+      <w:r>
+        <w:rPr>
+          <w:rFonts w:ascii="Georgia" w:hAnsi="Georgia"/>
+          <w:color w:val="000000" w:themeColor="text1"/>
+        </w:rPr>
         <w:t>T</w:t>
       </w:r>
       <w:r>
+        <w:rPr>
+          <w:rFonts w:ascii="Georgia" w:hAnsi="Georgia"/>
+          <w:color w:val="000000" w:themeColor="text1"/>
+        </w:rPr>
         <w:t>he application cannot just be a database entry form. It must perform calculations or logic (e.g., calculating depreciation, predicting stock run-out dates, or detecting</w:t>
       </w:r>
       <w:r>
+        <w:rPr>
+          <w:rFonts w:ascii="Georgia" w:hAnsi="Georgia"/>
+          <w:color w:val="000000" w:themeColor="text1"/>
+        </w:rPr>
         <w:t xml:space="preserve"> </w:t>
       </w:r>
       <w:r>
+        <w:rPr>
+          <w:rFonts w:ascii="Georgia" w:hAnsi="Georgia"/>
+          <w:color w:val="000000" w:themeColor="text1"/>
+        </w:rPr>
         <w:t>booking conflicts).</w:t>
       </w:r>
     </w:p>
@@ -1993,25 +2884,49 @@
         <w:pStyle w:val="ListParagraph"/>
         <w:numPr>
           <w:ilvl w:val="0"/>
-          <w:numId w:val="3"/>
+          <w:numId w:val="7"/>
         </w:numPr>
         <w:spacing w:after="160" w:line="278" w:lineRule="auto"/>
-      </w:pPr>
-      <w:r>
+        <w:rPr>
+          <w:rFonts w:ascii="Georgia" w:hAnsi="Georgia"/>
+          <w:color w:val="000000" w:themeColor="text1"/>
+        </w:rPr>
+      </w:pPr>
+      <w:r>
+        <w:rPr>
+          <w:rFonts w:ascii="Georgia" w:hAnsi="Georgia"/>
+          <w:color w:val="000000" w:themeColor="text1"/>
+        </w:rPr>
         <w:t>Input validation must be rigorous. The program must never crash due to invalid user</w:t>
       </w:r>
       <w:r>
+        <w:rPr>
+          <w:rFonts w:ascii="Georgia" w:hAnsi="Georgia"/>
+          <w:color w:val="000000" w:themeColor="text1"/>
+        </w:rPr>
         <w:t xml:space="preserve"> </w:t>
       </w:r>
       <w:r>
+        <w:rPr>
+          <w:rFonts w:ascii="Georgia" w:hAnsi="Georgia"/>
+          <w:color w:val="000000" w:themeColor="text1"/>
+        </w:rPr>
         <w:t>input.</w:t>
       </w:r>
     </w:p>
     <w:p>
       <w:pPr>
         <w:spacing w:after="160" w:line="278" w:lineRule="auto"/>
-      </w:pPr>
-      <w:r>
+        <w:rPr>
+          <w:rFonts w:ascii="Georgia" w:hAnsi="Georgia"/>
+          <w:color w:val="000000" w:themeColor="text1"/>
+        </w:rPr>
+      </w:pPr>
+      <w:r>
+        <w:rPr>
+          <w:rFonts w:ascii="Georgia" w:hAnsi="Georgia"/>
+          <w:color w:val="000000" w:themeColor="text1"/>
+        </w:rPr>
         <w:t>4. HCI &amp; Usability:</w:t>
       </w:r>
     </w:p>
@@ -2020,17 +2935,33 @@
         <w:pStyle w:val="ListParagraph"/>
         <w:numPr>
           <w:ilvl w:val="0"/>
-          <w:numId w:val="4"/>
+          <w:numId w:val="8"/>
         </w:numPr>
         <w:spacing w:after="160" w:line="278" w:lineRule="auto"/>
-      </w:pPr>
-      <w:r>
+        <w:rPr>
+          <w:rFonts w:ascii="Georgia" w:hAnsi="Georgia"/>
+          <w:color w:val="000000" w:themeColor="text1"/>
+        </w:rPr>
+      </w:pPr>
+      <w:r>
+        <w:rPr>
+          <w:rFonts w:ascii="Georgia" w:hAnsi="Georgia"/>
+          <w:color w:val="000000" w:themeColor="text1"/>
+        </w:rPr>
         <w:t>Visibility of System Status: The user must always know what the system is doing</w:t>
       </w:r>
       <w:r>
+        <w:rPr>
+          <w:rFonts w:ascii="Georgia" w:hAnsi="Georgia"/>
+          <w:color w:val="000000" w:themeColor="text1"/>
+        </w:rPr>
         <w:t xml:space="preserve"> </w:t>
       </w:r>
       <w:r>
+        <w:rPr>
+          <w:rFonts w:ascii="Georgia" w:hAnsi="Georgia"/>
+          <w:color w:val="000000" w:themeColor="text1"/>
+        </w:rPr>
         <w:t>(e.g., "Saving record...", "Error: Invalid Date").</w:t>
       </w:r>
     </w:p>
@@ -2039,17 +2970,33 @@
         <w:pStyle w:val="ListParagraph"/>
         <w:numPr>
           <w:ilvl w:val="0"/>
-          <w:numId w:val="4"/>
+          <w:numId w:val="8"/>
         </w:numPr>
         <w:spacing w:after="160" w:line="278" w:lineRule="auto"/>
-      </w:pPr>
-      <w:r>
+        <w:rPr>
+          <w:rFonts w:ascii="Georgia" w:hAnsi="Georgia"/>
+          <w:color w:val="000000" w:themeColor="text1"/>
+        </w:rPr>
+      </w:pPr>
+      <w:r>
+        <w:rPr>
+          <w:rFonts w:ascii="Georgia" w:hAnsi="Georgia"/>
+          <w:color w:val="000000" w:themeColor="text1"/>
+        </w:rPr>
         <w:t>Error Prevention: The interface must guide the user to prevent errors before they</w:t>
       </w:r>
       <w:r>
+        <w:rPr>
+          <w:rFonts w:ascii="Georgia" w:hAnsi="Georgia"/>
+          <w:color w:val="000000" w:themeColor="text1"/>
+        </w:rPr>
         <w:t xml:space="preserve"> </w:t>
       </w:r>
       <w:r>
+        <w:rPr>
+          <w:rFonts w:ascii="Georgia" w:hAnsi="Georgia"/>
+          <w:color w:val="000000" w:themeColor="text1"/>
+        </w:rPr>
         <w:t>happen (e.g., validating dates before submission).</w:t>
       </w:r>
     </w:p>
@@ -2058,17 +3005,33 @@
         <w:pStyle w:val="ListParagraph"/>
         <w:numPr>
           <w:ilvl w:val="0"/>
-          <w:numId w:val="4"/>
+          <w:numId w:val="8"/>
         </w:numPr>
         <w:spacing w:after="160" w:line="278" w:lineRule="auto"/>
-      </w:pPr>
-      <w:r>
+        <w:rPr>
+          <w:rFonts w:ascii="Georgia" w:hAnsi="Georgia"/>
+          <w:color w:val="000000" w:themeColor="text1"/>
+        </w:rPr>
+      </w:pPr>
+      <w:r>
+        <w:rPr>
+          <w:rFonts w:ascii="Georgia" w:hAnsi="Georgia"/>
+          <w:color w:val="000000" w:themeColor="text1"/>
+        </w:rPr>
         <w:t>Consistency: Menu structures and command flows must be consistent throughout</w:t>
       </w:r>
       <w:r>
+        <w:rPr>
+          <w:rFonts w:ascii="Georgia" w:hAnsi="Georgia"/>
+          <w:color w:val="000000" w:themeColor="text1"/>
+        </w:rPr>
         <w:t xml:space="preserve"> </w:t>
       </w:r>
       <w:r>
+        <w:rPr>
+          <w:rFonts w:ascii="Georgia" w:hAnsi="Georgia"/>
+          <w:color w:val="000000" w:themeColor="text1"/>
+        </w:rPr>
         <w:t>the application.</w:t>
       </w:r>
     </w:p>
@@ -2084,7 +3047,7 @@
       <w:pPr>
         <w:pStyle w:val="Heading1"/>
       </w:pPr>
-      <w:bookmarkStart w:id="4" w:name="_Toc226662652"/>
+      <w:bookmarkStart w:id="4" w:name="_Toc227855582"/>
       <w:r>
         <w:lastRenderedPageBreak/>
         <w:t>Architectural design</w:t>
@@ -2094,23 +3057,51 @@
     <w:p>
       <w:pPr>
         <w:spacing w:after="160" w:line="278" w:lineRule="auto"/>
-      </w:pPr>
-      <w:r>
+        <w:rPr>
+          <w:rFonts w:ascii="Georgia" w:hAnsi="Georgia"/>
+          <w:color w:val="000000" w:themeColor="text1"/>
+        </w:rPr>
+      </w:pPr>
+      <w:r>
+        <w:rPr>
+          <w:rFonts w:ascii="Georgia" w:hAnsi="Georgia"/>
+          <w:color w:val="000000" w:themeColor="text1"/>
+        </w:rPr>
         <w:t xml:space="preserve">This area is to focus upon the UML </w:t>
       </w:r>
       <w:r>
+        <w:rPr>
+          <w:rFonts w:ascii="Georgia" w:hAnsi="Georgia"/>
+          <w:color w:val="000000" w:themeColor="text1"/>
+        </w:rPr>
         <w:t>design;</w:t>
       </w:r>
       <w:r>
+        <w:rPr>
+          <w:rFonts w:ascii="Georgia" w:hAnsi="Georgia"/>
+          <w:color w:val="000000" w:themeColor="text1"/>
+        </w:rPr>
         <w:t xml:space="preserve"> this is </w:t>
       </w:r>
       <w:r>
+        <w:rPr>
+          <w:rFonts w:ascii="Georgia" w:hAnsi="Georgia"/>
+          <w:color w:val="000000" w:themeColor="text1"/>
+        </w:rPr>
         <w:t>to be made before the implementation of code and the dashboard GUI/CLI</w:t>
       </w:r>
       <w:r>
+        <w:rPr>
+          <w:rFonts w:ascii="Georgia" w:hAnsi="Georgia"/>
+          <w:color w:val="000000" w:themeColor="text1"/>
+        </w:rPr>
         <w:t xml:space="preserve">. This will include the process of the UML design and the final design that will be used as a base for the </w:t>
       </w:r>
       <w:r>
+        <w:rPr>
+          <w:rFonts w:ascii="Georgia" w:hAnsi="Georgia"/>
+          <w:color w:val="000000" w:themeColor="text1"/>
+        </w:rPr>
         <w:t>actual code.</w:t>
       </w:r>
     </w:p>
@@ -2587,7 +3578,7 @@
       <w:pPr>
         <w:pStyle w:val="Heading1"/>
       </w:pPr>
-      <w:bookmarkStart w:id="5" w:name="_Toc226662653"/>
+      <w:bookmarkStart w:id="5" w:name="_Toc227855583"/>
       <w:r>
         <w:lastRenderedPageBreak/>
         <w:t>Coding Implementation</w:t>
@@ -2757,7 +3748,7 @@
         </w:rPr>
       </w:pPr>
       <w:bookmarkStart w:id="6" w:name="_Toc218016078"/>
-      <w:bookmarkStart w:id="7" w:name="_Toc226662654"/>
+      <w:bookmarkStart w:id="7" w:name="_Toc227855584"/>
       <w:r>
         <w:rPr>
           <w:shd w:val="clear" w:color="auto" w:fill="FFFFFF"/>
@@ -2960,9 +3951,11 @@
       <w:pPr>
         <w:pStyle w:val="Heading2"/>
       </w:pPr>
+      <w:bookmarkStart w:id="8" w:name="_Toc227855585"/>
       <w:r>
         <w:t>Task 2: Editing items to the SmartStock</w:t>
       </w:r>
+      <w:bookmarkEnd w:id="8"/>
     </w:p>
     <w:p>
       <w:pPr>
@@ -3173,11 +4166,11 @@
       <w:pPr>
         <w:pStyle w:val="Heading2"/>
       </w:pPr>
-      <w:bookmarkStart w:id="8" w:name="_Toc226662655"/>
+      <w:bookmarkStart w:id="9" w:name="_Toc227855586"/>
       <w:r>
         <w:t>Task 3: Removing items to the SmartStock</w:t>
       </w:r>
-      <w:bookmarkEnd w:id="8"/>
+      <w:bookmarkEnd w:id="9"/>
       <w:r>
         <w:t xml:space="preserve"> </w:t>
       </w:r>
@@ -3377,6 +4370,7 @@
           <w:color w:val="000000" w:themeColor="text1"/>
         </w:rPr>
       </w:pPr>
+      <w:bookmarkStart w:id="10" w:name="_Toc227855587"/>
       <w:r>
         <w:lastRenderedPageBreak/>
         <w:t xml:space="preserve">User-centric design </w:t>
@@ -3390,6 +4384,7 @@
       <w:r>
         <w:t>mentation Summary</w:t>
       </w:r>
+      <w:bookmarkEnd w:id="10"/>
     </w:p>
     <w:p>
       <w:pPr>
@@ -3536,15 +4531,15 @@
       <w:pPr>
         <w:pStyle w:val="Heading1"/>
       </w:pPr>
-      <w:bookmarkStart w:id="9" w:name="_Toc226662659"/>
+      <w:bookmarkStart w:id="11" w:name="_Toc227855588"/>
       <w:r>
         <w:lastRenderedPageBreak/>
         <w:t>Testing</w:t>
       </w:r>
-      <w:bookmarkEnd w:id="9"/>
       <w:r>
         <w:t>/ QA Tests</w:t>
       </w:r>
+      <w:bookmarkEnd w:id="11"/>
     </w:p>
     <w:p>
       <w:pPr>
@@ -3555,6 +4550,7 @@
           <w:shd w:val="clear" w:color="auto" w:fill="FFFFFF"/>
         </w:rPr>
       </w:pPr>
+      <w:bookmarkStart w:id="12" w:name="_Toc227855589"/>
       <w:r>
         <w:rPr>
           <w:shd w:val="clear" w:color="auto" w:fill="FFFFFF"/>
@@ -3579,6 +4575,7 @@
         </w:rPr>
         <w:t>SmartStock</w:t>
       </w:r>
+      <w:bookmarkEnd w:id="12"/>
     </w:p>
     <w:tbl>
       <w:tblPr>
@@ -4652,9 +5649,11 @@
       <w:pPr>
         <w:pStyle w:val="Heading2"/>
       </w:pPr>
+      <w:bookmarkStart w:id="13" w:name="_Toc227855590"/>
       <w:r>
         <w:t>Task 2: Editing items to the SmartStock</w:t>
       </w:r>
+      <w:bookmarkEnd w:id="13"/>
     </w:p>
     <w:tbl>
       <w:tblPr>
@@ -5821,8 +6820,13 @@
       <w:pPr>
         <w:pStyle w:val="Heading2"/>
       </w:pPr>
-      <w:r>
-        <w:t xml:space="preserve">Task 3: Removing items to the SmartStock </w:t>
+      <w:bookmarkStart w:id="14" w:name="_Toc227855591"/>
+      <w:r>
+        <w:t>Task 3: Removing items to the SmartStock</w:t>
+      </w:r>
+      <w:bookmarkEnd w:id="14"/>
+      <w:r>
+        <w:t xml:space="preserve"> </w:t>
       </w:r>
     </w:p>
     <w:tbl>
@@ -6346,12 +7350,14 @@
       <w:pPr>
         <w:pStyle w:val="Heading2"/>
       </w:pPr>
+      <w:bookmarkStart w:id="15" w:name="_Toc227855592"/>
       <w:r>
         <w:t xml:space="preserve">Task 4: </w:t>
       </w:r>
       <w:r>
         <w:t>Smart Alerts for the SmartStock</w:t>
       </w:r>
+      <w:bookmarkEnd w:id="15"/>
     </w:p>
     <w:tbl>
       <w:tblPr>
@@ -6915,10 +7921,12 @@
       <w:pPr>
         <w:pStyle w:val="Heading2"/>
       </w:pPr>
+      <w:bookmarkStart w:id="16" w:name="_Toc227855593"/>
       <w:r>
         <w:lastRenderedPageBreak/>
         <w:t>Task 5: Value Calculations for the SmartStock</w:t>
       </w:r>
+      <w:bookmarkEnd w:id="16"/>
     </w:p>
     <w:tbl>
       <w:tblPr>
@@ -7408,12 +8416,14 @@
       <w:pPr>
         <w:pStyle w:val="Heading2"/>
       </w:pPr>
+      <w:bookmarkStart w:id="17" w:name="_Toc227855594"/>
       <w:r>
         <w:t xml:space="preserve">Task 6: </w:t>
       </w:r>
       <w:r>
         <w:t>Transaction history for the SmartStock</w:t>
       </w:r>
+      <w:bookmarkEnd w:id="17"/>
     </w:p>
     <w:tbl>
       <w:tblPr>
@@ -7815,12 +8825,14 @@
       <w:pPr>
         <w:pStyle w:val="Heading2"/>
       </w:pPr>
+      <w:bookmarkStart w:id="18" w:name="_Toc227855595"/>
       <w:r>
         <w:t xml:space="preserve">Task 7: </w:t>
       </w:r>
       <w:r>
         <w:t>Save SmartStock data</w:t>
       </w:r>
+      <w:bookmarkEnd w:id="18"/>
     </w:p>
     <w:tbl>
       <w:tblPr>
@@ -8250,6 +9262,128 @@
           </w:p>
         </w:tc>
       </w:tr>
+      <w:tr>
+        <w:tc>
+          <w:tcPr>
+            <w:tcW w:w="2402" w:type="dxa"/>
+            <w:shd w:val="clear" w:color="auto" w:fill="E8E8E8" w:themeFill="background2"/>
+          </w:tcPr>
+          <w:p>
+            <w:pPr>
+              <w:jc w:val="center"/>
+            </w:pPr>
+            <w:r>
+              <w:lastRenderedPageBreak/>
+              <w:t>4</w:t>
+            </w:r>
+          </w:p>
+        </w:tc>
+        <w:tc>
+          <w:tcPr>
+            <w:tcW w:w="2300" w:type="dxa"/>
+            <w:shd w:val="clear" w:color="auto" w:fill="E8E8E8" w:themeFill="background2"/>
+          </w:tcPr>
+          <w:p>
+            <w:pPr>
+              <w:jc w:val="center"/>
+            </w:pPr>
+            <w:r>
+              <w:t>Save</w:t>
+            </w:r>
+          </w:p>
+        </w:tc>
+        <w:tc>
+          <w:tcPr>
+            <w:tcW w:w="1576" w:type="dxa"/>
+            <w:shd w:val="clear" w:color="auto" w:fill="E8E8E8" w:themeFill="background2"/>
+          </w:tcPr>
+          <w:p>
+            <w:pPr>
+              <w:jc w:val="center"/>
+            </w:pPr>
+            <w:r>
+              <w:t>Normal</w:t>
+            </w:r>
+          </w:p>
+        </w:tc>
+        <w:tc>
+          <w:tcPr>
+            <w:tcW w:w="2977" w:type="dxa"/>
+            <w:shd w:val="clear" w:color="auto" w:fill="E8E8E8" w:themeFill="background2"/>
+          </w:tcPr>
+          <w:p>
+            <w:pPr>
+              <w:rPr>
+                <w:sz w:val="18"/>
+                <w:szCs w:val="18"/>
+              </w:rPr>
+            </w:pPr>
+            <w:r>
+              <w:rPr>
+                <w:sz w:val="18"/>
+                <w:szCs w:val="18"/>
+              </w:rPr>
+              <w:t>Opening the program after it being previously terminated where the inventory list items saved will remain in the list</w:t>
+            </w:r>
+            <w:r>
+              <w:rPr>
+                <w:sz w:val="18"/>
+                <w:szCs w:val="18"/>
+              </w:rPr>
+              <w:t>. Attempt 2</w:t>
+            </w:r>
+          </w:p>
+        </w:tc>
+        <w:tc>
+          <w:tcPr>
+            <w:tcW w:w="2963" w:type="dxa"/>
+            <w:shd w:val="clear" w:color="auto" w:fill="E8E8E8" w:themeFill="background2"/>
+          </w:tcPr>
+          <w:p>
+            <w:pPr>
+              <w:rPr>
+                <w:sz w:val="22"/>
+                <w:szCs w:val="22"/>
+              </w:rPr>
+            </w:pPr>
+            <w:r>
+              <w:rPr>
+                <w:sz w:val="22"/>
+                <w:szCs w:val="22"/>
+              </w:rPr>
+              <w:t>It saves the data into the JSON file</w:t>
+            </w:r>
+            <w:r>
+              <w:rPr>
+                <w:sz w:val="22"/>
+                <w:szCs w:val="22"/>
+              </w:rPr>
+              <w:t xml:space="preserve"> and when the user terminates and reopens, the program will open with all the </w:t>
+            </w:r>
+            <w:r>
+              <w:rPr>
+                <w:sz w:val="22"/>
+                <w:szCs w:val="22"/>
+              </w:rPr>
+              <w:t>saved</w:t>
+            </w:r>
+            <w:r>
+              <w:rPr>
+                <w:sz w:val="22"/>
+                <w:szCs w:val="22"/>
+              </w:rPr>
+              <w:t xml:space="preserve"> information inside the </w:t>
+            </w:r>
+            <w:r>
+              <w:rPr>
+                <w:sz w:val="22"/>
+                <w:szCs w:val="22"/>
+              </w:rPr>
+              <w:t>program. (PASS)</w:t>
+            </w:r>
+          </w:p>
+        </w:tc>
+      </w:tr>
     </w:tbl>
     <w:p>
       <w:pPr>
@@ -8280,9 +9414,11 @@
       <w:pPr>
         <w:pStyle w:val="Heading2"/>
       </w:pPr>
+      <w:bookmarkStart w:id="19" w:name="_Toc227855596"/>
       <w:r>
         <w:t>Task 8: Dashboard View for SmartStock</w:t>
       </w:r>
+      <w:bookmarkEnd w:id="19"/>
     </w:p>
     <w:tbl>
       <w:tblPr>
@@ -8607,12 +9743,12 @@
       <w:pPr>
         <w:pStyle w:val="Heading1"/>
       </w:pPr>
-      <w:bookmarkStart w:id="10" w:name="_Toc226662660"/>
+      <w:bookmarkStart w:id="20" w:name="_Toc227855597"/>
       <w:r>
         <w:lastRenderedPageBreak/>
         <w:t>Breakdown of contributions</w:t>
       </w:r>
-      <w:bookmarkEnd w:id="10"/>
+      <w:bookmarkEnd w:id="20"/>
     </w:p>
     <w:tbl>
       <w:tblPr>
@@ -9087,6 +10223,25 @@
               </w:rPr>
               <w:t>Daniel Caveney</w:t>
             </w:r>
+            <w:r>
+              <w:rPr>
+                <w:szCs w:val="24"/>
+              </w:rPr>
+              <w:t>,</w:t>
+            </w:r>
+          </w:p>
+          <w:p>
+            <w:pPr>
+              <w:rPr>
+                <w:szCs w:val="24"/>
+              </w:rPr>
+            </w:pPr>
+            <w:r>
+              <w:rPr>
+                <w:szCs w:val="24"/>
+              </w:rPr>
+              <w:t>Ben McManus</w:t>
+            </w:r>
           </w:p>
         </w:tc>
         <w:tc>
@@ -9095,96 +10250,105 @@
           </w:tcPr>
           <w:p>
             <w:pPr>
-              <w:rPr>
-                <w:szCs w:val="24"/>
-              </w:rPr>
-            </w:pPr>
-            <w:r>
-              <w:rPr>
-                <w:szCs w:val="24"/>
-              </w:rPr>
-              <w:t xml:space="preserve">Dan made the first feature of the program, which was to </w:t>
-            </w:r>
-            <w:r>
-              <w:rPr>
-                <w:szCs w:val="24"/>
-              </w:rPr>
-              <w:t xml:space="preserve">provide the user with the ability to “add”, “edit”, and “remove” stock from the inventory list, which Dan made all three, starting with the add and making sure that the code has the necessary error handling so it didn’t crash and </w:t>
-            </w:r>
-            <w:r>
-              <w:rPr>
-                <w:szCs w:val="24"/>
-              </w:rPr>
-              <w:t>not allow the user to add data that didn’t match the variables data typ</w:t>
-            </w:r>
-            <w:r>
-              <w:rPr>
-                <w:szCs w:val="24"/>
-              </w:rPr>
-              <w:t>e</w:t>
-            </w:r>
-            <w:r>
-              <w:rPr>
-                <w:szCs w:val="24"/>
-              </w:rPr>
-              <w:t>; next Dan decided to make the remove feature, which was not only much simpler than adding but also made for a good debugging tool during testing</w:t>
-            </w:r>
-            <w:r>
-              <w:rPr>
-                <w:szCs w:val="24"/>
-              </w:rPr>
-              <w:t xml:space="preserve">, no defence code was needed for this one other than ensuring that the user has the stock selected, otherwise clicking the button results in an error; finally was the edit button feature, which followed a similar principle to the add, expect the program gathers the selected </w:t>
-            </w:r>
-            <w:r>
-              <w:rPr>
-                <w:szCs w:val="24"/>
-              </w:rPr>
-              <w:t>item and allows the user to make changes</w:t>
-            </w:r>
-            <w:r>
-              <w:rPr>
-                <w:szCs w:val="24"/>
-              </w:rPr>
-              <w:t xml:space="preserve"> to the items values, </w:t>
-            </w:r>
-            <w:r>
-              <w:rPr>
-                <w:szCs w:val="24"/>
-              </w:rPr>
-              <w:t xml:space="preserve">the same </w:t>
-            </w:r>
-            <w:r>
-              <w:rPr>
-                <w:szCs w:val="24"/>
-              </w:rPr>
-              <w:t xml:space="preserve">error handling </w:t>
-            </w:r>
-            <w:r>
-              <w:rPr>
-                <w:szCs w:val="24"/>
-              </w:rPr>
-              <w:t xml:space="preserve">from the add button </w:t>
-            </w:r>
-            <w:r>
-              <w:rPr>
-                <w:szCs w:val="24"/>
-              </w:rPr>
-              <w:t>is also in place</w:t>
-            </w:r>
-            <w:r>
-              <w:rPr>
-                <w:szCs w:val="24"/>
-              </w:rPr>
-              <w:t xml:space="preserve"> so the user can’t edit the items values into wrong ones. </w:t>
-            </w:r>
-            <w:r>
               <w:rPr>
                 <w:i/>
                 <w:iCs/>
                 <w:szCs w:val="24"/>
               </w:rPr>
+            </w:pPr>
+            <w:r>
+              <w:rPr>
+                <w:szCs w:val="24"/>
+              </w:rPr>
+              <w:t xml:space="preserve">Dan made the first feature of the program, which was to </w:t>
+            </w:r>
+            <w:r>
+              <w:rPr>
+                <w:szCs w:val="24"/>
+              </w:rPr>
+              <w:t xml:space="preserve">provide the user with the ability to “add”, “edit”, and “remove” stock from the inventory list, which Dan made all three, starting with the add and making sure that the code has the necessary error handling so it didn’t crash and </w:t>
+            </w:r>
+            <w:r>
+              <w:rPr>
+                <w:szCs w:val="24"/>
+              </w:rPr>
+              <w:t>not allow the user to add data that didn’t match the variables data typ</w:t>
+            </w:r>
+            <w:r>
+              <w:rPr>
+                <w:szCs w:val="24"/>
+              </w:rPr>
+              <w:t>e</w:t>
+            </w:r>
+            <w:r>
+              <w:rPr>
+                <w:szCs w:val="24"/>
+              </w:rPr>
+              <w:t>; next Dan decided to make the remove feature, which was not only much simpler than adding but also made for a good debugging tool during testing</w:t>
+            </w:r>
+            <w:r>
+              <w:rPr>
+                <w:szCs w:val="24"/>
+              </w:rPr>
+              <w:t xml:space="preserve">, no defence code was needed for this one other than ensuring that the user has the stock selected, otherwise clicking the button results in an error; finally was the edit button feature, which followed a similar principle to the add, expect the program gathers the selected </w:t>
+            </w:r>
+            <w:r>
+              <w:rPr>
+                <w:szCs w:val="24"/>
+              </w:rPr>
+              <w:t>item and allows the user to make changes</w:t>
+            </w:r>
+            <w:r>
+              <w:rPr>
+                <w:szCs w:val="24"/>
+              </w:rPr>
+              <w:t xml:space="preserve"> to the items values, </w:t>
+            </w:r>
+            <w:r>
+              <w:rPr>
+                <w:szCs w:val="24"/>
+              </w:rPr>
+              <w:t xml:space="preserve">the same </w:t>
+            </w:r>
+            <w:r>
+              <w:rPr>
+                <w:szCs w:val="24"/>
+              </w:rPr>
+              <w:t xml:space="preserve">error handling </w:t>
+            </w:r>
+            <w:r>
+              <w:rPr>
+                <w:szCs w:val="24"/>
+              </w:rPr>
+              <w:t xml:space="preserve">from the add button </w:t>
+            </w:r>
+            <w:r>
+              <w:rPr>
+                <w:szCs w:val="24"/>
+              </w:rPr>
+              <w:t>is also in place</w:t>
+            </w:r>
+            <w:r>
+              <w:rPr>
+                <w:szCs w:val="24"/>
+              </w:rPr>
+              <w:t xml:space="preserve"> so the user can’t edit the items values into wrong ones. </w:t>
+            </w:r>
+            <w:r>
+              <w:rPr>
+                <w:i/>
+                <w:iCs/>
+                <w:szCs w:val="24"/>
+              </w:rPr>
               <w:t>Written by Daniel Caveney</w:t>
             </w:r>
+          </w:p>
+          <w:p>
+            <w:pPr>
+              <w:rPr>
+                <w:szCs w:val="24"/>
+              </w:rPr>
+            </w:pPr>
           </w:p>
         </w:tc>
       </w:tr>
@@ -9435,6 +10599,94 @@
                 <w:szCs w:val="24"/>
               </w:rPr>
             </w:pPr>
+          </w:p>
+        </w:tc>
+      </w:tr>
+      <w:tr>
+        <w:tc>
+          <w:tcPr>
+            <w:tcW w:w="1985" w:type="dxa"/>
+          </w:tcPr>
+          <w:p>
+            <w:pPr>
+              <w:rPr>
+                <w:szCs w:val="24"/>
+              </w:rPr>
+            </w:pPr>
+            <w:r>
+              <w:rPr>
+                <w:szCs w:val="24"/>
+              </w:rPr>
+              <w:t>Testing and QA</w:t>
+            </w:r>
+            <w:r>
+              <w:rPr>
+                <w:szCs w:val="24"/>
+              </w:rPr>
+              <w:t xml:space="preserve"> work</w:t>
+            </w:r>
+          </w:p>
+        </w:tc>
+        <w:tc>
+          <w:tcPr>
+            <w:tcW w:w="1843" w:type="dxa"/>
+          </w:tcPr>
+          <w:p>
+            <w:pPr>
+              <w:rPr>
+                <w:szCs w:val="24"/>
+              </w:rPr>
+            </w:pPr>
+            <w:r>
+              <w:rPr>
+                <w:szCs w:val="24"/>
+              </w:rPr>
+              <w:t>Daniel Caveney and Ben McManus</w:t>
+            </w:r>
+          </w:p>
+        </w:tc>
+        <w:tc>
+          <w:tcPr>
+            <w:tcW w:w="7088" w:type="dxa"/>
+          </w:tcPr>
+          <w:p>
+            <w:pPr>
+              <w:rPr>
+                <w:szCs w:val="24"/>
+              </w:rPr>
+            </w:pPr>
+            <w:r>
+              <w:rPr>
+                <w:szCs w:val="24"/>
+              </w:rPr>
+              <w:t xml:space="preserve">For the process of testing the program to ensure functionality and no errors, Dan </w:t>
+            </w:r>
+            <w:r>
+              <w:rPr>
+                <w:szCs w:val="24"/>
+              </w:rPr>
+              <w:t>would test each aspect of the program and would test areas that were updated as a result of merges</w:t>
+            </w:r>
+            <w:r>
+              <w:rPr>
+                <w:szCs w:val="24"/>
+              </w:rPr>
+              <w:t>, which resulted in a few faults being found that were quickly patched up. For merges and other QA work, both Dan and Ben would do this, communicating with each other to ensure that the merges didn’t result in lost code and</w:t>
+            </w:r>
+            <w:r>
+              <w:rPr>
+                <w:szCs w:val="24"/>
+              </w:rPr>
+              <w:t xml:space="preserve"> it replacing already working pieces of the program. </w:t>
+            </w:r>
+            <w:r>
+              <w:rPr>
+                <w:i/>
+                <w:iCs/>
+                <w:szCs w:val="24"/>
+              </w:rPr>
+              <w:t>Written by Daniel Caveney</w:t>
+            </w:r>
           </w:p>
         </w:tc>
       </w:tr>
@@ -9468,12 +10720,12 @@
       <w:pPr>
         <w:pStyle w:val="Heading1"/>
       </w:pPr>
-      <w:bookmarkStart w:id="11" w:name="_Toc226662661"/>
+      <w:bookmarkStart w:id="21" w:name="_Toc227855598"/>
       <w:r>
         <w:lastRenderedPageBreak/>
         <w:t>Reflection</w:t>
       </w:r>
-      <w:bookmarkEnd w:id="11"/>
+      <w:bookmarkEnd w:id="21"/>
     </w:p>
     <w:p>
       <w:pPr>
@@ -9513,12 +10765,12 @@
       <w:pPr>
         <w:pStyle w:val="Heading1"/>
       </w:pPr>
-      <w:bookmarkStart w:id="12" w:name="_Toc226662662"/>
+      <w:bookmarkStart w:id="22" w:name="_Toc227855599"/>
       <w:r>
         <w:lastRenderedPageBreak/>
         <w:t>Conclusion</w:t>
       </w:r>
-      <w:bookmarkEnd w:id="12"/>
+      <w:bookmarkEnd w:id="22"/>
     </w:p>
     <w:sectPr>
       <w:pgSz w:w="11906" w:h="16838"/>
@@ -9533,9 +10785,9 @@
 <file path=word/numbering.xml><?xml version="1.0" encoding="utf-8"?>
 <w:numbering xmlns:wpc="http://schemas.microsoft.com/office/word/2010/wordprocessingCanvas" xmlns:cx="http://schemas.microsoft.com/office/drawing/2014/chartex" xmlns:cx1="http://schemas.microsoft.com/office/drawing/2015/9/8/chartex" xmlns:cx2="http://schemas.microsoft.com/office/drawing/2015/10/21/chartex" xmlns:cx3="http://schemas.microsoft.com/office/drawing/2016/5/9/chartex" xmlns:cx4="http://schemas.microsoft.com/office/drawing/2016/5/10/chartex" xmlns:cx5="http://schemas.microsoft.com/office/drawing/2016/5/11/chartex" xmlns:cx6="http://schemas.microsoft.com/office/drawing/2016/5/12/chartex" xmlns:cx7="http://schemas.microsoft.com/office/drawing/2016/5/13/chartex" xmlns:cx8="http://schemas.microsoft.com/office/drawing/2016/5/14/chartex" xmlns:mc="http://schemas.openxmlformats.org/markup-compatibility/2006" xmlns:aink="http://schemas.microsoft.com/office/drawing/2016/ink" xmlns:am3d="http://schemas.microsoft.com/office/drawing/2017/model3d" xmlns:o="urn:schemas-microsoft-com:office:office" xmlns:oel="http://schemas.microsoft.com/office/2019/extlst" xmlns:r="http://schemas.openxmlformats.org/officeDocument/2006/relationships" xmlns:m="http://schemas.openxmlformats.org/officeDocument/2006/math" xmlns:v="urn:schemas-microsoft-com:vml" xmlns:wp14="http://schemas.microsoft.com/office/word/2010/wordprocessingDrawing" xmlns:wp="http://schemas.openxmlformats.org/drawingml/2006/wordprocessingDrawing" xmlns:w10="urn:schemas-microsoft-com:office:word" xmlns:w="http://schemas.openxmlformats.org/wordprocessingml/2006/main" xmlns:w14="http://schemas.microsoft.com/office/word/2010/wordml" xmlns:w15="http://schemas.microsoft.com/office/word/2012/wordml" xmlns:w16cex="http://schemas.microsoft.com/office/word/2018/wordml/cex" xmlns:w16cid="http://schemas.microsoft.com/office/word/2016/wordml/cid" xmlns:w16="http://schemas.microsoft.com/office/word/2018/wordml" xmlns:w16du="http://schemas.microsoft.com/office/word/2023/wordml/word16du" xmlns:w16sdtdh="http://schemas.microsoft.com/office/word/2020/wordml/sdtdatahash" xmlns:w16sdtfl="http://schemas.microsoft.com/office/word/2024/wordml/sdtformatlock" xmlns:w16se="http://schemas.microsoft.com/office/word/2015/wordml/symex" xmlns:wpg="http://schemas.microsoft.com/office/word/2010/wordprocessingGroup" xmlns:wpi="http://schemas.microsoft.com/office/word/2010/wordprocessingInk" xmlns:wne="http://schemas.microsoft.com/office/word/2006/wordml" xmlns:wps="http://schemas.microsoft.com/office/word/2010/wordprocessingShape" mc:Ignorable="w14 w15 w16se w16cid w16 w16cex w16sdtdh w16sdtfl w16du wp14">
   <w:abstractNum w:abstractNumId="0" w15:restartNumberingAfterBreak="0">
-    <w:nsid w:val="186628A9"/>
+    <w:nsid w:val="06267D84"/>
     <w:multiLevelType w:val="hybridMultilevel"/>
-    <w:tmpl w:val="B8BA2CF6"/>
+    <w:tmpl w:val="F1D2A9D4"/>
     <w:lvl w:ilvl="0" w:tplc="08090001">
       <w:start w:val="1"/>
       <w:numFmt w:val="bullet"/>
@@ -9646,9 +10898,9 @@
     </w:lvl>
   </w:abstractNum>
   <w:abstractNum w:abstractNumId="1" w15:restartNumberingAfterBreak="0">
-    <w:nsid w:val="21642971"/>
+    <w:nsid w:val="0F346331"/>
     <w:multiLevelType w:val="hybridMultilevel"/>
-    <w:tmpl w:val="0B7CFC32"/>
+    <w:tmpl w:val="2E247CA6"/>
     <w:lvl w:ilvl="0" w:tplc="08090001">
       <w:start w:val="1"/>
       <w:numFmt w:val="bullet"/>
@@ -9759,9 +11011,9 @@
     </w:lvl>
   </w:abstractNum>
   <w:abstractNum w:abstractNumId="2" w15:restartNumberingAfterBreak="0">
-    <w:nsid w:val="3A32419C"/>
+    <w:nsid w:val="186628A9"/>
     <w:multiLevelType w:val="hybridMultilevel"/>
-    <w:tmpl w:val="599661EE"/>
+    <w:tmpl w:val="B8BA2CF6"/>
     <w:lvl w:ilvl="0" w:tplc="08090001">
       <w:start w:val="1"/>
       <w:numFmt w:val="bullet"/>
@@ -9872,9 +11124,9 @@
     </w:lvl>
   </w:abstractNum>
   <w:abstractNum w:abstractNumId="3" w15:restartNumberingAfterBreak="0">
-    <w:nsid w:val="7E2A5B6B"/>
+    <w:nsid w:val="21642971"/>
     <w:multiLevelType w:val="hybridMultilevel"/>
-    <w:tmpl w:val="B9BE5512"/>
+    <w:tmpl w:val="0B7CFC32"/>
     <w:lvl w:ilvl="0" w:tplc="08090001">
       <w:start w:val="1"/>
       <w:numFmt w:val="bullet"/>
@@ -9984,17 +11236,481 @@
       </w:rPr>
     </w:lvl>
   </w:abstractNum>
+  <w:abstractNum w:abstractNumId="4" w15:restartNumberingAfterBreak="0">
+    <w:nsid w:val="3A32419C"/>
+    <w:multiLevelType w:val="hybridMultilevel"/>
+    <w:tmpl w:val="599661EE"/>
+    <w:lvl w:ilvl="0" w:tplc="08090001">
+      <w:start w:val="1"/>
+      <w:numFmt w:val="bullet"/>
+      <w:lvlText w:val=""/>
+      <w:lvlJc w:val="left"/>
+      <w:pPr>
+        <w:ind w:left="720" w:hanging="360"/>
+      </w:pPr>
+      <w:rPr>
+        <w:rFonts w:ascii="Symbol" w:hAnsi="Symbol" w:hint="default"/>
+      </w:rPr>
+    </w:lvl>
+    <w:lvl w:ilvl="1" w:tplc="08090003" w:tentative="1">
+      <w:start w:val="1"/>
+      <w:numFmt w:val="bullet"/>
+      <w:lvlText w:val="o"/>
+      <w:lvlJc w:val="left"/>
+      <w:pPr>
+        <w:ind w:left="1440" w:hanging="360"/>
+      </w:pPr>
+      <w:rPr>
+        <w:rFonts w:ascii="Courier New" w:hAnsi="Courier New" w:cs="Courier New" w:hint="default"/>
+      </w:rPr>
+    </w:lvl>
+    <w:lvl w:ilvl="2" w:tplc="08090005" w:tentative="1">
+      <w:start w:val="1"/>
+      <w:numFmt w:val="bullet"/>
+      <w:lvlText w:val=""/>
+      <w:lvlJc w:val="left"/>
+      <w:pPr>
+        <w:ind w:left="2160" w:hanging="360"/>
+      </w:pPr>
+      <w:rPr>
+        <w:rFonts w:ascii="Wingdings" w:hAnsi="Wingdings" w:hint="default"/>
+      </w:rPr>
+    </w:lvl>
+    <w:lvl w:ilvl="3" w:tplc="08090001" w:tentative="1">
+      <w:start w:val="1"/>
+      <w:numFmt w:val="bullet"/>
+      <w:lvlText w:val=""/>
+      <w:lvlJc w:val="left"/>
+      <w:pPr>
+        <w:ind w:left="2880" w:hanging="360"/>
+      </w:pPr>
+      <w:rPr>
+        <w:rFonts w:ascii="Symbol" w:hAnsi="Symbol" w:hint="default"/>
+      </w:rPr>
+    </w:lvl>
+    <w:lvl w:ilvl="4" w:tplc="08090003" w:tentative="1">
+      <w:start w:val="1"/>
+      <w:numFmt w:val="bullet"/>
+      <w:lvlText w:val="o"/>
+      <w:lvlJc w:val="left"/>
+      <w:pPr>
+        <w:ind w:left="3600" w:hanging="360"/>
+      </w:pPr>
+      <w:rPr>
+        <w:rFonts w:ascii="Courier New" w:hAnsi="Courier New" w:cs="Courier New" w:hint="default"/>
+      </w:rPr>
+    </w:lvl>
+    <w:lvl w:ilvl="5" w:tplc="08090005" w:tentative="1">
+      <w:start w:val="1"/>
+      <w:numFmt w:val="bullet"/>
+      <w:lvlText w:val=""/>
+      <w:lvlJc w:val="left"/>
+      <w:pPr>
+        <w:ind w:left="4320" w:hanging="360"/>
+      </w:pPr>
+      <w:rPr>
+        <w:rFonts w:ascii="Wingdings" w:hAnsi="Wingdings" w:hint="default"/>
+      </w:rPr>
+    </w:lvl>
+    <w:lvl w:ilvl="6" w:tplc="08090001" w:tentative="1">
+      <w:start w:val="1"/>
+      <w:numFmt w:val="bullet"/>
+      <w:lvlText w:val=""/>
+      <w:lvlJc w:val="left"/>
+      <w:pPr>
+        <w:ind w:left="5040" w:hanging="360"/>
+      </w:pPr>
+      <w:rPr>
+        <w:rFonts w:ascii="Symbol" w:hAnsi="Symbol" w:hint="default"/>
+      </w:rPr>
+    </w:lvl>
+    <w:lvl w:ilvl="7" w:tplc="08090003" w:tentative="1">
+      <w:start w:val="1"/>
+      <w:numFmt w:val="bullet"/>
+      <w:lvlText w:val="o"/>
+      <w:lvlJc w:val="left"/>
+      <w:pPr>
+        <w:ind w:left="5760" w:hanging="360"/>
+      </w:pPr>
+      <w:rPr>
+        <w:rFonts w:ascii="Courier New" w:hAnsi="Courier New" w:cs="Courier New" w:hint="default"/>
+      </w:rPr>
+    </w:lvl>
+    <w:lvl w:ilvl="8" w:tplc="08090005" w:tentative="1">
+      <w:start w:val="1"/>
+      <w:numFmt w:val="bullet"/>
+      <w:lvlText w:val=""/>
+      <w:lvlJc w:val="left"/>
+      <w:pPr>
+        <w:ind w:left="6480" w:hanging="360"/>
+      </w:pPr>
+      <w:rPr>
+        <w:rFonts w:ascii="Wingdings" w:hAnsi="Wingdings" w:hint="default"/>
+      </w:rPr>
+    </w:lvl>
+  </w:abstractNum>
+  <w:abstractNum w:abstractNumId="5" w15:restartNumberingAfterBreak="0">
+    <w:nsid w:val="4CB910CF"/>
+    <w:multiLevelType w:val="hybridMultilevel"/>
+    <w:tmpl w:val="07081C72"/>
+    <w:lvl w:ilvl="0" w:tplc="08090001">
+      <w:start w:val="1"/>
+      <w:numFmt w:val="bullet"/>
+      <w:lvlText w:val=""/>
+      <w:lvlJc w:val="left"/>
+      <w:pPr>
+        <w:ind w:left="720" w:hanging="360"/>
+      </w:pPr>
+      <w:rPr>
+        <w:rFonts w:ascii="Symbol" w:hAnsi="Symbol" w:hint="default"/>
+      </w:rPr>
+    </w:lvl>
+    <w:lvl w:ilvl="1" w:tplc="08090003" w:tentative="1">
+      <w:start w:val="1"/>
+      <w:numFmt w:val="bullet"/>
+      <w:lvlText w:val="o"/>
+      <w:lvlJc w:val="left"/>
+      <w:pPr>
+        <w:ind w:left="1440" w:hanging="360"/>
+      </w:pPr>
+      <w:rPr>
+        <w:rFonts w:ascii="Courier New" w:hAnsi="Courier New" w:cs="Courier New" w:hint="default"/>
+      </w:rPr>
+    </w:lvl>
+    <w:lvl w:ilvl="2" w:tplc="08090005" w:tentative="1">
+      <w:start w:val="1"/>
+      <w:numFmt w:val="bullet"/>
+      <w:lvlText w:val=""/>
+      <w:lvlJc w:val="left"/>
+      <w:pPr>
+        <w:ind w:left="2160" w:hanging="360"/>
+      </w:pPr>
+      <w:rPr>
+        <w:rFonts w:ascii="Wingdings" w:hAnsi="Wingdings" w:hint="default"/>
+      </w:rPr>
+    </w:lvl>
+    <w:lvl w:ilvl="3" w:tplc="08090001" w:tentative="1">
+      <w:start w:val="1"/>
+      <w:numFmt w:val="bullet"/>
+      <w:lvlText w:val=""/>
+      <w:lvlJc w:val="left"/>
+      <w:pPr>
+        <w:ind w:left="2880" w:hanging="360"/>
+      </w:pPr>
+      <w:rPr>
+        <w:rFonts w:ascii="Symbol" w:hAnsi="Symbol" w:hint="default"/>
+      </w:rPr>
+    </w:lvl>
+    <w:lvl w:ilvl="4" w:tplc="08090003" w:tentative="1">
+      <w:start w:val="1"/>
+      <w:numFmt w:val="bullet"/>
+      <w:lvlText w:val="o"/>
+      <w:lvlJc w:val="left"/>
+      <w:pPr>
+        <w:ind w:left="3600" w:hanging="360"/>
+      </w:pPr>
+      <w:rPr>
+        <w:rFonts w:ascii="Courier New" w:hAnsi="Courier New" w:cs="Courier New" w:hint="default"/>
+      </w:rPr>
+    </w:lvl>
+    <w:lvl w:ilvl="5" w:tplc="08090005" w:tentative="1">
+      <w:start w:val="1"/>
+      <w:numFmt w:val="bullet"/>
+      <w:lvlText w:val=""/>
+      <w:lvlJc w:val="left"/>
+      <w:pPr>
+        <w:ind w:left="4320" w:hanging="360"/>
+      </w:pPr>
+      <w:rPr>
+        <w:rFonts w:ascii="Wingdings" w:hAnsi="Wingdings" w:hint="default"/>
+      </w:rPr>
+    </w:lvl>
+    <w:lvl w:ilvl="6" w:tplc="08090001" w:tentative="1">
+      <w:start w:val="1"/>
+      <w:numFmt w:val="bullet"/>
+      <w:lvlText w:val=""/>
+      <w:lvlJc w:val="left"/>
+      <w:pPr>
+        <w:ind w:left="5040" w:hanging="360"/>
+      </w:pPr>
+      <w:rPr>
+        <w:rFonts w:ascii="Symbol" w:hAnsi="Symbol" w:hint="default"/>
+      </w:rPr>
+    </w:lvl>
+    <w:lvl w:ilvl="7" w:tplc="08090003" w:tentative="1">
+      <w:start w:val="1"/>
+      <w:numFmt w:val="bullet"/>
+      <w:lvlText w:val="o"/>
+      <w:lvlJc w:val="left"/>
+      <w:pPr>
+        <w:ind w:left="5760" w:hanging="360"/>
+      </w:pPr>
+      <w:rPr>
+        <w:rFonts w:ascii="Courier New" w:hAnsi="Courier New" w:cs="Courier New" w:hint="default"/>
+      </w:rPr>
+    </w:lvl>
+    <w:lvl w:ilvl="8" w:tplc="08090005" w:tentative="1">
+      <w:start w:val="1"/>
+      <w:numFmt w:val="bullet"/>
+      <w:lvlText w:val=""/>
+      <w:lvlJc w:val="left"/>
+      <w:pPr>
+        <w:ind w:left="6480" w:hanging="360"/>
+      </w:pPr>
+      <w:rPr>
+        <w:rFonts w:ascii="Wingdings" w:hAnsi="Wingdings" w:hint="default"/>
+      </w:rPr>
+    </w:lvl>
+  </w:abstractNum>
+  <w:abstractNum w:abstractNumId="6" w15:restartNumberingAfterBreak="0">
+    <w:nsid w:val="7E2A5B6B"/>
+    <w:multiLevelType w:val="hybridMultilevel"/>
+    <w:tmpl w:val="B9BE5512"/>
+    <w:lvl w:ilvl="0" w:tplc="08090001">
+      <w:start w:val="1"/>
+      <w:numFmt w:val="bullet"/>
+      <w:lvlText w:val=""/>
+      <w:lvlJc w:val="left"/>
+      <w:pPr>
+        <w:ind w:left="720" w:hanging="360"/>
+      </w:pPr>
+      <w:rPr>
+        <w:rFonts w:ascii="Symbol" w:hAnsi="Symbol" w:hint="default"/>
+      </w:rPr>
+    </w:lvl>
+    <w:lvl w:ilvl="1" w:tplc="08090003" w:tentative="1">
+      <w:start w:val="1"/>
+      <w:numFmt w:val="bullet"/>
+      <w:lvlText w:val="o"/>
+      <w:lvlJc w:val="left"/>
+      <w:pPr>
+        <w:ind w:left="1440" w:hanging="360"/>
+      </w:pPr>
+      <w:rPr>
+        <w:rFonts w:ascii="Courier New" w:hAnsi="Courier New" w:cs="Courier New" w:hint="default"/>
+      </w:rPr>
+    </w:lvl>
+    <w:lvl w:ilvl="2" w:tplc="08090005" w:tentative="1">
+      <w:start w:val="1"/>
+      <w:numFmt w:val="bullet"/>
+      <w:lvlText w:val=""/>
+      <w:lvlJc w:val="left"/>
+      <w:pPr>
+        <w:ind w:left="2160" w:hanging="360"/>
+      </w:pPr>
+      <w:rPr>
+        <w:rFonts w:ascii="Wingdings" w:hAnsi="Wingdings" w:hint="default"/>
+      </w:rPr>
+    </w:lvl>
+    <w:lvl w:ilvl="3" w:tplc="08090001" w:tentative="1">
+      <w:start w:val="1"/>
+      <w:numFmt w:val="bullet"/>
+      <w:lvlText w:val=""/>
+      <w:lvlJc w:val="left"/>
+      <w:pPr>
+        <w:ind w:left="2880" w:hanging="360"/>
+      </w:pPr>
+      <w:rPr>
+        <w:rFonts w:ascii="Symbol" w:hAnsi="Symbol" w:hint="default"/>
+      </w:rPr>
+    </w:lvl>
+    <w:lvl w:ilvl="4" w:tplc="08090003" w:tentative="1">
+      <w:start w:val="1"/>
+      <w:numFmt w:val="bullet"/>
+      <w:lvlText w:val="o"/>
+      <w:lvlJc w:val="left"/>
+      <w:pPr>
+        <w:ind w:left="3600" w:hanging="360"/>
+      </w:pPr>
+      <w:rPr>
+        <w:rFonts w:ascii="Courier New" w:hAnsi="Courier New" w:cs="Courier New" w:hint="default"/>
+      </w:rPr>
+    </w:lvl>
+    <w:lvl w:ilvl="5" w:tplc="08090005" w:tentative="1">
+      <w:start w:val="1"/>
+      <w:numFmt w:val="bullet"/>
+      <w:lvlText w:val=""/>
+      <w:lvlJc w:val="left"/>
+      <w:pPr>
+        <w:ind w:left="4320" w:hanging="360"/>
+      </w:pPr>
+      <w:rPr>
+        <w:rFonts w:ascii="Wingdings" w:hAnsi="Wingdings" w:hint="default"/>
+      </w:rPr>
+    </w:lvl>
+    <w:lvl w:ilvl="6" w:tplc="08090001" w:tentative="1">
+      <w:start w:val="1"/>
+      <w:numFmt w:val="bullet"/>
+      <w:lvlText w:val=""/>
+      <w:lvlJc w:val="left"/>
+      <w:pPr>
+        <w:ind w:left="5040" w:hanging="360"/>
+      </w:pPr>
+      <w:rPr>
+        <w:rFonts w:ascii="Symbol" w:hAnsi="Symbol" w:hint="default"/>
+      </w:rPr>
+    </w:lvl>
+    <w:lvl w:ilvl="7" w:tplc="08090003" w:tentative="1">
+      <w:start w:val="1"/>
+      <w:numFmt w:val="bullet"/>
+      <w:lvlText w:val="o"/>
+      <w:lvlJc w:val="left"/>
+      <w:pPr>
+        <w:ind w:left="5760" w:hanging="360"/>
+      </w:pPr>
+      <w:rPr>
+        <w:rFonts w:ascii="Courier New" w:hAnsi="Courier New" w:cs="Courier New" w:hint="default"/>
+      </w:rPr>
+    </w:lvl>
+    <w:lvl w:ilvl="8" w:tplc="08090005" w:tentative="1">
+      <w:start w:val="1"/>
+      <w:numFmt w:val="bullet"/>
+      <w:lvlText w:val=""/>
+      <w:lvlJc w:val="left"/>
+      <w:pPr>
+        <w:ind w:left="6480" w:hanging="360"/>
+      </w:pPr>
+      <w:rPr>
+        <w:rFonts w:ascii="Wingdings" w:hAnsi="Wingdings" w:hint="default"/>
+      </w:rPr>
+    </w:lvl>
+  </w:abstractNum>
+  <w:abstractNum w:abstractNumId="7" w15:restartNumberingAfterBreak="0">
+    <w:nsid w:val="7EBD6276"/>
+    <w:multiLevelType w:val="hybridMultilevel"/>
+    <w:tmpl w:val="3F90F6E4"/>
+    <w:lvl w:ilvl="0" w:tplc="08090001">
+      <w:start w:val="1"/>
+      <w:numFmt w:val="bullet"/>
+      <w:lvlText w:val=""/>
+      <w:lvlJc w:val="left"/>
+      <w:pPr>
+        <w:ind w:left="720" w:hanging="360"/>
+      </w:pPr>
+      <w:rPr>
+        <w:rFonts w:ascii="Symbol" w:hAnsi="Symbol" w:hint="default"/>
+      </w:rPr>
+    </w:lvl>
+    <w:lvl w:ilvl="1" w:tplc="08090003" w:tentative="1">
+      <w:start w:val="1"/>
+      <w:numFmt w:val="bullet"/>
+      <w:lvlText w:val="o"/>
+      <w:lvlJc w:val="left"/>
+      <w:pPr>
+        <w:ind w:left="1440" w:hanging="360"/>
+      </w:pPr>
+      <w:rPr>
+        <w:rFonts w:ascii="Courier New" w:hAnsi="Courier New" w:cs="Courier New" w:hint="default"/>
+      </w:rPr>
+    </w:lvl>
+    <w:lvl w:ilvl="2" w:tplc="08090005" w:tentative="1">
+      <w:start w:val="1"/>
+      <w:numFmt w:val="bullet"/>
+      <w:lvlText w:val=""/>
+      <w:lvlJc w:val="left"/>
+      <w:pPr>
+        <w:ind w:left="2160" w:hanging="360"/>
+      </w:pPr>
+      <w:rPr>
+        <w:rFonts w:ascii="Wingdings" w:hAnsi="Wingdings" w:hint="default"/>
+      </w:rPr>
+    </w:lvl>
+    <w:lvl w:ilvl="3" w:tplc="08090001" w:tentative="1">
+      <w:start w:val="1"/>
+      <w:numFmt w:val="bullet"/>
+      <w:lvlText w:val=""/>
+      <w:lvlJc w:val="left"/>
+      <w:pPr>
+        <w:ind w:left="2880" w:hanging="360"/>
+      </w:pPr>
+      <w:rPr>
+        <w:rFonts w:ascii="Symbol" w:hAnsi="Symbol" w:hint="default"/>
+      </w:rPr>
+    </w:lvl>
+    <w:lvl w:ilvl="4" w:tplc="08090003" w:tentative="1">
+      <w:start w:val="1"/>
+      <w:numFmt w:val="bullet"/>
+      <w:lvlText w:val="o"/>
+      <w:lvlJc w:val="left"/>
+      <w:pPr>
+        <w:ind w:left="3600" w:hanging="360"/>
+      </w:pPr>
+      <w:rPr>
+        <w:rFonts w:ascii="Courier New" w:hAnsi="Courier New" w:cs="Courier New" w:hint="default"/>
+      </w:rPr>
+    </w:lvl>
+    <w:lvl w:ilvl="5" w:tplc="08090005" w:tentative="1">
+      <w:start w:val="1"/>
+      <w:numFmt w:val="bullet"/>
+      <w:lvlText w:val=""/>
+      <w:lvlJc w:val="left"/>
+      <w:pPr>
+        <w:ind w:left="4320" w:hanging="360"/>
+      </w:pPr>
+      <w:rPr>
+        <w:rFonts w:ascii="Wingdings" w:hAnsi="Wingdings" w:hint="default"/>
+      </w:rPr>
+    </w:lvl>
+    <w:lvl w:ilvl="6" w:tplc="08090001" w:tentative="1">
+      <w:start w:val="1"/>
+      <w:numFmt w:val="bullet"/>
+      <w:lvlText w:val=""/>
+      <w:lvlJc w:val="left"/>
+      <w:pPr>
+        <w:ind w:left="5040" w:hanging="360"/>
+      </w:pPr>
+      <w:rPr>
+        <w:rFonts w:ascii="Symbol" w:hAnsi="Symbol" w:hint="default"/>
+      </w:rPr>
+    </w:lvl>
+    <w:lvl w:ilvl="7" w:tplc="08090003" w:tentative="1">
+      <w:start w:val="1"/>
+      <w:numFmt w:val="bullet"/>
+      <w:lvlText w:val="o"/>
+      <w:lvlJc w:val="left"/>
+      <w:pPr>
+        <w:ind w:left="5760" w:hanging="360"/>
+      </w:pPr>
+      <w:rPr>
+        <w:rFonts w:ascii="Courier New" w:hAnsi="Courier New" w:cs="Courier New" w:hint="default"/>
+      </w:rPr>
+    </w:lvl>
+    <w:lvl w:ilvl="8" w:tplc="08090005" w:tentative="1">
+      <w:start w:val="1"/>
+      <w:numFmt w:val="bullet"/>
+      <w:lvlText w:val=""/>
+      <w:lvlJc w:val="left"/>
+      <w:pPr>
+        <w:ind w:left="6480" w:hanging="360"/>
+      </w:pPr>
+      <w:rPr>
+        <w:rFonts w:ascii="Wingdings" w:hAnsi="Wingdings" w:hint="default"/>
+      </w:rPr>
+    </w:lvl>
+  </w:abstractNum>
   <w:num w:numId="1" w16cid:durableId="1514954989">
+    <w:abstractNumId w:val="3"/>
+  </w:num>
+  <w:num w:numId="2" w16cid:durableId="7030748">
+    <w:abstractNumId w:val="2"/>
+  </w:num>
+  <w:num w:numId="3" w16cid:durableId="1818184072">
+    <w:abstractNumId w:val="4"/>
+  </w:num>
+  <w:num w:numId="4" w16cid:durableId="1085686714">
+    <w:abstractNumId w:val="6"/>
+  </w:num>
+  <w:num w:numId="5" w16cid:durableId="431705685">
+    <w:abstractNumId w:val="5"/>
+  </w:num>
+  <w:num w:numId="6" w16cid:durableId="1314067907">
+    <w:abstractNumId w:val="0"/>
+  </w:num>
+  <w:num w:numId="7" w16cid:durableId="805926302">
     <w:abstractNumId w:val="1"/>
   </w:num>
-  <w:num w:numId="2" w16cid:durableId="7030748">
-    <w:abstractNumId w:val="0"/>
-  </w:num>
-  <w:num w:numId="3" w16cid:durableId="1818184072">
-    <w:abstractNumId w:val="2"/>
-  </w:num>
-  <w:num w:numId="4" w16cid:durableId="1085686714">
-    <w:abstractNumId w:val="3"/>
+  <w:num w:numId="8" w16cid:durableId="1540505527">
+    <w:abstractNumId w:val="7"/>
   </w:num>
 </w:numbering>
 </file>

--- a/CIS1703 Coursework 2 Report.docx
+++ b/CIS1703 Coursework 2 Report.docx
@@ -579,7 +579,7 @@
           <w:r>
             <w:fldChar w:fldCharType="separate"/>
           </w:r>
-          <w:hyperlink w:anchor="_Toc227855580" w:history="1">
+          <w:hyperlink w:anchor="_Toc227960537" w:history="1">
             <w:r>
               <w:rPr>
                 <w:rStyle w:val="Hyperlink"/>
@@ -607,7 +607,7 @@
                 <w:noProof/>
                 <w:webHidden/>
               </w:rPr>
-              <w:instrText xml:space="preserve"> PAGEREF _Toc227855580 \h </w:instrText>
+              <w:instrText xml:space="preserve"> PAGEREF _Toc227960537 \h </w:instrText>
             </w:r>
             <w:r>
               <w:rPr>
@@ -654,7 +654,7 @@
               <w14:ligatures w14:val="standardContextual"/>
             </w:rPr>
           </w:pPr>
-          <w:hyperlink w:anchor="_Toc227855581" w:history="1">
+          <w:hyperlink w:anchor="_Toc227960538" w:history="1">
             <w:r>
               <w:rPr>
                 <w:rStyle w:val="Hyperlink"/>
@@ -681,7 +681,7 @@
                 <w:noProof/>
                 <w:webHidden/>
               </w:rPr>
-              <w:instrText xml:space="preserve"> PAGEREF _Toc227855581 \h </w:instrText>
+              <w:instrText xml:space="preserve"> PAGEREF _Toc227960538 \h </w:instrText>
             </w:r>
             <w:r>
               <w:rPr>
@@ -728,7 +728,7 @@
               <w14:ligatures w14:val="standardContextual"/>
             </w:rPr>
           </w:pPr>
-          <w:hyperlink w:anchor="_Toc227855582" w:history="1">
+          <w:hyperlink w:anchor="_Toc227960539" w:history="1">
             <w:r>
               <w:rPr>
                 <w:rStyle w:val="Hyperlink"/>
@@ -755,7 +755,7 @@
                 <w:noProof/>
                 <w:webHidden/>
               </w:rPr>
-              <w:instrText xml:space="preserve"> PAGEREF _Toc227855582 \h </w:instrText>
+              <w:instrText xml:space="preserve"> PAGEREF _Toc227960539 \h </w:instrText>
             </w:r>
             <w:r>
               <w:rPr>
@@ -802,7 +802,7 @@
               <w14:ligatures w14:val="standardContextual"/>
             </w:rPr>
           </w:pPr>
-          <w:hyperlink w:anchor="_Toc227855583" w:history="1">
+          <w:hyperlink w:anchor="_Toc227960540" w:history="1">
             <w:r>
               <w:rPr>
                 <w:rStyle w:val="Hyperlink"/>
@@ -829,7 +829,7 @@
                 <w:noProof/>
                 <w:webHidden/>
               </w:rPr>
-              <w:instrText xml:space="preserve"> PAGEREF _Toc227855583 \h </w:instrText>
+              <w:instrText xml:space="preserve"> PAGEREF _Toc227960540 \h </w:instrText>
             </w:r>
             <w:r>
               <w:rPr>
@@ -876,7 +876,7 @@
               <w14:ligatures w14:val="standardContextual"/>
             </w:rPr>
           </w:pPr>
-          <w:hyperlink w:anchor="_Toc227855584" w:history="1">
+          <w:hyperlink w:anchor="_Toc227960541" w:history="1">
             <w:r>
               <w:rPr>
                 <w:rStyle w:val="Hyperlink"/>
@@ -904,7 +904,7 @@
                 <w:noProof/>
                 <w:webHidden/>
               </w:rPr>
-              <w:instrText xml:space="preserve"> PAGEREF _Toc227855584 \h </w:instrText>
+              <w:instrText xml:space="preserve"> PAGEREF _Toc227960541 \h </w:instrText>
             </w:r>
             <w:r>
               <w:rPr>
@@ -951,7 +951,7 @@
               <w14:ligatures w14:val="standardContextual"/>
             </w:rPr>
           </w:pPr>
-          <w:hyperlink w:anchor="_Toc227855585" w:history="1">
+          <w:hyperlink w:anchor="_Toc227960542" w:history="1">
             <w:r>
               <w:rPr>
                 <w:rStyle w:val="Hyperlink"/>
@@ -978,7 +978,7 @@
                 <w:noProof/>
                 <w:webHidden/>
               </w:rPr>
-              <w:instrText xml:space="preserve"> PAGEREF _Toc227855585 \h </w:instrText>
+              <w:instrText xml:space="preserve"> PAGEREF _Toc227960542 \h </w:instrText>
             </w:r>
             <w:r>
               <w:rPr>
@@ -1025,7 +1025,7 @@
               <w14:ligatures w14:val="standardContextual"/>
             </w:rPr>
           </w:pPr>
-          <w:hyperlink w:anchor="_Toc227855586" w:history="1">
+          <w:hyperlink w:anchor="_Toc227960543" w:history="1">
             <w:r>
               <w:rPr>
                 <w:rStyle w:val="Hyperlink"/>
@@ -1052,7 +1052,7 @@
                 <w:noProof/>
                 <w:webHidden/>
               </w:rPr>
-              <w:instrText xml:space="preserve"> PAGEREF _Toc227855586 \h </w:instrText>
+              <w:instrText xml:space="preserve"> PAGEREF _Toc227960543 \h </w:instrText>
             </w:r>
             <w:r>
               <w:rPr>
@@ -1099,13 +1099,13 @@
               <w14:ligatures w14:val="standardContextual"/>
             </w:rPr>
           </w:pPr>
-          <w:hyperlink w:anchor="_Toc227855587" w:history="1">
+          <w:hyperlink w:anchor="_Toc227960544" w:history="1">
             <w:r>
               <w:rPr>
                 <w:rStyle w:val="Hyperlink"/>
                 <w:noProof/>
               </w:rPr>
-              <w:t>User-centric design Implementation Summary</w:t>
+              <w:t>Implementation of a HCI Compliant Interface</w:t>
             </w:r>
             <w:r>
               <w:rPr>
@@ -1126,7 +1126,7 @@
                 <w:noProof/>
                 <w:webHidden/>
               </w:rPr>
-              <w:instrText xml:space="preserve"> PAGEREF _Toc227855587 \h </w:instrText>
+              <w:instrText xml:space="preserve"> PAGEREF _Toc227960544 \h </w:instrText>
             </w:r>
             <w:r>
               <w:rPr>
@@ -1146,7 +1146,947 @@
                 <w:noProof/>
                 <w:webHidden/>
               </w:rPr>
+              <w:t>8</w:t>
+            </w:r>
+            <w:r>
+              <w:rPr>
+                <w:noProof/>
+                <w:webHidden/>
+              </w:rPr>
+              <w:fldChar w:fldCharType="end"/>
+            </w:r>
+          </w:hyperlink>
+        </w:p>
+        <w:p>
+          <w:pPr>
+            <w:pStyle w:val="TOC2"/>
+            <w:tabs>
+              <w:tab w:val="left" w:pos="720"/>
+              <w:tab w:val="right" w:leader="dot" w:pos="9016"/>
+            </w:tabs>
+            <w:rPr>
+              <w:rFonts w:asciiTheme="minorHAnsi" w:eastAsiaTheme="minorEastAsia" w:hAnsiTheme="minorHAnsi" w:cstheme="minorBidi"/>
+              <w:bCs w:val="0"/>
+              <w:noProof/>
+              <w:kern w:val="2"/>
+              <w:szCs w:val="24"/>
+              <w:lang w:eastAsia="en-GB"/>
+              <w14:ligatures w14:val="standardContextual"/>
+            </w:rPr>
+          </w:pPr>
+          <w:hyperlink w:anchor="_Toc227960545" w:history="1">
+            <w:r>
+              <w:rPr>
+                <w:rStyle w:val="Hyperlink"/>
+                <w:noProof/>
+              </w:rPr>
+              <w:t>1.</w:t>
+            </w:r>
+            <w:r>
+              <w:rPr>
+                <w:rFonts w:asciiTheme="minorHAnsi" w:eastAsiaTheme="minorEastAsia" w:hAnsiTheme="minorHAnsi" w:cstheme="minorBidi"/>
+                <w:bCs w:val="0"/>
+                <w:noProof/>
+                <w:kern w:val="2"/>
+                <w:szCs w:val="24"/>
+                <w:lang w:eastAsia="en-GB"/>
+                <w14:ligatures w14:val="standardContextual"/>
+              </w:rPr>
+              <w:tab/>
+            </w:r>
+            <w:r>
+              <w:rPr>
+                <w:rStyle w:val="Hyperlink"/>
+                <w:noProof/>
+              </w:rPr>
+              <w:t>Visibility of System Status</w:t>
+            </w:r>
+            <w:r>
+              <w:rPr>
+                <w:noProof/>
+                <w:webHidden/>
+              </w:rPr>
+              <w:tab/>
+            </w:r>
+            <w:r>
+              <w:rPr>
+                <w:noProof/>
+                <w:webHidden/>
+              </w:rPr>
+              <w:fldChar w:fldCharType="begin"/>
+            </w:r>
+            <w:r>
+              <w:rPr>
+                <w:noProof/>
+                <w:webHidden/>
+              </w:rPr>
+              <w:instrText xml:space="preserve"> PAGEREF _Toc227960545 \h </w:instrText>
+            </w:r>
+            <w:r>
+              <w:rPr>
+                <w:noProof/>
+                <w:webHidden/>
+              </w:rPr>
+            </w:r>
+            <w:r>
+              <w:rPr>
+                <w:noProof/>
+                <w:webHidden/>
+              </w:rPr>
+              <w:fldChar w:fldCharType="separate"/>
+            </w:r>
+            <w:r>
+              <w:rPr>
+                <w:noProof/>
+                <w:webHidden/>
+              </w:rPr>
+              <w:t>8</w:t>
+            </w:r>
+            <w:r>
+              <w:rPr>
+                <w:noProof/>
+                <w:webHidden/>
+              </w:rPr>
+              <w:fldChar w:fldCharType="end"/>
+            </w:r>
+          </w:hyperlink>
+        </w:p>
+        <w:p>
+          <w:pPr>
+            <w:pStyle w:val="TOC2"/>
+            <w:tabs>
+              <w:tab w:val="left" w:pos="720"/>
+              <w:tab w:val="right" w:leader="dot" w:pos="9016"/>
+            </w:tabs>
+            <w:rPr>
+              <w:rFonts w:asciiTheme="minorHAnsi" w:eastAsiaTheme="minorEastAsia" w:hAnsiTheme="minorHAnsi" w:cstheme="minorBidi"/>
+              <w:bCs w:val="0"/>
+              <w:noProof/>
+              <w:kern w:val="2"/>
+              <w:szCs w:val="24"/>
+              <w:lang w:eastAsia="en-GB"/>
+              <w14:ligatures w14:val="standardContextual"/>
+            </w:rPr>
+          </w:pPr>
+          <w:hyperlink w:anchor="_Toc227960546" w:history="1">
+            <w:r>
+              <w:rPr>
+                <w:rStyle w:val="Hyperlink"/>
+                <w:noProof/>
+              </w:rPr>
+              <w:t>2.</w:t>
+            </w:r>
+            <w:r>
+              <w:rPr>
+                <w:rFonts w:asciiTheme="minorHAnsi" w:eastAsiaTheme="minorEastAsia" w:hAnsiTheme="minorHAnsi" w:cstheme="minorBidi"/>
+                <w:bCs w:val="0"/>
+                <w:noProof/>
+                <w:kern w:val="2"/>
+                <w:szCs w:val="24"/>
+                <w:lang w:eastAsia="en-GB"/>
+                <w14:ligatures w14:val="standardContextual"/>
+              </w:rPr>
+              <w:tab/>
+            </w:r>
+            <w:r>
+              <w:rPr>
+                <w:rStyle w:val="Hyperlink"/>
+                <w:noProof/>
+              </w:rPr>
+              <w:t>Match Between System and the Real World</w:t>
+            </w:r>
+            <w:r>
+              <w:rPr>
+                <w:noProof/>
+                <w:webHidden/>
+              </w:rPr>
+              <w:tab/>
+            </w:r>
+            <w:r>
+              <w:rPr>
+                <w:noProof/>
+                <w:webHidden/>
+              </w:rPr>
+              <w:fldChar w:fldCharType="begin"/>
+            </w:r>
+            <w:r>
+              <w:rPr>
+                <w:noProof/>
+                <w:webHidden/>
+              </w:rPr>
+              <w:instrText xml:space="preserve"> PAGEREF _Toc227960546 \h </w:instrText>
+            </w:r>
+            <w:r>
+              <w:rPr>
+                <w:noProof/>
+                <w:webHidden/>
+              </w:rPr>
+            </w:r>
+            <w:r>
+              <w:rPr>
+                <w:noProof/>
+                <w:webHidden/>
+              </w:rPr>
+              <w:fldChar w:fldCharType="separate"/>
+            </w:r>
+            <w:r>
+              <w:rPr>
+                <w:noProof/>
+                <w:webHidden/>
+              </w:rPr>
+              <w:t>8</w:t>
+            </w:r>
+            <w:r>
+              <w:rPr>
+                <w:noProof/>
+                <w:webHidden/>
+              </w:rPr>
+              <w:fldChar w:fldCharType="end"/>
+            </w:r>
+          </w:hyperlink>
+        </w:p>
+        <w:p>
+          <w:pPr>
+            <w:pStyle w:val="TOC2"/>
+            <w:tabs>
+              <w:tab w:val="left" w:pos="720"/>
+              <w:tab w:val="right" w:leader="dot" w:pos="9016"/>
+            </w:tabs>
+            <w:rPr>
+              <w:rFonts w:asciiTheme="minorHAnsi" w:eastAsiaTheme="minorEastAsia" w:hAnsiTheme="minorHAnsi" w:cstheme="minorBidi"/>
+              <w:bCs w:val="0"/>
+              <w:noProof/>
+              <w:kern w:val="2"/>
+              <w:szCs w:val="24"/>
+              <w:lang w:eastAsia="en-GB"/>
+              <w14:ligatures w14:val="standardContextual"/>
+            </w:rPr>
+          </w:pPr>
+          <w:hyperlink w:anchor="_Toc227960547" w:history="1">
+            <w:r>
+              <w:rPr>
+                <w:rStyle w:val="Hyperlink"/>
+                <w:noProof/>
+              </w:rPr>
+              <w:t>3.</w:t>
+            </w:r>
+            <w:r>
+              <w:rPr>
+                <w:rFonts w:asciiTheme="minorHAnsi" w:eastAsiaTheme="minorEastAsia" w:hAnsiTheme="minorHAnsi" w:cstheme="minorBidi"/>
+                <w:bCs w:val="0"/>
+                <w:noProof/>
+                <w:kern w:val="2"/>
+                <w:szCs w:val="24"/>
+                <w:lang w:eastAsia="en-GB"/>
+                <w14:ligatures w14:val="standardContextual"/>
+              </w:rPr>
+              <w:tab/>
+            </w:r>
+            <w:r>
+              <w:rPr>
+                <w:rStyle w:val="Hyperlink"/>
+                <w:noProof/>
+              </w:rPr>
+              <w:t>User Control and Freedom</w:t>
+            </w:r>
+            <w:r>
+              <w:rPr>
+                <w:noProof/>
+                <w:webHidden/>
+              </w:rPr>
+              <w:tab/>
+            </w:r>
+            <w:r>
+              <w:rPr>
+                <w:noProof/>
+                <w:webHidden/>
+              </w:rPr>
+              <w:fldChar w:fldCharType="begin"/>
+            </w:r>
+            <w:r>
+              <w:rPr>
+                <w:noProof/>
+                <w:webHidden/>
+              </w:rPr>
+              <w:instrText xml:space="preserve"> PAGEREF _Toc227960547 \h </w:instrText>
+            </w:r>
+            <w:r>
+              <w:rPr>
+                <w:noProof/>
+                <w:webHidden/>
+              </w:rPr>
+            </w:r>
+            <w:r>
+              <w:rPr>
+                <w:noProof/>
+                <w:webHidden/>
+              </w:rPr>
+              <w:fldChar w:fldCharType="separate"/>
+            </w:r>
+            <w:r>
+              <w:rPr>
+                <w:noProof/>
+                <w:webHidden/>
+              </w:rPr>
               <w:t>9</w:t>
+            </w:r>
+            <w:r>
+              <w:rPr>
+                <w:noProof/>
+                <w:webHidden/>
+              </w:rPr>
+              <w:fldChar w:fldCharType="end"/>
+            </w:r>
+          </w:hyperlink>
+        </w:p>
+        <w:p>
+          <w:pPr>
+            <w:pStyle w:val="TOC2"/>
+            <w:tabs>
+              <w:tab w:val="left" w:pos="720"/>
+              <w:tab w:val="right" w:leader="dot" w:pos="9016"/>
+            </w:tabs>
+            <w:rPr>
+              <w:rFonts w:asciiTheme="minorHAnsi" w:eastAsiaTheme="minorEastAsia" w:hAnsiTheme="minorHAnsi" w:cstheme="minorBidi"/>
+              <w:bCs w:val="0"/>
+              <w:noProof/>
+              <w:kern w:val="2"/>
+              <w:szCs w:val="24"/>
+              <w:lang w:eastAsia="en-GB"/>
+              <w14:ligatures w14:val="standardContextual"/>
+            </w:rPr>
+          </w:pPr>
+          <w:hyperlink w:anchor="_Toc227960548" w:history="1">
+            <w:r>
+              <w:rPr>
+                <w:rStyle w:val="Hyperlink"/>
+                <w:noProof/>
+              </w:rPr>
+              <w:t>4.</w:t>
+            </w:r>
+            <w:r>
+              <w:rPr>
+                <w:rFonts w:asciiTheme="minorHAnsi" w:eastAsiaTheme="minorEastAsia" w:hAnsiTheme="minorHAnsi" w:cstheme="minorBidi"/>
+                <w:bCs w:val="0"/>
+                <w:noProof/>
+                <w:kern w:val="2"/>
+                <w:szCs w:val="24"/>
+                <w:lang w:eastAsia="en-GB"/>
+                <w14:ligatures w14:val="standardContextual"/>
+              </w:rPr>
+              <w:tab/>
+            </w:r>
+            <w:r>
+              <w:rPr>
+                <w:rStyle w:val="Hyperlink"/>
+                <w:noProof/>
+              </w:rPr>
+              <w:t>Consistency and Standards</w:t>
+            </w:r>
+            <w:r>
+              <w:rPr>
+                <w:noProof/>
+                <w:webHidden/>
+              </w:rPr>
+              <w:tab/>
+            </w:r>
+            <w:r>
+              <w:rPr>
+                <w:noProof/>
+                <w:webHidden/>
+              </w:rPr>
+              <w:fldChar w:fldCharType="begin"/>
+            </w:r>
+            <w:r>
+              <w:rPr>
+                <w:noProof/>
+                <w:webHidden/>
+              </w:rPr>
+              <w:instrText xml:space="preserve"> PAGEREF _Toc227960548 \h </w:instrText>
+            </w:r>
+            <w:r>
+              <w:rPr>
+                <w:noProof/>
+                <w:webHidden/>
+              </w:rPr>
+            </w:r>
+            <w:r>
+              <w:rPr>
+                <w:noProof/>
+                <w:webHidden/>
+              </w:rPr>
+              <w:fldChar w:fldCharType="separate"/>
+            </w:r>
+            <w:r>
+              <w:rPr>
+                <w:noProof/>
+                <w:webHidden/>
+              </w:rPr>
+              <w:t>9</w:t>
+            </w:r>
+            <w:r>
+              <w:rPr>
+                <w:noProof/>
+                <w:webHidden/>
+              </w:rPr>
+              <w:fldChar w:fldCharType="end"/>
+            </w:r>
+          </w:hyperlink>
+        </w:p>
+        <w:p>
+          <w:pPr>
+            <w:pStyle w:val="TOC2"/>
+            <w:tabs>
+              <w:tab w:val="left" w:pos="720"/>
+              <w:tab w:val="right" w:leader="dot" w:pos="9016"/>
+            </w:tabs>
+            <w:rPr>
+              <w:rFonts w:asciiTheme="minorHAnsi" w:eastAsiaTheme="minorEastAsia" w:hAnsiTheme="minorHAnsi" w:cstheme="minorBidi"/>
+              <w:bCs w:val="0"/>
+              <w:noProof/>
+              <w:kern w:val="2"/>
+              <w:szCs w:val="24"/>
+              <w:lang w:eastAsia="en-GB"/>
+              <w14:ligatures w14:val="standardContextual"/>
+            </w:rPr>
+          </w:pPr>
+          <w:hyperlink w:anchor="_Toc227960549" w:history="1">
+            <w:r>
+              <w:rPr>
+                <w:rStyle w:val="Hyperlink"/>
+                <w:noProof/>
+              </w:rPr>
+              <w:t>5.</w:t>
+            </w:r>
+            <w:r>
+              <w:rPr>
+                <w:rFonts w:asciiTheme="minorHAnsi" w:eastAsiaTheme="minorEastAsia" w:hAnsiTheme="minorHAnsi" w:cstheme="minorBidi"/>
+                <w:bCs w:val="0"/>
+                <w:noProof/>
+                <w:kern w:val="2"/>
+                <w:szCs w:val="24"/>
+                <w:lang w:eastAsia="en-GB"/>
+                <w14:ligatures w14:val="standardContextual"/>
+              </w:rPr>
+              <w:tab/>
+            </w:r>
+            <w:r>
+              <w:rPr>
+                <w:rStyle w:val="Hyperlink"/>
+                <w:noProof/>
+              </w:rPr>
+              <w:t>Error Prevention</w:t>
+            </w:r>
+            <w:r>
+              <w:rPr>
+                <w:noProof/>
+                <w:webHidden/>
+              </w:rPr>
+              <w:tab/>
+            </w:r>
+            <w:r>
+              <w:rPr>
+                <w:noProof/>
+                <w:webHidden/>
+              </w:rPr>
+              <w:fldChar w:fldCharType="begin"/>
+            </w:r>
+            <w:r>
+              <w:rPr>
+                <w:noProof/>
+                <w:webHidden/>
+              </w:rPr>
+              <w:instrText xml:space="preserve"> PAGEREF _Toc227960549 \h </w:instrText>
+            </w:r>
+            <w:r>
+              <w:rPr>
+                <w:noProof/>
+                <w:webHidden/>
+              </w:rPr>
+            </w:r>
+            <w:r>
+              <w:rPr>
+                <w:noProof/>
+                <w:webHidden/>
+              </w:rPr>
+              <w:fldChar w:fldCharType="separate"/>
+            </w:r>
+            <w:r>
+              <w:rPr>
+                <w:noProof/>
+                <w:webHidden/>
+              </w:rPr>
+              <w:t>9</w:t>
+            </w:r>
+            <w:r>
+              <w:rPr>
+                <w:noProof/>
+                <w:webHidden/>
+              </w:rPr>
+              <w:fldChar w:fldCharType="end"/>
+            </w:r>
+          </w:hyperlink>
+        </w:p>
+        <w:p>
+          <w:pPr>
+            <w:pStyle w:val="TOC2"/>
+            <w:tabs>
+              <w:tab w:val="left" w:pos="720"/>
+              <w:tab w:val="right" w:leader="dot" w:pos="9016"/>
+            </w:tabs>
+            <w:rPr>
+              <w:rFonts w:asciiTheme="minorHAnsi" w:eastAsiaTheme="minorEastAsia" w:hAnsiTheme="minorHAnsi" w:cstheme="minorBidi"/>
+              <w:bCs w:val="0"/>
+              <w:noProof/>
+              <w:kern w:val="2"/>
+              <w:szCs w:val="24"/>
+              <w:lang w:eastAsia="en-GB"/>
+              <w14:ligatures w14:val="standardContextual"/>
+            </w:rPr>
+          </w:pPr>
+          <w:hyperlink w:anchor="_Toc227960550" w:history="1">
+            <w:r>
+              <w:rPr>
+                <w:rStyle w:val="Hyperlink"/>
+                <w:noProof/>
+              </w:rPr>
+              <w:t>6.</w:t>
+            </w:r>
+            <w:r>
+              <w:rPr>
+                <w:rFonts w:asciiTheme="minorHAnsi" w:eastAsiaTheme="minorEastAsia" w:hAnsiTheme="minorHAnsi" w:cstheme="minorBidi"/>
+                <w:bCs w:val="0"/>
+                <w:noProof/>
+                <w:kern w:val="2"/>
+                <w:szCs w:val="24"/>
+                <w:lang w:eastAsia="en-GB"/>
+                <w14:ligatures w14:val="standardContextual"/>
+              </w:rPr>
+              <w:tab/>
+            </w:r>
+            <w:r>
+              <w:rPr>
+                <w:rStyle w:val="Hyperlink"/>
+                <w:noProof/>
+              </w:rPr>
+              <w:t>Recognition Rather Than Recall</w:t>
+            </w:r>
+            <w:r>
+              <w:rPr>
+                <w:noProof/>
+                <w:webHidden/>
+              </w:rPr>
+              <w:tab/>
+            </w:r>
+            <w:r>
+              <w:rPr>
+                <w:noProof/>
+                <w:webHidden/>
+              </w:rPr>
+              <w:fldChar w:fldCharType="begin"/>
+            </w:r>
+            <w:r>
+              <w:rPr>
+                <w:noProof/>
+                <w:webHidden/>
+              </w:rPr>
+              <w:instrText xml:space="preserve"> PAGEREF _Toc227960550 \h </w:instrText>
+            </w:r>
+            <w:r>
+              <w:rPr>
+                <w:noProof/>
+                <w:webHidden/>
+              </w:rPr>
+            </w:r>
+            <w:r>
+              <w:rPr>
+                <w:noProof/>
+                <w:webHidden/>
+              </w:rPr>
+              <w:fldChar w:fldCharType="separate"/>
+            </w:r>
+            <w:r>
+              <w:rPr>
+                <w:noProof/>
+                <w:webHidden/>
+              </w:rPr>
+              <w:t>9</w:t>
+            </w:r>
+            <w:r>
+              <w:rPr>
+                <w:noProof/>
+                <w:webHidden/>
+              </w:rPr>
+              <w:fldChar w:fldCharType="end"/>
+            </w:r>
+          </w:hyperlink>
+        </w:p>
+        <w:p>
+          <w:pPr>
+            <w:pStyle w:val="TOC2"/>
+            <w:tabs>
+              <w:tab w:val="left" w:pos="720"/>
+              <w:tab w:val="right" w:leader="dot" w:pos="9016"/>
+            </w:tabs>
+            <w:rPr>
+              <w:rFonts w:asciiTheme="minorHAnsi" w:eastAsiaTheme="minorEastAsia" w:hAnsiTheme="minorHAnsi" w:cstheme="minorBidi"/>
+              <w:bCs w:val="0"/>
+              <w:noProof/>
+              <w:kern w:val="2"/>
+              <w:szCs w:val="24"/>
+              <w:lang w:eastAsia="en-GB"/>
+              <w14:ligatures w14:val="standardContextual"/>
+            </w:rPr>
+          </w:pPr>
+          <w:hyperlink w:anchor="_Toc227960551" w:history="1">
+            <w:r>
+              <w:rPr>
+                <w:rStyle w:val="Hyperlink"/>
+                <w:noProof/>
+              </w:rPr>
+              <w:t>7.</w:t>
+            </w:r>
+            <w:r>
+              <w:rPr>
+                <w:rFonts w:asciiTheme="minorHAnsi" w:eastAsiaTheme="minorEastAsia" w:hAnsiTheme="minorHAnsi" w:cstheme="minorBidi"/>
+                <w:bCs w:val="0"/>
+                <w:noProof/>
+                <w:kern w:val="2"/>
+                <w:szCs w:val="24"/>
+                <w:lang w:eastAsia="en-GB"/>
+                <w14:ligatures w14:val="standardContextual"/>
+              </w:rPr>
+              <w:tab/>
+            </w:r>
+            <w:r>
+              <w:rPr>
+                <w:rStyle w:val="Hyperlink"/>
+                <w:noProof/>
+              </w:rPr>
+              <w:t>Flexibility and Efficiency of Use</w:t>
+            </w:r>
+            <w:r>
+              <w:rPr>
+                <w:noProof/>
+                <w:webHidden/>
+              </w:rPr>
+              <w:tab/>
+            </w:r>
+            <w:r>
+              <w:rPr>
+                <w:noProof/>
+                <w:webHidden/>
+              </w:rPr>
+              <w:fldChar w:fldCharType="begin"/>
+            </w:r>
+            <w:r>
+              <w:rPr>
+                <w:noProof/>
+                <w:webHidden/>
+              </w:rPr>
+              <w:instrText xml:space="preserve"> PAGEREF _Toc227960551 \h </w:instrText>
+            </w:r>
+            <w:r>
+              <w:rPr>
+                <w:noProof/>
+                <w:webHidden/>
+              </w:rPr>
+            </w:r>
+            <w:r>
+              <w:rPr>
+                <w:noProof/>
+                <w:webHidden/>
+              </w:rPr>
+              <w:fldChar w:fldCharType="separate"/>
+            </w:r>
+            <w:r>
+              <w:rPr>
+                <w:noProof/>
+                <w:webHidden/>
+              </w:rPr>
+              <w:t>9</w:t>
+            </w:r>
+            <w:r>
+              <w:rPr>
+                <w:noProof/>
+                <w:webHidden/>
+              </w:rPr>
+              <w:fldChar w:fldCharType="end"/>
+            </w:r>
+          </w:hyperlink>
+        </w:p>
+        <w:p>
+          <w:pPr>
+            <w:pStyle w:val="TOC2"/>
+            <w:tabs>
+              <w:tab w:val="left" w:pos="720"/>
+              <w:tab w:val="right" w:leader="dot" w:pos="9016"/>
+            </w:tabs>
+            <w:rPr>
+              <w:rFonts w:asciiTheme="minorHAnsi" w:eastAsiaTheme="minorEastAsia" w:hAnsiTheme="minorHAnsi" w:cstheme="minorBidi"/>
+              <w:bCs w:val="0"/>
+              <w:noProof/>
+              <w:kern w:val="2"/>
+              <w:szCs w:val="24"/>
+              <w:lang w:eastAsia="en-GB"/>
+              <w14:ligatures w14:val="standardContextual"/>
+            </w:rPr>
+          </w:pPr>
+          <w:hyperlink w:anchor="_Toc227960552" w:history="1">
+            <w:r>
+              <w:rPr>
+                <w:rStyle w:val="Hyperlink"/>
+                <w:noProof/>
+              </w:rPr>
+              <w:t>8.</w:t>
+            </w:r>
+            <w:r>
+              <w:rPr>
+                <w:rFonts w:asciiTheme="minorHAnsi" w:eastAsiaTheme="minorEastAsia" w:hAnsiTheme="minorHAnsi" w:cstheme="minorBidi"/>
+                <w:bCs w:val="0"/>
+                <w:noProof/>
+                <w:kern w:val="2"/>
+                <w:szCs w:val="24"/>
+                <w:lang w:eastAsia="en-GB"/>
+                <w14:ligatures w14:val="standardContextual"/>
+              </w:rPr>
+              <w:tab/>
+            </w:r>
+            <w:r>
+              <w:rPr>
+                <w:rStyle w:val="Hyperlink"/>
+                <w:noProof/>
+              </w:rPr>
+              <w:t>Aesthetic and Minimalist Design</w:t>
+            </w:r>
+            <w:r>
+              <w:rPr>
+                <w:noProof/>
+                <w:webHidden/>
+              </w:rPr>
+              <w:tab/>
+            </w:r>
+            <w:r>
+              <w:rPr>
+                <w:noProof/>
+                <w:webHidden/>
+              </w:rPr>
+              <w:fldChar w:fldCharType="begin"/>
+            </w:r>
+            <w:r>
+              <w:rPr>
+                <w:noProof/>
+                <w:webHidden/>
+              </w:rPr>
+              <w:instrText xml:space="preserve"> PAGEREF _Toc227960552 \h </w:instrText>
+            </w:r>
+            <w:r>
+              <w:rPr>
+                <w:noProof/>
+                <w:webHidden/>
+              </w:rPr>
+            </w:r>
+            <w:r>
+              <w:rPr>
+                <w:noProof/>
+                <w:webHidden/>
+              </w:rPr>
+              <w:fldChar w:fldCharType="separate"/>
+            </w:r>
+            <w:r>
+              <w:rPr>
+                <w:noProof/>
+                <w:webHidden/>
+              </w:rPr>
+              <w:t>10</w:t>
+            </w:r>
+            <w:r>
+              <w:rPr>
+                <w:noProof/>
+                <w:webHidden/>
+              </w:rPr>
+              <w:fldChar w:fldCharType="end"/>
+            </w:r>
+          </w:hyperlink>
+        </w:p>
+        <w:p>
+          <w:pPr>
+            <w:pStyle w:val="TOC2"/>
+            <w:tabs>
+              <w:tab w:val="left" w:pos="720"/>
+              <w:tab w:val="right" w:leader="dot" w:pos="9016"/>
+            </w:tabs>
+            <w:rPr>
+              <w:rFonts w:asciiTheme="minorHAnsi" w:eastAsiaTheme="minorEastAsia" w:hAnsiTheme="minorHAnsi" w:cstheme="minorBidi"/>
+              <w:bCs w:val="0"/>
+              <w:noProof/>
+              <w:kern w:val="2"/>
+              <w:szCs w:val="24"/>
+              <w:lang w:eastAsia="en-GB"/>
+              <w14:ligatures w14:val="standardContextual"/>
+            </w:rPr>
+          </w:pPr>
+          <w:hyperlink w:anchor="_Toc227960553" w:history="1">
+            <w:r>
+              <w:rPr>
+                <w:rStyle w:val="Hyperlink"/>
+                <w:noProof/>
+              </w:rPr>
+              <w:t>9.</w:t>
+            </w:r>
+            <w:r>
+              <w:rPr>
+                <w:rFonts w:asciiTheme="minorHAnsi" w:eastAsiaTheme="minorEastAsia" w:hAnsiTheme="minorHAnsi" w:cstheme="minorBidi"/>
+                <w:bCs w:val="0"/>
+                <w:noProof/>
+                <w:kern w:val="2"/>
+                <w:szCs w:val="24"/>
+                <w:lang w:eastAsia="en-GB"/>
+                <w14:ligatures w14:val="standardContextual"/>
+              </w:rPr>
+              <w:tab/>
+            </w:r>
+            <w:r>
+              <w:rPr>
+                <w:rStyle w:val="Hyperlink"/>
+                <w:noProof/>
+              </w:rPr>
+              <w:t>Help Users Recognise, Diagnose and Recover from Errors</w:t>
+            </w:r>
+            <w:r>
+              <w:rPr>
+                <w:noProof/>
+                <w:webHidden/>
+              </w:rPr>
+              <w:tab/>
+            </w:r>
+            <w:r>
+              <w:rPr>
+                <w:noProof/>
+                <w:webHidden/>
+              </w:rPr>
+              <w:fldChar w:fldCharType="begin"/>
+            </w:r>
+            <w:r>
+              <w:rPr>
+                <w:noProof/>
+                <w:webHidden/>
+              </w:rPr>
+              <w:instrText xml:space="preserve"> PAGEREF _Toc227960553 \h </w:instrText>
+            </w:r>
+            <w:r>
+              <w:rPr>
+                <w:noProof/>
+                <w:webHidden/>
+              </w:rPr>
+            </w:r>
+            <w:r>
+              <w:rPr>
+                <w:noProof/>
+                <w:webHidden/>
+              </w:rPr>
+              <w:fldChar w:fldCharType="separate"/>
+            </w:r>
+            <w:r>
+              <w:rPr>
+                <w:noProof/>
+                <w:webHidden/>
+              </w:rPr>
+              <w:t>10</w:t>
+            </w:r>
+            <w:r>
+              <w:rPr>
+                <w:noProof/>
+                <w:webHidden/>
+              </w:rPr>
+              <w:fldChar w:fldCharType="end"/>
+            </w:r>
+          </w:hyperlink>
+        </w:p>
+        <w:p>
+          <w:pPr>
+            <w:pStyle w:val="TOC2"/>
+            <w:tabs>
+              <w:tab w:val="left" w:pos="960"/>
+              <w:tab w:val="right" w:leader="dot" w:pos="9016"/>
+            </w:tabs>
+            <w:rPr>
+              <w:rFonts w:asciiTheme="minorHAnsi" w:eastAsiaTheme="minorEastAsia" w:hAnsiTheme="minorHAnsi" w:cstheme="minorBidi"/>
+              <w:bCs w:val="0"/>
+              <w:noProof/>
+              <w:kern w:val="2"/>
+              <w:szCs w:val="24"/>
+              <w:lang w:eastAsia="en-GB"/>
+              <w14:ligatures w14:val="standardContextual"/>
+            </w:rPr>
+          </w:pPr>
+          <w:hyperlink w:anchor="_Toc227960554" w:history="1">
+            <w:r>
+              <w:rPr>
+                <w:rStyle w:val="Hyperlink"/>
+                <w:noProof/>
+              </w:rPr>
+              <w:t>10.</w:t>
+            </w:r>
+            <w:r>
+              <w:rPr>
+                <w:rFonts w:asciiTheme="minorHAnsi" w:eastAsiaTheme="minorEastAsia" w:hAnsiTheme="minorHAnsi" w:cstheme="minorBidi"/>
+                <w:bCs w:val="0"/>
+                <w:noProof/>
+                <w:kern w:val="2"/>
+                <w:szCs w:val="24"/>
+                <w:lang w:eastAsia="en-GB"/>
+                <w14:ligatures w14:val="standardContextual"/>
+              </w:rPr>
+              <w:tab/>
+            </w:r>
+            <w:r>
+              <w:rPr>
+                <w:rStyle w:val="Hyperlink"/>
+                <w:noProof/>
+              </w:rPr>
+              <w:t>Help and Documentation</w:t>
+            </w:r>
+            <w:r>
+              <w:rPr>
+                <w:noProof/>
+                <w:webHidden/>
+              </w:rPr>
+              <w:tab/>
+            </w:r>
+            <w:r>
+              <w:rPr>
+                <w:noProof/>
+                <w:webHidden/>
+              </w:rPr>
+              <w:fldChar w:fldCharType="begin"/>
+            </w:r>
+            <w:r>
+              <w:rPr>
+                <w:noProof/>
+                <w:webHidden/>
+              </w:rPr>
+              <w:instrText xml:space="preserve"> PAGEREF _Toc227960554 \h </w:instrText>
+            </w:r>
+            <w:r>
+              <w:rPr>
+                <w:noProof/>
+                <w:webHidden/>
+              </w:rPr>
+            </w:r>
+            <w:r>
+              <w:rPr>
+                <w:noProof/>
+                <w:webHidden/>
+              </w:rPr>
+              <w:fldChar w:fldCharType="separate"/>
+            </w:r>
+            <w:r>
+              <w:rPr>
+                <w:noProof/>
+                <w:webHidden/>
+              </w:rPr>
+              <w:t>10</w:t>
             </w:r>
             <w:r>
               <w:rPr>
@@ -1173,12 +2113,86 @@
               <w14:ligatures w14:val="standardContextual"/>
             </w:rPr>
           </w:pPr>
-          <w:hyperlink w:anchor="_Toc227855588" w:history="1">
+          <w:hyperlink w:anchor="_Toc227960555" w:history="1">
             <w:r>
               <w:rPr>
                 <w:rStyle w:val="Hyperlink"/>
                 <w:noProof/>
               </w:rPr>
+              <w:t>User-centric design Implementation Summary</w:t>
+            </w:r>
+            <w:r>
+              <w:rPr>
+                <w:noProof/>
+                <w:webHidden/>
+              </w:rPr>
+              <w:tab/>
+            </w:r>
+            <w:r>
+              <w:rPr>
+                <w:noProof/>
+                <w:webHidden/>
+              </w:rPr>
+              <w:fldChar w:fldCharType="begin"/>
+            </w:r>
+            <w:r>
+              <w:rPr>
+                <w:noProof/>
+                <w:webHidden/>
+              </w:rPr>
+              <w:instrText xml:space="preserve"> PAGEREF _Toc227960555 \h </w:instrText>
+            </w:r>
+            <w:r>
+              <w:rPr>
+                <w:noProof/>
+                <w:webHidden/>
+              </w:rPr>
+            </w:r>
+            <w:r>
+              <w:rPr>
+                <w:noProof/>
+                <w:webHidden/>
+              </w:rPr>
+              <w:fldChar w:fldCharType="separate"/>
+            </w:r>
+            <w:r>
+              <w:rPr>
+                <w:noProof/>
+                <w:webHidden/>
+              </w:rPr>
+              <w:t>11</w:t>
+            </w:r>
+            <w:r>
+              <w:rPr>
+                <w:noProof/>
+                <w:webHidden/>
+              </w:rPr>
+              <w:fldChar w:fldCharType="end"/>
+            </w:r>
+          </w:hyperlink>
+        </w:p>
+        <w:p>
+          <w:pPr>
+            <w:pStyle w:val="TOC1"/>
+            <w:tabs>
+              <w:tab w:val="right" w:leader="dot" w:pos="9016"/>
+            </w:tabs>
+            <w:rPr>
+              <w:rFonts w:asciiTheme="minorHAnsi" w:eastAsiaTheme="minorEastAsia" w:hAnsiTheme="minorHAnsi" w:cstheme="minorBidi"/>
+              <w:bCs w:val="0"/>
+              <w:noProof/>
+              <w:kern w:val="2"/>
+              <w:szCs w:val="24"/>
+              <w:lang w:eastAsia="en-GB"/>
+              <w14:ligatures w14:val="standardContextual"/>
+            </w:rPr>
+          </w:pPr>
+          <w:hyperlink w:anchor="_Toc227960556" w:history="1">
+            <w:r>
+              <w:rPr>
+                <w:rStyle w:val="Hyperlink"/>
+                <w:noProof/>
+              </w:rPr>
               <w:t>Testing/ QA Tests</w:t>
             </w:r>
             <w:r>
@@ -1200,7 +2214,7 @@
                 <w:noProof/>
                 <w:webHidden/>
               </w:rPr>
-              <w:instrText xml:space="preserve"> PAGEREF _Toc227855588 \h </w:instrText>
+              <w:instrText xml:space="preserve"> PAGEREF _Toc227960556 \h </w:instrText>
             </w:r>
             <w:r>
               <w:rPr>
@@ -1220,7 +2234,7 @@
                 <w:noProof/>
                 <w:webHidden/>
               </w:rPr>
-              <w:t>10</w:t>
+              <w:t>12</w:t>
             </w:r>
             <w:r>
               <w:rPr>
@@ -1247,7 +2261,7 @@
               <w14:ligatures w14:val="standardContextual"/>
             </w:rPr>
           </w:pPr>
-          <w:hyperlink w:anchor="_Toc227855589" w:history="1">
+          <w:hyperlink w:anchor="_Toc227960557" w:history="1">
             <w:r>
               <w:rPr>
                 <w:rStyle w:val="Hyperlink"/>
@@ -1275,7 +2289,7 @@
                 <w:noProof/>
                 <w:webHidden/>
               </w:rPr>
-              <w:instrText xml:space="preserve"> PAGEREF _Toc227855589 \h </w:instrText>
+              <w:instrText xml:space="preserve"> PAGEREF _Toc227960557 \h </w:instrText>
             </w:r>
             <w:r>
               <w:rPr>
@@ -1295,7 +2309,7 @@
                 <w:noProof/>
                 <w:webHidden/>
               </w:rPr>
-              <w:t>10</w:t>
+              <w:t>12</w:t>
             </w:r>
             <w:r>
               <w:rPr>
@@ -1322,7 +2336,7 @@
               <w14:ligatures w14:val="standardContextual"/>
             </w:rPr>
           </w:pPr>
-          <w:hyperlink w:anchor="_Toc227855590" w:history="1">
+          <w:hyperlink w:anchor="_Toc227960558" w:history="1">
             <w:r>
               <w:rPr>
                 <w:rStyle w:val="Hyperlink"/>
@@ -1349,7 +2363,7 @@
                 <w:noProof/>
                 <w:webHidden/>
               </w:rPr>
-              <w:instrText xml:space="preserve"> PAGEREF _Toc227855590 \h </w:instrText>
+              <w:instrText xml:space="preserve"> PAGEREF _Toc227960558 \h </w:instrText>
             </w:r>
             <w:r>
               <w:rPr>
@@ -1369,7 +2383,7 @@
                 <w:noProof/>
                 <w:webHidden/>
               </w:rPr>
-              <w:t>10</w:t>
+              <w:t>12</w:t>
             </w:r>
             <w:r>
               <w:rPr>
@@ -1396,7 +2410,7 @@
               <w14:ligatures w14:val="standardContextual"/>
             </w:rPr>
           </w:pPr>
-          <w:hyperlink w:anchor="_Toc227855591" w:history="1">
+          <w:hyperlink w:anchor="_Toc227960559" w:history="1">
             <w:r>
               <w:rPr>
                 <w:rStyle w:val="Hyperlink"/>
@@ -1423,7 +2437,7 @@
                 <w:noProof/>
                 <w:webHidden/>
               </w:rPr>
-              <w:instrText xml:space="preserve"> PAGEREF _Toc227855591 \h </w:instrText>
+              <w:instrText xml:space="preserve"> PAGEREF _Toc227960559 \h </w:instrText>
             </w:r>
             <w:r>
               <w:rPr>
@@ -1443,7 +2457,7 @@
                 <w:noProof/>
                 <w:webHidden/>
               </w:rPr>
-              <w:t>11</w:t>
+              <w:t>13</w:t>
             </w:r>
             <w:r>
               <w:rPr>
@@ -1470,7 +2484,7 @@
               <w14:ligatures w14:val="standardContextual"/>
             </w:rPr>
           </w:pPr>
-          <w:hyperlink w:anchor="_Toc227855592" w:history="1">
+          <w:hyperlink w:anchor="_Toc227960560" w:history="1">
             <w:r>
               <w:rPr>
                 <w:rStyle w:val="Hyperlink"/>
@@ -1497,7 +2511,7 @@
                 <w:noProof/>
                 <w:webHidden/>
               </w:rPr>
-              <w:instrText xml:space="preserve"> PAGEREF _Toc227855592 \h </w:instrText>
+              <w:instrText xml:space="preserve"> PAGEREF _Toc227960560 \h </w:instrText>
             </w:r>
             <w:r>
               <w:rPr>
@@ -1517,7 +2531,7 @@
                 <w:noProof/>
                 <w:webHidden/>
               </w:rPr>
-              <w:t>11</w:t>
+              <w:t>13</w:t>
             </w:r>
             <w:r>
               <w:rPr>
@@ -1544,7 +2558,7 @@
               <w14:ligatures w14:val="standardContextual"/>
             </w:rPr>
           </w:pPr>
-          <w:hyperlink w:anchor="_Toc227855593" w:history="1">
+          <w:hyperlink w:anchor="_Toc227960561" w:history="1">
             <w:r>
               <w:rPr>
                 <w:rStyle w:val="Hyperlink"/>
@@ -1571,7 +2585,7 @@
                 <w:noProof/>
                 <w:webHidden/>
               </w:rPr>
-              <w:instrText xml:space="preserve"> PAGEREF _Toc227855593 \h </w:instrText>
+              <w:instrText xml:space="preserve"> PAGEREF _Toc227960561 \h </w:instrText>
             </w:r>
             <w:r>
               <w:rPr>
@@ -1591,7 +2605,7 @@
                 <w:noProof/>
                 <w:webHidden/>
               </w:rPr>
-              <w:t>12</w:t>
+              <w:t>14</w:t>
             </w:r>
             <w:r>
               <w:rPr>
@@ -1618,7 +2632,7 @@
               <w14:ligatures w14:val="standardContextual"/>
             </w:rPr>
           </w:pPr>
-          <w:hyperlink w:anchor="_Toc227855594" w:history="1">
+          <w:hyperlink w:anchor="_Toc227960562" w:history="1">
             <w:r>
               <w:rPr>
                 <w:rStyle w:val="Hyperlink"/>
@@ -1645,7 +2659,7 @@
                 <w:noProof/>
                 <w:webHidden/>
               </w:rPr>
-              <w:instrText xml:space="preserve"> PAGEREF _Toc227855594 \h </w:instrText>
+              <w:instrText xml:space="preserve"> PAGEREF _Toc227960562 \h </w:instrText>
             </w:r>
             <w:r>
               <w:rPr>
@@ -1665,7 +2679,7 @@
                 <w:noProof/>
                 <w:webHidden/>
               </w:rPr>
-              <w:t>12</w:t>
+              <w:t>14</w:t>
             </w:r>
             <w:r>
               <w:rPr>
@@ -1692,7 +2706,7 @@
               <w14:ligatures w14:val="standardContextual"/>
             </w:rPr>
           </w:pPr>
-          <w:hyperlink w:anchor="_Toc227855595" w:history="1">
+          <w:hyperlink w:anchor="_Toc227960563" w:history="1">
             <w:r>
               <w:rPr>
                 <w:rStyle w:val="Hyperlink"/>
@@ -1719,7 +2733,7 @@
                 <w:noProof/>
                 <w:webHidden/>
               </w:rPr>
-              <w:instrText xml:space="preserve"> PAGEREF _Toc227855595 \h </w:instrText>
+              <w:instrText xml:space="preserve"> PAGEREF _Toc227960563 \h </w:instrText>
             </w:r>
             <w:r>
               <w:rPr>
@@ -1739,7 +2753,7 @@
                 <w:noProof/>
                 <w:webHidden/>
               </w:rPr>
-              <w:t>12</w:t>
+              <w:t>14</w:t>
             </w:r>
             <w:r>
               <w:rPr>
@@ -1766,7 +2780,7 @@
               <w14:ligatures w14:val="standardContextual"/>
             </w:rPr>
           </w:pPr>
-          <w:hyperlink w:anchor="_Toc227855596" w:history="1">
+          <w:hyperlink w:anchor="_Toc227960564" w:history="1">
             <w:r>
               <w:rPr>
                 <w:rStyle w:val="Hyperlink"/>
@@ -1793,7 +2807,7 @@
                 <w:noProof/>
                 <w:webHidden/>
               </w:rPr>
-              <w:instrText xml:space="preserve"> PAGEREF _Toc227855596 \h </w:instrText>
+              <w:instrText xml:space="preserve"> PAGEREF _Toc227960564 \h </w:instrText>
             </w:r>
             <w:r>
               <w:rPr>
@@ -1813,7 +2827,7 @@
                 <w:noProof/>
                 <w:webHidden/>
               </w:rPr>
-              <w:t>13</w:t>
+              <w:t>15</w:t>
             </w:r>
             <w:r>
               <w:rPr>
@@ -1840,7 +2854,7 @@
               <w14:ligatures w14:val="standardContextual"/>
             </w:rPr>
           </w:pPr>
-          <w:hyperlink w:anchor="_Toc227855597" w:history="1">
+          <w:hyperlink w:anchor="_Toc227960565" w:history="1">
             <w:r>
               <w:rPr>
                 <w:rStyle w:val="Hyperlink"/>
@@ -1867,7 +2881,7 @@
                 <w:noProof/>
                 <w:webHidden/>
               </w:rPr>
-              <w:instrText xml:space="preserve"> PAGEREF _Toc227855597 \h </w:instrText>
+              <w:instrText xml:space="preserve"> PAGEREF _Toc227960565 \h </w:instrText>
             </w:r>
             <w:r>
               <w:rPr>
@@ -1887,7 +2901,7 @@
                 <w:noProof/>
                 <w:webHidden/>
               </w:rPr>
-              <w:t>14</w:t>
+              <w:t>16</w:t>
             </w:r>
             <w:r>
               <w:rPr>
@@ -1914,7 +2928,7 @@
               <w14:ligatures w14:val="standardContextual"/>
             </w:rPr>
           </w:pPr>
-          <w:hyperlink w:anchor="_Toc227855598" w:history="1">
+          <w:hyperlink w:anchor="_Toc227960566" w:history="1">
             <w:r>
               <w:rPr>
                 <w:rStyle w:val="Hyperlink"/>
@@ -1941,7 +2955,7 @@
                 <w:noProof/>
                 <w:webHidden/>
               </w:rPr>
-              <w:instrText xml:space="preserve"> PAGEREF _Toc227855598 \h </w:instrText>
+              <w:instrText xml:space="preserve"> PAGEREF _Toc227960566 \h </w:instrText>
             </w:r>
             <w:r>
               <w:rPr>
@@ -1961,7 +2975,7 @@
                 <w:noProof/>
                 <w:webHidden/>
               </w:rPr>
-              <w:t>15</w:t>
+              <w:t>17</w:t>
             </w:r>
             <w:r>
               <w:rPr>
@@ -1988,7 +3002,7 @@
               <w14:ligatures w14:val="standardContextual"/>
             </w:rPr>
           </w:pPr>
-          <w:hyperlink w:anchor="_Toc227855599" w:history="1">
+          <w:hyperlink w:anchor="_Toc227960567" w:history="1">
             <w:r>
               <w:rPr>
                 <w:rStyle w:val="Hyperlink"/>
@@ -2015,7 +3029,7 @@
                 <w:noProof/>
                 <w:webHidden/>
               </w:rPr>
-              <w:instrText xml:space="preserve"> PAGEREF _Toc227855599 \h </w:instrText>
+              <w:instrText xml:space="preserve"> PAGEREF _Toc227960567 \h </w:instrText>
             </w:r>
             <w:r>
               <w:rPr>
@@ -2035,7 +3049,7 @@
                 <w:noProof/>
                 <w:webHidden/>
               </w:rPr>
-              <w:t>16</w:t>
+              <w:t>18</w:t>
             </w:r>
             <w:r>
               <w:rPr>
@@ -2071,7 +3085,7 @@
         <w:br w:type="page"/>
       </w:r>
       <w:bookmarkStart w:id="1" w:name="_Toc218016065"/>
-      <w:bookmarkStart w:id="2" w:name="_Toc227855580"/>
+      <w:bookmarkStart w:id="2" w:name="_Toc227960537"/>
       <w:r>
         <w:rPr>
           <w:rFonts w:cs="Arial"/>
@@ -2576,7 +3590,7 @@
       <w:pPr>
         <w:pStyle w:val="Heading2"/>
       </w:pPr>
-      <w:bookmarkStart w:id="3" w:name="_Toc227855581"/>
+      <w:bookmarkStart w:id="3" w:name="_Toc227960538"/>
       <w:r>
         <w:lastRenderedPageBreak/>
         <w:t>Common Technical Requirements</w:t>
@@ -3047,7 +4061,7 @@
       <w:pPr>
         <w:pStyle w:val="Heading1"/>
       </w:pPr>
-      <w:bookmarkStart w:id="4" w:name="_Toc227855582"/>
+      <w:bookmarkStart w:id="4" w:name="_Toc227960539"/>
       <w:r>
         <w:lastRenderedPageBreak/>
         <w:t>Architectural design</w:t>
@@ -3578,7 +4592,7 @@
       <w:pPr>
         <w:pStyle w:val="Heading1"/>
       </w:pPr>
-      <w:bookmarkStart w:id="5" w:name="_Toc227855583"/>
+      <w:bookmarkStart w:id="5" w:name="_Toc227960540"/>
       <w:r>
         <w:lastRenderedPageBreak/>
         <w:t>Coding Implementation</w:t>
@@ -3748,7 +4762,7 @@
         </w:rPr>
       </w:pPr>
       <w:bookmarkStart w:id="6" w:name="_Toc218016078"/>
-      <w:bookmarkStart w:id="7" w:name="_Toc227855584"/>
+      <w:bookmarkStart w:id="7" w:name="_Toc227960541"/>
       <w:r>
         <w:rPr>
           <w:shd w:val="clear" w:color="auto" w:fill="FFFFFF"/>
@@ -3951,7 +4965,7 @@
       <w:pPr>
         <w:pStyle w:val="Heading2"/>
       </w:pPr>
-      <w:bookmarkStart w:id="8" w:name="_Toc227855585"/>
+      <w:bookmarkStart w:id="8" w:name="_Toc227960542"/>
       <w:r>
         <w:t>Task 2: Editing items to the SmartStock</w:t>
       </w:r>
@@ -4166,7 +5180,7 @@
       <w:pPr>
         <w:pStyle w:val="Heading2"/>
       </w:pPr>
-      <w:bookmarkStart w:id="9" w:name="_Toc227855586"/>
+      <w:bookmarkStart w:id="9" w:name="_Toc227960543"/>
       <w:r>
         <w:t>Task 3: Removing items to the SmartStock</w:t>
       </w:r>
@@ -4348,21 +5362,480 @@
     </w:p>
     <w:p>
       <w:pPr>
-        <w:spacing w:after="160" w:line="278" w:lineRule="auto"/>
-        <w:rPr>
-          <w:rFonts w:ascii="Georgia" w:hAnsi="Georgia"/>
-          <w:color w:val="000000" w:themeColor="text1"/>
-        </w:rPr>
-      </w:pPr>
-      <w:r>
-        <w:rPr>
-          <w:rFonts w:ascii="Georgia" w:hAnsi="Georgia"/>
-          <w:color w:val="000000" w:themeColor="text1"/>
-        </w:rPr>
-        <w:br w:type="page"/>
-      </w:r>
+        <w:pStyle w:val="Heading1"/>
+      </w:pPr>
+      <w:bookmarkStart w:id="10" w:name="_Toc227960544"/>
+      <w:r>
+        <w:t xml:space="preserve">Implementation of a HCI </w:t>
+      </w:r>
+      <w:r>
+        <w:t>C</w:t>
+      </w:r>
+      <w:r>
+        <w:t xml:space="preserve">ompliant </w:t>
+      </w:r>
+      <w:r>
+        <w:t>I</w:t>
+      </w:r>
+      <w:r>
+        <w:t>nterface</w:t>
+      </w:r>
+      <w:bookmarkEnd w:id="10"/>
+    </w:p>
+    <w:p/>
+    <w:p>
+      <w:pPr>
+        <w:pStyle w:val="Heading2"/>
+        <w:numPr>
+          <w:ilvl w:val="0"/>
+          <w:numId w:val="9"/>
+        </w:numPr>
+      </w:pPr>
+      <w:bookmarkStart w:id="11" w:name="_Toc227960545"/>
+      <w:r>
+        <w:t>Visibility of System Status</w:t>
+      </w:r>
+      <w:bookmarkEnd w:id="11"/>
     </w:p>
     <w:p>
+      <w:r>
+        <w:t xml:space="preserve">The interface maintains strong visibility of system status by continuously informing the user about ongoing operations and system conditions. This is primarily achieved through the </w:t>
+      </w:r>
+      <w:proofErr w:type="spellStart"/>
+      <w:r>
+        <w:t>status_label</w:t>
+      </w:r>
+      <w:proofErr w:type="spellEnd"/>
+      <w:r>
+        <w:t xml:space="preserve"> which updates dynamically to reflect actions such as adding, editing, deleting or saving stock items. In addition, the </w:t>
+      </w:r>
+      <w:proofErr w:type="spellStart"/>
+      <w:r>
+        <w:t>update_dashboard</w:t>
+      </w:r>
+      <w:proofErr w:type="spellEnd"/>
+      <w:r>
+        <w:t xml:space="preserve"> function provides real time summaries of the total inventory quantity and overall stock value. The smart alerts button enhances visibility by informing the user of items that are currently low in stock by using a visual cue </w:t>
+      </w:r>
+      <w:proofErr w:type="gramStart"/>
+      <w:r>
+        <w:t>( red</w:t>
+      </w:r>
+      <w:proofErr w:type="gramEnd"/>
+      <w:r>
+        <w:t xml:space="preserve"> </w:t>
+      </w:r>
+      <w:proofErr w:type="gramStart"/>
+      <w:r>
+        <w:t>text )</w:t>
+      </w:r>
+      <w:proofErr w:type="gramEnd"/>
+      <w:r>
+        <w:t xml:space="preserve"> when attention is required. Together, these features ensure that users are never uncertain about the systems current state.</w:t>
+      </w:r>
+    </w:p>
+    <w:p/>
+    <w:p>
+      <w:pPr>
+        <w:pStyle w:val="Heading2"/>
+        <w:numPr>
+          <w:ilvl w:val="0"/>
+          <w:numId w:val="9"/>
+        </w:numPr>
+      </w:pPr>
+      <w:bookmarkStart w:id="12" w:name="_Toc227960546"/>
+      <w:r>
+        <w:t>Match Between System and the Real World</w:t>
+      </w:r>
+      <w:bookmarkEnd w:id="12"/>
+    </w:p>
+    <w:p>
+      <w:r>
+        <w:t xml:space="preserve">The system closely mirrors real world inventory management concepts making it intuitive for users. Terminology such as ‘Add Stock’, ‘Remove Stock’, </w:t>
+      </w:r>
+      <w:r>
+        <w:t xml:space="preserve">‘Edit Stock’ and ‘Transaction History’ reflect language commonly used in retail or warehouse environments. Data fields such as price, quantity, expiry date and warranty period are also realistic and meaningful. Furthermore, the use of the pound symbol </w:t>
+      </w:r>
+      <w:proofErr w:type="gramStart"/>
+      <w:r>
+        <w:t>( £</w:t>
+      </w:r>
+      <w:proofErr w:type="gramEnd"/>
+      <w:r>
+        <w:t xml:space="preserve"> ) for currency reinforces familiarity for users within the UK. This alignment reduces cognitive effort required to understand and operate the system.</w:t>
+      </w:r>
+    </w:p>
+    <w:p>
+      <w:pPr>
+        <w:pStyle w:val="Heading2"/>
+        <w:numPr>
+          <w:ilvl w:val="0"/>
+          <w:numId w:val="9"/>
+        </w:numPr>
+      </w:pPr>
+      <w:bookmarkStart w:id="13" w:name="_Toc227960547"/>
+      <w:r>
+        <w:lastRenderedPageBreak/>
+        <w:t>User Control and Freedom</w:t>
+      </w:r>
+      <w:bookmarkEnd w:id="13"/>
+    </w:p>
+    <w:p>
+      <w:r>
+        <w:t xml:space="preserve">The interface provides users with a degree of control over their actions, particularly </w:t>
+      </w:r>
+      <w:proofErr w:type="gramStart"/>
+      <w:r>
+        <w:t>through the use of</w:t>
+      </w:r>
+      <w:proofErr w:type="gramEnd"/>
+      <w:r>
+        <w:t xml:space="preserve"> secondary windows </w:t>
+      </w:r>
+      <w:proofErr w:type="gramStart"/>
+      <w:r>
+        <w:t xml:space="preserve">( </w:t>
+      </w:r>
+      <w:proofErr w:type="spellStart"/>
+      <w:r>
+        <w:t>TopLevel</w:t>
+      </w:r>
+      <w:proofErr w:type="spellEnd"/>
+      <w:proofErr w:type="gramEnd"/>
+      <w:r>
+        <w:t xml:space="preserve"> ) for adding and editing stock which can be closed at any time to cancel the operation. Also, the deletion process includes a confirmation dialog </w:t>
+      </w:r>
+      <w:proofErr w:type="gramStart"/>
+      <w:r>
+        <w:t xml:space="preserve">( </w:t>
+      </w:r>
+      <w:proofErr w:type="spellStart"/>
+      <w:r>
+        <w:t>askyesno</w:t>
+      </w:r>
+      <w:proofErr w:type="spellEnd"/>
+      <w:proofErr w:type="gramEnd"/>
+      <w:r>
+        <w:t xml:space="preserve"> ) which prevents accidental removal of data. However, while these features support basic control the system lack an undo feature for reversing completed action such as deletions or edits. As a </w:t>
+      </w:r>
+      <w:proofErr w:type="gramStart"/>
+      <w:r>
+        <w:t>result</w:t>
+      </w:r>
+      <w:proofErr w:type="gramEnd"/>
+      <w:r>
+        <w:t xml:space="preserve"> user freedom is only partially supported as mistakes cannot be easily corrected after confirmation.</w:t>
+      </w:r>
+    </w:p>
+    <w:p/>
+    <w:p>
+      <w:pPr>
+        <w:pStyle w:val="Heading2"/>
+        <w:numPr>
+          <w:ilvl w:val="0"/>
+          <w:numId w:val="9"/>
+        </w:numPr>
+      </w:pPr>
+      <w:bookmarkStart w:id="14" w:name="_Toc227960548"/>
+      <w:r>
+        <w:t>Consistency and Standards</w:t>
+      </w:r>
+      <w:bookmarkEnd w:id="14"/>
+    </w:p>
+    <w:p>
+      <w:r>
+        <w:t xml:space="preserve">Consistency is maintained well throughout the interface, both visually and functionally. All buttons share a uniform style defined by a common configuration </w:t>
+      </w:r>
+      <w:proofErr w:type="gramStart"/>
+      <w:r>
+        <w:t xml:space="preserve">( </w:t>
+      </w:r>
+      <w:proofErr w:type="spellStart"/>
+      <w:r>
+        <w:t>btn</w:t>
+      </w:r>
+      <w:proofErr w:type="gramEnd"/>
+      <w:r>
+        <w:t>_style</w:t>
+      </w:r>
+      <w:proofErr w:type="spellEnd"/>
+      <w:r>
+        <w:t>)</w:t>
+      </w:r>
+      <w:r>
+        <w:t xml:space="preserve"> ensuring a cohesive appearance. The layout and structure of input forms in both the ‘Add Stock’ and ‘Edit Stock’ windows are highly similar which helps users transfer knowledge from one task to another. Standard GUI conventions such as buttons for actions and dialog boxes for warning or confirmations are followed consistently. This adherence to established patterns improves usability by reducing the learning curve.</w:t>
+      </w:r>
+    </w:p>
+    <w:p/>
+    <w:p>
+      <w:pPr>
+        <w:pStyle w:val="Heading2"/>
+        <w:numPr>
+          <w:ilvl w:val="0"/>
+          <w:numId w:val="9"/>
+        </w:numPr>
+      </w:pPr>
+      <w:bookmarkStart w:id="15" w:name="_Toc227960549"/>
+      <w:r>
+        <w:t>Error Prevention</w:t>
+      </w:r>
+      <w:bookmarkEnd w:id="15"/>
+    </w:p>
+    <w:p>
+      <w:r>
+        <w:t xml:space="preserve">The program uses multiple </w:t>
+      </w:r>
+      <w:proofErr w:type="spellStart"/>
+      <w:r>
+        <w:t>layes</w:t>
+      </w:r>
+      <w:proofErr w:type="spellEnd"/>
+      <w:r>
+        <w:t xml:space="preserve"> of validation to prevent user error before they occur. Input fields are checked to ensure they are not left empty and data types are strictly enforced </w:t>
+      </w:r>
+      <w:proofErr w:type="gramStart"/>
+      <w:r>
+        <w:t>( prices</w:t>
+      </w:r>
+      <w:proofErr w:type="gramEnd"/>
+      <w:r>
+        <w:t xml:space="preserve"> must be a float and quantities must be an </w:t>
+      </w:r>
+      <w:proofErr w:type="gramStart"/>
+      <w:r>
+        <w:t>integer )</w:t>
+      </w:r>
+      <w:proofErr w:type="gramEnd"/>
+      <w:r>
+        <w:t xml:space="preserve">. Date inputs are validated against a specific format </w:t>
+      </w:r>
+      <w:proofErr w:type="gramStart"/>
+      <w:r>
+        <w:t>( DD</w:t>
+      </w:r>
+      <w:proofErr w:type="gramEnd"/>
+      <w:r>
+        <w:t>/MM/YY</w:t>
+      </w:r>
+      <w:proofErr w:type="gramStart"/>
+      <w:r>
+        <w:t>)</w:t>
+      </w:r>
+      <w:proofErr w:type="gramEnd"/>
+      <w:r>
+        <w:t xml:space="preserve"> and incorrect entries trigger immediate warning messages.</w:t>
+      </w:r>
+      <w:r>
+        <w:t xml:space="preserve"> The use of radio buttons for selecting product types also prevents invalid category input. By catching errors early, the system minimises the likelihood of incorrect or corrupted data being entered.</w:t>
+      </w:r>
+    </w:p>
+    <w:p/>
+    <w:p>
+      <w:pPr>
+        <w:pStyle w:val="Heading2"/>
+        <w:numPr>
+          <w:ilvl w:val="0"/>
+          <w:numId w:val="9"/>
+        </w:numPr>
+      </w:pPr>
+      <w:bookmarkStart w:id="16" w:name="_Toc227960550"/>
+      <w:r>
+        <w:t>Recognition Rather Than Recall</w:t>
+      </w:r>
+      <w:bookmarkEnd w:id="16"/>
+    </w:p>
+    <w:p>
+      <w:r>
+        <w:t xml:space="preserve">The interface is designed to reduce the </w:t>
+      </w:r>
+      <w:proofErr w:type="gramStart"/>
+      <w:r>
+        <w:t>users</w:t>
+      </w:r>
+      <w:proofErr w:type="gramEnd"/>
+      <w:r>
+        <w:t xml:space="preserve"> memory load by emphasising recognition over recall. The inventory </w:t>
+      </w:r>
+      <w:proofErr w:type="spellStart"/>
+      <w:r>
+        <w:t>listbox</w:t>
+      </w:r>
+      <w:proofErr w:type="spellEnd"/>
+      <w:r>
+        <w:t xml:space="preserve"> displays all current stock items in a clear, readable format which allows users to more easily identify and select items without needing to remember details. When editing an item, existing values are </w:t>
+      </w:r>
+      <w:proofErr w:type="gramStart"/>
+      <w:r>
+        <w:t>pre filled</w:t>
+      </w:r>
+      <w:proofErr w:type="gramEnd"/>
+      <w:r>
+        <w:t xml:space="preserve"> into the input fields which allows users to modify data without re-entering it from memory. Labels next to each input field further clarify what information is required and therefore make the interaction straightforward and user friendly.</w:t>
+      </w:r>
+    </w:p>
+    <w:p/>
+    <w:p>
+      <w:pPr>
+        <w:pStyle w:val="Heading2"/>
+        <w:numPr>
+          <w:ilvl w:val="0"/>
+          <w:numId w:val="9"/>
+        </w:numPr>
+      </w:pPr>
+      <w:bookmarkStart w:id="17" w:name="_Toc227960551"/>
+      <w:r>
+        <w:t>Flexibility and Efficiency of Use</w:t>
+      </w:r>
+      <w:bookmarkEnd w:id="17"/>
+    </w:p>
+    <w:p>
+      <w:r>
+        <w:t xml:space="preserve">The system provides a level of efficiency for typical users by offering direct access to core functions through clearly labelled buttons such as ‘Add Stock’, ‘Edit Stock’ and ‘Dashboard View’. The dashboard itself improves efficiency by summarising </w:t>
+      </w:r>
+      <w:r>
+        <w:t xml:space="preserve">key metrics in a single view, reducing the need for manual </w:t>
+      </w:r>
+      <w:proofErr w:type="spellStart"/>
+      <w:r>
+        <w:t>calculaitons</w:t>
+      </w:r>
+      <w:proofErr w:type="spellEnd"/>
+      <w:r>
+        <w:t xml:space="preserve">. </w:t>
+      </w:r>
+      <w:proofErr w:type="gramStart"/>
+      <w:r>
+        <w:t>However</w:t>
+      </w:r>
+      <w:proofErr w:type="gramEnd"/>
+      <w:r>
+        <w:t xml:space="preserve"> the interface does not include advanced features such as keyboard shortcuts or a search function which would enhance usability for more experienced users.</w:t>
+      </w:r>
+    </w:p>
+    <w:p>
+      <w:pPr>
+        <w:pStyle w:val="Heading2"/>
+        <w:numPr>
+          <w:ilvl w:val="0"/>
+          <w:numId w:val="9"/>
+        </w:numPr>
+      </w:pPr>
+      <w:bookmarkStart w:id="18" w:name="_Toc227960552"/>
+      <w:r>
+        <w:lastRenderedPageBreak/>
+        <w:t>Aesthetic and Minimalist Design</w:t>
+      </w:r>
+      <w:bookmarkEnd w:id="18"/>
+    </w:p>
+    <w:p>
+      <w:r>
+        <w:t xml:space="preserve">The GUI follows a relatively clean layout and minimalist design which presents only essential information and controls. The layout separates the inventory list from the action buttons, creating a clear distinction between data display and interaction. The use of simple fonts and minimal decorative elements ensures that the interface remains uncluttered and easy to navigate. However, the vertical stacking of buttons could be refined through grouping or visual segmentation to improve readability and organisation. </w:t>
+      </w:r>
+      <w:proofErr w:type="gramStart"/>
+      <w:r>
+        <w:t>Overall</w:t>
+      </w:r>
+      <w:proofErr w:type="gramEnd"/>
+      <w:r>
+        <w:t xml:space="preserve"> the design is simple and functional.</w:t>
+      </w:r>
+    </w:p>
+    <w:p/>
+    <w:p>
+      <w:pPr>
+        <w:pStyle w:val="Heading2"/>
+        <w:numPr>
+          <w:ilvl w:val="0"/>
+          <w:numId w:val="9"/>
+        </w:numPr>
+      </w:pPr>
+      <w:bookmarkStart w:id="19" w:name="_Toc227960553"/>
+      <w:r>
+        <w:t xml:space="preserve">Help Users </w:t>
+      </w:r>
+      <w:r>
+        <w:t>Recognise, Diagnose and Recover from Errors</w:t>
+      </w:r>
+      <w:bookmarkEnd w:id="19"/>
+    </w:p>
+    <w:p>
+      <w:r>
+        <w:t xml:space="preserve">Error handling in the system is clear and informative which allows users to understand and correct issues easily. When invalid input is detected, the program displays specific and descriptive warning messages (e.g. price must be a </w:t>
+      </w:r>
+      <w:proofErr w:type="gramStart"/>
+      <w:r>
+        <w:t>float</w:t>
+      </w:r>
+      <w:proofErr w:type="gramEnd"/>
+      <w:r>
+        <w:t xml:space="preserve"> or quantity must be an integer). These messages directly identify the problem and guide the user toward the correct input format. Additionally, confirmation dialogs help prevent accidental actions. While recovery options such as undo are limited, the system effectively supports error recognition and diagnosis. </w:t>
+      </w:r>
+    </w:p>
+    <w:p/>
+    <w:p>
+      <w:pPr>
+        <w:pStyle w:val="Heading2"/>
+        <w:numPr>
+          <w:ilvl w:val="0"/>
+          <w:numId w:val="9"/>
+        </w:numPr>
+      </w:pPr>
+      <w:bookmarkStart w:id="20" w:name="_Toc227960554"/>
+      <w:r>
+        <w:t>Help and Documentation</w:t>
+      </w:r>
+      <w:bookmarkEnd w:id="20"/>
+    </w:p>
+    <w:p>
+      <w:r>
+        <w:t>The system provides minimal help or documentation within the interface. Users rely mostly on intuitive design, clear labels and validation messages to understand how to use the application. While this may be sufficient for simple tasks, there is no dedicated help menu, user guide or tooltip system to assist new users or explain more complex features such as transaction history</w:t>
+      </w:r>
+      <w:r>
+        <w:t xml:space="preserve"> or dashboard metrics. As a </w:t>
+      </w:r>
+      <w:proofErr w:type="gramStart"/>
+      <w:r>
+        <w:t>result</w:t>
+      </w:r>
+      <w:proofErr w:type="gramEnd"/>
+      <w:r>
+        <w:t xml:space="preserve"> this heuristic is only met to a certain degree and is an area for potential improvement.</w:t>
+      </w:r>
+    </w:p>
+    <w:p/>
+    <w:p>
+      <w:pPr>
+        <w:rPr>
+          <w:i/>
+          <w:iCs/>
+        </w:rPr>
+      </w:pPr>
+      <w:r>
+        <w:rPr>
+          <w:i/>
+          <w:iCs/>
+        </w:rPr>
+        <w:t>Written by Lewis Jones</w:t>
+      </w:r>
+    </w:p>
+    <w:p/>
+    <w:p>
+      <w:pPr>
+        <w:spacing w:after="160" w:line="278" w:lineRule="auto"/>
+        <w:rPr>
+          <w:rFonts w:ascii="Georgia" w:hAnsi="Georgia"/>
+          <w:color w:val="000000" w:themeColor="text1"/>
+        </w:rPr>
+      </w:pPr>
+      <w:r>
+        <w:rPr>
+          <w:rFonts w:ascii="Georgia" w:hAnsi="Georgia"/>
+          <w:color w:val="000000" w:themeColor="text1"/>
+        </w:rPr>
+        <w:br w:type="page"/>
+      </w:r>
+    </w:p>
+    <w:p>
       <w:pPr>
         <w:pStyle w:val="Heading1"/>
         <w:rPr>
@@ -4370,7 +5843,7 @@
           <w:color w:val="000000" w:themeColor="text1"/>
         </w:rPr>
       </w:pPr>
-      <w:bookmarkStart w:id="10" w:name="_Toc227855587"/>
+      <w:bookmarkStart w:id="21" w:name="_Toc227960555"/>
       <w:r>
         <w:lastRenderedPageBreak/>
         <w:t xml:space="preserve">User-centric design </w:t>
@@ -4384,7 +5857,7 @@
       <w:r>
         <w:t>mentation Summary</w:t>
       </w:r>
-      <w:bookmarkEnd w:id="10"/>
+      <w:bookmarkEnd w:id="21"/>
     </w:p>
     <w:p>
       <w:pPr>
@@ -4531,7 +6004,7 @@
       <w:pPr>
         <w:pStyle w:val="Heading1"/>
       </w:pPr>
-      <w:bookmarkStart w:id="11" w:name="_Toc227855588"/>
+      <w:bookmarkStart w:id="22" w:name="_Toc227960556"/>
       <w:r>
         <w:lastRenderedPageBreak/>
         <w:t>Testing</w:t>
@@ -4539,7 +6012,7 @@
       <w:r>
         <w:t>/ QA Tests</w:t>
       </w:r>
-      <w:bookmarkEnd w:id="11"/>
+      <w:bookmarkEnd w:id="22"/>
     </w:p>
     <w:p>
       <w:pPr>
@@ -4550,7 +6023,7 @@
           <w:shd w:val="clear" w:color="auto" w:fill="FFFFFF"/>
         </w:rPr>
       </w:pPr>
-      <w:bookmarkStart w:id="12" w:name="_Toc227855589"/>
+      <w:bookmarkStart w:id="23" w:name="_Toc227960557"/>
       <w:r>
         <w:rPr>
           <w:shd w:val="clear" w:color="auto" w:fill="FFFFFF"/>
@@ -4575,7 +6048,7 @@
         </w:rPr>
         <w:t>SmartStock</w:t>
       </w:r>
-      <w:bookmarkEnd w:id="12"/>
+      <w:bookmarkEnd w:id="23"/>
     </w:p>
     <w:tbl>
       <w:tblPr>
@@ -5649,11 +7122,11 @@
       <w:pPr>
         <w:pStyle w:val="Heading2"/>
       </w:pPr>
-      <w:bookmarkStart w:id="13" w:name="_Toc227855590"/>
+      <w:bookmarkStart w:id="24" w:name="_Toc227960558"/>
       <w:r>
         <w:t>Task 2: Editing items to the SmartStock</w:t>
       </w:r>
-      <w:bookmarkEnd w:id="13"/>
+      <w:bookmarkEnd w:id="24"/>
     </w:p>
     <w:tbl>
       <w:tblPr>
@@ -6820,11 +8293,11 @@
       <w:pPr>
         <w:pStyle w:val="Heading2"/>
       </w:pPr>
-      <w:bookmarkStart w:id="14" w:name="_Toc227855591"/>
+      <w:bookmarkStart w:id="25" w:name="_Toc227960559"/>
       <w:r>
         <w:t>Task 3: Removing items to the SmartStock</w:t>
       </w:r>
-      <w:bookmarkEnd w:id="14"/>
+      <w:bookmarkEnd w:id="25"/>
       <w:r>
         <w:t xml:space="preserve"> </w:t>
       </w:r>
@@ -7350,14 +8823,14 @@
       <w:pPr>
         <w:pStyle w:val="Heading2"/>
       </w:pPr>
-      <w:bookmarkStart w:id="15" w:name="_Toc227855592"/>
+      <w:bookmarkStart w:id="26" w:name="_Toc227960560"/>
       <w:r>
         <w:t xml:space="preserve">Task 4: </w:t>
       </w:r>
       <w:r>
         <w:t>Smart Alerts for the SmartStock</w:t>
       </w:r>
-      <w:bookmarkEnd w:id="15"/>
+      <w:bookmarkEnd w:id="26"/>
     </w:p>
     <w:tbl>
       <w:tblPr>
@@ -7921,12 +9394,12 @@
       <w:pPr>
         <w:pStyle w:val="Heading2"/>
       </w:pPr>
-      <w:bookmarkStart w:id="16" w:name="_Toc227855593"/>
+      <w:bookmarkStart w:id="27" w:name="_Toc227960561"/>
       <w:r>
         <w:lastRenderedPageBreak/>
         <w:t>Task 5: Value Calculations for the SmartStock</w:t>
       </w:r>
-      <w:bookmarkEnd w:id="16"/>
+      <w:bookmarkEnd w:id="27"/>
     </w:p>
     <w:tbl>
       <w:tblPr>
@@ -8416,14 +9889,14 @@
       <w:pPr>
         <w:pStyle w:val="Heading2"/>
       </w:pPr>
-      <w:bookmarkStart w:id="17" w:name="_Toc227855594"/>
+      <w:bookmarkStart w:id="28" w:name="_Toc227960562"/>
       <w:r>
         <w:t xml:space="preserve">Task 6: </w:t>
       </w:r>
       <w:r>
         <w:t>Transaction history for the SmartStock</w:t>
       </w:r>
-      <w:bookmarkEnd w:id="17"/>
+      <w:bookmarkEnd w:id="28"/>
     </w:p>
     <w:tbl>
       <w:tblPr>
@@ -8825,14 +10298,14 @@
       <w:pPr>
         <w:pStyle w:val="Heading2"/>
       </w:pPr>
-      <w:bookmarkStart w:id="18" w:name="_Toc227855595"/>
+      <w:bookmarkStart w:id="29" w:name="_Toc227960563"/>
       <w:r>
         <w:t xml:space="preserve">Task 7: </w:t>
       </w:r>
       <w:r>
         <w:t>Save SmartStock data</w:t>
       </w:r>
-      <w:bookmarkEnd w:id="18"/>
+      <w:bookmarkEnd w:id="29"/>
     </w:p>
     <w:tbl>
       <w:tblPr>
@@ -9414,11 +10887,11 @@
       <w:pPr>
         <w:pStyle w:val="Heading2"/>
       </w:pPr>
-      <w:bookmarkStart w:id="19" w:name="_Toc227855596"/>
+      <w:bookmarkStart w:id="30" w:name="_Toc227960564"/>
       <w:r>
         <w:t>Task 8: Dashboard View for SmartStock</w:t>
       </w:r>
-      <w:bookmarkEnd w:id="19"/>
+      <w:bookmarkEnd w:id="30"/>
     </w:p>
     <w:tbl>
       <w:tblPr>
@@ -9743,12 +11216,12 @@
       <w:pPr>
         <w:pStyle w:val="Heading1"/>
       </w:pPr>
-      <w:bookmarkStart w:id="20" w:name="_Toc227855597"/>
+      <w:bookmarkStart w:id="31" w:name="_Toc227960565"/>
       <w:r>
         <w:lastRenderedPageBreak/>
         <w:t>Breakdown of contributions</w:t>
       </w:r>
-      <w:bookmarkEnd w:id="20"/>
+      <w:bookmarkEnd w:id="31"/>
     </w:p>
     <w:tbl>
       <w:tblPr>
@@ -10720,12 +12193,12 @@
       <w:pPr>
         <w:pStyle w:val="Heading1"/>
       </w:pPr>
-      <w:bookmarkStart w:id="21" w:name="_Toc227855598"/>
+      <w:bookmarkStart w:id="32" w:name="_Toc227960566"/>
       <w:r>
         <w:lastRenderedPageBreak/>
         <w:t>Reflection</w:t>
       </w:r>
-      <w:bookmarkEnd w:id="21"/>
+      <w:bookmarkEnd w:id="32"/>
     </w:p>
     <w:p>
       <w:pPr>
@@ -10765,12 +12238,12 @@
       <w:pPr>
         <w:pStyle w:val="Heading1"/>
       </w:pPr>
-      <w:bookmarkStart w:id="22" w:name="_Toc227855599"/>
+      <w:bookmarkStart w:id="33" w:name="_Toc227960567"/>
       <w:r>
         <w:lastRenderedPageBreak/>
         <w:t>Conclusion</w:t>
       </w:r>
-      <w:bookmarkEnd w:id="22"/>
+      <w:bookmarkEnd w:id="33"/>
     </w:p>
     <w:sectPr>
       <w:pgSz w:w="11906" w:h="16838"/>
@@ -11350,6 +12823,95 @@
     </w:lvl>
   </w:abstractNum>
   <w:abstractNum w:abstractNumId="5" w15:restartNumberingAfterBreak="0">
+    <w:nsid w:val="46A275D3"/>
+    <w:multiLevelType w:val="hybridMultilevel"/>
+    <w:tmpl w:val="80105358"/>
+    <w:lvl w:ilvl="0" w:tplc="0809000F">
+      <w:start w:val="1"/>
+      <w:numFmt w:val="decimal"/>
+      <w:lvlText w:val="%1."/>
+      <w:lvlJc w:val="left"/>
+      <w:pPr>
+        <w:ind w:left="720" w:hanging="360"/>
+      </w:pPr>
+      <w:rPr>
+        <w:rFonts w:hint="default"/>
+      </w:rPr>
+    </w:lvl>
+    <w:lvl w:ilvl="1" w:tplc="08090019" w:tentative="1">
+      <w:start w:val="1"/>
+      <w:numFmt w:val="lowerLetter"/>
+      <w:lvlText w:val="%2."/>
+      <w:lvlJc w:val="left"/>
+      <w:pPr>
+        <w:ind w:left="1440" w:hanging="360"/>
+      </w:pPr>
+    </w:lvl>
+    <w:lvl w:ilvl="2" w:tplc="0809001B" w:tentative="1">
+      <w:start w:val="1"/>
+      <w:numFmt w:val="lowerRoman"/>
+      <w:lvlText w:val="%3."/>
+      <w:lvlJc w:val="right"/>
+      <w:pPr>
+        <w:ind w:left="2160" w:hanging="180"/>
+      </w:pPr>
+    </w:lvl>
+    <w:lvl w:ilvl="3" w:tplc="0809000F" w:tentative="1">
+      <w:start w:val="1"/>
+      <w:numFmt w:val="decimal"/>
+      <w:lvlText w:val="%4."/>
+      <w:lvlJc w:val="left"/>
+      <w:pPr>
+        <w:ind w:left="2880" w:hanging="360"/>
+      </w:pPr>
+    </w:lvl>
+    <w:lvl w:ilvl="4" w:tplc="08090019" w:tentative="1">
+      <w:start w:val="1"/>
+      <w:numFmt w:val="lowerLetter"/>
+      <w:lvlText w:val="%5."/>
+      <w:lvlJc w:val="left"/>
+      <w:pPr>
+        <w:ind w:left="3600" w:hanging="360"/>
+      </w:pPr>
+    </w:lvl>
+    <w:lvl w:ilvl="5" w:tplc="0809001B" w:tentative="1">
+      <w:start w:val="1"/>
+      <w:numFmt w:val="lowerRoman"/>
+      <w:lvlText w:val="%6."/>
+      <w:lvlJc w:val="right"/>
+      <w:pPr>
+        <w:ind w:left="4320" w:hanging="180"/>
+      </w:pPr>
+    </w:lvl>
+    <w:lvl w:ilvl="6" w:tplc="0809000F" w:tentative="1">
+      <w:start w:val="1"/>
+      <w:numFmt w:val="decimal"/>
+      <w:lvlText w:val="%7."/>
+      <w:lvlJc w:val="left"/>
+      <w:pPr>
+        <w:ind w:left="5040" w:hanging="360"/>
+      </w:pPr>
+    </w:lvl>
+    <w:lvl w:ilvl="7" w:tplc="08090019" w:tentative="1">
+      <w:start w:val="1"/>
+      <w:numFmt w:val="lowerLetter"/>
+      <w:lvlText w:val="%8."/>
+      <w:lvlJc w:val="left"/>
+      <w:pPr>
+        <w:ind w:left="5760" w:hanging="360"/>
+      </w:pPr>
+    </w:lvl>
+    <w:lvl w:ilvl="8" w:tplc="0809001B" w:tentative="1">
+      <w:start w:val="1"/>
+      <w:numFmt w:val="lowerRoman"/>
+      <w:lvlText w:val="%9."/>
+      <w:lvlJc w:val="right"/>
+      <w:pPr>
+        <w:ind w:left="6480" w:hanging="180"/>
+      </w:pPr>
+    </w:lvl>
+  </w:abstractNum>
+  <w:abstractNum w:abstractNumId="6" w15:restartNumberingAfterBreak="0">
     <w:nsid w:val="4CB910CF"/>
     <w:multiLevelType w:val="hybridMultilevel"/>
     <w:tmpl w:val="07081C72"/>
@@ -11462,7 +13024,7 @@
       </w:rPr>
     </w:lvl>
   </w:abstractNum>
-  <w:abstractNum w:abstractNumId="6" w15:restartNumberingAfterBreak="0">
+  <w:abstractNum w:abstractNumId="7" w15:restartNumberingAfterBreak="0">
     <w:nsid w:val="7E2A5B6B"/>
     <w:multiLevelType w:val="hybridMultilevel"/>
     <w:tmpl w:val="B9BE5512"/>
@@ -11575,7 +13137,7 @@
       </w:rPr>
     </w:lvl>
   </w:abstractNum>
-  <w:abstractNum w:abstractNumId="7" w15:restartNumberingAfterBreak="0">
+  <w:abstractNum w:abstractNumId="8" w15:restartNumberingAfterBreak="0">
     <w:nsid w:val="7EBD6276"/>
     <w:multiLevelType w:val="hybridMultilevel"/>
     <w:tmpl w:val="3F90F6E4"/>
@@ -11698,10 +13260,10 @@
     <w:abstractNumId w:val="4"/>
   </w:num>
   <w:num w:numId="4" w16cid:durableId="1085686714">
-    <w:abstractNumId w:val="6"/>
+    <w:abstractNumId w:val="7"/>
   </w:num>
   <w:num w:numId="5" w16cid:durableId="431705685">
-    <w:abstractNumId w:val="5"/>
+    <w:abstractNumId w:val="6"/>
   </w:num>
   <w:num w:numId="6" w16cid:durableId="1314067907">
     <w:abstractNumId w:val="0"/>
@@ -11710,7 +13272,10 @@
     <w:abstractNumId w:val="1"/>
   </w:num>
   <w:num w:numId="8" w16cid:durableId="1540505527">
-    <w:abstractNumId w:val="7"/>
+    <w:abstractNumId w:val="8"/>
+  </w:num>
+  <w:num w:numId="9" w16cid:durableId="1554196623">
+    <w:abstractNumId w:val="5"/>
   </w:num>
 </w:numbering>
 </file>
@@ -12724,10 +14289,10 @@
   <a:themeElements>
     <a:clrScheme name="Office">
       <a:dk1>
-        <a:sysClr val="windowText" lastClr="000000"/>
+        <a:sysClr val="windowText" lastClr="FFFFFF"/>
       </a:dk1>
       <a:lt1>
-        <a:sysClr val="window" lastClr="FFFFFF"/>
+        <a:sysClr val="window" lastClr="202020"/>
       </a:lt1>
       <a:dk2>
         <a:srgbClr val="0E2841"/>

--- a/CIS1703 Coursework 2 Report.docx
+++ b/CIS1703 Coursework 2 Report.docx
@@ -4963,10 +4963,27 @@
     </w:p>
     <w:p>
       <w:pPr>
+        <w:spacing w:after="160" w:line="278" w:lineRule="auto"/>
+        <w:rPr>
+          <w:rFonts w:ascii="Georgia" w:hAnsi="Georgia"/>
+          <w:color w:val="000000" w:themeColor="text1"/>
+        </w:rPr>
+      </w:pPr>
+      <w:r>
+        <w:rPr>
+          <w:rFonts w:ascii="Georgia" w:hAnsi="Georgia"/>
+          <w:color w:val="000000" w:themeColor="text1"/>
+        </w:rPr>
+        <w:br w:type="page"/>
+      </w:r>
+    </w:p>
+    <w:p>
+      <w:pPr>
         <w:pStyle w:val="Heading2"/>
       </w:pPr>
       <w:bookmarkStart w:id="8" w:name="_Toc227960542"/>
       <w:r>
+        <w:lastRenderedPageBreak/>
         <w:t>Task 2: Editing items to the SmartStock</w:t>
       </w:r>
       <w:bookmarkEnd w:id="8"/>
@@ -5131,15 +5148,7 @@
           <w:rFonts w:ascii="Georgia" w:hAnsi="Georgia"/>
           <w:color w:val="000000" w:themeColor="text1"/>
         </w:rPr>
-        <w:t xml:space="preserve">feature </w:t>
-      </w:r>
-      <w:r>
-        <w:rPr>
-          <w:rFonts w:ascii="Georgia" w:hAnsi="Georgia"/>
-          <w:color w:val="000000" w:themeColor="text1"/>
-        </w:rPr>
-        <w:lastRenderedPageBreak/>
-        <w:t>rather than being forced to remove the item and add in all the information again.</w:t>
+        <w:t>feature rather than being forced to remove the item and add in all the information again.</w:t>
       </w:r>
       <w:r>
         <w:rPr>
@@ -5359,6 +5368,13 @@
           <w:color w:val="000000" w:themeColor="text1"/>
         </w:rPr>
       </w:pPr>
+      <w:r>
+        <w:rPr>
+          <w:rFonts w:ascii="Georgia" w:hAnsi="Georgia"/>
+          <w:color w:val="000000" w:themeColor="text1"/>
+        </w:rPr>
+        <w:br w:type="page"/>
+      </w:r>
     </w:p>
     <w:p>
       <w:pPr>
@@ -5366,6 +5382,7 @@
       </w:pPr>
       <w:bookmarkStart w:id="10" w:name="_Toc227960544"/>
       <w:r>
+        <w:lastRenderedPageBreak/>
         <w:t xml:space="preserve">Implementation of a HCI </w:t>
       </w:r>
       <w:r>
@@ -5399,39 +5416,7 @@
     </w:p>
     <w:p>
       <w:r>
-        <w:t xml:space="preserve">The interface maintains strong visibility of system status by continuously informing the user about ongoing operations and system conditions. This is primarily achieved through the </w:t>
-      </w:r>
-      <w:proofErr w:type="spellStart"/>
-      <w:r>
-        <w:t>status_label</w:t>
-      </w:r>
-      <w:proofErr w:type="spellEnd"/>
-      <w:r>
-        <w:t xml:space="preserve"> which updates dynamically to reflect actions such as adding, editing, deleting or saving stock items. In addition, the </w:t>
-      </w:r>
-      <w:proofErr w:type="spellStart"/>
-      <w:r>
-        <w:t>update_dashboard</w:t>
-      </w:r>
-      <w:proofErr w:type="spellEnd"/>
-      <w:r>
-        <w:t xml:space="preserve"> function provides real time summaries of the total inventory quantity and overall stock value. The smart alerts button enhances visibility by informing the user of items that are currently low in stock by using a visual cue </w:t>
-      </w:r>
-      <w:proofErr w:type="gramStart"/>
-      <w:r>
-        <w:t>( red</w:t>
-      </w:r>
-      <w:proofErr w:type="gramEnd"/>
-      <w:r>
-        <w:t xml:space="preserve"> </w:t>
-      </w:r>
-      <w:proofErr w:type="gramStart"/>
-      <w:r>
-        <w:t>text )</w:t>
-      </w:r>
-      <w:proofErr w:type="gramEnd"/>
-      <w:r>
-        <w:t xml:space="preserve"> when attention is required. Together, these features ensure that users are never uncertain about the systems current state.</w:t>
+        <w:t>The interface maintains strong visibility of system status by continuously informing the user about ongoing operations and system conditions. This is primarily achieved through the status_label which updates dynamically to reflect actions such as adding, editing, deleting or saving stock items. In addition, the update_dashboard function provides real time summaries of the total inventory quantity and overall stock value. The smart alerts button enhances visibility by informing the user of items that are currently low in stock by using a visual cue ( red text ) when attention is required. Together, these features ensure that users are never uncertain about the systems current state.</w:t>
       </w:r>
     </w:p>
     <w:p/>
@@ -5454,15 +5439,7 @@
         <w:t xml:space="preserve">The system closely mirrors real world inventory management concepts making it intuitive for users. Terminology such as ‘Add Stock’, ‘Remove Stock’, </w:t>
       </w:r>
       <w:r>
-        <w:t xml:space="preserve">‘Edit Stock’ and ‘Transaction History’ reflect language commonly used in retail or warehouse environments. Data fields such as price, quantity, expiry date and warranty period are also realistic and meaningful. Furthermore, the use of the pound symbol </w:t>
-      </w:r>
-      <w:proofErr w:type="gramStart"/>
-      <w:r>
-        <w:t>( £</w:t>
-      </w:r>
-      <w:proofErr w:type="gramEnd"/>
-      <w:r>
-        <w:t xml:space="preserve"> ) for currency reinforces familiarity for users within the UK. This alignment reduces cognitive effort required to understand and operate the system.</w:t>
+        <w:t>‘Edit Stock’ and ‘Transaction History’ reflect language commonly used in retail or warehouse environments. Data fields such as price, quantity, expiry date and warranty period are also realistic and meaningful. Furthermore, the use of the pound symbol ( £ ) for currency reinforces familiarity for users within the UK. This alignment reduces cognitive effort required to understand and operate the system.</w:t>
       </w:r>
     </w:p>
     <w:p>
@@ -5475,54 +5452,17 @@
       </w:pPr>
       <w:bookmarkStart w:id="13" w:name="_Toc227960547"/>
       <w:r>
-        <w:lastRenderedPageBreak/>
         <w:t>User Control and Freedom</w:t>
       </w:r>
       <w:bookmarkEnd w:id="13"/>
     </w:p>
     <w:p>
       <w:r>
-        <w:t xml:space="preserve">The interface provides users with a degree of control over their actions, particularly </w:t>
-      </w:r>
-      <w:proofErr w:type="gramStart"/>
-      <w:r>
-        <w:t>through the use of</w:t>
-      </w:r>
-      <w:proofErr w:type="gramEnd"/>
-      <w:r>
-        <w:t xml:space="preserve"> secondary windows </w:t>
-      </w:r>
-      <w:proofErr w:type="gramStart"/>
-      <w:r>
-        <w:t xml:space="preserve">( </w:t>
-      </w:r>
-      <w:proofErr w:type="spellStart"/>
-      <w:r>
-        <w:t>TopLevel</w:t>
-      </w:r>
-      <w:proofErr w:type="spellEnd"/>
-      <w:proofErr w:type="gramEnd"/>
-      <w:r>
-        <w:t xml:space="preserve"> ) for adding and editing stock which can be closed at any time to cancel the operation. Also, the deletion process includes a confirmation dialog </w:t>
-      </w:r>
-      <w:proofErr w:type="gramStart"/>
-      <w:r>
-        <w:t xml:space="preserve">( </w:t>
-      </w:r>
-      <w:proofErr w:type="spellStart"/>
-      <w:r>
-        <w:t>askyesno</w:t>
-      </w:r>
-      <w:proofErr w:type="spellEnd"/>
-      <w:proofErr w:type="gramEnd"/>
-      <w:r>
-        <w:t xml:space="preserve"> ) which prevents accidental removal of data. However, while these features support basic control the system lack an undo feature for reversing completed action such as deletions or edits. As a </w:t>
-      </w:r>
-      <w:proofErr w:type="gramStart"/>
-      <w:r>
-        <w:t>result</w:t>
-      </w:r>
-      <w:proofErr w:type="gramEnd"/>
+        <w:t xml:space="preserve">The interface provides users with a degree of control over their actions, particularly through the use of secondary windows ( TopLevel ) for adding and editing stock which can be closed at any time to cancel the operation. Also, the deletion process includes a confirmation dialog ( askyesno ) which prevents accidental removal of data. However, while these features support basic control the system lack an undo feature for reversing completed action such as deletions or edits. As a </w:t>
+      </w:r>
+      <w:r>
+        <w:t>result,</w:t>
+      </w:r>
       <w:r>
         <w:t xml:space="preserve"> user freedom is only partially supported as mistakes cannot be easily corrected after confirmation.</w:t>
       </w:r>
@@ -5544,23 +5484,7 @@
     </w:p>
     <w:p>
       <w:r>
-        <w:t xml:space="preserve">Consistency is maintained well throughout the interface, both visually and functionally. All buttons share a uniform style defined by a common configuration </w:t>
-      </w:r>
-      <w:proofErr w:type="gramStart"/>
-      <w:r>
-        <w:t xml:space="preserve">( </w:t>
-      </w:r>
-      <w:proofErr w:type="spellStart"/>
-      <w:r>
-        <w:t>btn</w:t>
-      </w:r>
-      <w:proofErr w:type="gramEnd"/>
-      <w:r>
-        <w:t>_style</w:t>
-      </w:r>
-      <w:proofErr w:type="spellEnd"/>
-      <w:r>
-        <w:t>)</w:t>
+        <w:t>Consistency is maintained well throughout the interface, both visually and functionally. All buttons share a uniform style defined by a common configuration ( btn_style)</w:t>
       </w:r>
       <w:r>
         <w:t xml:space="preserve"> ensuring a cohesive appearance. The layout and structure of input forms in both the ‘Add Stock’ and ‘Edit Stock’ windows are highly similar which helps users transfer knowledge from one task to another. Standard GUI conventions such as buttons for actions and dialog boxes for warning or confirmations are followed consistently. This adherence to established patterns improves usability by reducing the learning curve.</w:t>
@@ -5577,6 +5501,7 @@
       </w:pPr>
       <w:bookmarkStart w:id="15" w:name="_Toc227960549"/>
       <w:r>
+        <w:lastRenderedPageBreak/>
         <w:t>Error Prevention</w:t>
       </w:r>
       <w:bookmarkEnd w:id="15"/>
@@ -5585,45 +5510,11 @@
       <w:r>
         <w:t xml:space="preserve">The program uses multiple </w:t>
       </w:r>
-      <w:proofErr w:type="spellStart"/>
-      <w:r>
-        <w:t>layes</w:t>
-      </w:r>
-      <w:proofErr w:type="spellEnd"/>
-      <w:r>
-        <w:t xml:space="preserve"> of validation to prevent user error before they occur. Input fields are checked to ensure they are not left empty and data types are strictly enforced </w:t>
-      </w:r>
-      <w:proofErr w:type="gramStart"/>
-      <w:r>
-        <w:t>( prices</w:t>
-      </w:r>
-      <w:proofErr w:type="gramEnd"/>
-      <w:r>
-        <w:t xml:space="preserve"> must be a float and quantities must be an </w:t>
-      </w:r>
-      <w:proofErr w:type="gramStart"/>
-      <w:r>
-        <w:t>integer )</w:t>
-      </w:r>
-      <w:proofErr w:type="gramEnd"/>
-      <w:r>
-        <w:t xml:space="preserve">. Date inputs are validated against a specific format </w:t>
-      </w:r>
-      <w:proofErr w:type="gramStart"/>
-      <w:r>
-        <w:t>( DD</w:t>
-      </w:r>
-      <w:proofErr w:type="gramEnd"/>
-      <w:r>
-        <w:t>/MM/YY</w:t>
-      </w:r>
-      <w:proofErr w:type="gramStart"/>
-      <w:r>
-        <w:t>)</w:t>
-      </w:r>
-      <w:proofErr w:type="gramEnd"/>
-      <w:r>
-        <w:t xml:space="preserve"> and incorrect entries trigger immediate warning messages.</w:t>
+      <w:r>
+        <w:t>layers</w:t>
+      </w:r>
+      <w:r>
+        <w:t xml:space="preserve"> of validation to prevent user error before they occur. Input fields are checked to ensure they are not left empty and data types are strictly enforced ( prices must be a float and quantities must be an integer ). Date inputs are validated against a specific format ( DD/MM/YY) and incorrect entries trigger immediate warning messages.</w:t>
       </w:r>
       <w:r>
         <w:t xml:space="preserve"> The use of radio buttons for selecting product types also prevents invalid category input. By catching errors early, the system minimises the likelihood of incorrect or corrupted data being entered.</w:t>
@@ -5646,29 +5537,17 @@
     </w:p>
     <w:p>
       <w:r>
-        <w:t xml:space="preserve">The interface is designed to reduce the </w:t>
-      </w:r>
-      <w:proofErr w:type="gramStart"/>
-      <w:r>
-        <w:t>users</w:t>
-      </w:r>
-      <w:proofErr w:type="gramEnd"/>
-      <w:r>
-        <w:t xml:space="preserve"> memory load by emphasising recognition over recall. The inventory </w:t>
-      </w:r>
-      <w:proofErr w:type="spellStart"/>
-      <w:r>
-        <w:t>listbox</w:t>
-      </w:r>
-      <w:proofErr w:type="spellEnd"/>
+        <w:t xml:space="preserve">The interface is designed to reduce the users memory load by emphasising recognition over recall. The inventory </w:t>
+      </w:r>
+      <w:r>
+        <w:t>list box</w:t>
+      </w:r>
       <w:r>
         <w:t xml:space="preserve"> displays all current stock items in a clear, readable format which allows users to more easily identify and select items without needing to remember details. When editing an item, existing values are </w:t>
       </w:r>
-      <w:proofErr w:type="gramStart"/>
-      <w:r>
-        <w:t>pre filled</w:t>
-      </w:r>
-      <w:proofErr w:type="gramEnd"/>
+      <w:r>
+        <w:t>prefilled</w:t>
+      </w:r>
       <w:r>
         <w:t xml:space="preserve"> into the input fields which allows users to modify data without re-entering it from memory. Labels next to each input field further clarify what information is required and therefore make the interaction straightforward and user friendly.</w:t>
       </w:r>
@@ -5695,19 +5574,15 @@
       <w:r>
         <w:t xml:space="preserve">key metrics in a single view, reducing the need for manual </w:t>
       </w:r>
-      <w:proofErr w:type="spellStart"/>
-      <w:r>
-        <w:t>calculaitons</w:t>
-      </w:r>
-      <w:proofErr w:type="spellEnd"/>
+      <w:r>
+        <w:t>calculations</w:t>
+      </w:r>
       <w:r>
         <w:t xml:space="preserve">. </w:t>
       </w:r>
-      <w:proofErr w:type="gramStart"/>
-      <w:r>
-        <w:t>However</w:t>
-      </w:r>
-      <w:proofErr w:type="gramEnd"/>
+      <w:r>
+        <w:t>However,</w:t>
+      </w:r>
       <w:r>
         <w:t xml:space="preserve"> the interface does not include advanced features such as keyboard shortcuts or a search function which would enhance usability for more experienced users.</w:t>
       </w:r>
@@ -5722,7 +5597,6 @@
       </w:pPr>
       <w:bookmarkStart w:id="18" w:name="_Toc227960552"/>
       <w:r>
-        <w:lastRenderedPageBreak/>
         <w:t>Aesthetic and Minimalist Design</w:t>
       </w:r>
       <w:bookmarkEnd w:id="18"/>
@@ -5731,11 +5605,9 @@
       <w:r>
         <w:t xml:space="preserve">The GUI follows a relatively clean layout and minimalist design which presents only essential information and controls. The layout separates the inventory list from the action buttons, creating a clear distinction between data display and interaction. The use of simple fonts and minimal decorative elements ensures that the interface remains uncluttered and easy to navigate. However, the vertical stacking of buttons could be refined through grouping or visual segmentation to improve readability and organisation. </w:t>
       </w:r>
-      <w:proofErr w:type="gramStart"/>
-      <w:r>
-        <w:t>Overall</w:t>
-      </w:r>
-      <w:proofErr w:type="gramEnd"/>
+      <w:r>
+        <w:t>Overall,</w:t>
+      </w:r>
       <w:r>
         <w:t xml:space="preserve"> the design is simple and functional.</w:t>
       </w:r>
@@ -5762,11 +5634,9 @@
       <w:r>
         <w:t xml:space="preserve">Error handling in the system is clear and informative which allows users to understand and correct issues easily. When invalid input is detected, the program displays specific and descriptive warning messages (e.g. price must be a </w:t>
       </w:r>
-      <w:proofErr w:type="gramStart"/>
-      <w:r>
-        <w:t>float</w:t>
-      </w:r>
-      <w:proofErr w:type="gramEnd"/>
+      <w:r>
+        <w:t>float,</w:t>
+      </w:r>
       <w:r>
         <w:t xml:space="preserve"> or quantity must be an integer). These messages directly identify the problem and guide the user toward the correct input format. Additionally, confirmation dialogs help prevent accidental actions. While recovery options such as undo are limited, the system effectively supports error recognition and diagnosis. </w:t>
       </w:r>
@@ -5782,6 +5652,7 @@
       </w:pPr>
       <w:bookmarkStart w:id="20" w:name="_Toc227960554"/>
       <w:r>
+        <w:lastRenderedPageBreak/>
         <w:t>Help and Documentation</w:t>
       </w:r>
       <w:bookmarkEnd w:id="20"/>
@@ -5793,11 +5664,9 @@
       <w:r>
         <w:t xml:space="preserve"> or dashboard metrics. As a </w:t>
       </w:r>
-      <w:proofErr w:type="gramStart"/>
-      <w:r>
-        <w:t>result</w:t>
-      </w:r>
-      <w:proofErr w:type="gramEnd"/>
+      <w:r>
+        <w:t>result,</w:t>
+      </w:r>
       <w:r>
         <w:t xml:space="preserve"> this heuristic is only met to a certain degree and is an area for potential improvement.</w:t>
       </w:r>
@@ -5827,226 +5696,1486 @@
           <w:color w:val="000000" w:themeColor="text1"/>
         </w:rPr>
       </w:pPr>
-      <w:r>
-        <w:rPr>
-          <w:rFonts w:ascii="Georgia" w:hAnsi="Georgia"/>
-          <w:color w:val="000000" w:themeColor="text1"/>
-        </w:rPr>
-        <w:br w:type="page"/>
-      </w:r>
     </w:p>
     <w:p>
       <w:pPr>
+        <w:spacing w:after="160" w:line="278" w:lineRule="auto"/>
+        <w:rPr>
+          <w:rFonts w:ascii="Georgia" w:hAnsi="Georgia"/>
+          <w:color w:val="000000" w:themeColor="text1"/>
+        </w:rPr>
+      </w:pPr>
+      <w:r>
+        <w:rPr>
+          <w:rFonts w:ascii="Georgia" w:hAnsi="Georgia"/>
+          <w:color w:val="000000" w:themeColor="text1"/>
+        </w:rPr>
+        <w:br w:type="page"/>
+      </w:r>
+    </w:p>
+    <w:p>
+      <w:pPr>
         <w:pStyle w:val="Heading1"/>
-        <w:rPr>
-          <w:rFonts w:ascii="Georgia" w:hAnsi="Georgia"/>
-          <w:color w:val="000000" w:themeColor="text1"/>
-        </w:rPr>
-      </w:pPr>
-      <w:bookmarkStart w:id="21" w:name="_Toc227960555"/>
+      </w:pPr>
+      <w:bookmarkStart w:id="21" w:name="_Toc227960556"/>
       <w:r>
         <w:lastRenderedPageBreak/>
-        <w:t xml:space="preserve">User-centric design </w:t>
-      </w:r>
-      <w:r>
-        <w:t>I</w:t>
-      </w:r>
-      <w:r>
-        <w:t>mple</w:t>
-      </w:r>
-      <w:r>
-        <w:t>mentation Summary</w:t>
+        <w:t>Testing</w:t>
+      </w:r>
+      <w:r>
+        <w:t>/ QA Tests</w:t>
       </w:r>
       <w:bookmarkEnd w:id="21"/>
     </w:p>
     <w:p>
       <w:pPr>
-        <w:rPr>
-          <w:i/>
-          <w:iCs/>
-          <w:color w:val="EE0000"/>
-          <w:szCs w:val="24"/>
-        </w:rPr>
-      </w:pPr>
-      <w:r>
-        <w:rPr>
-          <w:i/>
-          <w:iCs/>
-          <w:color w:val="EE0000"/>
-          <w:szCs w:val="24"/>
-        </w:rPr>
-        <w:t>*</w:t>
-      </w:r>
-      <w:r>
-        <w:rPr>
-          <w:rFonts w:cs="Arial"/>
-          <w:i/>
-          <w:iCs/>
+        <w:pStyle w:val="Heading2"/>
+        <w:rPr>
           <w:color w:val="EE0000"/>
           <w:szCs w:val="24"/>
           <w:shd w:val="clear" w:color="auto" w:fill="FFFFFF"/>
         </w:rPr>
-        <w:t>Discuss key implementation details</w:t>
-      </w:r>
-      <w:r>
-        <w:rPr>
-          <w:rFonts w:cs="Arial"/>
-          <w:i/>
-          <w:iCs/>
-          <w:color w:val="EE0000"/>
-          <w:szCs w:val="24"/>
+      </w:pPr>
+      <w:bookmarkStart w:id="22" w:name="_Toc227960557"/>
+      <w:r>
+        <w:rPr>
           <w:shd w:val="clear" w:color="auto" w:fill="FFFFFF"/>
         </w:rPr>
-        <w:t>,</w:t>
-      </w:r>
-      <w:r>
-        <w:rPr>
-          <w:rFonts w:cs="Arial"/>
-          <w:i/>
-          <w:iCs/>
-          <w:color w:val="EE0000"/>
-          <w:szCs w:val="24"/>
+        <w:t>Task</w:t>
+      </w:r>
+      <w:r>
+        <w:rPr>
           <w:shd w:val="clear" w:color="auto" w:fill="FFFFFF"/>
         </w:rPr>
-        <w:t xml:space="preserve"> technical</w:t>
-      </w:r>
-      <w:r>
-        <w:rPr>
-          <w:rFonts w:ascii="Open Sans" w:hAnsi="Open Sans" w:cs="Open Sans"/>
-          <w:i/>
-          <w:iCs/>
-          <w:color w:val="EE0000"/>
-          <w:szCs w:val="24"/>
-        </w:rPr>
-        <w:t xml:space="preserve"> </w:t>
-      </w:r>
-      <w:r>
-        <w:rPr>
-          <w:rFonts w:cs="Arial"/>
-          <w:i/>
-          <w:iCs/>
-          <w:color w:val="EE0000"/>
-          <w:szCs w:val="24"/>
+        <w:t xml:space="preserve"> 1</w:t>
+      </w:r>
+      <w:r>
+        <w:rPr>
           <w:shd w:val="clear" w:color="auto" w:fill="FFFFFF"/>
         </w:rPr>
-        <w:t>decisions</w:t>
-      </w:r>
-      <w:r>
-        <w:rPr>
-          <w:rFonts w:cs="Arial"/>
-          <w:i/>
-          <w:iCs/>
-          <w:color w:val="EE0000"/>
-          <w:szCs w:val="24"/>
+        <w:t xml:space="preserve">: Adding new items to the </w:t>
+      </w:r>
+      <w:r>
+        <w:rPr>
           <w:shd w:val="clear" w:color="auto" w:fill="FFFFFF"/>
         </w:rPr>
-        <w:t xml:space="preserve"> for the GUI design decisions</w:t>
-      </w:r>
-      <w:r>
-        <w:rPr>
-          <w:rFonts w:cs="Arial"/>
-          <w:i/>
-          <w:iCs/>
-          <w:color w:val="EE0000"/>
-          <w:szCs w:val="24"/>
-          <w:shd w:val="clear" w:color="auto" w:fill="FFFFFF"/>
-        </w:rPr>
-        <w:t>. Highlight any significant challenges you overcame. Do not just</w:t>
-      </w:r>
-      <w:r>
-        <w:rPr>
-          <w:rFonts w:ascii="Open Sans" w:hAnsi="Open Sans" w:cs="Open Sans"/>
-          <w:i/>
-          <w:iCs/>
-          <w:color w:val="EE0000"/>
-          <w:szCs w:val="24"/>
-        </w:rPr>
-        <w:t xml:space="preserve"> </w:t>
-      </w:r>
-      <w:r>
-        <w:rPr>
-          <w:rFonts w:cs="Arial"/>
-          <w:i/>
-          <w:iCs/>
-          <w:color w:val="EE0000"/>
-          <w:szCs w:val="24"/>
-          <w:shd w:val="clear" w:color="auto" w:fill="FFFFFF"/>
-        </w:rPr>
-        <w:t>paste code here. *</w:t>
+        <w:t>SmartStock</w:t>
+      </w:r>
+      <w:bookmarkEnd w:id="22"/>
+    </w:p>
+    <w:tbl>
+      <w:tblPr>
+        <w:tblStyle w:val="TableGrid"/>
+        <w:tblW w:w="12218" w:type="dxa"/>
+        <w:tblInd w:w="-1605" w:type="dxa"/>
+        <w:tblLook w:val="04A0" w:firstRow="1" w:lastRow="0" w:firstColumn="1" w:lastColumn="0" w:noHBand="0" w:noVBand="1"/>
+      </w:tblPr>
+      <w:tblGrid>
+        <w:gridCol w:w="2402"/>
+        <w:gridCol w:w="2300"/>
+        <w:gridCol w:w="1576"/>
+        <w:gridCol w:w="2977"/>
+        <w:gridCol w:w="2963"/>
+      </w:tblGrid>
+      <w:tr>
+        <w:tc>
+          <w:tcPr>
+            <w:tcW w:w="2402" w:type="dxa"/>
+            <w:shd w:val="clear" w:color="auto" w:fill="E8E8E8" w:themeFill="background2"/>
+          </w:tcPr>
+          <w:p>
+            <w:pPr>
+              <w:jc w:val="center"/>
+            </w:pPr>
+            <w:r>
+              <w:t>Test number</w:t>
+            </w:r>
+          </w:p>
+        </w:tc>
+        <w:tc>
+          <w:tcPr>
+            <w:tcW w:w="2300" w:type="dxa"/>
+            <w:shd w:val="clear" w:color="auto" w:fill="E8E8E8" w:themeFill="background2"/>
+          </w:tcPr>
+          <w:p>
+            <w:pPr>
+              <w:jc w:val="center"/>
+            </w:pPr>
+            <w:r>
+              <w:t>Test For</w:t>
+            </w:r>
+          </w:p>
+        </w:tc>
+        <w:tc>
+          <w:tcPr>
+            <w:tcW w:w="1576" w:type="dxa"/>
+            <w:shd w:val="clear" w:color="auto" w:fill="E8E8E8" w:themeFill="background2"/>
+          </w:tcPr>
+          <w:p>
+            <w:pPr>
+              <w:jc w:val="center"/>
+            </w:pPr>
+            <w:r>
+              <w:t>Type of test</w:t>
+            </w:r>
+          </w:p>
+        </w:tc>
+        <w:tc>
+          <w:tcPr>
+            <w:tcW w:w="2977" w:type="dxa"/>
+            <w:shd w:val="clear" w:color="auto" w:fill="E8E8E8" w:themeFill="background2"/>
+          </w:tcPr>
+          <w:p>
+            <w:pPr>
+              <w:jc w:val="center"/>
+            </w:pPr>
+            <w:r>
+              <w:t>Expected result</w:t>
+            </w:r>
+          </w:p>
+        </w:tc>
+        <w:tc>
+          <w:tcPr>
+            <w:tcW w:w="2963" w:type="dxa"/>
+            <w:shd w:val="clear" w:color="auto" w:fill="E8E8E8" w:themeFill="background2"/>
+          </w:tcPr>
+          <w:p>
+            <w:pPr>
+              <w:jc w:val="center"/>
+            </w:pPr>
+            <w:r>
+              <w:t>Actual result</w:t>
+            </w:r>
+          </w:p>
+        </w:tc>
+      </w:tr>
+      <w:tr>
+        <w:tc>
+          <w:tcPr>
+            <w:tcW w:w="2402" w:type="dxa"/>
+            <w:shd w:val="clear" w:color="auto" w:fill="E8E8E8" w:themeFill="background2"/>
+          </w:tcPr>
+          <w:p>
+            <w:pPr>
+              <w:jc w:val="center"/>
+            </w:pPr>
+            <w:r>
+              <w:t>1</w:t>
+            </w:r>
+          </w:p>
+        </w:tc>
+        <w:tc>
+          <w:tcPr>
+            <w:tcW w:w="2300" w:type="dxa"/>
+            <w:shd w:val="clear" w:color="auto" w:fill="E8E8E8" w:themeFill="background2"/>
+          </w:tcPr>
+          <w:p>
+            <w:pPr>
+              <w:jc w:val="center"/>
+            </w:pPr>
+            <w:r>
+              <w:t>Add Stock</w:t>
+            </w:r>
+          </w:p>
+        </w:tc>
+        <w:tc>
+          <w:tcPr>
+            <w:tcW w:w="1576" w:type="dxa"/>
+            <w:shd w:val="clear" w:color="auto" w:fill="E8E8E8" w:themeFill="background2"/>
+          </w:tcPr>
+          <w:p>
+            <w:pPr>
+              <w:jc w:val="center"/>
+            </w:pPr>
+            <w:r>
+              <w:t>Normal</w:t>
+            </w:r>
+          </w:p>
+        </w:tc>
+        <w:tc>
+          <w:tcPr>
+            <w:tcW w:w="2977" w:type="dxa"/>
+            <w:shd w:val="clear" w:color="auto" w:fill="E8E8E8" w:themeFill="background2"/>
+          </w:tcPr>
+          <w:p>
+            <w:pPr>
+              <w:rPr>
+                <w:sz w:val="18"/>
+                <w:szCs w:val="18"/>
+              </w:rPr>
+            </w:pPr>
+            <w:r>
+              <w:rPr>
+                <w:sz w:val="18"/>
+                <w:szCs w:val="18"/>
+              </w:rPr>
+              <w:t>When inputting all the data correctly, no errors will occur</w:t>
+            </w:r>
+          </w:p>
+        </w:tc>
+        <w:tc>
+          <w:tcPr>
+            <w:tcW w:w="2963" w:type="dxa"/>
+            <w:shd w:val="clear" w:color="auto" w:fill="E8E8E8" w:themeFill="background2"/>
+          </w:tcPr>
+          <w:p>
+            <w:pPr>
+              <w:rPr>
+                <w:sz w:val="22"/>
+                <w:szCs w:val="22"/>
+              </w:rPr>
+            </w:pPr>
+            <w:r>
+              <w:rPr>
+                <w:sz w:val="22"/>
+                <w:szCs w:val="22"/>
+              </w:rPr>
+              <w:t>The expected result occurred</w:t>
+            </w:r>
+            <w:r>
+              <w:rPr>
+                <w:sz w:val="22"/>
+                <w:szCs w:val="22"/>
+              </w:rPr>
+              <w:t xml:space="preserve"> (PASS)</w:t>
+            </w:r>
+          </w:p>
+        </w:tc>
+      </w:tr>
+      <w:tr>
+        <w:tc>
+          <w:tcPr>
+            <w:tcW w:w="2402" w:type="dxa"/>
+            <w:shd w:val="clear" w:color="auto" w:fill="E8E8E8" w:themeFill="background2"/>
+          </w:tcPr>
+          <w:p>
+            <w:pPr>
+              <w:jc w:val="center"/>
+            </w:pPr>
+            <w:r>
+              <w:t>2</w:t>
+            </w:r>
+          </w:p>
+        </w:tc>
+        <w:tc>
+          <w:tcPr>
+            <w:tcW w:w="2300" w:type="dxa"/>
+            <w:shd w:val="clear" w:color="auto" w:fill="E8E8E8" w:themeFill="background2"/>
+          </w:tcPr>
+          <w:p>
+            <w:pPr>
+              <w:jc w:val="center"/>
+            </w:pPr>
+            <w:r>
+              <w:t>Add Stock</w:t>
+            </w:r>
+          </w:p>
+        </w:tc>
+        <w:tc>
+          <w:tcPr>
+            <w:tcW w:w="1576" w:type="dxa"/>
+            <w:shd w:val="clear" w:color="auto" w:fill="E8E8E8" w:themeFill="background2"/>
+          </w:tcPr>
+          <w:p>
+            <w:pPr>
+              <w:jc w:val="center"/>
+            </w:pPr>
+            <w:r>
+              <w:t>Normal</w:t>
+            </w:r>
+          </w:p>
+        </w:tc>
+        <w:tc>
+          <w:tcPr>
+            <w:tcW w:w="2977" w:type="dxa"/>
+            <w:shd w:val="clear" w:color="auto" w:fill="E8E8E8" w:themeFill="background2"/>
+          </w:tcPr>
+          <w:p>
+            <w:pPr>
+              <w:rPr>
+                <w:sz w:val="18"/>
+                <w:szCs w:val="18"/>
+              </w:rPr>
+            </w:pPr>
+            <w:r>
+              <w:rPr>
+                <w:sz w:val="18"/>
+                <w:szCs w:val="18"/>
+              </w:rPr>
+              <w:t>When inputting a new item into the inventory, no errors occur</w:t>
+            </w:r>
+          </w:p>
+        </w:tc>
+        <w:tc>
+          <w:tcPr>
+            <w:tcW w:w="2963" w:type="dxa"/>
+            <w:shd w:val="clear" w:color="auto" w:fill="E8E8E8" w:themeFill="background2"/>
+          </w:tcPr>
+          <w:p>
+            <w:pPr>
+              <w:rPr>
+                <w:sz w:val="22"/>
+                <w:szCs w:val="22"/>
+              </w:rPr>
+            </w:pPr>
+            <w:r>
+              <w:rPr>
+                <w:sz w:val="22"/>
+                <w:szCs w:val="22"/>
+              </w:rPr>
+              <w:t>The expected result occurred</w:t>
+            </w:r>
+            <w:r>
+              <w:rPr>
+                <w:sz w:val="22"/>
+                <w:szCs w:val="22"/>
+              </w:rPr>
+              <w:t xml:space="preserve"> (PASS)</w:t>
+            </w:r>
+          </w:p>
+        </w:tc>
+      </w:tr>
+      <w:tr>
+        <w:tc>
+          <w:tcPr>
+            <w:tcW w:w="2402" w:type="dxa"/>
+            <w:shd w:val="clear" w:color="auto" w:fill="E8E8E8" w:themeFill="background2"/>
+          </w:tcPr>
+          <w:p>
+            <w:pPr>
+              <w:jc w:val="center"/>
+            </w:pPr>
+            <w:r>
+              <w:t>3</w:t>
+            </w:r>
+          </w:p>
+        </w:tc>
+        <w:tc>
+          <w:tcPr>
+            <w:tcW w:w="2300" w:type="dxa"/>
+            <w:shd w:val="clear" w:color="auto" w:fill="E8E8E8" w:themeFill="background2"/>
+          </w:tcPr>
+          <w:p>
+            <w:pPr>
+              <w:jc w:val="center"/>
+            </w:pPr>
+            <w:r>
+              <w:t>Add Stock</w:t>
+            </w:r>
+          </w:p>
+        </w:tc>
+        <w:tc>
+          <w:tcPr>
+            <w:tcW w:w="1576" w:type="dxa"/>
+            <w:shd w:val="clear" w:color="auto" w:fill="E8E8E8" w:themeFill="background2"/>
+          </w:tcPr>
+          <w:p>
+            <w:pPr>
+              <w:jc w:val="center"/>
+            </w:pPr>
+            <w:r>
+              <w:t>Normal</w:t>
+            </w:r>
+          </w:p>
+        </w:tc>
+        <w:tc>
+          <w:tcPr>
+            <w:tcW w:w="2977" w:type="dxa"/>
+            <w:shd w:val="clear" w:color="auto" w:fill="E8E8E8" w:themeFill="background2"/>
+          </w:tcPr>
+          <w:p>
+            <w:pPr>
+              <w:rPr>
+                <w:sz w:val="18"/>
+                <w:szCs w:val="18"/>
+              </w:rPr>
+            </w:pPr>
+            <w:r>
+              <w:rPr>
+                <w:sz w:val="18"/>
+                <w:szCs w:val="18"/>
+              </w:rPr>
+              <w:t>When inputting a new item, inputting an integer works</w:t>
+            </w:r>
+            <w:r>
+              <w:rPr>
+                <w:sz w:val="18"/>
+                <w:szCs w:val="18"/>
+              </w:rPr>
+              <w:t xml:space="preserve"> even though the price variable is a float</w:t>
+            </w:r>
+            <w:r>
+              <w:rPr>
+                <w:sz w:val="18"/>
+                <w:szCs w:val="18"/>
+              </w:rPr>
+              <w:t>.</w:t>
+            </w:r>
+          </w:p>
+        </w:tc>
+        <w:tc>
+          <w:tcPr>
+            <w:tcW w:w="2963" w:type="dxa"/>
+            <w:shd w:val="clear" w:color="auto" w:fill="E8E8E8" w:themeFill="background2"/>
+          </w:tcPr>
+          <w:p>
+            <w:pPr>
+              <w:rPr>
+                <w:sz w:val="22"/>
+                <w:szCs w:val="22"/>
+              </w:rPr>
+            </w:pPr>
+            <w:r>
+              <w:rPr>
+                <w:sz w:val="22"/>
+                <w:szCs w:val="22"/>
+              </w:rPr>
+              <w:t>The expected result occurred</w:t>
+            </w:r>
+            <w:r>
+              <w:rPr>
+                <w:sz w:val="22"/>
+                <w:szCs w:val="22"/>
+              </w:rPr>
+              <w:t xml:space="preserve"> (PASS)</w:t>
+            </w:r>
+          </w:p>
+        </w:tc>
+      </w:tr>
+      <w:tr>
+        <w:tc>
+          <w:tcPr>
+            <w:tcW w:w="2402" w:type="dxa"/>
+            <w:shd w:val="clear" w:color="auto" w:fill="E8E8E8" w:themeFill="background2"/>
+          </w:tcPr>
+          <w:p>
+            <w:pPr>
+              <w:jc w:val="center"/>
+            </w:pPr>
+            <w:r>
+              <w:t>4</w:t>
+            </w:r>
+          </w:p>
+        </w:tc>
+        <w:tc>
+          <w:tcPr>
+            <w:tcW w:w="2300" w:type="dxa"/>
+            <w:shd w:val="clear" w:color="auto" w:fill="E8E8E8" w:themeFill="background2"/>
+          </w:tcPr>
+          <w:p>
+            <w:pPr>
+              <w:jc w:val="center"/>
+            </w:pPr>
+            <w:r>
+              <w:t>Add Stock</w:t>
+            </w:r>
+          </w:p>
+        </w:tc>
+        <w:tc>
+          <w:tcPr>
+            <w:tcW w:w="1576" w:type="dxa"/>
+            <w:shd w:val="clear" w:color="auto" w:fill="E8E8E8" w:themeFill="background2"/>
+          </w:tcPr>
+          <w:p>
+            <w:pPr>
+              <w:jc w:val="center"/>
+            </w:pPr>
+            <w:r>
+              <w:t>Normal</w:t>
+            </w:r>
+          </w:p>
+        </w:tc>
+        <w:tc>
+          <w:tcPr>
+            <w:tcW w:w="2977" w:type="dxa"/>
+            <w:shd w:val="clear" w:color="auto" w:fill="E8E8E8" w:themeFill="background2"/>
+          </w:tcPr>
+          <w:p>
+            <w:pPr>
+              <w:rPr>
+                <w:sz w:val="18"/>
+                <w:szCs w:val="18"/>
+              </w:rPr>
+            </w:pPr>
+            <w:r>
+              <w:rPr>
+                <w:sz w:val="18"/>
+                <w:szCs w:val="18"/>
+              </w:rPr>
+              <w:t>Clicking the “main” start button will cause the program to run fully and as intended</w:t>
+            </w:r>
+            <w:r>
+              <w:rPr>
+                <w:sz w:val="18"/>
+                <w:szCs w:val="18"/>
+              </w:rPr>
+              <w:t>, allowing us to click on the add stock button with no issues</w:t>
+            </w:r>
+          </w:p>
+        </w:tc>
+        <w:tc>
+          <w:tcPr>
+            <w:tcW w:w="2963" w:type="dxa"/>
+            <w:shd w:val="clear" w:color="auto" w:fill="E8E8E8" w:themeFill="background2"/>
+          </w:tcPr>
+          <w:p>
+            <w:pPr>
+              <w:rPr>
+                <w:sz w:val="22"/>
+                <w:szCs w:val="22"/>
+              </w:rPr>
+            </w:pPr>
+            <w:r>
+              <w:rPr>
+                <w:sz w:val="22"/>
+                <w:szCs w:val="22"/>
+              </w:rPr>
+              <w:t>The expected result occurred</w:t>
+            </w:r>
+            <w:r>
+              <w:rPr>
+                <w:sz w:val="22"/>
+                <w:szCs w:val="22"/>
+              </w:rPr>
+              <w:t xml:space="preserve"> (PASS)</w:t>
+            </w:r>
+          </w:p>
+        </w:tc>
+      </w:tr>
+      <w:tr>
+        <w:tc>
+          <w:tcPr>
+            <w:tcW w:w="2402" w:type="dxa"/>
+            <w:shd w:val="clear" w:color="auto" w:fill="E8E8E8" w:themeFill="background2"/>
+          </w:tcPr>
+          <w:p>
+            <w:pPr>
+              <w:jc w:val="center"/>
+            </w:pPr>
+            <w:r>
+              <w:t>5</w:t>
+            </w:r>
+          </w:p>
+        </w:tc>
+        <w:tc>
+          <w:tcPr>
+            <w:tcW w:w="2300" w:type="dxa"/>
+            <w:shd w:val="clear" w:color="auto" w:fill="E8E8E8" w:themeFill="background2"/>
+          </w:tcPr>
+          <w:p>
+            <w:pPr>
+              <w:jc w:val="center"/>
+            </w:pPr>
+            <w:r>
+              <w:t>Add Stock</w:t>
+            </w:r>
+          </w:p>
+        </w:tc>
+        <w:tc>
+          <w:tcPr>
+            <w:tcW w:w="1576" w:type="dxa"/>
+            <w:shd w:val="clear" w:color="auto" w:fill="E8E8E8" w:themeFill="background2"/>
+          </w:tcPr>
+          <w:p>
+            <w:pPr>
+              <w:jc w:val="center"/>
+            </w:pPr>
+            <w:r>
+              <w:t>Normal</w:t>
+            </w:r>
+          </w:p>
+        </w:tc>
+        <w:tc>
+          <w:tcPr>
+            <w:tcW w:w="2977" w:type="dxa"/>
+            <w:shd w:val="clear" w:color="auto" w:fill="E8E8E8" w:themeFill="background2"/>
+          </w:tcPr>
+          <w:p>
+            <w:pPr>
+              <w:rPr>
+                <w:sz w:val="18"/>
+                <w:szCs w:val="18"/>
+              </w:rPr>
+            </w:pPr>
+            <w:r>
+              <w:rPr>
+                <w:sz w:val="18"/>
+                <w:szCs w:val="18"/>
+              </w:rPr>
+              <w:t xml:space="preserve">When </w:t>
+            </w:r>
+            <w:r>
+              <w:rPr>
+                <w:sz w:val="18"/>
+                <w:szCs w:val="18"/>
+              </w:rPr>
+              <w:t>inputting a expiry date or warranty, inputting the date time format correctly will result in it working correctly</w:t>
+            </w:r>
+          </w:p>
+        </w:tc>
+        <w:tc>
+          <w:tcPr>
+            <w:tcW w:w="2963" w:type="dxa"/>
+            <w:shd w:val="clear" w:color="auto" w:fill="E8E8E8" w:themeFill="background2"/>
+          </w:tcPr>
+          <w:p>
+            <w:pPr>
+              <w:rPr>
+                <w:sz w:val="22"/>
+                <w:szCs w:val="22"/>
+              </w:rPr>
+            </w:pPr>
+            <w:r>
+              <w:rPr>
+                <w:sz w:val="22"/>
+                <w:szCs w:val="22"/>
+              </w:rPr>
+              <w:t>The expected result occurred</w:t>
+            </w:r>
+            <w:r>
+              <w:rPr>
+                <w:sz w:val="22"/>
+                <w:szCs w:val="22"/>
+              </w:rPr>
+              <w:t xml:space="preserve"> (PASS)</w:t>
+            </w:r>
+          </w:p>
+        </w:tc>
+      </w:tr>
+      <w:tr>
+        <w:tc>
+          <w:tcPr>
+            <w:tcW w:w="2402" w:type="dxa"/>
+            <w:shd w:val="clear" w:color="auto" w:fill="E8E8E8" w:themeFill="background2"/>
+          </w:tcPr>
+          <w:p>
+            <w:pPr>
+              <w:jc w:val="center"/>
+            </w:pPr>
+            <w:r>
+              <w:t>6</w:t>
+            </w:r>
+          </w:p>
+        </w:tc>
+        <w:tc>
+          <w:tcPr>
+            <w:tcW w:w="2300" w:type="dxa"/>
+            <w:shd w:val="clear" w:color="auto" w:fill="E8E8E8" w:themeFill="background2"/>
+          </w:tcPr>
+          <w:p>
+            <w:pPr>
+              <w:jc w:val="center"/>
+            </w:pPr>
+            <w:r>
+              <w:t>Add Stock</w:t>
+            </w:r>
+          </w:p>
+        </w:tc>
+        <w:tc>
+          <w:tcPr>
+            <w:tcW w:w="1576" w:type="dxa"/>
+            <w:shd w:val="clear" w:color="auto" w:fill="E8E8E8" w:themeFill="background2"/>
+          </w:tcPr>
+          <w:p>
+            <w:pPr>
+              <w:jc w:val="center"/>
+            </w:pPr>
+            <w:r>
+              <w:t>Erroneous</w:t>
+            </w:r>
+          </w:p>
+        </w:tc>
+        <w:tc>
+          <w:tcPr>
+            <w:tcW w:w="2977" w:type="dxa"/>
+            <w:shd w:val="clear" w:color="auto" w:fill="E8E8E8" w:themeFill="background2"/>
+          </w:tcPr>
+          <w:p>
+            <w:pPr>
+              <w:rPr>
+                <w:sz w:val="18"/>
+                <w:szCs w:val="18"/>
+              </w:rPr>
+            </w:pPr>
+            <w:r>
+              <w:rPr>
+                <w:sz w:val="18"/>
+                <w:szCs w:val="18"/>
+              </w:rPr>
+              <w:t>When clicking the “save product” button</w:t>
+            </w:r>
+            <w:r>
+              <w:rPr>
+                <w:sz w:val="18"/>
+                <w:szCs w:val="18"/>
+              </w:rPr>
+              <w:t xml:space="preserve"> without inputting anything, an error message pops up</w:t>
+            </w:r>
+          </w:p>
+        </w:tc>
+        <w:tc>
+          <w:tcPr>
+            <w:tcW w:w="2963" w:type="dxa"/>
+            <w:shd w:val="clear" w:color="auto" w:fill="E8E8E8" w:themeFill="background2"/>
+          </w:tcPr>
+          <w:p>
+            <w:pPr>
+              <w:rPr>
+                <w:sz w:val="22"/>
+                <w:szCs w:val="22"/>
+              </w:rPr>
+            </w:pPr>
+            <w:r>
+              <w:rPr>
+                <w:sz w:val="22"/>
+                <w:szCs w:val="22"/>
+              </w:rPr>
+              <w:t>The expected result occurred</w:t>
+            </w:r>
+            <w:r>
+              <w:rPr>
+                <w:sz w:val="22"/>
+                <w:szCs w:val="22"/>
+              </w:rPr>
+              <w:t xml:space="preserve"> (PASS)</w:t>
+            </w:r>
+          </w:p>
+        </w:tc>
+      </w:tr>
+      <w:tr>
+        <w:tc>
+          <w:tcPr>
+            <w:tcW w:w="2402" w:type="dxa"/>
+            <w:shd w:val="clear" w:color="auto" w:fill="E8E8E8" w:themeFill="background2"/>
+          </w:tcPr>
+          <w:p>
+            <w:pPr>
+              <w:jc w:val="center"/>
+            </w:pPr>
+            <w:r>
+              <w:t>7</w:t>
+            </w:r>
+          </w:p>
+        </w:tc>
+        <w:tc>
+          <w:tcPr>
+            <w:tcW w:w="2300" w:type="dxa"/>
+            <w:shd w:val="clear" w:color="auto" w:fill="E8E8E8" w:themeFill="background2"/>
+          </w:tcPr>
+          <w:p>
+            <w:pPr>
+              <w:jc w:val="center"/>
+            </w:pPr>
+            <w:r>
+              <w:t>Add Stock</w:t>
+            </w:r>
+          </w:p>
+        </w:tc>
+        <w:tc>
+          <w:tcPr>
+            <w:tcW w:w="1576" w:type="dxa"/>
+            <w:shd w:val="clear" w:color="auto" w:fill="E8E8E8" w:themeFill="background2"/>
+          </w:tcPr>
+          <w:p>
+            <w:pPr>
+              <w:jc w:val="center"/>
+            </w:pPr>
+            <w:r>
+              <w:t>Erroneous</w:t>
+            </w:r>
+          </w:p>
+        </w:tc>
+        <w:tc>
+          <w:tcPr>
+            <w:tcW w:w="2977" w:type="dxa"/>
+            <w:shd w:val="clear" w:color="auto" w:fill="E8E8E8" w:themeFill="background2"/>
+          </w:tcPr>
+          <w:p>
+            <w:pPr>
+              <w:rPr>
+                <w:sz w:val="18"/>
+                <w:szCs w:val="18"/>
+              </w:rPr>
+            </w:pPr>
+            <w:r>
+              <w:rPr>
+                <w:sz w:val="18"/>
+                <w:szCs w:val="18"/>
+              </w:rPr>
+              <w:t>When clicking the “save product” button with</w:t>
+            </w:r>
+            <w:r>
+              <w:rPr>
+                <w:sz w:val="18"/>
+                <w:szCs w:val="18"/>
+              </w:rPr>
+              <w:t xml:space="preserve"> one item missing an error message pops up</w:t>
+            </w:r>
+          </w:p>
+        </w:tc>
+        <w:tc>
+          <w:tcPr>
+            <w:tcW w:w="2963" w:type="dxa"/>
+            <w:shd w:val="clear" w:color="auto" w:fill="E8E8E8" w:themeFill="background2"/>
+          </w:tcPr>
+          <w:p>
+            <w:pPr>
+              <w:rPr>
+                <w:sz w:val="22"/>
+                <w:szCs w:val="22"/>
+              </w:rPr>
+            </w:pPr>
+            <w:r>
+              <w:rPr>
+                <w:sz w:val="22"/>
+                <w:szCs w:val="22"/>
+              </w:rPr>
+              <w:t>The expected result occurred</w:t>
+            </w:r>
+            <w:r>
+              <w:rPr>
+                <w:sz w:val="22"/>
+                <w:szCs w:val="22"/>
+              </w:rPr>
+              <w:t xml:space="preserve"> (PASS)</w:t>
+            </w:r>
+          </w:p>
+        </w:tc>
+      </w:tr>
+      <w:tr>
+        <w:tc>
+          <w:tcPr>
+            <w:tcW w:w="2402" w:type="dxa"/>
+            <w:shd w:val="clear" w:color="auto" w:fill="E8E8E8" w:themeFill="background2"/>
+          </w:tcPr>
+          <w:p>
+            <w:pPr>
+              <w:jc w:val="center"/>
+            </w:pPr>
+            <w:r>
+              <w:t>8</w:t>
+            </w:r>
+          </w:p>
+        </w:tc>
+        <w:tc>
+          <w:tcPr>
+            <w:tcW w:w="2300" w:type="dxa"/>
+            <w:shd w:val="clear" w:color="auto" w:fill="E8E8E8" w:themeFill="background2"/>
+          </w:tcPr>
+          <w:p>
+            <w:pPr>
+              <w:jc w:val="center"/>
+            </w:pPr>
+            <w:r>
+              <w:t>Add Stock</w:t>
+            </w:r>
+          </w:p>
+        </w:tc>
+        <w:tc>
+          <w:tcPr>
+            <w:tcW w:w="1576" w:type="dxa"/>
+            <w:shd w:val="clear" w:color="auto" w:fill="E8E8E8" w:themeFill="background2"/>
+          </w:tcPr>
+          <w:p>
+            <w:pPr>
+              <w:jc w:val="center"/>
+            </w:pPr>
+            <w:r>
+              <w:t>Erroneous</w:t>
+            </w:r>
+          </w:p>
+        </w:tc>
+        <w:tc>
+          <w:tcPr>
+            <w:tcW w:w="2977" w:type="dxa"/>
+            <w:shd w:val="clear" w:color="auto" w:fill="E8E8E8" w:themeFill="background2"/>
+          </w:tcPr>
+          <w:p>
+            <w:pPr>
+              <w:rPr>
+                <w:sz w:val="18"/>
+                <w:szCs w:val="18"/>
+              </w:rPr>
+            </w:pPr>
+            <w:r>
+              <w:rPr>
+                <w:sz w:val="18"/>
+                <w:szCs w:val="18"/>
+              </w:rPr>
+              <w:t>When clicking the “save product” button with price not being the correct data type, a specific error message pops up saying so</w:t>
+            </w:r>
+          </w:p>
+        </w:tc>
+        <w:tc>
+          <w:tcPr>
+            <w:tcW w:w="2963" w:type="dxa"/>
+            <w:shd w:val="clear" w:color="auto" w:fill="E8E8E8" w:themeFill="background2"/>
+          </w:tcPr>
+          <w:p>
+            <w:pPr>
+              <w:rPr>
+                <w:b/>
+                <w:bCs w:val="0"/>
+                <w:sz w:val="22"/>
+                <w:szCs w:val="22"/>
+              </w:rPr>
+            </w:pPr>
+            <w:r>
+              <w:rPr>
+                <w:sz w:val="22"/>
+                <w:szCs w:val="22"/>
+              </w:rPr>
+              <w:t>The expected result occurred</w:t>
+            </w:r>
+            <w:r>
+              <w:rPr>
+                <w:sz w:val="22"/>
+                <w:szCs w:val="22"/>
+              </w:rPr>
+              <w:t xml:space="preserve"> (PASS)</w:t>
+            </w:r>
+          </w:p>
+        </w:tc>
+      </w:tr>
+      <w:tr>
+        <w:tc>
+          <w:tcPr>
+            <w:tcW w:w="2402" w:type="dxa"/>
+            <w:shd w:val="clear" w:color="auto" w:fill="E8E8E8" w:themeFill="background2"/>
+          </w:tcPr>
+          <w:p>
+            <w:pPr>
+              <w:jc w:val="center"/>
+            </w:pPr>
+            <w:r>
+              <w:t>9</w:t>
+            </w:r>
+          </w:p>
+        </w:tc>
+        <w:tc>
+          <w:tcPr>
+            <w:tcW w:w="2300" w:type="dxa"/>
+            <w:shd w:val="clear" w:color="auto" w:fill="E8E8E8" w:themeFill="background2"/>
+          </w:tcPr>
+          <w:p>
+            <w:pPr>
+              <w:jc w:val="center"/>
+            </w:pPr>
+            <w:r>
+              <w:t>Add Stock</w:t>
+            </w:r>
+          </w:p>
+        </w:tc>
+        <w:tc>
+          <w:tcPr>
+            <w:tcW w:w="1576" w:type="dxa"/>
+            <w:shd w:val="clear" w:color="auto" w:fill="E8E8E8" w:themeFill="background2"/>
+          </w:tcPr>
+          <w:p>
+            <w:pPr>
+              <w:jc w:val="center"/>
+            </w:pPr>
+            <w:r>
+              <w:t>Erroneous</w:t>
+            </w:r>
+          </w:p>
+        </w:tc>
+        <w:tc>
+          <w:tcPr>
+            <w:tcW w:w="2977" w:type="dxa"/>
+            <w:shd w:val="clear" w:color="auto" w:fill="E8E8E8" w:themeFill="background2"/>
+          </w:tcPr>
+          <w:p>
+            <w:pPr>
+              <w:rPr>
+                <w:sz w:val="18"/>
+                <w:szCs w:val="18"/>
+              </w:rPr>
+            </w:pPr>
+            <w:r>
+              <w:rPr>
+                <w:sz w:val="18"/>
+                <w:szCs w:val="18"/>
+              </w:rPr>
+              <w:t xml:space="preserve">When inputting a expiry date or warranty, inputting the date time format </w:t>
+            </w:r>
+            <w:r>
+              <w:rPr>
+                <w:sz w:val="18"/>
+                <w:szCs w:val="18"/>
+              </w:rPr>
+              <w:t>incorrectly will result in an error</w:t>
+            </w:r>
+          </w:p>
+        </w:tc>
+        <w:tc>
+          <w:tcPr>
+            <w:tcW w:w="2963" w:type="dxa"/>
+            <w:shd w:val="clear" w:color="auto" w:fill="E8E8E8" w:themeFill="background2"/>
+          </w:tcPr>
+          <w:p>
+            <w:pPr>
+              <w:rPr>
+                <w:sz w:val="22"/>
+                <w:szCs w:val="22"/>
+              </w:rPr>
+            </w:pPr>
+            <w:r>
+              <w:rPr>
+                <w:sz w:val="22"/>
+                <w:szCs w:val="22"/>
+              </w:rPr>
+              <w:t>The expected result occurred</w:t>
+            </w:r>
+            <w:r>
+              <w:rPr>
+                <w:sz w:val="22"/>
+                <w:szCs w:val="22"/>
+              </w:rPr>
+              <w:t xml:space="preserve"> (PASS)</w:t>
+            </w:r>
+          </w:p>
+        </w:tc>
+      </w:tr>
+      <w:tr>
+        <w:tc>
+          <w:tcPr>
+            <w:tcW w:w="2402" w:type="dxa"/>
+            <w:shd w:val="clear" w:color="auto" w:fill="E8E8E8" w:themeFill="background2"/>
+          </w:tcPr>
+          <w:p>
+            <w:pPr>
+              <w:jc w:val="center"/>
+            </w:pPr>
+            <w:r>
+              <w:t>10</w:t>
+            </w:r>
+          </w:p>
+        </w:tc>
+        <w:tc>
+          <w:tcPr>
+            <w:tcW w:w="2300" w:type="dxa"/>
+            <w:shd w:val="clear" w:color="auto" w:fill="E8E8E8" w:themeFill="background2"/>
+          </w:tcPr>
+          <w:p>
+            <w:pPr>
+              <w:jc w:val="center"/>
+            </w:pPr>
+            <w:r>
+              <w:t>Add Stock</w:t>
+            </w:r>
+          </w:p>
+        </w:tc>
+        <w:tc>
+          <w:tcPr>
+            <w:tcW w:w="1576" w:type="dxa"/>
+            <w:shd w:val="clear" w:color="auto" w:fill="E8E8E8" w:themeFill="background2"/>
+          </w:tcPr>
+          <w:p>
+            <w:pPr>
+              <w:jc w:val="center"/>
+            </w:pPr>
+            <w:r>
+              <w:t>Extreme</w:t>
+            </w:r>
+          </w:p>
+        </w:tc>
+        <w:tc>
+          <w:tcPr>
+            <w:tcW w:w="2977" w:type="dxa"/>
+            <w:shd w:val="clear" w:color="auto" w:fill="E8E8E8" w:themeFill="background2"/>
+          </w:tcPr>
+          <w:p>
+            <w:pPr>
+              <w:rPr>
+                <w:sz w:val="18"/>
+                <w:szCs w:val="18"/>
+              </w:rPr>
+            </w:pPr>
+            <w:r>
+              <w:rPr>
+                <w:sz w:val="18"/>
+                <w:szCs w:val="18"/>
+              </w:rPr>
+              <w:t xml:space="preserve">When inputting a new item, </w:t>
+            </w:r>
+            <w:r>
+              <w:rPr>
+                <w:sz w:val="18"/>
+                <w:szCs w:val="18"/>
+              </w:rPr>
+              <w:t>inputting “£4”</w:t>
+            </w:r>
+            <w:r>
+              <w:rPr>
+                <w:sz w:val="18"/>
+                <w:szCs w:val="18"/>
+              </w:rPr>
+              <w:t xml:space="preserve">, this shouldn’t work because </w:t>
+            </w:r>
+            <w:r>
+              <w:rPr>
+                <w:sz w:val="18"/>
+                <w:szCs w:val="18"/>
+              </w:rPr>
+              <w:t>it isn’t a float or int</w:t>
+            </w:r>
+          </w:p>
+        </w:tc>
+        <w:tc>
+          <w:tcPr>
+            <w:tcW w:w="2963" w:type="dxa"/>
+            <w:shd w:val="clear" w:color="auto" w:fill="E8E8E8" w:themeFill="background2"/>
+          </w:tcPr>
+          <w:p>
+            <w:pPr>
+              <w:rPr>
+                <w:sz w:val="22"/>
+                <w:szCs w:val="22"/>
+              </w:rPr>
+            </w:pPr>
+            <w:r>
+              <w:rPr>
+                <w:sz w:val="22"/>
+                <w:szCs w:val="22"/>
+              </w:rPr>
+              <w:t>The expected result occurred</w:t>
+            </w:r>
+            <w:r>
+              <w:rPr>
+                <w:sz w:val="22"/>
+                <w:szCs w:val="22"/>
+              </w:rPr>
+              <w:t xml:space="preserve"> (PASS)</w:t>
+            </w:r>
+          </w:p>
+        </w:tc>
+      </w:tr>
+      <w:tr>
+        <w:tc>
+          <w:tcPr>
+            <w:tcW w:w="2402" w:type="dxa"/>
+            <w:shd w:val="clear" w:color="auto" w:fill="E8E8E8" w:themeFill="background2"/>
+          </w:tcPr>
+          <w:p>
+            <w:pPr>
+              <w:jc w:val="center"/>
+            </w:pPr>
+            <w:r>
+              <w:t>11</w:t>
+            </w:r>
+          </w:p>
+        </w:tc>
+        <w:tc>
+          <w:tcPr>
+            <w:tcW w:w="2300" w:type="dxa"/>
+            <w:shd w:val="clear" w:color="auto" w:fill="E8E8E8" w:themeFill="background2"/>
+          </w:tcPr>
+          <w:p>
+            <w:pPr>
+              <w:jc w:val="center"/>
+            </w:pPr>
+            <w:r>
+              <w:t>Add Stock</w:t>
+            </w:r>
+          </w:p>
+        </w:tc>
+        <w:tc>
+          <w:tcPr>
+            <w:tcW w:w="1576" w:type="dxa"/>
+            <w:shd w:val="clear" w:color="auto" w:fill="E8E8E8" w:themeFill="background2"/>
+          </w:tcPr>
+          <w:p>
+            <w:pPr>
+              <w:jc w:val="center"/>
+            </w:pPr>
+            <w:r>
+              <w:t>Extreme</w:t>
+            </w:r>
+          </w:p>
+        </w:tc>
+        <w:tc>
+          <w:tcPr>
+            <w:tcW w:w="2977" w:type="dxa"/>
+            <w:shd w:val="clear" w:color="auto" w:fill="E8E8E8" w:themeFill="background2"/>
+          </w:tcPr>
+          <w:p>
+            <w:pPr>
+              <w:rPr>
+                <w:sz w:val="18"/>
+                <w:szCs w:val="18"/>
+              </w:rPr>
+            </w:pPr>
+            <w:r>
+              <w:rPr>
+                <w:sz w:val="18"/>
+                <w:szCs w:val="18"/>
+              </w:rPr>
+              <w:t>When inputting a new item, inputting “</w:t>
+            </w:r>
+            <w:r>
+              <w:rPr>
+                <w:sz w:val="18"/>
+                <w:szCs w:val="18"/>
+              </w:rPr>
+              <w:t>0</w:t>
+            </w:r>
+            <w:r>
+              <w:rPr>
+                <w:sz w:val="18"/>
+                <w:szCs w:val="18"/>
+              </w:rPr>
+              <w:t>”</w:t>
+            </w:r>
+            <w:r>
+              <w:rPr>
+                <w:sz w:val="18"/>
+                <w:szCs w:val="18"/>
+              </w:rPr>
+              <w:t xml:space="preserve"> should</w:t>
+            </w:r>
+            <w:r>
+              <w:rPr>
+                <w:sz w:val="18"/>
+                <w:szCs w:val="18"/>
+              </w:rPr>
+              <w:t xml:space="preserve"> work because it is</w:t>
+            </w:r>
+            <w:r>
+              <w:rPr>
+                <w:sz w:val="18"/>
+                <w:szCs w:val="18"/>
+              </w:rPr>
+              <w:t xml:space="preserve"> formatted</w:t>
+            </w:r>
+            <w:r>
+              <w:rPr>
+                <w:sz w:val="18"/>
+                <w:szCs w:val="18"/>
+              </w:rPr>
+              <w:t xml:space="preserve"> a</w:t>
+            </w:r>
+            <w:r>
+              <w:rPr>
+                <w:sz w:val="18"/>
+                <w:szCs w:val="18"/>
+              </w:rPr>
+              <w:t>s</w:t>
+            </w:r>
+            <w:r>
+              <w:rPr>
+                <w:sz w:val="18"/>
+                <w:szCs w:val="18"/>
+              </w:rPr>
+              <w:t xml:space="preserve"> </w:t>
+            </w:r>
+            <w:r>
+              <w:rPr>
+                <w:sz w:val="18"/>
+                <w:szCs w:val="18"/>
+              </w:rPr>
+              <w:t>an</w:t>
+            </w:r>
+            <w:r>
+              <w:rPr>
+                <w:sz w:val="18"/>
+                <w:szCs w:val="18"/>
+              </w:rPr>
+              <w:t xml:space="preserve"> int</w:t>
+            </w:r>
+          </w:p>
+        </w:tc>
+        <w:tc>
+          <w:tcPr>
+            <w:tcW w:w="2963" w:type="dxa"/>
+            <w:shd w:val="clear" w:color="auto" w:fill="E8E8E8" w:themeFill="background2"/>
+          </w:tcPr>
+          <w:p>
+            <w:pPr>
+              <w:rPr>
+                <w:sz w:val="22"/>
+                <w:szCs w:val="22"/>
+              </w:rPr>
+            </w:pPr>
+            <w:r>
+              <w:rPr>
+                <w:sz w:val="22"/>
+                <w:szCs w:val="22"/>
+              </w:rPr>
+              <w:t>The expected result occurred</w:t>
+            </w:r>
+            <w:r>
+              <w:rPr>
+                <w:sz w:val="22"/>
+                <w:szCs w:val="22"/>
+              </w:rPr>
+              <w:t xml:space="preserve"> (PASS)</w:t>
+            </w:r>
+          </w:p>
+        </w:tc>
+      </w:tr>
+      <w:tr>
+        <w:tc>
+          <w:tcPr>
+            <w:tcW w:w="2402" w:type="dxa"/>
+            <w:shd w:val="clear" w:color="auto" w:fill="E8E8E8" w:themeFill="background2"/>
+          </w:tcPr>
+          <w:p>
+            <w:pPr>
+              <w:jc w:val="center"/>
+            </w:pPr>
+            <w:r>
+              <w:t>12</w:t>
+            </w:r>
+            <w:r>
+              <w:t xml:space="preserve"> and 13</w:t>
+            </w:r>
+          </w:p>
+        </w:tc>
+        <w:tc>
+          <w:tcPr>
+            <w:tcW w:w="2300" w:type="dxa"/>
+            <w:shd w:val="clear" w:color="auto" w:fill="E8E8E8" w:themeFill="background2"/>
+          </w:tcPr>
+          <w:p>
+            <w:pPr>
+              <w:jc w:val="center"/>
+            </w:pPr>
+            <w:r>
+              <w:t>Add stock</w:t>
+            </w:r>
+          </w:p>
+        </w:tc>
+        <w:tc>
+          <w:tcPr>
+            <w:tcW w:w="1576" w:type="dxa"/>
+            <w:shd w:val="clear" w:color="auto" w:fill="E8E8E8" w:themeFill="background2"/>
+          </w:tcPr>
+          <w:p>
+            <w:pPr>
+              <w:jc w:val="center"/>
+            </w:pPr>
+            <w:r>
+              <w:t>Extreme</w:t>
+            </w:r>
+          </w:p>
+        </w:tc>
+        <w:tc>
+          <w:tcPr>
+            <w:tcW w:w="2977" w:type="dxa"/>
+            <w:shd w:val="clear" w:color="auto" w:fill="E8E8E8" w:themeFill="background2"/>
+          </w:tcPr>
+          <w:p>
+            <w:pPr>
+              <w:rPr>
+                <w:sz w:val="18"/>
+                <w:szCs w:val="18"/>
+              </w:rPr>
+            </w:pPr>
+            <w:r>
+              <w:rPr>
+                <w:sz w:val="18"/>
+                <w:szCs w:val="18"/>
+              </w:rPr>
+              <w:t>When inputting a expiry date or warranty, inputting the</w:t>
+            </w:r>
+            <w:r>
+              <w:rPr>
+                <w:sz w:val="18"/>
+                <w:szCs w:val="18"/>
+              </w:rPr>
+              <w:t xml:space="preserve"> </w:t>
+            </w:r>
+            <w:r>
+              <w:rPr>
+                <w:sz w:val="18"/>
+                <w:szCs w:val="18"/>
+              </w:rPr>
+              <w:t xml:space="preserve">29/02/26 will </w:t>
+            </w:r>
+            <w:r>
+              <w:rPr>
+                <w:sz w:val="18"/>
+                <w:szCs w:val="18"/>
+              </w:rPr>
+              <w:t xml:space="preserve">not </w:t>
+            </w:r>
+            <w:r>
+              <w:rPr>
+                <w:sz w:val="18"/>
+                <w:szCs w:val="18"/>
+              </w:rPr>
+              <w:t>pass and result in an error</w:t>
+            </w:r>
+            <w:r>
+              <w:rPr>
+                <w:sz w:val="18"/>
+                <w:szCs w:val="18"/>
+              </w:rPr>
+              <w:t xml:space="preserve"> because it isn’t a leap year, but 29</w:t>
+            </w:r>
+            <w:r>
+              <w:rPr>
+                <w:sz w:val="18"/>
+                <w:szCs w:val="18"/>
+              </w:rPr>
+              <w:t>/02/24 does pass</w:t>
+            </w:r>
+          </w:p>
+        </w:tc>
+        <w:tc>
+          <w:tcPr>
+            <w:tcW w:w="2963" w:type="dxa"/>
+            <w:shd w:val="clear" w:color="auto" w:fill="E8E8E8" w:themeFill="background2"/>
+          </w:tcPr>
+          <w:p>
+            <w:pPr>
+              <w:rPr>
+                <w:sz w:val="22"/>
+                <w:szCs w:val="22"/>
+              </w:rPr>
+            </w:pPr>
+            <w:r>
+              <w:rPr>
+                <w:sz w:val="22"/>
+                <w:szCs w:val="22"/>
+              </w:rPr>
+              <w:t>The expected result occurred</w:t>
+            </w:r>
+            <w:r>
+              <w:rPr>
+                <w:sz w:val="22"/>
+                <w:szCs w:val="22"/>
+              </w:rPr>
+              <w:t xml:space="preserve"> (PASS)</w:t>
+            </w:r>
+          </w:p>
+        </w:tc>
+      </w:tr>
+    </w:tbl>
+    <w:p>
+      <w:pPr>
+        <w:spacing w:after="160" w:line="278" w:lineRule="auto"/>
+        <w:rPr>
+          <w:rFonts w:ascii="Georgia" w:hAnsi="Georgia"/>
+          <w:color w:val="000000" w:themeColor="text1"/>
+        </w:rPr>
+      </w:pPr>
+      <w:r>
+        <w:rPr>
+          <w:rFonts w:ascii="Georgia" w:hAnsi="Georgia"/>
+          <w:color w:val="000000" w:themeColor="text1"/>
+        </w:rPr>
+        <w:t>Tested by Daniel Caveney</w:t>
       </w:r>
     </w:p>
     <w:p>
       <w:pPr>
-        <w:spacing w:after="160" w:line="278" w:lineRule="auto"/>
-        <w:rPr>
-          <w:rFonts w:ascii="Georgia" w:hAnsi="Georgia"/>
-          <w:color w:val="000000" w:themeColor="text1"/>
-        </w:rPr>
-      </w:pPr>
-    </w:p>
-    <w:p>
-      <w:pPr>
-        <w:spacing w:after="160" w:line="278" w:lineRule="auto"/>
-        <w:rPr>
-          <w:rFonts w:ascii="Georgia" w:hAnsi="Georgia"/>
-          <w:color w:val="000000" w:themeColor="text1"/>
-        </w:rPr>
-      </w:pPr>
-      <w:r>
-        <w:rPr>
-          <w:rFonts w:ascii="Georgia" w:hAnsi="Georgia"/>
-          <w:color w:val="000000" w:themeColor="text1"/>
-        </w:rPr>
-        <w:br w:type="page"/>
-      </w:r>
-    </w:p>
-    <w:p>
-      <w:pPr>
-        <w:pStyle w:val="Heading1"/>
-      </w:pPr>
-      <w:bookmarkStart w:id="22" w:name="_Toc227960556"/>
-      <w:r>
-        <w:lastRenderedPageBreak/>
-        <w:t>Testing</w:t>
-      </w:r>
-      <w:r>
-        <w:t>/ QA Tests</w:t>
-      </w:r>
-      <w:bookmarkEnd w:id="22"/>
-    </w:p>
-    <w:p>
-      <w:pPr>
         <w:pStyle w:val="Heading2"/>
-        <w:rPr>
-          <w:color w:val="EE0000"/>
-          <w:szCs w:val="24"/>
-          <w:shd w:val="clear" w:color="auto" w:fill="FFFFFF"/>
-        </w:rPr>
-      </w:pPr>
-      <w:bookmarkStart w:id="23" w:name="_Toc227960557"/>
-      <w:r>
-        <w:rPr>
-          <w:shd w:val="clear" w:color="auto" w:fill="FFFFFF"/>
-        </w:rPr>
-        <w:t>Task</w:t>
-      </w:r>
-      <w:r>
-        <w:rPr>
-          <w:shd w:val="clear" w:color="auto" w:fill="FFFFFF"/>
-        </w:rPr>
-        <w:t xml:space="preserve"> 1</w:t>
-      </w:r>
-      <w:r>
-        <w:rPr>
-          <w:shd w:val="clear" w:color="auto" w:fill="FFFFFF"/>
-        </w:rPr>
-        <w:t xml:space="preserve">: Adding new items to the </w:t>
-      </w:r>
-      <w:r>
-        <w:rPr>
-          <w:shd w:val="clear" w:color="auto" w:fill="FFFFFF"/>
-        </w:rPr>
-        <w:t>SmartStock</w:t>
+      </w:pPr>
+      <w:bookmarkStart w:id="23" w:name="_Toc227960558"/>
+      <w:r>
+        <w:t>Task 2: Editing items to the SmartStock</w:t>
       </w:r>
       <w:bookmarkEnd w:id="23"/>
     </w:p>
@@ -6161,7 +7290,10 @@
               <w:jc w:val="center"/>
             </w:pPr>
             <w:r>
-              <w:t>Add Stock</w:t>
+              <w:t>Edit</w:t>
+            </w:r>
+            <w:r>
+              <w:t xml:space="preserve"> Stock</w:t>
             </w:r>
           </w:p>
         </w:tc>
@@ -6196,7 +7328,35 @@
                 <w:sz w:val="18"/>
                 <w:szCs w:val="18"/>
               </w:rPr>
-              <w:t>When inputting all the data correctly, no errors will occur</w:t>
+              <w:t xml:space="preserve">When </w:t>
+            </w:r>
+            <w:r>
+              <w:rPr>
+                <w:sz w:val="18"/>
+                <w:szCs w:val="18"/>
+              </w:rPr>
+              <w:t>editing</w:t>
+            </w:r>
+            <w:r>
+              <w:rPr>
+                <w:sz w:val="18"/>
+                <w:szCs w:val="18"/>
+              </w:rPr>
+              <w:t xml:space="preserve"> </w:t>
+            </w:r>
+            <w:r>
+              <w:rPr>
+                <w:sz w:val="18"/>
+                <w:szCs w:val="18"/>
+              </w:rPr>
+              <w:t>one piece of</w:t>
+            </w:r>
+            <w:r>
+              <w:rPr>
+                <w:sz w:val="18"/>
+                <w:szCs w:val="18"/>
+              </w:rPr>
+              <w:t xml:space="preserve"> data correctly, no errors will occur</w:t>
             </w:r>
           </w:p>
         </w:tc>
@@ -6254,7 +7414,7 @@
               <w:jc w:val="center"/>
             </w:pPr>
             <w:r>
-              <w:t>Add Stock</w:t>
+              <w:t>Edit Stock</w:t>
             </w:r>
           </w:p>
         </w:tc>
@@ -6289,7 +7449,35 @@
                 <w:sz w:val="18"/>
                 <w:szCs w:val="18"/>
               </w:rPr>
-              <w:t>When inputting a new item into the inventory, no errors occur</w:t>
+              <w:t xml:space="preserve">When </w:t>
+            </w:r>
+            <w:r>
+              <w:rPr>
+                <w:sz w:val="18"/>
+                <w:szCs w:val="18"/>
+              </w:rPr>
+              <w:t>editing</w:t>
+            </w:r>
+            <w:r>
+              <w:rPr>
+                <w:sz w:val="18"/>
+                <w:szCs w:val="18"/>
+              </w:rPr>
+              <w:t xml:space="preserve"> a</w:t>
+            </w:r>
+            <w:r>
+              <w:rPr>
+                <w:sz w:val="18"/>
+                <w:szCs w:val="18"/>
+              </w:rPr>
+              <w:t>ll parts of the item correctly, no error</w:t>
+            </w:r>
+            <w:r>
+              <w:rPr>
+                <w:sz w:val="18"/>
+                <w:szCs w:val="18"/>
+              </w:rPr>
+              <w:t>s will occur</w:t>
             </w:r>
           </w:p>
         </w:tc>
@@ -6347,7 +7535,7 @@
               <w:jc w:val="center"/>
             </w:pPr>
             <w:r>
-              <w:t>Add Stock</w:t>
+              <w:t>Edit Stock</w:t>
             </w:r>
           </w:p>
         </w:tc>
@@ -6382,21 +7570,14 @@
                 <w:sz w:val="18"/>
                 <w:szCs w:val="18"/>
               </w:rPr>
-              <w:t>When inputting a new item, inputting an integer works</w:t>
-            </w:r>
-            <w:r>
-              <w:rPr>
-                <w:sz w:val="18"/>
-                <w:szCs w:val="18"/>
-              </w:rPr>
-              <w:t xml:space="preserve"> even though the price variable is a float</w:t>
-            </w:r>
-            <w:r>
-              <w:rPr>
-                <w:sz w:val="18"/>
-                <w:szCs w:val="18"/>
-              </w:rPr>
-              <w:t>.</w:t>
+              <w:t xml:space="preserve">When </w:t>
+            </w:r>
+            <w:r>
+              <w:rPr>
+                <w:sz w:val="18"/>
+                <w:szCs w:val="18"/>
+              </w:rPr>
+              <w:t>the user presses an item and presses the edit stock button, everything works as intended</w:t>
             </w:r>
           </w:p>
         </w:tc>
@@ -6454,7 +7635,7 @@
               <w:jc w:val="center"/>
             </w:pPr>
             <w:r>
-              <w:t>Add Stock</w:t>
+              <w:t>Edit Stock</w:t>
             </w:r>
           </w:p>
         </w:tc>
@@ -6468,7 +7649,7 @@
               <w:jc w:val="center"/>
             </w:pPr>
             <w:r>
-              <w:t>Normal</w:t>
+              <w:t>Erroneous</w:t>
             </w:r>
           </w:p>
         </w:tc>
@@ -6489,14 +7670,14 @@
                 <w:sz w:val="18"/>
                 <w:szCs w:val="18"/>
               </w:rPr>
-              <w:t>Clicking the “main” start button will cause the program to run fully and as intended</w:t>
-            </w:r>
-            <w:r>
-              <w:rPr>
-                <w:sz w:val="18"/>
-                <w:szCs w:val="18"/>
-              </w:rPr>
-              <w:t>, allowing us to click on the add stock button with no issues</w:t>
+              <w:t>If an item hasn’t been selected to edit</w:t>
+            </w:r>
+            <w:r>
+              <w:rPr>
+                <w:sz w:val="18"/>
+                <w:szCs w:val="18"/>
+              </w:rPr>
+              <w:t xml:space="preserve"> and the user presses the edit button, then an error message appears stating nothing has been selected</w:t>
             </w:r>
           </w:p>
         </w:tc>
@@ -6540,6 +7721,7 @@
               <w:jc w:val="center"/>
             </w:pPr>
             <w:r>
+              <w:lastRenderedPageBreak/>
               <w:t>5</w:t>
             </w:r>
           </w:p>
@@ -6554,7 +7736,7 @@
               <w:jc w:val="center"/>
             </w:pPr>
             <w:r>
-              <w:t>Add Stock</w:t>
+              <w:t>Edit Stock</w:t>
             </w:r>
           </w:p>
         </w:tc>
@@ -6589,14 +7771,14 @@
                 <w:sz w:val="18"/>
                 <w:szCs w:val="18"/>
               </w:rPr>
-              <w:t>When clicking the “save product” button</w:t>
-            </w:r>
-            <w:r>
-              <w:rPr>
-                <w:sz w:val="18"/>
-                <w:szCs w:val="18"/>
-              </w:rPr>
-              <w:t xml:space="preserve"> without inputting anything, an error message pops up</w:t>
+              <w:t xml:space="preserve">If all the data from the item is removed and the user presses save, the </w:t>
+            </w:r>
+            <w:r>
+              <w:rPr>
+                <w:sz w:val="18"/>
+                <w:szCs w:val="18"/>
+              </w:rPr>
+              <w:t>program shouldn’t accept this</w:t>
             </w:r>
           </w:p>
         </w:tc>
@@ -6617,14 +7799,21 @@
                 <w:sz w:val="22"/>
                 <w:szCs w:val="22"/>
               </w:rPr>
-              <w:t>The expected result occurred</w:t>
+              <w:t xml:space="preserve">The program accepted </w:t>
             </w:r>
             <w:r>
               <w:rPr>
                 <w:sz w:val="22"/>
                 <w:szCs w:val="22"/>
               </w:rPr>
-              <w:t xml:space="preserve"> (PASS)</w:t>
+              <w:t>it;</w:t>
+            </w:r>
+            <w:r>
+              <w:rPr>
+                <w:sz w:val="22"/>
+                <w:szCs w:val="22"/>
+              </w:rPr>
+              <w:t xml:space="preserve"> this means there should be some additional code (fail)</w:t>
             </w:r>
           </w:p>
         </w:tc>
@@ -6654,7 +7843,7 @@
               <w:jc w:val="center"/>
             </w:pPr>
             <w:r>
-              <w:t>Add Stock</w:t>
+              <w:t>Edit Stock</w:t>
             </w:r>
           </w:p>
         </w:tc>
@@ -6668,7 +7857,13 @@
               <w:jc w:val="center"/>
             </w:pPr>
             <w:r>
-              <w:t>Erroneous</w:t>
+              <w:t>Erroneous (</w:t>
+            </w:r>
+            <w:r>
+              <w:t>Second test</w:t>
+            </w:r>
+            <w:r>
+              <w:t>)</w:t>
             </w:r>
           </w:p>
         </w:tc>
@@ -6689,15 +7884,39 @@
                 <w:sz w:val="18"/>
                 <w:szCs w:val="18"/>
               </w:rPr>
-              <w:t>When clicking the “save product” button with</w:t>
-            </w:r>
-            <w:r>
-              <w:rPr>
-                <w:sz w:val="18"/>
-                <w:szCs w:val="18"/>
-              </w:rPr>
-              <w:t xml:space="preserve"> one item missing an error message pops up</w:t>
-            </w:r>
+              <w:t>If all the data from the item is removed and the user presses save, the program shouldn’t accept this</w:t>
+            </w:r>
+            <w:r>
+              <w:rPr>
+                <w:sz w:val="18"/>
+                <w:szCs w:val="18"/>
+              </w:rPr>
+              <w:t>.</w:t>
+            </w:r>
+          </w:p>
+          <w:p>
+            <w:pPr>
+              <w:rPr>
+                <w:sz w:val="18"/>
+                <w:szCs w:val="18"/>
+              </w:rPr>
+            </w:pPr>
+          </w:p>
+          <w:p>
+            <w:pPr>
+              <w:rPr>
+                <w:sz w:val="18"/>
+                <w:szCs w:val="18"/>
+              </w:rPr>
+            </w:pPr>
+          </w:p>
+          <w:p>
+            <w:pPr>
+              <w:rPr>
+                <w:sz w:val="18"/>
+                <w:szCs w:val="18"/>
+              </w:rPr>
+            </w:pPr>
           </w:p>
         </w:tc>
         <w:tc>
@@ -6724,7 +7943,29 @@
                 <w:sz w:val="22"/>
                 <w:szCs w:val="22"/>
               </w:rPr>
-              <w:t xml:space="preserve"> (PASS)</w:t>
+              <w:t xml:space="preserve"> (PASS). The fail </w:t>
+            </w:r>
+          </w:p>
+          <w:p>
+            <w:pPr>
+              <w:rPr>
+                <w:sz w:val="22"/>
+                <w:szCs w:val="22"/>
+              </w:rPr>
+            </w:pPr>
+            <w:r>
+              <w:rPr>
+                <w:sz w:val="22"/>
+                <w:szCs w:val="22"/>
+              </w:rPr>
+              <w:t>is now successful</w:t>
+            </w:r>
+            <w:r>
+              <w:rPr>
+                <w:sz w:val="22"/>
+                <w:szCs w:val="22"/>
+              </w:rPr>
+              <w:t xml:space="preserve"> thanks to the added defence code</w:t>
             </w:r>
           </w:p>
         </w:tc>
@@ -6739,6 +7980,103 @@
             <w:pPr>
               <w:jc w:val="center"/>
             </w:pPr>
+          </w:p>
+        </w:tc>
+        <w:tc>
+          <w:tcPr>
+            <w:tcW w:w="2300" w:type="dxa"/>
+            <w:shd w:val="clear" w:color="auto" w:fill="E8E8E8" w:themeFill="background2"/>
+          </w:tcPr>
+          <w:p>
+            <w:pPr>
+              <w:jc w:val="center"/>
+            </w:pPr>
+            <w:r>
+              <w:t>Edit Stock</w:t>
+            </w:r>
+          </w:p>
+        </w:tc>
+        <w:tc>
+          <w:tcPr>
+            <w:tcW w:w="1576" w:type="dxa"/>
+            <w:shd w:val="clear" w:color="auto" w:fill="E8E8E8" w:themeFill="background2"/>
+          </w:tcPr>
+          <w:p>
+            <w:pPr>
+              <w:jc w:val="center"/>
+            </w:pPr>
+            <w:r>
+              <w:t>Erroneous</w:t>
+            </w:r>
+          </w:p>
+        </w:tc>
+        <w:tc>
+          <w:tcPr>
+            <w:tcW w:w="2977" w:type="dxa"/>
+            <w:shd w:val="clear" w:color="auto" w:fill="E8E8E8" w:themeFill="background2"/>
+          </w:tcPr>
+          <w:p>
+            <w:pPr>
+              <w:rPr>
+                <w:sz w:val="18"/>
+                <w:szCs w:val="18"/>
+              </w:rPr>
+            </w:pPr>
+            <w:r>
+              <w:rPr>
+                <w:sz w:val="18"/>
+                <w:szCs w:val="18"/>
+              </w:rPr>
+              <w:t xml:space="preserve">Editing the expiry date/ warranty and </w:t>
+            </w:r>
+            <w:r>
+              <w:rPr>
+                <w:sz w:val="18"/>
+                <w:szCs w:val="18"/>
+              </w:rPr>
+              <w:t>changing the format to be incorrect will result in an error message</w:t>
+            </w:r>
+          </w:p>
+        </w:tc>
+        <w:tc>
+          <w:tcPr>
+            <w:tcW w:w="2963" w:type="dxa"/>
+            <w:shd w:val="clear" w:color="auto" w:fill="E8E8E8" w:themeFill="background2"/>
+          </w:tcPr>
+          <w:p>
+            <w:pPr>
+              <w:rPr>
+                <w:sz w:val="22"/>
+                <w:szCs w:val="22"/>
+              </w:rPr>
+            </w:pPr>
+            <w:r>
+              <w:rPr>
+                <w:sz w:val="22"/>
+                <w:szCs w:val="22"/>
+              </w:rPr>
+              <w:t>The expected result occurred</w:t>
+            </w:r>
+            <w:r>
+              <w:rPr>
+                <w:sz w:val="22"/>
+                <w:szCs w:val="22"/>
+              </w:rPr>
+              <w:t xml:space="preserve"> (PASS)</w:t>
+            </w:r>
+          </w:p>
+        </w:tc>
+      </w:tr>
+      <w:tr>
+        <w:tc>
+          <w:tcPr>
+            <w:tcW w:w="2402" w:type="dxa"/>
+            <w:shd w:val="clear" w:color="auto" w:fill="E8E8E8" w:themeFill="background2"/>
+          </w:tcPr>
+          <w:p>
+            <w:pPr>
+              <w:jc w:val="center"/>
+            </w:pPr>
             <w:r>
               <w:t>7</w:t>
             </w:r>
@@ -6754,7 +8092,7 @@
               <w:jc w:val="center"/>
             </w:pPr>
             <w:r>
-              <w:t>Add Stock</w:t>
+              <w:t>Edit Stock</w:t>
             </w:r>
           </w:p>
         </w:tc>
@@ -6768,7 +8106,7 @@
               <w:jc w:val="center"/>
             </w:pPr>
             <w:r>
-              <w:t>Erroneous</w:t>
+              <w:t>Extreme</w:t>
             </w:r>
           </w:p>
         </w:tc>
@@ -6789,7 +8127,42 @@
                 <w:sz w:val="18"/>
                 <w:szCs w:val="18"/>
               </w:rPr>
-              <w:t>When clicking the “save product” button with price not being the correct data type, a specific error message pops up saying so</w:t>
+              <w:t xml:space="preserve">Changing the data </w:t>
+            </w:r>
+            <w:r>
+              <w:rPr>
+                <w:sz w:val="18"/>
+                <w:szCs w:val="18"/>
+              </w:rPr>
+              <w:t xml:space="preserve">in ways it </w:t>
+            </w:r>
+            <w:r>
+              <w:rPr>
+                <w:sz w:val="18"/>
+                <w:szCs w:val="18"/>
+              </w:rPr>
+              <w:t>shouldn’t, will be</w:t>
+            </w:r>
+            <w:r>
+              <w:rPr>
+                <w:sz w:val="18"/>
+                <w:szCs w:val="18"/>
+              </w:rPr>
+              <w:t xml:space="preserve"> accepted but can also be edited right after. (this was done to give the edit button a lot of </w:t>
+            </w:r>
+            <w:r>
+              <w:rPr>
+                <w:sz w:val="18"/>
+                <w:szCs w:val="18"/>
+              </w:rPr>
+              <w:t>versatility</w:t>
+            </w:r>
+            <w:r>
+              <w:rPr>
+                <w:sz w:val="18"/>
+                <w:szCs w:val="18"/>
+              </w:rPr>
+              <w:t>)</w:t>
             </w:r>
           </w:p>
         </w:tc>
@@ -6849,7 +8222,7 @@
               <w:jc w:val="center"/>
             </w:pPr>
             <w:r>
-              <w:t>Add Stock</w:t>
+              <w:t>Edit Stock</w:t>
             </w:r>
           </w:p>
         </w:tc>
@@ -6863,7 +8236,7 @@
               <w:jc w:val="center"/>
             </w:pPr>
             <w:r>
-              <w:t>Extreme</w:t>
+              <w:t>Erroneous</w:t>
             </w:r>
           </w:p>
         </w:tc>
@@ -6884,28 +8257,7 @@
                 <w:sz w:val="18"/>
                 <w:szCs w:val="18"/>
               </w:rPr>
-              <w:t xml:space="preserve">When inputting a new item, </w:t>
-            </w:r>
-            <w:r>
-              <w:rPr>
-                <w:sz w:val="18"/>
-                <w:szCs w:val="18"/>
-              </w:rPr>
-              <w:t>inputting “£4”</w:t>
-            </w:r>
-            <w:r>
-              <w:rPr>
-                <w:sz w:val="18"/>
-                <w:szCs w:val="18"/>
-              </w:rPr>
-              <w:t xml:space="preserve">, this shouldn’t work because </w:t>
-            </w:r>
-            <w:r>
-              <w:rPr>
-                <w:sz w:val="18"/>
-                <w:szCs w:val="18"/>
-              </w:rPr>
-              <w:t>it isn’t a float or int</w:t>
+              <w:t>Changing the data in ways it shouldn’t, won’t be accepted and display an error message</w:t>
             </w:r>
           </w:p>
         </w:tc>
@@ -6933,7 +8285,7 @@
                 <w:sz w:val="22"/>
                 <w:szCs w:val="22"/>
               </w:rPr>
-              <w:t xml:space="preserve"> (PASS)</w:t>
+              <w:t xml:space="preserve"> (PASS). This was changed to be more appropriate</w:t>
             </w:r>
           </w:p>
         </w:tc>
@@ -6963,7 +8315,7 @@
               <w:jc w:val="center"/>
             </w:pPr>
             <w:r>
-              <w:t>Add Stock</w:t>
+              <w:t>Edit Stock</w:t>
             </w:r>
           </w:p>
         </w:tc>
@@ -6998,7 +8350,14 @@
                 <w:sz w:val="18"/>
                 <w:szCs w:val="18"/>
               </w:rPr>
-              <w:t>When inputting a new item, inputting “</w:t>
+              <w:t>Changing an items quantity by</w:t>
+            </w:r>
+            <w:r>
+              <w:rPr>
+                <w:sz w:val="18"/>
+                <w:szCs w:val="18"/>
+              </w:rPr>
+              <w:t xml:space="preserve"> inputting “</w:t>
             </w:r>
             <w:r>
               <w:rPr>
@@ -7019,56 +8378,7 @@
                 <w:sz w:val="18"/>
                 <w:szCs w:val="18"/>
               </w:rPr>
-              <w:t xml:space="preserve"> should</w:t>
-            </w:r>
-            <w:r>
-              <w:rPr>
-                <w:sz w:val="18"/>
-                <w:szCs w:val="18"/>
-              </w:rPr>
-              <w:t xml:space="preserve"> work because it is</w:t>
-            </w:r>
-            <w:r>
-              <w:rPr>
-                <w:sz w:val="18"/>
-                <w:szCs w:val="18"/>
-              </w:rPr>
-              <w:t xml:space="preserve"> formatted</w:t>
-            </w:r>
-            <w:r>
-              <w:rPr>
-                <w:sz w:val="18"/>
-                <w:szCs w:val="18"/>
-              </w:rPr>
-              <w:t xml:space="preserve"> a</w:t>
-            </w:r>
-            <w:r>
-              <w:rPr>
-                <w:sz w:val="18"/>
-                <w:szCs w:val="18"/>
-              </w:rPr>
-              <w:t>s</w:t>
-            </w:r>
-            <w:r>
-              <w:rPr>
-                <w:sz w:val="18"/>
-                <w:szCs w:val="18"/>
-              </w:rPr>
-              <w:t xml:space="preserve"> </w:t>
-            </w:r>
-            <w:r>
-              <w:rPr>
-                <w:sz w:val="18"/>
-                <w:szCs w:val="18"/>
-              </w:rPr>
-              <w:t>an</w:t>
-            </w:r>
-            <w:r>
-              <w:rPr>
-                <w:sz w:val="18"/>
-                <w:szCs w:val="18"/>
-              </w:rPr>
-              <w:t xml:space="preserve"> int</w:t>
+              <w:t xml:space="preserve"> should work because it is formatted as an int</w:t>
             </w:r>
           </w:p>
         </w:tc>
@@ -7120,13 +8430,25 @@
     </w:p>
     <w:p>
       <w:pPr>
+        <w:spacing w:after="160" w:line="278" w:lineRule="auto"/>
+        <w:rPr>
+          <w:rFonts w:ascii="Georgia" w:hAnsi="Georgia"/>
+          <w:color w:val="000000" w:themeColor="text1"/>
+        </w:rPr>
+      </w:pPr>
+    </w:p>
+    <w:p>
+      <w:pPr>
         <w:pStyle w:val="Heading2"/>
       </w:pPr>
-      <w:bookmarkStart w:id="24" w:name="_Toc227960558"/>
-      <w:r>
-        <w:t>Task 2: Editing items to the SmartStock</w:t>
+      <w:bookmarkStart w:id="24" w:name="_Toc227960559"/>
+      <w:r>
+        <w:t>Task 3: Removing items to the SmartStock</w:t>
       </w:r>
       <w:bookmarkEnd w:id="24"/>
+      <w:r>
+        <w:t xml:space="preserve"> </w:t>
+      </w:r>
     </w:p>
     <w:tbl>
       <w:tblPr>
@@ -7239,10 +8561,7 @@
               <w:jc w:val="center"/>
             </w:pPr>
             <w:r>
-              <w:t>Edit</w:t>
-            </w:r>
-            <w:r>
-              <w:t xml:space="preserve"> Stock</w:t>
+              <w:t>Remove Stock</w:t>
             </w:r>
           </w:p>
         </w:tc>
@@ -7277,35 +8596,7 @@
                 <w:sz w:val="18"/>
                 <w:szCs w:val="18"/>
               </w:rPr>
-              <w:t xml:space="preserve">When </w:t>
-            </w:r>
-            <w:r>
-              <w:rPr>
-                <w:sz w:val="18"/>
-                <w:szCs w:val="18"/>
-              </w:rPr>
-              <w:t>editing</w:t>
-            </w:r>
-            <w:r>
-              <w:rPr>
-                <w:sz w:val="18"/>
-                <w:szCs w:val="18"/>
-              </w:rPr>
-              <w:t xml:space="preserve"> </w:t>
-            </w:r>
-            <w:r>
-              <w:rPr>
-                <w:sz w:val="18"/>
-                <w:szCs w:val="18"/>
-              </w:rPr>
-              <w:t>one piece of</w:t>
-            </w:r>
-            <w:r>
-              <w:rPr>
-                <w:sz w:val="18"/>
-                <w:szCs w:val="18"/>
-              </w:rPr>
-              <w:t xml:space="preserve"> data correctly, no errors will occur</w:t>
+              <w:t>When the user selects an item and clicks the remove stock button, it gives the user a second window to choose yes or no</w:t>
             </w:r>
           </w:p>
         </w:tc>
@@ -7363,7 +8654,7 @@
               <w:jc w:val="center"/>
             </w:pPr>
             <w:r>
-              <w:t>Edit Stock</w:t>
+              <w:t>Remove Stock</w:t>
             </w:r>
           </w:p>
         </w:tc>
@@ -7398,35 +8689,21 @@
                 <w:sz w:val="18"/>
                 <w:szCs w:val="18"/>
               </w:rPr>
-              <w:t xml:space="preserve">When </w:t>
-            </w:r>
-            <w:r>
-              <w:rPr>
-                <w:sz w:val="18"/>
-                <w:szCs w:val="18"/>
-              </w:rPr>
-              <w:t>editing</w:t>
-            </w:r>
-            <w:r>
-              <w:rPr>
-                <w:sz w:val="18"/>
-                <w:szCs w:val="18"/>
-              </w:rPr>
-              <w:t xml:space="preserve"> a</w:t>
-            </w:r>
-            <w:r>
-              <w:rPr>
-                <w:sz w:val="18"/>
-                <w:szCs w:val="18"/>
-              </w:rPr>
-              <w:t>ll parts of the item correctly, no error</w:t>
-            </w:r>
-            <w:r>
-              <w:rPr>
-                <w:sz w:val="18"/>
-                <w:szCs w:val="18"/>
-              </w:rPr>
-              <w:t>s will occur</w:t>
+              <w:t>If the user selects</w:t>
+            </w:r>
+            <w:r>
+              <w:rPr>
+                <w:sz w:val="18"/>
+                <w:szCs w:val="18"/>
+              </w:rPr>
+              <w:t xml:space="preserve"> </w:t>
+            </w:r>
+            <w:r>
+              <w:rPr>
+                <w:sz w:val="18"/>
+                <w:szCs w:val="18"/>
+              </w:rPr>
+              <w:t>“yes” in the second window, then the stock is promptly removed</w:t>
             </w:r>
           </w:p>
         </w:tc>
@@ -7484,7 +8761,7 @@
               <w:jc w:val="center"/>
             </w:pPr>
             <w:r>
-              <w:t>Edit Stock</w:t>
+              <w:t>Remove Stock</w:t>
             </w:r>
           </w:p>
         </w:tc>
@@ -7519,14 +8796,7 @@
                 <w:sz w:val="18"/>
                 <w:szCs w:val="18"/>
               </w:rPr>
-              <w:t xml:space="preserve">When </w:t>
-            </w:r>
-            <w:r>
-              <w:rPr>
-                <w:sz w:val="18"/>
-                <w:szCs w:val="18"/>
-              </w:rPr>
-              <w:t>the user presses an item and presses the edit stock button, everything works as intended</w:t>
+              <w:t>If the user selects “No” in the second window, then the stock remains and isn’t removed</w:t>
             </w:r>
           </w:p>
         </w:tc>
@@ -7584,7 +8854,7 @@
               <w:jc w:val="center"/>
             </w:pPr>
             <w:r>
-              <w:t>Edit Stock</w:t>
+              <w:t>Remove Stock</w:t>
             </w:r>
           </w:p>
         </w:tc>
@@ -7619,618 +8889,35 @@
                 <w:sz w:val="18"/>
                 <w:szCs w:val="18"/>
               </w:rPr>
-              <w:t>If an item hasn’t been selected to edit</w:t>
-            </w:r>
-            <w:r>
-              <w:rPr>
-                <w:sz w:val="18"/>
-                <w:szCs w:val="18"/>
-              </w:rPr>
-              <w:t xml:space="preserve"> and the user presses the edit button, then an error message appears stating nothing has been selected</w:t>
-            </w:r>
-          </w:p>
-        </w:tc>
-        <w:tc>
-          <w:tcPr>
-            <w:tcW w:w="2963" w:type="dxa"/>
-            <w:shd w:val="clear" w:color="auto" w:fill="E8E8E8" w:themeFill="background2"/>
-          </w:tcPr>
-          <w:p>
-            <w:pPr>
-              <w:rPr>
-                <w:sz w:val="22"/>
-                <w:szCs w:val="22"/>
-              </w:rPr>
-            </w:pPr>
-            <w:r>
-              <w:rPr>
-                <w:sz w:val="22"/>
-                <w:szCs w:val="22"/>
-              </w:rPr>
-              <w:t>The expected result occurred</w:t>
-            </w:r>
-            <w:r>
-              <w:rPr>
-                <w:sz w:val="22"/>
-                <w:szCs w:val="22"/>
-              </w:rPr>
-              <w:t xml:space="preserve"> (PASS)</w:t>
-            </w:r>
-          </w:p>
-        </w:tc>
-      </w:tr>
-      <w:tr>
-        <w:tc>
-          <w:tcPr>
-            <w:tcW w:w="2402" w:type="dxa"/>
-            <w:shd w:val="clear" w:color="auto" w:fill="E8E8E8" w:themeFill="background2"/>
-          </w:tcPr>
-          <w:p>
-            <w:pPr>
-              <w:jc w:val="center"/>
-            </w:pPr>
-            <w:r>
-              <w:t>5</w:t>
-            </w:r>
-          </w:p>
-        </w:tc>
-        <w:tc>
-          <w:tcPr>
-            <w:tcW w:w="2300" w:type="dxa"/>
-            <w:shd w:val="clear" w:color="auto" w:fill="E8E8E8" w:themeFill="background2"/>
-          </w:tcPr>
-          <w:p>
-            <w:pPr>
-              <w:jc w:val="center"/>
-            </w:pPr>
-            <w:r>
-              <w:t>Edit Stock</w:t>
-            </w:r>
-          </w:p>
-        </w:tc>
-        <w:tc>
-          <w:tcPr>
-            <w:tcW w:w="1576" w:type="dxa"/>
-            <w:shd w:val="clear" w:color="auto" w:fill="E8E8E8" w:themeFill="background2"/>
-          </w:tcPr>
-          <w:p>
-            <w:pPr>
-              <w:jc w:val="center"/>
-            </w:pPr>
-            <w:r>
-              <w:t>Erroneous</w:t>
-            </w:r>
-          </w:p>
-        </w:tc>
-        <w:tc>
-          <w:tcPr>
-            <w:tcW w:w="2977" w:type="dxa"/>
-            <w:shd w:val="clear" w:color="auto" w:fill="E8E8E8" w:themeFill="background2"/>
-          </w:tcPr>
-          <w:p>
-            <w:pPr>
-              <w:rPr>
-                <w:sz w:val="18"/>
-                <w:szCs w:val="18"/>
-              </w:rPr>
-            </w:pPr>
-            <w:r>
-              <w:rPr>
-                <w:sz w:val="18"/>
-                <w:szCs w:val="18"/>
-              </w:rPr>
-              <w:t xml:space="preserve">If all the data from the item is removed and the user presses save, the </w:t>
-            </w:r>
-            <w:r>
-              <w:rPr>
-                <w:sz w:val="18"/>
-                <w:szCs w:val="18"/>
-              </w:rPr>
-              <w:t>program shouldn’t accept this</w:t>
-            </w:r>
-          </w:p>
-        </w:tc>
-        <w:tc>
-          <w:tcPr>
-            <w:tcW w:w="2963" w:type="dxa"/>
-            <w:shd w:val="clear" w:color="auto" w:fill="E8E8E8" w:themeFill="background2"/>
-          </w:tcPr>
-          <w:p>
-            <w:pPr>
-              <w:rPr>
-                <w:sz w:val="22"/>
-                <w:szCs w:val="22"/>
-              </w:rPr>
-            </w:pPr>
-            <w:r>
-              <w:rPr>
-                <w:sz w:val="22"/>
-                <w:szCs w:val="22"/>
-              </w:rPr>
-              <w:t xml:space="preserve">The program accepted </w:t>
-            </w:r>
-            <w:r>
-              <w:rPr>
-                <w:sz w:val="22"/>
-                <w:szCs w:val="22"/>
-              </w:rPr>
-              <w:t>it;</w:t>
-            </w:r>
-            <w:r>
-              <w:rPr>
-                <w:sz w:val="22"/>
-                <w:szCs w:val="22"/>
-              </w:rPr>
-              <w:t xml:space="preserve"> this means there should be some additional code (fail)</w:t>
-            </w:r>
-          </w:p>
-        </w:tc>
-      </w:tr>
-      <w:tr>
-        <w:tc>
-          <w:tcPr>
-            <w:tcW w:w="2402" w:type="dxa"/>
-            <w:shd w:val="clear" w:color="auto" w:fill="E8E8E8" w:themeFill="background2"/>
-          </w:tcPr>
-          <w:p>
-            <w:pPr>
-              <w:jc w:val="center"/>
-            </w:pPr>
-            <w:r>
-              <w:t>6</w:t>
-            </w:r>
-          </w:p>
-        </w:tc>
-        <w:tc>
-          <w:tcPr>
-            <w:tcW w:w="2300" w:type="dxa"/>
-            <w:shd w:val="clear" w:color="auto" w:fill="E8E8E8" w:themeFill="background2"/>
-          </w:tcPr>
-          <w:p>
-            <w:pPr>
-              <w:jc w:val="center"/>
-            </w:pPr>
-            <w:r>
-              <w:t>Edit Stock</w:t>
-            </w:r>
-          </w:p>
-        </w:tc>
-        <w:tc>
-          <w:tcPr>
-            <w:tcW w:w="1576" w:type="dxa"/>
-            <w:shd w:val="clear" w:color="auto" w:fill="E8E8E8" w:themeFill="background2"/>
-          </w:tcPr>
-          <w:p>
-            <w:pPr>
-              <w:jc w:val="center"/>
-            </w:pPr>
-            <w:r>
-              <w:t>Erroneous (</w:t>
-            </w:r>
-            <w:r>
-              <w:t>Second test</w:t>
-            </w:r>
-            <w:r>
-              <w:t>)</w:t>
-            </w:r>
-          </w:p>
-        </w:tc>
-        <w:tc>
-          <w:tcPr>
-            <w:tcW w:w="2977" w:type="dxa"/>
-            <w:shd w:val="clear" w:color="auto" w:fill="E8E8E8" w:themeFill="background2"/>
-          </w:tcPr>
-          <w:p>
-            <w:pPr>
-              <w:rPr>
-                <w:sz w:val="18"/>
-                <w:szCs w:val="18"/>
-              </w:rPr>
-            </w:pPr>
-            <w:r>
-              <w:rPr>
-                <w:sz w:val="18"/>
-                <w:szCs w:val="18"/>
-              </w:rPr>
-              <w:t>If all the data from the item is removed and the user presses save, the program shouldn’t accept this</w:t>
-            </w:r>
-            <w:r>
-              <w:rPr>
-                <w:sz w:val="18"/>
-                <w:szCs w:val="18"/>
-              </w:rPr>
-              <w:t>.</w:t>
-            </w:r>
-          </w:p>
-          <w:p>
-            <w:pPr>
-              <w:rPr>
-                <w:sz w:val="18"/>
-                <w:szCs w:val="18"/>
-              </w:rPr>
-            </w:pPr>
-          </w:p>
-          <w:p>
-            <w:pPr>
-              <w:rPr>
-                <w:sz w:val="18"/>
-                <w:szCs w:val="18"/>
-              </w:rPr>
-            </w:pPr>
-          </w:p>
-          <w:p>
-            <w:pPr>
-              <w:rPr>
-                <w:sz w:val="18"/>
-                <w:szCs w:val="18"/>
-              </w:rPr>
-            </w:pPr>
-          </w:p>
-        </w:tc>
-        <w:tc>
-          <w:tcPr>
-            <w:tcW w:w="2963" w:type="dxa"/>
-            <w:shd w:val="clear" w:color="auto" w:fill="E8E8E8" w:themeFill="background2"/>
-          </w:tcPr>
-          <w:p>
-            <w:pPr>
-              <w:rPr>
-                <w:sz w:val="22"/>
-                <w:szCs w:val="22"/>
-              </w:rPr>
-            </w:pPr>
-            <w:r>
-              <w:rPr>
-                <w:sz w:val="22"/>
-                <w:szCs w:val="22"/>
-              </w:rPr>
-              <w:t>The expected result occurred</w:t>
-            </w:r>
-            <w:r>
-              <w:rPr>
-                <w:sz w:val="22"/>
-                <w:szCs w:val="22"/>
-              </w:rPr>
-              <w:t xml:space="preserve"> (PASS). The fail </w:t>
-            </w:r>
-          </w:p>
-          <w:p>
-            <w:pPr>
-              <w:rPr>
-                <w:sz w:val="22"/>
-                <w:szCs w:val="22"/>
-              </w:rPr>
-            </w:pPr>
-            <w:r>
-              <w:rPr>
-                <w:sz w:val="22"/>
-                <w:szCs w:val="22"/>
-              </w:rPr>
-              <w:t>is now successful</w:t>
-            </w:r>
-            <w:r>
-              <w:rPr>
-                <w:sz w:val="22"/>
-                <w:szCs w:val="22"/>
-              </w:rPr>
-              <w:t xml:space="preserve"> thanks to the added defence code</w:t>
-            </w:r>
-          </w:p>
-        </w:tc>
-      </w:tr>
-      <w:tr>
-        <w:tc>
-          <w:tcPr>
-            <w:tcW w:w="2402" w:type="dxa"/>
-            <w:shd w:val="clear" w:color="auto" w:fill="E8E8E8" w:themeFill="background2"/>
-          </w:tcPr>
-          <w:p>
-            <w:pPr>
-              <w:jc w:val="center"/>
-            </w:pPr>
-            <w:r>
-              <w:lastRenderedPageBreak/>
-              <w:t>7</w:t>
-            </w:r>
-          </w:p>
-        </w:tc>
-        <w:tc>
-          <w:tcPr>
-            <w:tcW w:w="2300" w:type="dxa"/>
-            <w:shd w:val="clear" w:color="auto" w:fill="E8E8E8" w:themeFill="background2"/>
-          </w:tcPr>
-          <w:p>
-            <w:pPr>
-              <w:jc w:val="center"/>
-            </w:pPr>
-            <w:r>
-              <w:t>Edit Stock</w:t>
-            </w:r>
-          </w:p>
-        </w:tc>
-        <w:tc>
-          <w:tcPr>
-            <w:tcW w:w="1576" w:type="dxa"/>
-            <w:shd w:val="clear" w:color="auto" w:fill="E8E8E8" w:themeFill="background2"/>
-          </w:tcPr>
-          <w:p>
-            <w:pPr>
-              <w:jc w:val="center"/>
-            </w:pPr>
-            <w:r>
-              <w:t>Extreme</w:t>
-            </w:r>
-          </w:p>
-        </w:tc>
-        <w:tc>
-          <w:tcPr>
-            <w:tcW w:w="2977" w:type="dxa"/>
-            <w:shd w:val="clear" w:color="auto" w:fill="E8E8E8" w:themeFill="background2"/>
-          </w:tcPr>
-          <w:p>
-            <w:pPr>
-              <w:rPr>
-                <w:sz w:val="18"/>
-                <w:szCs w:val="18"/>
-              </w:rPr>
-            </w:pPr>
-            <w:r>
-              <w:rPr>
-                <w:sz w:val="18"/>
-                <w:szCs w:val="18"/>
-              </w:rPr>
-              <w:t xml:space="preserve">Changing the data </w:t>
-            </w:r>
-            <w:r>
-              <w:rPr>
-                <w:sz w:val="18"/>
-                <w:szCs w:val="18"/>
-              </w:rPr>
-              <w:t xml:space="preserve">in ways it </w:t>
-            </w:r>
-            <w:r>
-              <w:rPr>
-                <w:sz w:val="18"/>
-                <w:szCs w:val="18"/>
-              </w:rPr>
-              <w:t>shouldn’t, will be</w:t>
-            </w:r>
-            <w:r>
-              <w:rPr>
-                <w:sz w:val="18"/>
-                <w:szCs w:val="18"/>
-              </w:rPr>
-              <w:t xml:space="preserve"> accepted but can also be edited right after. (this was done to give the edit button a lot of </w:t>
-            </w:r>
-            <w:r>
-              <w:rPr>
-                <w:sz w:val="18"/>
-                <w:szCs w:val="18"/>
-              </w:rPr>
-              <w:t>versatility</w:t>
-            </w:r>
-            <w:r>
-              <w:rPr>
-                <w:sz w:val="18"/>
-                <w:szCs w:val="18"/>
-              </w:rPr>
-              <w:t>)</w:t>
-            </w:r>
-          </w:p>
-        </w:tc>
-        <w:tc>
-          <w:tcPr>
-            <w:tcW w:w="2963" w:type="dxa"/>
-            <w:shd w:val="clear" w:color="auto" w:fill="E8E8E8" w:themeFill="background2"/>
-          </w:tcPr>
-          <w:p>
-            <w:pPr>
-              <w:rPr>
-                <w:b/>
-                <w:bCs w:val="0"/>
-                <w:sz w:val="22"/>
-                <w:szCs w:val="22"/>
-              </w:rPr>
-            </w:pPr>
-            <w:r>
-              <w:rPr>
-                <w:sz w:val="22"/>
-                <w:szCs w:val="22"/>
-              </w:rPr>
-              <w:t>The expected result occurred</w:t>
-            </w:r>
-            <w:r>
-              <w:rPr>
-                <w:sz w:val="22"/>
-                <w:szCs w:val="22"/>
-              </w:rPr>
-              <w:t xml:space="preserve"> (PASS)</w:t>
-            </w:r>
-          </w:p>
-        </w:tc>
-      </w:tr>
-      <w:tr>
-        <w:tc>
-          <w:tcPr>
-            <w:tcW w:w="2402" w:type="dxa"/>
-            <w:shd w:val="clear" w:color="auto" w:fill="E8E8E8" w:themeFill="background2"/>
-          </w:tcPr>
-          <w:p>
-            <w:pPr>
-              <w:jc w:val="center"/>
-            </w:pPr>
-            <w:r>
-              <w:t>8</w:t>
-            </w:r>
-          </w:p>
-        </w:tc>
-        <w:tc>
-          <w:tcPr>
-            <w:tcW w:w="2300" w:type="dxa"/>
-            <w:shd w:val="clear" w:color="auto" w:fill="E8E8E8" w:themeFill="background2"/>
-          </w:tcPr>
-          <w:p>
-            <w:pPr>
-              <w:jc w:val="center"/>
-            </w:pPr>
-            <w:r>
-              <w:t>Edit Stock</w:t>
-            </w:r>
-          </w:p>
-        </w:tc>
-        <w:tc>
-          <w:tcPr>
-            <w:tcW w:w="1576" w:type="dxa"/>
-            <w:shd w:val="clear" w:color="auto" w:fill="E8E8E8" w:themeFill="background2"/>
-          </w:tcPr>
-          <w:p>
-            <w:pPr>
-              <w:jc w:val="center"/>
-            </w:pPr>
-            <w:r>
-              <w:t>Erroneous</w:t>
-            </w:r>
-          </w:p>
-        </w:tc>
-        <w:tc>
-          <w:tcPr>
-            <w:tcW w:w="2977" w:type="dxa"/>
-            <w:shd w:val="clear" w:color="auto" w:fill="E8E8E8" w:themeFill="background2"/>
-          </w:tcPr>
-          <w:p>
-            <w:pPr>
-              <w:rPr>
-                <w:sz w:val="18"/>
-                <w:szCs w:val="18"/>
-              </w:rPr>
-            </w:pPr>
-            <w:r>
-              <w:rPr>
-                <w:sz w:val="18"/>
-                <w:szCs w:val="18"/>
-              </w:rPr>
-              <w:t>Changing the data in ways it shouldn’t, won’t be accepted and display an error message</w:t>
-            </w:r>
-          </w:p>
-        </w:tc>
-        <w:tc>
-          <w:tcPr>
-            <w:tcW w:w="2963" w:type="dxa"/>
-            <w:shd w:val="clear" w:color="auto" w:fill="E8E8E8" w:themeFill="background2"/>
-          </w:tcPr>
-          <w:p>
-            <w:pPr>
-              <w:rPr>
-                <w:sz w:val="22"/>
-                <w:szCs w:val="22"/>
-              </w:rPr>
-            </w:pPr>
-            <w:r>
-              <w:rPr>
-                <w:sz w:val="22"/>
-                <w:szCs w:val="22"/>
-              </w:rPr>
-              <w:t>The expected result occurred</w:t>
-            </w:r>
-            <w:r>
-              <w:rPr>
-                <w:sz w:val="22"/>
-                <w:szCs w:val="22"/>
-              </w:rPr>
-              <w:t xml:space="preserve"> (PASS). This was changed to be more appropriate</w:t>
-            </w:r>
-          </w:p>
-        </w:tc>
-      </w:tr>
-      <w:tr>
-        <w:tc>
-          <w:tcPr>
-            <w:tcW w:w="2402" w:type="dxa"/>
-            <w:shd w:val="clear" w:color="auto" w:fill="E8E8E8" w:themeFill="background2"/>
-          </w:tcPr>
-          <w:p>
-            <w:pPr>
-              <w:jc w:val="center"/>
-            </w:pPr>
-            <w:r>
-              <w:t>9</w:t>
-            </w:r>
-          </w:p>
-        </w:tc>
-        <w:tc>
-          <w:tcPr>
-            <w:tcW w:w="2300" w:type="dxa"/>
-            <w:shd w:val="clear" w:color="auto" w:fill="E8E8E8" w:themeFill="background2"/>
-          </w:tcPr>
-          <w:p>
-            <w:pPr>
-              <w:jc w:val="center"/>
-            </w:pPr>
-            <w:r>
-              <w:t>Edit Stock</w:t>
-            </w:r>
-          </w:p>
-        </w:tc>
-        <w:tc>
-          <w:tcPr>
-            <w:tcW w:w="1576" w:type="dxa"/>
-            <w:shd w:val="clear" w:color="auto" w:fill="E8E8E8" w:themeFill="background2"/>
-          </w:tcPr>
-          <w:p>
-            <w:pPr>
-              <w:jc w:val="center"/>
-            </w:pPr>
-            <w:r>
-              <w:t>Extreme</w:t>
-            </w:r>
-          </w:p>
-        </w:tc>
-        <w:tc>
-          <w:tcPr>
-            <w:tcW w:w="2977" w:type="dxa"/>
-            <w:shd w:val="clear" w:color="auto" w:fill="E8E8E8" w:themeFill="background2"/>
-          </w:tcPr>
-          <w:p>
-            <w:pPr>
-              <w:rPr>
-                <w:sz w:val="18"/>
-                <w:szCs w:val="18"/>
-              </w:rPr>
-            </w:pPr>
-            <w:r>
-              <w:rPr>
-                <w:sz w:val="18"/>
-                <w:szCs w:val="18"/>
-              </w:rPr>
-              <w:t>Changing an items quantity by</w:t>
-            </w:r>
-            <w:r>
-              <w:rPr>
-                <w:sz w:val="18"/>
-                <w:szCs w:val="18"/>
-              </w:rPr>
-              <w:t xml:space="preserve"> inputting “</w:t>
-            </w:r>
-            <w:r>
-              <w:rPr>
-                <w:sz w:val="18"/>
-                <w:szCs w:val="18"/>
-              </w:rPr>
-              <w:t>0</w:t>
-            </w:r>
-            <w:r>
-              <w:rPr>
-                <w:sz w:val="18"/>
-                <w:szCs w:val="18"/>
-              </w:rPr>
-              <w:t>”</w:t>
-            </w:r>
-            <w:r>
-              <w:rPr>
-                <w:sz w:val="18"/>
-                <w:szCs w:val="18"/>
-              </w:rPr>
-              <w:t xml:space="preserve"> should work because it is formatted as an int</w:t>
+              <w:t xml:space="preserve">If an item hasn’t been selected to </w:t>
+            </w:r>
+            <w:r>
+              <w:rPr>
+                <w:sz w:val="18"/>
+                <w:szCs w:val="18"/>
+              </w:rPr>
+              <w:t>remove</w:t>
+            </w:r>
+            <w:r>
+              <w:rPr>
+                <w:sz w:val="18"/>
+                <w:szCs w:val="18"/>
+              </w:rPr>
+              <w:t xml:space="preserve"> and the user presses the </w:t>
+            </w:r>
+            <w:r>
+              <w:rPr>
+                <w:sz w:val="18"/>
+                <w:szCs w:val="18"/>
+              </w:rPr>
+              <w:t>remove</w:t>
+            </w:r>
+            <w:r>
+              <w:rPr>
+                <w:sz w:val="18"/>
+                <w:szCs w:val="18"/>
+              </w:rPr>
+              <w:t xml:space="preserve"> button, then an error message appears stating nothing has been selected</w:t>
             </w:r>
           </w:p>
         </w:tc>
@@ -8288,19 +8975,27 @@
           <w:color w:val="000000" w:themeColor="text1"/>
         </w:rPr>
       </w:pPr>
+      <w:r>
+        <w:rPr>
+          <w:rFonts w:ascii="Georgia" w:hAnsi="Georgia"/>
+          <w:color w:val="000000" w:themeColor="text1"/>
+        </w:rPr>
+        <w:br w:type="page"/>
+      </w:r>
     </w:p>
     <w:p>
       <w:pPr>
         <w:pStyle w:val="Heading2"/>
       </w:pPr>
-      <w:bookmarkStart w:id="25" w:name="_Toc227960559"/>
-      <w:r>
-        <w:t>Task 3: Removing items to the SmartStock</w:t>
+      <w:bookmarkStart w:id="25" w:name="_Toc227960560"/>
+      <w:r>
+        <w:lastRenderedPageBreak/>
+        <w:t xml:space="preserve">Task 4: </w:t>
+      </w:r>
+      <w:r>
+        <w:t>Smart Alerts for the SmartStock</w:t>
       </w:r>
       <w:bookmarkEnd w:id="25"/>
-      <w:r>
-        <w:t xml:space="preserve"> </w:t>
-      </w:r>
     </w:p>
     <w:tbl>
       <w:tblPr>
@@ -8413,7 +9108,7 @@
               <w:jc w:val="center"/>
             </w:pPr>
             <w:r>
-              <w:t>Remove Stock</w:t>
+              <w:t>Smart Alerts</w:t>
             </w:r>
           </w:p>
         </w:tc>
@@ -8448,7 +9143,14 @@
                 <w:sz w:val="18"/>
                 <w:szCs w:val="18"/>
               </w:rPr>
-              <w:t>When the user selects an item and clicks the remove stock button, it gives the user a second window to choose yes or no</w:t>
+              <w:t xml:space="preserve">When a stock is added </w:t>
+            </w:r>
+            <w:r>
+              <w:rPr>
+                <w:sz w:val="18"/>
+                <w:szCs w:val="18"/>
+              </w:rPr>
+              <w:t>above the smart alerts threshold no smart alert will be notified.</w:t>
             </w:r>
           </w:p>
         </w:tc>
@@ -8506,7 +9208,7 @@
               <w:jc w:val="center"/>
             </w:pPr>
             <w:r>
-              <w:t>Remove Stock</w:t>
+              <w:t>Smart Alerts</w:t>
             </w:r>
           </w:p>
         </w:tc>
@@ -8541,21 +9243,35 @@
                 <w:sz w:val="18"/>
                 <w:szCs w:val="18"/>
               </w:rPr>
-              <w:t>If the user selects</w:t>
-            </w:r>
-            <w:r>
-              <w:rPr>
-                <w:sz w:val="18"/>
-                <w:szCs w:val="18"/>
-              </w:rPr>
-              <w:t xml:space="preserve"> </w:t>
-            </w:r>
-            <w:r>
-              <w:rPr>
-                <w:sz w:val="18"/>
-                <w:szCs w:val="18"/>
-              </w:rPr>
-              <w:t>“yes” in the second window, then the stock is promptly removed</w:t>
+              <w:t xml:space="preserve">When a stock is </w:t>
+            </w:r>
+            <w:r>
+              <w:rPr>
+                <w:sz w:val="18"/>
+                <w:szCs w:val="18"/>
+              </w:rPr>
+              <w:t>added below the smart alerts threshold, a smart alert will be notified to the user</w:t>
+            </w:r>
+            <w:r>
+              <w:rPr>
+                <w:sz w:val="18"/>
+                <w:szCs w:val="18"/>
+              </w:rPr>
+              <w:t xml:space="preserve">. A error message will appear displaying what item </w:t>
+            </w:r>
+            <w:r>
+              <w:rPr>
+                <w:sz w:val="18"/>
+                <w:szCs w:val="18"/>
+              </w:rPr>
+              <w:t xml:space="preserve">needs to be </w:t>
+            </w:r>
+            <w:r>
+              <w:rPr>
+                <w:sz w:val="18"/>
+                <w:szCs w:val="18"/>
+              </w:rPr>
+              <w:t>restocked</w:t>
             </w:r>
           </w:p>
         </w:tc>
@@ -8613,7 +9329,7 @@
               <w:jc w:val="center"/>
             </w:pPr>
             <w:r>
-              <w:t>Remove Stock</w:t>
+              <w:t>Smart Alerts</w:t>
             </w:r>
           </w:p>
         </w:tc>
@@ -8648,7 +9364,21 @@
                 <w:sz w:val="18"/>
                 <w:szCs w:val="18"/>
               </w:rPr>
-              <w:t>If the user selects “No” in the second window, then the stock remains and isn’t removed</w:t>
+              <w:t>When a stock is below the smart alert threshold</w:t>
+            </w:r>
+            <w:r>
+              <w:rPr>
+                <w:sz w:val="18"/>
+                <w:szCs w:val="18"/>
+              </w:rPr>
+              <w:t xml:space="preserve"> and then edited to be above</w:t>
+            </w:r>
+            <w:r>
+              <w:rPr>
+                <w:sz w:val="18"/>
+                <w:szCs w:val="18"/>
+              </w:rPr>
+              <w:t>, the smart alert will fade</w:t>
             </w:r>
           </w:p>
         </w:tc>
@@ -8706,7 +9436,7 @@
               <w:jc w:val="center"/>
             </w:pPr>
             <w:r>
-              <w:t>Remove Stock</w:t>
+              <w:t>Smart Alerts</w:t>
             </w:r>
           </w:p>
         </w:tc>
@@ -8720,7 +9450,7 @@
               <w:jc w:val="center"/>
             </w:pPr>
             <w:r>
-              <w:t>Erroneous</w:t>
+              <w:t>Extreme</w:t>
             </w:r>
           </w:p>
         </w:tc>
@@ -8741,35 +9471,7 @@
                 <w:sz w:val="18"/>
                 <w:szCs w:val="18"/>
               </w:rPr>
-              <w:t xml:space="preserve">If an item hasn’t been selected to </w:t>
-            </w:r>
-            <w:r>
-              <w:rPr>
-                <w:sz w:val="18"/>
-                <w:szCs w:val="18"/>
-              </w:rPr>
-              <w:t>remove</w:t>
-            </w:r>
-            <w:r>
-              <w:rPr>
-                <w:sz w:val="18"/>
-                <w:szCs w:val="18"/>
-              </w:rPr>
-              <w:t xml:space="preserve"> and the user presses the </w:t>
-            </w:r>
-            <w:r>
-              <w:rPr>
-                <w:sz w:val="18"/>
-                <w:szCs w:val="18"/>
-              </w:rPr>
-              <w:t>remove</w:t>
-            </w:r>
-            <w:r>
-              <w:rPr>
-                <w:sz w:val="18"/>
-                <w:szCs w:val="18"/>
-              </w:rPr>
-              <w:t xml:space="preserve"> button, then an error message appears stating nothing has been selected</w:t>
+              <w:t>When a stock’s quantity is added as 5, then there shouldn’t be a smart alert as it has to be less than 5.</w:t>
             </w:r>
           </w:p>
         </w:tc>
@@ -8823,12 +9525,9 @@
       <w:pPr>
         <w:pStyle w:val="Heading2"/>
       </w:pPr>
-      <w:bookmarkStart w:id="26" w:name="_Toc227960560"/>
-      <w:r>
-        <w:t xml:space="preserve">Task 4: </w:t>
-      </w:r>
-      <w:r>
-        <w:t>Smart Alerts for the SmartStock</w:t>
+      <w:bookmarkStart w:id="26" w:name="_Toc227960561"/>
+      <w:r>
+        <w:t>Task 5: Value Calculations for the SmartStock</w:t>
       </w:r>
       <w:bookmarkEnd w:id="26"/>
     </w:p>
@@ -8943,7 +9642,7 @@
               <w:jc w:val="center"/>
             </w:pPr>
             <w:r>
-              <w:t>Smart Alerts</w:t>
+              <w:t>Value Calculations</w:t>
             </w:r>
           </w:p>
         </w:tc>
@@ -8978,14 +9677,7 @@
                 <w:sz w:val="18"/>
                 <w:szCs w:val="18"/>
               </w:rPr>
-              <w:t xml:space="preserve">When a stock is added </w:t>
-            </w:r>
-            <w:r>
-              <w:rPr>
-                <w:sz w:val="18"/>
-                <w:szCs w:val="18"/>
-              </w:rPr>
-              <w:t>above the smart alerts threshold no smart alert will be notified.</w:t>
+              <w:t>Once an item has been added, clicking on the value calculations it will automatically calculate the total stock value, by doing Price x Quantity. Testing with just one item</w:t>
             </w:r>
           </w:p>
         </w:tc>
@@ -9043,7 +9735,7 @@
               <w:jc w:val="center"/>
             </w:pPr>
             <w:r>
-              <w:t>Smart Alerts</w:t>
+              <w:t>Value Calculations</w:t>
             </w:r>
           </w:p>
         </w:tc>
@@ -9078,51 +9770,7 @@
                 <w:sz w:val="18"/>
                 <w:szCs w:val="18"/>
               </w:rPr>
-              <w:t xml:space="preserve">When a stock is </w:t>
-            </w:r>
-            <w:r>
-              <w:rPr>
-                <w:sz w:val="18"/>
-                <w:szCs w:val="18"/>
-              </w:rPr>
-              <w:t>added below the smart alerts threshold, a smart alert will be notified to the user</w:t>
-            </w:r>
-            <w:r>
-              <w:rPr>
-                <w:sz w:val="18"/>
-                <w:szCs w:val="18"/>
-              </w:rPr>
-              <w:t xml:space="preserve">. </w:t>
-            </w:r>
-            <w:proofErr w:type="gramStart"/>
-            <w:r>
-              <w:rPr>
-                <w:sz w:val="18"/>
-                <w:szCs w:val="18"/>
-              </w:rPr>
-              <w:t>A</w:t>
-            </w:r>
-            <w:proofErr w:type="gramEnd"/>
-            <w:r>
-              <w:rPr>
-                <w:sz w:val="18"/>
-                <w:szCs w:val="18"/>
-              </w:rPr>
-              <w:t xml:space="preserve"> error message will appear displaying what item </w:t>
-            </w:r>
-            <w:r>
-              <w:rPr>
-                <w:sz w:val="18"/>
-                <w:szCs w:val="18"/>
-              </w:rPr>
-              <w:t xml:space="preserve">needs to be </w:t>
-            </w:r>
-            <w:r>
-              <w:rPr>
-                <w:sz w:val="18"/>
-                <w:szCs w:val="18"/>
-              </w:rPr>
-              <w:t>restocked</w:t>
+              <w:t>Clicking on the value calculations it will automatically calculate the total stock value, by doing Price x Quantity. Testing with just two items</w:t>
             </w:r>
           </w:p>
         </w:tc>
@@ -9180,7 +9828,7 @@
               <w:jc w:val="center"/>
             </w:pPr>
             <w:r>
-              <w:t>Smart Alerts</w:t>
+              <w:t>Value Calculations</w:t>
             </w:r>
           </w:p>
         </w:tc>
@@ -9194,7 +9842,7 @@
               <w:jc w:val="center"/>
             </w:pPr>
             <w:r>
-              <w:t>Normal</w:t>
+              <w:t>Extreme</w:t>
             </w:r>
           </w:p>
         </w:tc>
@@ -9215,21 +9863,7 @@
                 <w:sz w:val="18"/>
                 <w:szCs w:val="18"/>
               </w:rPr>
-              <w:t>When a stock is below the smart alert threshold</w:t>
-            </w:r>
-            <w:r>
-              <w:rPr>
-                <w:sz w:val="18"/>
-                <w:szCs w:val="18"/>
-              </w:rPr>
-              <w:t xml:space="preserve"> and then edited to be above</w:t>
-            </w:r>
-            <w:r>
-              <w:rPr>
-                <w:sz w:val="18"/>
-                <w:szCs w:val="18"/>
-              </w:rPr>
-              <w:t>, the smart alert will fade</w:t>
+              <w:t>Clicking on the value calculations it will automatically calculate the total stock value, by doing Price x Quantity. Testing with just three items where one has no stock</w:t>
             </w:r>
           </w:p>
         </w:tc>
@@ -9287,7 +9921,7 @@
               <w:jc w:val="center"/>
             </w:pPr>
             <w:r>
-              <w:t>Smart Alerts</w:t>
+              <w:t>Value Calculations</w:t>
             </w:r>
           </w:p>
         </w:tc>
@@ -9301,7 +9935,7 @@
               <w:jc w:val="center"/>
             </w:pPr>
             <w:r>
-              <w:t>Extreme</w:t>
+              <w:t>Erroneous</w:t>
             </w:r>
           </w:p>
         </w:tc>
@@ -9322,7 +9956,7 @@
                 <w:sz w:val="18"/>
                 <w:szCs w:val="18"/>
               </w:rPr>
-              <w:t>When a stock’s quantity is added as 5, then there shouldn’t be a smart alert as it has to be less than 5.</w:t>
+              <w:t>Clicking on the value calculations when there aren’t any items in the inventory will show a warning message saying “No stock available”</w:t>
             </w:r>
           </w:p>
         </w:tc>
@@ -9374,30 +10008,14 @@
     </w:p>
     <w:p>
       <w:pPr>
-        <w:spacing w:after="160" w:line="278" w:lineRule="auto"/>
-        <w:rPr>
-          <w:rFonts w:ascii="Georgia" w:hAnsi="Georgia"/>
-          <w:color w:val="000000" w:themeColor="text1"/>
-        </w:rPr>
-      </w:pPr>
-    </w:p>
-    <w:p>
-      <w:pPr>
-        <w:spacing w:after="160" w:line="278" w:lineRule="auto"/>
-        <w:rPr>
-          <w:rFonts w:ascii="Georgia" w:hAnsi="Georgia"/>
-          <w:color w:val="000000" w:themeColor="text1"/>
-        </w:rPr>
-      </w:pPr>
-    </w:p>
-    <w:p>
-      <w:pPr>
         <w:pStyle w:val="Heading2"/>
       </w:pPr>
-      <w:bookmarkStart w:id="27" w:name="_Toc227960561"/>
-      <w:r>
-        <w:lastRenderedPageBreak/>
-        <w:t>Task 5: Value Calculations for the SmartStock</w:t>
+      <w:bookmarkStart w:id="27" w:name="_Toc227960562"/>
+      <w:r>
+        <w:t xml:space="preserve">Task 6: </w:t>
+      </w:r>
+      <w:r>
+        <w:t>Transaction history for the SmartStock</w:t>
       </w:r>
       <w:bookmarkEnd w:id="27"/>
     </w:p>
@@ -9512,7 +10130,7 @@
               <w:jc w:val="center"/>
             </w:pPr>
             <w:r>
-              <w:t>Value Calculations</w:t>
+              <w:t>Transaction History</w:t>
             </w:r>
           </w:p>
         </w:tc>
@@ -9547,7 +10165,7 @@
                 <w:sz w:val="18"/>
                 <w:szCs w:val="18"/>
               </w:rPr>
-              <w:t>Once an item has been added, clicking on the value calculations it will automatically calculate the total stock value, by doing Price x Quantity. Testing with just one item</w:t>
+              <w:t>When the inventory has items inputted into it, a window will open showing all of the adds, edits and removals made by the user.</w:t>
             </w:r>
           </w:p>
         </w:tc>
@@ -9605,7 +10223,7 @@
               <w:jc w:val="center"/>
             </w:pPr>
             <w:r>
-              <w:t>Value Calculations</w:t>
+              <w:t>Transaction History</w:t>
             </w:r>
           </w:p>
         </w:tc>
@@ -9640,7 +10258,21 @@
                 <w:sz w:val="18"/>
                 <w:szCs w:val="18"/>
               </w:rPr>
-              <w:t>Clicking on the value calculations it will automatically calculate the total stock value, by doing Price x Quantity. Testing with just two items</w:t>
+              <w:t xml:space="preserve">When the user edits a </w:t>
+            </w:r>
+            <w:r>
+              <w:rPr>
+                <w:sz w:val="18"/>
+                <w:szCs w:val="18"/>
+              </w:rPr>
+              <w:t>value of a variable, then the open the transaction history</w:t>
+            </w:r>
+            <w:r>
+              <w:rPr>
+                <w:sz w:val="18"/>
+                <w:szCs w:val="18"/>
+              </w:rPr>
+              <w:t>, the change will be there</w:t>
             </w:r>
           </w:p>
         </w:tc>
@@ -9698,7 +10330,7 @@
               <w:jc w:val="center"/>
             </w:pPr>
             <w:r>
-              <w:t>Value Calculations</w:t>
+              <w:t>Transaction History</w:t>
             </w:r>
           </w:p>
         </w:tc>
@@ -9712,7 +10344,7 @@
               <w:jc w:val="center"/>
             </w:pPr>
             <w:r>
-              <w:t>Extreme</w:t>
+              <w:t>Normal</w:t>
             </w:r>
           </w:p>
         </w:tc>
@@ -9733,100 +10365,7 @@
                 <w:sz w:val="18"/>
                 <w:szCs w:val="18"/>
               </w:rPr>
-              <w:t>Clicking on the value calculations it will automatically calculate the total stock value, by doing Price x Quantity. Testing with just three items where one has no stock</w:t>
-            </w:r>
-          </w:p>
-        </w:tc>
-        <w:tc>
-          <w:tcPr>
-            <w:tcW w:w="2963" w:type="dxa"/>
-            <w:shd w:val="clear" w:color="auto" w:fill="E8E8E8" w:themeFill="background2"/>
-          </w:tcPr>
-          <w:p>
-            <w:pPr>
-              <w:rPr>
-                <w:sz w:val="22"/>
-                <w:szCs w:val="22"/>
-              </w:rPr>
-            </w:pPr>
-            <w:r>
-              <w:rPr>
-                <w:sz w:val="22"/>
-                <w:szCs w:val="22"/>
-              </w:rPr>
-              <w:t>The expected result occurred</w:t>
-            </w:r>
-            <w:r>
-              <w:rPr>
-                <w:sz w:val="22"/>
-                <w:szCs w:val="22"/>
-              </w:rPr>
-              <w:t xml:space="preserve"> (PASS)</w:t>
-            </w:r>
-          </w:p>
-        </w:tc>
-      </w:tr>
-      <w:tr>
-        <w:tc>
-          <w:tcPr>
-            <w:tcW w:w="2402" w:type="dxa"/>
-            <w:shd w:val="clear" w:color="auto" w:fill="E8E8E8" w:themeFill="background2"/>
-          </w:tcPr>
-          <w:p>
-            <w:pPr>
-              <w:jc w:val="center"/>
-            </w:pPr>
-            <w:r>
-              <w:t>4</w:t>
-            </w:r>
-          </w:p>
-        </w:tc>
-        <w:tc>
-          <w:tcPr>
-            <w:tcW w:w="2300" w:type="dxa"/>
-            <w:shd w:val="clear" w:color="auto" w:fill="E8E8E8" w:themeFill="background2"/>
-          </w:tcPr>
-          <w:p>
-            <w:pPr>
-              <w:jc w:val="center"/>
-            </w:pPr>
-            <w:r>
-              <w:t>Value Calculations</w:t>
-            </w:r>
-          </w:p>
-        </w:tc>
-        <w:tc>
-          <w:tcPr>
-            <w:tcW w:w="1576" w:type="dxa"/>
-            <w:shd w:val="clear" w:color="auto" w:fill="E8E8E8" w:themeFill="background2"/>
-          </w:tcPr>
-          <w:p>
-            <w:pPr>
-              <w:jc w:val="center"/>
-            </w:pPr>
-            <w:r>
-              <w:t>Erroneous</w:t>
-            </w:r>
-          </w:p>
-        </w:tc>
-        <w:tc>
-          <w:tcPr>
-            <w:tcW w:w="2977" w:type="dxa"/>
-            <w:shd w:val="clear" w:color="auto" w:fill="E8E8E8" w:themeFill="background2"/>
-          </w:tcPr>
-          <w:p>
-            <w:pPr>
-              <w:rPr>
-                <w:sz w:val="18"/>
-                <w:szCs w:val="18"/>
-              </w:rPr>
-            </w:pPr>
-            <w:r>
-              <w:rPr>
-                <w:sz w:val="18"/>
-                <w:szCs w:val="18"/>
-              </w:rPr>
-              <w:t>Clicking on the value calculations when there aren’t any items in the inventory will show a warning message saying “No stock available”</w:t>
+              <w:t>When the program is first ran, clicking on the transaction history will display all the past transaction even when the program has been terminated.</w:t>
             </w:r>
           </w:p>
         </w:tc>
@@ -9878,23 +10417,15 @@
     </w:p>
     <w:p>
       <w:pPr>
-        <w:spacing w:after="160" w:line="278" w:lineRule="auto"/>
-        <w:rPr>
-          <w:rFonts w:ascii="Georgia" w:hAnsi="Georgia"/>
-          <w:color w:val="000000" w:themeColor="text1"/>
-        </w:rPr>
-      </w:pPr>
-    </w:p>
-    <w:p>
-      <w:pPr>
         <w:pStyle w:val="Heading2"/>
       </w:pPr>
-      <w:bookmarkStart w:id="28" w:name="_Toc227960562"/>
-      <w:r>
-        <w:t xml:space="preserve">Task 6: </w:t>
-      </w:r>
-      <w:r>
-        <w:t>Transaction history for the SmartStock</w:t>
+      <w:bookmarkStart w:id="28" w:name="_Toc227960563"/>
+      <w:r>
+        <w:lastRenderedPageBreak/>
+        <w:t xml:space="preserve">Task 7: </w:t>
+      </w:r>
+      <w:r>
+        <w:t>Save SmartStock data</w:t>
       </w:r>
       <w:bookmarkEnd w:id="28"/>
     </w:p>
@@ -10009,7 +10540,7 @@
               <w:jc w:val="center"/>
             </w:pPr>
             <w:r>
-              <w:t>Transaction History</w:t>
+              <w:t>Save</w:t>
             </w:r>
           </w:p>
         </w:tc>
@@ -10044,7 +10575,14 @@
                 <w:sz w:val="18"/>
                 <w:szCs w:val="18"/>
               </w:rPr>
-              <w:t>When the inventory has items inputted into it, a window will open showing all of the adds, edits and removals made by the user.</w:t>
+              <w:t xml:space="preserve">Clicking the save button where the list is empty will still result in the Status label </w:t>
+            </w:r>
+            <w:r>
+              <w:rPr>
+                <w:sz w:val="18"/>
+                <w:szCs w:val="18"/>
+              </w:rPr>
+              <w:t>saying “Inventory saved to JSON”</w:t>
             </w:r>
           </w:p>
         </w:tc>
@@ -10102,7 +10640,7 @@
               <w:jc w:val="center"/>
             </w:pPr>
             <w:r>
-              <w:t>Transaction History</w:t>
+              <w:t>Save</w:t>
             </w:r>
           </w:p>
         </w:tc>
@@ -10137,21 +10675,21 @@
                 <w:sz w:val="18"/>
                 <w:szCs w:val="18"/>
               </w:rPr>
-              <w:t xml:space="preserve">When the user edits a </w:t>
-            </w:r>
-            <w:r>
-              <w:rPr>
-                <w:sz w:val="18"/>
-                <w:szCs w:val="18"/>
-              </w:rPr>
-              <w:t>value of a variable, then the open the transaction history</w:t>
-            </w:r>
-            <w:r>
-              <w:rPr>
-                <w:sz w:val="18"/>
-                <w:szCs w:val="18"/>
-              </w:rPr>
-              <w:t>, the change will be there</w:t>
+              <w:t xml:space="preserve">Clicking the save button </w:t>
+            </w:r>
+            <w:r>
+              <w:rPr>
+                <w:sz w:val="18"/>
+                <w:szCs w:val="18"/>
+              </w:rPr>
+              <w:t xml:space="preserve">where the list has </w:t>
+            </w:r>
+            <w:r>
+              <w:rPr>
+                <w:sz w:val="18"/>
+                <w:szCs w:val="18"/>
+              </w:rPr>
+              <w:t>multiple items will result in the status label saying “Inventory saved to JSON”</w:t>
             </w:r>
           </w:p>
         </w:tc>
@@ -10209,7 +10747,7 @@
               <w:jc w:val="center"/>
             </w:pPr>
             <w:r>
-              <w:t>Transaction History</w:t>
+              <w:t>Save</w:t>
             </w:r>
           </w:p>
         </w:tc>
@@ -10244,7 +10782,21 @@
                 <w:sz w:val="18"/>
                 <w:szCs w:val="18"/>
               </w:rPr>
-              <w:t>When the program is first ran, clicking on the transaction history will display all the past transaction even when the program has been terminated.</w:t>
+              <w:t>Opening the program after it being previously terminated</w:t>
+            </w:r>
+            <w:r>
+              <w:rPr>
+                <w:sz w:val="18"/>
+                <w:szCs w:val="18"/>
+              </w:rPr>
+              <w:t xml:space="preserve"> </w:t>
+            </w:r>
+            <w:r>
+              <w:rPr>
+                <w:sz w:val="18"/>
+                <w:szCs w:val="18"/>
+              </w:rPr>
+              <w:t>where the inventory list items saved will remain in the list</w:t>
             </w:r>
           </w:p>
         </w:tc>
@@ -10265,14 +10817,163 @@
                 <w:sz w:val="22"/>
                 <w:szCs w:val="22"/>
               </w:rPr>
-              <w:t>The expected result occurred</w:t>
+              <w:t xml:space="preserve">It saves the data into the JSON </w:t>
             </w:r>
             <w:r>
               <w:rPr>
                 <w:sz w:val="22"/>
                 <w:szCs w:val="22"/>
               </w:rPr>
-              <w:t xml:space="preserve"> (PASS)</w:t>
+              <w:t>file;</w:t>
+            </w:r>
+            <w:r>
+              <w:rPr>
+                <w:sz w:val="22"/>
+                <w:szCs w:val="22"/>
+              </w:rPr>
+              <w:t xml:space="preserve"> </w:t>
+            </w:r>
+            <w:r>
+              <w:rPr>
+                <w:sz w:val="22"/>
+                <w:szCs w:val="22"/>
+              </w:rPr>
+              <w:t>however,</w:t>
+            </w:r>
+            <w:r>
+              <w:rPr>
+                <w:sz w:val="22"/>
+                <w:szCs w:val="22"/>
+              </w:rPr>
+              <w:t xml:space="preserve"> it doesn’t load upon </w:t>
+            </w:r>
+            <w:r>
+              <w:rPr>
+                <w:sz w:val="22"/>
+                <w:szCs w:val="22"/>
+              </w:rPr>
+              <w:t>the program being loaded again after termination (FAIL)</w:t>
+            </w:r>
+          </w:p>
+        </w:tc>
+      </w:tr>
+      <w:tr>
+        <w:tc>
+          <w:tcPr>
+            <w:tcW w:w="2402" w:type="dxa"/>
+            <w:shd w:val="clear" w:color="auto" w:fill="E8E8E8" w:themeFill="background2"/>
+          </w:tcPr>
+          <w:p>
+            <w:pPr>
+              <w:jc w:val="center"/>
+            </w:pPr>
+            <w:r>
+              <w:t>4</w:t>
+            </w:r>
+          </w:p>
+        </w:tc>
+        <w:tc>
+          <w:tcPr>
+            <w:tcW w:w="2300" w:type="dxa"/>
+            <w:shd w:val="clear" w:color="auto" w:fill="E8E8E8" w:themeFill="background2"/>
+          </w:tcPr>
+          <w:p>
+            <w:pPr>
+              <w:jc w:val="center"/>
+            </w:pPr>
+            <w:r>
+              <w:t>Save</w:t>
+            </w:r>
+          </w:p>
+        </w:tc>
+        <w:tc>
+          <w:tcPr>
+            <w:tcW w:w="1576" w:type="dxa"/>
+            <w:shd w:val="clear" w:color="auto" w:fill="E8E8E8" w:themeFill="background2"/>
+          </w:tcPr>
+          <w:p>
+            <w:pPr>
+              <w:jc w:val="center"/>
+            </w:pPr>
+            <w:r>
+              <w:t>Normal</w:t>
+            </w:r>
+          </w:p>
+        </w:tc>
+        <w:tc>
+          <w:tcPr>
+            <w:tcW w:w="2977" w:type="dxa"/>
+            <w:shd w:val="clear" w:color="auto" w:fill="E8E8E8" w:themeFill="background2"/>
+          </w:tcPr>
+          <w:p>
+            <w:pPr>
+              <w:rPr>
+                <w:sz w:val="18"/>
+                <w:szCs w:val="18"/>
+              </w:rPr>
+            </w:pPr>
+            <w:r>
+              <w:rPr>
+                <w:sz w:val="18"/>
+                <w:szCs w:val="18"/>
+              </w:rPr>
+              <w:t>Opening the program after it being previously terminated where the inventory list items saved will remain in the list</w:t>
+            </w:r>
+            <w:r>
+              <w:rPr>
+                <w:sz w:val="18"/>
+                <w:szCs w:val="18"/>
+              </w:rPr>
+              <w:t>. Attempt 2</w:t>
+            </w:r>
+          </w:p>
+        </w:tc>
+        <w:tc>
+          <w:tcPr>
+            <w:tcW w:w="2963" w:type="dxa"/>
+            <w:shd w:val="clear" w:color="auto" w:fill="E8E8E8" w:themeFill="background2"/>
+          </w:tcPr>
+          <w:p>
+            <w:pPr>
+              <w:rPr>
+                <w:sz w:val="22"/>
+                <w:szCs w:val="22"/>
+              </w:rPr>
+            </w:pPr>
+            <w:r>
+              <w:rPr>
+                <w:sz w:val="22"/>
+                <w:szCs w:val="22"/>
+              </w:rPr>
+              <w:t>It saves the data into the JSON file</w:t>
+            </w:r>
+            <w:r>
+              <w:rPr>
+                <w:sz w:val="22"/>
+                <w:szCs w:val="22"/>
+              </w:rPr>
+              <w:t xml:space="preserve"> and when the user terminates and reopens, the program will open with all the </w:t>
+            </w:r>
+            <w:r>
+              <w:rPr>
+                <w:sz w:val="22"/>
+                <w:szCs w:val="22"/>
+              </w:rPr>
+              <w:t>saved</w:t>
+            </w:r>
+            <w:r>
+              <w:rPr>
+                <w:sz w:val="22"/>
+                <w:szCs w:val="22"/>
+              </w:rPr>
+              <w:t xml:space="preserve"> information inside the </w:t>
+            </w:r>
+            <w:r>
+              <w:rPr>
+                <w:sz w:val="22"/>
+                <w:szCs w:val="22"/>
+              </w:rPr>
+              <w:t>program. (PASS)</w:t>
             </w:r>
           </w:p>
         </w:tc>
@@ -10296,14 +10997,20 @@
     </w:p>
     <w:p>
       <w:pPr>
+        <w:spacing w:after="160" w:line="278" w:lineRule="auto"/>
+        <w:rPr>
+          <w:rFonts w:ascii="Georgia" w:hAnsi="Georgia"/>
+          <w:color w:val="000000" w:themeColor="text1"/>
+        </w:rPr>
+      </w:pPr>
+    </w:p>
+    <w:p>
+      <w:pPr>
         <w:pStyle w:val="Heading2"/>
       </w:pPr>
-      <w:bookmarkStart w:id="29" w:name="_Toc227960563"/>
-      <w:r>
-        <w:t xml:space="preserve">Task 7: </w:t>
-      </w:r>
-      <w:r>
-        <w:t>Save SmartStock data</w:t>
+      <w:bookmarkStart w:id="29" w:name="_Toc227960564"/>
+      <w:r>
+        <w:t>Task 8: Dashboard View for SmartStock</w:t>
       </w:r>
       <w:bookmarkEnd w:id="29"/>
     </w:p>
@@ -10418,7 +11125,7 @@
               <w:jc w:val="center"/>
             </w:pPr>
             <w:r>
-              <w:t>Save</w:t>
+              <w:t>Dashboard view</w:t>
             </w:r>
           </w:p>
         </w:tc>
@@ -10453,14 +11160,14 @@
                 <w:sz w:val="18"/>
                 <w:szCs w:val="18"/>
               </w:rPr>
-              <w:t xml:space="preserve">Clicking the save button where the list is empty will still result in the Status label </w:t>
-            </w:r>
-            <w:r>
-              <w:rPr>
-                <w:sz w:val="18"/>
-                <w:szCs w:val="18"/>
-              </w:rPr>
-              <w:t>saying “Inventory saved to JSON”</w:t>
+              <w:t>When the status label is shown and the dashboard button is pressed</w:t>
+            </w:r>
+            <w:r>
+              <w:rPr>
+                <w:sz w:val="18"/>
+                <w:szCs w:val="18"/>
+              </w:rPr>
+              <w:t>, the dashboard view will be shown</w:t>
             </w:r>
           </w:p>
         </w:tc>
@@ -10518,7 +11225,10 @@
               <w:jc w:val="center"/>
             </w:pPr>
             <w:r>
-              <w:t>Save</w:t>
+              <w:t>Dashboard</w:t>
+            </w:r>
+            <w:r>
+              <w:t xml:space="preserve"> View</w:t>
             </w:r>
           </w:p>
         </w:tc>
@@ -10553,21 +11263,14 @@
                 <w:sz w:val="18"/>
                 <w:szCs w:val="18"/>
               </w:rPr>
-              <w:t xml:space="preserve">Clicking the save button </w:t>
-            </w:r>
-            <w:r>
-              <w:rPr>
-                <w:sz w:val="18"/>
-                <w:szCs w:val="18"/>
-              </w:rPr>
-              <w:t xml:space="preserve">where the list has </w:t>
-            </w:r>
-            <w:r>
-              <w:rPr>
-                <w:sz w:val="18"/>
-                <w:szCs w:val="18"/>
-              </w:rPr>
-              <w:t>multiple items will result in the status label saying “Inventory saved to JSON”</w:t>
+              <w:t>When</w:t>
+            </w:r>
+            <w:r>
+              <w:rPr>
+                <w:sz w:val="18"/>
+                <w:szCs w:val="18"/>
+              </w:rPr>
+              <w:t xml:space="preserve"> the dashboard button is pressed with no data inside the inventory list, a warning message will appear</w:t>
             </w:r>
           </w:p>
         </w:tc>
@@ -10625,7 +11328,7 @@
               <w:jc w:val="center"/>
             </w:pPr>
             <w:r>
-              <w:t>Save</w:t>
+              <w:t>Dashboard View</w:t>
             </w:r>
           </w:p>
         </w:tc>
@@ -10660,7 +11363,14 @@
                 <w:sz w:val="18"/>
                 <w:szCs w:val="18"/>
               </w:rPr>
-              <w:t>Opening the program after it being previously terminated</w:t>
+              <w:t xml:space="preserve">When the dashboard button is pressed and there </w:t>
+            </w:r>
+            <w:r>
+              <w:rPr>
+                <w:sz w:val="18"/>
+                <w:szCs w:val="18"/>
+              </w:rPr>
+              <w:t>are</w:t>
             </w:r>
             <w:r>
               <w:rPr>
@@ -10674,7 +11384,14 @@
                 <w:sz w:val="18"/>
                 <w:szCs w:val="18"/>
               </w:rPr>
-              <w:t>where the inventory list items saved will remain in the list</w:t>
+              <w:t xml:space="preserve">stocks inside, if all have the correct number of stocks then </w:t>
+            </w:r>
+            <w:r>
+              <w:rPr>
+                <w:sz w:val="18"/>
+                <w:szCs w:val="18"/>
+              </w:rPr>
+              <w:t>the dashboard will show in green text all stocks are okay</w:t>
             </w:r>
           </w:p>
         </w:tc>
@@ -10695,164 +11412,135 @@
                 <w:sz w:val="22"/>
                 <w:szCs w:val="22"/>
               </w:rPr>
-              <w:t xml:space="preserve">It saves the data into the JSON </w:t>
+              <w:t>The expected result occurred</w:t>
             </w:r>
             <w:r>
               <w:rPr>
                 <w:sz w:val="22"/>
                 <w:szCs w:val="22"/>
               </w:rPr>
-              <w:t>file;</w:t>
-            </w:r>
-            <w:r>
+              <w:t xml:space="preserve"> (PASS)</w:t>
+            </w:r>
+          </w:p>
+        </w:tc>
+      </w:tr>
+      <w:tr>
+        <w:tc>
+          <w:tcPr>
+            <w:tcW w:w="2402" w:type="dxa"/>
+            <w:shd w:val="clear" w:color="auto" w:fill="E8E8E8" w:themeFill="background2"/>
+          </w:tcPr>
+          <w:p>
+            <w:pPr>
+              <w:jc w:val="center"/>
+            </w:pPr>
+            <w:r>
+              <w:t>4</w:t>
+            </w:r>
+          </w:p>
+        </w:tc>
+        <w:tc>
+          <w:tcPr>
+            <w:tcW w:w="2300" w:type="dxa"/>
+            <w:shd w:val="clear" w:color="auto" w:fill="E8E8E8" w:themeFill="background2"/>
+          </w:tcPr>
+          <w:p>
+            <w:pPr>
+              <w:jc w:val="center"/>
+            </w:pPr>
+            <w:r>
+              <w:t>Dashboard</w:t>
+            </w:r>
+          </w:p>
+        </w:tc>
+        <w:tc>
+          <w:tcPr>
+            <w:tcW w:w="1576" w:type="dxa"/>
+            <w:shd w:val="clear" w:color="auto" w:fill="E8E8E8" w:themeFill="background2"/>
+          </w:tcPr>
+          <w:p>
+            <w:pPr>
+              <w:jc w:val="center"/>
+            </w:pPr>
+            <w:r>
+              <w:t>Normal</w:t>
+            </w:r>
+          </w:p>
+        </w:tc>
+        <w:tc>
+          <w:tcPr>
+            <w:tcW w:w="2977" w:type="dxa"/>
+            <w:shd w:val="clear" w:color="auto" w:fill="E8E8E8" w:themeFill="background2"/>
+          </w:tcPr>
+          <w:p>
+            <w:pPr>
+              <w:rPr>
+                <w:sz w:val="18"/>
+                <w:szCs w:val="18"/>
+              </w:rPr>
+            </w:pPr>
+            <w:r>
+              <w:rPr>
+                <w:sz w:val="18"/>
+                <w:szCs w:val="18"/>
+              </w:rPr>
+              <w:t xml:space="preserve">When the dashboard button is pressed and there </w:t>
+            </w:r>
+            <w:r>
+              <w:rPr>
+                <w:sz w:val="18"/>
+                <w:szCs w:val="18"/>
+              </w:rPr>
+              <w:t>are</w:t>
+            </w:r>
+            <w:r>
+              <w:rPr>
+                <w:sz w:val="18"/>
+                <w:szCs w:val="18"/>
+              </w:rPr>
+              <w:t xml:space="preserve"> stocks inside, if any of the stocks inside are below the stock threshold (&lt;5) then</w:t>
+            </w:r>
+            <w:r>
+              <w:rPr>
+                <w:sz w:val="18"/>
+                <w:szCs w:val="18"/>
+              </w:rPr>
+              <w:t xml:space="preserve"> the dashboard will show red text stating there is a </w:t>
+            </w:r>
+            <w:r>
+              <w:rPr>
+                <w:sz w:val="18"/>
+                <w:szCs w:val="18"/>
+              </w:rPr>
+              <w:t>stock that needs replacing, as well as listing which one(s).</w:t>
+            </w:r>
+          </w:p>
+        </w:tc>
+        <w:tc>
+          <w:tcPr>
+            <w:tcW w:w="2963" w:type="dxa"/>
+            <w:shd w:val="clear" w:color="auto" w:fill="E8E8E8" w:themeFill="background2"/>
+          </w:tcPr>
+          <w:p>
+            <w:pPr>
               <w:rPr>
                 <w:sz w:val="22"/>
                 <w:szCs w:val="22"/>
               </w:rPr>
-              <w:t xml:space="preserve"> </w:t>
-            </w:r>
+            </w:pPr>
             <w:r>
               <w:rPr>
                 <w:sz w:val="22"/>
                 <w:szCs w:val="22"/>
               </w:rPr>
-              <w:t>however,</w:t>
+              <w:t>The expected result occurred</w:t>
             </w:r>
             <w:r>
               <w:rPr>
                 <w:sz w:val="22"/>
                 <w:szCs w:val="22"/>
               </w:rPr>
-              <w:t xml:space="preserve"> it doesn’t load upon </w:t>
-            </w:r>
-            <w:r>
-              <w:rPr>
-                <w:sz w:val="22"/>
-                <w:szCs w:val="22"/>
-              </w:rPr>
-              <w:t>the program being loaded again after termination (FAIL)</w:t>
-            </w:r>
-          </w:p>
-        </w:tc>
-      </w:tr>
-      <w:tr>
-        <w:tc>
-          <w:tcPr>
-            <w:tcW w:w="2402" w:type="dxa"/>
-            <w:shd w:val="clear" w:color="auto" w:fill="E8E8E8" w:themeFill="background2"/>
-          </w:tcPr>
-          <w:p>
-            <w:pPr>
-              <w:jc w:val="center"/>
-            </w:pPr>
-            <w:r>
-              <w:lastRenderedPageBreak/>
-              <w:t>4</w:t>
-            </w:r>
-          </w:p>
-        </w:tc>
-        <w:tc>
-          <w:tcPr>
-            <w:tcW w:w="2300" w:type="dxa"/>
-            <w:shd w:val="clear" w:color="auto" w:fill="E8E8E8" w:themeFill="background2"/>
-          </w:tcPr>
-          <w:p>
-            <w:pPr>
-              <w:jc w:val="center"/>
-            </w:pPr>
-            <w:r>
-              <w:t>Save</w:t>
-            </w:r>
-          </w:p>
-        </w:tc>
-        <w:tc>
-          <w:tcPr>
-            <w:tcW w:w="1576" w:type="dxa"/>
-            <w:shd w:val="clear" w:color="auto" w:fill="E8E8E8" w:themeFill="background2"/>
-          </w:tcPr>
-          <w:p>
-            <w:pPr>
-              <w:jc w:val="center"/>
-            </w:pPr>
-            <w:r>
-              <w:t>Normal</w:t>
-            </w:r>
-          </w:p>
-        </w:tc>
-        <w:tc>
-          <w:tcPr>
-            <w:tcW w:w="2977" w:type="dxa"/>
-            <w:shd w:val="clear" w:color="auto" w:fill="E8E8E8" w:themeFill="background2"/>
-          </w:tcPr>
-          <w:p>
-            <w:pPr>
-              <w:rPr>
-                <w:sz w:val="18"/>
-                <w:szCs w:val="18"/>
-              </w:rPr>
-            </w:pPr>
-            <w:r>
-              <w:rPr>
-                <w:sz w:val="18"/>
-                <w:szCs w:val="18"/>
-              </w:rPr>
-              <w:t>Opening the program after it being previously terminated where the inventory list items saved will remain in the list</w:t>
-            </w:r>
-            <w:r>
-              <w:rPr>
-                <w:sz w:val="18"/>
-                <w:szCs w:val="18"/>
-              </w:rPr>
-              <w:t>. Attempt 2</w:t>
-            </w:r>
-          </w:p>
-        </w:tc>
-        <w:tc>
-          <w:tcPr>
-            <w:tcW w:w="2963" w:type="dxa"/>
-            <w:shd w:val="clear" w:color="auto" w:fill="E8E8E8" w:themeFill="background2"/>
-          </w:tcPr>
-          <w:p>
-            <w:pPr>
-              <w:rPr>
-                <w:sz w:val="22"/>
-                <w:szCs w:val="22"/>
-              </w:rPr>
-            </w:pPr>
-            <w:r>
-              <w:rPr>
-                <w:sz w:val="22"/>
-                <w:szCs w:val="22"/>
-              </w:rPr>
-              <w:t>It saves the data into the JSON file</w:t>
-            </w:r>
-            <w:r>
-              <w:rPr>
-                <w:sz w:val="22"/>
-                <w:szCs w:val="22"/>
-              </w:rPr>
-              <w:t xml:space="preserve"> and when the user terminates and reopens, the program will open with all the </w:t>
-            </w:r>
-            <w:r>
-              <w:rPr>
-                <w:sz w:val="22"/>
-                <w:szCs w:val="22"/>
-              </w:rPr>
-              <w:t>saved</w:t>
-            </w:r>
-            <w:r>
-              <w:rPr>
-                <w:sz w:val="22"/>
-                <w:szCs w:val="22"/>
-              </w:rPr>
-              <w:t xml:space="preserve"> information inside the </w:t>
-            </w:r>
-            <w:r>
-              <w:rPr>
-                <w:sz w:val="22"/>
-                <w:szCs w:val="22"/>
-              </w:rPr>
-              <w:t>program. (PASS)</w:t>
+              <w:t xml:space="preserve"> (PASS)</w:t>
             </w:r>
           </w:p>
         </w:tc>
@@ -10882,346 +11570,24 @@
           <w:color w:val="000000" w:themeColor="text1"/>
         </w:rPr>
       </w:pPr>
+      <w:r>
+        <w:rPr>
+          <w:rFonts w:ascii="Georgia" w:hAnsi="Georgia"/>
+          <w:color w:val="000000" w:themeColor="text1"/>
+        </w:rPr>
+        <w:br w:type="page"/>
+      </w:r>
     </w:p>
     <w:p>
       <w:pPr>
-        <w:pStyle w:val="Heading2"/>
-      </w:pPr>
-      <w:bookmarkStart w:id="30" w:name="_Toc227960564"/>
-      <w:r>
-        <w:t>Task 8: Dashboard View for SmartStock</w:t>
-      </w:r>
-      <w:bookmarkEnd w:id="30"/>
-    </w:p>
-    <w:tbl>
-      <w:tblPr>
-        <w:tblStyle w:val="TableGrid"/>
-        <w:tblW w:w="12218" w:type="dxa"/>
-        <w:tblInd w:w="-1605" w:type="dxa"/>
-        <w:tblLook w:val="04A0" w:firstRow="1" w:lastRow="0" w:firstColumn="1" w:lastColumn="0" w:noHBand="0" w:noVBand="1"/>
-      </w:tblPr>
-      <w:tblGrid>
-        <w:gridCol w:w="2402"/>
-        <w:gridCol w:w="2300"/>
-        <w:gridCol w:w="1576"/>
-        <w:gridCol w:w="2977"/>
-        <w:gridCol w:w="2963"/>
-      </w:tblGrid>
-      <w:tr>
-        <w:tc>
-          <w:tcPr>
-            <w:tcW w:w="2402" w:type="dxa"/>
-            <w:shd w:val="clear" w:color="auto" w:fill="E8E8E8" w:themeFill="background2"/>
-          </w:tcPr>
-          <w:p>
-            <w:pPr>
-              <w:jc w:val="center"/>
-            </w:pPr>
-            <w:r>
-              <w:t>Test number</w:t>
-            </w:r>
-          </w:p>
-        </w:tc>
-        <w:tc>
-          <w:tcPr>
-            <w:tcW w:w="2300" w:type="dxa"/>
-            <w:shd w:val="clear" w:color="auto" w:fill="E8E8E8" w:themeFill="background2"/>
-          </w:tcPr>
-          <w:p>
-            <w:pPr>
-              <w:jc w:val="center"/>
-            </w:pPr>
-            <w:r>
-              <w:t>Test For</w:t>
-            </w:r>
-          </w:p>
-        </w:tc>
-        <w:tc>
-          <w:tcPr>
-            <w:tcW w:w="1576" w:type="dxa"/>
-            <w:shd w:val="clear" w:color="auto" w:fill="E8E8E8" w:themeFill="background2"/>
-          </w:tcPr>
-          <w:p>
-            <w:pPr>
-              <w:jc w:val="center"/>
-            </w:pPr>
-            <w:r>
-              <w:t>Type of test</w:t>
-            </w:r>
-          </w:p>
-        </w:tc>
-        <w:tc>
-          <w:tcPr>
-            <w:tcW w:w="2977" w:type="dxa"/>
-            <w:shd w:val="clear" w:color="auto" w:fill="E8E8E8" w:themeFill="background2"/>
-          </w:tcPr>
-          <w:p>
-            <w:pPr>
-              <w:jc w:val="center"/>
-            </w:pPr>
-            <w:r>
-              <w:t>Expected result</w:t>
-            </w:r>
-          </w:p>
-        </w:tc>
-        <w:tc>
-          <w:tcPr>
-            <w:tcW w:w="2963" w:type="dxa"/>
-            <w:shd w:val="clear" w:color="auto" w:fill="E8E8E8" w:themeFill="background2"/>
-          </w:tcPr>
-          <w:p>
-            <w:pPr>
-              <w:jc w:val="center"/>
-            </w:pPr>
-            <w:r>
-              <w:t>Actual result</w:t>
-            </w:r>
-          </w:p>
-        </w:tc>
-      </w:tr>
-      <w:tr>
-        <w:tc>
-          <w:tcPr>
-            <w:tcW w:w="2402" w:type="dxa"/>
-            <w:shd w:val="clear" w:color="auto" w:fill="E8E8E8" w:themeFill="background2"/>
-          </w:tcPr>
-          <w:p>
-            <w:pPr>
-              <w:jc w:val="center"/>
-            </w:pPr>
-            <w:r>
-              <w:t>1</w:t>
-            </w:r>
-          </w:p>
-        </w:tc>
-        <w:tc>
-          <w:tcPr>
-            <w:tcW w:w="2300" w:type="dxa"/>
-            <w:shd w:val="clear" w:color="auto" w:fill="E8E8E8" w:themeFill="background2"/>
-          </w:tcPr>
-          <w:p>
-            <w:pPr>
-              <w:jc w:val="center"/>
-            </w:pPr>
-            <w:r>
-              <w:t>Dashboard view</w:t>
-            </w:r>
-          </w:p>
-        </w:tc>
-        <w:tc>
-          <w:tcPr>
-            <w:tcW w:w="1576" w:type="dxa"/>
-            <w:shd w:val="clear" w:color="auto" w:fill="E8E8E8" w:themeFill="background2"/>
-          </w:tcPr>
-          <w:p>
-            <w:pPr>
-              <w:jc w:val="center"/>
-            </w:pPr>
-            <w:r>
-              <w:t>Normal</w:t>
-            </w:r>
-          </w:p>
-        </w:tc>
-        <w:tc>
-          <w:tcPr>
-            <w:tcW w:w="2977" w:type="dxa"/>
-            <w:shd w:val="clear" w:color="auto" w:fill="E8E8E8" w:themeFill="background2"/>
-          </w:tcPr>
-          <w:p>
-            <w:pPr>
-              <w:rPr>
-                <w:sz w:val="18"/>
-                <w:szCs w:val="18"/>
-              </w:rPr>
-            </w:pPr>
-            <w:r>
-              <w:rPr>
-                <w:sz w:val="18"/>
-                <w:szCs w:val="18"/>
-              </w:rPr>
-              <w:t>When the status label is shown and the dashboard button is pressed</w:t>
-            </w:r>
-            <w:r>
-              <w:rPr>
-                <w:sz w:val="18"/>
-                <w:szCs w:val="18"/>
-              </w:rPr>
-              <w:t>, the dashboard view will be shown</w:t>
-            </w:r>
-          </w:p>
-        </w:tc>
-        <w:tc>
-          <w:tcPr>
-            <w:tcW w:w="2963" w:type="dxa"/>
-            <w:shd w:val="clear" w:color="auto" w:fill="E8E8E8" w:themeFill="background2"/>
-          </w:tcPr>
-          <w:p>
-            <w:pPr>
-              <w:rPr>
-                <w:sz w:val="22"/>
-                <w:szCs w:val="22"/>
-              </w:rPr>
-            </w:pPr>
-            <w:r>
-              <w:rPr>
-                <w:sz w:val="22"/>
-                <w:szCs w:val="22"/>
-              </w:rPr>
-              <w:t>The expected result occurred</w:t>
-            </w:r>
-            <w:r>
-              <w:rPr>
-                <w:sz w:val="22"/>
-                <w:szCs w:val="22"/>
-              </w:rPr>
-              <w:t xml:space="preserve"> (PASS)</w:t>
-            </w:r>
-          </w:p>
-        </w:tc>
-      </w:tr>
-      <w:tr>
-        <w:tc>
-          <w:tcPr>
-            <w:tcW w:w="2402" w:type="dxa"/>
-            <w:shd w:val="clear" w:color="auto" w:fill="E8E8E8" w:themeFill="background2"/>
-          </w:tcPr>
-          <w:p>
-            <w:pPr>
-              <w:jc w:val="center"/>
-            </w:pPr>
-            <w:r>
-              <w:t>2</w:t>
-            </w:r>
-          </w:p>
-        </w:tc>
-        <w:tc>
-          <w:tcPr>
-            <w:tcW w:w="2300" w:type="dxa"/>
-            <w:shd w:val="clear" w:color="auto" w:fill="E8E8E8" w:themeFill="background2"/>
-          </w:tcPr>
-          <w:p>
-            <w:pPr>
-              <w:jc w:val="center"/>
-            </w:pPr>
-            <w:r>
-              <w:t>Dashboard view</w:t>
-            </w:r>
-          </w:p>
-        </w:tc>
-        <w:tc>
-          <w:tcPr>
-            <w:tcW w:w="1576" w:type="dxa"/>
-            <w:shd w:val="clear" w:color="auto" w:fill="E8E8E8" w:themeFill="background2"/>
-          </w:tcPr>
-          <w:p>
-            <w:pPr>
-              <w:jc w:val="center"/>
-            </w:pPr>
-            <w:r>
-              <w:t>Erroneous</w:t>
-            </w:r>
-          </w:p>
-        </w:tc>
-        <w:tc>
-          <w:tcPr>
-            <w:tcW w:w="2977" w:type="dxa"/>
-            <w:shd w:val="clear" w:color="auto" w:fill="E8E8E8" w:themeFill="background2"/>
-          </w:tcPr>
-          <w:p>
-            <w:pPr>
-              <w:rPr>
-                <w:sz w:val="18"/>
-                <w:szCs w:val="18"/>
-              </w:rPr>
-            </w:pPr>
-            <w:r>
-              <w:rPr>
-                <w:sz w:val="18"/>
-                <w:szCs w:val="18"/>
-              </w:rPr>
-              <w:t xml:space="preserve">When the dashboard view is already displayed and the button </w:t>
-            </w:r>
-            <w:r>
-              <w:rPr>
-                <w:sz w:val="18"/>
-                <w:szCs w:val="18"/>
-              </w:rPr>
-              <w:t>is pressed, nothing will happen</w:t>
-            </w:r>
-          </w:p>
-        </w:tc>
-        <w:tc>
-          <w:tcPr>
-            <w:tcW w:w="2963" w:type="dxa"/>
-            <w:shd w:val="clear" w:color="auto" w:fill="E8E8E8" w:themeFill="background2"/>
-          </w:tcPr>
-          <w:p>
-            <w:pPr>
-              <w:rPr>
-                <w:sz w:val="22"/>
-                <w:szCs w:val="22"/>
-              </w:rPr>
-            </w:pPr>
-            <w:r>
-              <w:rPr>
-                <w:sz w:val="22"/>
-                <w:szCs w:val="22"/>
-              </w:rPr>
-              <w:t>The expected result occurred</w:t>
-            </w:r>
-            <w:r>
-              <w:rPr>
-                <w:sz w:val="22"/>
-                <w:szCs w:val="22"/>
-              </w:rPr>
-              <w:t xml:space="preserve"> (PASS)</w:t>
-            </w:r>
-          </w:p>
-        </w:tc>
-      </w:tr>
-    </w:tbl>
-    <w:p>
-      <w:pPr>
-        <w:spacing w:after="160" w:line="278" w:lineRule="auto"/>
-        <w:rPr>
-          <w:rFonts w:ascii="Georgia" w:hAnsi="Georgia"/>
-          <w:color w:val="000000" w:themeColor="text1"/>
-        </w:rPr>
-      </w:pPr>
-      <w:r>
-        <w:rPr>
-          <w:rFonts w:ascii="Georgia" w:hAnsi="Georgia"/>
-          <w:color w:val="000000" w:themeColor="text1"/>
-        </w:rPr>
-        <w:t>Tested by Daniel Caveney</w:t>
-      </w:r>
-    </w:p>
-    <w:p>
-      <w:pPr>
-        <w:spacing w:after="160" w:line="278" w:lineRule="auto"/>
-        <w:rPr>
-          <w:rFonts w:ascii="Georgia" w:hAnsi="Georgia"/>
-          <w:color w:val="000000" w:themeColor="text1"/>
-        </w:rPr>
-      </w:pPr>
-      <w:r>
-        <w:rPr>
-          <w:rFonts w:ascii="Georgia" w:hAnsi="Georgia"/>
-          <w:color w:val="000000" w:themeColor="text1"/>
-        </w:rPr>
-        <w:br w:type="page"/>
-      </w:r>
-    </w:p>
-    <w:p>
-      <w:pPr>
         <w:pStyle w:val="Heading1"/>
       </w:pPr>
-      <w:bookmarkStart w:id="31" w:name="_Toc227960565"/>
+      <w:bookmarkStart w:id="30" w:name="_Toc227960565"/>
       <w:r>
         <w:lastRenderedPageBreak/>
         <w:t>Breakdown of contributions</w:t>
       </w:r>
-      <w:bookmarkEnd w:id="31"/>
+      <w:bookmarkEnd w:id="30"/>
     </w:p>
     <w:tbl>
       <w:tblPr>
@@ -12193,12 +12559,12 @@
       <w:pPr>
         <w:pStyle w:val="Heading1"/>
       </w:pPr>
-      <w:bookmarkStart w:id="32" w:name="_Toc227960566"/>
+      <w:bookmarkStart w:id="31" w:name="_Toc227960566"/>
       <w:r>
         <w:lastRenderedPageBreak/>
         <w:t>Reflection</w:t>
       </w:r>
-      <w:bookmarkEnd w:id="32"/>
+      <w:bookmarkEnd w:id="31"/>
     </w:p>
     <w:p>
       <w:pPr>
@@ -12238,12 +12604,12 @@
       <w:pPr>
         <w:pStyle w:val="Heading1"/>
       </w:pPr>
-      <w:bookmarkStart w:id="33" w:name="_Toc227960567"/>
+      <w:bookmarkStart w:id="32" w:name="_Toc227960567"/>
       <w:r>
         <w:lastRenderedPageBreak/>
         <w:t>Conclusion</w:t>
       </w:r>
-      <w:bookmarkEnd w:id="33"/>
+      <w:bookmarkEnd w:id="32"/>
     </w:p>
     <w:sectPr>
       <w:pgSz w:w="11906" w:h="16838"/>
@@ -14289,10 +14655,10 @@
   <a:themeElements>
     <a:clrScheme name="Office">
       <a:dk1>
-        <a:sysClr val="windowText" lastClr="FFFFFF"/>
+        <a:sysClr val="windowText" lastClr="000000"/>
       </a:dk1>
       <a:lt1>
-        <a:sysClr val="window" lastClr="202020"/>
+        <a:sysClr val="window" lastClr="FFFFFF"/>
       </a:lt1>
       <a:dk2>
         <a:srgbClr val="0E2841"/>

--- a/CIS1703 Coursework 2 Report.docx
+++ b/CIS1703 Coursework 2 Report.docx
@@ -474,6 +474,16 @@
         </w:rPr>
         <w:t>)</w:t>
       </w:r>
+      <w:r>
+        <w:rPr>
+          <w:rFonts w:ascii="Georgia" w:hAnsi="Georgia"/>
+          <w:b/>
+          <w:bCs w:val="0"/>
+          <w:color w:val="000000" w:themeColor="text1"/>
+          <w:szCs w:val="24"/>
+        </w:rPr>
+        <w:t>, Eesaa Burtwistle (25295748)</w:t>
+      </w:r>
     </w:p>
     <w:p>
       <w:pPr>
@@ -502,6 +512,15 @@
           <w:color w:val="000000" w:themeColor="text1"/>
         </w:rPr>
         <w:t xml:space="preserve">Team: </w:t>
+      </w:r>
+      <w:r>
+        <w:rPr>
+          <w:rFonts w:ascii="Georgia" w:hAnsi="Georgia"/>
+          <w:b/>
+          <w:bCs w:val="0"/>
+          <w:color w:val="000000" w:themeColor="text1"/>
+        </w:rPr>
+        <w:t>3</w:t>
       </w:r>
     </w:p>
     <w:p>
@@ -6697,14 +6716,7 @@
                 <w:sz w:val="18"/>
                 <w:szCs w:val="18"/>
               </w:rPr>
-              <w:t xml:space="preserve">When inputting a expiry date or warranty, inputting the date time format </w:t>
-            </w:r>
-            <w:r>
-              <w:rPr>
-                <w:sz w:val="18"/>
-                <w:szCs w:val="18"/>
-              </w:rPr>
-              <w:t>incorrectly will result in an error</w:t>
+              <w:t>When inputting a expiry date or warranty, inputting the date time format incorrectly will result in an error</w:t>
             </w:r>
           </w:p>
         </w:tc>
@@ -7077,14 +7089,7 @@
                 <w:sz w:val="18"/>
                 <w:szCs w:val="18"/>
               </w:rPr>
-              <w:t>When inputting a expiry date or warranty, inputting the</w:t>
-            </w:r>
-            <w:r>
-              <w:rPr>
-                <w:sz w:val="18"/>
-                <w:szCs w:val="18"/>
-              </w:rPr>
-              <w:t xml:space="preserve"> </w:t>
+              <w:t xml:space="preserve">When inputting a expiry date or warranty, inputting the </w:t>
             </w:r>
             <w:r>
               <w:rPr>
@@ -12214,6 +12219,12 @@
               </w:rPr>
               <w:t>2</w:t>
             </w:r>
+            <w:r>
+              <w:rPr>
+                <w:szCs w:val="24"/>
+              </w:rPr>
+              <w:t xml:space="preserve"> (Transaction History)</w:t>
+            </w:r>
           </w:p>
         </w:tc>
         <w:tc>
@@ -12226,6 +12237,12 @@
                 <w:szCs w:val="24"/>
               </w:rPr>
             </w:pPr>
+            <w:r>
+              <w:rPr>
+                <w:szCs w:val="24"/>
+              </w:rPr>
+              <w:t>Esa Burtwistle</w:t>
+            </w:r>
           </w:p>
         </w:tc>
         <w:tc>
@@ -12235,9 +12252,37 @@
           <w:p>
             <w:pPr>
               <w:rPr>
+                <w:i/>
+                <w:iCs/>
                 <w:szCs w:val="24"/>
               </w:rPr>
             </w:pPr>
+            <w:r>
+              <w:rPr>
+                <w:szCs w:val="24"/>
+              </w:rPr>
+              <w:t>Esa developed the ‘Transaction History’ feature, allowing the stock actions (Add, Edit, Remove</w:t>
+            </w:r>
+            <w:r>
+              <w:rPr>
+                <w:szCs w:val="24"/>
+              </w:rPr>
+              <w:t>) to be recorded and displayed to the user. This was completed using file handling to log actions with timestamps, ensuring the ability to keep track of inventory changes. The feature was extended to support object oriented data structures, logging additional attributes specific to subclasses such as expiry date and storage temperature for perishable items, warranty period and power usage for electronic items.</w:t>
+            </w:r>
+            <w:r>
+              <w:rPr>
+                <w:szCs w:val="24"/>
+              </w:rPr>
+              <w:t xml:space="preserve"> </w:t>
+            </w:r>
+            <w:r>
+              <w:rPr>
+                <w:i/>
+                <w:iCs/>
+                <w:szCs w:val="24"/>
+              </w:rPr>
+              <w:t>Written by Esa Burtwistle</w:t>
+            </w:r>
           </w:p>
         </w:tc>
       </w:tr>
@@ -12264,6 +12309,12 @@
               </w:rPr>
               <w:t>3</w:t>
             </w:r>
+            <w:r>
+              <w:rPr>
+                <w:szCs w:val="24"/>
+              </w:rPr>
+              <w:t xml:space="preserve"> (Value Calculation, Validation Fixes)</w:t>
+            </w:r>
           </w:p>
         </w:tc>
         <w:tc>
@@ -12276,6 +12327,12 @@
                 <w:szCs w:val="24"/>
               </w:rPr>
             </w:pPr>
+            <w:r>
+              <w:rPr>
+                <w:szCs w:val="24"/>
+              </w:rPr>
+              <w:t>Esa Burtwistle</w:t>
+            </w:r>
           </w:p>
         </w:tc>
         <w:tc>
@@ -12285,9 +12342,31 @@
           <w:p>
             <w:pPr>
               <w:rPr>
+                <w:i/>
+                <w:iCs/>
                 <w:szCs w:val="24"/>
               </w:rPr>
             </w:pPr>
+            <w:r>
+              <w:rPr>
+                <w:szCs w:val="24"/>
+              </w:rPr>
+              <w:t>Esa carried out the Value Calculation feature This calculates the total inventory value by going through all of the stock and adding their price, multiplied by the quantity. Error handling was included to conclude robustness. Additionally, Esa updated the validation logic in the ‘Add Stock’ feature to correctly distinguish between perishable and electronic products, ensuring expiry dates are validated as dates, while warranty values are handled as numeric input; this improved accuracy and usability.</w:t>
+            </w:r>
+            <w:r>
+              <w:rPr>
+                <w:szCs w:val="24"/>
+              </w:rPr>
+              <w:t xml:space="preserve"> </w:t>
+            </w:r>
+            <w:r>
+              <w:rPr>
+                <w:i/>
+                <w:iCs/>
+                <w:szCs w:val="24"/>
+              </w:rPr>
+              <w:t>Written by Esa Burtwistle</w:t>
+            </w:r>
           </w:p>
         </w:tc>
       </w:tr>
@@ -12456,6 +12535,7 @@
               <w:rPr>
                 <w:szCs w:val="24"/>
               </w:rPr>
+              <w:lastRenderedPageBreak/>
               <w:t>Testing and QA</w:t>
             </w:r>
             <w:r>

--- a/CIS1703 Coursework 2 Report.docx
+++ b/CIS1703 Coursework 2 Report.docx
@@ -482,7 +482,29 @@
           <w:color w:val="000000" w:themeColor="text1"/>
           <w:szCs w:val="24"/>
         </w:rPr>
-        <w:t>, Eesaa Burtwistle (25295748)</w:t>
+        <w:t xml:space="preserve">, Eesaa </w:t>
+      </w:r>
+      <w:proofErr w:type="spellStart"/>
+      <w:r>
+        <w:rPr>
+          <w:rFonts w:ascii="Georgia" w:hAnsi="Georgia"/>
+          <w:b/>
+          <w:bCs w:val="0"/>
+          <w:color w:val="000000" w:themeColor="text1"/>
+          <w:szCs w:val="24"/>
+        </w:rPr>
+        <w:t>Burtwistle</w:t>
+      </w:r>
+      <w:proofErr w:type="spellEnd"/>
+      <w:r>
+        <w:rPr>
+          <w:rFonts w:ascii="Georgia" w:hAnsi="Georgia"/>
+          <w:b/>
+          <w:bCs w:val="0"/>
+          <w:color w:val="000000" w:themeColor="text1"/>
+          <w:szCs w:val="24"/>
+        </w:rPr>
+        <w:t xml:space="preserve"> (25295748)</w:t>
       </w:r>
     </w:p>
     <w:p>
@@ -3109,7 +3131,6 @@
         <w:rPr>
           <w:rFonts w:cs="Arial"/>
         </w:rPr>
-        <w:lastRenderedPageBreak/>
         <w:t>Introduction</w:t>
       </w:r>
       <w:bookmarkEnd w:id="1"/>
@@ -3251,14 +3272,46 @@
           <w:rFonts w:ascii="Georgia" w:hAnsi="Georgia"/>
           <w:color w:val="000000" w:themeColor="text1"/>
         </w:rPr>
-        <w:t>class 1 is a PerishableProduct with a (Adds: Expiry Date, and Storage Temp)</w:t>
-      </w:r>
-      <w:r>
-        <w:rPr>
-          <w:rFonts w:ascii="Georgia" w:hAnsi="Georgia"/>
-          <w:color w:val="000000" w:themeColor="text1"/>
-        </w:rPr>
-        <w:t xml:space="preserve">, and subclass 2 is an ElectronicProduct with a (Adds: </w:t>
+        <w:t xml:space="preserve">class 1 is a </w:t>
+      </w:r>
+      <w:proofErr w:type="spellStart"/>
+      <w:r>
+        <w:rPr>
+          <w:rFonts w:ascii="Georgia" w:hAnsi="Georgia"/>
+          <w:color w:val="000000" w:themeColor="text1"/>
+        </w:rPr>
+        <w:t>PerishableProduct</w:t>
+      </w:r>
+      <w:proofErr w:type="spellEnd"/>
+      <w:r>
+        <w:rPr>
+          <w:rFonts w:ascii="Georgia" w:hAnsi="Georgia"/>
+          <w:color w:val="000000" w:themeColor="text1"/>
+        </w:rPr>
+        <w:t xml:space="preserve"> with a (Adds: Expiry Date, and Storage Temp)</w:t>
+      </w:r>
+      <w:r>
+        <w:rPr>
+          <w:rFonts w:ascii="Georgia" w:hAnsi="Georgia"/>
+          <w:color w:val="000000" w:themeColor="text1"/>
+        </w:rPr>
+        <w:t xml:space="preserve">, and subclass 2 is an </w:t>
+      </w:r>
+      <w:proofErr w:type="spellStart"/>
+      <w:r>
+        <w:rPr>
+          <w:rFonts w:ascii="Georgia" w:hAnsi="Georgia"/>
+          <w:color w:val="000000" w:themeColor="text1"/>
+        </w:rPr>
+        <w:t>ElectronicProduct</w:t>
+      </w:r>
+      <w:proofErr w:type="spellEnd"/>
+      <w:r>
+        <w:rPr>
+          <w:rFonts w:ascii="Georgia" w:hAnsi="Georgia"/>
+          <w:color w:val="000000" w:themeColor="text1"/>
+        </w:rPr>
+        <w:t xml:space="preserve"> with a (Adds: </w:t>
       </w:r>
       <w:r>
         <w:rPr>
@@ -3410,7 +3463,23 @@
           <w:rFonts w:ascii="Georgia" w:hAnsi="Georgia"/>
           <w:color w:val="000000" w:themeColor="text1"/>
         </w:rPr>
-        <w:t>applying a depreciation formula to the ElectronicProducts.</w:t>
+        <w:t xml:space="preserve">applying a depreciation formula to the </w:t>
+      </w:r>
+      <w:proofErr w:type="spellStart"/>
+      <w:r>
+        <w:rPr>
+          <w:rFonts w:ascii="Georgia" w:hAnsi="Georgia"/>
+          <w:color w:val="000000" w:themeColor="text1"/>
+        </w:rPr>
+        <w:t>ElectronicProducts</w:t>
+      </w:r>
+      <w:proofErr w:type="spellEnd"/>
+      <w:r>
+        <w:rPr>
+          <w:rFonts w:ascii="Georgia" w:hAnsi="Georgia"/>
+          <w:color w:val="000000" w:themeColor="text1"/>
+        </w:rPr>
+        <w:t>.</w:t>
       </w:r>
       <w:r>
         <w:rPr>
@@ -3611,7 +3680,6 @@
       </w:pPr>
       <w:bookmarkStart w:id="3" w:name="_Toc227960538"/>
       <w:r>
-        <w:lastRenderedPageBreak/>
         <w:t>Common Technical Requirements</w:t>
       </w:r>
       <w:bookmarkEnd w:id="3"/>
@@ -3687,7 +3755,38 @@
           <w:color w:val="000000" w:themeColor="text1"/>
         </w:rPr>
         <w:br/>
-        <w:t>PerishableItem and DigitalItem).</w:t>
+      </w:r>
+      <w:proofErr w:type="spellStart"/>
+      <w:r>
+        <w:rPr>
+          <w:rFonts w:ascii="Georgia" w:hAnsi="Georgia"/>
+          <w:color w:val="000000" w:themeColor="text1"/>
+        </w:rPr>
+        <w:t>PerishableItem</w:t>
+      </w:r>
+      <w:proofErr w:type="spellEnd"/>
+      <w:r>
+        <w:rPr>
+          <w:rFonts w:ascii="Georgia" w:hAnsi="Georgia"/>
+          <w:color w:val="000000" w:themeColor="text1"/>
+        </w:rPr>
+        <w:t xml:space="preserve"> and </w:t>
+      </w:r>
+      <w:proofErr w:type="spellStart"/>
+      <w:r>
+        <w:rPr>
+          <w:rFonts w:ascii="Georgia" w:hAnsi="Georgia"/>
+          <w:color w:val="000000" w:themeColor="text1"/>
+        </w:rPr>
+        <w:t>DigitalItem</w:t>
+      </w:r>
+      <w:proofErr w:type="spellEnd"/>
+      <w:r>
+        <w:rPr>
+          <w:rFonts w:ascii="Georgia" w:hAnsi="Georgia"/>
+          <w:color w:val="000000" w:themeColor="text1"/>
+        </w:rPr>
+        <w:t>).</w:t>
       </w:r>
     </w:p>
     <w:p>
@@ -3737,7 +3836,55 @@
           <w:rFonts w:ascii="Georgia" w:hAnsi="Georgia"/>
           <w:color w:val="000000" w:themeColor="text1"/>
         </w:rPr>
-        <w:t>You must use Polymorphism (e.g., a common .display_details() method that behaves</w:t>
+        <w:t xml:space="preserve">You must use Polymorphism (e.g., a </w:t>
+      </w:r>
+      <w:proofErr w:type="gramStart"/>
+      <w:r>
+        <w:rPr>
+          <w:rFonts w:ascii="Georgia" w:hAnsi="Georgia"/>
+          <w:color w:val="000000" w:themeColor="text1"/>
+        </w:rPr>
+        <w:t>common .</w:t>
+      </w:r>
+      <w:proofErr w:type="spellStart"/>
+      <w:r>
+        <w:rPr>
+          <w:rFonts w:ascii="Georgia" w:hAnsi="Georgia"/>
+          <w:color w:val="000000" w:themeColor="text1"/>
+        </w:rPr>
+        <w:t>display</w:t>
+      </w:r>
+      <w:proofErr w:type="gramEnd"/>
+      <w:r>
+        <w:rPr>
+          <w:rFonts w:ascii="Georgia" w:hAnsi="Georgia"/>
+          <w:color w:val="000000" w:themeColor="text1"/>
+        </w:rPr>
+        <w:t>_</w:t>
+      </w:r>
+      <w:proofErr w:type="gramStart"/>
+      <w:r>
+        <w:rPr>
+          <w:rFonts w:ascii="Georgia" w:hAnsi="Georgia"/>
+          <w:color w:val="000000" w:themeColor="text1"/>
+        </w:rPr>
+        <w:t>details</w:t>
+      </w:r>
+      <w:proofErr w:type="spellEnd"/>
+      <w:r>
+        <w:rPr>
+          <w:rFonts w:ascii="Georgia" w:hAnsi="Georgia"/>
+          <w:color w:val="000000" w:themeColor="text1"/>
+        </w:rPr>
+        <w:t>(</w:t>
+      </w:r>
+      <w:proofErr w:type="gramEnd"/>
+      <w:r>
+        <w:rPr>
+          <w:rFonts w:ascii="Georgia" w:hAnsi="Georgia"/>
+          <w:color w:val="000000" w:themeColor="text1"/>
+        </w:rPr>
+        <w:t>) method that behaves</w:t>
       </w:r>
       <w:r>
         <w:rPr>
@@ -3774,8 +3921,17 @@
           <w:rFonts w:ascii="Georgia" w:hAnsi="Georgia"/>
           <w:color w:val="000000" w:themeColor="text1"/>
         </w:rPr>
-        <w:t>2. Robust Data Persistence :</w:t>
-      </w:r>
+        <w:t xml:space="preserve">2. Robust Data </w:t>
+      </w:r>
+      <w:proofErr w:type="gramStart"/>
+      <w:r>
+        <w:rPr>
+          <w:rFonts w:ascii="Georgia" w:hAnsi="Georgia"/>
+          <w:color w:val="000000" w:themeColor="text1"/>
+        </w:rPr>
+        <w:t>Persistence :</w:t>
+      </w:r>
+      <w:proofErr w:type="gramEnd"/>
     </w:p>
     <w:p>
       <w:pPr>
@@ -4082,7 +4238,6 @@
       </w:pPr>
       <w:bookmarkStart w:id="4" w:name="_Toc227960539"/>
       <w:r>
-        <w:lastRenderedPageBreak/>
         <w:t>Architectural design</w:t>
       </w:r>
       <w:bookmarkEnd w:id="4"/>
@@ -4223,7 +4378,39 @@
           <w:rFonts w:ascii="Georgia" w:hAnsi="Georgia"/>
           <w:color w:val="000000" w:themeColor="text1"/>
         </w:rPr>
-        <w:t xml:space="preserve">domain entities that the brief required, that being the Product ID class and then the ElectronicProduct and PerishableProduct subclass that inherits </w:t>
+        <w:t xml:space="preserve">domain entities that the brief required, that being the Product ID class and then the </w:t>
+      </w:r>
+      <w:proofErr w:type="spellStart"/>
+      <w:r>
+        <w:rPr>
+          <w:rFonts w:ascii="Georgia" w:hAnsi="Georgia"/>
+          <w:color w:val="000000" w:themeColor="text1"/>
+        </w:rPr>
+        <w:t>ElectronicProduct</w:t>
+      </w:r>
+      <w:proofErr w:type="spellEnd"/>
+      <w:r>
+        <w:rPr>
+          <w:rFonts w:ascii="Georgia" w:hAnsi="Georgia"/>
+          <w:color w:val="000000" w:themeColor="text1"/>
+        </w:rPr>
+        <w:t xml:space="preserve"> and </w:t>
+      </w:r>
+      <w:proofErr w:type="spellStart"/>
+      <w:r>
+        <w:rPr>
+          <w:rFonts w:ascii="Georgia" w:hAnsi="Georgia"/>
+          <w:color w:val="000000" w:themeColor="text1"/>
+        </w:rPr>
+        <w:t>PerishableProduct</w:t>
+      </w:r>
+      <w:proofErr w:type="spellEnd"/>
+      <w:r>
+        <w:rPr>
+          <w:rFonts w:ascii="Georgia" w:hAnsi="Georgia"/>
+          <w:color w:val="000000" w:themeColor="text1"/>
+        </w:rPr>
+        <w:t xml:space="preserve"> subclass that inherits </w:t>
       </w:r>
       <w:r>
         <w:rPr>
@@ -4316,7 +4503,6 @@
           <w:rFonts w:ascii="Georgia" w:hAnsi="Georgia"/>
           <w:color w:val="000000" w:themeColor="text1"/>
         </w:rPr>
-        <w:lastRenderedPageBreak/>
         <w:t xml:space="preserve">This is likely the final design as this was </w:t>
       </w:r>
       <w:r>
@@ -4613,7 +4799,6 @@
       </w:pPr>
       <w:bookmarkStart w:id="5" w:name="_Toc227960540"/>
       <w:r>
-        <w:lastRenderedPageBreak/>
         <w:t>Coding Implementation</w:t>
       </w:r>
       <w:r>
@@ -4801,6 +4986,7 @@
         <w:t xml:space="preserve">: Adding new items to the </w:t>
       </w:r>
       <w:bookmarkEnd w:id="6"/>
+      <w:proofErr w:type="spellStart"/>
       <w:r>
         <w:rPr>
           <w:shd w:val="clear" w:color="auto" w:fill="FFFFFF"/>
@@ -4808,6 +4994,7 @@
         <w:t>SmartStock</w:t>
       </w:r>
       <w:bookmarkEnd w:id="7"/>
+      <w:proofErr w:type="spellEnd"/>
     </w:p>
     <w:p>
       <w:pPr>
@@ -5002,10 +5189,14 @@
       </w:pPr>
       <w:bookmarkStart w:id="8" w:name="_Toc227960542"/>
       <w:r>
-        <w:lastRenderedPageBreak/>
-        <w:t>Task 2: Editing items to the SmartStock</w:t>
+        <w:t xml:space="preserve">Task 2: Editing items to the </w:t>
+      </w:r>
+      <w:proofErr w:type="spellStart"/>
+      <w:r>
+        <w:t>SmartStock</w:t>
       </w:r>
       <w:bookmarkEnd w:id="8"/>
+      <w:proofErr w:type="spellEnd"/>
     </w:p>
     <w:p>
       <w:pPr>
@@ -5062,7 +5253,32 @@
           <w:rFonts w:ascii="Georgia" w:hAnsi="Georgia"/>
           <w:color w:val="000000" w:themeColor="text1"/>
         </w:rPr>
-        <w:t xml:space="preserve">Like the removing stock feature, curselection() was used again </w:t>
+        <w:t xml:space="preserve">Like the removing stock feature, </w:t>
+      </w:r>
+      <w:proofErr w:type="spellStart"/>
+      <w:proofErr w:type="gramStart"/>
+      <w:r>
+        <w:rPr>
+          <w:rFonts w:ascii="Georgia" w:hAnsi="Georgia"/>
+          <w:color w:val="000000" w:themeColor="text1"/>
+        </w:rPr>
+        <w:t>curselection</w:t>
+      </w:r>
+      <w:proofErr w:type="spellEnd"/>
+      <w:r>
+        <w:rPr>
+          <w:rFonts w:ascii="Georgia" w:hAnsi="Georgia"/>
+          <w:color w:val="000000" w:themeColor="text1"/>
+        </w:rPr>
+        <w:t>(</w:t>
+      </w:r>
+      <w:proofErr w:type="gramEnd"/>
+      <w:r>
+        <w:rPr>
+          <w:rFonts w:ascii="Georgia" w:hAnsi="Georgia"/>
+          <w:color w:val="000000" w:themeColor="text1"/>
+        </w:rPr>
+        <w:t xml:space="preserve">) was used again </w:t>
       </w:r>
       <w:r>
         <w:rPr>
@@ -5210,9 +5426,14 @@
       </w:pPr>
       <w:bookmarkStart w:id="9" w:name="_Toc227960543"/>
       <w:r>
-        <w:t>Task 3: Removing items to the SmartStock</w:t>
+        <w:t xml:space="preserve">Task 3: Removing items to the </w:t>
+      </w:r>
+      <w:proofErr w:type="spellStart"/>
+      <w:r>
+        <w:t>SmartStock</w:t>
       </w:r>
       <w:bookmarkEnd w:id="9"/>
+      <w:proofErr w:type="spellEnd"/>
       <w:r>
         <w:t xml:space="preserve"> </w:t>
       </w:r>
@@ -5230,7 +5451,23 @@
           <w:rFonts w:ascii="Georgia" w:hAnsi="Georgia"/>
           <w:color w:val="000000" w:themeColor="text1"/>
         </w:rPr>
-        <w:t xml:space="preserve">After making the ‘add stock’ feature, the next course was ensuring that the user could remove said item from the SmartStock if they felt it was necessary, </w:t>
+        <w:t xml:space="preserve">After making the ‘add stock’ feature, the next course was ensuring that the user could remove said item from the </w:t>
+      </w:r>
+      <w:proofErr w:type="spellStart"/>
+      <w:r>
+        <w:rPr>
+          <w:rFonts w:ascii="Georgia" w:hAnsi="Georgia"/>
+          <w:color w:val="000000" w:themeColor="text1"/>
+        </w:rPr>
+        <w:t>SmartStock</w:t>
+      </w:r>
+      <w:proofErr w:type="spellEnd"/>
+      <w:r>
+        <w:rPr>
+          <w:rFonts w:ascii="Georgia" w:hAnsi="Georgia"/>
+          <w:color w:val="000000" w:themeColor="text1"/>
+        </w:rPr>
+        <w:t xml:space="preserve"> if they felt it was necessary, </w:t>
       </w:r>
       <w:r>
         <w:rPr>
@@ -5244,7 +5481,23 @@
           <w:rFonts w:ascii="Georgia" w:hAnsi="Georgia"/>
           <w:color w:val="000000" w:themeColor="text1"/>
         </w:rPr>
-        <w:t>at the time and it provided with the option of removing items from the SmartStock during testing</w:t>
+        <w:t xml:space="preserve">at the time and it provided with the option of removing items from the </w:t>
+      </w:r>
+      <w:proofErr w:type="spellStart"/>
+      <w:r>
+        <w:rPr>
+          <w:rFonts w:ascii="Georgia" w:hAnsi="Georgia"/>
+          <w:color w:val="000000" w:themeColor="text1"/>
+        </w:rPr>
+        <w:t>SmartStock</w:t>
+      </w:r>
+      <w:proofErr w:type="spellEnd"/>
+      <w:r>
+        <w:rPr>
+          <w:rFonts w:ascii="Georgia" w:hAnsi="Georgia"/>
+          <w:color w:val="000000" w:themeColor="text1"/>
+        </w:rPr>
+        <w:t xml:space="preserve"> during testing</w:t>
       </w:r>
       <w:r>
         <w:rPr>
@@ -5258,8 +5511,17 @@
           <w:rFonts w:ascii="Georgia" w:hAnsi="Georgia"/>
           <w:color w:val="000000" w:themeColor="text1"/>
         </w:rPr>
-        <w:t>. It required having a curselection</w:t>
-      </w:r>
+        <w:t xml:space="preserve">. It required having a </w:t>
+      </w:r>
+      <w:proofErr w:type="spellStart"/>
+      <w:r>
+        <w:rPr>
+          <w:rFonts w:ascii="Georgia" w:hAnsi="Georgia"/>
+          <w:color w:val="000000" w:themeColor="text1"/>
+        </w:rPr>
+        <w:t>curselection</w:t>
+      </w:r>
+      <w:proofErr w:type="spellEnd"/>
       <w:r>
         <w:rPr>
           <w:rFonts w:ascii="Georgia" w:hAnsi="Georgia"/>
@@ -5335,14 +5597,46 @@
           <w:rFonts w:ascii="Georgia" w:hAnsi="Georgia"/>
           <w:color w:val="000000" w:themeColor="text1"/>
         </w:rPr>
-        <w:t>of “Remove Stock?” and then if told “yes” it will delete it and if told “no” the program will keep the stock.</w:t>
-      </w:r>
-      <w:r>
-        <w:rPr>
-          <w:rFonts w:ascii="Georgia" w:hAnsi="Georgia"/>
-          <w:color w:val="000000" w:themeColor="text1"/>
-        </w:rPr>
-        <w:t xml:space="preserve"> With this small but important feature the user can keep the SmartStock clutter free and </w:t>
+        <w:t xml:space="preserve">of “Remove Stock?” and then if told “yes” it will delete it and if </w:t>
+      </w:r>
+      <w:proofErr w:type="gramStart"/>
+      <w:r>
+        <w:rPr>
+          <w:rFonts w:ascii="Georgia" w:hAnsi="Georgia"/>
+          <w:color w:val="000000" w:themeColor="text1"/>
+        </w:rPr>
+        <w:t>told</w:t>
+      </w:r>
+      <w:proofErr w:type="gramEnd"/>
+      <w:r>
+        <w:rPr>
+          <w:rFonts w:ascii="Georgia" w:hAnsi="Georgia"/>
+          <w:color w:val="000000" w:themeColor="text1"/>
+        </w:rPr>
+        <w:t xml:space="preserve"> “no” the program will keep the stock.</w:t>
+      </w:r>
+      <w:r>
+        <w:rPr>
+          <w:rFonts w:ascii="Georgia" w:hAnsi="Georgia"/>
+          <w:color w:val="000000" w:themeColor="text1"/>
+        </w:rPr>
+        <w:t xml:space="preserve"> With this small but important feature the user can keep the </w:t>
+      </w:r>
+      <w:proofErr w:type="spellStart"/>
+      <w:r>
+        <w:rPr>
+          <w:rFonts w:ascii="Georgia" w:hAnsi="Georgia"/>
+          <w:color w:val="000000" w:themeColor="text1"/>
+        </w:rPr>
+        <w:t>SmartStock</w:t>
+      </w:r>
+      <w:proofErr w:type="spellEnd"/>
+      <w:r>
+        <w:rPr>
+          <w:rFonts w:ascii="Georgia" w:hAnsi="Georgia"/>
+          <w:color w:val="000000" w:themeColor="text1"/>
+        </w:rPr>
+        <w:t xml:space="preserve"> clutter free and </w:t>
       </w:r>
       <w:r>
         <w:rPr>
@@ -5401,7 +5695,6 @@
       </w:pPr>
       <w:bookmarkStart w:id="10" w:name="_Toc227960544"/>
       <w:r>
-        <w:lastRenderedPageBreak/>
         <w:t xml:space="preserve">Implementation of a HCI </w:t>
       </w:r>
       <w:r>
@@ -5435,7 +5728,39 @@
     </w:p>
     <w:p>
       <w:r>
-        <w:t>The interface maintains strong visibility of system status by continuously informing the user about ongoing operations and system conditions. This is primarily achieved through the status_label which updates dynamically to reflect actions such as adding, editing, deleting or saving stock items. In addition, the update_dashboard function provides real time summaries of the total inventory quantity and overall stock value. The smart alerts button enhances visibility by informing the user of items that are currently low in stock by using a visual cue ( red text ) when attention is required. Together, these features ensure that users are never uncertain about the systems current state.</w:t>
+        <w:t xml:space="preserve">The interface maintains strong visibility of system status by continuously informing the user about ongoing operations and system conditions. This is primarily achieved through the </w:t>
+      </w:r>
+      <w:proofErr w:type="spellStart"/>
+      <w:r>
+        <w:t>status_label</w:t>
+      </w:r>
+      <w:proofErr w:type="spellEnd"/>
+      <w:r>
+        <w:t xml:space="preserve"> which updates dynamically to reflect actions such as adding, editing, deleting or saving stock items. In addition, the </w:t>
+      </w:r>
+      <w:proofErr w:type="spellStart"/>
+      <w:r>
+        <w:t>update_dashboard</w:t>
+      </w:r>
+      <w:proofErr w:type="spellEnd"/>
+      <w:r>
+        <w:t xml:space="preserve"> function provides real time summaries of the total inventory quantity and overall stock value. The smart alerts button enhances visibility by informing the user of items that are currently low in stock by using a visual cue </w:t>
+      </w:r>
+      <w:proofErr w:type="gramStart"/>
+      <w:r>
+        <w:t>( red</w:t>
+      </w:r>
+      <w:proofErr w:type="gramEnd"/>
+      <w:r>
+        <w:t xml:space="preserve"> </w:t>
+      </w:r>
+      <w:proofErr w:type="gramStart"/>
+      <w:r>
+        <w:t>text )</w:t>
+      </w:r>
+      <w:proofErr w:type="gramEnd"/>
+      <w:r>
+        <w:t xml:space="preserve"> when attention is required. Together, these features ensure that users are never uncertain about the systems current state.</w:t>
       </w:r>
     </w:p>
     <w:p/>
@@ -5458,7 +5783,15 @@
         <w:t xml:space="preserve">The system closely mirrors real world inventory management concepts making it intuitive for users. Terminology such as ‘Add Stock’, ‘Remove Stock’, </w:t>
       </w:r>
       <w:r>
-        <w:t>‘Edit Stock’ and ‘Transaction History’ reflect language commonly used in retail or warehouse environments. Data fields such as price, quantity, expiry date and warranty period are also realistic and meaningful. Furthermore, the use of the pound symbol ( £ ) for currency reinforces familiarity for users within the UK. This alignment reduces cognitive effort required to understand and operate the system.</w:t>
+        <w:t xml:space="preserve">‘Edit Stock’ and ‘Transaction History’ reflect language commonly used in retail or warehouse environments. Data fields such as price, quantity, expiry date and warranty period are also realistic and meaningful. Furthermore, the use of the pound symbol </w:t>
+      </w:r>
+      <w:proofErr w:type="gramStart"/>
+      <w:r>
+        <w:t>( £</w:t>
+      </w:r>
+      <w:proofErr w:type="gramEnd"/>
+      <w:r>
+        <w:t xml:space="preserve"> ) for currency reinforces familiarity for users within the UK. This alignment reduces cognitive effort required to understand and operate the system.</w:t>
       </w:r>
     </w:p>
     <w:p>
@@ -5477,7 +5810,41 @@
     </w:p>
     <w:p>
       <w:r>
-        <w:t xml:space="preserve">The interface provides users with a degree of control over their actions, particularly through the use of secondary windows ( TopLevel ) for adding and editing stock which can be closed at any time to cancel the operation. Also, the deletion process includes a confirmation dialog ( askyesno ) which prevents accidental removal of data. However, while these features support basic control the system lack an undo feature for reversing completed action such as deletions or edits. As a </w:t>
+        <w:t xml:space="preserve">The interface provides users with a degree of control over their actions, particularly </w:t>
+      </w:r>
+      <w:proofErr w:type="gramStart"/>
+      <w:r>
+        <w:t>through the use of</w:t>
+      </w:r>
+      <w:proofErr w:type="gramEnd"/>
+      <w:r>
+        <w:t xml:space="preserve"> secondary windows </w:t>
+      </w:r>
+      <w:proofErr w:type="gramStart"/>
+      <w:r>
+        <w:t xml:space="preserve">( </w:t>
+      </w:r>
+      <w:proofErr w:type="spellStart"/>
+      <w:r>
+        <w:t>TopLevel</w:t>
+      </w:r>
+      <w:proofErr w:type="spellEnd"/>
+      <w:proofErr w:type="gramEnd"/>
+      <w:r>
+        <w:t xml:space="preserve"> ) for adding and editing stock which can be closed at any time to cancel the operation. Also, the deletion process includes a confirmation dialog </w:t>
+      </w:r>
+      <w:proofErr w:type="gramStart"/>
+      <w:r>
+        <w:t xml:space="preserve">( </w:t>
+      </w:r>
+      <w:proofErr w:type="spellStart"/>
+      <w:r>
+        <w:t>askyesno</w:t>
+      </w:r>
+      <w:proofErr w:type="spellEnd"/>
+      <w:proofErr w:type="gramEnd"/>
+      <w:r>
+        <w:t xml:space="preserve"> ) which prevents accidental removal of data. However, while these features support basic control the system lack an undo feature for reversing completed action such as deletions or edits. As a </w:t>
       </w:r>
       <w:r>
         <w:t>result,</w:t>
@@ -5503,7 +5870,23 @@
     </w:p>
     <w:p>
       <w:r>
-        <w:t>Consistency is maintained well throughout the interface, both visually and functionally. All buttons share a uniform style defined by a common configuration ( btn_style)</w:t>
+        <w:t xml:space="preserve">Consistency is maintained well throughout the interface, both visually and functionally. All buttons share a uniform style defined by a common configuration </w:t>
+      </w:r>
+      <w:proofErr w:type="gramStart"/>
+      <w:r>
+        <w:t xml:space="preserve">( </w:t>
+      </w:r>
+      <w:proofErr w:type="spellStart"/>
+      <w:r>
+        <w:t>btn</w:t>
+      </w:r>
+      <w:proofErr w:type="gramEnd"/>
+      <w:r>
+        <w:t>_style</w:t>
+      </w:r>
+      <w:proofErr w:type="spellEnd"/>
+      <w:r>
+        <w:t>)</w:t>
       </w:r>
       <w:r>
         <w:t xml:space="preserve"> ensuring a cohesive appearance. The layout and structure of input forms in both the ‘Add Stock’ and ‘Edit Stock’ windows are highly similar which helps users transfer knowledge from one task to another. Standard GUI conventions such as buttons for actions and dialog boxes for warning or confirmations are followed consistently. This adherence to established patterns improves usability by reducing the learning curve.</w:t>
@@ -5520,7 +5903,6 @@
       </w:pPr>
       <w:bookmarkStart w:id="15" w:name="_Toc227960549"/>
       <w:r>
-        <w:lastRenderedPageBreak/>
         <w:t>Error Prevention</w:t>
       </w:r>
       <w:bookmarkEnd w:id="15"/>
@@ -5533,7 +5915,39 @@
         <w:t>layers</w:t>
       </w:r>
       <w:r>
-        <w:t xml:space="preserve"> of validation to prevent user error before they occur. Input fields are checked to ensure they are not left empty and data types are strictly enforced ( prices must be a float and quantities must be an integer ). Date inputs are validated against a specific format ( DD/MM/YY) and incorrect entries trigger immediate warning messages.</w:t>
+        <w:t xml:space="preserve"> of validation to prevent user error before they occur. Input fields are checked to ensure they are not left empty and data types are strictly enforced </w:t>
+      </w:r>
+      <w:proofErr w:type="gramStart"/>
+      <w:r>
+        <w:t>( prices</w:t>
+      </w:r>
+      <w:proofErr w:type="gramEnd"/>
+      <w:r>
+        <w:t xml:space="preserve"> must be a float and quantities must be an </w:t>
+      </w:r>
+      <w:proofErr w:type="gramStart"/>
+      <w:r>
+        <w:t>integer )</w:t>
+      </w:r>
+      <w:proofErr w:type="gramEnd"/>
+      <w:r>
+        <w:t xml:space="preserve">. Date inputs are validated against a specific format </w:t>
+      </w:r>
+      <w:proofErr w:type="gramStart"/>
+      <w:r>
+        <w:t>( DD</w:t>
+      </w:r>
+      <w:proofErr w:type="gramEnd"/>
+      <w:r>
+        <w:t>/MM/YY</w:t>
+      </w:r>
+      <w:proofErr w:type="gramStart"/>
+      <w:r>
+        <w:t>)</w:t>
+      </w:r>
+      <w:proofErr w:type="gramEnd"/>
+      <w:r>
+        <w:t xml:space="preserve"> and incorrect entries trigger immediate warning messages.</w:t>
       </w:r>
       <w:r>
         <w:t xml:space="preserve"> The use of radio buttons for selecting product types also prevents invalid category input. By catching errors early, the system minimises the likelihood of incorrect or corrupted data being entered.</w:t>
@@ -5556,7 +5970,15 @@
     </w:p>
     <w:p>
       <w:r>
-        <w:t xml:space="preserve">The interface is designed to reduce the users memory load by emphasising recognition over recall. The inventory </w:t>
+        <w:t xml:space="preserve">The interface is designed to reduce the </w:t>
+      </w:r>
+      <w:proofErr w:type="gramStart"/>
+      <w:r>
+        <w:t>users</w:t>
+      </w:r>
+      <w:proofErr w:type="gramEnd"/>
+      <w:r>
+        <w:t xml:space="preserve"> memory load by emphasising recognition over recall. The inventory </w:t>
       </w:r>
       <w:r>
         <w:t>list box</w:t>
@@ -5671,7 +6093,6 @@
       </w:pPr>
       <w:bookmarkStart w:id="20" w:name="_Toc227960554"/>
       <w:r>
-        <w:lastRenderedPageBreak/>
         <w:t>Help and Documentation</w:t>
       </w:r>
       <w:bookmarkEnd w:id="20"/>
@@ -5738,7 +6159,6 @@
       </w:pPr>
       <w:bookmarkStart w:id="21" w:name="_Toc227960556"/>
       <w:r>
-        <w:lastRenderedPageBreak/>
         <w:t>Testing</w:t>
       </w:r>
       <w:r>
@@ -5774,6 +6194,7 @@
         </w:rPr>
         <w:t xml:space="preserve">: Adding new items to the </w:t>
       </w:r>
+      <w:proofErr w:type="spellStart"/>
       <w:r>
         <w:rPr>
           <w:shd w:val="clear" w:color="auto" w:fill="FFFFFF"/>
@@ -5781,6 +6202,7 @@
         <w:t>SmartStock</w:t>
       </w:r>
       <w:bookmarkEnd w:id="22"/>
+      <w:proofErr w:type="spellEnd"/>
     </w:p>
     <w:tbl>
       <w:tblPr>
@@ -6328,7 +6750,23 @@
                 <w:sz w:val="18"/>
                 <w:szCs w:val="18"/>
               </w:rPr>
-              <w:t>inputting a expiry date or warranty, inputting the date time format correctly will result in it working correctly</w:t>
+              <w:t xml:space="preserve">inputting </w:t>
+            </w:r>
+            <w:proofErr w:type="gramStart"/>
+            <w:r>
+              <w:rPr>
+                <w:sz w:val="18"/>
+                <w:szCs w:val="18"/>
+              </w:rPr>
+              <w:t>a</w:t>
+            </w:r>
+            <w:proofErr w:type="gramEnd"/>
+            <w:r>
+              <w:rPr>
+                <w:sz w:val="18"/>
+                <w:szCs w:val="18"/>
+              </w:rPr>
+              <w:t xml:space="preserve"> expiry date or warranty, inputting the date time format correctly will result in it working correctly</w:t>
             </w:r>
           </w:p>
         </w:tc>
@@ -6528,7 +6966,23 @@
                 <w:sz w:val="18"/>
                 <w:szCs w:val="18"/>
               </w:rPr>
-              <w:t xml:space="preserve"> one item missing an error message pops up</w:t>
+              <w:t xml:space="preserve"> one item missing an error message </w:t>
+            </w:r>
+            <w:proofErr w:type="gramStart"/>
+            <w:r>
+              <w:rPr>
+                <w:sz w:val="18"/>
+                <w:szCs w:val="18"/>
+              </w:rPr>
+              <w:t>pops</w:t>
+            </w:r>
+            <w:proofErr w:type="gramEnd"/>
+            <w:r>
+              <w:rPr>
+                <w:sz w:val="18"/>
+                <w:szCs w:val="18"/>
+              </w:rPr>
+              <w:t xml:space="preserve"> up</w:t>
             </w:r>
           </w:p>
         </w:tc>
@@ -6716,7 +7170,23 @@
                 <w:sz w:val="18"/>
                 <w:szCs w:val="18"/>
               </w:rPr>
-              <w:t>When inputting a expiry date or warranty, inputting the date time format incorrectly will result in an error</w:t>
+              <w:t xml:space="preserve">When inputting </w:t>
+            </w:r>
+            <w:proofErr w:type="gramStart"/>
+            <w:r>
+              <w:rPr>
+                <w:sz w:val="18"/>
+                <w:szCs w:val="18"/>
+              </w:rPr>
+              <w:t>a</w:t>
+            </w:r>
+            <w:proofErr w:type="gramEnd"/>
+            <w:r>
+              <w:rPr>
+                <w:sz w:val="18"/>
+                <w:szCs w:val="18"/>
+              </w:rPr>
+              <w:t xml:space="preserve"> expiry date or warranty, inputting the date time format incorrectly will result in an error</w:t>
             </w:r>
           </w:p>
         </w:tc>
@@ -7089,7 +7559,23 @@
                 <w:sz w:val="18"/>
                 <w:szCs w:val="18"/>
               </w:rPr>
-              <w:t xml:space="preserve">When inputting a expiry date or warranty, inputting the </w:t>
+              <w:t xml:space="preserve">When inputting </w:t>
+            </w:r>
+            <w:proofErr w:type="gramStart"/>
+            <w:r>
+              <w:rPr>
+                <w:sz w:val="18"/>
+                <w:szCs w:val="18"/>
+              </w:rPr>
+              <w:t>a</w:t>
+            </w:r>
+            <w:proofErr w:type="gramEnd"/>
+            <w:r>
+              <w:rPr>
+                <w:sz w:val="18"/>
+                <w:szCs w:val="18"/>
+              </w:rPr>
+              <w:t xml:space="preserve"> expiry date or warranty, inputting the </w:t>
             </w:r>
             <w:r>
               <w:rPr>
@@ -7180,9 +7666,14 @@
       </w:pPr>
       <w:bookmarkStart w:id="23" w:name="_Toc227960558"/>
       <w:r>
-        <w:t>Task 2: Editing items to the SmartStock</w:t>
+        <w:t xml:space="preserve">Task 2: Editing items to the </w:t>
+      </w:r>
+      <w:proofErr w:type="spellStart"/>
+      <w:r>
+        <w:t>SmartStock</w:t>
       </w:r>
       <w:bookmarkEnd w:id="23"/>
+      <w:proofErr w:type="spellEnd"/>
     </w:p>
     <w:tbl>
       <w:tblPr>
@@ -7726,7 +8217,6 @@
               <w:jc w:val="center"/>
             </w:pPr>
             <w:r>
-              <w:lastRenderedPageBreak/>
               <w:t>5</w:t>
             </w:r>
           </w:p>
@@ -7948,7 +8438,23 @@
                 <w:sz w:val="22"/>
                 <w:szCs w:val="22"/>
               </w:rPr>
-              <w:t xml:space="preserve"> (PASS). The fail </w:t>
+              <w:t xml:space="preserve"> (PASS). The </w:t>
+            </w:r>
+            <w:proofErr w:type="gramStart"/>
+            <w:r>
+              <w:rPr>
+                <w:sz w:val="22"/>
+                <w:szCs w:val="22"/>
+              </w:rPr>
+              <w:t>fail</w:t>
+            </w:r>
+            <w:proofErr w:type="gramEnd"/>
+            <w:r>
+              <w:rPr>
+                <w:sz w:val="22"/>
+                <w:szCs w:val="22"/>
+              </w:rPr>
+              <w:t xml:space="preserve"> </w:t>
             </w:r>
           </w:p>
           <w:p>
@@ -8416,6 +8922,88 @@
           </w:p>
         </w:tc>
       </w:tr>
+      <w:tr>
+        <w:tc>
+          <w:tcPr>
+            <w:tcW w:w="2402" w:type="dxa"/>
+            <w:shd w:val="clear" w:color="auto" w:fill="E8E8E8" w:themeFill="background2"/>
+          </w:tcPr>
+          <w:p>
+            <w:pPr>
+              <w:jc w:val="center"/>
+            </w:pPr>
+            <w:r>
+              <w:t>10</w:t>
+            </w:r>
+          </w:p>
+        </w:tc>
+        <w:tc>
+          <w:tcPr>
+            <w:tcW w:w="2300" w:type="dxa"/>
+            <w:shd w:val="clear" w:color="auto" w:fill="E8E8E8" w:themeFill="background2"/>
+          </w:tcPr>
+          <w:p>
+            <w:pPr>
+              <w:jc w:val="center"/>
+            </w:pPr>
+            <w:r>
+              <w:t>Edit Stock</w:t>
+            </w:r>
+          </w:p>
+        </w:tc>
+        <w:tc>
+          <w:tcPr>
+            <w:tcW w:w="1576" w:type="dxa"/>
+            <w:shd w:val="clear" w:color="auto" w:fill="E8E8E8" w:themeFill="background2"/>
+          </w:tcPr>
+          <w:p>
+            <w:pPr>
+              <w:jc w:val="center"/>
+            </w:pPr>
+            <w:r>
+              <w:t>Normal</w:t>
+            </w:r>
+          </w:p>
+        </w:tc>
+        <w:tc>
+          <w:tcPr>
+            <w:tcW w:w="2977" w:type="dxa"/>
+            <w:shd w:val="clear" w:color="auto" w:fill="E8E8E8" w:themeFill="background2"/>
+          </w:tcPr>
+          <w:p>
+            <w:pPr>
+              <w:rPr>
+                <w:sz w:val="18"/>
+                <w:szCs w:val="18"/>
+              </w:rPr>
+            </w:pPr>
+            <w:r>
+              <w:rPr>
+                <w:sz w:val="18"/>
+                <w:szCs w:val="18"/>
+              </w:rPr>
+              <w:t>Editing the stock levels of an electronic item already saved in the database will change the stock level without an error.</w:t>
+            </w:r>
+          </w:p>
+        </w:tc>
+        <w:tc>
+          <w:tcPr>
+            <w:tcW w:w="2963" w:type="dxa"/>
+            <w:shd w:val="clear" w:color="auto" w:fill="E8E8E8" w:themeFill="background2"/>
+          </w:tcPr>
+          <w:p>
+            <w:r>
+              <w:t>The expected result did not occur (FAIL). An error with the date handling of the warranty of an electronic item was spotted and fixed by E</w:t>
+            </w:r>
+            <w:r>
+              <w:t>e</w:t>
+            </w:r>
+            <w:r>
+              <w:t>saa after being caught by Aaron. The expected result does now occur. (PASS)</w:t>
+            </w:r>
+          </w:p>
+        </w:tc>
+      </w:tr>
     </w:tbl>
     <w:p>
       <w:pPr>
@@ -8430,7 +9018,21 @@
           <w:rFonts w:ascii="Georgia" w:hAnsi="Georgia"/>
           <w:color w:val="000000" w:themeColor="text1"/>
         </w:rPr>
-        <w:t>Tested by Daniel Caveney</w:t>
+        <w:t>Test 1-9 t</w:t>
+      </w:r>
+      <w:r>
+        <w:rPr>
+          <w:rFonts w:ascii="Georgia" w:hAnsi="Georgia"/>
+          <w:color w:val="000000" w:themeColor="text1"/>
+        </w:rPr>
+        <w:t>ested by Daniel Caveney</w:t>
+      </w:r>
+      <w:r>
+        <w:rPr>
+          <w:rFonts w:ascii="Georgia" w:hAnsi="Georgia"/>
+          <w:color w:val="000000" w:themeColor="text1"/>
+        </w:rPr>
+        <w:t>, Test 10 tested by Aaron Rielly</w:t>
       </w:r>
     </w:p>
     <w:p>
@@ -8448,9 +9050,14 @@
       </w:pPr>
       <w:bookmarkStart w:id="24" w:name="_Toc227960559"/>
       <w:r>
-        <w:t>Task 3: Removing items to the SmartStock</w:t>
+        <w:t xml:space="preserve">Task 3: Removing items to the </w:t>
+      </w:r>
+      <w:proofErr w:type="spellStart"/>
+      <w:r>
+        <w:t>SmartStock</w:t>
       </w:r>
       <w:bookmarkEnd w:id="24"/>
+      <w:proofErr w:type="spellEnd"/>
       <w:r>
         <w:t xml:space="preserve"> </w:t>
       </w:r>
@@ -8994,13 +9601,17 @@
       </w:pPr>
       <w:bookmarkStart w:id="25" w:name="_Toc227960560"/>
       <w:r>
-        <w:lastRenderedPageBreak/>
         <w:t xml:space="preserve">Task 4: </w:t>
       </w:r>
       <w:r>
-        <w:t>Smart Alerts for the SmartStock</w:t>
+        <w:t xml:space="preserve">Smart Alerts for the </w:t>
+      </w:r>
+      <w:proofErr w:type="spellStart"/>
+      <w:r>
+        <w:t>SmartStock</w:t>
       </w:r>
       <w:bookmarkEnd w:id="25"/>
+      <w:proofErr w:type="spellEnd"/>
     </w:p>
     <w:tbl>
       <w:tblPr>
@@ -9255,14 +9866,46 @@
                 <w:sz w:val="18"/>
                 <w:szCs w:val="18"/>
               </w:rPr>
-              <w:t>added below the smart alerts threshold, a smart alert will be notified to the user</w:t>
-            </w:r>
-            <w:r>
-              <w:rPr>
-                <w:sz w:val="18"/>
-                <w:szCs w:val="18"/>
-              </w:rPr>
-              <w:t xml:space="preserve">. A error message will appear displaying what item </w:t>
+              <w:t xml:space="preserve">added below the smart </w:t>
+            </w:r>
+            <w:proofErr w:type="gramStart"/>
+            <w:r>
+              <w:rPr>
+                <w:sz w:val="18"/>
+                <w:szCs w:val="18"/>
+              </w:rPr>
+              <w:t>alerts</w:t>
+            </w:r>
+            <w:proofErr w:type="gramEnd"/>
+            <w:r>
+              <w:rPr>
+                <w:sz w:val="18"/>
+                <w:szCs w:val="18"/>
+              </w:rPr>
+              <w:t xml:space="preserve"> threshold, a smart alert will be notified to the user</w:t>
+            </w:r>
+            <w:r>
+              <w:rPr>
+                <w:sz w:val="18"/>
+                <w:szCs w:val="18"/>
+              </w:rPr>
+              <w:t xml:space="preserve">. </w:t>
+            </w:r>
+            <w:proofErr w:type="gramStart"/>
+            <w:r>
+              <w:rPr>
+                <w:sz w:val="18"/>
+                <w:szCs w:val="18"/>
+              </w:rPr>
+              <w:t>A</w:t>
+            </w:r>
+            <w:proofErr w:type="gramEnd"/>
+            <w:r>
+              <w:rPr>
+                <w:sz w:val="18"/>
+                <w:szCs w:val="18"/>
+              </w:rPr>
+              <w:t xml:space="preserve"> error message will appear displaying what item </w:t>
             </w:r>
             <w:r>
               <w:rPr>
@@ -9476,7 +10119,23 @@
                 <w:sz w:val="18"/>
                 <w:szCs w:val="18"/>
               </w:rPr>
-              <w:t>When a stock’s quantity is added as 5, then there shouldn’t be a smart alert as it has to be less than 5.</w:t>
+              <w:t xml:space="preserve">When a stock’s quantity is added as 5, then there shouldn’t be a smart alert as it </w:t>
+            </w:r>
+            <w:proofErr w:type="gramStart"/>
+            <w:r>
+              <w:rPr>
+                <w:sz w:val="18"/>
+                <w:szCs w:val="18"/>
+              </w:rPr>
+              <w:t>has to</w:t>
+            </w:r>
+            <w:proofErr w:type="gramEnd"/>
+            <w:r>
+              <w:rPr>
+                <w:sz w:val="18"/>
+                <w:szCs w:val="18"/>
+              </w:rPr>
+              <w:t xml:space="preserve"> be less than 5.</w:t>
             </w:r>
           </w:p>
         </w:tc>
@@ -9505,6 +10164,456 @@
                 <w:szCs w:val="22"/>
               </w:rPr>
               <w:t xml:space="preserve"> (PASS)</w:t>
+            </w:r>
+          </w:p>
+        </w:tc>
+      </w:tr>
+      <w:tr>
+        <w:tc>
+          <w:tcPr>
+            <w:tcW w:w="2402" w:type="dxa"/>
+            <w:shd w:val="clear" w:color="auto" w:fill="E8E8E8" w:themeFill="background2"/>
+          </w:tcPr>
+          <w:p>
+            <w:pPr>
+              <w:jc w:val="center"/>
+            </w:pPr>
+            <w:r>
+              <w:t>5</w:t>
+            </w:r>
+          </w:p>
+        </w:tc>
+        <w:tc>
+          <w:tcPr>
+            <w:tcW w:w="2300" w:type="dxa"/>
+            <w:shd w:val="clear" w:color="auto" w:fill="E8E8E8" w:themeFill="background2"/>
+          </w:tcPr>
+          <w:p>
+            <w:pPr>
+              <w:jc w:val="center"/>
+            </w:pPr>
+            <w:r>
+              <w:t>Smart Alerts</w:t>
+            </w:r>
+          </w:p>
+        </w:tc>
+        <w:tc>
+          <w:tcPr>
+            <w:tcW w:w="1576" w:type="dxa"/>
+            <w:shd w:val="clear" w:color="auto" w:fill="E8E8E8" w:themeFill="background2"/>
+          </w:tcPr>
+          <w:p>
+            <w:pPr>
+              <w:jc w:val="center"/>
+            </w:pPr>
+            <w:r>
+              <w:t>Normal</w:t>
+            </w:r>
+          </w:p>
+        </w:tc>
+        <w:tc>
+          <w:tcPr>
+            <w:tcW w:w="2977" w:type="dxa"/>
+            <w:shd w:val="clear" w:color="auto" w:fill="E8E8E8" w:themeFill="background2"/>
+          </w:tcPr>
+          <w:p>
+            <w:pPr>
+              <w:rPr>
+                <w:sz w:val="18"/>
+                <w:szCs w:val="18"/>
+              </w:rPr>
+            </w:pPr>
+            <w:r>
+              <w:rPr>
+                <w:sz w:val="18"/>
+                <w:szCs w:val="18"/>
+              </w:rPr>
+              <w:t>When perishable stock added to the system has an expiry date of greater than 7 days away no smart alert is generated.</w:t>
+            </w:r>
+          </w:p>
+        </w:tc>
+        <w:tc>
+          <w:tcPr>
+            <w:tcW w:w="2963" w:type="dxa"/>
+            <w:shd w:val="clear" w:color="auto" w:fill="E8E8E8" w:themeFill="background2"/>
+          </w:tcPr>
+          <w:p>
+            <w:pPr>
+              <w:rPr>
+                <w:sz w:val="22"/>
+                <w:szCs w:val="22"/>
+              </w:rPr>
+            </w:pPr>
+            <w:r>
+              <w:rPr>
+                <w:sz w:val="22"/>
+                <w:szCs w:val="22"/>
+              </w:rPr>
+              <w:t>The expected result occurred</w:t>
+            </w:r>
+            <w:r>
+              <w:rPr>
+                <w:sz w:val="22"/>
+                <w:szCs w:val="22"/>
+              </w:rPr>
+              <w:t xml:space="preserve"> (PASS)</w:t>
+            </w:r>
+          </w:p>
+        </w:tc>
+      </w:tr>
+      <w:tr>
+        <w:tc>
+          <w:tcPr>
+            <w:tcW w:w="2402" w:type="dxa"/>
+            <w:shd w:val="clear" w:color="auto" w:fill="E8E8E8" w:themeFill="background2"/>
+          </w:tcPr>
+          <w:p>
+            <w:pPr>
+              <w:jc w:val="center"/>
+            </w:pPr>
+            <w:r>
+              <w:t>6</w:t>
+            </w:r>
+          </w:p>
+        </w:tc>
+        <w:tc>
+          <w:tcPr>
+            <w:tcW w:w="2300" w:type="dxa"/>
+            <w:shd w:val="clear" w:color="auto" w:fill="E8E8E8" w:themeFill="background2"/>
+          </w:tcPr>
+          <w:p>
+            <w:pPr>
+              <w:jc w:val="center"/>
+            </w:pPr>
+            <w:r>
+              <w:t>Smart Alert</w:t>
+            </w:r>
+            <w:r>
+              <w:t>s</w:t>
+            </w:r>
+          </w:p>
+        </w:tc>
+        <w:tc>
+          <w:tcPr>
+            <w:tcW w:w="1576" w:type="dxa"/>
+            <w:shd w:val="clear" w:color="auto" w:fill="E8E8E8" w:themeFill="background2"/>
+          </w:tcPr>
+          <w:p>
+            <w:pPr>
+              <w:jc w:val="center"/>
+            </w:pPr>
+            <w:r>
+              <w:t>Normal</w:t>
+            </w:r>
+          </w:p>
+        </w:tc>
+        <w:tc>
+          <w:tcPr>
+            <w:tcW w:w="2977" w:type="dxa"/>
+            <w:shd w:val="clear" w:color="auto" w:fill="E8E8E8" w:themeFill="background2"/>
+          </w:tcPr>
+          <w:p>
+            <w:pPr>
+              <w:rPr>
+                <w:sz w:val="18"/>
+                <w:szCs w:val="18"/>
+              </w:rPr>
+            </w:pPr>
+            <w:r>
+              <w:rPr>
+                <w:sz w:val="18"/>
+                <w:szCs w:val="18"/>
+              </w:rPr>
+              <w:t>When perishable stock added to the system has an expiry date of less than 7 days away a smart alert is generated.</w:t>
+            </w:r>
+          </w:p>
+        </w:tc>
+        <w:tc>
+          <w:tcPr>
+            <w:tcW w:w="2963" w:type="dxa"/>
+            <w:shd w:val="clear" w:color="auto" w:fill="E8E8E8" w:themeFill="background2"/>
+          </w:tcPr>
+          <w:p>
+            <w:pPr>
+              <w:rPr>
+                <w:sz w:val="22"/>
+                <w:szCs w:val="22"/>
+              </w:rPr>
+            </w:pPr>
+            <w:r>
+              <w:rPr>
+                <w:sz w:val="22"/>
+                <w:szCs w:val="22"/>
+              </w:rPr>
+              <w:t>The expected result occurred (PASS)</w:t>
+            </w:r>
+          </w:p>
+        </w:tc>
+      </w:tr>
+      <w:tr>
+        <w:tc>
+          <w:tcPr>
+            <w:tcW w:w="2402" w:type="dxa"/>
+            <w:shd w:val="clear" w:color="auto" w:fill="E8E8E8" w:themeFill="background2"/>
+          </w:tcPr>
+          <w:p>
+            <w:pPr>
+              <w:jc w:val="center"/>
+            </w:pPr>
+            <w:r>
+              <w:t>7</w:t>
+            </w:r>
+          </w:p>
+        </w:tc>
+        <w:tc>
+          <w:tcPr>
+            <w:tcW w:w="2300" w:type="dxa"/>
+            <w:shd w:val="clear" w:color="auto" w:fill="E8E8E8" w:themeFill="background2"/>
+          </w:tcPr>
+          <w:p>
+            <w:pPr>
+              <w:jc w:val="center"/>
+            </w:pPr>
+            <w:r>
+              <w:t>Smart Alert</w:t>
+            </w:r>
+            <w:r>
+              <w:t>s</w:t>
+            </w:r>
+          </w:p>
+        </w:tc>
+        <w:tc>
+          <w:tcPr>
+            <w:tcW w:w="1576" w:type="dxa"/>
+            <w:shd w:val="clear" w:color="auto" w:fill="E8E8E8" w:themeFill="background2"/>
+          </w:tcPr>
+          <w:p>
+            <w:pPr>
+              <w:jc w:val="center"/>
+            </w:pPr>
+            <w:r>
+              <w:t>Normal</w:t>
+            </w:r>
+          </w:p>
+        </w:tc>
+        <w:tc>
+          <w:tcPr>
+            <w:tcW w:w="2977" w:type="dxa"/>
+            <w:shd w:val="clear" w:color="auto" w:fill="E8E8E8" w:themeFill="background2"/>
+          </w:tcPr>
+          <w:p>
+            <w:pPr>
+              <w:rPr>
+                <w:sz w:val="18"/>
+                <w:szCs w:val="18"/>
+              </w:rPr>
+            </w:pPr>
+            <w:r>
+              <w:rPr>
+                <w:sz w:val="18"/>
+                <w:szCs w:val="18"/>
+              </w:rPr>
+              <w:t>When perishable stock added to the system has an expiry date of less than 7 days the smart alert button on the dashboard is changed to reflect the extra smart alert. e.g. Smart Alerts (1) for one smart alert.</w:t>
+            </w:r>
+          </w:p>
+        </w:tc>
+        <w:tc>
+          <w:tcPr>
+            <w:tcW w:w="2963" w:type="dxa"/>
+            <w:shd w:val="clear" w:color="auto" w:fill="E8E8E8" w:themeFill="background2"/>
+          </w:tcPr>
+          <w:p>
+            <w:pPr>
+              <w:rPr>
+                <w:sz w:val="22"/>
+                <w:szCs w:val="22"/>
+              </w:rPr>
+            </w:pPr>
+            <w:r>
+              <w:rPr>
+                <w:sz w:val="22"/>
+                <w:szCs w:val="22"/>
+              </w:rPr>
+              <w:t>The expected result did not occur (FAIL)</w:t>
+            </w:r>
+            <w:r>
+              <w:rPr>
+                <w:sz w:val="22"/>
+                <w:szCs w:val="22"/>
+              </w:rPr>
+              <w:t>. The Smart Alerts button on the dashboard currently only recognises low stock items. This issue has now been corrected by Aaron, and the expected result does now occur (PASS)</w:t>
+            </w:r>
+          </w:p>
+        </w:tc>
+      </w:tr>
+      <w:tr>
+        <w:tc>
+          <w:tcPr>
+            <w:tcW w:w="2402" w:type="dxa"/>
+            <w:shd w:val="clear" w:color="auto" w:fill="E8E8E8" w:themeFill="background2"/>
+          </w:tcPr>
+          <w:p>
+            <w:pPr>
+              <w:jc w:val="center"/>
+            </w:pPr>
+            <w:r>
+              <w:t>8</w:t>
+            </w:r>
+          </w:p>
+        </w:tc>
+        <w:tc>
+          <w:tcPr>
+            <w:tcW w:w="2300" w:type="dxa"/>
+            <w:shd w:val="clear" w:color="auto" w:fill="E8E8E8" w:themeFill="background2"/>
+          </w:tcPr>
+          <w:p>
+            <w:pPr>
+              <w:jc w:val="center"/>
+            </w:pPr>
+            <w:r>
+              <w:t>Smart Alerts</w:t>
+            </w:r>
+          </w:p>
+        </w:tc>
+        <w:tc>
+          <w:tcPr>
+            <w:tcW w:w="1576" w:type="dxa"/>
+            <w:shd w:val="clear" w:color="auto" w:fill="E8E8E8" w:themeFill="background2"/>
+          </w:tcPr>
+          <w:p>
+            <w:pPr>
+              <w:jc w:val="center"/>
+            </w:pPr>
+            <w:r>
+              <w:t>Normal</w:t>
+            </w:r>
+          </w:p>
+        </w:tc>
+        <w:tc>
+          <w:tcPr>
+            <w:tcW w:w="2977" w:type="dxa"/>
+            <w:shd w:val="clear" w:color="auto" w:fill="E8E8E8" w:themeFill="background2"/>
+          </w:tcPr>
+          <w:p>
+            <w:pPr>
+              <w:rPr>
+                <w:sz w:val="18"/>
+                <w:szCs w:val="18"/>
+              </w:rPr>
+            </w:pPr>
+            <w:r>
+              <w:rPr>
+                <w:sz w:val="18"/>
+                <w:szCs w:val="18"/>
+              </w:rPr>
+              <w:t>On start-up of the system when there is perishable withs an expiry date of less than 7 an alert will automatically generate.</w:t>
+            </w:r>
+          </w:p>
+        </w:tc>
+        <w:tc>
+          <w:tcPr>
+            <w:tcW w:w="2963" w:type="dxa"/>
+            <w:shd w:val="clear" w:color="auto" w:fill="E8E8E8" w:themeFill="background2"/>
+          </w:tcPr>
+          <w:p>
+            <w:pPr>
+              <w:rPr>
+                <w:sz w:val="22"/>
+                <w:szCs w:val="22"/>
+              </w:rPr>
+            </w:pPr>
+            <w:r>
+              <w:rPr>
+                <w:sz w:val="22"/>
+                <w:szCs w:val="22"/>
+              </w:rPr>
+              <w:t>The expected result occurred (PASS)</w:t>
+            </w:r>
+          </w:p>
+        </w:tc>
+      </w:tr>
+      <w:tr>
+        <w:tc>
+          <w:tcPr>
+            <w:tcW w:w="2402" w:type="dxa"/>
+            <w:shd w:val="clear" w:color="auto" w:fill="E8E8E8" w:themeFill="background2"/>
+          </w:tcPr>
+          <w:p>
+            <w:pPr>
+              <w:jc w:val="center"/>
+            </w:pPr>
+            <w:r>
+              <w:t>9</w:t>
+            </w:r>
+          </w:p>
+        </w:tc>
+        <w:tc>
+          <w:tcPr>
+            <w:tcW w:w="2300" w:type="dxa"/>
+            <w:shd w:val="clear" w:color="auto" w:fill="E8E8E8" w:themeFill="background2"/>
+          </w:tcPr>
+          <w:p>
+            <w:pPr>
+              <w:jc w:val="center"/>
+            </w:pPr>
+            <w:r>
+              <w:t>Smart Alerts</w:t>
+            </w:r>
+          </w:p>
+        </w:tc>
+        <w:tc>
+          <w:tcPr>
+            <w:tcW w:w="1576" w:type="dxa"/>
+            <w:shd w:val="clear" w:color="auto" w:fill="E8E8E8" w:themeFill="background2"/>
+          </w:tcPr>
+          <w:p>
+            <w:pPr>
+              <w:jc w:val="center"/>
+            </w:pPr>
+            <w:r>
+              <w:t>Extreme</w:t>
+            </w:r>
+          </w:p>
+        </w:tc>
+        <w:tc>
+          <w:tcPr>
+            <w:tcW w:w="2977" w:type="dxa"/>
+            <w:shd w:val="clear" w:color="auto" w:fill="E8E8E8" w:themeFill="background2"/>
+          </w:tcPr>
+          <w:p>
+            <w:pPr>
+              <w:rPr>
+                <w:sz w:val="18"/>
+                <w:szCs w:val="18"/>
+              </w:rPr>
+            </w:pPr>
+            <w:r>
+              <w:rPr>
+                <w:sz w:val="18"/>
+                <w:szCs w:val="18"/>
+              </w:rPr>
+              <w:t>When a perishable item’s expiry date is exactly 7 days away there shouldn’t be a smart alert as it must be less than 7.</w:t>
+            </w:r>
+          </w:p>
+        </w:tc>
+        <w:tc>
+          <w:tcPr>
+            <w:tcW w:w="2963" w:type="dxa"/>
+            <w:shd w:val="clear" w:color="auto" w:fill="E8E8E8" w:themeFill="background2"/>
+          </w:tcPr>
+          <w:p>
+            <w:pPr>
+              <w:rPr>
+                <w:sz w:val="22"/>
+                <w:szCs w:val="22"/>
+              </w:rPr>
+            </w:pPr>
+            <w:r>
+              <w:rPr>
+                <w:sz w:val="22"/>
+                <w:szCs w:val="22"/>
+              </w:rPr>
+              <w:t>The expected result occurred (PASS)</w:t>
             </w:r>
           </w:p>
         </w:tc>
@@ -9523,7 +10632,42 @@
           <w:rFonts w:ascii="Georgia" w:hAnsi="Georgia"/>
           <w:color w:val="000000" w:themeColor="text1"/>
         </w:rPr>
-        <w:t>Tested by Daniel Caveney</w:t>
+        <w:t>Test</w:t>
+      </w:r>
+      <w:r>
+        <w:rPr>
+          <w:rFonts w:ascii="Georgia" w:hAnsi="Georgia"/>
+          <w:color w:val="000000" w:themeColor="text1"/>
+        </w:rPr>
+        <w:t>s</w:t>
+      </w:r>
+      <w:r>
+        <w:rPr>
+          <w:rFonts w:ascii="Georgia" w:hAnsi="Georgia"/>
+          <w:color w:val="000000" w:themeColor="text1"/>
+        </w:rPr>
+        <w:t xml:space="preserve"> 1-4 t</w:t>
+      </w:r>
+      <w:r>
+        <w:rPr>
+          <w:rFonts w:ascii="Georgia" w:hAnsi="Georgia"/>
+          <w:color w:val="000000" w:themeColor="text1"/>
+        </w:rPr>
+        <w:t>ested by Daniel Caveney</w:t>
+      </w:r>
+      <w:r>
+        <w:rPr>
+          <w:rFonts w:ascii="Georgia" w:hAnsi="Georgia"/>
+          <w:color w:val="000000" w:themeColor="text1"/>
+        </w:rPr>
+        <w:t>, Test</w:t>
+      </w:r>
+      <w:r>
+        <w:rPr>
+          <w:rFonts w:ascii="Georgia" w:hAnsi="Georgia"/>
+          <w:color w:val="000000" w:themeColor="text1"/>
+        </w:rPr>
+        <w:t>s 5-9 tested by Aaron Rielly</w:t>
       </w:r>
     </w:p>
     <w:p>
@@ -9532,9 +10676,14 @@
       </w:pPr>
       <w:bookmarkStart w:id="26" w:name="_Toc227960561"/>
       <w:r>
-        <w:t>Task 5: Value Calculations for the SmartStock</w:t>
+        <w:t xml:space="preserve">Task 5: Value Calculations for the </w:t>
+      </w:r>
+      <w:proofErr w:type="spellStart"/>
+      <w:r>
+        <w:t>SmartStock</w:t>
       </w:r>
       <w:bookmarkEnd w:id="26"/>
+      <w:proofErr w:type="spellEnd"/>
     </w:p>
     <w:tbl>
       <w:tblPr>
@@ -10020,9 +11169,14 @@
         <w:t xml:space="preserve">Task 6: </w:t>
       </w:r>
       <w:r>
-        <w:t>Transaction history for the SmartStock</w:t>
+        <w:t xml:space="preserve">Transaction history for the </w:t>
+      </w:r>
+      <w:proofErr w:type="spellStart"/>
+      <w:r>
+        <w:t>SmartStock</w:t>
       </w:r>
       <w:bookmarkEnd w:id="27"/>
+      <w:proofErr w:type="spellEnd"/>
     </w:p>
     <w:tbl>
       <w:tblPr>
@@ -10170,7 +11324,23 @@
                 <w:sz w:val="18"/>
                 <w:szCs w:val="18"/>
               </w:rPr>
-              <w:t>When the inventory has items inputted into it, a window will open showing all of the adds, edits and removals made by the user.</w:t>
+              <w:t xml:space="preserve">When the inventory has items inputted into it, a window will open showing </w:t>
+            </w:r>
+            <w:proofErr w:type="gramStart"/>
+            <w:r>
+              <w:rPr>
+                <w:sz w:val="18"/>
+                <w:szCs w:val="18"/>
+              </w:rPr>
+              <w:t>all of</w:t>
+            </w:r>
+            <w:proofErr w:type="gramEnd"/>
+            <w:r>
+              <w:rPr>
+                <w:sz w:val="18"/>
+                <w:szCs w:val="18"/>
+              </w:rPr>
+              <w:t xml:space="preserve"> the adds, edits and removals made by the user.</w:t>
             </w:r>
           </w:p>
         </w:tc>
@@ -10370,7 +11540,23 @@
                 <w:sz w:val="18"/>
                 <w:szCs w:val="18"/>
               </w:rPr>
-              <w:t>When the program is first ran, clicking on the transaction history will display all the past transaction even when the program has been terminated.</w:t>
+              <w:t xml:space="preserve">When the program is first </w:t>
+            </w:r>
+            <w:proofErr w:type="gramStart"/>
+            <w:r>
+              <w:rPr>
+                <w:sz w:val="18"/>
+                <w:szCs w:val="18"/>
+              </w:rPr>
+              <w:t>ran</w:t>
+            </w:r>
+            <w:proofErr w:type="gramEnd"/>
+            <w:r>
+              <w:rPr>
+                <w:sz w:val="18"/>
+                <w:szCs w:val="18"/>
+              </w:rPr>
+              <w:t>, clicking on the transaction history will display all the past transaction even when the program has been terminated.</w:t>
             </w:r>
           </w:p>
         </w:tc>
@@ -10426,11 +11612,18 @@
       </w:pPr>
       <w:bookmarkStart w:id="28" w:name="_Toc227960563"/>
       <w:r>
-        <w:lastRenderedPageBreak/>
         <w:t xml:space="preserve">Task 7: </w:t>
       </w:r>
       <w:r>
-        <w:t>Save SmartStock data</w:t>
+        <w:t xml:space="preserve">Save </w:t>
+      </w:r>
+      <w:proofErr w:type="spellStart"/>
+      <w:r>
+        <w:t>SmartStock</w:t>
+      </w:r>
+      <w:proofErr w:type="spellEnd"/>
+      <w:r>
+        <w:t xml:space="preserve"> data</w:t>
       </w:r>
       <w:bookmarkEnd w:id="28"/>
     </w:p>
@@ -11015,9 +12208,14 @@
       </w:pPr>
       <w:bookmarkStart w:id="29" w:name="_Toc227960564"/>
       <w:r>
-        <w:t>Task 8: Dashboard View for SmartStock</w:t>
+        <w:t xml:space="preserve">Task 8: Dashboard View for </w:t>
+      </w:r>
+      <w:proofErr w:type="spellStart"/>
+      <w:r>
+        <w:t>SmartStock</w:t>
       </w:r>
       <w:bookmarkEnd w:id="29"/>
+      <w:proofErr w:type="spellEnd"/>
     </w:p>
     <w:tbl>
       <w:tblPr>
@@ -11589,7 +12787,6 @@
       </w:pPr>
       <w:bookmarkStart w:id="30" w:name="_Toc227960565"/>
       <w:r>
-        <w:lastRenderedPageBreak/>
         <w:t>Breakdown of contributions</w:t>
       </w:r>
       <w:bookmarkEnd w:id="30"/>
@@ -11995,7 +13192,21 @@
               <w:rPr>
                 <w:szCs w:val="24"/>
               </w:rPr>
-              <w:t>the imports of Tkinter, the super class Product and the subclasses</w:t>
+              <w:t xml:space="preserve">the imports of </w:t>
+            </w:r>
+            <w:proofErr w:type="spellStart"/>
+            <w:r>
+              <w:rPr>
+                <w:szCs w:val="24"/>
+              </w:rPr>
+              <w:t>Tkinter</w:t>
+            </w:r>
+            <w:proofErr w:type="spellEnd"/>
+            <w:r>
+              <w:rPr>
+                <w:szCs w:val="24"/>
+              </w:rPr>
+              <w:t>, the super class Product and the subclasses</w:t>
             </w:r>
             <w:r>
               <w:rPr>
@@ -12007,7 +13218,35 @@
               <w:rPr>
                 <w:szCs w:val="24"/>
               </w:rPr>
-              <w:t xml:space="preserve">, involving the root and the tk.buttons and tk.listboxs so that </w:t>
+              <w:t xml:space="preserve">, involving the root and the </w:t>
+            </w:r>
+            <w:proofErr w:type="spellStart"/>
+            <w:r>
+              <w:rPr>
+                <w:szCs w:val="24"/>
+              </w:rPr>
+              <w:t>tk.buttons</w:t>
+            </w:r>
+            <w:proofErr w:type="spellEnd"/>
+            <w:r>
+              <w:rPr>
+                <w:szCs w:val="24"/>
+              </w:rPr>
+              <w:t xml:space="preserve"> and </w:t>
+            </w:r>
+            <w:proofErr w:type="spellStart"/>
+            <w:r>
+              <w:rPr>
+                <w:szCs w:val="24"/>
+              </w:rPr>
+              <w:t>tk.listboxs</w:t>
+            </w:r>
+            <w:proofErr w:type="spellEnd"/>
+            <w:r>
+              <w:rPr>
+                <w:szCs w:val="24"/>
+              </w:rPr>
+              <w:t xml:space="preserve"> so that </w:t>
             </w:r>
             <w:r>
               <w:rPr>
@@ -12241,8 +13480,16 @@
               <w:rPr>
                 <w:szCs w:val="24"/>
               </w:rPr>
-              <w:t>Esa Burtwistle</w:t>
-            </w:r>
+              <w:t xml:space="preserve">Esa </w:t>
+            </w:r>
+            <w:proofErr w:type="spellStart"/>
+            <w:r>
+              <w:rPr>
+                <w:szCs w:val="24"/>
+              </w:rPr>
+              <w:t>Burtwistle</w:t>
+            </w:r>
+            <w:proofErr w:type="spellEnd"/>
           </w:p>
         </w:tc>
         <w:tc>
@@ -12267,7 +13514,21 @@
               <w:rPr>
                 <w:szCs w:val="24"/>
               </w:rPr>
-              <w:t>) to be recorded and displayed to the user. This was completed using file handling to log actions with timestamps, ensuring the ability to keep track of inventory changes. The feature was extended to support object oriented data structures, logging additional attributes specific to subclasses such as expiry date and storage temperature for perishable items, warranty period and power usage for electronic items.</w:t>
+              <w:t xml:space="preserve">) to be recorded and displayed to the user. This was completed using file handling to log actions with timestamps, ensuring the ability to keep track of inventory changes. The feature was extended to support </w:t>
+            </w:r>
+            <w:proofErr w:type="gramStart"/>
+            <w:r>
+              <w:rPr>
+                <w:szCs w:val="24"/>
+              </w:rPr>
+              <w:t>object oriented</w:t>
+            </w:r>
+            <w:proofErr w:type="gramEnd"/>
+            <w:r>
+              <w:rPr>
+                <w:szCs w:val="24"/>
+              </w:rPr>
+              <w:t xml:space="preserve"> data structures, logging additional attributes specific to subclasses such as expiry date and storage temperature for perishable items, warranty period and power usage for electronic items.</w:t>
             </w:r>
             <w:r>
               <w:rPr>
@@ -12281,8 +13542,18 @@
                 <w:iCs/>
                 <w:szCs w:val="24"/>
               </w:rPr>
-              <w:t>Written by Esa Burtwistle</w:t>
-            </w:r>
+              <w:t xml:space="preserve">Written by Esa </w:t>
+            </w:r>
+            <w:proofErr w:type="spellStart"/>
+            <w:r>
+              <w:rPr>
+                <w:i/>
+                <w:iCs/>
+                <w:szCs w:val="24"/>
+              </w:rPr>
+              <w:t>Burtwistle</w:t>
+            </w:r>
+            <w:proofErr w:type="spellEnd"/>
           </w:p>
         </w:tc>
       </w:tr>
@@ -12331,8 +13602,16 @@
               <w:rPr>
                 <w:szCs w:val="24"/>
               </w:rPr>
-              <w:t>Esa Burtwistle</w:t>
-            </w:r>
+              <w:t xml:space="preserve">Esa </w:t>
+            </w:r>
+            <w:proofErr w:type="spellStart"/>
+            <w:r>
+              <w:rPr>
+                <w:szCs w:val="24"/>
+              </w:rPr>
+              <w:t>Burtwistle</w:t>
+            </w:r>
+            <w:proofErr w:type="spellEnd"/>
           </w:p>
         </w:tc>
         <w:tc>
@@ -12351,7 +13630,35 @@
               <w:rPr>
                 <w:szCs w:val="24"/>
               </w:rPr>
-              <w:t>Esa carried out the Value Calculation feature This calculates the total inventory value by going through all of the stock and adding their price, multiplied by the quantity. Error handling was included to conclude robustness. Additionally, Esa updated the validation logic in the ‘Add Stock’ feature to correctly distinguish between perishable and electronic products, ensuring expiry dates are validated as dates, while warranty values are handled as numeric input; this improved accuracy and usability.</w:t>
+              <w:t xml:space="preserve">Esa carried out the Value Calculation feature This calculates the total inventory value by going through </w:t>
+            </w:r>
+            <w:proofErr w:type="gramStart"/>
+            <w:r>
+              <w:rPr>
+                <w:szCs w:val="24"/>
+              </w:rPr>
+              <w:t>all of</w:t>
+            </w:r>
+            <w:proofErr w:type="gramEnd"/>
+            <w:r>
+              <w:rPr>
+                <w:szCs w:val="24"/>
+              </w:rPr>
+              <w:t xml:space="preserve"> the stock and adding their price, multiplied by the quantity. Error handling was included to conclude robustness. Additionally, Esa updated the validation logic in the ‘Add Stock’ feature to correctly distinguish between perishable and electronic products, ensuring expiry dates are validated as dates, while warranty values are handled as numeric </w:t>
+            </w:r>
+            <w:proofErr w:type="gramStart"/>
+            <w:r>
+              <w:rPr>
+                <w:szCs w:val="24"/>
+              </w:rPr>
+              <w:t>input;</w:t>
+            </w:r>
+            <w:proofErr w:type="gramEnd"/>
+            <w:r>
+              <w:rPr>
+                <w:szCs w:val="24"/>
+              </w:rPr>
+              <w:t xml:space="preserve"> this improved accuracy and usability.</w:t>
             </w:r>
             <w:r>
               <w:rPr>
@@ -12365,8 +13672,18 @@
                 <w:iCs/>
                 <w:szCs w:val="24"/>
               </w:rPr>
-              <w:t>Written by Esa Burtwistle</w:t>
-            </w:r>
+              <w:t xml:space="preserve">Written by Esa </w:t>
+            </w:r>
+            <w:proofErr w:type="spellStart"/>
+            <w:r>
+              <w:rPr>
+                <w:i/>
+                <w:iCs/>
+                <w:szCs w:val="24"/>
+              </w:rPr>
+              <w:t>Burtwistle</w:t>
+            </w:r>
+            <w:proofErr w:type="spellEnd"/>
           </w:p>
         </w:tc>
       </w:tr>
@@ -12393,6 +13710,12 @@
               </w:rPr>
               <w:t>4</w:t>
             </w:r>
+            <w:r>
+              <w:rPr>
+                <w:szCs w:val="24"/>
+              </w:rPr>
+              <w:t xml:space="preserve"> (Dashboard View)</w:t>
+            </w:r>
           </w:p>
         </w:tc>
         <w:tc>
@@ -12405,6 +13728,12 @@
                 <w:szCs w:val="24"/>
               </w:rPr>
             </w:pPr>
+            <w:r>
+              <w:rPr>
+                <w:szCs w:val="24"/>
+              </w:rPr>
+              <w:t>Aaron Rielly</w:t>
+            </w:r>
           </w:p>
         </w:tc>
         <w:tc>
@@ -12414,9 +13743,55 @@
           <w:p>
             <w:pPr>
               <w:rPr>
-                <w:szCs w:val="24"/>
-              </w:rPr>
-            </w:pPr>
+                <w:i/>
+                <w:iCs/>
+                <w:szCs w:val="24"/>
+              </w:rPr>
+            </w:pPr>
+            <w:r>
+              <w:rPr>
+                <w:szCs w:val="24"/>
+              </w:rPr>
+              <w:t xml:space="preserve">Aaron coded the ‘Dashboard View’ feature which allows the user to ‘summarise the health of the inventory (Total items, Low Stock Alerts, Total Value) in a single glance’ – </w:t>
+            </w:r>
+            <w:r>
+              <w:rPr>
+                <w:i/>
+                <w:iCs/>
+                <w:szCs w:val="24"/>
+              </w:rPr>
+              <w:t>Coursework 2 Group Project Guide pg</w:t>
+            </w:r>
+            <w:r>
+              <w:rPr>
+                <w:i/>
+                <w:iCs/>
+                <w:szCs w:val="24"/>
+              </w:rPr>
+              <w:t>.</w:t>
+            </w:r>
+            <w:r>
+              <w:rPr>
+                <w:i/>
+                <w:iCs/>
+                <w:szCs w:val="24"/>
+              </w:rPr>
+              <w:t xml:space="preserve"> 5. </w:t>
+            </w:r>
+            <w:r>
+              <w:rPr>
+                <w:szCs w:val="24"/>
+              </w:rPr>
+              <w:t xml:space="preserve">This feature calculates key information such as the total stock that the system has recorded, total quantity of items, overall inventory value, and the number of low stock items and displays them in the easy-to-read format. This feature also includes an easy-to-read stock indicator that informs the user on the current stock levels. Red text will be displayed informing the user of low stock if it occurs and a green stock level ok message will be displayed if the stock level is above the low stock requirement. Error handling was also including in this feature to ensure the system does not crash if data is missing or invalid. </w:t>
+            </w:r>
+            <w:r>
+              <w:rPr>
+                <w:i/>
+                <w:iCs/>
+                <w:szCs w:val="24"/>
+              </w:rPr>
+              <w:t>Written by Aaron Rielly</w:t>
+            </w:r>
           </w:p>
         </w:tc>
       </w:tr>
@@ -12443,6 +13818,12 @@
               </w:rPr>
               <w:t>5</w:t>
             </w:r>
+            <w:r>
+              <w:rPr>
+                <w:szCs w:val="24"/>
+              </w:rPr>
+              <w:t xml:space="preserve"> (Smart Alerts)</w:t>
+            </w:r>
           </w:p>
         </w:tc>
         <w:tc>
@@ -12455,6 +13836,12 @@
                 <w:szCs w:val="24"/>
               </w:rPr>
             </w:pPr>
+            <w:r>
+              <w:rPr>
+                <w:szCs w:val="24"/>
+              </w:rPr>
+              <w:t>Aaron Rielly &amp; Lewis Jones</w:t>
+            </w:r>
           </w:p>
         </w:tc>
         <w:tc>
@@ -12467,6 +13854,20 @@
                 <w:szCs w:val="24"/>
               </w:rPr>
             </w:pPr>
+            <w:r>
+              <w:rPr>
+                <w:szCs w:val="24"/>
+              </w:rPr>
+              <w:t xml:space="preserve">Aaron extended the Smart Alert by introducing expiry date detection which enabled the system to detect all the expired items in the next 7 days. Time was used to perform expiry checks on the existing items and ensure that the alerts were triggered whenever the application starts up or the Smart Alert button is pressed. Aaron also improved the dashboard algorithm to show expiry alert together with the low stock alert. Smart Alerts were initially introduced by Lewis for the purpose of showing low stock alert. It was then upgraded to show expiry information as well to make the application more functional. Proper error-handling mechanisms were implemented to prevent the program from crashing in case of wrong date formats or missing date information. </w:t>
+            </w:r>
+            <w:r>
+              <w:rPr>
+                <w:i/>
+                <w:iCs/>
+                <w:szCs w:val="24"/>
+              </w:rPr>
+              <w:t>Written by Aaron Rielly</w:t>
+            </w:r>
           </w:p>
         </w:tc>
       </w:tr>
@@ -12535,7 +13936,6 @@
               <w:rPr>
                 <w:szCs w:val="24"/>
               </w:rPr>
-              <w:lastRenderedPageBreak/>
               <w:t>Testing and QA</w:t>
             </w:r>
             <w:r>
@@ -12560,7 +13960,25 @@
               <w:rPr>
                 <w:szCs w:val="24"/>
               </w:rPr>
-              <w:t>Daniel Caveney and Ben McManus</w:t>
+              <w:t>Daniel Caveney</w:t>
+            </w:r>
+            <w:r>
+              <w:rPr>
+                <w:szCs w:val="24"/>
+              </w:rPr>
+              <w:t xml:space="preserve">, </w:t>
+            </w:r>
+            <w:r>
+              <w:rPr>
+                <w:szCs w:val="24"/>
+              </w:rPr>
+              <w:t>Ben McManus</w:t>
+            </w:r>
+            <w:r>
+              <w:rPr>
+                <w:szCs w:val="24"/>
+              </w:rPr>
+              <w:t xml:space="preserve"> &amp; Aaron Rielly</w:t>
             </w:r>
           </w:p>
         </w:tc>
@@ -12584,7 +14002,21 @@
               <w:rPr>
                 <w:szCs w:val="24"/>
               </w:rPr>
-              <w:t>would test each aspect of the program and would test areas that were updated as a result of merges</w:t>
+              <w:t xml:space="preserve">would test each aspect of the program and would test areas that were updated </w:t>
+            </w:r>
+            <w:proofErr w:type="gramStart"/>
+            <w:r>
+              <w:rPr>
+                <w:szCs w:val="24"/>
+              </w:rPr>
+              <w:t>as a result of</w:t>
+            </w:r>
+            <w:proofErr w:type="gramEnd"/>
+            <w:r>
+              <w:rPr>
+                <w:szCs w:val="24"/>
+              </w:rPr>
+              <w:t xml:space="preserve"> merges</w:t>
             </w:r>
             <w:r>
               <w:rPr>
@@ -12641,7 +14073,6 @@
       </w:pPr>
       <w:bookmarkStart w:id="31" w:name="_Toc227960566"/>
       <w:r>
-        <w:lastRenderedPageBreak/>
         <w:t>Reflection</w:t>
       </w:r>
       <w:bookmarkEnd w:id="31"/>
@@ -12686,7 +14117,6 @@
       </w:pPr>
       <w:bookmarkStart w:id="32" w:name="_Toc227960567"/>
       <w:r>
-        <w:lastRenderedPageBreak/>
         <w:t>Conclusion</w:t>
       </w:r>
       <w:bookmarkEnd w:id="32"/>

--- a/CIS1703 Coursework 2 Report.docx
+++ b/CIS1703 Coursework 2 Report.docx
@@ -13989,55 +13989,391 @@
           <w:p>
             <w:pPr>
               <w:rPr>
-                <w:szCs w:val="24"/>
-              </w:rPr>
-            </w:pPr>
-            <w:r>
-              <w:rPr>
-                <w:szCs w:val="24"/>
-              </w:rPr>
-              <w:t xml:space="preserve">For the process of testing the program to ensure functionality and no errors, Dan </w:t>
-            </w:r>
-            <w:r>
-              <w:rPr>
-                <w:szCs w:val="24"/>
-              </w:rPr>
-              <w:t xml:space="preserve">would test each aspect of the program and would test areas that were updated </w:t>
-            </w:r>
-            <w:proofErr w:type="gramStart"/>
-            <w:r>
-              <w:rPr>
-                <w:szCs w:val="24"/>
-              </w:rPr>
-              <w:t>as a result of</w:t>
-            </w:r>
-            <w:proofErr w:type="gramEnd"/>
-            <w:r>
-              <w:rPr>
-                <w:szCs w:val="24"/>
-              </w:rPr>
-              <w:t xml:space="preserve"> merges</w:t>
-            </w:r>
-            <w:r>
-              <w:rPr>
-                <w:szCs w:val="24"/>
-              </w:rPr>
-              <w:t>, which resulted in a few faults being found that were quickly patched up. For merges and other QA work, both Dan and Ben would do this, communicating with each other to ensure that the merges didn’t result in lost code and</w:t>
-            </w:r>
-            <w:r>
-              <w:rPr>
-                <w:szCs w:val="24"/>
-              </w:rPr>
-              <w:t xml:space="preserve"> it replacing already working pieces of the program. </w:t>
-            </w:r>
-            <w:r>
-              <w:rPr>
                 <w:i/>
                 <w:iCs/>
                 <w:szCs w:val="24"/>
               </w:rPr>
+            </w:pPr>
+            <w:r>
+              <w:rPr>
+                <w:szCs w:val="24"/>
+              </w:rPr>
+              <w:t xml:space="preserve">For the process of testing the program to ensure functionality and no errors, Dan </w:t>
+            </w:r>
+            <w:r>
+              <w:rPr>
+                <w:szCs w:val="24"/>
+              </w:rPr>
+              <w:t>would test each aspect of the program and would test areas that were updated as a result of merges</w:t>
+            </w:r>
+            <w:r>
+              <w:rPr>
+                <w:szCs w:val="24"/>
+              </w:rPr>
+              <w:t>, which resulted in a few faults being found that were quickly patched up. For merges and other QA work, both Dan and Ben would do this, communicating with each other to ensure that the merges didn’t result in lost code and</w:t>
+            </w:r>
+            <w:r>
+              <w:rPr>
+                <w:szCs w:val="24"/>
+              </w:rPr>
+              <w:t xml:space="preserve"> it replacing already working pieces of the program. </w:t>
+            </w:r>
+            <w:r>
+              <w:rPr>
+                <w:i/>
+                <w:iCs/>
+                <w:szCs w:val="24"/>
+              </w:rPr>
               <w:t>Written by Daniel Caveney</w:t>
             </w:r>
+          </w:p>
+        </w:tc>
+      </w:tr>
+      <w:tr>
+        <w:tc>
+          <w:tcPr>
+            <w:tcW w:w="1985" w:type="dxa"/>
+          </w:tcPr>
+          <w:p>
+            <w:pPr>
+              <w:rPr>
+                <w:szCs w:val="24"/>
+              </w:rPr>
+            </w:pPr>
+            <w:r>
+              <w:rPr>
+                <w:szCs w:val="24"/>
+              </w:rPr>
+              <w:t>README file</w:t>
+            </w:r>
+          </w:p>
+        </w:tc>
+        <w:tc>
+          <w:tcPr>
+            <w:tcW w:w="1843" w:type="dxa"/>
+          </w:tcPr>
+          <w:p>
+            <w:pPr>
+              <w:rPr>
+                <w:szCs w:val="24"/>
+              </w:rPr>
+            </w:pPr>
+            <w:r>
+              <w:rPr>
+                <w:szCs w:val="24"/>
+              </w:rPr>
+              <w:t>Aaron Rielly</w:t>
+            </w:r>
+          </w:p>
+        </w:tc>
+        <w:tc>
+          <w:tcPr>
+            <w:tcW w:w="7088" w:type="dxa"/>
+          </w:tcPr>
+          <w:p>
+            <w:pPr>
+              <w:rPr>
+                <w:i/>
+                <w:iCs/>
+                <w:szCs w:val="24"/>
+              </w:rPr>
+            </w:pPr>
+            <w:r>
+              <w:rPr>
+                <w:szCs w:val="24"/>
+              </w:rPr>
+              <w:t xml:space="preserve">Aaron created the README document for the </w:t>
+            </w:r>
+            <w:r>
+              <w:rPr>
+                <w:szCs w:val="24"/>
+              </w:rPr>
+              <w:t>program</w:t>
+            </w:r>
+            <w:r>
+              <w:rPr>
+                <w:szCs w:val="24"/>
+              </w:rPr>
+              <w:t xml:space="preserve">, providing </w:t>
+            </w:r>
+            <w:r>
+              <w:rPr>
+                <w:szCs w:val="24"/>
+              </w:rPr>
+              <w:t xml:space="preserve">the user with clear instructions on how to </w:t>
+            </w:r>
+            <w:r>
+              <w:rPr>
+                <w:szCs w:val="24"/>
+              </w:rPr>
+              <w:t xml:space="preserve">download, setup and run the </w:t>
+            </w:r>
+            <w:r>
+              <w:rPr>
+                <w:szCs w:val="24"/>
+              </w:rPr>
+              <w:t>program from GitHub</w:t>
+            </w:r>
+            <w:r>
+              <w:rPr>
+                <w:szCs w:val="24"/>
+              </w:rPr>
+              <w:t xml:space="preserve">. This also included </w:t>
+            </w:r>
+            <w:r>
+              <w:rPr>
+                <w:szCs w:val="24"/>
+              </w:rPr>
+              <w:t>an overview for the user</w:t>
+            </w:r>
+            <w:r>
+              <w:rPr>
+                <w:szCs w:val="24"/>
+              </w:rPr>
+              <w:t>, how to use the application</w:t>
+            </w:r>
+            <w:r>
+              <w:rPr>
+                <w:szCs w:val="24"/>
+              </w:rPr>
+              <w:t xml:space="preserve"> as well as listing all of the code contributors.</w:t>
+            </w:r>
+            <w:r>
+              <w:rPr>
+                <w:szCs w:val="24"/>
+              </w:rPr>
+              <w:t xml:space="preserve"> The README ensures that anyone accessing the </w:t>
+            </w:r>
+            <w:r>
+              <w:rPr>
+                <w:szCs w:val="24"/>
+              </w:rPr>
+              <w:t>program</w:t>
+            </w:r>
+            <w:r>
+              <w:rPr>
+                <w:szCs w:val="24"/>
+              </w:rPr>
+              <w:t xml:space="preserve"> can understand </w:t>
+            </w:r>
+            <w:r>
+              <w:rPr>
+                <w:szCs w:val="24"/>
+              </w:rPr>
+              <w:t>how to use it without needing to read through the code</w:t>
+            </w:r>
+            <w:r>
+              <w:rPr>
+                <w:szCs w:val="24"/>
+              </w:rPr>
+              <w:t xml:space="preserve">, improving both the usability and accessibility of the </w:t>
+            </w:r>
+            <w:r>
+              <w:rPr>
+                <w:szCs w:val="24"/>
+              </w:rPr>
+              <w:t xml:space="preserve">program. </w:t>
+            </w:r>
+            <w:r>
+              <w:rPr>
+                <w:i/>
+                <w:iCs/>
+                <w:szCs w:val="24"/>
+              </w:rPr>
+              <w:t xml:space="preserve">Written by </w:t>
+            </w:r>
+            <w:r>
+              <w:rPr>
+                <w:i/>
+                <w:iCs/>
+                <w:szCs w:val="24"/>
+              </w:rPr>
+              <w:t>A</w:t>
+            </w:r>
+            <w:r>
+              <w:rPr>
+                <w:i/>
+                <w:iCs/>
+                <w:szCs w:val="24"/>
+              </w:rPr>
+              <w:t>aron Rielly</w:t>
+            </w:r>
+          </w:p>
+        </w:tc>
+      </w:tr>
+      <w:tr>
+        <w:tc>
+          <w:tcPr>
+            <w:tcW w:w="1985" w:type="dxa"/>
+          </w:tcPr>
+          <w:p>
+            <w:pPr>
+              <w:rPr>
+                <w:szCs w:val="24"/>
+              </w:rPr>
+            </w:pPr>
+            <w:r>
+              <w:rPr>
+                <w:szCs w:val="24"/>
+              </w:rPr>
+              <w:t>Presentation</w:t>
+            </w:r>
+          </w:p>
+        </w:tc>
+        <w:tc>
+          <w:tcPr>
+            <w:tcW w:w="1843" w:type="dxa"/>
+          </w:tcPr>
+          <w:p>
+            <w:pPr>
+              <w:rPr>
+                <w:szCs w:val="24"/>
+              </w:rPr>
+            </w:pPr>
+            <w:r>
+              <w:rPr>
+                <w:szCs w:val="24"/>
+              </w:rPr>
+              <w:t xml:space="preserve">Aaron Rielly, Ben McManus, Daniel Caveney, </w:t>
+            </w:r>
+            <w:r>
+              <w:rPr>
+                <w:szCs w:val="24"/>
+              </w:rPr>
+              <w:t xml:space="preserve">Esa </w:t>
+            </w:r>
+            <w:proofErr w:type="spellStart"/>
+            <w:r>
+              <w:rPr>
+                <w:szCs w:val="24"/>
+              </w:rPr>
+              <w:t>B</w:t>
+            </w:r>
+            <w:r>
+              <w:rPr>
+                <w:szCs w:val="24"/>
+              </w:rPr>
+              <w:t>urtwis</w:t>
+            </w:r>
+            <w:r>
+              <w:rPr>
+                <w:szCs w:val="24"/>
+              </w:rPr>
+              <w:t>tle</w:t>
+            </w:r>
+            <w:proofErr w:type="spellEnd"/>
+            <w:r>
+              <w:rPr>
+                <w:szCs w:val="24"/>
+              </w:rPr>
+              <w:t xml:space="preserve"> &amp; </w:t>
+            </w:r>
+            <w:r>
+              <w:rPr>
+                <w:szCs w:val="24"/>
+              </w:rPr>
+              <w:t>Lewis Jones</w:t>
+            </w:r>
+          </w:p>
+        </w:tc>
+        <w:tc>
+          <w:tcPr>
+            <w:tcW w:w="7088" w:type="dxa"/>
+          </w:tcPr>
+          <w:p>
+            <w:pPr>
+              <w:rPr>
+                <w:szCs w:val="24"/>
+              </w:rPr>
+            </w:pPr>
+          </w:p>
+        </w:tc>
+      </w:tr>
+      <w:tr>
+        <w:tc>
+          <w:tcPr>
+            <w:tcW w:w="1985" w:type="dxa"/>
+          </w:tcPr>
+          <w:p>
+            <w:pPr>
+              <w:rPr>
+                <w:szCs w:val="24"/>
+              </w:rPr>
+            </w:pPr>
+            <w:r>
+              <w:rPr>
+                <w:szCs w:val="24"/>
+              </w:rPr>
+              <w:t>Reflection</w:t>
+            </w:r>
+          </w:p>
+        </w:tc>
+        <w:tc>
+          <w:tcPr>
+            <w:tcW w:w="1843" w:type="dxa"/>
+          </w:tcPr>
+          <w:p>
+            <w:pPr>
+              <w:rPr>
+                <w:szCs w:val="24"/>
+              </w:rPr>
+            </w:pPr>
+          </w:p>
+        </w:tc>
+        <w:tc>
+          <w:tcPr>
+            <w:tcW w:w="7088" w:type="dxa"/>
+          </w:tcPr>
+          <w:p>
+            <w:pPr>
+              <w:rPr>
+                <w:szCs w:val="24"/>
+              </w:rPr>
+            </w:pPr>
+          </w:p>
+        </w:tc>
+      </w:tr>
+      <w:tr>
+        <w:tc>
+          <w:tcPr>
+            <w:tcW w:w="1985" w:type="dxa"/>
+          </w:tcPr>
+          <w:p>
+            <w:pPr>
+              <w:rPr>
+                <w:szCs w:val="24"/>
+              </w:rPr>
+            </w:pPr>
+            <w:r>
+              <w:rPr>
+                <w:szCs w:val="24"/>
+              </w:rPr>
+              <w:t>Conclusion</w:t>
+            </w:r>
+          </w:p>
+        </w:tc>
+        <w:tc>
+          <w:tcPr>
+            <w:tcW w:w="1843" w:type="dxa"/>
+          </w:tcPr>
+          <w:p>
+            <w:pPr>
+              <w:rPr>
+                <w:szCs w:val="24"/>
+              </w:rPr>
+            </w:pPr>
+          </w:p>
+        </w:tc>
+        <w:tc>
+          <w:tcPr>
+            <w:tcW w:w="7088" w:type="dxa"/>
+          </w:tcPr>
+          <w:p>
+            <w:pPr>
+              <w:rPr>
+                <w:szCs w:val="24"/>
+              </w:rPr>
+            </w:pPr>
           </w:p>
         </w:tc>
       </w:tr>

--- a/CIS1703 Coursework 2 Report.docx
+++ b/CIS1703 Coursework 2 Report.docx
@@ -3131,6 +3131,7 @@
         <w:rPr>
           <w:rFonts w:cs="Arial"/>
         </w:rPr>
+        <w:lastRenderedPageBreak/>
         <w:t>Introduction</w:t>
       </w:r>
       <w:bookmarkEnd w:id="1"/>
@@ -3680,6 +3681,7 @@
       </w:pPr>
       <w:bookmarkStart w:id="3" w:name="_Toc227960538"/>
       <w:r>
+        <w:lastRenderedPageBreak/>
         <w:t>Common Technical Requirements</w:t>
       </w:r>
       <w:bookmarkEnd w:id="3"/>
@@ -4238,6 +4240,7 @@
       </w:pPr>
       <w:bookmarkStart w:id="4" w:name="_Toc227960539"/>
       <w:r>
+        <w:lastRenderedPageBreak/>
         <w:t>Architectural design</w:t>
       </w:r>
       <w:bookmarkEnd w:id="4"/>
@@ -4503,6 +4506,7 @@
           <w:rFonts w:ascii="Georgia" w:hAnsi="Georgia"/>
           <w:color w:val="000000" w:themeColor="text1"/>
         </w:rPr>
+        <w:lastRenderedPageBreak/>
         <w:t xml:space="preserve">This is likely the final design as this was </w:t>
       </w:r>
       <w:r>
@@ -4799,6 +4803,7 @@
       </w:pPr>
       <w:bookmarkStart w:id="5" w:name="_Toc227960540"/>
       <w:r>
+        <w:lastRenderedPageBreak/>
         <w:t>Coding Implementation</w:t>
       </w:r>
       <w:r>
@@ -5189,6 +5194,7 @@
       </w:pPr>
       <w:bookmarkStart w:id="8" w:name="_Toc227960542"/>
       <w:r>
+        <w:lastRenderedPageBreak/>
         <w:t xml:space="preserve">Task 2: Editing items to the </w:t>
       </w:r>
       <w:proofErr w:type="spellStart"/>
@@ -5695,6 +5701,7 @@
       </w:pPr>
       <w:bookmarkStart w:id="10" w:name="_Toc227960544"/>
       <w:r>
+        <w:lastRenderedPageBreak/>
         <w:t xml:space="preserve">Implementation of a HCI </w:t>
       </w:r>
       <w:r>
@@ -5762,6 +5769,25 @@
       <w:r>
         <w:t xml:space="preserve"> when attention is required. Together, these features ensure that users are never uncertain about the systems current state.</w:t>
       </w:r>
+      <w:r>
+        <w:t xml:space="preserve"> Additionally, the system enhances visibility by detecting perishable items nearing expire and notifying the user both through the smart alerts system and automatically on startup. The dashboard summary windows further </w:t>
+      </w:r>
+      <w:proofErr w:type="gramStart"/>
+      <w:r>
+        <w:t>improves</w:t>
+      </w:r>
+      <w:proofErr w:type="gramEnd"/>
+      <w:r>
+        <w:t xml:space="preserve"> system transparency by presenting key metrics and system health indicators by using </w:t>
+      </w:r>
+      <w:proofErr w:type="gramStart"/>
+      <w:r>
+        <w:t>colour based</w:t>
+      </w:r>
+      <w:proofErr w:type="gramEnd"/>
+      <w:r>
+        <w:t xml:space="preserve"> feedback.</w:t>
+      </w:r>
     </w:p>
     <w:p/>
     <w:p>
@@ -5952,6 +5978,9 @@
       <w:r>
         <w:t xml:space="preserve"> The use of radio buttons for selecting product types also prevents invalid category input. By catching errors early, the system minimises the likelihood of incorrect or corrupted data being entered.</w:t>
       </w:r>
+      <w:r>
+        <w:t xml:space="preserve"> Also, validation is context sensitive which ensures that perishable items require a correctly formatted date, while electronic items require a numeric warranty value e.g. 12 or 24.</w:t>
+      </w:r>
     </w:p>
     <w:p/>
     <w:p>
@@ -6027,6 +6056,9 @@
       <w:r>
         <w:t xml:space="preserve"> the interface does not include advanced features such as keyboard shortcuts or a search function which would enhance usability for more experienced users.</w:t>
       </w:r>
+      <w:r>
+        <w:t xml:space="preserve"> The dedicated dashboard summary window allows users to quickly access aggregated analytics such as total products, stock levels and percentage of low stock levels which improves efficiency in decision making.</w:t>
+      </w:r>
     </w:p>
     <w:p>
       <w:pPr>
@@ -6052,6 +6084,9 @@
       <w:r>
         <w:t xml:space="preserve"> the design is simple and functional.</w:t>
       </w:r>
+      <w:r>
+        <w:t xml:space="preserve"> The use of colour coding within the dashboard (red for critical stock levels and green for healthy stock levels) improves visual clarity without adding unnecessary complexity.</w:t>
+      </w:r>
     </w:p>
     <w:p/>
     <w:p>
@@ -6064,6 +6099,7 @@
       </w:pPr>
       <w:bookmarkStart w:id="19" w:name="_Toc227960553"/>
       <w:r>
+        <w:lastRenderedPageBreak/>
         <w:t xml:space="preserve">Help Users </w:t>
       </w:r>
       <w:r>
@@ -6159,6 +6195,7 @@
       </w:pPr>
       <w:bookmarkStart w:id="21" w:name="_Toc227960556"/>
       <w:r>
+        <w:lastRenderedPageBreak/>
         <w:t>Testing</w:t>
       </w:r>
       <w:r>
@@ -8217,6 +8254,7 @@
               <w:jc w:val="center"/>
             </w:pPr>
             <w:r>
+              <w:lastRenderedPageBreak/>
               <w:t>5</w:t>
             </w:r>
           </w:p>
@@ -9601,6 +9639,7 @@
       </w:pPr>
       <w:bookmarkStart w:id="25" w:name="_Toc227960560"/>
       <w:r>
+        <w:lastRenderedPageBreak/>
         <w:t xml:space="preserve">Task 4: </w:t>
       </w:r>
       <w:r>
@@ -11017,7 +11056,15 @@
                 <w:sz w:val="18"/>
                 <w:szCs w:val="18"/>
               </w:rPr>
-              <w:t>Clicking on the value calculations it will automatically calculate the total stock value, by doing Price x Quantity. Testing with just three items where one has no stock</w:t>
+              <w:t xml:space="preserve">Clicking on the value calculations it will automatically calculate the total stock value, by doing Price x </w:t>
+            </w:r>
+            <w:r>
+              <w:rPr>
+                <w:sz w:val="18"/>
+                <w:szCs w:val="18"/>
+              </w:rPr>
+              <w:lastRenderedPageBreak/>
+              <w:t>Quantity. Testing with just three items where one has no stock</w:t>
             </w:r>
           </w:p>
         </w:tc>
@@ -11038,6 +11085,7 @@
                 <w:sz w:val="22"/>
                 <w:szCs w:val="22"/>
               </w:rPr>
+              <w:lastRenderedPageBreak/>
               <w:t>The expected result occurred</w:t>
             </w:r>
             <w:r>
@@ -12414,6 +12462,7 @@
               <w:jc w:val="center"/>
             </w:pPr>
             <w:r>
+              <w:lastRenderedPageBreak/>
               <w:t>2</w:t>
             </w:r>
           </w:p>
@@ -12787,6 +12836,7 @@
       </w:pPr>
       <w:bookmarkStart w:id="30" w:name="_Toc227960565"/>
       <w:r>
+        <w:lastRenderedPageBreak/>
         <w:t>Breakdown of contributions</w:t>
       </w:r>
       <w:bookmarkEnd w:id="30"/>
@@ -13782,7 +13832,14 @@
               <w:rPr>
                 <w:szCs w:val="24"/>
               </w:rPr>
-              <w:t xml:space="preserve">This feature calculates key information such as the total stock that the system has recorded, total quantity of items, overall inventory value, and the number of low stock items and displays them in the easy-to-read format. This feature also includes an easy-to-read stock indicator that informs the user on the current stock levels. Red text will be displayed informing the user of low stock if it occurs and a green stock level ok message will be displayed if the stock level is above the low stock requirement. Error handling was also including in this feature to ensure the system does not crash if data is missing or invalid. </w:t>
+              <w:t xml:space="preserve">This feature calculates key information such as the total stock that the system has recorded, total quantity of items, overall inventory value, and the number of </w:t>
+            </w:r>
+            <w:r>
+              <w:rPr>
+                <w:szCs w:val="24"/>
+              </w:rPr>
+              <w:lastRenderedPageBreak/>
+              <w:t xml:space="preserve">low stock items and displays them in the easy-to-read format. This feature also includes an easy-to-read stock indicator that informs the user on the current stock levels. Red text will be displayed informing the user of low stock if it occurs and a green stock level ok message will be displayed if the stock level is above the low stock requirement. Error handling was also including in this feature to ensure the system does not crash if data is missing or invalid. </w:t>
             </w:r>
             <w:r>
               <w:rPr>
@@ -13810,6 +13867,7 @@
               <w:rPr>
                 <w:szCs w:val="24"/>
               </w:rPr>
+              <w:lastRenderedPageBreak/>
               <w:t xml:space="preserve">Feature </w:t>
             </w:r>
             <w:r>
@@ -14409,6 +14467,7 @@
       </w:pPr>
       <w:bookmarkStart w:id="31" w:name="_Toc227960566"/>
       <w:r>
+        <w:lastRenderedPageBreak/>
         <w:t>Reflection</w:t>
       </w:r>
       <w:bookmarkEnd w:id="31"/>
@@ -14453,6 +14512,7 @@
       </w:pPr>
       <w:bookmarkStart w:id="32" w:name="_Toc227960567"/>
       <w:r>
+        <w:lastRenderedPageBreak/>
         <w:t>Conclusion</w:t>
       </w:r>
       <w:bookmarkEnd w:id="32"/>
@@ -16501,10 +16561,10 @@
   <a:themeElements>
     <a:clrScheme name="Office">
       <a:dk1>
-        <a:sysClr val="windowText" lastClr="000000"/>
+        <a:sysClr val="windowText" lastClr="FFFFFF"/>
       </a:dk1>
       <a:lt1>
-        <a:sysClr val="window" lastClr="FFFFFF"/>
+        <a:sysClr val="window" lastClr="202020"/>
       </a:lt1>
       <a:dk2>
         <a:srgbClr val="0E2841"/>

--- a/CIS1703 Coursework 2 Report.docx
+++ b/CIS1703 Coursework 2 Report.docx
@@ -482,29 +482,7 @@
           <w:color w:val="000000" w:themeColor="text1"/>
           <w:szCs w:val="24"/>
         </w:rPr>
-        <w:t xml:space="preserve">, Eesaa </w:t>
-      </w:r>
-      <w:proofErr w:type="spellStart"/>
-      <w:r>
-        <w:rPr>
-          <w:rFonts w:ascii="Georgia" w:hAnsi="Georgia"/>
-          <w:b/>
-          <w:bCs w:val="0"/>
-          <w:color w:val="000000" w:themeColor="text1"/>
-          <w:szCs w:val="24"/>
-        </w:rPr>
-        <w:t>Burtwistle</w:t>
-      </w:r>
-      <w:proofErr w:type="spellEnd"/>
-      <w:r>
-        <w:rPr>
-          <w:rFonts w:ascii="Georgia" w:hAnsi="Georgia"/>
-          <w:b/>
-          <w:bCs w:val="0"/>
-          <w:color w:val="000000" w:themeColor="text1"/>
-          <w:szCs w:val="24"/>
-        </w:rPr>
-        <w:t xml:space="preserve"> (25295748)</w:t>
+        <w:t>, Eesaa Burtwistle (25295748)</w:t>
       </w:r>
     </w:p>
     <w:p>
@@ -569,6 +547,7 @@
       <w:sdtPr>
         <w:rPr>
           <w:rFonts w:ascii="Arial" w:eastAsia="Times New Roman" w:hAnsi="Arial" w:cs="Tahoma"/>
+          <w:bCs/>
           <w:color w:val="auto"/>
           <w:sz w:val="24"/>
           <w:szCs w:val="24"/>
@@ -583,7 +562,6 @@
       <w:sdtEndPr>
         <w:rPr>
           <w:b/>
-          <w:bCs/>
         </w:rPr>
       </w:sdtEndPr>
       <w:sdtContent>
@@ -620,7 +598,7 @@
           <w:r>
             <w:fldChar w:fldCharType="separate"/>
           </w:r>
-          <w:hyperlink w:anchor="_Toc228267248" w:history="1">
+          <w:hyperlink w:anchor="_Toc228271082" w:history="1">
             <w:r>
               <w:rPr>
                 <w:rStyle w:val="Hyperlink"/>
@@ -648,7 +626,7 @@
                 <w:noProof/>
                 <w:webHidden/>
               </w:rPr>
-              <w:instrText xml:space="preserve"> PAGEREF _Toc228267248 \h </w:instrText>
+              <w:instrText xml:space="preserve"> PAGEREF _Toc228271082 \h </w:instrText>
             </w:r>
             <w:r>
               <w:rPr>
@@ -695,7 +673,7 @@
               <w14:ligatures w14:val="standardContextual"/>
             </w:rPr>
           </w:pPr>
-          <w:hyperlink w:anchor="_Toc228267249" w:history="1">
+          <w:hyperlink w:anchor="_Toc228271083" w:history="1">
             <w:r>
               <w:rPr>
                 <w:rStyle w:val="Hyperlink"/>
@@ -722,7 +700,7 @@
                 <w:noProof/>
                 <w:webHidden/>
               </w:rPr>
-              <w:instrText xml:space="preserve"> PAGEREF _Toc228267249 \h </w:instrText>
+              <w:instrText xml:space="preserve"> PAGEREF _Toc228271083 \h </w:instrText>
             </w:r>
             <w:r>
               <w:rPr>
@@ -769,7 +747,7 @@
               <w14:ligatures w14:val="standardContextual"/>
             </w:rPr>
           </w:pPr>
-          <w:hyperlink w:anchor="_Toc228267250" w:history="1">
+          <w:hyperlink w:anchor="_Toc228271084" w:history="1">
             <w:r>
               <w:rPr>
                 <w:rStyle w:val="Hyperlink"/>
@@ -796,7 +774,7 @@
                 <w:noProof/>
                 <w:webHidden/>
               </w:rPr>
-              <w:instrText xml:space="preserve"> PAGEREF _Toc228267250 \h </w:instrText>
+              <w:instrText xml:space="preserve"> PAGEREF _Toc228271084 \h </w:instrText>
             </w:r>
             <w:r>
               <w:rPr>
@@ -844,7 +822,7 @@
               <w14:ligatures w14:val="standardContextual"/>
             </w:rPr>
           </w:pPr>
-          <w:hyperlink w:anchor="_Toc228267251" w:history="1">
+          <w:hyperlink w:anchor="_Toc228271085" w:history="1">
             <w:r>
               <w:rPr>
                 <w:rStyle w:val="Hyperlink"/>
@@ -890,7 +868,7 @@
                 <w:noProof/>
                 <w:webHidden/>
               </w:rPr>
-              <w:instrText xml:space="preserve"> PAGEREF _Toc228267251 \h </w:instrText>
+              <w:instrText xml:space="preserve"> PAGEREF _Toc228271085 \h </w:instrText>
             </w:r>
             <w:r>
               <w:rPr>
@@ -938,7 +916,7 @@
               <w14:ligatures w14:val="standardContextual"/>
             </w:rPr>
           </w:pPr>
-          <w:hyperlink w:anchor="_Toc228267252" w:history="1">
+          <w:hyperlink w:anchor="_Toc228271086" w:history="1">
             <w:r>
               <w:rPr>
                 <w:rStyle w:val="Hyperlink"/>
@@ -984,7 +962,7 @@
                 <w:noProof/>
                 <w:webHidden/>
               </w:rPr>
-              <w:instrText xml:space="preserve"> PAGEREF _Toc228267252 \h </w:instrText>
+              <w:instrText xml:space="preserve"> PAGEREF _Toc228271086 \h </w:instrText>
             </w:r>
             <w:r>
               <w:rPr>
@@ -1032,7 +1010,7 @@
               <w14:ligatures w14:val="standardContextual"/>
             </w:rPr>
           </w:pPr>
-          <w:hyperlink w:anchor="_Toc228267253" w:history="1">
+          <w:hyperlink w:anchor="_Toc228271087" w:history="1">
             <w:r>
               <w:rPr>
                 <w:rStyle w:val="Hyperlink"/>
@@ -1078,7 +1056,7 @@
                 <w:noProof/>
                 <w:webHidden/>
               </w:rPr>
-              <w:instrText xml:space="preserve"> PAGEREF _Toc228267253 \h </w:instrText>
+              <w:instrText xml:space="preserve"> PAGEREF _Toc228271087 \h </w:instrText>
             </w:r>
             <w:r>
               <w:rPr>
@@ -1126,7 +1104,7 @@
               <w14:ligatures w14:val="standardContextual"/>
             </w:rPr>
           </w:pPr>
-          <w:hyperlink w:anchor="_Toc228267254" w:history="1">
+          <w:hyperlink w:anchor="_Toc228271088" w:history="1">
             <w:r>
               <w:rPr>
                 <w:rStyle w:val="Hyperlink"/>
@@ -1172,7 +1150,7 @@
                 <w:noProof/>
                 <w:webHidden/>
               </w:rPr>
-              <w:instrText xml:space="preserve"> PAGEREF _Toc228267254 \h </w:instrText>
+              <w:instrText xml:space="preserve"> PAGEREF _Toc228271088 \h </w:instrText>
             </w:r>
             <w:r>
               <w:rPr>
@@ -1220,7 +1198,7 @@
               <w14:ligatures w14:val="standardContextual"/>
             </w:rPr>
           </w:pPr>
-          <w:hyperlink w:anchor="_Toc228267255" w:history="1">
+          <w:hyperlink w:anchor="_Toc228271089" w:history="1">
             <w:r>
               <w:rPr>
                 <w:rStyle w:val="Hyperlink"/>
@@ -1266,7 +1244,7 @@
                 <w:noProof/>
                 <w:webHidden/>
               </w:rPr>
-              <w:instrText xml:space="preserve"> PAGEREF _Toc228267255 \h </w:instrText>
+              <w:instrText xml:space="preserve"> PAGEREF _Toc228271089 \h </w:instrText>
             </w:r>
             <w:r>
               <w:rPr>
@@ -1314,7 +1292,7 @@
               <w14:ligatures w14:val="standardContextual"/>
             </w:rPr>
           </w:pPr>
-          <w:hyperlink w:anchor="_Toc228267256" w:history="1">
+          <w:hyperlink w:anchor="_Toc228271090" w:history="1">
             <w:r>
               <w:rPr>
                 <w:rStyle w:val="Hyperlink"/>
@@ -1360,7 +1338,7 @@
                 <w:noProof/>
                 <w:webHidden/>
               </w:rPr>
-              <w:instrText xml:space="preserve"> PAGEREF _Toc228267256 \h </w:instrText>
+              <w:instrText xml:space="preserve"> PAGEREF _Toc228271090 \h </w:instrText>
             </w:r>
             <w:r>
               <w:rPr>
@@ -1408,7 +1386,7 @@
               <w14:ligatures w14:val="standardContextual"/>
             </w:rPr>
           </w:pPr>
-          <w:hyperlink w:anchor="_Toc228267257" w:history="1">
+          <w:hyperlink w:anchor="_Toc228271091" w:history="1">
             <w:r>
               <w:rPr>
                 <w:rStyle w:val="Hyperlink"/>
@@ -1454,7 +1432,7 @@
                 <w:noProof/>
                 <w:webHidden/>
               </w:rPr>
-              <w:instrText xml:space="preserve"> PAGEREF _Toc228267257 \h </w:instrText>
+              <w:instrText xml:space="preserve"> PAGEREF _Toc228271091 \h </w:instrText>
             </w:r>
             <w:r>
               <w:rPr>
@@ -1502,7 +1480,7 @@
               <w14:ligatures w14:val="standardContextual"/>
             </w:rPr>
           </w:pPr>
-          <w:hyperlink w:anchor="_Toc228267258" w:history="1">
+          <w:hyperlink w:anchor="_Toc228271092" w:history="1">
             <w:r>
               <w:rPr>
                 <w:rStyle w:val="Hyperlink"/>
@@ -1548,7 +1526,7 @@
                 <w:noProof/>
                 <w:webHidden/>
               </w:rPr>
-              <w:instrText xml:space="preserve"> PAGEREF _Toc228267258 \h </w:instrText>
+              <w:instrText xml:space="preserve"> PAGEREF _Toc228271092 \h </w:instrText>
             </w:r>
             <w:r>
               <w:rPr>
@@ -1596,7 +1574,7 @@
               <w14:ligatures w14:val="standardContextual"/>
             </w:rPr>
           </w:pPr>
-          <w:hyperlink w:anchor="_Toc228267259" w:history="1">
+          <w:hyperlink w:anchor="_Toc228271093" w:history="1">
             <w:r>
               <w:rPr>
                 <w:rStyle w:val="Hyperlink"/>
@@ -1642,7 +1620,7 @@
                 <w:noProof/>
                 <w:webHidden/>
               </w:rPr>
-              <w:instrText xml:space="preserve"> PAGEREF _Toc228267259 \h </w:instrText>
+              <w:instrText xml:space="preserve"> PAGEREF _Toc228271093 \h </w:instrText>
             </w:r>
             <w:r>
               <w:rPr>
@@ -1690,7 +1668,7 @@
               <w14:ligatures w14:val="standardContextual"/>
             </w:rPr>
           </w:pPr>
-          <w:hyperlink w:anchor="_Toc228267260" w:history="1">
+          <w:hyperlink w:anchor="_Toc228271094" w:history="1">
             <w:r>
               <w:rPr>
                 <w:rStyle w:val="Hyperlink"/>
@@ -1736,7 +1714,7 @@
                 <w:noProof/>
                 <w:webHidden/>
               </w:rPr>
-              <w:instrText xml:space="preserve"> PAGEREF _Toc228267260 \h </w:instrText>
+              <w:instrText xml:space="preserve"> PAGEREF _Toc228271094 \h </w:instrText>
             </w:r>
             <w:r>
               <w:rPr>
@@ -1783,7 +1761,7 @@
               <w14:ligatures w14:val="standardContextual"/>
             </w:rPr>
           </w:pPr>
-          <w:hyperlink w:anchor="_Toc228267261" w:history="1">
+          <w:hyperlink w:anchor="_Toc228271095" w:history="1">
             <w:r>
               <w:rPr>
                 <w:rStyle w:val="Hyperlink"/>
@@ -1810,7 +1788,7 @@
                 <w:noProof/>
                 <w:webHidden/>
               </w:rPr>
-              <w:instrText xml:space="preserve"> PAGEREF _Toc228267261 \h </w:instrText>
+              <w:instrText xml:space="preserve"> PAGEREF _Toc228271095 \h </w:instrText>
             </w:r>
             <w:r>
               <w:rPr>
@@ -1857,7 +1835,7 @@
               <w14:ligatures w14:val="standardContextual"/>
             </w:rPr>
           </w:pPr>
-          <w:hyperlink w:anchor="_Toc228267262" w:history="1">
+          <w:hyperlink w:anchor="_Toc228271096" w:history="1">
             <w:r>
               <w:rPr>
                 <w:rStyle w:val="Hyperlink"/>
@@ -1885,7 +1863,7 @@
                 <w:noProof/>
                 <w:webHidden/>
               </w:rPr>
-              <w:instrText xml:space="preserve"> PAGEREF _Toc228267262 \h </w:instrText>
+              <w:instrText xml:space="preserve"> PAGEREF _Toc228271096 \h </w:instrText>
             </w:r>
             <w:r>
               <w:rPr>
@@ -1932,7 +1910,7 @@
               <w14:ligatures w14:val="standardContextual"/>
             </w:rPr>
           </w:pPr>
-          <w:hyperlink w:anchor="_Toc228267263" w:history="1">
+          <w:hyperlink w:anchor="_Toc228271097" w:history="1">
             <w:r>
               <w:rPr>
                 <w:rStyle w:val="Hyperlink"/>
@@ -1959,7 +1937,7 @@
                 <w:noProof/>
                 <w:webHidden/>
               </w:rPr>
-              <w:instrText xml:space="preserve"> PAGEREF _Toc228267263 \h </w:instrText>
+              <w:instrText xml:space="preserve"> PAGEREF _Toc228271097 \h </w:instrText>
             </w:r>
             <w:r>
               <w:rPr>
@@ -2006,7 +1984,7 @@
               <w14:ligatures w14:val="standardContextual"/>
             </w:rPr>
           </w:pPr>
-          <w:hyperlink w:anchor="_Toc228267264" w:history="1">
+          <w:hyperlink w:anchor="_Toc228271098" w:history="1">
             <w:r>
               <w:rPr>
                 <w:rStyle w:val="Hyperlink"/>
@@ -2033,7 +2011,7 @@
                 <w:noProof/>
                 <w:webHidden/>
               </w:rPr>
-              <w:instrText xml:space="preserve"> PAGEREF _Toc228267264 \h </w:instrText>
+              <w:instrText xml:space="preserve"> PAGEREF _Toc228271098 \h </w:instrText>
             </w:r>
             <w:r>
               <w:rPr>
@@ -2080,7 +2058,7 @@
               <w14:ligatures w14:val="standardContextual"/>
             </w:rPr>
           </w:pPr>
-          <w:hyperlink w:anchor="_Toc228267265" w:history="1">
+          <w:hyperlink w:anchor="_Toc228271099" w:history="1">
             <w:r>
               <w:rPr>
                 <w:rStyle w:val="Hyperlink"/>
@@ -2107,7 +2085,7 @@
                 <w:noProof/>
                 <w:webHidden/>
               </w:rPr>
-              <w:instrText xml:space="preserve"> PAGEREF _Toc228267265 \h </w:instrText>
+              <w:instrText xml:space="preserve"> PAGEREF _Toc228271099 \h </w:instrText>
             </w:r>
             <w:r>
               <w:rPr>
@@ -2154,7 +2132,7 @@
               <w14:ligatures w14:val="standardContextual"/>
             </w:rPr>
           </w:pPr>
-          <w:hyperlink w:anchor="_Toc228267266" w:history="1">
+          <w:hyperlink w:anchor="_Toc228271100" w:history="1">
             <w:r>
               <w:rPr>
                 <w:rStyle w:val="Hyperlink"/>
@@ -2181,7 +2159,7 @@
                 <w:noProof/>
                 <w:webHidden/>
               </w:rPr>
-              <w:instrText xml:space="preserve"> PAGEREF _Toc228267266 \h </w:instrText>
+              <w:instrText xml:space="preserve"> PAGEREF _Toc228271100 \h </w:instrText>
             </w:r>
             <w:r>
               <w:rPr>
@@ -2228,7 +2206,7 @@
               <w14:ligatures w14:val="standardContextual"/>
             </w:rPr>
           </w:pPr>
-          <w:hyperlink w:anchor="_Toc228267267" w:history="1">
+          <w:hyperlink w:anchor="_Toc228271101" w:history="1">
             <w:r>
               <w:rPr>
                 <w:rStyle w:val="Hyperlink"/>
@@ -2255,7 +2233,7 @@
                 <w:noProof/>
                 <w:webHidden/>
               </w:rPr>
-              <w:instrText xml:space="preserve"> PAGEREF _Toc228267267 \h </w:instrText>
+              <w:instrText xml:space="preserve"> PAGEREF _Toc228271101 \h </w:instrText>
             </w:r>
             <w:r>
               <w:rPr>
@@ -2302,7 +2280,7 @@
               <w14:ligatures w14:val="standardContextual"/>
             </w:rPr>
           </w:pPr>
-          <w:hyperlink w:anchor="_Toc228267268" w:history="1">
+          <w:hyperlink w:anchor="_Toc228271102" w:history="1">
             <w:r>
               <w:rPr>
                 <w:rStyle w:val="Hyperlink"/>
@@ -2329,7 +2307,7 @@
                 <w:noProof/>
                 <w:webHidden/>
               </w:rPr>
-              <w:instrText xml:space="preserve"> PAGEREF _Toc228267268 \h </w:instrText>
+              <w:instrText xml:space="preserve"> PAGEREF _Toc228271102 \h </w:instrText>
             </w:r>
             <w:r>
               <w:rPr>
@@ -2376,7 +2354,7 @@
               <w14:ligatures w14:val="standardContextual"/>
             </w:rPr>
           </w:pPr>
-          <w:hyperlink w:anchor="_Toc228267269" w:history="1">
+          <w:hyperlink w:anchor="_Toc228271103" w:history="1">
             <w:r>
               <w:rPr>
                 <w:rStyle w:val="Hyperlink"/>
@@ -2403,7 +2381,7 @@
                 <w:noProof/>
                 <w:webHidden/>
               </w:rPr>
-              <w:instrText xml:space="preserve"> PAGEREF _Toc228267269 \h </w:instrText>
+              <w:instrText xml:space="preserve"> PAGEREF _Toc228271103 \h </w:instrText>
             </w:r>
             <w:r>
               <w:rPr>
@@ -2450,13 +2428,27 @@
               <w14:ligatures w14:val="standardContextual"/>
             </w:rPr>
           </w:pPr>
-          <w:hyperlink w:anchor="_Toc228267270" w:history="1">
+          <w:hyperlink w:anchor="_Toc228271104" w:history="1">
             <w:r>
               <w:rPr>
                 <w:rStyle w:val="Hyperlink"/>
                 <w:noProof/>
               </w:rPr>
-              <w:t>GitHub Contributors Graph</w:t>
+              <w:t xml:space="preserve">Erroneous case </w:t>
+            </w:r>
+            <w:r>
+              <w:rPr>
+                <w:rStyle w:val="Hyperlink"/>
+                <w:noProof/>
+              </w:rPr>
+              <w:t>e</w:t>
+            </w:r>
+            <w:r>
+              <w:rPr>
+                <w:rStyle w:val="Hyperlink"/>
+                <w:noProof/>
+              </w:rPr>
+              <w:t>vidence</w:t>
             </w:r>
             <w:r>
               <w:rPr>
@@ -2477,7 +2469,7 @@
                 <w:noProof/>
                 <w:webHidden/>
               </w:rPr>
-              <w:instrText xml:space="preserve"> PAGEREF _Toc228267270 \h </w:instrText>
+              <w:instrText xml:space="preserve"> PAGEREF _Toc228271104 \h </w:instrText>
             </w:r>
             <w:r>
               <w:rPr>
@@ -2524,12 +2516,86 @@
               <w14:ligatures w14:val="standardContextual"/>
             </w:rPr>
           </w:pPr>
-          <w:hyperlink w:anchor="_Toc228267271" w:history="1">
+          <w:hyperlink w:anchor="_Toc228271105" w:history="1">
             <w:r>
               <w:rPr>
                 <w:rStyle w:val="Hyperlink"/>
                 <w:noProof/>
               </w:rPr>
+              <w:t>GitHub Contributors Graph</w:t>
+            </w:r>
+            <w:r>
+              <w:rPr>
+                <w:noProof/>
+                <w:webHidden/>
+              </w:rPr>
+              <w:tab/>
+            </w:r>
+            <w:r>
+              <w:rPr>
+                <w:noProof/>
+                <w:webHidden/>
+              </w:rPr>
+              <w:fldChar w:fldCharType="begin"/>
+            </w:r>
+            <w:r>
+              <w:rPr>
+                <w:noProof/>
+                <w:webHidden/>
+              </w:rPr>
+              <w:instrText xml:space="preserve"> PAGEREF _Toc228271105 \h </w:instrText>
+            </w:r>
+            <w:r>
+              <w:rPr>
+                <w:noProof/>
+                <w:webHidden/>
+              </w:rPr>
+            </w:r>
+            <w:r>
+              <w:rPr>
+                <w:noProof/>
+                <w:webHidden/>
+              </w:rPr>
+              <w:fldChar w:fldCharType="separate"/>
+            </w:r>
+            <w:r>
+              <w:rPr>
+                <w:noProof/>
+                <w:webHidden/>
+              </w:rPr>
+              <w:t>16</w:t>
+            </w:r>
+            <w:r>
+              <w:rPr>
+                <w:noProof/>
+                <w:webHidden/>
+              </w:rPr>
+              <w:fldChar w:fldCharType="end"/>
+            </w:r>
+          </w:hyperlink>
+        </w:p>
+        <w:p>
+          <w:pPr>
+            <w:pStyle w:val="TOC2"/>
+            <w:tabs>
+              <w:tab w:val="right" w:leader="dot" w:pos="9016"/>
+            </w:tabs>
+            <w:rPr>
+              <w:rFonts w:asciiTheme="minorHAnsi" w:eastAsiaTheme="minorEastAsia" w:hAnsiTheme="minorHAnsi" w:cstheme="minorBidi"/>
+              <w:bCs w:val="0"/>
+              <w:noProof/>
+              <w:kern w:val="2"/>
+              <w:szCs w:val="24"/>
+              <w:lang w:eastAsia="en-GB"/>
+              <w14:ligatures w14:val="standardContextual"/>
+            </w:rPr>
+          </w:pPr>
+          <w:hyperlink w:anchor="_Toc228271106" w:history="1">
+            <w:r>
+              <w:rPr>
+                <w:rStyle w:val="Hyperlink"/>
+                <w:noProof/>
+              </w:rPr>
               <w:t>Meeting Minutes</w:t>
             </w:r>
             <w:r>
@@ -2551,7 +2617,7 @@
                 <w:noProof/>
                 <w:webHidden/>
               </w:rPr>
-              <w:instrText xml:space="preserve"> PAGEREF _Toc228267271 \h </w:instrText>
+              <w:instrText xml:space="preserve"> PAGEREF _Toc228271106 \h </w:instrText>
             </w:r>
             <w:r>
               <w:rPr>
@@ -2571,7 +2637,7 @@
                 <w:noProof/>
                 <w:webHidden/>
               </w:rPr>
-              <w:t>15</w:t>
+              <w:t>17</w:t>
             </w:r>
             <w:r>
               <w:rPr>
@@ -2607,11 +2673,12 @@
         <w:br w:type="page"/>
       </w:r>
       <w:bookmarkStart w:id="1" w:name="_Toc218016065"/>
-      <w:bookmarkStart w:id="2" w:name="_Toc228267248"/>
+      <w:bookmarkStart w:id="2" w:name="_Toc228271082"/>
       <w:r>
         <w:rPr>
           <w:rFonts w:cs="Arial"/>
         </w:rPr>
+        <w:lastRenderedPageBreak/>
         <w:t>Introduction</w:t>
       </w:r>
       <w:bookmarkEnd w:id="1"/>
@@ -2753,46 +2820,14 @@
           <w:rFonts w:ascii="Georgia" w:hAnsi="Georgia"/>
           <w:color w:val="000000" w:themeColor="text1"/>
         </w:rPr>
-        <w:t xml:space="preserve">class 1 is a </w:t>
-      </w:r>
-      <w:proofErr w:type="spellStart"/>
-      <w:r>
-        <w:rPr>
-          <w:rFonts w:ascii="Georgia" w:hAnsi="Georgia"/>
-          <w:color w:val="000000" w:themeColor="text1"/>
-        </w:rPr>
-        <w:t>PerishableProduct</w:t>
-      </w:r>
-      <w:proofErr w:type="spellEnd"/>
-      <w:r>
-        <w:rPr>
-          <w:rFonts w:ascii="Georgia" w:hAnsi="Georgia"/>
-          <w:color w:val="000000" w:themeColor="text1"/>
-        </w:rPr>
-        <w:t xml:space="preserve"> with a (Adds: Expiry Date, and Storage Temp)</w:t>
-      </w:r>
-      <w:r>
-        <w:rPr>
-          <w:rFonts w:ascii="Georgia" w:hAnsi="Georgia"/>
-          <w:color w:val="000000" w:themeColor="text1"/>
-        </w:rPr>
-        <w:t xml:space="preserve">, and subclass 2 is an </w:t>
-      </w:r>
-      <w:proofErr w:type="spellStart"/>
-      <w:r>
-        <w:rPr>
-          <w:rFonts w:ascii="Georgia" w:hAnsi="Georgia"/>
-          <w:color w:val="000000" w:themeColor="text1"/>
-        </w:rPr>
-        <w:t>ElectronicProduct</w:t>
-      </w:r>
-      <w:proofErr w:type="spellEnd"/>
-      <w:r>
-        <w:rPr>
-          <w:rFonts w:ascii="Georgia" w:hAnsi="Georgia"/>
-          <w:color w:val="000000" w:themeColor="text1"/>
-        </w:rPr>
-        <w:t xml:space="preserve"> with a (Adds: </w:t>
+        <w:t>class 1 is a PerishableProduct with a (Adds: Expiry Date, and Storage Temp)</w:t>
+      </w:r>
+      <w:r>
+        <w:rPr>
+          <w:rFonts w:ascii="Georgia" w:hAnsi="Georgia"/>
+          <w:color w:val="000000" w:themeColor="text1"/>
+        </w:rPr>
+        <w:t xml:space="preserve">, and subclass 2 is an ElectronicProduct with a (Adds: </w:t>
       </w:r>
       <w:r>
         <w:rPr>
@@ -2944,23 +2979,7 @@
           <w:rFonts w:ascii="Georgia" w:hAnsi="Georgia"/>
           <w:color w:val="000000" w:themeColor="text1"/>
         </w:rPr>
-        <w:t xml:space="preserve">applying a depreciation formula to the </w:t>
-      </w:r>
-      <w:proofErr w:type="spellStart"/>
-      <w:r>
-        <w:rPr>
-          <w:rFonts w:ascii="Georgia" w:hAnsi="Georgia"/>
-          <w:color w:val="000000" w:themeColor="text1"/>
-        </w:rPr>
-        <w:t>ElectronicProducts</w:t>
-      </w:r>
-      <w:proofErr w:type="spellEnd"/>
-      <w:r>
-        <w:rPr>
-          <w:rFonts w:ascii="Georgia" w:hAnsi="Georgia"/>
-          <w:color w:val="000000" w:themeColor="text1"/>
-        </w:rPr>
-        <w:t>.</w:t>
+        <w:t>applying a depreciation formula to the ElectronicProducts.</w:t>
       </w:r>
       <w:r>
         <w:rPr>
@@ -3155,8 +3174,9 @@
       <w:pPr>
         <w:pStyle w:val="Heading2"/>
       </w:pPr>
-      <w:bookmarkStart w:id="3" w:name="_Toc228267249"/>
-      <w:r>
+      <w:bookmarkStart w:id="3" w:name="_Toc228271083"/>
+      <w:r>
+        <w:lastRenderedPageBreak/>
         <w:t>Architectural design</w:t>
       </w:r>
       <w:bookmarkEnd w:id="3"/>
@@ -3297,39 +3317,7 @@
           <w:rFonts w:ascii="Georgia" w:hAnsi="Georgia"/>
           <w:color w:val="000000" w:themeColor="text1"/>
         </w:rPr>
-        <w:t xml:space="preserve">domain entities that the brief required, that being the Product ID class and then the </w:t>
-      </w:r>
-      <w:proofErr w:type="spellStart"/>
-      <w:r>
-        <w:rPr>
-          <w:rFonts w:ascii="Georgia" w:hAnsi="Georgia"/>
-          <w:color w:val="000000" w:themeColor="text1"/>
-        </w:rPr>
-        <w:t>ElectronicProduct</w:t>
-      </w:r>
-      <w:proofErr w:type="spellEnd"/>
-      <w:r>
-        <w:rPr>
-          <w:rFonts w:ascii="Georgia" w:hAnsi="Georgia"/>
-          <w:color w:val="000000" w:themeColor="text1"/>
-        </w:rPr>
-        <w:t xml:space="preserve"> and </w:t>
-      </w:r>
-      <w:proofErr w:type="spellStart"/>
-      <w:r>
-        <w:rPr>
-          <w:rFonts w:ascii="Georgia" w:hAnsi="Georgia"/>
-          <w:color w:val="000000" w:themeColor="text1"/>
-        </w:rPr>
-        <w:t>PerishableProduct</w:t>
-      </w:r>
-      <w:proofErr w:type="spellEnd"/>
-      <w:r>
-        <w:rPr>
-          <w:rFonts w:ascii="Georgia" w:hAnsi="Georgia"/>
-          <w:color w:val="000000" w:themeColor="text1"/>
-        </w:rPr>
-        <w:t xml:space="preserve"> subclass that inherits </w:t>
+        <w:t xml:space="preserve">domain entities that the brief required, that being the Product ID class and then the ElectronicProduct and PerishableProduct subclass that inherits </w:t>
       </w:r>
       <w:r>
         <w:rPr>
@@ -3422,6 +3410,7 @@
           <w:rFonts w:ascii="Georgia" w:hAnsi="Georgia"/>
           <w:color w:val="000000" w:themeColor="text1"/>
         </w:rPr>
+        <w:lastRenderedPageBreak/>
         <w:t xml:space="preserve">This is likely the final design as this was </w:t>
       </w:r>
       <w:r>
@@ -3718,8 +3707,9 @@
       <w:pPr>
         <w:pStyle w:val="Heading2"/>
       </w:pPr>
-      <w:bookmarkStart w:id="4" w:name="_Toc228267250"/>
-      <w:r>
+      <w:bookmarkStart w:id="4" w:name="_Toc228271084"/>
+      <w:r>
+        <w:lastRenderedPageBreak/>
         <w:t xml:space="preserve">Implementation of a HCI </w:t>
       </w:r>
       <w:r>
@@ -3745,7 +3735,7 @@
           <w:numId w:val="10"/>
         </w:numPr>
       </w:pPr>
-      <w:bookmarkStart w:id="5" w:name="_Toc228267251"/>
+      <w:bookmarkStart w:id="5" w:name="_Toc228271085"/>
       <w:r>
         <w:t>Visibility of System Status</w:t>
       </w:r>
@@ -3753,39 +3743,7 @@
     </w:p>
     <w:p>
       <w:r>
-        <w:t xml:space="preserve">The interface maintains strong visibility of system status by continuously informing the user about ongoing operations and system conditions. This is primarily achieved through the </w:t>
-      </w:r>
-      <w:proofErr w:type="spellStart"/>
-      <w:r>
-        <w:t>status_label</w:t>
-      </w:r>
-      <w:proofErr w:type="spellEnd"/>
-      <w:r>
-        <w:t xml:space="preserve"> which updates dynamically to reflect actions such as adding, editing, deleting or saving stock items. In addition, the </w:t>
-      </w:r>
-      <w:proofErr w:type="spellStart"/>
-      <w:r>
-        <w:t>update_dashboard</w:t>
-      </w:r>
-      <w:proofErr w:type="spellEnd"/>
-      <w:r>
-        <w:t xml:space="preserve"> function provides real time summaries of the total inventory quantity and overall stock value. The smart alerts button enhances visibility by informing the user of items that are currently low in stock by using a visual cue </w:t>
-      </w:r>
-      <w:proofErr w:type="gramStart"/>
-      <w:r>
-        <w:t>( red</w:t>
-      </w:r>
-      <w:proofErr w:type="gramEnd"/>
-      <w:r>
-        <w:t xml:space="preserve"> </w:t>
-      </w:r>
-      <w:proofErr w:type="gramStart"/>
-      <w:r>
-        <w:t>text )</w:t>
-      </w:r>
-      <w:proofErr w:type="gramEnd"/>
-      <w:r>
-        <w:t xml:space="preserve"> when attention is required. Together, these features ensure that users are never uncertain about the systems current state.</w:t>
+        <w:t>The interface maintains strong visibility of system status by continuously informing the user about ongoing operations and system conditions. This is primarily achieved through the status_label which updates dynamically to reflect actions such as adding, editing, deleting or saving stock items. In addition, the update_dashboard function provides real time summaries of the total inventory quantity and overall stock value. The smart alerts button enhances visibility by informing the user of items that are currently low in stock by using a visual cue ( red text ) when attention is required. Together, these features ensure that users are never uncertain about the systems current state.</w:t>
       </w:r>
       <w:r>
         <w:t xml:space="preserve"> Additionally, the system enhances visibility by detecting perishable items nearing expire and notifying the user both through the smart alerts system and automatically on startup. The dashboard summary windows further </w:t>
@@ -3816,7 +3774,7 @@
           <w:numId w:val="10"/>
         </w:numPr>
       </w:pPr>
-      <w:bookmarkStart w:id="6" w:name="_Toc228267252"/>
+      <w:bookmarkStart w:id="6" w:name="_Toc228271086"/>
       <w:r>
         <w:t>Match Between System and the Real World</w:t>
       </w:r>
@@ -3827,15 +3785,7 @@
         <w:t xml:space="preserve">The system closely mirrors real world inventory management concepts making it intuitive for users. Terminology such as ‘Add Stock’, ‘Remove Stock’, </w:t>
       </w:r>
       <w:r>
-        <w:t xml:space="preserve">‘Edit Stock’ and ‘Transaction History’ reflect language commonly used in retail or warehouse environments. Data fields such as price, quantity, expiry date and warranty period are also realistic and meaningful. Furthermore, the use of the pound symbol </w:t>
-      </w:r>
-      <w:proofErr w:type="gramStart"/>
-      <w:r>
-        <w:t>( £</w:t>
-      </w:r>
-      <w:proofErr w:type="gramEnd"/>
-      <w:r>
-        <w:t xml:space="preserve"> ) for currency reinforces familiarity for users within the UK. This alignment reduces cognitive effort required to understand and operate the system.</w:t>
+        <w:t>‘Edit Stock’ and ‘Transaction History’ reflect language commonly used in retail or warehouse environments. Data fields such as price, quantity, expiry date and warranty period are also realistic and meaningful. Furthermore, the use of the pound symbol ( £ ) for currency reinforces familiarity for users within the UK. This alignment reduces cognitive effort required to understand and operate the system.</w:t>
       </w:r>
     </w:p>
     <w:p>
@@ -3846,7 +3796,7 @@
           <w:numId w:val="10"/>
         </w:numPr>
       </w:pPr>
-      <w:bookmarkStart w:id="7" w:name="_Toc228267253"/>
+      <w:bookmarkStart w:id="7" w:name="_Toc228271087"/>
       <w:r>
         <w:t>User Control and Freedom</w:t>
       </w:r>
@@ -3854,41 +3804,7 @@
     </w:p>
     <w:p>
       <w:r>
-        <w:t xml:space="preserve">The interface provides users with a degree of control over their actions, particularly </w:t>
-      </w:r>
-      <w:proofErr w:type="gramStart"/>
-      <w:r>
-        <w:t>through the use of</w:t>
-      </w:r>
-      <w:proofErr w:type="gramEnd"/>
-      <w:r>
-        <w:t xml:space="preserve"> secondary windows </w:t>
-      </w:r>
-      <w:proofErr w:type="gramStart"/>
-      <w:r>
-        <w:t xml:space="preserve">( </w:t>
-      </w:r>
-      <w:proofErr w:type="spellStart"/>
-      <w:r>
-        <w:t>TopLevel</w:t>
-      </w:r>
-      <w:proofErr w:type="spellEnd"/>
-      <w:proofErr w:type="gramEnd"/>
-      <w:r>
-        <w:t xml:space="preserve"> ) for adding and editing stock which can be closed at any time to cancel the operation. Also, the deletion process includes a confirmation dialog </w:t>
-      </w:r>
-      <w:proofErr w:type="gramStart"/>
-      <w:r>
-        <w:t xml:space="preserve">( </w:t>
-      </w:r>
-      <w:proofErr w:type="spellStart"/>
-      <w:r>
-        <w:t>askyesno</w:t>
-      </w:r>
-      <w:proofErr w:type="spellEnd"/>
-      <w:proofErr w:type="gramEnd"/>
-      <w:r>
-        <w:t xml:space="preserve"> ) which prevents accidental removal of data. However, while these features support basic control the system lack an undo feature for reversing completed action such as deletions or edits. As a </w:t>
+        <w:t xml:space="preserve">The interface provides users with a degree of control over their actions, particularly through the use of secondary windows ( TopLevel ) for adding and editing stock which can be closed at any time to cancel the operation. Also, the deletion process includes a confirmation dialog ( askyesno ) which prevents accidental removal of data. However, while these features support basic control the system lack an undo feature for reversing completed action such as deletions or edits. As a </w:t>
       </w:r>
       <w:r>
         <w:t>result,</w:t>
@@ -3906,7 +3822,7 @@
           <w:numId w:val="10"/>
         </w:numPr>
       </w:pPr>
-      <w:bookmarkStart w:id="8" w:name="_Toc228267254"/>
+      <w:bookmarkStart w:id="8" w:name="_Toc228271088"/>
       <w:r>
         <w:t>Consistency and Standards</w:t>
       </w:r>
@@ -3914,23 +3830,7 @@
     </w:p>
     <w:p>
       <w:r>
-        <w:t xml:space="preserve">Consistency is maintained well throughout the interface, both visually and functionally. All buttons share a uniform style defined by a common configuration </w:t>
-      </w:r>
-      <w:proofErr w:type="gramStart"/>
-      <w:r>
-        <w:t xml:space="preserve">( </w:t>
-      </w:r>
-      <w:proofErr w:type="spellStart"/>
-      <w:r>
-        <w:t>btn</w:t>
-      </w:r>
-      <w:proofErr w:type="gramEnd"/>
-      <w:r>
-        <w:t>_style</w:t>
-      </w:r>
-      <w:proofErr w:type="spellEnd"/>
-      <w:r>
-        <w:t>)</w:t>
+        <w:t>Consistency is maintained well throughout the interface, both visually and functionally. All buttons share a uniform style defined by a common configuration ( btn_style)</w:t>
       </w:r>
       <w:r>
         <w:t xml:space="preserve"> ensuring a cohesive appearance. The layout and structure of input forms in both the ‘Add Stock’ and ‘Edit Stock’ windows are highly similar which helps users transfer knowledge from one task to another. Standard GUI conventions such as buttons for actions and dialog boxes for warning or confirmations are followed consistently. This adherence to established patterns improves usability by reducing the learning curve.</w:t>
@@ -3945,8 +3845,9 @@
           <w:numId w:val="10"/>
         </w:numPr>
       </w:pPr>
-      <w:bookmarkStart w:id="9" w:name="_Toc228267255"/>
-      <w:r>
+      <w:bookmarkStart w:id="9" w:name="_Toc228271089"/>
+      <w:r>
+        <w:lastRenderedPageBreak/>
         <w:t>Error Prevention</w:t>
       </w:r>
       <w:bookmarkEnd w:id="9"/>
@@ -3959,31 +3860,7 @@
         <w:t>layers</w:t>
       </w:r>
       <w:r>
-        <w:t xml:space="preserve"> of validation to prevent user error before they occur. Input fields are checked to ensure they are not left empty and data types are strictly enforced </w:t>
-      </w:r>
-      <w:proofErr w:type="gramStart"/>
-      <w:r>
-        <w:t>( prices</w:t>
-      </w:r>
-      <w:proofErr w:type="gramEnd"/>
-      <w:r>
-        <w:t xml:space="preserve"> must be a float and quantities must be an </w:t>
-      </w:r>
-      <w:proofErr w:type="gramStart"/>
-      <w:r>
-        <w:t>integer )</w:t>
-      </w:r>
-      <w:proofErr w:type="gramEnd"/>
-      <w:r>
-        <w:t xml:space="preserve">. Date inputs are validated against a specific format </w:t>
-      </w:r>
-      <w:proofErr w:type="gramStart"/>
-      <w:r>
-        <w:t>( DD</w:t>
-      </w:r>
-      <w:proofErr w:type="gramEnd"/>
-      <w:r>
-        <w:t>/MM/YY) and incorrect entries trigger immediate warning messages.</w:t>
+        <w:t xml:space="preserve"> of validation to prevent user error before they occur. Input fields are checked to ensure they are not left empty and data types are strictly enforced ( prices must be a float and quantities must be an integer ). Date inputs are validated against a specific format ( DD/MM/YY) and incorrect entries trigger immediate warning messages.</w:t>
       </w:r>
       <w:r>
         <w:t xml:space="preserve"> The use of radio buttons for selecting product types also prevents invalid category input. By catching errors early, the system minimises the likelihood of incorrect or corrupted data being entered.</w:t>
@@ -4001,7 +3878,7 @@
           <w:numId w:val="10"/>
         </w:numPr>
       </w:pPr>
-      <w:bookmarkStart w:id="10" w:name="_Toc228267256"/>
+      <w:bookmarkStart w:id="10" w:name="_Toc228271090"/>
       <w:r>
         <w:t>Recognition Rather Than Recall</w:t>
       </w:r>
@@ -4009,15 +3886,7 @@
     </w:p>
     <w:p>
       <w:r>
-        <w:t xml:space="preserve">The interface is designed to reduce the </w:t>
-      </w:r>
-      <w:proofErr w:type="gramStart"/>
-      <w:r>
-        <w:t>users</w:t>
-      </w:r>
-      <w:proofErr w:type="gramEnd"/>
-      <w:r>
-        <w:t xml:space="preserve"> memory load by emphasising recognition over recall. The inventory </w:t>
+        <w:t xml:space="preserve">The interface is designed to reduce the users memory load by emphasising recognition over recall. The inventory </w:t>
       </w:r>
       <w:r>
         <w:t>list box</w:t>
@@ -4041,7 +3910,7 @@
           <w:numId w:val="10"/>
         </w:numPr>
       </w:pPr>
-      <w:bookmarkStart w:id="11" w:name="_Toc228267257"/>
+      <w:bookmarkStart w:id="11" w:name="_Toc228271091"/>
       <w:r>
         <w:t>Flexibility and Efficiency of Use</w:t>
       </w:r>
@@ -4078,7 +3947,7 @@
           <w:numId w:val="10"/>
         </w:numPr>
       </w:pPr>
-      <w:bookmarkStart w:id="12" w:name="_Toc228267258"/>
+      <w:bookmarkStart w:id="12" w:name="_Toc228271092"/>
       <w:r>
         <w:t>Aesthetic and Minimalist Design</w:t>
       </w:r>
@@ -4107,7 +3976,7 @@
           <w:numId w:val="10"/>
         </w:numPr>
       </w:pPr>
-      <w:bookmarkStart w:id="13" w:name="_Toc228267259"/>
+      <w:bookmarkStart w:id="13" w:name="_Toc228271093"/>
       <w:r>
         <w:t xml:space="preserve">Help Users </w:t>
       </w:r>
@@ -4124,7 +3993,11 @@
         <w:t>float,</w:t>
       </w:r>
       <w:r>
-        <w:t xml:space="preserve"> or quantity must be an integer). These messages directly identify the problem and guide the user toward the correct input format. Additionally, confirmation dialogs help prevent accidental actions. While recovery options such as undo are limited, the system effectively supports error recognition and diagnosis. </w:t>
+        <w:t xml:space="preserve"> or quantity must be an integer). These messages directly identify the problem and </w:t>
+      </w:r>
+      <w:r>
+        <w:lastRenderedPageBreak/>
+        <w:t xml:space="preserve">guide the user toward the correct input format. Additionally, confirmation dialogs help prevent accidental actions. While recovery options such as undo are limited, the system effectively supports error recognition and diagnosis. </w:t>
       </w:r>
     </w:p>
     <w:p/>
@@ -4136,7 +4009,7 @@
           <w:numId w:val="10"/>
         </w:numPr>
       </w:pPr>
-      <w:bookmarkStart w:id="14" w:name="_Toc228267260"/>
+      <w:bookmarkStart w:id="14" w:name="_Toc228271094"/>
       <w:r>
         <w:t>Help and Documentation</w:t>
       </w:r>
@@ -4202,8 +4075,9 @@
       <w:pPr>
         <w:pStyle w:val="Heading2"/>
       </w:pPr>
-      <w:bookmarkStart w:id="15" w:name="_Toc228267261"/>
-      <w:r>
+      <w:bookmarkStart w:id="15" w:name="_Toc228271095"/>
+      <w:r>
+        <w:lastRenderedPageBreak/>
         <w:t>Testing</w:t>
       </w:r>
       <w:r>
@@ -4219,7 +4093,7 @@
           <w:shd w:val="clear" w:color="auto" w:fill="FFFFFF"/>
         </w:rPr>
       </w:pPr>
-      <w:bookmarkStart w:id="16" w:name="_Toc228267262"/>
+      <w:bookmarkStart w:id="16" w:name="_Toc228271096"/>
       <w:r>
         <w:rPr>
           <w:shd w:val="clear" w:color="auto" w:fill="FFFFFF"/>
@@ -4238,7 +4112,6 @@
         </w:rPr>
         <w:t xml:space="preserve">: Adding new items to the </w:t>
       </w:r>
-      <w:proofErr w:type="spellStart"/>
       <w:r>
         <w:rPr>
           <w:shd w:val="clear" w:color="auto" w:fill="FFFFFF"/>
@@ -4246,7 +4119,6 @@
         <w:t>SmartStock</w:t>
       </w:r>
       <w:bookmarkEnd w:id="16"/>
-      <w:proofErr w:type="spellEnd"/>
     </w:p>
     <w:tbl>
       <w:tblPr>
@@ -4947,23 +4819,7 @@
                 <w:sz w:val="18"/>
                 <w:szCs w:val="18"/>
               </w:rPr>
-              <w:t xml:space="preserve">When clicking the “save product” button with one item missing an error message </w:t>
-            </w:r>
-            <w:proofErr w:type="gramStart"/>
-            <w:r>
-              <w:rPr>
-                <w:sz w:val="18"/>
-                <w:szCs w:val="18"/>
-              </w:rPr>
-              <w:t>pops</w:t>
-            </w:r>
-            <w:proofErr w:type="gramEnd"/>
-            <w:r>
-              <w:rPr>
-                <w:sz w:val="18"/>
-                <w:szCs w:val="18"/>
-              </w:rPr>
-              <w:t xml:space="preserve"> up</w:t>
+              <w:t>When clicking the “save product” button with one item missing an error message pops up</w:t>
             </w:r>
           </w:p>
         </w:tc>
@@ -5502,16 +5358,11 @@
       <w:pPr>
         <w:pStyle w:val="Heading3"/>
       </w:pPr>
-      <w:bookmarkStart w:id="17" w:name="_Toc228267263"/>
-      <w:r>
-        <w:t xml:space="preserve">Task 2: Editing items to the </w:t>
-      </w:r>
-      <w:proofErr w:type="spellStart"/>
-      <w:r>
-        <w:t>SmartStock</w:t>
+      <w:bookmarkStart w:id="17" w:name="_Toc228271097"/>
+      <w:r>
+        <w:t>Task 2: Editing items to the SmartStock</w:t>
       </w:r>
       <w:bookmarkEnd w:id="17"/>
-      <w:proofErr w:type="spellEnd"/>
     </w:p>
     <w:tbl>
       <w:tblPr>
@@ -6003,6 +5854,7 @@
               <w:jc w:val="center"/>
             </w:pPr>
             <w:r>
+              <w:lastRenderedPageBreak/>
               <w:t>5</w:t>
             </w:r>
           </w:p>
@@ -6224,23 +6076,7 @@
                 <w:sz w:val="22"/>
                 <w:szCs w:val="22"/>
               </w:rPr>
-              <w:t xml:space="preserve">. The </w:t>
-            </w:r>
-            <w:proofErr w:type="gramStart"/>
-            <w:r>
-              <w:rPr>
-                <w:sz w:val="22"/>
-                <w:szCs w:val="22"/>
-              </w:rPr>
-              <w:t>fail</w:t>
-            </w:r>
-            <w:proofErr w:type="gramEnd"/>
-            <w:r>
-              <w:rPr>
-                <w:sz w:val="22"/>
-                <w:szCs w:val="22"/>
-              </w:rPr>
-              <w:t xml:space="preserve"> </w:t>
+              <w:t xml:space="preserve">. The fail </w:t>
             </w:r>
           </w:p>
           <w:p>
@@ -6771,16 +6607,11 @@
       <w:pPr>
         <w:pStyle w:val="Heading3"/>
       </w:pPr>
-      <w:bookmarkStart w:id="18" w:name="_Toc228267264"/>
-      <w:r>
-        <w:t xml:space="preserve">Task 3: Removing items to the </w:t>
-      </w:r>
-      <w:proofErr w:type="spellStart"/>
-      <w:r>
-        <w:t>SmartStock</w:t>
+      <w:bookmarkStart w:id="18" w:name="_Toc228271098"/>
+      <w:r>
+        <w:t>Task 3: Removing items to the SmartStock</w:t>
       </w:r>
       <w:bookmarkEnd w:id="18"/>
-      <w:proofErr w:type="spellEnd"/>
       <w:r>
         <w:t xml:space="preserve"> </w:t>
       </w:r>
@@ -7234,25 +7065,39 @@
     </w:p>
     <w:p>
       <w:pPr>
+        <w:spacing w:after="160" w:line="278" w:lineRule="auto"/>
+        <w:rPr>
+          <w:rFonts w:ascii="Georgia" w:hAnsi="Georgia"/>
+          <w:color w:val="000000" w:themeColor="text1"/>
+        </w:rPr>
+      </w:pPr>
+    </w:p>
+    <w:p>
+      <w:pPr>
+        <w:spacing w:after="160" w:line="278" w:lineRule="auto"/>
+        <w:rPr>
+          <w:rFonts w:ascii="Georgia" w:hAnsi="Georgia"/>
+          <w:color w:val="000000" w:themeColor="text1"/>
+        </w:rPr>
+      </w:pPr>
+    </w:p>
+    <w:p>
+      <w:pPr>
         <w:pStyle w:val="Heading3"/>
         <w:rPr>
           <w:rFonts w:ascii="Georgia" w:hAnsi="Georgia"/>
           <w:color w:val="000000" w:themeColor="text1"/>
         </w:rPr>
       </w:pPr>
-      <w:bookmarkStart w:id="19" w:name="_Toc228267265"/>
-      <w:r>
+      <w:bookmarkStart w:id="19" w:name="_Toc228271099"/>
+      <w:r>
+        <w:lastRenderedPageBreak/>
         <w:t xml:space="preserve">Task 4: </w:t>
       </w:r>
       <w:r>
-        <w:t xml:space="preserve">Smart Alerts for the </w:t>
-      </w:r>
-      <w:proofErr w:type="spellStart"/>
-      <w:r>
-        <w:t>SmartStock</w:t>
+        <w:t>Smart Alerts for the SmartStock</w:t>
       </w:r>
       <w:bookmarkEnd w:id="19"/>
-      <w:proofErr w:type="spellEnd"/>
     </w:p>
     <w:tbl>
       <w:tblPr>
@@ -7686,23 +7531,7 @@
                 <w:sz w:val="18"/>
                 <w:szCs w:val="18"/>
               </w:rPr>
-              <w:t xml:space="preserve">When a stock’s quantity is added as 5, then there shouldn’t be a smart alert as it </w:t>
-            </w:r>
-            <w:proofErr w:type="gramStart"/>
-            <w:r>
-              <w:rPr>
-                <w:sz w:val="18"/>
-                <w:szCs w:val="18"/>
-              </w:rPr>
-              <w:t>has to</w:t>
-            </w:r>
-            <w:proofErr w:type="gramEnd"/>
-            <w:r>
-              <w:rPr>
-                <w:sz w:val="18"/>
-                <w:szCs w:val="18"/>
-              </w:rPr>
-              <w:t xml:space="preserve"> be less than 5.</w:t>
+              <w:t>When a stock’s quantity is added as 5, then there shouldn’t be a smart alert as it has to be less than 5.</w:t>
             </w:r>
           </w:p>
         </w:tc>
@@ -8222,18 +8051,30 @@
     </w:p>
     <w:p>
       <w:pPr>
+        <w:spacing w:after="160" w:line="278" w:lineRule="auto"/>
+        <w:rPr>
+          <w:rFonts w:ascii="Georgia" w:hAnsi="Georgia"/>
+          <w:color w:val="000000" w:themeColor="text1"/>
+        </w:rPr>
+      </w:pPr>
+      <w:r>
+        <w:rPr>
+          <w:rFonts w:ascii="Georgia" w:hAnsi="Georgia"/>
+          <w:color w:val="000000" w:themeColor="text1"/>
+        </w:rPr>
+        <w:br w:type="page"/>
+      </w:r>
+    </w:p>
+    <w:p>
+      <w:pPr>
         <w:pStyle w:val="Heading3"/>
       </w:pPr>
-      <w:bookmarkStart w:id="20" w:name="_Toc228267266"/>
-      <w:r>
-        <w:t xml:space="preserve">Task 5: Value Calculations for the </w:t>
-      </w:r>
-      <w:proofErr w:type="spellStart"/>
-      <w:r>
-        <w:t>SmartStock</w:t>
+      <w:bookmarkStart w:id="20" w:name="_Toc228271100"/>
+      <w:r>
+        <w:lastRenderedPageBreak/>
+        <w:t>Task 5: Value Calculations for the SmartStock</w:t>
       </w:r>
       <w:bookmarkEnd w:id="20"/>
-      <w:proofErr w:type="spellEnd"/>
     </w:p>
     <w:tbl>
       <w:tblPr>
@@ -8686,19 +8527,14 @@
       <w:pPr>
         <w:pStyle w:val="Heading3"/>
       </w:pPr>
-      <w:bookmarkStart w:id="21" w:name="_Toc228267267"/>
+      <w:bookmarkStart w:id="21" w:name="_Toc228271101"/>
       <w:r>
         <w:t xml:space="preserve">Task 6: </w:t>
       </w:r>
       <w:r>
-        <w:t xml:space="preserve">Transaction history for the </w:t>
-      </w:r>
-      <w:proofErr w:type="spellStart"/>
-      <w:r>
-        <w:t>SmartStock</w:t>
+        <w:t>Transaction history for the SmartStock</w:t>
       </w:r>
       <w:bookmarkEnd w:id="21"/>
-      <w:proofErr w:type="spellEnd"/>
     </w:p>
     <w:tbl>
       <w:tblPr>
@@ -8846,23 +8682,93 @@
                 <w:sz w:val="18"/>
                 <w:szCs w:val="18"/>
               </w:rPr>
-              <w:t xml:space="preserve">When the inventory has items inputted into it, a window will open showing </w:t>
-            </w:r>
-            <w:proofErr w:type="gramStart"/>
-            <w:r>
+              <w:t>When the inventory has items inputted into it, a window will open showing all of the adds, edits and removals made by the user.</w:t>
+            </w:r>
+          </w:p>
+        </w:tc>
+        <w:tc>
+          <w:tcPr>
+            <w:tcW w:w="2963" w:type="dxa"/>
+            <w:shd w:val="clear" w:color="auto" w:fill="E8E8E8" w:themeFill="background2"/>
+          </w:tcPr>
+          <w:p>
+            <w:pPr>
+              <w:rPr>
+                <w:sz w:val="22"/>
+                <w:szCs w:val="22"/>
+              </w:rPr>
+            </w:pPr>
+            <w:r>
+              <w:rPr>
+                <w:sz w:val="22"/>
+                <w:szCs w:val="22"/>
+              </w:rPr>
+              <w:t>PASS</w:t>
+            </w:r>
+          </w:p>
+        </w:tc>
+      </w:tr>
+      <w:tr>
+        <w:tc>
+          <w:tcPr>
+            <w:tcW w:w="2402" w:type="dxa"/>
+            <w:shd w:val="clear" w:color="auto" w:fill="E8E8E8" w:themeFill="background2"/>
+          </w:tcPr>
+          <w:p>
+            <w:pPr>
+              <w:jc w:val="center"/>
+            </w:pPr>
+            <w:r>
+              <w:t>2</w:t>
+            </w:r>
+          </w:p>
+        </w:tc>
+        <w:tc>
+          <w:tcPr>
+            <w:tcW w:w="2300" w:type="dxa"/>
+            <w:shd w:val="clear" w:color="auto" w:fill="E8E8E8" w:themeFill="background2"/>
+          </w:tcPr>
+          <w:p>
+            <w:pPr>
+              <w:jc w:val="center"/>
+            </w:pPr>
+            <w:r>
+              <w:t>Transaction History</w:t>
+            </w:r>
+          </w:p>
+        </w:tc>
+        <w:tc>
+          <w:tcPr>
+            <w:tcW w:w="1576" w:type="dxa"/>
+            <w:shd w:val="clear" w:color="auto" w:fill="E8E8E8" w:themeFill="background2"/>
+          </w:tcPr>
+          <w:p>
+            <w:pPr>
+              <w:jc w:val="center"/>
+            </w:pPr>
+            <w:r>
+              <w:t>Normal</w:t>
+            </w:r>
+          </w:p>
+        </w:tc>
+        <w:tc>
+          <w:tcPr>
+            <w:tcW w:w="2977" w:type="dxa"/>
+            <w:shd w:val="clear" w:color="auto" w:fill="E8E8E8" w:themeFill="background2"/>
+          </w:tcPr>
+          <w:p>
+            <w:pPr>
               <w:rPr>
                 <w:sz w:val="18"/>
                 <w:szCs w:val="18"/>
               </w:rPr>
-              <w:t>all of</w:t>
-            </w:r>
-            <w:proofErr w:type="gramEnd"/>
+            </w:pPr>
             <w:r>
               <w:rPr>
                 <w:sz w:val="18"/>
                 <w:szCs w:val="18"/>
               </w:rPr>
-              <w:t xml:space="preserve"> the adds, edits and removals made by the user.</w:t>
+              <w:t>When the user edits a value of a variable, then the open the transaction history, the change will be there</w:t>
             </w:r>
           </w:p>
         </w:tc>
@@ -8899,7 +8805,7 @@
               <w:jc w:val="center"/>
             </w:pPr>
             <w:r>
-              <w:t>2</w:t>
+              <w:t>3</w:t>
             </w:r>
           </w:p>
         </w:tc>
@@ -8948,109 +8854,7 @@
                 <w:sz w:val="18"/>
                 <w:szCs w:val="18"/>
               </w:rPr>
-              <w:t>When the user edits a value of a variable, then the open the transaction history, the change will be there</w:t>
-            </w:r>
-          </w:p>
-        </w:tc>
-        <w:tc>
-          <w:tcPr>
-            <w:tcW w:w="2963" w:type="dxa"/>
-            <w:shd w:val="clear" w:color="auto" w:fill="E8E8E8" w:themeFill="background2"/>
-          </w:tcPr>
-          <w:p>
-            <w:pPr>
-              <w:rPr>
-                <w:sz w:val="22"/>
-                <w:szCs w:val="22"/>
-              </w:rPr>
-            </w:pPr>
-            <w:r>
-              <w:rPr>
-                <w:sz w:val="22"/>
-                <w:szCs w:val="22"/>
-              </w:rPr>
-              <w:t>PASS</w:t>
-            </w:r>
-          </w:p>
-        </w:tc>
-      </w:tr>
-      <w:tr>
-        <w:tc>
-          <w:tcPr>
-            <w:tcW w:w="2402" w:type="dxa"/>
-            <w:shd w:val="clear" w:color="auto" w:fill="E8E8E8" w:themeFill="background2"/>
-          </w:tcPr>
-          <w:p>
-            <w:pPr>
-              <w:jc w:val="center"/>
-            </w:pPr>
-            <w:r>
-              <w:t>3</w:t>
-            </w:r>
-          </w:p>
-        </w:tc>
-        <w:tc>
-          <w:tcPr>
-            <w:tcW w:w="2300" w:type="dxa"/>
-            <w:shd w:val="clear" w:color="auto" w:fill="E8E8E8" w:themeFill="background2"/>
-          </w:tcPr>
-          <w:p>
-            <w:pPr>
-              <w:jc w:val="center"/>
-            </w:pPr>
-            <w:r>
-              <w:t>Transaction History</w:t>
-            </w:r>
-          </w:p>
-        </w:tc>
-        <w:tc>
-          <w:tcPr>
-            <w:tcW w:w="1576" w:type="dxa"/>
-            <w:shd w:val="clear" w:color="auto" w:fill="E8E8E8" w:themeFill="background2"/>
-          </w:tcPr>
-          <w:p>
-            <w:pPr>
-              <w:jc w:val="center"/>
-            </w:pPr>
-            <w:r>
-              <w:t>Normal</w:t>
-            </w:r>
-          </w:p>
-        </w:tc>
-        <w:tc>
-          <w:tcPr>
-            <w:tcW w:w="2977" w:type="dxa"/>
-            <w:shd w:val="clear" w:color="auto" w:fill="E8E8E8" w:themeFill="background2"/>
-          </w:tcPr>
-          <w:p>
-            <w:pPr>
-              <w:rPr>
-                <w:sz w:val="18"/>
-                <w:szCs w:val="18"/>
-              </w:rPr>
-            </w:pPr>
-            <w:r>
-              <w:rPr>
-                <w:sz w:val="18"/>
-                <w:szCs w:val="18"/>
-              </w:rPr>
-              <w:t xml:space="preserve">When the program is first </w:t>
-            </w:r>
-            <w:proofErr w:type="gramStart"/>
-            <w:r>
-              <w:rPr>
-                <w:sz w:val="18"/>
-                <w:szCs w:val="18"/>
-              </w:rPr>
-              <w:t>ran</w:t>
-            </w:r>
-            <w:proofErr w:type="gramEnd"/>
-            <w:r>
-              <w:rPr>
-                <w:sz w:val="18"/>
-                <w:szCs w:val="18"/>
-              </w:rPr>
-              <w:t>, clicking on the transaction history will display all the past transaction even when the program has been terminated.</w:t>
+              <w:t>When the program is first ran, clicking on the transaction history will display all the past transaction even when the program has been terminated.</w:t>
             </w:r>
           </w:p>
         </w:tc>
@@ -9097,20 +8901,12 @@
       <w:pPr>
         <w:pStyle w:val="Heading3"/>
       </w:pPr>
-      <w:bookmarkStart w:id="22" w:name="_Toc228267268"/>
+      <w:bookmarkStart w:id="22" w:name="_Toc228271102"/>
       <w:r>
         <w:t xml:space="preserve">Task 7: </w:t>
       </w:r>
       <w:r>
-        <w:t xml:space="preserve">Save </w:t>
-      </w:r>
-      <w:proofErr w:type="spellStart"/>
-      <w:r>
-        <w:t>SmartStock</w:t>
-      </w:r>
-      <w:proofErr w:type="spellEnd"/>
-      <w:r>
-        <w:t xml:space="preserve"> data</w:t>
+        <w:t>Save SmartStock data</w:t>
       </w:r>
       <w:bookmarkEnd w:id="22"/>
     </w:p>
@@ -9586,42 +9382,42 @@
           <w:p>
             <w:pPr>
               <w:rPr>
-                <w:sz w:val="22"/>
-                <w:szCs w:val="22"/>
-              </w:rPr>
-            </w:pPr>
-            <w:r>
-              <w:rPr>
-                <w:sz w:val="22"/>
-                <w:szCs w:val="22"/>
+                <w:sz w:val="16"/>
+                <w:szCs w:val="16"/>
+              </w:rPr>
+            </w:pPr>
+            <w:r>
+              <w:rPr>
+                <w:sz w:val="16"/>
+                <w:szCs w:val="16"/>
               </w:rPr>
               <w:t>It saves the data into the JSON file</w:t>
             </w:r>
             <w:r>
               <w:rPr>
-                <w:sz w:val="22"/>
-                <w:szCs w:val="22"/>
+                <w:sz w:val="16"/>
+                <w:szCs w:val="16"/>
               </w:rPr>
               <w:t xml:space="preserve"> and when the user terminates and reopens, the program will open with all the </w:t>
             </w:r>
             <w:r>
               <w:rPr>
-                <w:sz w:val="22"/>
-                <w:szCs w:val="22"/>
+                <w:sz w:val="16"/>
+                <w:szCs w:val="16"/>
               </w:rPr>
               <w:t>saved</w:t>
             </w:r>
             <w:r>
               <w:rPr>
-                <w:sz w:val="22"/>
-                <w:szCs w:val="22"/>
+                <w:sz w:val="16"/>
+                <w:szCs w:val="16"/>
               </w:rPr>
               <w:t xml:space="preserve"> information inside the </w:t>
             </w:r>
             <w:r>
               <w:rPr>
-                <w:sz w:val="22"/>
-                <w:szCs w:val="22"/>
+                <w:sz w:val="16"/>
+                <w:szCs w:val="16"/>
               </w:rPr>
               <w:t>program. (PASS)</w:t>
             </w:r>
@@ -9642,17 +9438,9 @@
           <w:rFonts w:ascii="Georgia" w:hAnsi="Georgia"/>
           <w:color w:val="000000" w:themeColor="text1"/>
         </w:rPr>
+        <w:lastRenderedPageBreak/>
         <w:t>Tested by Daniel Caveney</w:t>
       </w:r>
-    </w:p>
-    <w:p>
-      <w:pPr>
-        <w:spacing w:after="160" w:line="278" w:lineRule="auto"/>
-        <w:rPr>
-          <w:rFonts w:ascii="Georgia" w:hAnsi="Georgia"/>
-          <w:color w:val="000000" w:themeColor="text1"/>
-        </w:rPr>
-      </w:pPr>
     </w:p>
     <w:p>
       <w:pPr>
@@ -9663,26 +9451,16 @@
           <w:color w:val="0F4761" w:themeColor="accent1" w:themeShade="BF"/>
         </w:rPr>
       </w:pPr>
-      <w:bookmarkStart w:id="23" w:name="_Toc228267269"/>
+      <w:bookmarkStart w:id="23" w:name="_Toc228271103"/>
       <w:r>
         <w:rPr>
           <w:rStyle w:val="SubtleReference"/>
           <w:smallCaps w:val="0"/>
           <w:color w:val="0F4761" w:themeColor="accent1" w:themeShade="BF"/>
         </w:rPr>
-        <w:t xml:space="preserve">Task 8: Dashboard View for </w:t>
-      </w:r>
-      <w:proofErr w:type="spellStart"/>
-      <w:r>
-        <w:rPr>
-          <w:rStyle w:val="SubtleReference"/>
-          <w:smallCaps w:val="0"/>
-          <w:color w:val="0F4761" w:themeColor="accent1" w:themeShade="BF"/>
-        </w:rPr>
-        <w:t>SmartStock</w:t>
+        <w:t>Task 8: Dashboard View for SmartStock</w:t>
       </w:r>
       <w:bookmarkEnd w:id="23"/>
-      <w:proofErr w:type="spellEnd"/>
     </w:p>
     <w:tbl>
       <w:tblPr>
@@ -9895,7 +9673,7 @@
               <w:jc w:val="center"/>
             </w:pPr>
             <w:r>
-              <w:t>Normal</w:t>
+              <w:t>Erroneous</w:t>
             </w:r>
           </w:p>
         </w:tc>
@@ -10139,6 +9917,13 @@
           <w:color w:val="000000" w:themeColor="text1"/>
         </w:rPr>
       </w:pPr>
+      <w:r>
+        <w:rPr>
+          <w:rFonts w:ascii="Georgia" w:hAnsi="Georgia"/>
+          <w:color w:val="000000" w:themeColor="text1"/>
+        </w:rPr>
+        <w:br w:type="page"/>
+      </w:r>
     </w:p>
     <w:p>
       <w:pPr>
@@ -10151,42 +9936,864 @@
     </w:p>
     <w:p>
       <w:pPr>
+        <w:pStyle w:val="Heading2"/>
         <w:spacing w:after="160" w:line="278" w:lineRule="auto"/>
         <w:rPr>
           <w:rFonts w:ascii="Georgia" w:hAnsi="Georgia"/>
           <w:color w:val="000000" w:themeColor="text1"/>
-        </w:rPr>
-      </w:pPr>
+          <w:u w:val="single"/>
+        </w:rPr>
+      </w:pPr>
+      <w:bookmarkStart w:id="24" w:name="_Toc228271104"/>
+      <w:r>
+        <w:t>Erroneous case evidence</w:t>
+      </w:r>
+      <w:bookmarkEnd w:id="24"/>
     </w:p>
     <w:p>
       <w:pPr>
         <w:spacing w:after="160" w:line="278" w:lineRule="auto"/>
         <w:rPr>
-          <w:rFonts w:ascii="Georgia" w:hAnsi="Georgia"/>
-          <w:color w:val="000000" w:themeColor="text1"/>
-        </w:rPr>
-      </w:pPr>
-      <w:r>
-        <w:rPr>
-          <w:rFonts w:ascii="Georgia" w:hAnsi="Georgia"/>
-          <w:color w:val="000000" w:themeColor="text1"/>
-        </w:rPr>
-        <w:br w:type="page"/>
+          <w:color w:val="EE0000"/>
+        </w:rPr>
+      </w:pPr>
+      <w:r>
+        <w:rPr>
+          <w:rFonts w:ascii="Georgia" w:hAnsi="Georgia"/>
+          <w:color w:val="000000" w:themeColor="text1"/>
+        </w:rPr>
+        <w:t xml:space="preserve">Case 1: </w:t>
+      </w:r>
+      <w:r>
+        <w:t>Adding new items to the SmartStock</w:t>
       </w:r>
     </w:p>
     <w:p>
       <w:pPr>
+        <w:spacing w:after="160" w:line="278" w:lineRule="auto"/>
+      </w:pPr>
+      <w:r>
+        <w:rPr>
+          <w:noProof/>
+        </w:rPr>
+        <w:drawing>
+          <wp:inline distT="0" distB="0" distL="0" distR="0" wp14:anchorId="3D8F779D" wp14:editId="5D0B6703">
+            <wp:extent cx="6381750" cy="1146804"/>
+            <wp:effectExtent l="0" t="0" r="0" b="0"/>
+            <wp:docPr id="1165216812" name="drawing"/>
+            <wp:cNvGraphicFramePr>
+              <a:graphicFrameLocks xmlns:a="http://schemas.openxmlformats.org/drawingml/2006/main" noChangeAspect="1"/>
+            </wp:cNvGraphicFramePr>
+            <a:graphic xmlns:a="http://schemas.openxmlformats.org/drawingml/2006/main">
+              <a:graphicData uri="http://schemas.openxmlformats.org/drawingml/2006/picture">
+                <pic:pic xmlns:pic="http://schemas.openxmlformats.org/drawingml/2006/picture">
+                  <pic:nvPicPr>
+                    <pic:cNvPr id="1295361756" name="Picture 1295361756"/>
+                    <pic:cNvPicPr/>
+                  </pic:nvPicPr>
+                  <pic:blipFill>
+                    <a:blip r:embed="rId9">
+                      <a:extLst>
+                        <a:ext uri="{28A0092B-C50C-407E-A947-70E740481C1C}">
+                          <a14:useLocalDpi xmlns:a14="http://schemas.microsoft.com/office/drawing/2010/main"/>
+                        </a:ext>
+                      </a:extLst>
+                    </a:blip>
+                    <a:stretch>
+                      <a:fillRect/>
+                    </a:stretch>
+                  </pic:blipFill>
+                  <pic:spPr>
+                    <a:xfrm>
+                      <a:off x="0" y="0"/>
+                      <a:ext cx="6381750" cy="1146804"/>
+                    </a:xfrm>
+                    <a:prstGeom prst="rect">
+                      <a:avLst/>
+                    </a:prstGeom>
+                  </pic:spPr>
+                </pic:pic>
+              </a:graphicData>
+            </a:graphic>
+          </wp:inline>
+        </w:drawing>
+      </w:r>
+    </w:p>
+    <w:p>
+      <w:pPr>
+        <w:spacing w:after="160" w:line="278" w:lineRule="auto"/>
+      </w:pPr>
+      <w:r>
+        <w:rPr>
+          <w:noProof/>
+        </w:rPr>
+        <w:drawing>
+          <wp:anchor distT="0" distB="0" distL="114300" distR="114300" simplePos="0" relativeHeight="251658240" behindDoc="1" locked="0" layoutInCell="1" allowOverlap="1" wp14:anchorId="72A0ACA8" wp14:editId="7195902A">
+            <wp:simplePos x="0" y="0"/>
+            <wp:positionH relativeFrom="margin">
+              <wp:align>left</wp:align>
+            </wp:positionH>
+            <wp:positionV relativeFrom="paragraph">
+              <wp:posOffset>4335145</wp:posOffset>
+            </wp:positionV>
+            <wp:extent cx="4070985" cy="2133600"/>
+            <wp:effectExtent l="0" t="0" r="5715" b="0"/>
+            <wp:wrapTight wrapText="bothSides">
+              <wp:wrapPolygon edited="0">
+                <wp:start x="0" y="0"/>
+                <wp:lineTo x="0" y="21407"/>
+                <wp:lineTo x="21529" y="21407"/>
+                <wp:lineTo x="21529" y="0"/>
+                <wp:lineTo x="0" y="0"/>
+              </wp:wrapPolygon>
+            </wp:wrapTight>
+            <wp:docPr id="1602119750" name="drawing"/>
+            <wp:cNvGraphicFramePr>
+              <a:graphicFrameLocks xmlns:a="http://schemas.openxmlformats.org/drawingml/2006/main" noChangeAspect="1"/>
+            </wp:cNvGraphicFramePr>
+            <a:graphic xmlns:a="http://schemas.openxmlformats.org/drawingml/2006/main">
+              <a:graphicData uri="http://schemas.openxmlformats.org/drawingml/2006/picture">
+                <pic:pic xmlns:pic="http://schemas.openxmlformats.org/drawingml/2006/picture">
+                  <pic:nvPicPr>
+                    <pic:cNvPr id="1602119750" name="Picture 1602119750"/>
+                    <pic:cNvPicPr/>
+                  </pic:nvPicPr>
+                  <pic:blipFill>
+                    <a:blip r:embed="rId10" cstate="print">
+                      <a:extLst>
+                        <a:ext uri="{28A0092B-C50C-407E-A947-70E740481C1C}">
+                          <a14:useLocalDpi xmlns:a14="http://schemas.microsoft.com/office/drawing/2010/main" val="0"/>
+                        </a:ext>
+                      </a:extLst>
+                    </a:blip>
+                    <a:stretch>
+                      <a:fillRect/>
+                    </a:stretch>
+                  </pic:blipFill>
+                  <pic:spPr>
+                    <a:xfrm>
+                      <a:off x="0" y="0"/>
+                      <a:ext cx="4070985" cy="2133600"/>
+                    </a:xfrm>
+                    <a:prstGeom prst="rect">
+                      <a:avLst/>
+                    </a:prstGeom>
+                  </pic:spPr>
+                </pic:pic>
+              </a:graphicData>
+            </a:graphic>
+            <wp14:sizeRelH relativeFrom="margin">
+              <wp14:pctWidth>0</wp14:pctWidth>
+            </wp14:sizeRelH>
+            <wp14:sizeRelV relativeFrom="margin">
+              <wp14:pctHeight>0</wp14:pctHeight>
+            </wp14:sizeRelV>
+          </wp:anchor>
+        </w:drawing>
+      </w:r>
+      <w:r>
+        <w:rPr>
+          <w:noProof/>
+        </w:rPr>
+        <w:drawing>
+          <wp:inline distT="0" distB="0" distL="0" distR="0" wp14:anchorId="1E0F61BE" wp14:editId="57BE0A09">
+            <wp:extent cx="4094922" cy="2159883"/>
+            <wp:effectExtent l="0" t="0" r="1270" b="0"/>
+            <wp:docPr id="436868197" name="drawing"/>
+            <wp:cNvGraphicFramePr>
+              <a:graphicFrameLocks xmlns:a="http://schemas.openxmlformats.org/drawingml/2006/main" noChangeAspect="1"/>
+            </wp:cNvGraphicFramePr>
+            <a:graphic xmlns:a="http://schemas.openxmlformats.org/drawingml/2006/main">
+              <a:graphicData uri="http://schemas.openxmlformats.org/drawingml/2006/picture">
+                <pic:pic xmlns:pic="http://schemas.openxmlformats.org/drawingml/2006/picture">
+                  <pic:nvPicPr>
+                    <pic:cNvPr id="436868197" name="Picture 436868197"/>
+                    <pic:cNvPicPr/>
+                  </pic:nvPicPr>
+                  <pic:blipFill>
+                    <a:blip r:embed="rId11">
+                      <a:extLst>
+                        <a:ext uri="{28A0092B-C50C-407E-A947-70E740481C1C}">
+                          <a14:useLocalDpi xmlns:a14="http://schemas.microsoft.com/office/drawing/2010/main"/>
+                        </a:ext>
+                      </a:extLst>
+                    </a:blip>
+                    <a:stretch>
+                      <a:fillRect/>
+                    </a:stretch>
+                  </pic:blipFill>
+                  <pic:spPr>
+                    <a:xfrm>
+                      <a:off x="0" y="0"/>
+                      <a:ext cx="4118204" cy="2172163"/>
+                    </a:xfrm>
+                    <a:prstGeom prst="rect">
+                      <a:avLst/>
+                    </a:prstGeom>
+                  </pic:spPr>
+                </pic:pic>
+              </a:graphicData>
+            </a:graphic>
+          </wp:inline>
+        </w:drawing>
+      </w:r>
+      <w:r>
+        <w:rPr>
+          <w:noProof/>
+        </w:rPr>
+        <w:drawing>
+          <wp:inline distT="0" distB="0" distL="0" distR="0" wp14:anchorId="0B0E05DD" wp14:editId="39C37C09">
+            <wp:extent cx="4071068" cy="2133755"/>
+            <wp:effectExtent l="0" t="0" r="5715" b="0"/>
+            <wp:docPr id="660168330" name="drawing"/>
+            <wp:cNvGraphicFramePr>
+              <a:graphicFrameLocks xmlns:a="http://schemas.openxmlformats.org/drawingml/2006/main" noChangeAspect="1"/>
+            </wp:cNvGraphicFramePr>
+            <a:graphic xmlns:a="http://schemas.openxmlformats.org/drawingml/2006/main">
+              <a:graphicData uri="http://schemas.openxmlformats.org/drawingml/2006/picture">
+                <pic:pic xmlns:pic="http://schemas.openxmlformats.org/drawingml/2006/picture">
+                  <pic:nvPicPr>
+                    <pic:cNvPr id="660168330" name="Picture 660168330"/>
+                    <pic:cNvPicPr/>
+                  </pic:nvPicPr>
+                  <pic:blipFill>
+                    <a:blip r:embed="rId12">
+                      <a:extLst>
+                        <a:ext uri="{28A0092B-C50C-407E-A947-70E740481C1C}">
+                          <a14:useLocalDpi xmlns:a14="http://schemas.microsoft.com/office/drawing/2010/main"/>
+                        </a:ext>
+                      </a:extLst>
+                    </a:blip>
+                    <a:stretch>
+                      <a:fillRect/>
+                    </a:stretch>
+                  </pic:blipFill>
+                  <pic:spPr>
+                    <a:xfrm>
+                      <a:off x="0" y="0"/>
+                      <a:ext cx="4086136" cy="2141653"/>
+                    </a:xfrm>
+                    <a:prstGeom prst="rect">
+                      <a:avLst/>
+                    </a:prstGeom>
+                  </pic:spPr>
+                </pic:pic>
+              </a:graphicData>
+            </a:graphic>
+          </wp:inline>
+        </w:drawing>
+      </w:r>
+    </w:p>
+    <w:p>
+      <w:pPr>
+        <w:spacing w:after="160" w:line="278" w:lineRule="auto"/>
+      </w:pPr>
+    </w:p>
+    <w:p>
+      <w:pPr>
+        <w:spacing w:after="160" w:line="278" w:lineRule="auto"/>
+      </w:pPr>
+      <w:r>
+        <w:br w:type="page"/>
+      </w:r>
+    </w:p>
+    <w:p>
+      <w:pPr>
+        <w:spacing w:after="160" w:line="278" w:lineRule="auto"/>
+      </w:pPr>
+      <w:r>
+        <w:lastRenderedPageBreak/>
+        <w:t>Case 2: Editing</w:t>
+      </w:r>
+      <w:r>
+        <w:t xml:space="preserve"> items in the SmartStock</w:t>
+      </w:r>
+    </w:p>
+    <w:p>
+      <w:pPr>
+        <w:spacing w:after="160" w:line="278" w:lineRule="auto"/>
+      </w:pPr>
+      <w:r>
+        <w:drawing>
+          <wp:inline distT="0" distB="0" distL="0" distR="0" wp14:anchorId="1329ABA3" wp14:editId="7D06CDFE">
+            <wp:extent cx="5731510" cy="499110"/>
+            <wp:effectExtent l="0" t="0" r="2540" b="0"/>
+            <wp:docPr id="1033010739" name="Picture 1"/>
+            <wp:cNvGraphicFramePr>
+              <a:graphicFrameLocks xmlns:a="http://schemas.openxmlformats.org/drawingml/2006/main" noChangeAspect="1"/>
+            </wp:cNvGraphicFramePr>
+            <a:graphic xmlns:a="http://schemas.openxmlformats.org/drawingml/2006/main">
+              <a:graphicData uri="http://schemas.openxmlformats.org/drawingml/2006/picture">
+                <pic:pic xmlns:pic="http://schemas.openxmlformats.org/drawingml/2006/picture">
+                  <pic:nvPicPr>
+                    <pic:cNvPr id="1033010739" name=""/>
+                    <pic:cNvPicPr/>
+                  </pic:nvPicPr>
+                  <pic:blipFill>
+                    <a:blip r:embed="rId13"/>
+                    <a:stretch>
+                      <a:fillRect/>
+                    </a:stretch>
+                  </pic:blipFill>
+                  <pic:spPr>
+                    <a:xfrm>
+                      <a:off x="0" y="0"/>
+                      <a:ext cx="5731510" cy="499110"/>
+                    </a:xfrm>
+                    <a:prstGeom prst="rect">
+                      <a:avLst/>
+                    </a:prstGeom>
+                  </pic:spPr>
+                </pic:pic>
+              </a:graphicData>
+            </a:graphic>
+          </wp:inline>
+        </w:drawing>
+      </w:r>
+    </w:p>
+    <w:p>
+      <w:pPr>
+        <w:spacing w:after="160" w:line="278" w:lineRule="auto"/>
+      </w:pPr>
+      <w:r>
+        <w:drawing>
+          <wp:inline distT="0" distB="0" distL="0" distR="0" wp14:anchorId="4DDD445B" wp14:editId="27A3AB45">
+            <wp:extent cx="5731510" cy="737870"/>
+            <wp:effectExtent l="0" t="0" r="2540" b="5080"/>
+            <wp:docPr id="817383127" name="Picture 1"/>
+            <wp:cNvGraphicFramePr>
+              <a:graphicFrameLocks xmlns:a="http://schemas.openxmlformats.org/drawingml/2006/main" noChangeAspect="1"/>
+            </wp:cNvGraphicFramePr>
+            <a:graphic xmlns:a="http://schemas.openxmlformats.org/drawingml/2006/main">
+              <a:graphicData uri="http://schemas.openxmlformats.org/drawingml/2006/picture">
+                <pic:pic xmlns:pic="http://schemas.openxmlformats.org/drawingml/2006/picture">
+                  <pic:nvPicPr>
+                    <pic:cNvPr id="817383127" name=""/>
+                    <pic:cNvPicPr/>
+                  </pic:nvPicPr>
+                  <pic:blipFill>
+                    <a:blip r:embed="rId14"/>
+                    <a:stretch>
+                      <a:fillRect/>
+                    </a:stretch>
+                  </pic:blipFill>
+                  <pic:spPr>
+                    <a:xfrm>
+                      <a:off x="0" y="0"/>
+                      <a:ext cx="5731510" cy="737870"/>
+                    </a:xfrm>
+                    <a:prstGeom prst="rect">
+                      <a:avLst/>
+                    </a:prstGeom>
+                  </pic:spPr>
+                </pic:pic>
+              </a:graphicData>
+            </a:graphic>
+          </wp:inline>
+        </w:drawing>
+      </w:r>
+    </w:p>
+    <w:p>
+      <w:pPr>
+        <w:spacing w:after="160" w:line="278" w:lineRule="auto"/>
+        <w:rPr>
+          <w:rFonts w:ascii="Georgia" w:hAnsi="Georgia"/>
+          <w:color w:val="000000" w:themeColor="text1"/>
+        </w:rPr>
+      </w:pPr>
+      <w:r>
+        <w:rPr>
+          <w:rFonts w:ascii="Georgia" w:hAnsi="Georgia"/>
+          <w:color w:val="000000" w:themeColor="text1"/>
+        </w:rPr>
+        <w:drawing>
+          <wp:inline distT="0" distB="0" distL="0" distR="0" wp14:anchorId="517FC71C" wp14:editId="33C0EB77">
+            <wp:extent cx="3943847" cy="2614667"/>
+            <wp:effectExtent l="0" t="0" r="0" b="0"/>
+            <wp:docPr id="26249839" name="Picture 1"/>
+            <wp:cNvGraphicFramePr>
+              <a:graphicFrameLocks xmlns:a="http://schemas.openxmlformats.org/drawingml/2006/main" noChangeAspect="1"/>
+            </wp:cNvGraphicFramePr>
+            <a:graphic xmlns:a="http://schemas.openxmlformats.org/drawingml/2006/main">
+              <a:graphicData uri="http://schemas.openxmlformats.org/drawingml/2006/picture">
+                <pic:pic xmlns:pic="http://schemas.openxmlformats.org/drawingml/2006/picture">
+                  <pic:nvPicPr>
+                    <pic:cNvPr id="26249839" name=""/>
+                    <pic:cNvPicPr/>
+                  </pic:nvPicPr>
+                  <pic:blipFill>
+                    <a:blip r:embed="rId15"/>
+                    <a:stretch>
+                      <a:fillRect/>
+                    </a:stretch>
+                  </pic:blipFill>
+                  <pic:spPr>
+                    <a:xfrm>
+                      <a:off x="0" y="0"/>
+                      <a:ext cx="3960192" cy="2625504"/>
+                    </a:xfrm>
+                    <a:prstGeom prst="rect">
+                      <a:avLst/>
+                    </a:prstGeom>
+                  </pic:spPr>
+                </pic:pic>
+              </a:graphicData>
+            </a:graphic>
+          </wp:inline>
+        </w:drawing>
+      </w:r>
+    </w:p>
+    <w:p>
+      <w:pPr>
+        <w:spacing w:after="160" w:line="278" w:lineRule="auto"/>
+        <w:rPr>
+          <w:rFonts w:ascii="Georgia" w:hAnsi="Georgia"/>
+          <w:color w:val="000000" w:themeColor="text1"/>
+        </w:rPr>
+      </w:pPr>
+      <w:r>
+        <w:rPr>
+          <w:rFonts w:ascii="Georgia" w:hAnsi="Georgia"/>
+          <w:color w:val="000000" w:themeColor="text1"/>
+        </w:rPr>
+        <w:drawing>
+          <wp:inline distT="0" distB="0" distL="0" distR="0" wp14:anchorId="1F5B52B4" wp14:editId="435140F2">
+            <wp:extent cx="4738977" cy="2418842"/>
+            <wp:effectExtent l="0" t="0" r="5080" b="635"/>
+            <wp:docPr id="340810808" name="Picture 1"/>
+            <wp:cNvGraphicFramePr>
+              <a:graphicFrameLocks xmlns:a="http://schemas.openxmlformats.org/drawingml/2006/main" noChangeAspect="1"/>
+            </wp:cNvGraphicFramePr>
+            <a:graphic xmlns:a="http://schemas.openxmlformats.org/drawingml/2006/main">
+              <a:graphicData uri="http://schemas.openxmlformats.org/drawingml/2006/picture">
+                <pic:pic xmlns:pic="http://schemas.openxmlformats.org/drawingml/2006/picture">
+                  <pic:nvPicPr>
+                    <pic:cNvPr id="340810808" name=""/>
+                    <pic:cNvPicPr/>
+                  </pic:nvPicPr>
+                  <pic:blipFill>
+                    <a:blip r:embed="rId16"/>
+                    <a:stretch>
+                      <a:fillRect/>
+                    </a:stretch>
+                  </pic:blipFill>
+                  <pic:spPr>
+                    <a:xfrm>
+                      <a:off x="0" y="0"/>
+                      <a:ext cx="4745991" cy="2422422"/>
+                    </a:xfrm>
+                    <a:prstGeom prst="rect">
+                      <a:avLst/>
+                    </a:prstGeom>
+                  </pic:spPr>
+                </pic:pic>
+              </a:graphicData>
+            </a:graphic>
+          </wp:inline>
+        </w:drawing>
+      </w:r>
+    </w:p>
+    <w:p>
+      <w:pPr>
+        <w:spacing w:after="160" w:line="278" w:lineRule="auto"/>
+        <w:rPr>
+          <w:rFonts w:ascii="Georgia" w:hAnsi="Georgia"/>
+          <w:color w:val="000000" w:themeColor="text1"/>
+        </w:rPr>
+      </w:pPr>
+      <w:r>
+        <w:rPr>
+          <w:rFonts w:ascii="Georgia" w:hAnsi="Georgia"/>
+          <w:color w:val="000000" w:themeColor="text1"/>
+        </w:rPr>
+        <w:br w:type="page"/>
+      </w:r>
+    </w:p>
+    <w:p>
+      <w:pPr>
+        <w:spacing w:after="160" w:line="278" w:lineRule="auto"/>
+        <w:rPr>
+          <w:rFonts w:ascii="Georgia" w:hAnsi="Georgia"/>
+          <w:color w:val="000000" w:themeColor="text1"/>
+        </w:rPr>
+      </w:pPr>
+      <w:r>
+        <w:lastRenderedPageBreak/>
+        <w:t>Case 3: Removing items from the SmartStock</w:t>
+      </w:r>
+      <w:r>
+        <w:rPr>
+          <w:rFonts w:ascii="Georgia" w:hAnsi="Georgia"/>
+          <w:color w:val="000000" w:themeColor="text1"/>
+        </w:rPr>
+        <w:br/>
+      </w:r>
+      <w:r>
+        <w:rPr>
+          <w:rFonts w:ascii="Georgia" w:hAnsi="Georgia"/>
+          <w:color w:val="000000" w:themeColor="text1"/>
+        </w:rPr>
+        <w:drawing>
+          <wp:inline distT="0" distB="0" distL="0" distR="0" wp14:anchorId="0519A5BF" wp14:editId="74E88C67">
+            <wp:extent cx="6225700" cy="572494"/>
+            <wp:effectExtent l="0" t="0" r="3810" b="0"/>
+            <wp:docPr id="1154256149" name="Picture 1"/>
+            <wp:cNvGraphicFramePr>
+              <a:graphicFrameLocks xmlns:a="http://schemas.openxmlformats.org/drawingml/2006/main" noChangeAspect="1"/>
+            </wp:cNvGraphicFramePr>
+            <a:graphic xmlns:a="http://schemas.openxmlformats.org/drawingml/2006/main">
+              <a:graphicData uri="http://schemas.openxmlformats.org/drawingml/2006/picture">
+                <pic:pic xmlns:pic="http://schemas.openxmlformats.org/drawingml/2006/picture">
+                  <pic:nvPicPr>
+                    <pic:cNvPr id="1154256149" name=""/>
+                    <pic:cNvPicPr/>
+                  </pic:nvPicPr>
+                  <pic:blipFill>
+                    <a:blip r:embed="rId17"/>
+                    <a:stretch>
+                      <a:fillRect/>
+                    </a:stretch>
+                  </pic:blipFill>
+                  <pic:spPr>
+                    <a:xfrm>
+                      <a:off x="0" y="0"/>
+                      <a:ext cx="6260902" cy="575731"/>
+                    </a:xfrm>
+                    <a:prstGeom prst="rect">
+                      <a:avLst/>
+                    </a:prstGeom>
+                  </pic:spPr>
+                </pic:pic>
+              </a:graphicData>
+            </a:graphic>
+          </wp:inline>
+        </w:drawing>
+      </w:r>
+    </w:p>
+    <w:p>
+      <w:pPr>
+        <w:spacing w:after="160" w:line="278" w:lineRule="auto"/>
+        <w:rPr>
+          <w:rFonts w:ascii="Georgia" w:hAnsi="Georgia"/>
+          <w:color w:val="000000" w:themeColor="text1"/>
+        </w:rPr>
+      </w:pPr>
+      <w:r>
+        <w:rPr>
+          <w:rFonts w:ascii="Georgia" w:hAnsi="Georgia"/>
+          <w:color w:val="000000" w:themeColor="text1"/>
+        </w:rPr>
+        <w:drawing>
+          <wp:inline distT="0" distB="0" distL="0" distR="0" wp14:anchorId="3FDE7D22" wp14:editId="48A099DA">
+            <wp:extent cx="4325510" cy="2865782"/>
+            <wp:effectExtent l="0" t="0" r="0" b="0"/>
+            <wp:docPr id="1790034790" name="Picture 1"/>
+            <wp:cNvGraphicFramePr>
+              <a:graphicFrameLocks xmlns:a="http://schemas.openxmlformats.org/drawingml/2006/main" noChangeAspect="1"/>
+            </wp:cNvGraphicFramePr>
+            <a:graphic xmlns:a="http://schemas.openxmlformats.org/drawingml/2006/main">
+              <a:graphicData uri="http://schemas.openxmlformats.org/drawingml/2006/picture">
+                <pic:pic xmlns:pic="http://schemas.openxmlformats.org/drawingml/2006/picture">
+                  <pic:nvPicPr>
+                    <pic:cNvPr id="1790034790" name=""/>
+                    <pic:cNvPicPr/>
+                  </pic:nvPicPr>
+                  <pic:blipFill>
+                    <a:blip r:embed="rId18"/>
+                    <a:stretch>
+                      <a:fillRect/>
+                    </a:stretch>
+                  </pic:blipFill>
+                  <pic:spPr>
+                    <a:xfrm>
+                      <a:off x="0" y="0"/>
+                      <a:ext cx="4334865" cy="2871980"/>
+                    </a:xfrm>
+                    <a:prstGeom prst="rect">
+                      <a:avLst/>
+                    </a:prstGeom>
+                  </pic:spPr>
+                </pic:pic>
+              </a:graphicData>
+            </a:graphic>
+          </wp:inline>
+        </w:drawing>
+      </w:r>
+    </w:p>
+    <w:p>
+      <w:pPr>
+        <w:spacing w:after="160" w:line="278" w:lineRule="auto"/>
+      </w:pPr>
+      <w:r>
+        <w:t xml:space="preserve">Case 4: </w:t>
+      </w:r>
+      <w:r>
+        <w:t>Value Calculations for the SmartStock</w:t>
+      </w:r>
+    </w:p>
+    <w:p>
+      <w:pPr>
+        <w:spacing w:after="160" w:line="278" w:lineRule="auto"/>
+      </w:pPr>
+      <w:r>
+        <w:drawing>
+          <wp:inline distT="0" distB="0" distL="0" distR="0" wp14:anchorId="7CA8F44A" wp14:editId="4E13B2A3">
+            <wp:extent cx="5731510" cy="528320"/>
+            <wp:effectExtent l="0" t="0" r="2540" b="5080"/>
+            <wp:docPr id="919969359" name="Picture 1"/>
+            <wp:cNvGraphicFramePr>
+              <a:graphicFrameLocks xmlns:a="http://schemas.openxmlformats.org/drawingml/2006/main" noChangeAspect="1"/>
+            </wp:cNvGraphicFramePr>
+            <a:graphic xmlns:a="http://schemas.openxmlformats.org/drawingml/2006/main">
+              <a:graphicData uri="http://schemas.openxmlformats.org/drawingml/2006/picture">
+                <pic:pic xmlns:pic="http://schemas.openxmlformats.org/drawingml/2006/picture">
+                  <pic:nvPicPr>
+                    <pic:cNvPr id="919969359" name=""/>
+                    <pic:cNvPicPr/>
+                  </pic:nvPicPr>
+                  <pic:blipFill>
+                    <a:blip r:embed="rId19"/>
+                    <a:stretch>
+                      <a:fillRect/>
+                    </a:stretch>
+                  </pic:blipFill>
+                  <pic:spPr>
+                    <a:xfrm>
+                      <a:off x="0" y="0"/>
+                      <a:ext cx="5731510" cy="528320"/>
+                    </a:xfrm>
+                    <a:prstGeom prst="rect">
+                      <a:avLst/>
+                    </a:prstGeom>
+                  </pic:spPr>
+                </pic:pic>
+              </a:graphicData>
+            </a:graphic>
+          </wp:inline>
+        </w:drawing>
+      </w:r>
+    </w:p>
+    <w:p>
+      <w:pPr>
+        <w:spacing w:after="160" w:line="278" w:lineRule="auto"/>
+        <w:rPr>
+          <w:rFonts w:ascii="Georgia" w:hAnsi="Georgia"/>
+          <w:color w:val="000000" w:themeColor="text1"/>
+        </w:rPr>
+      </w:pPr>
+      <w:r>
+        <w:rPr>
+          <w:rFonts w:ascii="Georgia" w:hAnsi="Georgia"/>
+          <w:color w:val="000000" w:themeColor="text1"/>
+        </w:rPr>
+        <w:drawing>
+          <wp:inline distT="0" distB="0" distL="0" distR="0" wp14:anchorId="313DC6E2" wp14:editId="74D9FD0B">
+            <wp:extent cx="4595854" cy="3054568"/>
+            <wp:effectExtent l="0" t="0" r="0" b="0"/>
+            <wp:docPr id="1597498659" name="Picture 1"/>
+            <wp:cNvGraphicFramePr>
+              <a:graphicFrameLocks xmlns:a="http://schemas.openxmlformats.org/drawingml/2006/main" noChangeAspect="1"/>
+            </wp:cNvGraphicFramePr>
+            <a:graphic xmlns:a="http://schemas.openxmlformats.org/drawingml/2006/main">
+              <a:graphicData uri="http://schemas.openxmlformats.org/drawingml/2006/picture">
+                <pic:pic xmlns:pic="http://schemas.openxmlformats.org/drawingml/2006/picture">
+                  <pic:nvPicPr>
+                    <pic:cNvPr id="1597498659" name=""/>
+                    <pic:cNvPicPr/>
+                  </pic:nvPicPr>
+                  <pic:blipFill>
+                    <a:blip r:embed="rId20"/>
+                    <a:stretch>
+                      <a:fillRect/>
+                    </a:stretch>
+                  </pic:blipFill>
+                  <pic:spPr>
+                    <a:xfrm>
+                      <a:off x="0" y="0"/>
+                      <a:ext cx="4600071" cy="3057371"/>
+                    </a:xfrm>
+                    <a:prstGeom prst="rect">
+                      <a:avLst/>
+                    </a:prstGeom>
+                  </pic:spPr>
+                </pic:pic>
+              </a:graphicData>
+            </a:graphic>
+          </wp:inline>
+        </w:drawing>
+      </w:r>
+      <w:r>
+        <w:rPr>
+          <w:rFonts w:ascii="Georgia" w:hAnsi="Georgia"/>
+          <w:color w:val="000000" w:themeColor="text1"/>
+        </w:rPr>
+        <w:t xml:space="preserve"> </w:t>
+      </w:r>
+    </w:p>
+    <w:p>
+      <w:pPr>
+        <w:spacing w:after="160" w:line="278" w:lineRule="auto"/>
+        <w:rPr>
+          <w:rFonts w:ascii="Georgia" w:hAnsi="Georgia"/>
+          <w:color w:val="000000" w:themeColor="text1"/>
+        </w:rPr>
+      </w:pPr>
+      <w:r>
+        <w:rPr>
+          <w:rFonts w:ascii="Georgia" w:hAnsi="Georgia"/>
+          <w:color w:val="000000" w:themeColor="text1"/>
+        </w:rPr>
+        <w:br w:type="page"/>
+      </w:r>
+    </w:p>
+    <w:p>
+      <w:pPr>
+        <w:spacing w:after="160" w:line="278" w:lineRule="auto"/>
+        <w:rPr>
+          <w:rFonts w:cs="Arial"/>
+          <w:color w:val="000000" w:themeColor="text1"/>
+        </w:rPr>
+      </w:pPr>
+      <w:r>
+        <w:rPr>
+          <w:rFonts w:cs="Arial"/>
+          <w:color w:val="000000" w:themeColor="text1"/>
+        </w:rPr>
+        <w:lastRenderedPageBreak/>
+        <w:t>Case 5: Dashboard View for SmartStock</w:t>
+      </w:r>
+    </w:p>
+    <w:p>
+      <w:pPr>
+        <w:spacing w:after="160" w:line="278" w:lineRule="auto"/>
+        <w:rPr>
+          <w:rFonts w:ascii="Georgia" w:hAnsi="Georgia"/>
+          <w:color w:val="000000" w:themeColor="text1"/>
+        </w:rPr>
+      </w:pPr>
+      <w:r>
+        <w:rPr>
+          <w:rFonts w:ascii="Georgia" w:hAnsi="Georgia"/>
+          <w:color w:val="000000" w:themeColor="text1"/>
+        </w:rPr>
+        <w:drawing>
+          <wp:inline distT="0" distB="0" distL="0" distR="0" wp14:anchorId="2D1EBCF4" wp14:editId="0F43AE3E">
+            <wp:extent cx="5731510" cy="482600"/>
+            <wp:effectExtent l="0" t="0" r="2540" b="0"/>
+            <wp:docPr id="676770344" name="Picture 1"/>
+            <wp:cNvGraphicFramePr>
+              <a:graphicFrameLocks xmlns:a="http://schemas.openxmlformats.org/drawingml/2006/main" noChangeAspect="1"/>
+            </wp:cNvGraphicFramePr>
+            <a:graphic xmlns:a="http://schemas.openxmlformats.org/drawingml/2006/main">
+              <a:graphicData uri="http://schemas.openxmlformats.org/drawingml/2006/picture">
+                <pic:pic xmlns:pic="http://schemas.openxmlformats.org/drawingml/2006/picture">
+                  <pic:nvPicPr>
+                    <pic:cNvPr id="676770344" name=""/>
+                    <pic:cNvPicPr/>
+                  </pic:nvPicPr>
+                  <pic:blipFill>
+                    <a:blip r:embed="rId21"/>
+                    <a:stretch>
+                      <a:fillRect/>
+                    </a:stretch>
+                  </pic:blipFill>
+                  <pic:spPr>
+                    <a:xfrm>
+                      <a:off x="0" y="0"/>
+                      <a:ext cx="5731510" cy="482600"/>
+                    </a:xfrm>
+                    <a:prstGeom prst="rect">
+                      <a:avLst/>
+                    </a:prstGeom>
+                  </pic:spPr>
+                </pic:pic>
+              </a:graphicData>
+            </a:graphic>
+          </wp:inline>
+        </w:drawing>
+      </w:r>
+      <w:r>
+        <w:rPr>
+          <w:rFonts w:ascii="Georgia" w:hAnsi="Georgia"/>
+          <w:color w:val="000000" w:themeColor="text1"/>
+        </w:rPr>
+        <w:t xml:space="preserve"> </w:t>
+      </w:r>
+    </w:p>
+    <w:p>
+      <w:pPr>
+        <w:spacing w:after="160" w:line="278" w:lineRule="auto"/>
+        <w:rPr>
+          <w:rFonts w:ascii="Georgia" w:hAnsi="Georgia"/>
+          <w:color w:val="000000" w:themeColor="text1"/>
+        </w:rPr>
+      </w:pPr>
+      <w:r>
+        <w:rPr>
+          <w:rFonts w:ascii="Georgia" w:hAnsi="Georgia"/>
+          <w:color w:val="000000" w:themeColor="text1"/>
+        </w:rPr>
+        <w:drawing>
+          <wp:inline distT="0" distB="0" distL="0" distR="0" wp14:anchorId="168ACEE9" wp14:editId="2DD77233">
+            <wp:extent cx="5731510" cy="3790315"/>
+            <wp:effectExtent l="0" t="0" r="2540" b="635"/>
+            <wp:docPr id="847791742" name="Picture 1"/>
+            <wp:cNvGraphicFramePr>
+              <a:graphicFrameLocks xmlns:a="http://schemas.openxmlformats.org/drawingml/2006/main" noChangeAspect="1"/>
+            </wp:cNvGraphicFramePr>
+            <a:graphic xmlns:a="http://schemas.openxmlformats.org/drawingml/2006/main">
+              <a:graphicData uri="http://schemas.openxmlformats.org/drawingml/2006/picture">
+                <pic:pic xmlns:pic="http://schemas.openxmlformats.org/drawingml/2006/picture">
+                  <pic:nvPicPr>
+                    <pic:cNvPr id="847791742" name=""/>
+                    <pic:cNvPicPr/>
+                  </pic:nvPicPr>
+                  <pic:blipFill>
+                    <a:blip r:embed="rId22"/>
+                    <a:stretch>
+                      <a:fillRect/>
+                    </a:stretch>
+                  </pic:blipFill>
+                  <pic:spPr>
+                    <a:xfrm>
+                      <a:off x="0" y="0"/>
+                      <a:ext cx="5731510" cy="3790315"/>
+                    </a:xfrm>
+                    <a:prstGeom prst="rect">
+                      <a:avLst/>
+                    </a:prstGeom>
+                  </pic:spPr>
+                </pic:pic>
+              </a:graphicData>
+            </a:graphic>
+          </wp:inline>
+        </w:drawing>
+      </w:r>
+      <w:r>
+        <w:rPr>
+          <w:rFonts w:ascii="Georgia" w:hAnsi="Georgia"/>
+          <w:color w:val="000000" w:themeColor="text1"/>
+        </w:rPr>
+        <w:br w:type="page"/>
+      </w:r>
+    </w:p>
+    <w:p>
+      <w:pPr>
         <w:pStyle w:val="Heading2"/>
       </w:pPr>
-      <w:bookmarkStart w:id="24" w:name="_Toc228267270"/>
-      <w:r>
+      <w:bookmarkStart w:id="25" w:name="_Toc228271105"/>
+      <w:r>
+        <w:lastRenderedPageBreak/>
         <w:t>GitHub Contributors Graph</w:t>
       </w:r>
-      <w:bookmarkEnd w:id="24"/>
+      <w:bookmarkEnd w:id="25"/>
     </w:p>
     <w:p/>
     <w:p>
       <w:r>
+        <w:rPr>
+          <w:noProof/>
+        </w:rPr>
         <w:drawing>
           <wp:inline distT="0" distB="0" distL="0" distR="0" wp14:anchorId="5A255CBC" wp14:editId="3B16EAEA">
             <wp:extent cx="5916383" cy="7450212"/>
@@ -10203,7 +10810,7 @@
                     <pic:cNvPicPr/>
                   </pic:nvPicPr>
                   <pic:blipFill>
-                    <a:blip r:embed="rId9"/>
+                    <a:blip r:embed="rId23"/>
                     <a:stretch>
                       <a:fillRect/>
                     </a:stretch>
@@ -10255,11 +10862,12 @@
       <w:pPr>
         <w:pStyle w:val="Heading2"/>
       </w:pPr>
-      <w:bookmarkStart w:id="25" w:name="_Toc228267271"/>
-      <w:r>
+      <w:bookmarkStart w:id="26" w:name="_Toc228271106"/>
+      <w:r>
+        <w:lastRenderedPageBreak/>
         <w:t>Meeting Minutes</w:t>
       </w:r>
-      <w:bookmarkEnd w:id="25"/>
+      <w:bookmarkEnd w:id="26"/>
     </w:p>
     <w:p/>
     <w:p/>
@@ -11170,7 +11778,6 @@
               </w:rPr>
               <w:t xml:space="preserve">Ben and Aaron to continue coding </w:t>
             </w:r>
-            <w:proofErr w:type="spellStart"/>
             <w:r>
               <w:rPr>
                 <w:rFonts w:cs="Arial"/>
@@ -11179,18 +11786,7 @@
                 <w:sz w:val="20"/>
                 <w:lang w:eastAsia="en-GB"/>
               </w:rPr>
-              <w:t>SmartStock</w:t>
-            </w:r>
-            <w:proofErr w:type="spellEnd"/>
-            <w:r>
-              <w:rPr>
-                <w:rFonts w:cs="Arial"/>
-                <w:bCs w:val="0"/>
-                <w:color w:val="1F2937"/>
-                <w:sz w:val="20"/>
-                <w:lang w:eastAsia="en-GB"/>
-              </w:rPr>
-              <w:t xml:space="preserve"> System</w:t>
+              <w:t>SmartStock System</w:t>
             </w:r>
           </w:p>
         </w:tc>
@@ -11332,29 +11928,7 @@
                 <w:sz w:val="20"/>
                 <w:lang w:eastAsia="en-GB"/>
               </w:rPr>
-              <w:t xml:space="preserve">Aaron Rielly, Ben McManus, Dan Caveney, Eesaa </w:t>
-            </w:r>
-            <w:proofErr w:type="spellStart"/>
-            <w:r>
-              <w:rPr>
-                <w:rFonts w:cs="Arial"/>
-                <w:bCs w:val="0"/>
-                <w:color w:val="1F2937"/>
-                <w:sz w:val="20"/>
-                <w:lang w:eastAsia="en-GB"/>
-              </w:rPr>
-              <w:t>Burtwistle</w:t>
-            </w:r>
-            <w:proofErr w:type="spellEnd"/>
-            <w:r>
-              <w:rPr>
-                <w:rFonts w:cs="Arial"/>
-                <w:bCs w:val="0"/>
-                <w:color w:val="1F2937"/>
-                <w:sz w:val="20"/>
-                <w:lang w:eastAsia="en-GB"/>
-              </w:rPr>
-              <w:t>, Lewis Jones</w:t>
+              <w:t>Aaron Rielly, Ben McManus, Dan Caveney, Eesaa Burtwistle, Lewis Jones</w:t>
             </w:r>
           </w:p>
         </w:tc>
@@ -11492,7 +12066,6 @@
               </w:rPr>
               <w:t xml:space="preserve">for the </w:t>
             </w:r>
-            <w:proofErr w:type="spellStart"/>
             <w:r>
               <w:rPr>
                 <w:rFonts w:cs="Arial"/>
@@ -11500,17 +12073,7 @@
                 <w:sz w:val="20"/>
                 <w:lang w:eastAsia="en-GB"/>
               </w:rPr>
-              <w:t>SmartStock</w:t>
-            </w:r>
-            <w:proofErr w:type="spellEnd"/>
-            <w:r>
-              <w:rPr>
-                <w:rFonts w:cs="Arial"/>
-                <w:color w:val="1F2937"/>
-                <w:sz w:val="20"/>
-                <w:lang w:eastAsia="en-GB"/>
-              </w:rPr>
-              <w:t xml:space="preserve"> </w:t>
+              <w:t xml:space="preserve">SmartStock </w:t>
             </w:r>
             <w:r>
               <w:rPr>
